--- a/00 - DESARROLLO ANGULAR.docx
+++ b/00 - DESARROLLO ANGULAR.docx
@@ -7579,6 +7579,7351 @@
           <w:szCs w:val="28"/>
         </w:rPr>
       </w:pPr>
+    </w:p>
+    <w:p>
+      <w:pPr>
+        <w:pStyle w:val="Ttulo1"/>
+      </w:pPr>
+      <w:r>
+        <w:t>INICIAR EL PROYECTO AL LLEGAR AL AULA/CASA</w:t>
+      </w:r>
+    </w:p>
+    <w:p>
+      <w:pPr>
+        <w:spacing w:after="0" w:line="240" w:lineRule="auto"/>
+        <w:rPr>
+          <w:rFonts w:ascii="Verdana" w:hAnsi="Verdana"/>
+          <w:sz w:val="28"/>
+          <w:szCs w:val="28"/>
+        </w:rPr>
+      </w:pPr>
+    </w:p>
+    <w:p>
+      <w:pPr>
+        <w:spacing w:after="0" w:line="240" w:lineRule="auto"/>
+        <w:rPr>
+          <w:rFonts w:ascii="Verdana" w:hAnsi="Verdana"/>
+          <w:sz w:val="28"/>
+          <w:szCs w:val="28"/>
+        </w:rPr>
+      </w:pPr>
+      <w:r>
+        <w:rPr>
+          <w:rFonts w:ascii="Verdana" w:hAnsi="Verdana"/>
+          <w:sz w:val="28"/>
+          <w:szCs w:val="28"/>
+        </w:rPr>
+        <w:t>Para iniciar el proyecto, debemos realizar los siguientes pasos:</w:t>
+      </w:r>
+    </w:p>
+    <w:p>
+      <w:pPr>
+        <w:spacing w:after="0" w:line="240" w:lineRule="auto"/>
+        <w:rPr>
+          <w:rFonts w:ascii="Verdana" w:hAnsi="Verdana"/>
+          <w:sz w:val="28"/>
+          <w:szCs w:val="28"/>
+        </w:rPr>
+      </w:pPr>
+    </w:p>
+    <w:p>
+      <w:pPr>
+        <w:pStyle w:val="Prrafodelista"/>
+        <w:numPr>
+          <w:ilvl w:val="0"/>
+          <w:numId w:val="23"/>
+        </w:numPr>
+        <w:spacing w:after="0" w:line="240" w:lineRule="auto"/>
+        <w:rPr>
+          <w:rFonts w:ascii="Verdana" w:hAnsi="Verdana"/>
+          <w:sz w:val="28"/>
+          <w:szCs w:val="28"/>
+        </w:rPr>
+      </w:pPr>
+      <w:r>
+        <w:rPr>
+          <w:rFonts w:ascii="Verdana" w:hAnsi="Verdana"/>
+          <w:sz w:val="28"/>
+          <w:szCs w:val="28"/>
+        </w:rPr>
+        <w:t>En Windows, entrar en la carpeta de nuestro proyecto.</w:t>
+      </w:r>
+    </w:p>
+    <w:p>
+      <w:pPr>
+        <w:spacing w:after="0" w:line="240" w:lineRule="auto"/>
+        <w:rPr>
+          <w:rFonts w:ascii="Verdana" w:hAnsi="Verdana"/>
+          <w:sz w:val="28"/>
+          <w:szCs w:val="28"/>
+        </w:rPr>
+      </w:pPr>
+    </w:p>
+    <w:p>
+      <w:pPr>
+        <w:spacing w:after="0" w:line="240" w:lineRule="auto"/>
+        <w:rPr>
+          <w:rFonts w:ascii="Verdana" w:hAnsi="Verdana"/>
+          <w:sz w:val="28"/>
+          <w:szCs w:val="28"/>
+        </w:rPr>
+      </w:pPr>
+      <w:r>
+        <w:rPr>
+          <w:noProof/>
+          <w:lang w:eastAsia="es-ES"/>
+        </w:rPr>
+        <w:drawing>
+          <wp:inline distT="0" distB="0" distL="0" distR="0" wp14:anchorId="1FC792EF" wp14:editId="07F78BC2">
+            <wp:extent cx="5400040" cy="2209800"/>
+            <wp:effectExtent l="0" t="0" r="0" b="0"/>
+            <wp:docPr id="2" name="Imagen 2"/>
+            <wp:cNvGraphicFramePr>
+              <a:graphicFrameLocks xmlns:a="http://schemas.openxmlformats.org/drawingml/2006/main" noChangeAspect="1"/>
+            </wp:cNvGraphicFramePr>
+            <a:graphic xmlns:a="http://schemas.openxmlformats.org/drawingml/2006/main">
+              <a:graphicData uri="http://schemas.openxmlformats.org/drawingml/2006/picture">
+                <pic:pic xmlns:pic="http://schemas.openxmlformats.org/drawingml/2006/picture">
+                  <pic:nvPicPr>
+                    <pic:cNvPr id="1" name=""/>
+                    <pic:cNvPicPr/>
+                  </pic:nvPicPr>
+                  <pic:blipFill>
+                    <a:blip r:embed="rId38"/>
+                    <a:stretch>
+                      <a:fillRect/>
+                    </a:stretch>
+                  </pic:blipFill>
+                  <pic:spPr>
+                    <a:xfrm>
+                      <a:off x="0" y="0"/>
+                      <a:ext cx="5400040" cy="2209800"/>
+                    </a:xfrm>
+                    <a:prstGeom prst="rect">
+                      <a:avLst/>
+                    </a:prstGeom>
+                  </pic:spPr>
+                </pic:pic>
+              </a:graphicData>
+            </a:graphic>
+          </wp:inline>
+        </w:drawing>
+      </w:r>
+    </w:p>
+    <w:p>
+      <w:pPr>
+        <w:spacing w:after="0" w:line="240" w:lineRule="auto"/>
+        <w:rPr>
+          <w:rFonts w:ascii="Verdana" w:hAnsi="Verdana"/>
+          <w:sz w:val="28"/>
+          <w:szCs w:val="28"/>
+        </w:rPr>
+      </w:pPr>
+    </w:p>
+    <w:p>
+      <w:pPr>
+        <w:pStyle w:val="Prrafodelista"/>
+        <w:numPr>
+          <w:ilvl w:val="0"/>
+          <w:numId w:val="23"/>
+        </w:numPr>
+        <w:spacing w:after="0" w:line="240" w:lineRule="auto"/>
+        <w:rPr>
+          <w:rFonts w:ascii="Verdana" w:hAnsi="Verdana"/>
+          <w:sz w:val="28"/>
+          <w:szCs w:val="28"/>
+        </w:rPr>
+      </w:pPr>
+      <w:r>
+        <w:rPr>
+          <w:rFonts w:ascii="Verdana" w:hAnsi="Verdana"/>
+          <w:sz w:val="28"/>
+          <w:szCs w:val="28"/>
+        </w:rPr>
+        <w:t xml:space="preserve">Copiamos la ruta y abrimos </w:t>
+      </w:r>
+      <w:proofErr w:type="spellStart"/>
+      <w:r>
+        <w:rPr>
+          <w:rFonts w:ascii="Verdana" w:hAnsi="Verdana"/>
+          <w:b/>
+          <w:sz w:val="28"/>
+          <w:szCs w:val="28"/>
+        </w:rPr>
+        <w:t>cmder</w:t>
+      </w:r>
+      <w:proofErr w:type="spellEnd"/>
+    </w:p>
+    <w:p>
+      <w:pPr>
+        <w:pStyle w:val="Prrafodelista"/>
+        <w:numPr>
+          <w:ilvl w:val="0"/>
+          <w:numId w:val="23"/>
+        </w:numPr>
+        <w:spacing w:after="0" w:line="240" w:lineRule="auto"/>
+        <w:rPr>
+          <w:rFonts w:ascii="Verdana" w:hAnsi="Verdana"/>
+          <w:sz w:val="28"/>
+          <w:szCs w:val="28"/>
+        </w:rPr>
+      </w:pPr>
+      <w:r>
+        <w:rPr>
+          <w:rFonts w:ascii="Verdana" w:hAnsi="Verdana"/>
+          <w:sz w:val="28"/>
+          <w:szCs w:val="28"/>
+        </w:rPr>
+        <w:t xml:space="preserve">En </w:t>
+      </w:r>
+      <w:proofErr w:type="spellStart"/>
+      <w:r>
+        <w:rPr>
+          <w:rFonts w:ascii="Verdana" w:hAnsi="Verdana"/>
+          <w:sz w:val="28"/>
+          <w:szCs w:val="28"/>
+        </w:rPr>
+        <w:t>cmder</w:t>
+      </w:r>
+      <w:proofErr w:type="spellEnd"/>
+      <w:r>
+        <w:rPr>
+          <w:rFonts w:ascii="Verdana" w:hAnsi="Verdana"/>
+          <w:sz w:val="28"/>
+          <w:szCs w:val="28"/>
+        </w:rPr>
+        <w:t>, entramos en nuestra carpeta con el comando:</w:t>
+      </w:r>
+    </w:p>
+    <w:p>
+      <w:pPr>
+        <w:spacing w:after="0" w:line="240" w:lineRule="auto"/>
+        <w:rPr>
+          <w:rFonts w:ascii="Verdana" w:hAnsi="Verdana"/>
+          <w:sz w:val="28"/>
+          <w:szCs w:val="28"/>
+        </w:rPr>
+      </w:pPr>
+      <w:r>
+        <w:rPr>
+          <w:noProof/>
+          <w:lang w:eastAsia="es-ES"/>
+        </w:rPr>
+        <w:drawing>
+          <wp:inline distT="0" distB="0" distL="0" distR="0" wp14:anchorId="584C83B3" wp14:editId="5ECC14D1">
+            <wp:extent cx="5400040" cy="574675"/>
+            <wp:effectExtent l="0" t="0" r="0" b="0"/>
+            <wp:docPr id="3" name="Imagen 3"/>
+            <wp:cNvGraphicFramePr>
+              <a:graphicFrameLocks xmlns:a="http://schemas.openxmlformats.org/drawingml/2006/main" noChangeAspect="1"/>
+            </wp:cNvGraphicFramePr>
+            <a:graphic xmlns:a="http://schemas.openxmlformats.org/drawingml/2006/main">
+              <a:graphicData uri="http://schemas.openxmlformats.org/drawingml/2006/picture">
+                <pic:pic xmlns:pic="http://schemas.openxmlformats.org/drawingml/2006/picture">
+                  <pic:nvPicPr>
+                    <pic:cNvPr id="1" name=""/>
+                    <pic:cNvPicPr/>
+                  </pic:nvPicPr>
+                  <pic:blipFill>
+                    <a:blip r:embed="rId39"/>
+                    <a:stretch>
+                      <a:fillRect/>
+                    </a:stretch>
+                  </pic:blipFill>
+                  <pic:spPr>
+                    <a:xfrm>
+                      <a:off x="0" y="0"/>
+                      <a:ext cx="5400040" cy="574675"/>
+                    </a:xfrm>
+                    <a:prstGeom prst="rect">
+                      <a:avLst/>
+                    </a:prstGeom>
+                  </pic:spPr>
+                </pic:pic>
+              </a:graphicData>
+            </a:graphic>
+          </wp:inline>
+        </w:drawing>
+      </w:r>
+    </w:p>
+    <w:p>
+      <w:pPr>
+        <w:pStyle w:val="Prrafodelista"/>
+        <w:numPr>
+          <w:ilvl w:val="0"/>
+          <w:numId w:val="23"/>
+        </w:numPr>
+        <w:spacing w:after="0" w:line="240" w:lineRule="auto"/>
+        <w:rPr>
+          <w:rFonts w:ascii="Verdana" w:hAnsi="Verdana"/>
+          <w:sz w:val="28"/>
+          <w:szCs w:val="28"/>
+        </w:rPr>
+      </w:pPr>
+      <w:r>
+        <w:rPr>
+          <w:rFonts w:ascii="Verdana" w:hAnsi="Verdana"/>
+          <w:sz w:val="28"/>
+          <w:szCs w:val="28"/>
+        </w:rPr>
+        <w:lastRenderedPageBreak/>
+        <w:t xml:space="preserve">Dentro de la carpeta, en </w:t>
+      </w:r>
+      <w:proofErr w:type="spellStart"/>
+      <w:r>
+        <w:rPr>
+          <w:rFonts w:ascii="Verdana" w:hAnsi="Verdana"/>
+          <w:sz w:val="28"/>
+          <w:szCs w:val="28"/>
+        </w:rPr>
+        <w:t>cmder</w:t>
+      </w:r>
+      <w:proofErr w:type="spellEnd"/>
+      <w:r>
+        <w:rPr>
+          <w:rFonts w:ascii="Verdana" w:hAnsi="Verdana"/>
+          <w:sz w:val="28"/>
+          <w:szCs w:val="28"/>
+        </w:rPr>
+        <w:t>, ejecutamos el comando del inicio del servidor</w:t>
+      </w:r>
+    </w:p>
+    <w:p>
+      <w:pPr>
+        <w:spacing w:after="0" w:line="240" w:lineRule="auto"/>
+        <w:rPr>
+          <w:rFonts w:ascii="Verdana" w:hAnsi="Verdana"/>
+          <w:sz w:val="28"/>
+          <w:szCs w:val="28"/>
+        </w:rPr>
+      </w:pPr>
+    </w:p>
+    <w:p>
+      <w:pPr>
+        <w:spacing w:after="0" w:line="240" w:lineRule="auto"/>
+        <w:rPr>
+          <w:rFonts w:ascii="Verdana" w:hAnsi="Verdana"/>
+          <w:sz w:val="28"/>
+          <w:szCs w:val="28"/>
+        </w:rPr>
+      </w:pPr>
+      <w:r>
+        <w:rPr>
+          <w:noProof/>
+          <w:lang w:eastAsia="es-ES"/>
+        </w:rPr>
+        <w:drawing>
+          <wp:inline distT="0" distB="0" distL="0" distR="0" wp14:anchorId="760508C5" wp14:editId="5010BAD8">
+            <wp:extent cx="5400040" cy="525145"/>
+            <wp:effectExtent l="0" t="0" r="0" b="8255"/>
+            <wp:docPr id="4" name="Imagen 4"/>
+            <wp:cNvGraphicFramePr>
+              <a:graphicFrameLocks xmlns:a="http://schemas.openxmlformats.org/drawingml/2006/main" noChangeAspect="1"/>
+            </wp:cNvGraphicFramePr>
+            <a:graphic xmlns:a="http://schemas.openxmlformats.org/drawingml/2006/main">
+              <a:graphicData uri="http://schemas.openxmlformats.org/drawingml/2006/picture">
+                <pic:pic xmlns:pic="http://schemas.openxmlformats.org/drawingml/2006/picture">
+                  <pic:nvPicPr>
+                    <pic:cNvPr id="1" name=""/>
+                    <pic:cNvPicPr/>
+                  </pic:nvPicPr>
+                  <pic:blipFill>
+                    <a:blip r:embed="rId40"/>
+                    <a:stretch>
+                      <a:fillRect/>
+                    </a:stretch>
+                  </pic:blipFill>
+                  <pic:spPr>
+                    <a:xfrm>
+                      <a:off x="0" y="0"/>
+                      <a:ext cx="5400040" cy="525145"/>
+                    </a:xfrm>
+                    <a:prstGeom prst="rect">
+                      <a:avLst/>
+                    </a:prstGeom>
+                  </pic:spPr>
+                </pic:pic>
+              </a:graphicData>
+            </a:graphic>
+          </wp:inline>
+        </w:drawing>
+      </w:r>
+    </w:p>
+    <w:p>
+      <w:pPr>
+        <w:spacing w:after="0" w:line="240" w:lineRule="auto"/>
+        <w:rPr>
+          <w:rFonts w:ascii="Verdana" w:hAnsi="Verdana"/>
+          <w:sz w:val="28"/>
+          <w:szCs w:val="28"/>
+        </w:rPr>
+      </w:pPr>
+    </w:p>
+    <w:p>
+      <w:pPr>
+        <w:pStyle w:val="Prrafodelista"/>
+        <w:numPr>
+          <w:ilvl w:val="0"/>
+          <w:numId w:val="23"/>
+        </w:numPr>
+        <w:spacing w:after="0" w:line="240" w:lineRule="auto"/>
+        <w:rPr>
+          <w:rFonts w:ascii="Verdana" w:hAnsi="Verdana"/>
+          <w:sz w:val="28"/>
+          <w:szCs w:val="28"/>
+        </w:rPr>
+      </w:pPr>
+      <w:r>
+        <w:rPr>
+          <w:rFonts w:ascii="Verdana" w:hAnsi="Verdana"/>
+          <w:sz w:val="28"/>
+          <w:szCs w:val="28"/>
+        </w:rPr>
+        <w:t xml:space="preserve">Abrimos la </w:t>
+      </w:r>
+      <w:proofErr w:type="spellStart"/>
+      <w:r>
+        <w:rPr>
+          <w:rFonts w:ascii="Verdana" w:hAnsi="Verdana"/>
+          <w:sz w:val="28"/>
+          <w:szCs w:val="28"/>
+        </w:rPr>
+        <w:t>url</w:t>
+      </w:r>
+      <w:proofErr w:type="spellEnd"/>
+      <w:r>
+        <w:rPr>
+          <w:rFonts w:ascii="Verdana" w:hAnsi="Verdana"/>
+          <w:sz w:val="28"/>
+          <w:szCs w:val="28"/>
+        </w:rPr>
+        <w:t xml:space="preserve"> de Angular en un explorador Web.</w:t>
+      </w:r>
+    </w:p>
+    <w:p>
+      <w:pPr>
+        <w:spacing w:after="0" w:line="240" w:lineRule="auto"/>
+        <w:rPr>
+          <w:rFonts w:ascii="Verdana" w:hAnsi="Verdana"/>
+          <w:sz w:val="28"/>
+          <w:szCs w:val="28"/>
+        </w:rPr>
+      </w:pPr>
+    </w:p>
+    <w:p>
+      <w:pPr>
+        <w:pStyle w:val="Prrafodelista"/>
+        <w:numPr>
+          <w:ilvl w:val="0"/>
+          <w:numId w:val="23"/>
+        </w:numPr>
+        <w:spacing w:after="0" w:line="240" w:lineRule="auto"/>
+        <w:rPr>
+          <w:rFonts w:ascii="Verdana" w:hAnsi="Verdana"/>
+          <w:sz w:val="28"/>
+          <w:szCs w:val="28"/>
+        </w:rPr>
+      </w:pPr>
+      <w:r>
+        <w:rPr>
+          <w:rFonts w:ascii="Verdana" w:hAnsi="Verdana"/>
+          <w:sz w:val="28"/>
+          <w:szCs w:val="28"/>
+        </w:rPr>
+        <w:t xml:space="preserve">No volvemos a cerrar </w:t>
+      </w:r>
+      <w:proofErr w:type="spellStart"/>
+      <w:r>
+        <w:rPr>
+          <w:rFonts w:ascii="Verdana" w:hAnsi="Verdana"/>
+          <w:b/>
+          <w:sz w:val="28"/>
+          <w:szCs w:val="28"/>
+        </w:rPr>
+        <w:t>cmder</w:t>
+      </w:r>
+      <w:proofErr w:type="spellEnd"/>
+      <w:r>
+        <w:rPr>
+          <w:rFonts w:ascii="Verdana" w:hAnsi="Verdana"/>
+          <w:sz w:val="28"/>
+          <w:szCs w:val="28"/>
+        </w:rPr>
+        <w:t xml:space="preserve"> ni el explorador web.</w:t>
+      </w:r>
+    </w:p>
+    <w:p>
+      <w:pPr>
+        <w:pStyle w:val="Prrafodelista"/>
+        <w:rPr>
+          <w:rFonts w:ascii="Verdana" w:hAnsi="Verdana"/>
+          <w:sz w:val="28"/>
+          <w:szCs w:val="28"/>
+        </w:rPr>
+      </w:pPr>
+    </w:p>
+    <w:p>
+      <w:pPr>
+        <w:pStyle w:val="Prrafodelista"/>
+        <w:numPr>
+          <w:ilvl w:val="0"/>
+          <w:numId w:val="23"/>
+        </w:numPr>
+        <w:spacing w:after="0" w:line="240" w:lineRule="auto"/>
+        <w:rPr>
+          <w:rFonts w:ascii="Verdana" w:hAnsi="Verdana"/>
+          <w:sz w:val="28"/>
+          <w:szCs w:val="28"/>
+        </w:rPr>
+      </w:pPr>
+      <w:r>
+        <w:rPr>
+          <w:rFonts w:ascii="Verdana" w:hAnsi="Verdana"/>
+          <w:sz w:val="28"/>
+          <w:szCs w:val="28"/>
+        </w:rPr>
+        <w:t xml:space="preserve">Abrimos VS </w:t>
+      </w:r>
+      <w:proofErr w:type="spellStart"/>
+      <w:r>
+        <w:rPr>
+          <w:rFonts w:ascii="Verdana" w:hAnsi="Verdana"/>
+          <w:sz w:val="28"/>
+          <w:szCs w:val="28"/>
+        </w:rPr>
+        <w:t>Code</w:t>
+      </w:r>
+      <w:proofErr w:type="spellEnd"/>
+      <w:r>
+        <w:rPr>
+          <w:rFonts w:ascii="Verdana" w:hAnsi="Verdana"/>
+          <w:sz w:val="28"/>
+          <w:szCs w:val="28"/>
+        </w:rPr>
+        <w:t xml:space="preserve"> y a aprender Angular</w:t>
+      </w:r>
+      <w:proofErr w:type="gramStart"/>
+      <w:r>
+        <w:rPr>
+          <w:rFonts w:ascii="Verdana" w:hAnsi="Verdana"/>
+          <w:sz w:val="28"/>
+          <w:szCs w:val="28"/>
+        </w:rPr>
+        <w:t>!!!</w:t>
+      </w:r>
+      <w:proofErr w:type="gramEnd"/>
+    </w:p>
+    <w:p>
+      <w:pPr>
+        <w:spacing w:after="0" w:line="240" w:lineRule="auto"/>
+        <w:rPr>
+          <w:rFonts w:ascii="Verdana" w:hAnsi="Verdana"/>
+          <w:sz w:val="28"/>
+          <w:szCs w:val="28"/>
+        </w:rPr>
+      </w:pPr>
+    </w:p>
+    <w:p>
+      <w:pPr>
+        <w:pStyle w:val="Ttulo1"/>
+      </w:pPr>
+      <w:r>
+        <w:t>CICLOS DE VIDA DE UN COMPONENT Y METODOS</w:t>
+      </w:r>
+    </w:p>
+    <w:p>
+      <w:pPr>
+        <w:spacing w:after="0" w:line="240" w:lineRule="auto"/>
+        <w:rPr>
+          <w:rFonts w:ascii="Verdana" w:hAnsi="Verdana"/>
+          <w:sz w:val="28"/>
+          <w:szCs w:val="28"/>
+        </w:rPr>
+      </w:pPr>
+    </w:p>
+    <w:p>
+      <w:pPr>
+        <w:spacing w:after="0" w:line="240" w:lineRule="auto"/>
+        <w:rPr>
+          <w:rFonts w:ascii="Verdana" w:hAnsi="Verdana"/>
+          <w:sz w:val="28"/>
+          <w:szCs w:val="28"/>
+        </w:rPr>
+      </w:pPr>
+      <w:r>
+        <w:rPr>
+          <w:rFonts w:ascii="Verdana" w:hAnsi="Verdana"/>
+          <w:sz w:val="28"/>
+          <w:szCs w:val="28"/>
+        </w:rPr>
+        <w:t>Un método es una función de JavaScript.</w:t>
+      </w:r>
+    </w:p>
+    <w:p>
+      <w:pPr>
+        <w:spacing w:after="0" w:line="240" w:lineRule="auto"/>
+        <w:rPr>
+          <w:rFonts w:ascii="Verdana" w:hAnsi="Verdana"/>
+          <w:sz w:val="28"/>
+          <w:szCs w:val="28"/>
+        </w:rPr>
+      </w:pPr>
+      <w:r>
+        <w:rPr>
+          <w:rFonts w:ascii="Verdana" w:hAnsi="Verdana"/>
+          <w:sz w:val="28"/>
+          <w:szCs w:val="28"/>
+        </w:rPr>
+        <w:t xml:space="preserve">Es “algo” que podemos llamar desde un </w:t>
+      </w:r>
+      <w:proofErr w:type="spellStart"/>
+      <w:r>
+        <w:rPr>
+          <w:rFonts w:ascii="Verdana" w:hAnsi="Verdana"/>
+          <w:b/>
+          <w:sz w:val="28"/>
+          <w:szCs w:val="28"/>
+        </w:rPr>
+        <w:t>click</w:t>
+      </w:r>
+      <w:proofErr w:type="spellEnd"/>
+      <w:r>
+        <w:rPr>
+          <w:rFonts w:ascii="Verdana" w:hAnsi="Verdana"/>
+          <w:sz w:val="28"/>
+          <w:szCs w:val="28"/>
+        </w:rPr>
+        <w:t xml:space="preserve"> de un botón.</w:t>
+      </w:r>
+    </w:p>
+    <w:p>
+      <w:pPr>
+        <w:spacing w:after="0" w:line="240" w:lineRule="auto"/>
+        <w:rPr>
+          <w:rFonts w:ascii="Verdana" w:hAnsi="Verdana"/>
+          <w:sz w:val="28"/>
+          <w:szCs w:val="28"/>
+        </w:rPr>
+      </w:pPr>
+    </w:p>
+    <w:p>
+      <w:pPr>
+        <w:spacing w:after="0" w:line="240" w:lineRule="auto"/>
+        <w:rPr>
+          <w:rFonts w:ascii="Verdana" w:hAnsi="Verdana"/>
+          <w:sz w:val="28"/>
+          <w:szCs w:val="28"/>
+        </w:rPr>
+      </w:pPr>
+      <w:r>
+        <w:rPr>
+          <w:rFonts w:ascii="Verdana" w:hAnsi="Verdana"/>
+          <w:sz w:val="28"/>
+          <w:szCs w:val="28"/>
+        </w:rPr>
+        <w:t xml:space="preserve">Lo único que cambia es la sintaxis, ya no se escribe la palabra </w:t>
+      </w:r>
+      <w:proofErr w:type="spellStart"/>
+      <w:r>
+        <w:rPr>
+          <w:rFonts w:ascii="Verdana" w:hAnsi="Verdana"/>
+          <w:b/>
+          <w:sz w:val="28"/>
+          <w:szCs w:val="28"/>
+        </w:rPr>
+        <w:t>function</w:t>
+      </w:r>
+      <w:proofErr w:type="spellEnd"/>
+      <w:r>
+        <w:rPr>
+          <w:rFonts w:ascii="Verdana" w:hAnsi="Verdana"/>
+          <w:sz w:val="28"/>
+          <w:szCs w:val="28"/>
+        </w:rPr>
+        <w:t>, solamente el nombre del método.</w:t>
+      </w:r>
+    </w:p>
+    <w:p>
+      <w:pPr>
+        <w:spacing w:after="0" w:line="240" w:lineRule="auto"/>
+        <w:rPr>
+          <w:rFonts w:ascii="Verdana" w:hAnsi="Verdana"/>
+          <w:sz w:val="28"/>
+          <w:szCs w:val="28"/>
+        </w:rPr>
+      </w:pPr>
+    </w:p>
+    <w:p>
+      <w:pPr>
+        <w:spacing w:after="0" w:line="240" w:lineRule="auto"/>
+        <w:rPr>
+          <w:rFonts w:ascii="Verdana" w:hAnsi="Verdana"/>
+          <w:sz w:val="28"/>
+          <w:szCs w:val="28"/>
+        </w:rPr>
+      </w:pPr>
+      <w:r>
+        <w:rPr>
+          <w:rFonts w:ascii="Verdana" w:hAnsi="Verdana"/>
+          <w:sz w:val="28"/>
+          <w:szCs w:val="28"/>
+        </w:rPr>
+        <w:t>Ejemplo JavaScript:</w:t>
+      </w:r>
+    </w:p>
+    <w:p>
+      <w:pPr>
+        <w:spacing w:after="0" w:line="240" w:lineRule="auto"/>
+        <w:rPr>
+          <w:rFonts w:ascii="Verdana" w:hAnsi="Verdana"/>
+          <w:sz w:val="28"/>
+          <w:szCs w:val="28"/>
+        </w:rPr>
+      </w:pPr>
+    </w:p>
+    <w:p>
+      <w:pPr>
+        <w:spacing w:after="0" w:line="240" w:lineRule="auto"/>
+        <w:ind w:firstLine="708"/>
+        <w:rPr>
+          <w:rFonts w:ascii="Verdana" w:hAnsi="Verdana"/>
+          <w:sz w:val="28"/>
+          <w:szCs w:val="28"/>
+        </w:rPr>
+      </w:pPr>
+      <w:proofErr w:type="spellStart"/>
+      <w:proofErr w:type="gramStart"/>
+      <w:r>
+        <w:rPr>
+          <w:rFonts w:ascii="Verdana" w:hAnsi="Verdana"/>
+          <w:sz w:val="28"/>
+          <w:szCs w:val="28"/>
+        </w:rPr>
+        <w:t>function</w:t>
+      </w:r>
+      <w:proofErr w:type="spellEnd"/>
+      <w:proofErr w:type="gramEnd"/>
+      <w:r>
+        <w:rPr>
+          <w:rFonts w:ascii="Verdana" w:hAnsi="Verdana"/>
+          <w:sz w:val="28"/>
+          <w:szCs w:val="28"/>
+        </w:rPr>
+        <w:t xml:space="preserve"> </w:t>
+      </w:r>
+      <w:proofErr w:type="spellStart"/>
+      <w:r>
+        <w:rPr>
+          <w:rFonts w:ascii="Verdana" w:hAnsi="Verdana"/>
+          <w:sz w:val="28"/>
+          <w:szCs w:val="28"/>
+        </w:rPr>
+        <w:t>mostrarMensaje</w:t>
+      </w:r>
+      <w:proofErr w:type="spellEnd"/>
+      <w:r>
+        <w:rPr>
+          <w:rFonts w:ascii="Verdana" w:hAnsi="Verdana"/>
+          <w:sz w:val="28"/>
+          <w:szCs w:val="28"/>
+        </w:rPr>
+        <w:t>() {</w:t>
+      </w:r>
+    </w:p>
+    <w:p>
+      <w:pPr>
+        <w:spacing w:after="0" w:line="240" w:lineRule="auto"/>
+        <w:ind w:firstLine="708"/>
+        <w:rPr>
+          <w:rFonts w:ascii="Verdana" w:hAnsi="Verdana"/>
+          <w:sz w:val="28"/>
+          <w:szCs w:val="28"/>
+        </w:rPr>
+      </w:pPr>
+    </w:p>
+    <w:p>
+      <w:pPr>
+        <w:spacing w:after="0" w:line="240" w:lineRule="auto"/>
+        <w:ind w:firstLine="708"/>
+        <w:rPr>
+          <w:rFonts w:ascii="Verdana" w:hAnsi="Verdana"/>
+          <w:sz w:val="28"/>
+          <w:szCs w:val="28"/>
+        </w:rPr>
+      </w:pPr>
+      <w:r>
+        <w:rPr>
+          <w:rFonts w:ascii="Verdana" w:hAnsi="Verdana"/>
+          <w:sz w:val="28"/>
+          <w:szCs w:val="28"/>
+        </w:rPr>
+        <w:t>}</w:t>
+      </w:r>
+    </w:p>
+    <w:p>
+      <w:pPr>
+        <w:spacing w:after="0" w:line="240" w:lineRule="auto"/>
+        <w:ind w:firstLine="708"/>
+        <w:rPr>
+          <w:rFonts w:ascii="Verdana" w:hAnsi="Verdana"/>
+          <w:sz w:val="28"/>
+          <w:szCs w:val="28"/>
+        </w:rPr>
+      </w:pPr>
+    </w:p>
+    <w:p>
+      <w:pPr>
+        <w:spacing w:after="0" w:line="240" w:lineRule="auto"/>
+        <w:ind w:firstLine="708"/>
+        <w:rPr>
+          <w:rFonts w:ascii="Verdana" w:hAnsi="Verdana"/>
+          <w:sz w:val="28"/>
+          <w:szCs w:val="28"/>
+        </w:rPr>
+      </w:pPr>
+      <w:r>
+        <w:rPr>
+          <w:rFonts w:ascii="Verdana" w:hAnsi="Verdana"/>
+          <w:sz w:val="28"/>
+          <w:szCs w:val="28"/>
+        </w:rPr>
+        <w:t>&lt;</w:t>
+      </w:r>
+      <w:proofErr w:type="spellStart"/>
+      <w:proofErr w:type="gramStart"/>
+      <w:r>
+        <w:rPr>
+          <w:rFonts w:ascii="Verdana" w:hAnsi="Verdana"/>
+          <w:sz w:val="28"/>
+          <w:szCs w:val="28"/>
+        </w:rPr>
+        <w:t>button</w:t>
+      </w:r>
+      <w:proofErr w:type="spellEnd"/>
+      <w:proofErr w:type="gramEnd"/>
+      <w:r>
+        <w:rPr>
+          <w:rFonts w:ascii="Verdana" w:hAnsi="Verdana"/>
+          <w:sz w:val="28"/>
+          <w:szCs w:val="28"/>
+        </w:rPr>
+        <w:t xml:space="preserve"> </w:t>
+      </w:r>
+      <w:proofErr w:type="spellStart"/>
+      <w:r>
+        <w:rPr>
+          <w:rFonts w:ascii="Verdana" w:hAnsi="Verdana"/>
+          <w:sz w:val="28"/>
+          <w:szCs w:val="28"/>
+        </w:rPr>
+        <w:t>onclick</w:t>
+      </w:r>
+      <w:proofErr w:type="spellEnd"/>
+      <w:r>
+        <w:rPr>
+          <w:rFonts w:ascii="Verdana" w:hAnsi="Verdana"/>
+          <w:sz w:val="28"/>
+          <w:szCs w:val="28"/>
+        </w:rPr>
+        <w:t>=”</w:t>
+      </w:r>
+      <w:proofErr w:type="spellStart"/>
+      <w:r>
+        <w:rPr>
+          <w:rFonts w:ascii="Verdana" w:hAnsi="Verdana"/>
+          <w:sz w:val="28"/>
+          <w:szCs w:val="28"/>
+        </w:rPr>
+        <w:t>mostrarMensaje</w:t>
+      </w:r>
+      <w:proofErr w:type="spellEnd"/>
+      <w:r>
+        <w:rPr>
+          <w:rFonts w:ascii="Verdana" w:hAnsi="Verdana"/>
+          <w:sz w:val="28"/>
+          <w:szCs w:val="28"/>
+        </w:rPr>
+        <w:t>()”&gt;</w:t>
+      </w:r>
+    </w:p>
+    <w:p>
+      <w:pPr>
+        <w:spacing w:after="0" w:line="240" w:lineRule="auto"/>
+        <w:rPr>
+          <w:rFonts w:ascii="Verdana" w:hAnsi="Verdana"/>
+          <w:sz w:val="28"/>
+          <w:szCs w:val="28"/>
+        </w:rPr>
+      </w:pPr>
+    </w:p>
+    <w:p>
+      <w:pPr>
+        <w:spacing w:after="0" w:line="240" w:lineRule="auto"/>
+        <w:rPr>
+          <w:rFonts w:ascii="Verdana" w:hAnsi="Verdana"/>
+          <w:b/>
+          <w:sz w:val="28"/>
+          <w:szCs w:val="28"/>
+        </w:rPr>
+      </w:pPr>
+      <w:r>
+        <w:rPr>
+          <w:rFonts w:ascii="Verdana" w:hAnsi="Verdana"/>
+          <w:sz w:val="28"/>
+          <w:szCs w:val="28"/>
+        </w:rPr>
+        <w:t xml:space="preserve">Angular </w:t>
+      </w:r>
+      <w:proofErr w:type="spellStart"/>
+      <w:r>
+        <w:rPr>
+          <w:rFonts w:ascii="Verdana" w:hAnsi="Verdana"/>
+          <w:sz w:val="28"/>
+          <w:szCs w:val="28"/>
+        </w:rPr>
+        <w:t>TypeScript</w:t>
+      </w:r>
+      <w:proofErr w:type="spellEnd"/>
+      <w:r>
+        <w:rPr>
+          <w:rFonts w:ascii="Verdana" w:hAnsi="Verdana"/>
+          <w:sz w:val="28"/>
+          <w:szCs w:val="28"/>
+        </w:rPr>
+        <w:t xml:space="preserve">: Debemos indicar que es un método y se hace con la palabra </w:t>
+      </w:r>
+      <w:proofErr w:type="spellStart"/>
+      <w:r>
+        <w:rPr>
+          <w:rFonts w:ascii="Verdana" w:hAnsi="Verdana"/>
+          <w:b/>
+          <w:sz w:val="28"/>
+          <w:szCs w:val="28"/>
+        </w:rPr>
+        <w:t>void</w:t>
+      </w:r>
+      <w:proofErr w:type="spellEnd"/>
+    </w:p>
+    <w:p>
+      <w:pPr>
+        <w:spacing w:after="0" w:line="240" w:lineRule="auto"/>
+        <w:rPr>
+          <w:rFonts w:ascii="Verdana" w:hAnsi="Verdana"/>
+          <w:sz w:val="28"/>
+          <w:szCs w:val="28"/>
+        </w:rPr>
+      </w:pPr>
+    </w:p>
+    <w:p>
+      <w:pPr>
+        <w:spacing w:after="0" w:line="240" w:lineRule="auto"/>
+        <w:rPr>
+          <w:rFonts w:ascii="Verdana" w:hAnsi="Verdana"/>
+          <w:sz w:val="28"/>
+          <w:szCs w:val="28"/>
+        </w:rPr>
+      </w:pPr>
+      <w:r>
+        <w:rPr>
+          <w:rFonts w:ascii="Verdana" w:hAnsi="Verdana"/>
+          <w:sz w:val="28"/>
+          <w:szCs w:val="28"/>
+        </w:rPr>
+        <w:tab/>
+      </w:r>
+      <w:proofErr w:type="spellStart"/>
+      <w:proofErr w:type="gramStart"/>
+      <w:r>
+        <w:rPr>
+          <w:rFonts w:ascii="Verdana" w:hAnsi="Verdana"/>
+          <w:sz w:val="28"/>
+          <w:szCs w:val="28"/>
+        </w:rPr>
+        <w:t>mostrarMensaje</w:t>
+      </w:r>
+      <w:proofErr w:type="spellEnd"/>
+      <w:proofErr w:type="gramEnd"/>
+      <w:r>
+        <w:rPr>
+          <w:rFonts w:ascii="Verdana" w:hAnsi="Verdana"/>
+          <w:sz w:val="28"/>
+          <w:szCs w:val="28"/>
+        </w:rPr>
+        <w:t>()</w:t>
+      </w:r>
+      <w:r>
+        <w:rPr>
+          <w:rFonts w:ascii="Verdana" w:hAnsi="Verdana"/>
+          <w:b/>
+          <w:sz w:val="28"/>
+          <w:szCs w:val="28"/>
+        </w:rPr>
+        <w:t xml:space="preserve">: </w:t>
+      </w:r>
+      <w:proofErr w:type="spellStart"/>
+      <w:r>
+        <w:rPr>
+          <w:rFonts w:ascii="Verdana" w:hAnsi="Verdana"/>
+          <w:b/>
+          <w:sz w:val="28"/>
+          <w:szCs w:val="28"/>
+        </w:rPr>
+        <w:t>void</w:t>
+      </w:r>
+      <w:proofErr w:type="spellEnd"/>
+      <w:r>
+        <w:rPr>
+          <w:rFonts w:ascii="Verdana" w:hAnsi="Verdana"/>
+          <w:sz w:val="28"/>
+          <w:szCs w:val="28"/>
+        </w:rPr>
+        <w:t xml:space="preserve"> {</w:t>
+      </w:r>
+    </w:p>
+    <w:p>
+      <w:pPr>
+        <w:spacing w:after="0" w:line="240" w:lineRule="auto"/>
+        <w:rPr>
+          <w:rFonts w:ascii="Verdana" w:hAnsi="Verdana"/>
+          <w:sz w:val="28"/>
+          <w:szCs w:val="28"/>
+        </w:rPr>
+      </w:pPr>
+      <w:r>
+        <w:rPr>
+          <w:rFonts w:ascii="Verdana" w:hAnsi="Verdana"/>
+          <w:sz w:val="28"/>
+          <w:szCs w:val="28"/>
+        </w:rPr>
+        <w:tab/>
+      </w:r>
+      <w:r>
+        <w:rPr>
+          <w:rFonts w:ascii="Verdana" w:hAnsi="Verdana"/>
+          <w:sz w:val="28"/>
+          <w:szCs w:val="28"/>
+        </w:rPr>
+        <w:tab/>
+      </w:r>
+    </w:p>
+    <w:p>
+      <w:pPr>
+        <w:spacing w:after="0" w:line="240" w:lineRule="auto"/>
+        <w:ind w:firstLine="708"/>
+        <w:rPr>
+          <w:rFonts w:ascii="Verdana" w:hAnsi="Verdana"/>
+          <w:sz w:val="28"/>
+          <w:szCs w:val="28"/>
+        </w:rPr>
+      </w:pPr>
+      <w:r>
+        <w:rPr>
+          <w:rFonts w:ascii="Verdana" w:hAnsi="Verdana"/>
+          <w:sz w:val="28"/>
+          <w:szCs w:val="28"/>
+        </w:rPr>
+        <w:t>}</w:t>
+      </w:r>
+    </w:p>
+    <w:p>
+      <w:pPr>
+        <w:spacing w:after="0" w:line="240" w:lineRule="auto"/>
+        <w:rPr>
+          <w:rFonts w:ascii="Verdana" w:hAnsi="Verdana"/>
+          <w:sz w:val="28"/>
+          <w:szCs w:val="28"/>
+        </w:rPr>
+      </w:pPr>
+    </w:p>
+    <w:p>
+      <w:pPr>
+        <w:spacing w:after="0" w:line="240" w:lineRule="auto"/>
+        <w:rPr>
+          <w:rFonts w:ascii="Verdana" w:hAnsi="Verdana"/>
+          <w:sz w:val="28"/>
+          <w:szCs w:val="28"/>
+        </w:rPr>
+      </w:pPr>
+      <w:r>
+        <w:rPr>
+          <w:rFonts w:ascii="Verdana" w:hAnsi="Verdana"/>
+          <w:sz w:val="28"/>
+          <w:szCs w:val="28"/>
+        </w:rPr>
+        <w:t xml:space="preserve">Para las llamadas, no se utiliza ya </w:t>
+      </w:r>
+      <w:proofErr w:type="spellStart"/>
+      <w:r>
+        <w:rPr>
+          <w:rFonts w:ascii="Verdana" w:hAnsi="Verdana"/>
+          <w:b/>
+          <w:sz w:val="28"/>
+          <w:szCs w:val="28"/>
+        </w:rPr>
+        <w:t>onevento</w:t>
+      </w:r>
+      <w:proofErr w:type="spellEnd"/>
+      <w:r>
+        <w:rPr>
+          <w:rFonts w:ascii="Verdana" w:hAnsi="Verdana"/>
+          <w:sz w:val="28"/>
+          <w:szCs w:val="28"/>
+        </w:rPr>
+        <w:t>.</w:t>
+      </w:r>
+    </w:p>
+    <w:p>
+      <w:pPr>
+        <w:spacing w:after="0" w:line="240" w:lineRule="auto"/>
+        <w:rPr>
+          <w:rFonts w:ascii="Verdana" w:hAnsi="Verdana"/>
+          <w:sz w:val="28"/>
+          <w:szCs w:val="28"/>
+        </w:rPr>
+      </w:pPr>
+      <w:r>
+        <w:rPr>
+          <w:rFonts w:ascii="Verdana" w:hAnsi="Verdana"/>
+          <w:sz w:val="28"/>
+          <w:szCs w:val="28"/>
+        </w:rPr>
+        <w:t xml:space="preserve">Utilizamos los paréntesis y se quita </w:t>
+      </w:r>
+      <w:proofErr w:type="spellStart"/>
+      <w:r>
+        <w:rPr>
+          <w:rFonts w:ascii="Verdana" w:hAnsi="Verdana"/>
+          <w:b/>
+          <w:sz w:val="28"/>
+          <w:szCs w:val="28"/>
+        </w:rPr>
+        <w:t>on</w:t>
+      </w:r>
+      <w:proofErr w:type="spellEnd"/>
+    </w:p>
+    <w:p>
+      <w:pPr>
+        <w:spacing w:after="0" w:line="240" w:lineRule="auto"/>
+        <w:rPr>
+          <w:rFonts w:ascii="Verdana" w:hAnsi="Verdana"/>
+          <w:sz w:val="28"/>
+          <w:szCs w:val="28"/>
+        </w:rPr>
+      </w:pPr>
+    </w:p>
+    <w:p>
+      <w:pPr>
+        <w:spacing w:after="0" w:line="240" w:lineRule="auto"/>
+        <w:ind w:firstLine="708"/>
+        <w:rPr>
+          <w:rFonts w:ascii="Verdana" w:hAnsi="Verdana"/>
+          <w:sz w:val="28"/>
+          <w:szCs w:val="28"/>
+        </w:rPr>
+      </w:pPr>
+      <w:r>
+        <w:rPr>
+          <w:rFonts w:ascii="Verdana" w:hAnsi="Verdana"/>
+          <w:sz w:val="28"/>
+          <w:szCs w:val="28"/>
+        </w:rPr>
+        <w:t>&lt;</w:t>
+      </w:r>
+      <w:proofErr w:type="spellStart"/>
+      <w:proofErr w:type="gramStart"/>
+      <w:r>
+        <w:rPr>
+          <w:rFonts w:ascii="Verdana" w:hAnsi="Verdana"/>
+          <w:sz w:val="28"/>
+          <w:szCs w:val="28"/>
+        </w:rPr>
+        <w:t>button</w:t>
+      </w:r>
+      <w:proofErr w:type="spellEnd"/>
+      <w:proofErr w:type="gramEnd"/>
+      <w:r>
+        <w:rPr>
+          <w:rFonts w:ascii="Verdana" w:hAnsi="Verdana"/>
+          <w:sz w:val="28"/>
+          <w:szCs w:val="28"/>
+        </w:rPr>
+        <w:t xml:space="preserve"> (</w:t>
+      </w:r>
+      <w:proofErr w:type="spellStart"/>
+      <w:r>
+        <w:rPr>
+          <w:rFonts w:ascii="Verdana" w:hAnsi="Verdana"/>
+          <w:sz w:val="28"/>
+          <w:szCs w:val="28"/>
+        </w:rPr>
+        <w:t>click</w:t>
+      </w:r>
+      <w:proofErr w:type="spellEnd"/>
+      <w:r>
+        <w:rPr>
+          <w:rFonts w:ascii="Verdana" w:hAnsi="Verdana"/>
+          <w:sz w:val="28"/>
+          <w:szCs w:val="28"/>
+        </w:rPr>
+        <w:t>)=”</w:t>
+      </w:r>
+      <w:proofErr w:type="spellStart"/>
+      <w:r>
+        <w:rPr>
+          <w:rFonts w:ascii="Verdana" w:hAnsi="Verdana"/>
+          <w:sz w:val="28"/>
+          <w:szCs w:val="28"/>
+        </w:rPr>
+        <w:t>mostrarMensaje</w:t>
+      </w:r>
+      <w:proofErr w:type="spellEnd"/>
+      <w:r>
+        <w:rPr>
+          <w:rFonts w:ascii="Verdana" w:hAnsi="Verdana"/>
+          <w:sz w:val="28"/>
+          <w:szCs w:val="28"/>
+        </w:rPr>
+        <w:t>()”&gt;</w:t>
+      </w:r>
+    </w:p>
+    <w:p>
+      <w:pPr>
+        <w:spacing w:after="0" w:line="240" w:lineRule="auto"/>
+        <w:rPr>
+          <w:rFonts w:ascii="Verdana" w:hAnsi="Verdana"/>
+          <w:sz w:val="28"/>
+          <w:szCs w:val="28"/>
+        </w:rPr>
+      </w:pPr>
+      <w:r>
+        <w:rPr>
+          <w:rFonts w:ascii="Verdana" w:hAnsi="Verdana"/>
+          <w:sz w:val="28"/>
+          <w:szCs w:val="28"/>
+        </w:rPr>
+        <w:lastRenderedPageBreak/>
+        <w:t xml:space="preserve">Vamos a crear un </w:t>
+      </w:r>
+      <w:proofErr w:type="spellStart"/>
+      <w:r>
+        <w:rPr>
+          <w:rFonts w:ascii="Verdana" w:hAnsi="Verdana"/>
+          <w:sz w:val="28"/>
+          <w:szCs w:val="28"/>
+        </w:rPr>
+        <w:t>component</w:t>
+      </w:r>
+      <w:proofErr w:type="spellEnd"/>
+      <w:r>
+        <w:rPr>
+          <w:rFonts w:ascii="Verdana" w:hAnsi="Verdana"/>
+          <w:sz w:val="28"/>
+          <w:szCs w:val="28"/>
+        </w:rPr>
+        <w:t xml:space="preserve"> con un mensaje inicial y con un botón.</w:t>
+      </w:r>
+    </w:p>
+    <w:p>
+      <w:pPr>
+        <w:spacing w:after="0" w:line="240" w:lineRule="auto"/>
+        <w:rPr>
+          <w:rFonts w:ascii="Verdana" w:hAnsi="Verdana"/>
+          <w:sz w:val="28"/>
+          <w:szCs w:val="28"/>
+        </w:rPr>
+      </w:pPr>
+      <w:r>
+        <w:rPr>
+          <w:rFonts w:ascii="Verdana" w:hAnsi="Verdana"/>
+          <w:sz w:val="28"/>
+          <w:szCs w:val="28"/>
+        </w:rPr>
+        <w:t>Al pulsar sobre el botón, cambiamos el mensaje.</w:t>
+      </w:r>
+    </w:p>
+    <w:p>
+      <w:pPr>
+        <w:spacing w:after="0" w:line="240" w:lineRule="auto"/>
+        <w:rPr>
+          <w:rFonts w:ascii="Verdana" w:hAnsi="Verdana"/>
+          <w:sz w:val="28"/>
+          <w:szCs w:val="28"/>
+        </w:rPr>
+      </w:pPr>
+    </w:p>
+    <w:p>
+      <w:pPr>
+        <w:spacing w:after="0" w:line="240" w:lineRule="auto"/>
+        <w:rPr>
+          <w:rFonts w:ascii="Verdana" w:hAnsi="Verdana"/>
+          <w:sz w:val="28"/>
+          <w:szCs w:val="28"/>
+        </w:rPr>
+      </w:pPr>
+      <w:r>
+        <w:rPr>
+          <w:noProof/>
+          <w:lang w:eastAsia="es-ES"/>
+        </w:rPr>
+        <w:drawing>
+          <wp:inline distT="0" distB="0" distL="0" distR="0" wp14:anchorId="7BB7CF99" wp14:editId="75C83776">
+            <wp:extent cx="5400040" cy="1592580"/>
+            <wp:effectExtent l="0" t="0" r="0" b="7620"/>
+            <wp:docPr id="14" name="Imagen 14"/>
+            <wp:cNvGraphicFramePr>
+              <a:graphicFrameLocks xmlns:a="http://schemas.openxmlformats.org/drawingml/2006/main" noChangeAspect="1"/>
+            </wp:cNvGraphicFramePr>
+            <a:graphic xmlns:a="http://schemas.openxmlformats.org/drawingml/2006/main">
+              <a:graphicData uri="http://schemas.openxmlformats.org/drawingml/2006/picture">
+                <pic:pic xmlns:pic="http://schemas.openxmlformats.org/drawingml/2006/picture">
+                  <pic:nvPicPr>
+                    <pic:cNvPr id="1" name=""/>
+                    <pic:cNvPicPr/>
+                  </pic:nvPicPr>
+                  <pic:blipFill>
+                    <a:blip r:embed="rId41"/>
+                    <a:stretch>
+                      <a:fillRect/>
+                    </a:stretch>
+                  </pic:blipFill>
+                  <pic:spPr>
+                    <a:xfrm>
+                      <a:off x="0" y="0"/>
+                      <a:ext cx="5400040" cy="1592580"/>
+                    </a:xfrm>
+                    <a:prstGeom prst="rect">
+                      <a:avLst/>
+                    </a:prstGeom>
+                  </pic:spPr>
+                </pic:pic>
+              </a:graphicData>
+            </a:graphic>
+          </wp:inline>
+        </w:drawing>
+      </w:r>
+    </w:p>
+    <w:p>
+      <w:pPr>
+        <w:spacing w:after="0" w:line="240" w:lineRule="auto"/>
+        <w:rPr>
+          <w:rFonts w:ascii="Verdana" w:hAnsi="Verdana"/>
+          <w:sz w:val="28"/>
+          <w:szCs w:val="28"/>
+        </w:rPr>
+      </w:pPr>
+    </w:p>
+    <w:p>
+      <w:pPr>
+        <w:spacing w:after="0" w:line="240" w:lineRule="auto"/>
+        <w:rPr>
+          <w:rFonts w:ascii="Verdana" w:hAnsi="Verdana"/>
+          <w:b/>
+          <w:sz w:val="28"/>
+          <w:szCs w:val="28"/>
+        </w:rPr>
+      </w:pPr>
+      <w:r>
+        <w:rPr>
+          <w:rFonts w:ascii="Verdana" w:hAnsi="Verdana"/>
+          <w:sz w:val="28"/>
+          <w:szCs w:val="28"/>
+        </w:rPr>
+        <w:t xml:space="preserve">Sobre la carpeta </w:t>
+      </w:r>
+      <w:proofErr w:type="spellStart"/>
+      <w:r>
+        <w:rPr>
+          <w:rFonts w:ascii="Verdana" w:hAnsi="Verdana"/>
+          <w:b/>
+          <w:sz w:val="28"/>
+          <w:szCs w:val="28"/>
+        </w:rPr>
+        <w:t>components</w:t>
+      </w:r>
+      <w:proofErr w:type="spellEnd"/>
+      <w:r>
+        <w:rPr>
+          <w:rFonts w:ascii="Verdana" w:hAnsi="Verdana"/>
+          <w:sz w:val="28"/>
+          <w:szCs w:val="28"/>
+        </w:rPr>
+        <w:t xml:space="preserve">, creamos una carpeta llamada </w:t>
+      </w:r>
+      <w:proofErr w:type="spellStart"/>
+      <w:r>
+        <w:rPr>
+          <w:rFonts w:ascii="Verdana" w:hAnsi="Verdana"/>
+          <w:b/>
+          <w:sz w:val="28"/>
+          <w:szCs w:val="28"/>
+        </w:rPr>
+        <w:t>eventoscomponent</w:t>
+      </w:r>
+      <w:proofErr w:type="spellEnd"/>
+    </w:p>
+    <w:p>
+      <w:pPr>
+        <w:spacing w:after="0" w:line="240" w:lineRule="auto"/>
+        <w:rPr>
+          <w:rFonts w:ascii="Verdana" w:hAnsi="Verdana"/>
+          <w:sz w:val="28"/>
+          <w:szCs w:val="28"/>
+        </w:rPr>
+      </w:pPr>
+    </w:p>
+    <w:p>
+      <w:pPr>
+        <w:spacing w:after="0" w:line="240" w:lineRule="auto"/>
+        <w:rPr>
+          <w:rFonts w:ascii="Verdana" w:hAnsi="Verdana"/>
+          <w:sz w:val="28"/>
+          <w:szCs w:val="28"/>
+        </w:rPr>
+      </w:pPr>
+      <w:r>
+        <w:rPr>
+          <w:rFonts w:ascii="Verdana" w:hAnsi="Verdana"/>
+          <w:sz w:val="28"/>
+          <w:szCs w:val="28"/>
+        </w:rPr>
+        <w:t xml:space="preserve">Dentro de dicha carpeta, creamos dos ficheros: </w:t>
+      </w:r>
+      <w:proofErr w:type="spellStart"/>
+      <w:r>
+        <w:rPr>
+          <w:rFonts w:ascii="Verdana" w:hAnsi="Verdana"/>
+          <w:b/>
+          <w:sz w:val="28"/>
+          <w:szCs w:val="28"/>
+        </w:rPr>
+        <w:t>eventoscomponent.ts</w:t>
+      </w:r>
+      <w:proofErr w:type="spellEnd"/>
+      <w:r>
+        <w:rPr>
+          <w:rFonts w:ascii="Verdana" w:hAnsi="Verdana"/>
+          <w:sz w:val="28"/>
+          <w:szCs w:val="28"/>
+        </w:rPr>
+        <w:t xml:space="preserve"> y </w:t>
+      </w:r>
+      <w:r>
+        <w:rPr>
+          <w:rFonts w:ascii="Verdana" w:hAnsi="Verdana"/>
+          <w:b/>
+          <w:sz w:val="28"/>
+          <w:szCs w:val="28"/>
+        </w:rPr>
+        <w:t>eventoscomponent.html</w:t>
+      </w:r>
+    </w:p>
+    <w:p>
+      <w:pPr>
+        <w:spacing w:after="0" w:line="240" w:lineRule="auto"/>
+        <w:rPr>
+          <w:rFonts w:ascii="Verdana" w:hAnsi="Verdana"/>
+          <w:sz w:val="28"/>
+          <w:szCs w:val="28"/>
+        </w:rPr>
+      </w:pPr>
+    </w:p>
+    <w:p>
+      <w:pPr>
+        <w:spacing w:after="0" w:line="240" w:lineRule="auto"/>
+        <w:rPr>
+          <w:rFonts w:ascii="Verdana" w:hAnsi="Verdana"/>
+          <w:sz w:val="28"/>
+          <w:szCs w:val="28"/>
+        </w:rPr>
+      </w:pPr>
+      <w:r>
+        <w:rPr>
+          <w:rFonts w:ascii="Verdana" w:hAnsi="Verdana"/>
+          <w:sz w:val="28"/>
+          <w:szCs w:val="28"/>
+        </w:rPr>
+        <w:t xml:space="preserve">En los </w:t>
+      </w:r>
+      <w:proofErr w:type="spellStart"/>
+      <w:r>
+        <w:rPr>
+          <w:rFonts w:ascii="Verdana" w:hAnsi="Verdana"/>
+          <w:sz w:val="28"/>
+          <w:szCs w:val="28"/>
+        </w:rPr>
+        <w:t>Frameworks</w:t>
+      </w:r>
+      <w:proofErr w:type="spellEnd"/>
+      <w:r>
+        <w:rPr>
+          <w:rFonts w:ascii="Verdana" w:hAnsi="Verdana"/>
+          <w:sz w:val="28"/>
+          <w:szCs w:val="28"/>
+        </w:rPr>
+        <w:t xml:space="preserve"> FRONT, tenemos unas acciones predeterminadas para el ciclo del </w:t>
+      </w:r>
+      <w:proofErr w:type="spellStart"/>
+      <w:r>
+        <w:rPr>
+          <w:rFonts w:ascii="Verdana" w:hAnsi="Verdana"/>
+          <w:sz w:val="28"/>
+          <w:szCs w:val="28"/>
+        </w:rPr>
+        <w:t>component</w:t>
+      </w:r>
+      <w:proofErr w:type="spellEnd"/>
+      <w:r>
+        <w:rPr>
+          <w:rFonts w:ascii="Verdana" w:hAnsi="Verdana"/>
+          <w:sz w:val="28"/>
+          <w:szCs w:val="28"/>
+        </w:rPr>
+        <w:t xml:space="preserve">, es decir, qué sucede en el </w:t>
+      </w:r>
+      <w:proofErr w:type="spellStart"/>
+      <w:r>
+        <w:rPr>
+          <w:rFonts w:ascii="Verdana" w:hAnsi="Verdana"/>
+          <w:sz w:val="28"/>
+          <w:szCs w:val="28"/>
+        </w:rPr>
+        <w:t>component</w:t>
+      </w:r>
+      <w:proofErr w:type="spellEnd"/>
+      <w:r>
+        <w:rPr>
+          <w:rFonts w:ascii="Verdana" w:hAnsi="Verdana"/>
+          <w:sz w:val="28"/>
+          <w:szCs w:val="28"/>
+        </w:rPr>
+        <w:t xml:space="preserve"> cuando estoy realizando acciones sobre él.</w:t>
+      </w:r>
+    </w:p>
+    <w:p>
+      <w:pPr>
+        <w:spacing w:after="0" w:line="240" w:lineRule="auto"/>
+        <w:rPr>
+          <w:rFonts w:ascii="Verdana" w:hAnsi="Verdana"/>
+          <w:sz w:val="28"/>
+          <w:szCs w:val="28"/>
+        </w:rPr>
+      </w:pPr>
+      <w:r>
+        <w:rPr>
+          <w:rFonts w:ascii="Verdana" w:hAnsi="Verdana"/>
+          <w:sz w:val="28"/>
+          <w:szCs w:val="28"/>
+        </w:rPr>
+        <w:t>Dicho de otra forma, son los CUANDO.</w:t>
+      </w:r>
+    </w:p>
+    <w:p>
+      <w:pPr>
+        <w:spacing w:after="0" w:line="240" w:lineRule="auto"/>
+        <w:rPr>
+          <w:rFonts w:ascii="Verdana" w:hAnsi="Verdana"/>
+          <w:sz w:val="28"/>
+          <w:szCs w:val="28"/>
+        </w:rPr>
+      </w:pPr>
+    </w:p>
+    <w:p>
+      <w:pPr>
+        <w:spacing w:after="0" w:line="240" w:lineRule="auto"/>
+        <w:rPr>
+          <w:rFonts w:ascii="Verdana" w:hAnsi="Verdana"/>
+          <w:sz w:val="28"/>
+          <w:szCs w:val="28"/>
+        </w:rPr>
+      </w:pPr>
+      <w:r>
+        <w:rPr>
+          <w:rFonts w:ascii="Verdana" w:hAnsi="Verdana"/>
+          <w:sz w:val="28"/>
+          <w:szCs w:val="28"/>
+        </w:rPr>
+        <w:t>Los ciclos de vida, no dejan de ser métodos, pero métodos que ya existen y podemos utilizar.</w:t>
+      </w:r>
+    </w:p>
+    <w:p>
+      <w:pPr>
+        <w:spacing w:after="0" w:line="240" w:lineRule="auto"/>
+        <w:rPr>
+          <w:rFonts w:ascii="Verdana" w:hAnsi="Verdana"/>
+          <w:sz w:val="28"/>
+          <w:szCs w:val="28"/>
+        </w:rPr>
+      </w:pPr>
+    </w:p>
+    <w:p>
+      <w:pPr>
+        <w:pStyle w:val="Prrafodelista"/>
+        <w:numPr>
+          <w:ilvl w:val="0"/>
+          <w:numId w:val="17"/>
+        </w:numPr>
+        <w:spacing w:after="0" w:line="240" w:lineRule="auto"/>
+        <w:rPr>
+          <w:rFonts w:ascii="Verdana" w:hAnsi="Verdana"/>
+          <w:sz w:val="28"/>
+          <w:szCs w:val="28"/>
+        </w:rPr>
+      </w:pPr>
+      <w:proofErr w:type="gramStart"/>
+      <w:r>
+        <w:rPr>
+          <w:rFonts w:ascii="Verdana" w:hAnsi="Verdana"/>
+          <w:b/>
+          <w:sz w:val="28"/>
+          <w:szCs w:val="28"/>
+        </w:rPr>
+        <w:t>constructor(</w:t>
+      </w:r>
+      <w:proofErr w:type="gramEnd"/>
+      <w:r>
+        <w:rPr>
+          <w:rFonts w:ascii="Verdana" w:hAnsi="Verdana"/>
+          <w:b/>
+          <w:sz w:val="28"/>
+          <w:szCs w:val="28"/>
+        </w:rPr>
+        <w:t>)</w:t>
+      </w:r>
+      <w:r>
+        <w:rPr>
+          <w:rFonts w:ascii="Verdana" w:hAnsi="Verdana"/>
+          <w:sz w:val="28"/>
+          <w:szCs w:val="28"/>
+        </w:rPr>
+        <w:t>: Es el primer método que se lee en la clase.  Se utiliza para iniciar las variables.</w:t>
+      </w:r>
+    </w:p>
+    <w:p>
+      <w:pPr>
+        <w:pStyle w:val="Prrafodelista"/>
+        <w:numPr>
+          <w:ilvl w:val="0"/>
+          <w:numId w:val="17"/>
+        </w:numPr>
+        <w:spacing w:after="0" w:line="240" w:lineRule="auto"/>
+        <w:rPr>
+          <w:rFonts w:ascii="Verdana" w:hAnsi="Verdana"/>
+          <w:sz w:val="28"/>
+          <w:szCs w:val="28"/>
+        </w:rPr>
+      </w:pPr>
+      <w:proofErr w:type="spellStart"/>
+      <w:proofErr w:type="gramStart"/>
+      <w:r>
+        <w:rPr>
+          <w:rFonts w:ascii="Verdana" w:hAnsi="Verdana"/>
+          <w:b/>
+          <w:sz w:val="28"/>
+          <w:szCs w:val="28"/>
+        </w:rPr>
+        <w:t>ngOnInit</w:t>
+      </w:r>
+      <w:proofErr w:type="spellEnd"/>
+      <w:r>
+        <w:rPr>
+          <w:rFonts w:ascii="Verdana" w:hAnsi="Verdana"/>
+          <w:b/>
+          <w:sz w:val="28"/>
+          <w:szCs w:val="28"/>
+        </w:rPr>
+        <w:t>(</w:t>
+      </w:r>
+      <w:proofErr w:type="gramEnd"/>
+      <w:r>
+        <w:rPr>
+          <w:rFonts w:ascii="Verdana" w:hAnsi="Verdana"/>
+          <w:b/>
+          <w:sz w:val="28"/>
+          <w:szCs w:val="28"/>
+        </w:rPr>
+        <w:t>)</w:t>
+      </w:r>
+      <w:r>
+        <w:rPr>
+          <w:rFonts w:ascii="Verdana" w:hAnsi="Verdana"/>
+          <w:sz w:val="28"/>
+          <w:szCs w:val="28"/>
+        </w:rPr>
+        <w:t>: Este método se ejecuta después del constructor y se utiliza para manejar las variables.</w:t>
+      </w:r>
+    </w:p>
+    <w:p>
+      <w:pPr>
+        <w:pStyle w:val="Prrafodelista"/>
+        <w:numPr>
+          <w:ilvl w:val="0"/>
+          <w:numId w:val="17"/>
+        </w:numPr>
+        <w:spacing w:after="0" w:line="240" w:lineRule="auto"/>
+        <w:rPr>
+          <w:rFonts w:ascii="Verdana" w:hAnsi="Verdana"/>
+          <w:sz w:val="28"/>
+          <w:szCs w:val="28"/>
+        </w:rPr>
+      </w:pPr>
+      <w:proofErr w:type="spellStart"/>
+      <w:r>
+        <w:rPr>
+          <w:rFonts w:ascii="Verdana" w:hAnsi="Verdana"/>
+          <w:b/>
+          <w:sz w:val="28"/>
+          <w:szCs w:val="28"/>
+        </w:rPr>
+        <w:t>ngDoCheck</w:t>
+      </w:r>
+      <w:proofErr w:type="spellEnd"/>
+      <w:r>
+        <w:rPr>
+          <w:rFonts w:ascii="Verdana" w:hAnsi="Verdana"/>
+          <w:b/>
+          <w:sz w:val="28"/>
+          <w:szCs w:val="28"/>
+        </w:rPr>
+        <w:t>()</w:t>
+      </w:r>
+      <w:r>
+        <w:rPr>
+          <w:rFonts w:ascii="Verdana" w:hAnsi="Verdana"/>
+          <w:sz w:val="28"/>
+          <w:szCs w:val="28"/>
+        </w:rPr>
+        <w:t>:</w:t>
+      </w:r>
+      <w:r>
+        <w:rPr>
+          <w:rFonts w:ascii="Verdana" w:hAnsi="Verdana"/>
+          <w:sz w:val="28"/>
+          <w:szCs w:val="28"/>
+        </w:rPr>
+        <w:t xml:space="preserve"> Este método se ejecuta cuando cambia el dibujo, llamado </w:t>
+      </w:r>
+      <w:proofErr w:type="spellStart"/>
+      <w:r>
+        <w:rPr>
+          <w:rFonts w:ascii="Verdana" w:hAnsi="Verdana"/>
+          <w:b/>
+          <w:sz w:val="28"/>
+          <w:szCs w:val="28"/>
+        </w:rPr>
+        <w:t>render</w:t>
+      </w:r>
+      <w:proofErr w:type="spellEnd"/>
+    </w:p>
+    <w:p>
+      <w:pPr>
+        <w:spacing w:after="0" w:line="240" w:lineRule="auto"/>
+        <w:rPr>
+          <w:rFonts w:ascii="Verdana" w:hAnsi="Verdana"/>
+          <w:sz w:val="28"/>
+          <w:szCs w:val="28"/>
+        </w:rPr>
+      </w:pPr>
+    </w:p>
+    <w:p>
+      <w:pPr>
+        <w:spacing w:after="0" w:line="240" w:lineRule="auto"/>
+        <w:rPr>
+          <w:rFonts w:ascii="Verdana" w:hAnsi="Verdana"/>
+          <w:sz w:val="28"/>
+          <w:szCs w:val="28"/>
+        </w:rPr>
+      </w:pPr>
+      <w:r>
+        <w:rPr>
+          <w:rFonts w:ascii="Verdana" w:hAnsi="Verdana"/>
+          <w:b/>
+          <w:sz w:val="28"/>
+          <w:szCs w:val="28"/>
+        </w:rPr>
+        <w:t>EVENTOSCOMPONENT.TS</w:t>
+      </w:r>
+    </w:p>
+    <w:p>
+      <w:pPr>
+        <w:shd w:val="clear" w:color="auto" w:fill="FFFFFF"/>
+        <w:spacing w:after="0" w:line="240" w:lineRule="auto"/>
+        <w:rPr>
+          <w:rFonts w:ascii="Consolas" w:eastAsia="Times New Roman" w:hAnsi="Consolas" w:cs="Times New Roman"/>
+          <w:b/>
+          <w:bCs/>
+          <w:color w:val="000000"/>
+          <w:lang w:eastAsia="es-ES"/>
+        </w:rPr>
+      </w:pPr>
+      <w:proofErr w:type="spellStart"/>
+      <w:proofErr w:type="gramStart"/>
+      <w:r>
+        <w:rPr>
+          <w:rFonts w:ascii="Consolas" w:eastAsia="Times New Roman" w:hAnsi="Consolas" w:cs="Times New Roman"/>
+          <w:b/>
+          <w:bCs/>
+          <w:color w:val="F92672"/>
+          <w:lang w:eastAsia="es-ES"/>
+        </w:rPr>
+        <w:t>import</w:t>
+      </w:r>
+      <w:proofErr w:type="spellEnd"/>
+      <w:proofErr w:type="gramEnd"/>
+      <w:r>
+        <w:rPr>
+          <w:rFonts w:ascii="Consolas" w:eastAsia="Times New Roman" w:hAnsi="Consolas" w:cs="Times New Roman"/>
+          <w:b/>
+          <w:bCs/>
+          <w:color w:val="000000"/>
+          <w:lang w:eastAsia="es-ES"/>
+        </w:rPr>
+        <w:t xml:space="preserve"> { </w:t>
+      </w:r>
+      <w:proofErr w:type="spellStart"/>
+      <w:r>
+        <w:rPr>
+          <w:rFonts w:ascii="Consolas" w:eastAsia="Times New Roman" w:hAnsi="Consolas" w:cs="Times New Roman"/>
+          <w:b/>
+          <w:bCs/>
+          <w:color w:val="000000"/>
+          <w:lang w:eastAsia="es-ES"/>
+        </w:rPr>
+        <w:t>Component</w:t>
+      </w:r>
+      <w:proofErr w:type="spellEnd"/>
+      <w:r>
+        <w:rPr>
+          <w:rFonts w:ascii="Consolas" w:eastAsia="Times New Roman" w:hAnsi="Consolas" w:cs="Times New Roman"/>
+          <w:b/>
+          <w:bCs/>
+          <w:color w:val="000000"/>
+          <w:lang w:eastAsia="es-ES"/>
+        </w:rPr>
+        <w:t xml:space="preserve">, </w:t>
+      </w:r>
+      <w:proofErr w:type="spellStart"/>
+      <w:r>
+        <w:rPr>
+          <w:rFonts w:ascii="Consolas" w:eastAsia="Times New Roman" w:hAnsi="Consolas" w:cs="Times New Roman"/>
+          <w:b/>
+          <w:bCs/>
+          <w:color w:val="000000"/>
+          <w:lang w:eastAsia="es-ES"/>
+        </w:rPr>
+        <w:t>OnInit</w:t>
+      </w:r>
+      <w:proofErr w:type="spellEnd"/>
+      <w:r>
+        <w:rPr>
+          <w:rFonts w:ascii="Consolas" w:eastAsia="Times New Roman" w:hAnsi="Consolas" w:cs="Times New Roman"/>
+          <w:b/>
+          <w:bCs/>
+          <w:color w:val="000000"/>
+          <w:lang w:eastAsia="es-ES"/>
+        </w:rPr>
+        <w:t xml:space="preserve"> } </w:t>
+      </w:r>
+      <w:proofErr w:type="spellStart"/>
+      <w:r>
+        <w:rPr>
+          <w:rFonts w:ascii="Consolas" w:eastAsia="Times New Roman" w:hAnsi="Consolas" w:cs="Times New Roman"/>
+          <w:b/>
+          <w:bCs/>
+          <w:color w:val="F92672"/>
+          <w:lang w:eastAsia="es-ES"/>
+        </w:rPr>
+        <w:t>from</w:t>
+      </w:r>
+      <w:proofErr w:type="spellEnd"/>
+      <w:r>
+        <w:rPr>
+          <w:rFonts w:ascii="Consolas" w:eastAsia="Times New Roman" w:hAnsi="Consolas" w:cs="Times New Roman"/>
+          <w:b/>
+          <w:bCs/>
+          <w:color w:val="000000"/>
+          <w:lang w:eastAsia="es-ES"/>
+        </w:rPr>
+        <w:t xml:space="preserve"> </w:t>
+      </w:r>
+      <w:r>
+        <w:rPr>
+          <w:rFonts w:ascii="Consolas" w:eastAsia="Times New Roman" w:hAnsi="Consolas" w:cs="Times New Roman"/>
+          <w:b/>
+          <w:bCs/>
+          <w:color w:val="F25A00"/>
+          <w:lang w:eastAsia="es-ES"/>
+        </w:rPr>
+        <w:t>'@angular/</w:t>
+      </w:r>
+      <w:proofErr w:type="spellStart"/>
+      <w:r>
+        <w:rPr>
+          <w:rFonts w:ascii="Consolas" w:eastAsia="Times New Roman" w:hAnsi="Consolas" w:cs="Times New Roman"/>
+          <w:b/>
+          <w:bCs/>
+          <w:color w:val="F25A00"/>
+          <w:lang w:eastAsia="es-ES"/>
+        </w:rPr>
+        <w:t>core</w:t>
+      </w:r>
+      <w:proofErr w:type="spellEnd"/>
+      <w:r>
+        <w:rPr>
+          <w:rFonts w:ascii="Consolas" w:eastAsia="Times New Roman" w:hAnsi="Consolas" w:cs="Times New Roman"/>
+          <w:b/>
+          <w:bCs/>
+          <w:color w:val="F25A00"/>
+          <w:lang w:eastAsia="es-ES"/>
+        </w:rPr>
+        <w:t>'</w:t>
+      </w:r>
+      <w:r>
+        <w:rPr>
+          <w:rFonts w:ascii="Consolas" w:eastAsia="Times New Roman" w:hAnsi="Consolas" w:cs="Times New Roman"/>
+          <w:b/>
+          <w:bCs/>
+          <w:color w:val="000000"/>
+          <w:lang w:eastAsia="es-ES"/>
+        </w:rPr>
+        <w:t>;</w:t>
+      </w:r>
+    </w:p>
+    <w:p>
+      <w:pPr>
+        <w:shd w:val="clear" w:color="auto" w:fill="FFFFFF"/>
+        <w:spacing w:after="0" w:line="240" w:lineRule="auto"/>
+        <w:rPr>
+          <w:rFonts w:ascii="Consolas" w:eastAsia="Times New Roman" w:hAnsi="Consolas" w:cs="Times New Roman"/>
+          <w:b/>
+          <w:bCs/>
+          <w:color w:val="000000"/>
+          <w:lang w:eastAsia="es-ES"/>
+        </w:rPr>
+      </w:pPr>
+    </w:p>
+    <w:p>
+      <w:pPr>
+        <w:shd w:val="clear" w:color="auto" w:fill="FFFFFF"/>
+        <w:spacing w:after="0" w:line="240" w:lineRule="auto"/>
+        <w:rPr>
+          <w:rFonts w:ascii="Consolas" w:eastAsia="Times New Roman" w:hAnsi="Consolas" w:cs="Times New Roman"/>
+          <w:b/>
+          <w:bCs/>
+          <w:color w:val="000000"/>
+          <w:lang w:eastAsia="es-ES"/>
+        </w:rPr>
+      </w:pPr>
+      <w:proofErr w:type="gramStart"/>
+      <w:r>
+        <w:rPr>
+          <w:rFonts w:ascii="Consolas" w:eastAsia="Times New Roman" w:hAnsi="Consolas" w:cs="Times New Roman"/>
+          <w:b/>
+          <w:bCs/>
+          <w:color w:val="000000"/>
+          <w:lang w:eastAsia="es-ES"/>
+        </w:rPr>
+        <w:t>@</w:t>
+      </w:r>
+      <w:proofErr w:type="spellStart"/>
+      <w:r>
+        <w:rPr>
+          <w:rFonts w:ascii="Consolas" w:eastAsia="Times New Roman" w:hAnsi="Consolas" w:cs="Times New Roman"/>
+          <w:b/>
+          <w:bCs/>
+          <w:color w:val="6AAF19"/>
+          <w:lang w:eastAsia="es-ES"/>
+        </w:rPr>
+        <w:t>Component</w:t>
+      </w:r>
+      <w:proofErr w:type="spellEnd"/>
+      <w:r>
+        <w:rPr>
+          <w:rFonts w:ascii="Consolas" w:eastAsia="Times New Roman" w:hAnsi="Consolas" w:cs="Times New Roman"/>
+          <w:b/>
+          <w:bCs/>
+          <w:color w:val="000000"/>
+          <w:lang w:eastAsia="es-ES"/>
+        </w:rPr>
+        <w:t>({</w:t>
+      </w:r>
+      <w:proofErr w:type="gramEnd"/>
+    </w:p>
+    <w:p>
+      <w:pPr>
+        <w:shd w:val="clear" w:color="auto" w:fill="FFFFFF"/>
+        <w:spacing w:after="0" w:line="240" w:lineRule="auto"/>
+        <w:rPr>
+          <w:rFonts w:ascii="Consolas" w:eastAsia="Times New Roman" w:hAnsi="Consolas" w:cs="Times New Roman"/>
+          <w:b/>
+          <w:bCs/>
+          <w:color w:val="000000"/>
+          <w:lang w:eastAsia="es-ES"/>
+        </w:rPr>
+      </w:pPr>
+      <w:r>
+        <w:rPr>
+          <w:rFonts w:ascii="Consolas" w:eastAsia="Times New Roman" w:hAnsi="Consolas" w:cs="Times New Roman"/>
+          <w:b/>
+          <w:bCs/>
+          <w:color w:val="000000"/>
+          <w:lang w:eastAsia="es-ES"/>
+        </w:rPr>
+        <w:t xml:space="preserve">    </w:t>
+      </w:r>
+      <w:proofErr w:type="gramStart"/>
+      <w:r>
+        <w:rPr>
+          <w:rFonts w:ascii="Consolas" w:eastAsia="Times New Roman" w:hAnsi="Consolas" w:cs="Times New Roman"/>
+          <w:b/>
+          <w:bCs/>
+          <w:color w:val="000000"/>
+          <w:lang w:eastAsia="es-ES"/>
+        </w:rPr>
+        <w:t>selector</w:t>
+      </w:r>
+      <w:proofErr w:type="gramEnd"/>
+      <w:r>
+        <w:rPr>
+          <w:rFonts w:ascii="Consolas" w:eastAsia="Times New Roman" w:hAnsi="Consolas" w:cs="Times New Roman"/>
+          <w:b/>
+          <w:bCs/>
+          <w:color w:val="000000"/>
+          <w:lang w:eastAsia="es-ES"/>
+        </w:rPr>
+        <w:t xml:space="preserve">: </w:t>
+      </w:r>
+      <w:r>
+        <w:rPr>
+          <w:rFonts w:ascii="Consolas" w:eastAsia="Times New Roman" w:hAnsi="Consolas" w:cs="Times New Roman"/>
+          <w:b/>
+          <w:bCs/>
+          <w:color w:val="F25A00"/>
+          <w:lang w:eastAsia="es-ES"/>
+        </w:rPr>
+        <w:t>'app-eventos'</w:t>
+      </w:r>
+      <w:r>
+        <w:rPr>
+          <w:rFonts w:ascii="Consolas" w:eastAsia="Times New Roman" w:hAnsi="Consolas" w:cs="Times New Roman"/>
+          <w:b/>
+          <w:bCs/>
+          <w:color w:val="000000"/>
+          <w:lang w:eastAsia="es-ES"/>
+        </w:rPr>
+        <w:t>,</w:t>
+      </w:r>
+    </w:p>
+    <w:p>
+      <w:pPr>
+        <w:shd w:val="clear" w:color="auto" w:fill="FFFFFF"/>
+        <w:spacing w:after="0" w:line="240" w:lineRule="auto"/>
+        <w:rPr>
+          <w:rFonts w:ascii="Consolas" w:eastAsia="Times New Roman" w:hAnsi="Consolas" w:cs="Times New Roman"/>
+          <w:b/>
+          <w:bCs/>
+          <w:color w:val="000000"/>
+          <w:lang w:eastAsia="es-ES"/>
+        </w:rPr>
+      </w:pPr>
+      <w:r>
+        <w:rPr>
+          <w:rFonts w:ascii="Consolas" w:eastAsia="Times New Roman" w:hAnsi="Consolas" w:cs="Times New Roman"/>
+          <w:b/>
+          <w:bCs/>
+          <w:color w:val="000000"/>
+          <w:lang w:eastAsia="es-ES"/>
+        </w:rPr>
+        <w:t xml:space="preserve">    </w:t>
+      </w:r>
+      <w:proofErr w:type="spellStart"/>
+      <w:proofErr w:type="gramStart"/>
+      <w:r>
+        <w:rPr>
+          <w:rFonts w:ascii="Consolas" w:eastAsia="Times New Roman" w:hAnsi="Consolas" w:cs="Times New Roman"/>
+          <w:b/>
+          <w:bCs/>
+          <w:color w:val="000000"/>
+          <w:lang w:eastAsia="es-ES"/>
+        </w:rPr>
+        <w:t>templateUrl</w:t>
+      </w:r>
+      <w:proofErr w:type="spellEnd"/>
+      <w:proofErr w:type="gramEnd"/>
+      <w:r>
+        <w:rPr>
+          <w:rFonts w:ascii="Consolas" w:eastAsia="Times New Roman" w:hAnsi="Consolas" w:cs="Times New Roman"/>
+          <w:b/>
+          <w:bCs/>
+          <w:color w:val="000000"/>
+          <w:lang w:eastAsia="es-ES"/>
+        </w:rPr>
+        <w:t xml:space="preserve">: </w:t>
+      </w:r>
+      <w:r>
+        <w:rPr>
+          <w:rFonts w:ascii="Consolas" w:eastAsia="Times New Roman" w:hAnsi="Consolas" w:cs="Times New Roman"/>
+          <w:b/>
+          <w:bCs/>
+          <w:color w:val="F25A00"/>
+          <w:lang w:eastAsia="es-ES"/>
+        </w:rPr>
+        <w:t>'./eventoscomponent.html'</w:t>
+      </w:r>
+      <w:r>
+        <w:rPr>
+          <w:rFonts w:ascii="Consolas" w:eastAsia="Times New Roman" w:hAnsi="Consolas" w:cs="Times New Roman"/>
+          <w:b/>
+          <w:bCs/>
+          <w:color w:val="000000"/>
+          <w:lang w:eastAsia="es-ES"/>
+        </w:rPr>
+        <w:t>,</w:t>
+      </w:r>
+    </w:p>
+    <w:p>
+      <w:pPr>
+        <w:shd w:val="clear" w:color="auto" w:fill="FFFFFF"/>
+        <w:spacing w:after="0" w:line="240" w:lineRule="auto"/>
+        <w:rPr>
+          <w:rFonts w:ascii="Consolas" w:eastAsia="Times New Roman" w:hAnsi="Consolas" w:cs="Times New Roman"/>
+          <w:b/>
+          <w:bCs/>
+          <w:color w:val="000000"/>
+          <w:lang w:eastAsia="es-ES"/>
+        </w:rPr>
+      </w:pPr>
+      <w:r>
+        <w:rPr>
+          <w:rFonts w:ascii="Consolas" w:eastAsia="Times New Roman" w:hAnsi="Consolas" w:cs="Times New Roman"/>
+          <w:b/>
+          <w:bCs/>
+          <w:color w:val="000000"/>
+          <w:lang w:eastAsia="es-ES"/>
+        </w:rPr>
+        <w:t xml:space="preserve">    </w:t>
+      </w:r>
+      <w:proofErr w:type="spellStart"/>
+      <w:proofErr w:type="gramStart"/>
+      <w:r>
+        <w:rPr>
+          <w:rFonts w:ascii="Consolas" w:eastAsia="Times New Roman" w:hAnsi="Consolas" w:cs="Times New Roman"/>
+          <w:b/>
+          <w:bCs/>
+          <w:color w:val="000000"/>
+          <w:lang w:eastAsia="es-ES"/>
+        </w:rPr>
+        <w:t>standalone</w:t>
+      </w:r>
+      <w:proofErr w:type="spellEnd"/>
+      <w:proofErr w:type="gramEnd"/>
+      <w:r>
+        <w:rPr>
+          <w:rFonts w:ascii="Consolas" w:eastAsia="Times New Roman" w:hAnsi="Consolas" w:cs="Times New Roman"/>
+          <w:b/>
+          <w:bCs/>
+          <w:color w:val="000000"/>
+          <w:lang w:eastAsia="es-ES"/>
+        </w:rPr>
+        <w:t xml:space="preserve">: </w:t>
+      </w:r>
+      <w:r>
+        <w:rPr>
+          <w:rFonts w:ascii="Consolas" w:eastAsia="Times New Roman" w:hAnsi="Consolas" w:cs="Times New Roman"/>
+          <w:b/>
+          <w:bCs/>
+          <w:color w:val="AE81FF"/>
+          <w:lang w:eastAsia="es-ES"/>
+        </w:rPr>
+        <w:t>false</w:t>
+      </w:r>
+    </w:p>
+    <w:p>
+      <w:pPr>
+        <w:shd w:val="clear" w:color="auto" w:fill="FFFFFF"/>
+        <w:spacing w:after="0" w:line="240" w:lineRule="auto"/>
+        <w:rPr>
+          <w:rFonts w:ascii="Consolas" w:eastAsia="Times New Roman" w:hAnsi="Consolas" w:cs="Times New Roman"/>
+          <w:b/>
+          <w:bCs/>
+          <w:color w:val="000000"/>
+          <w:lang w:eastAsia="es-ES"/>
+        </w:rPr>
+      </w:pPr>
+      <w:r>
+        <w:rPr>
+          <w:rFonts w:ascii="Consolas" w:eastAsia="Times New Roman" w:hAnsi="Consolas" w:cs="Times New Roman"/>
+          <w:b/>
+          <w:bCs/>
+          <w:color w:val="000000"/>
+          <w:lang w:eastAsia="es-ES"/>
+        </w:rPr>
+        <w:t>})</w:t>
+      </w:r>
+    </w:p>
+    <w:p>
+      <w:pPr>
+        <w:shd w:val="clear" w:color="auto" w:fill="FFFFFF"/>
+        <w:spacing w:after="0" w:line="240" w:lineRule="auto"/>
+        <w:rPr>
+          <w:rFonts w:ascii="Consolas" w:eastAsia="Times New Roman" w:hAnsi="Consolas" w:cs="Times New Roman"/>
+          <w:b/>
+          <w:bCs/>
+          <w:color w:val="000000"/>
+          <w:lang w:eastAsia="es-ES"/>
+        </w:rPr>
+      </w:pPr>
+    </w:p>
+    <w:p>
+      <w:pPr>
+        <w:shd w:val="clear" w:color="auto" w:fill="FFFFFF"/>
+        <w:spacing w:after="0" w:line="240" w:lineRule="auto"/>
+        <w:rPr>
+          <w:rFonts w:ascii="Consolas" w:eastAsia="Times New Roman" w:hAnsi="Consolas" w:cs="Times New Roman"/>
+          <w:b/>
+          <w:bCs/>
+          <w:color w:val="000000"/>
+          <w:lang w:eastAsia="es-ES"/>
+        </w:rPr>
+      </w:pPr>
+      <w:proofErr w:type="spellStart"/>
+      <w:proofErr w:type="gramStart"/>
+      <w:r>
+        <w:rPr>
+          <w:rFonts w:ascii="Consolas" w:eastAsia="Times New Roman" w:hAnsi="Consolas" w:cs="Times New Roman"/>
+          <w:b/>
+          <w:bCs/>
+          <w:color w:val="F92672"/>
+          <w:lang w:eastAsia="es-ES"/>
+        </w:rPr>
+        <w:t>export</w:t>
+      </w:r>
+      <w:proofErr w:type="spellEnd"/>
+      <w:proofErr w:type="gramEnd"/>
+      <w:r>
+        <w:rPr>
+          <w:rFonts w:ascii="Consolas" w:eastAsia="Times New Roman" w:hAnsi="Consolas" w:cs="Times New Roman"/>
+          <w:b/>
+          <w:bCs/>
+          <w:color w:val="000000"/>
+          <w:lang w:eastAsia="es-ES"/>
+        </w:rPr>
+        <w:t xml:space="preserve"> </w:t>
+      </w:r>
+      <w:proofErr w:type="spellStart"/>
+      <w:r>
+        <w:rPr>
+          <w:rFonts w:ascii="Consolas" w:eastAsia="Times New Roman" w:hAnsi="Consolas" w:cs="Times New Roman"/>
+          <w:b/>
+          <w:bCs/>
+          <w:i/>
+          <w:iCs/>
+          <w:color w:val="28C6E4"/>
+          <w:lang w:eastAsia="es-ES"/>
+        </w:rPr>
+        <w:t>class</w:t>
+      </w:r>
+      <w:proofErr w:type="spellEnd"/>
+      <w:r>
+        <w:rPr>
+          <w:rFonts w:ascii="Consolas" w:eastAsia="Times New Roman" w:hAnsi="Consolas" w:cs="Times New Roman"/>
+          <w:b/>
+          <w:bCs/>
+          <w:color w:val="000000"/>
+          <w:lang w:eastAsia="es-ES"/>
+        </w:rPr>
+        <w:t xml:space="preserve"> </w:t>
+      </w:r>
+      <w:proofErr w:type="spellStart"/>
+      <w:r>
+        <w:rPr>
+          <w:rFonts w:ascii="Consolas" w:eastAsia="Times New Roman" w:hAnsi="Consolas" w:cs="Times New Roman"/>
+          <w:b/>
+          <w:bCs/>
+          <w:color w:val="000000"/>
+          <w:lang w:eastAsia="es-ES"/>
+        </w:rPr>
+        <w:t>EventosComponent</w:t>
+      </w:r>
+      <w:proofErr w:type="spellEnd"/>
+      <w:r>
+        <w:rPr>
+          <w:rFonts w:ascii="Consolas" w:eastAsia="Times New Roman" w:hAnsi="Consolas" w:cs="Times New Roman"/>
+          <w:b/>
+          <w:bCs/>
+          <w:color w:val="000000"/>
+          <w:lang w:eastAsia="es-ES"/>
+        </w:rPr>
+        <w:t xml:space="preserve"> </w:t>
+      </w:r>
+      <w:proofErr w:type="spellStart"/>
+      <w:r>
+        <w:rPr>
+          <w:rFonts w:ascii="Consolas" w:eastAsia="Times New Roman" w:hAnsi="Consolas" w:cs="Times New Roman"/>
+          <w:b/>
+          <w:bCs/>
+          <w:color w:val="F92672"/>
+          <w:lang w:eastAsia="es-ES"/>
+        </w:rPr>
+        <w:t>implements</w:t>
+      </w:r>
+      <w:proofErr w:type="spellEnd"/>
+      <w:r>
+        <w:rPr>
+          <w:rFonts w:ascii="Consolas" w:eastAsia="Times New Roman" w:hAnsi="Consolas" w:cs="Times New Roman"/>
+          <w:b/>
+          <w:bCs/>
+          <w:color w:val="000000"/>
+          <w:lang w:eastAsia="es-ES"/>
+        </w:rPr>
+        <w:t xml:space="preserve"> </w:t>
+      </w:r>
+      <w:proofErr w:type="spellStart"/>
+      <w:r>
+        <w:rPr>
+          <w:rFonts w:ascii="Consolas" w:eastAsia="Times New Roman" w:hAnsi="Consolas" w:cs="Times New Roman"/>
+          <w:b/>
+          <w:bCs/>
+          <w:i/>
+          <w:iCs/>
+          <w:color w:val="6AAF19"/>
+          <w:u w:val="single"/>
+          <w:lang w:eastAsia="es-ES"/>
+        </w:rPr>
+        <w:t>OnInit</w:t>
+      </w:r>
+      <w:proofErr w:type="spellEnd"/>
+      <w:r>
+        <w:rPr>
+          <w:rFonts w:ascii="Consolas" w:eastAsia="Times New Roman" w:hAnsi="Consolas" w:cs="Times New Roman"/>
+          <w:b/>
+          <w:bCs/>
+          <w:color w:val="000000"/>
+          <w:lang w:eastAsia="es-ES"/>
+        </w:rPr>
+        <w:t xml:space="preserve"> {</w:t>
+      </w:r>
+    </w:p>
+    <w:p>
+      <w:pPr>
+        <w:shd w:val="clear" w:color="auto" w:fill="FFFFFF"/>
+        <w:spacing w:after="0" w:line="240" w:lineRule="auto"/>
+        <w:rPr>
+          <w:rFonts w:ascii="Consolas" w:eastAsia="Times New Roman" w:hAnsi="Consolas" w:cs="Times New Roman"/>
+          <w:b/>
+          <w:bCs/>
+          <w:color w:val="000000"/>
+          <w:lang w:eastAsia="es-ES"/>
+        </w:rPr>
+      </w:pPr>
+      <w:r>
+        <w:rPr>
+          <w:rFonts w:ascii="Consolas" w:eastAsia="Times New Roman" w:hAnsi="Consolas" w:cs="Times New Roman"/>
+          <w:b/>
+          <w:bCs/>
+          <w:color w:val="000000"/>
+          <w:lang w:eastAsia="es-ES"/>
+        </w:rPr>
+        <w:t xml:space="preserve">    </w:t>
+      </w:r>
+      <w:r>
+        <w:rPr>
+          <w:rFonts w:ascii="Consolas" w:eastAsia="Times New Roman" w:hAnsi="Consolas" w:cs="Times New Roman"/>
+          <w:b/>
+          <w:bCs/>
+          <w:color w:val="9F9F8F"/>
+          <w:lang w:eastAsia="es-ES"/>
+        </w:rPr>
+        <w:t>//declaramos una variable para el mensaje</w:t>
+      </w:r>
+    </w:p>
+    <w:p>
+      <w:pPr>
+        <w:shd w:val="clear" w:color="auto" w:fill="FFFFFF"/>
+        <w:spacing w:after="0" w:line="240" w:lineRule="auto"/>
+        <w:rPr>
+          <w:rFonts w:ascii="Consolas" w:eastAsia="Times New Roman" w:hAnsi="Consolas" w:cs="Times New Roman"/>
+          <w:b/>
+          <w:bCs/>
+          <w:color w:val="000000"/>
+          <w:lang w:eastAsia="es-ES"/>
+        </w:rPr>
+      </w:pPr>
+      <w:r>
+        <w:rPr>
+          <w:rFonts w:ascii="Consolas" w:eastAsia="Times New Roman" w:hAnsi="Consolas" w:cs="Times New Roman"/>
+          <w:b/>
+          <w:bCs/>
+          <w:color w:val="000000"/>
+          <w:lang w:eastAsia="es-ES"/>
+        </w:rPr>
+        <w:t xml:space="preserve">    </w:t>
+      </w:r>
+      <w:proofErr w:type="gramStart"/>
+      <w:r>
+        <w:rPr>
+          <w:rFonts w:ascii="Consolas" w:eastAsia="Times New Roman" w:hAnsi="Consolas" w:cs="Times New Roman"/>
+          <w:b/>
+          <w:bCs/>
+          <w:color w:val="000000"/>
+          <w:lang w:eastAsia="es-ES"/>
+        </w:rPr>
+        <w:t>mensaje</w:t>
+      </w:r>
+      <w:proofErr w:type="gramEnd"/>
+      <w:r>
+        <w:rPr>
+          <w:rFonts w:ascii="Consolas" w:eastAsia="Times New Roman" w:hAnsi="Consolas" w:cs="Times New Roman"/>
+          <w:b/>
+          <w:bCs/>
+          <w:color w:val="F92672"/>
+          <w:lang w:eastAsia="es-ES"/>
+        </w:rPr>
+        <w:t>:</w:t>
+      </w:r>
+      <w:r>
+        <w:rPr>
+          <w:rFonts w:ascii="Consolas" w:eastAsia="Times New Roman" w:hAnsi="Consolas" w:cs="Times New Roman"/>
+          <w:b/>
+          <w:bCs/>
+          <w:color w:val="000000"/>
+          <w:lang w:eastAsia="es-ES"/>
+        </w:rPr>
+        <w:t xml:space="preserve"> </w:t>
+      </w:r>
+      <w:proofErr w:type="spellStart"/>
+      <w:r>
+        <w:rPr>
+          <w:rFonts w:ascii="Consolas" w:eastAsia="Times New Roman" w:hAnsi="Consolas" w:cs="Times New Roman"/>
+          <w:b/>
+          <w:bCs/>
+          <w:i/>
+          <w:iCs/>
+          <w:color w:val="28C6E4"/>
+          <w:lang w:eastAsia="es-ES"/>
+        </w:rPr>
+        <w:t>string</w:t>
+      </w:r>
+      <w:proofErr w:type="spellEnd"/>
+      <w:r>
+        <w:rPr>
+          <w:rFonts w:ascii="Consolas" w:eastAsia="Times New Roman" w:hAnsi="Consolas" w:cs="Times New Roman"/>
+          <w:b/>
+          <w:bCs/>
+          <w:color w:val="000000"/>
+          <w:lang w:eastAsia="es-ES"/>
+        </w:rPr>
+        <w:t>;</w:t>
+      </w:r>
+    </w:p>
+    <w:p>
+      <w:pPr>
+        <w:shd w:val="clear" w:color="auto" w:fill="FFFFFF"/>
+        <w:spacing w:after="0" w:line="240" w:lineRule="auto"/>
+        <w:rPr>
+          <w:rFonts w:ascii="Consolas" w:eastAsia="Times New Roman" w:hAnsi="Consolas" w:cs="Times New Roman"/>
+          <w:b/>
+          <w:bCs/>
+          <w:color w:val="000000"/>
+          <w:lang w:eastAsia="es-ES"/>
+        </w:rPr>
+      </w:pPr>
+    </w:p>
+    <w:p>
+      <w:pPr>
+        <w:shd w:val="clear" w:color="auto" w:fill="FFFFFF"/>
+        <w:spacing w:after="0" w:line="240" w:lineRule="auto"/>
+        <w:rPr>
+          <w:rFonts w:ascii="Consolas" w:eastAsia="Times New Roman" w:hAnsi="Consolas" w:cs="Times New Roman"/>
+          <w:b/>
+          <w:bCs/>
+          <w:color w:val="000000"/>
+          <w:lang w:eastAsia="es-ES"/>
+        </w:rPr>
+      </w:pPr>
+      <w:r>
+        <w:rPr>
+          <w:rFonts w:ascii="Consolas" w:eastAsia="Times New Roman" w:hAnsi="Consolas" w:cs="Times New Roman"/>
+          <w:b/>
+          <w:bCs/>
+          <w:color w:val="000000"/>
+          <w:lang w:eastAsia="es-ES"/>
+        </w:rPr>
+        <w:t xml:space="preserve">    </w:t>
+      </w:r>
+      <w:proofErr w:type="gramStart"/>
+      <w:r>
+        <w:rPr>
+          <w:rFonts w:ascii="Consolas" w:eastAsia="Times New Roman" w:hAnsi="Consolas" w:cs="Times New Roman"/>
+          <w:b/>
+          <w:bCs/>
+          <w:i/>
+          <w:iCs/>
+          <w:color w:val="28C6E4"/>
+          <w:lang w:eastAsia="es-ES"/>
+        </w:rPr>
+        <w:t>constructor</w:t>
+      </w:r>
+      <w:proofErr w:type="gramEnd"/>
+      <w:r>
+        <w:rPr>
+          <w:rFonts w:ascii="Consolas" w:eastAsia="Times New Roman" w:hAnsi="Consolas" w:cs="Times New Roman"/>
+          <w:b/>
+          <w:bCs/>
+          <w:color w:val="000000"/>
+          <w:lang w:eastAsia="es-ES"/>
+        </w:rPr>
+        <w:t>() {</w:t>
+      </w:r>
+    </w:p>
+    <w:p>
+      <w:pPr>
+        <w:shd w:val="clear" w:color="auto" w:fill="FFFFFF"/>
+        <w:spacing w:after="0" w:line="240" w:lineRule="auto"/>
+        <w:rPr>
+          <w:rFonts w:ascii="Consolas" w:eastAsia="Times New Roman" w:hAnsi="Consolas" w:cs="Times New Roman"/>
+          <w:b/>
+          <w:bCs/>
+          <w:color w:val="000000"/>
+          <w:lang w:eastAsia="es-ES"/>
+        </w:rPr>
+      </w:pPr>
+      <w:r>
+        <w:rPr>
+          <w:rFonts w:ascii="Consolas" w:eastAsia="Times New Roman" w:hAnsi="Consolas" w:cs="Times New Roman"/>
+          <w:b/>
+          <w:bCs/>
+          <w:color w:val="000000"/>
+          <w:lang w:eastAsia="es-ES"/>
+        </w:rPr>
+        <w:t xml:space="preserve">        </w:t>
+      </w:r>
+      <w:r>
+        <w:rPr>
+          <w:rFonts w:ascii="Consolas" w:eastAsia="Times New Roman" w:hAnsi="Consolas" w:cs="Times New Roman"/>
+          <w:b/>
+          <w:bCs/>
+          <w:color w:val="9F9F8F"/>
+          <w:lang w:eastAsia="es-ES"/>
+        </w:rPr>
+        <w:t>//le damos un valor el mensaje</w:t>
+      </w:r>
+    </w:p>
+    <w:p>
+      <w:pPr>
+        <w:shd w:val="clear" w:color="auto" w:fill="FFFFFF"/>
+        <w:spacing w:after="0" w:line="240" w:lineRule="auto"/>
+        <w:rPr>
+          <w:rFonts w:ascii="Consolas" w:eastAsia="Times New Roman" w:hAnsi="Consolas" w:cs="Times New Roman"/>
+          <w:b/>
+          <w:bCs/>
+          <w:color w:val="000000"/>
+          <w:lang w:eastAsia="es-ES"/>
+        </w:rPr>
+      </w:pPr>
+      <w:r>
+        <w:rPr>
+          <w:rFonts w:ascii="Consolas" w:eastAsia="Times New Roman" w:hAnsi="Consolas" w:cs="Times New Roman"/>
+          <w:b/>
+          <w:bCs/>
+          <w:color w:val="000000"/>
+          <w:lang w:eastAsia="es-ES"/>
+        </w:rPr>
+        <w:t xml:space="preserve">        </w:t>
+      </w:r>
+      <w:proofErr w:type="spellStart"/>
+      <w:r>
+        <w:rPr>
+          <w:rFonts w:ascii="Consolas" w:eastAsia="Times New Roman" w:hAnsi="Consolas" w:cs="Times New Roman"/>
+          <w:b/>
+          <w:bCs/>
+          <w:i/>
+          <w:iCs/>
+          <w:color w:val="FD971F"/>
+          <w:lang w:eastAsia="es-ES"/>
+        </w:rPr>
+        <w:t>this</w:t>
+      </w:r>
+      <w:r>
+        <w:rPr>
+          <w:rFonts w:ascii="Consolas" w:eastAsia="Times New Roman" w:hAnsi="Consolas" w:cs="Times New Roman"/>
+          <w:b/>
+          <w:bCs/>
+          <w:color w:val="000000"/>
+          <w:lang w:eastAsia="es-ES"/>
+        </w:rPr>
+        <w:t>.mensaje</w:t>
+      </w:r>
+      <w:proofErr w:type="spellEnd"/>
+      <w:r>
+        <w:rPr>
+          <w:rFonts w:ascii="Consolas" w:eastAsia="Times New Roman" w:hAnsi="Consolas" w:cs="Times New Roman"/>
+          <w:b/>
+          <w:bCs/>
+          <w:color w:val="000000"/>
+          <w:lang w:eastAsia="es-ES"/>
+        </w:rPr>
+        <w:t xml:space="preserve"> </w:t>
+      </w:r>
+      <w:r>
+        <w:rPr>
+          <w:rFonts w:ascii="Consolas" w:eastAsia="Times New Roman" w:hAnsi="Consolas" w:cs="Times New Roman"/>
+          <w:b/>
+          <w:bCs/>
+          <w:color w:val="F92672"/>
+          <w:lang w:eastAsia="es-ES"/>
+        </w:rPr>
+        <w:t>=</w:t>
+      </w:r>
+      <w:r>
+        <w:rPr>
+          <w:rFonts w:ascii="Consolas" w:eastAsia="Times New Roman" w:hAnsi="Consolas" w:cs="Times New Roman"/>
+          <w:b/>
+          <w:bCs/>
+          <w:color w:val="000000"/>
+          <w:lang w:eastAsia="es-ES"/>
+        </w:rPr>
+        <w:t xml:space="preserve"> </w:t>
+      </w:r>
+      <w:r>
+        <w:rPr>
+          <w:rFonts w:ascii="Consolas" w:eastAsia="Times New Roman" w:hAnsi="Consolas" w:cs="Times New Roman"/>
+          <w:b/>
+          <w:bCs/>
+          <w:color w:val="F25A00"/>
+          <w:lang w:eastAsia="es-ES"/>
+        </w:rPr>
+        <w:t>"Hoy es martes</w:t>
+      </w:r>
+      <w:proofErr w:type="gramStart"/>
+      <w:r>
+        <w:rPr>
+          <w:rFonts w:ascii="Consolas" w:eastAsia="Times New Roman" w:hAnsi="Consolas" w:cs="Times New Roman"/>
+          <w:b/>
+          <w:bCs/>
+          <w:color w:val="F25A00"/>
+          <w:lang w:eastAsia="es-ES"/>
+        </w:rPr>
+        <w:t>!!!</w:t>
+      </w:r>
+      <w:proofErr w:type="gramEnd"/>
+      <w:r>
+        <w:rPr>
+          <w:rFonts w:ascii="Consolas" w:eastAsia="Times New Roman" w:hAnsi="Consolas" w:cs="Times New Roman"/>
+          <w:b/>
+          <w:bCs/>
+          <w:color w:val="F25A00"/>
+          <w:lang w:eastAsia="es-ES"/>
+        </w:rPr>
+        <w:t>"</w:t>
+      </w:r>
+      <w:r>
+        <w:rPr>
+          <w:rFonts w:ascii="Consolas" w:eastAsia="Times New Roman" w:hAnsi="Consolas" w:cs="Times New Roman"/>
+          <w:b/>
+          <w:bCs/>
+          <w:color w:val="000000"/>
+          <w:lang w:eastAsia="es-ES"/>
+        </w:rPr>
+        <w:t>;</w:t>
+      </w:r>
+    </w:p>
+    <w:p>
+      <w:pPr>
+        <w:shd w:val="clear" w:color="auto" w:fill="FFFFFF"/>
+        <w:spacing w:after="0" w:line="240" w:lineRule="auto"/>
+        <w:rPr>
+          <w:rFonts w:ascii="Consolas" w:eastAsia="Times New Roman" w:hAnsi="Consolas" w:cs="Times New Roman"/>
+          <w:b/>
+          <w:bCs/>
+          <w:color w:val="000000"/>
+          <w:lang w:eastAsia="es-ES"/>
+        </w:rPr>
+      </w:pPr>
+      <w:r>
+        <w:rPr>
+          <w:rFonts w:ascii="Consolas" w:eastAsia="Times New Roman" w:hAnsi="Consolas" w:cs="Times New Roman"/>
+          <w:b/>
+          <w:bCs/>
+          <w:color w:val="000000"/>
+          <w:lang w:eastAsia="es-ES"/>
+        </w:rPr>
+        <w:t xml:space="preserve">        </w:t>
+      </w:r>
+      <w:proofErr w:type="gramStart"/>
+      <w:r>
+        <w:rPr>
+          <w:rFonts w:ascii="Consolas" w:eastAsia="Times New Roman" w:hAnsi="Consolas" w:cs="Times New Roman"/>
+          <w:b/>
+          <w:bCs/>
+          <w:color w:val="000000"/>
+          <w:lang w:eastAsia="es-ES"/>
+        </w:rPr>
+        <w:t>console.</w:t>
+      </w:r>
+      <w:r>
+        <w:rPr>
+          <w:rFonts w:ascii="Consolas" w:eastAsia="Times New Roman" w:hAnsi="Consolas" w:cs="Times New Roman"/>
+          <w:b/>
+          <w:bCs/>
+          <w:color w:val="6AAF19"/>
+          <w:lang w:eastAsia="es-ES"/>
+        </w:rPr>
+        <w:t>log</w:t>
+      </w:r>
+      <w:r>
+        <w:rPr>
+          <w:rFonts w:ascii="Consolas" w:eastAsia="Times New Roman" w:hAnsi="Consolas" w:cs="Times New Roman"/>
+          <w:b/>
+          <w:bCs/>
+          <w:color w:val="000000"/>
+          <w:lang w:eastAsia="es-ES"/>
+        </w:rPr>
+        <w:t>(</w:t>
+      </w:r>
+      <w:proofErr w:type="gramEnd"/>
+      <w:r>
+        <w:rPr>
+          <w:rFonts w:ascii="Consolas" w:eastAsia="Times New Roman" w:hAnsi="Consolas" w:cs="Times New Roman"/>
+          <w:b/>
+          <w:bCs/>
+          <w:color w:val="F25A00"/>
+          <w:lang w:eastAsia="es-ES"/>
+        </w:rPr>
+        <w:t>"Soy el constructor"</w:t>
+      </w:r>
+      <w:r>
+        <w:rPr>
+          <w:rFonts w:ascii="Consolas" w:eastAsia="Times New Roman" w:hAnsi="Consolas" w:cs="Times New Roman"/>
+          <w:b/>
+          <w:bCs/>
+          <w:color w:val="000000"/>
+          <w:lang w:eastAsia="es-ES"/>
+        </w:rPr>
+        <w:t>)</w:t>
+      </w:r>
+    </w:p>
+    <w:p>
+      <w:pPr>
+        <w:shd w:val="clear" w:color="auto" w:fill="FFFFFF"/>
+        <w:spacing w:after="0" w:line="240" w:lineRule="auto"/>
+        <w:rPr>
+          <w:rFonts w:ascii="Consolas" w:eastAsia="Times New Roman" w:hAnsi="Consolas" w:cs="Times New Roman"/>
+          <w:b/>
+          <w:bCs/>
+          <w:color w:val="000000"/>
+          <w:lang w:eastAsia="es-ES"/>
+        </w:rPr>
+      </w:pPr>
+      <w:r>
+        <w:rPr>
+          <w:rFonts w:ascii="Consolas" w:eastAsia="Times New Roman" w:hAnsi="Consolas" w:cs="Times New Roman"/>
+          <w:b/>
+          <w:bCs/>
+          <w:color w:val="000000"/>
+          <w:lang w:eastAsia="es-ES"/>
+        </w:rPr>
+        <w:t>    }</w:t>
+      </w:r>
+    </w:p>
+    <w:p>
+      <w:pPr>
+        <w:shd w:val="clear" w:color="auto" w:fill="FFFFFF"/>
+        <w:spacing w:after="0" w:line="240" w:lineRule="auto"/>
+        <w:rPr>
+          <w:rFonts w:ascii="Consolas" w:eastAsia="Times New Roman" w:hAnsi="Consolas" w:cs="Times New Roman"/>
+          <w:b/>
+          <w:bCs/>
+          <w:color w:val="000000"/>
+          <w:lang w:eastAsia="es-ES"/>
+        </w:rPr>
+      </w:pPr>
+    </w:p>
+    <w:p>
+      <w:pPr>
+        <w:shd w:val="clear" w:color="auto" w:fill="FFFFFF"/>
+        <w:spacing w:after="0" w:line="240" w:lineRule="auto"/>
+        <w:rPr>
+          <w:rFonts w:ascii="Consolas" w:eastAsia="Times New Roman" w:hAnsi="Consolas" w:cs="Times New Roman"/>
+          <w:b/>
+          <w:bCs/>
+          <w:color w:val="000000"/>
+          <w:lang w:eastAsia="es-ES"/>
+        </w:rPr>
+      </w:pPr>
+      <w:r>
+        <w:rPr>
+          <w:rFonts w:ascii="Consolas" w:eastAsia="Times New Roman" w:hAnsi="Consolas" w:cs="Times New Roman"/>
+          <w:b/>
+          <w:bCs/>
+          <w:color w:val="000000"/>
+          <w:lang w:eastAsia="es-ES"/>
+        </w:rPr>
+        <w:t xml:space="preserve">    </w:t>
+      </w:r>
+      <w:r>
+        <w:rPr>
+          <w:rFonts w:ascii="Consolas" w:eastAsia="Times New Roman" w:hAnsi="Consolas" w:cs="Times New Roman"/>
+          <w:b/>
+          <w:bCs/>
+          <w:color w:val="9F9F8F"/>
+          <w:lang w:eastAsia="es-ES"/>
+        </w:rPr>
+        <w:t>//debemos crear un método para cambiar el mensaje</w:t>
+      </w:r>
+    </w:p>
+    <w:p>
+      <w:pPr>
+        <w:shd w:val="clear" w:color="auto" w:fill="FFFFFF"/>
+        <w:spacing w:after="0" w:line="240" w:lineRule="auto"/>
+        <w:rPr>
+          <w:rFonts w:ascii="Consolas" w:eastAsia="Times New Roman" w:hAnsi="Consolas" w:cs="Times New Roman"/>
+          <w:b/>
+          <w:bCs/>
+          <w:color w:val="000000"/>
+          <w:lang w:eastAsia="es-ES"/>
+        </w:rPr>
+      </w:pPr>
+      <w:r>
+        <w:rPr>
+          <w:rFonts w:ascii="Consolas" w:eastAsia="Times New Roman" w:hAnsi="Consolas" w:cs="Times New Roman"/>
+          <w:b/>
+          <w:bCs/>
+          <w:color w:val="000000"/>
+          <w:lang w:eastAsia="es-ES"/>
+        </w:rPr>
+        <w:t xml:space="preserve">    </w:t>
+      </w:r>
+      <w:r>
+        <w:rPr>
+          <w:rFonts w:ascii="Consolas" w:eastAsia="Times New Roman" w:hAnsi="Consolas" w:cs="Times New Roman"/>
+          <w:b/>
+          <w:bCs/>
+          <w:color w:val="9F9F8F"/>
+          <w:lang w:eastAsia="es-ES"/>
+        </w:rPr>
+        <w:t>//al pulsar un botón</w:t>
+      </w:r>
+    </w:p>
+    <w:p>
+      <w:pPr>
+        <w:shd w:val="clear" w:color="auto" w:fill="FFFFFF"/>
+        <w:spacing w:after="0" w:line="240" w:lineRule="auto"/>
+        <w:rPr>
+          <w:rFonts w:ascii="Consolas" w:eastAsia="Times New Roman" w:hAnsi="Consolas" w:cs="Times New Roman"/>
+          <w:b/>
+          <w:bCs/>
+          <w:color w:val="000000"/>
+          <w:lang w:eastAsia="es-ES"/>
+        </w:rPr>
+      </w:pPr>
+      <w:r>
+        <w:rPr>
+          <w:rFonts w:ascii="Consolas" w:eastAsia="Times New Roman" w:hAnsi="Consolas" w:cs="Times New Roman"/>
+          <w:b/>
+          <w:bCs/>
+          <w:color w:val="000000"/>
+          <w:lang w:eastAsia="es-ES"/>
+        </w:rPr>
+        <w:t xml:space="preserve">    </w:t>
+      </w:r>
+      <w:proofErr w:type="spellStart"/>
+      <w:proofErr w:type="gramStart"/>
+      <w:r>
+        <w:rPr>
+          <w:rFonts w:ascii="Consolas" w:eastAsia="Times New Roman" w:hAnsi="Consolas" w:cs="Times New Roman"/>
+          <w:b/>
+          <w:bCs/>
+          <w:color w:val="6AAF19"/>
+          <w:lang w:eastAsia="es-ES"/>
+        </w:rPr>
+        <w:t>cambiarMensaje</w:t>
+      </w:r>
+      <w:proofErr w:type="spellEnd"/>
+      <w:proofErr w:type="gramEnd"/>
+      <w:r>
+        <w:rPr>
+          <w:rFonts w:ascii="Consolas" w:eastAsia="Times New Roman" w:hAnsi="Consolas" w:cs="Times New Roman"/>
+          <w:b/>
+          <w:bCs/>
+          <w:color w:val="000000"/>
+          <w:lang w:eastAsia="es-ES"/>
+        </w:rPr>
+        <w:t>()</w:t>
+      </w:r>
+      <w:r>
+        <w:rPr>
+          <w:rFonts w:ascii="Consolas" w:eastAsia="Times New Roman" w:hAnsi="Consolas" w:cs="Times New Roman"/>
+          <w:b/>
+          <w:bCs/>
+          <w:color w:val="F92672"/>
+          <w:lang w:eastAsia="es-ES"/>
+        </w:rPr>
+        <w:t>:</w:t>
+      </w:r>
+      <w:r>
+        <w:rPr>
+          <w:rFonts w:ascii="Consolas" w:eastAsia="Times New Roman" w:hAnsi="Consolas" w:cs="Times New Roman"/>
+          <w:b/>
+          <w:bCs/>
+          <w:color w:val="000000"/>
+          <w:lang w:eastAsia="es-ES"/>
+        </w:rPr>
+        <w:t xml:space="preserve"> </w:t>
+      </w:r>
+      <w:proofErr w:type="spellStart"/>
+      <w:r>
+        <w:rPr>
+          <w:rFonts w:ascii="Consolas" w:eastAsia="Times New Roman" w:hAnsi="Consolas" w:cs="Times New Roman"/>
+          <w:b/>
+          <w:bCs/>
+          <w:i/>
+          <w:iCs/>
+          <w:color w:val="28C6E4"/>
+          <w:lang w:eastAsia="es-ES"/>
+        </w:rPr>
+        <w:t>void</w:t>
+      </w:r>
+      <w:proofErr w:type="spellEnd"/>
+      <w:r>
+        <w:rPr>
+          <w:rFonts w:ascii="Consolas" w:eastAsia="Times New Roman" w:hAnsi="Consolas" w:cs="Times New Roman"/>
+          <w:b/>
+          <w:bCs/>
+          <w:color w:val="000000"/>
+          <w:lang w:eastAsia="es-ES"/>
+        </w:rPr>
+        <w:t xml:space="preserve"> {</w:t>
+      </w:r>
+    </w:p>
+    <w:p>
+      <w:pPr>
+        <w:shd w:val="clear" w:color="auto" w:fill="FFFFFF"/>
+        <w:spacing w:after="0" w:line="240" w:lineRule="auto"/>
+        <w:rPr>
+          <w:rFonts w:ascii="Consolas" w:eastAsia="Times New Roman" w:hAnsi="Consolas" w:cs="Times New Roman"/>
+          <w:b/>
+          <w:bCs/>
+          <w:color w:val="000000"/>
+          <w:lang w:eastAsia="es-ES"/>
+        </w:rPr>
+      </w:pPr>
+      <w:r>
+        <w:rPr>
+          <w:rFonts w:ascii="Consolas" w:eastAsia="Times New Roman" w:hAnsi="Consolas" w:cs="Times New Roman"/>
+          <w:b/>
+          <w:bCs/>
+          <w:color w:val="000000"/>
+          <w:lang w:eastAsia="es-ES"/>
+        </w:rPr>
+        <w:t xml:space="preserve">        </w:t>
+      </w:r>
+      <w:r>
+        <w:rPr>
+          <w:rFonts w:ascii="Consolas" w:eastAsia="Times New Roman" w:hAnsi="Consolas" w:cs="Times New Roman"/>
+          <w:b/>
+          <w:bCs/>
+          <w:color w:val="9F9F8F"/>
+          <w:lang w:eastAsia="es-ES"/>
+        </w:rPr>
+        <w:t>//cambiamos el mensaje por otro</w:t>
+      </w:r>
+    </w:p>
+    <w:p>
+      <w:pPr>
+        <w:shd w:val="clear" w:color="auto" w:fill="FFFFFF"/>
+        <w:spacing w:after="0" w:line="240" w:lineRule="auto"/>
+        <w:rPr>
+          <w:rFonts w:ascii="Consolas" w:eastAsia="Times New Roman" w:hAnsi="Consolas" w:cs="Times New Roman"/>
+          <w:b/>
+          <w:bCs/>
+          <w:color w:val="000000"/>
+          <w:lang w:eastAsia="es-ES"/>
+        </w:rPr>
+      </w:pPr>
+      <w:r>
+        <w:rPr>
+          <w:rFonts w:ascii="Consolas" w:eastAsia="Times New Roman" w:hAnsi="Consolas" w:cs="Times New Roman"/>
+          <w:b/>
+          <w:bCs/>
+          <w:color w:val="000000"/>
+          <w:lang w:eastAsia="es-ES"/>
+        </w:rPr>
+        <w:t xml:space="preserve">        </w:t>
+      </w:r>
+      <w:proofErr w:type="spellStart"/>
+      <w:r>
+        <w:rPr>
+          <w:rFonts w:ascii="Consolas" w:eastAsia="Times New Roman" w:hAnsi="Consolas" w:cs="Times New Roman"/>
+          <w:b/>
+          <w:bCs/>
+          <w:i/>
+          <w:iCs/>
+          <w:color w:val="FD971F"/>
+          <w:lang w:eastAsia="es-ES"/>
+        </w:rPr>
+        <w:t>this</w:t>
+      </w:r>
+      <w:r>
+        <w:rPr>
+          <w:rFonts w:ascii="Consolas" w:eastAsia="Times New Roman" w:hAnsi="Consolas" w:cs="Times New Roman"/>
+          <w:b/>
+          <w:bCs/>
+          <w:color w:val="000000"/>
+          <w:lang w:eastAsia="es-ES"/>
+        </w:rPr>
+        <w:t>.mensaje</w:t>
+      </w:r>
+      <w:proofErr w:type="spellEnd"/>
+      <w:r>
+        <w:rPr>
+          <w:rFonts w:ascii="Consolas" w:eastAsia="Times New Roman" w:hAnsi="Consolas" w:cs="Times New Roman"/>
+          <w:b/>
+          <w:bCs/>
+          <w:color w:val="000000"/>
+          <w:lang w:eastAsia="es-ES"/>
+        </w:rPr>
+        <w:t xml:space="preserve"> </w:t>
+      </w:r>
+      <w:r>
+        <w:rPr>
+          <w:rFonts w:ascii="Consolas" w:eastAsia="Times New Roman" w:hAnsi="Consolas" w:cs="Times New Roman"/>
+          <w:b/>
+          <w:bCs/>
+          <w:color w:val="F92672"/>
+          <w:lang w:eastAsia="es-ES"/>
+        </w:rPr>
+        <w:t>=</w:t>
+      </w:r>
+      <w:r>
+        <w:rPr>
+          <w:rFonts w:ascii="Consolas" w:eastAsia="Times New Roman" w:hAnsi="Consolas" w:cs="Times New Roman"/>
+          <w:b/>
+          <w:bCs/>
+          <w:color w:val="000000"/>
+          <w:lang w:eastAsia="es-ES"/>
+        </w:rPr>
+        <w:t xml:space="preserve"> </w:t>
+      </w:r>
+      <w:r>
+        <w:rPr>
+          <w:rFonts w:ascii="Consolas" w:eastAsia="Times New Roman" w:hAnsi="Consolas" w:cs="Times New Roman"/>
+          <w:b/>
+          <w:bCs/>
+          <w:color w:val="F25A00"/>
+          <w:lang w:eastAsia="es-ES"/>
+        </w:rPr>
+        <w:t>"y mañana miércoles</w:t>
+      </w:r>
+      <w:proofErr w:type="gramStart"/>
+      <w:r>
+        <w:rPr>
+          <w:rFonts w:ascii="Consolas" w:eastAsia="Times New Roman" w:hAnsi="Consolas" w:cs="Times New Roman"/>
+          <w:b/>
+          <w:bCs/>
+          <w:color w:val="F25A00"/>
+          <w:lang w:eastAsia="es-ES"/>
+        </w:rPr>
+        <w:t>!!!!</w:t>
+      </w:r>
+      <w:proofErr w:type="gramEnd"/>
+      <w:r>
+        <w:rPr>
+          <w:rFonts w:ascii="Consolas" w:eastAsia="Times New Roman" w:hAnsi="Consolas" w:cs="Times New Roman"/>
+          <w:b/>
+          <w:bCs/>
+          <w:color w:val="F25A00"/>
+          <w:lang w:eastAsia="es-ES"/>
+        </w:rPr>
+        <w:t>"</w:t>
+      </w:r>
+      <w:r>
+        <w:rPr>
+          <w:rFonts w:ascii="Consolas" w:eastAsia="Times New Roman" w:hAnsi="Consolas" w:cs="Times New Roman"/>
+          <w:b/>
+          <w:bCs/>
+          <w:color w:val="000000"/>
+          <w:lang w:eastAsia="es-ES"/>
+        </w:rPr>
+        <w:t>;</w:t>
+      </w:r>
+    </w:p>
+    <w:p>
+      <w:pPr>
+        <w:shd w:val="clear" w:color="auto" w:fill="FFFFFF"/>
+        <w:spacing w:after="0" w:line="240" w:lineRule="auto"/>
+        <w:rPr>
+          <w:rFonts w:ascii="Consolas" w:eastAsia="Times New Roman" w:hAnsi="Consolas" w:cs="Times New Roman"/>
+          <w:b/>
+          <w:bCs/>
+          <w:color w:val="000000"/>
+          <w:lang w:eastAsia="es-ES"/>
+        </w:rPr>
+      </w:pPr>
+      <w:r>
+        <w:rPr>
+          <w:rFonts w:ascii="Consolas" w:eastAsia="Times New Roman" w:hAnsi="Consolas" w:cs="Times New Roman"/>
+          <w:b/>
+          <w:bCs/>
+          <w:color w:val="000000"/>
+          <w:lang w:eastAsia="es-ES"/>
+        </w:rPr>
+        <w:t>    }</w:t>
+      </w:r>
+    </w:p>
+    <w:p>
+      <w:pPr>
+        <w:shd w:val="clear" w:color="auto" w:fill="FFFFFF"/>
+        <w:spacing w:after="0" w:line="240" w:lineRule="auto"/>
+        <w:rPr>
+          <w:rFonts w:ascii="Consolas" w:eastAsia="Times New Roman" w:hAnsi="Consolas" w:cs="Times New Roman"/>
+          <w:b/>
+          <w:bCs/>
+          <w:color w:val="000000"/>
+          <w:lang w:eastAsia="es-ES"/>
+        </w:rPr>
+      </w:pPr>
+    </w:p>
+    <w:p>
+      <w:pPr>
+        <w:shd w:val="clear" w:color="auto" w:fill="FFFFFF"/>
+        <w:spacing w:after="0" w:line="240" w:lineRule="auto"/>
+        <w:rPr>
+          <w:rFonts w:ascii="Consolas" w:eastAsia="Times New Roman" w:hAnsi="Consolas" w:cs="Times New Roman"/>
+          <w:b/>
+          <w:bCs/>
+          <w:color w:val="000000"/>
+          <w:lang w:eastAsia="es-ES"/>
+        </w:rPr>
+      </w:pPr>
+      <w:r>
+        <w:rPr>
+          <w:rFonts w:ascii="Consolas" w:eastAsia="Times New Roman" w:hAnsi="Consolas" w:cs="Times New Roman"/>
+          <w:b/>
+          <w:bCs/>
+          <w:color w:val="000000"/>
+          <w:lang w:eastAsia="es-ES"/>
+        </w:rPr>
+        <w:t xml:space="preserve">    </w:t>
+      </w:r>
+      <w:proofErr w:type="spellStart"/>
+      <w:proofErr w:type="gramStart"/>
+      <w:r>
+        <w:rPr>
+          <w:rFonts w:ascii="Consolas" w:eastAsia="Times New Roman" w:hAnsi="Consolas" w:cs="Times New Roman"/>
+          <w:b/>
+          <w:bCs/>
+          <w:color w:val="6AAF19"/>
+          <w:lang w:eastAsia="es-ES"/>
+        </w:rPr>
+        <w:t>ngOnInit</w:t>
+      </w:r>
+      <w:proofErr w:type="spellEnd"/>
+      <w:proofErr w:type="gramEnd"/>
+      <w:r>
+        <w:rPr>
+          <w:rFonts w:ascii="Consolas" w:eastAsia="Times New Roman" w:hAnsi="Consolas" w:cs="Times New Roman"/>
+          <w:b/>
+          <w:bCs/>
+          <w:color w:val="000000"/>
+          <w:lang w:eastAsia="es-ES"/>
+        </w:rPr>
+        <w:t xml:space="preserve">() { </w:t>
+      </w:r>
+    </w:p>
+    <w:p>
+      <w:pPr>
+        <w:shd w:val="clear" w:color="auto" w:fill="FFFFFF"/>
+        <w:spacing w:after="0" w:line="240" w:lineRule="auto"/>
+        <w:rPr>
+          <w:rFonts w:ascii="Consolas" w:eastAsia="Times New Roman" w:hAnsi="Consolas" w:cs="Times New Roman"/>
+          <w:b/>
+          <w:bCs/>
+          <w:color w:val="000000"/>
+          <w:lang w:eastAsia="es-ES"/>
+        </w:rPr>
+      </w:pPr>
+      <w:r>
+        <w:rPr>
+          <w:rFonts w:ascii="Consolas" w:eastAsia="Times New Roman" w:hAnsi="Consolas" w:cs="Times New Roman"/>
+          <w:b/>
+          <w:bCs/>
+          <w:color w:val="000000"/>
+          <w:lang w:eastAsia="es-ES"/>
+        </w:rPr>
+        <w:t xml:space="preserve">        </w:t>
+      </w:r>
+      <w:proofErr w:type="gramStart"/>
+      <w:r>
+        <w:rPr>
+          <w:rFonts w:ascii="Consolas" w:eastAsia="Times New Roman" w:hAnsi="Consolas" w:cs="Times New Roman"/>
+          <w:b/>
+          <w:bCs/>
+          <w:color w:val="000000"/>
+          <w:lang w:eastAsia="es-ES"/>
+        </w:rPr>
+        <w:t>console.</w:t>
+      </w:r>
+      <w:r>
+        <w:rPr>
+          <w:rFonts w:ascii="Consolas" w:eastAsia="Times New Roman" w:hAnsi="Consolas" w:cs="Times New Roman"/>
+          <w:b/>
+          <w:bCs/>
+          <w:color w:val="6AAF19"/>
+          <w:lang w:eastAsia="es-ES"/>
+        </w:rPr>
+        <w:t>log</w:t>
+      </w:r>
+      <w:r>
+        <w:rPr>
+          <w:rFonts w:ascii="Consolas" w:eastAsia="Times New Roman" w:hAnsi="Consolas" w:cs="Times New Roman"/>
+          <w:b/>
+          <w:bCs/>
+          <w:color w:val="000000"/>
+          <w:lang w:eastAsia="es-ES"/>
+        </w:rPr>
+        <w:t>(</w:t>
+      </w:r>
+      <w:proofErr w:type="gramEnd"/>
+      <w:r>
+        <w:rPr>
+          <w:rFonts w:ascii="Consolas" w:eastAsia="Times New Roman" w:hAnsi="Consolas" w:cs="Times New Roman"/>
+          <w:b/>
+          <w:bCs/>
+          <w:color w:val="F25A00"/>
+          <w:lang w:eastAsia="es-ES"/>
+        </w:rPr>
+        <w:t xml:space="preserve">"Soy </w:t>
+      </w:r>
+      <w:proofErr w:type="spellStart"/>
+      <w:r>
+        <w:rPr>
+          <w:rFonts w:ascii="Consolas" w:eastAsia="Times New Roman" w:hAnsi="Consolas" w:cs="Times New Roman"/>
+          <w:b/>
+          <w:bCs/>
+          <w:color w:val="F25A00"/>
+          <w:lang w:eastAsia="es-ES"/>
+        </w:rPr>
+        <w:t>On</w:t>
+      </w:r>
+      <w:proofErr w:type="spellEnd"/>
+      <w:r>
+        <w:rPr>
+          <w:rFonts w:ascii="Consolas" w:eastAsia="Times New Roman" w:hAnsi="Consolas" w:cs="Times New Roman"/>
+          <w:b/>
+          <w:bCs/>
+          <w:color w:val="F25A00"/>
+          <w:lang w:eastAsia="es-ES"/>
+        </w:rPr>
+        <w:t xml:space="preserve"> </w:t>
+      </w:r>
+      <w:proofErr w:type="spellStart"/>
+      <w:r>
+        <w:rPr>
+          <w:rFonts w:ascii="Consolas" w:eastAsia="Times New Roman" w:hAnsi="Consolas" w:cs="Times New Roman"/>
+          <w:b/>
+          <w:bCs/>
+          <w:color w:val="F25A00"/>
+          <w:lang w:eastAsia="es-ES"/>
+        </w:rPr>
+        <w:t>Init</w:t>
+      </w:r>
+      <w:proofErr w:type="spellEnd"/>
+      <w:r>
+        <w:rPr>
+          <w:rFonts w:ascii="Consolas" w:eastAsia="Times New Roman" w:hAnsi="Consolas" w:cs="Times New Roman"/>
+          <w:b/>
+          <w:bCs/>
+          <w:color w:val="F25A00"/>
+          <w:lang w:eastAsia="es-ES"/>
+        </w:rPr>
+        <w:t>"</w:t>
+      </w:r>
+      <w:r>
+        <w:rPr>
+          <w:rFonts w:ascii="Consolas" w:eastAsia="Times New Roman" w:hAnsi="Consolas" w:cs="Times New Roman"/>
+          <w:b/>
+          <w:bCs/>
+          <w:color w:val="000000"/>
+          <w:lang w:eastAsia="es-ES"/>
+        </w:rPr>
+        <w:t>)</w:t>
+      </w:r>
+    </w:p>
+    <w:p>
+      <w:pPr>
+        <w:shd w:val="clear" w:color="auto" w:fill="FFFFFF"/>
+        <w:spacing w:after="0" w:line="240" w:lineRule="auto"/>
+        <w:rPr>
+          <w:rFonts w:ascii="Consolas" w:eastAsia="Times New Roman" w:hAnsi="Consolas" w:cs="Times New Roman"/>
+          <w:b/>
+          <w:bCs/>
+          <w:color w:val="000000"/>
+          <w:lang w:eastAsia="es-ES"/>
+        </w:rPr>
+      </w:pPr>
+      <w:r>
+        <w:rPr>
+          <w:rFonts w:ascii="Consolas" w:eastAsia="Times New Roman" w:hAnsi="Consolas" w:cs="Times New Roman"/>
+          <w:b/>
+          <w:bCs/>
+          <w:color w:val="000000"/>
+          <w:lang w:eastAsia="es-ES"/>
+        </w:rPr>
+        <w:t>    }</w:t>
+      </w:r>
+    </w:p>
+    <w:p>
+      <w:pPr>
+        <w:shd w:val="clear" w:color="auto" w:fill="FFFFFF"/>
+        <w:spacing w:after="0" w:line="240" w:lineRule="auto"/>
+        <w:rPr>
+          <w:rFonts w:ascii="Consolas" w:eastAsia="Times New Roman" w:hAnsi="Consolas" w:cs="Times New Roman"/>
+          <w:b/>
+          <w:bCs/>
+          <w:color w:val="000000"/>
+          <w:lang w:eastAsia="es-ES"/>
+        </w:rPr>
+      </w:pPr>
+    </w:p>
+    <w:p>
+      <w:pPr>
+        <w:shd w:val="clear" w:color="auto" w:fill="FFFFFF"/>
+        <w:spacing w:after="0" w:line="240" w:lineRule="auto"/>
+        <w:rPr>
+          <w:rFonts w:ascii="Consolas" w:eastAsia="Times New Roman" w:hAnsi="Consolas" w:cs="Times New Roman"/>
+          <w:b/>
+          <w:bCs/>
+          <w:color w:val="000000"/>
+          <w:lang w:eastAsia="es-ES"/>
+        </w:rPr>
+      </w:pPr>
+      <w:r>
+        <w:rPr>
+          <w:rFonts w:ascii="Consolas" w:eastAsia="Times New Roman" w:hAnsi="Consolas" w:cs="Times New Roman"/>
+          <w:b/>
+          <w:bCs/>
+          <w:color w:val="000000"/>
+          <w:lang w:eastAsia="es-ES"/>
+        </w:rPr>
+        <w:t xml:space="preserve">    </w:t>
+      </w:r>
+      <w:proofErr w:type="spellStart"/>
+      <w:proofErr w:type="gramStart"/>
+      <w:r>
+        <w:rPr>
+          <w:rFonts w:ascii="Consolas" w:eastAsia="Times New Roman" w:hAnsi="Consolas" w:cs="Times New Roman"/>
+          <w:b/>
+          <w:bCs/>
+          <w:color w:val="6AAF19"/>
+          <w:lang w:eastAsia="es-ES"/>
+        </w:rPr>
+        <w:t>ngDoCheck</w:t>
+      </w:r>
+      <w:proofErr w:type="spellEnd"/>
+      <w:proofErr w:type="gramEnd"/>
+      <w:r>
+        <w:rPr>
+          <w:rFonts w:ascii="Consolas" w:eastAsia="Times New Roman" w:hAnsi="Consolas" w:cs="Times New Roman"/>
+          <w:b/>
+          <w:bCs/>
+          <w:color w:val="000000"/>
+          <w:lang w:eastAsia="es-ES"/>
+        </w:rPr>
+        <w:t>()</w:t>
+      </w:r>
+      <w:r>
+        <w:rPr>
+          <w:rFonts w:ascii="Consolas" w:eastAsia="Times New Roman" w:hAnsi="Consolas" w:cs="Times New Roman"/>
+          <w:b/>
+          <w:bCs/>
+          <w:color w:val="F92672"/>
+          <w:lang w:eastAsia="es-ES"/>
+        </w:rPr>
+        <w:t>:</w:t>
+      </w:r>
+      <w:r>
+        <w:rPr>
+          <w:rFonts w:ascii="Consolas" w:eastAsia="Times New Roman" w:hAnsi="Consolas" w:cs="Times New Roman"/>
+          <w:b/>
+          <w:bCs/>
+          <w:color w:val="000000"/>
+          <w:lang w:eastAsia="es-ES"/>
+        </w:rPr>
+        <w:t xml:space="preserve"> </w:t>
+      </w:r>
+      <w:proofErr w:type="spellStart"/>
+      <w:r>
+        <w:rPr>
+          <w:rFonts w:ascii="Consolas" w:eastAsia="Times New Roman" w:hAnsi="Consolas" w:cs="Times New Roman"/>
+          <w:b/>
+          <w:bCs/>
+          <w:i/>
+          <w:iCs/>
+          <w:color w:val="28C6E4"/>
+          <w:lang w:eastAsia="es-ES"/>
+        </w:rPr>
+        <w:t>void</w:t>
+      </w:r>
+      <w:proofErr w:type="spellEnd"/>
+      <w:r>
+        <w:rPr>
+          <w:rFonts w:ascii="Consolas" w:eastAsia="Times New Roman" w:hAnsi="Consolas" w:cs="Times New Roman"/>
+          <w:b/>
+          <w:bCs/>
+          <w:color w:val="000000"/>
+          <w:lang w:eastAsia="es-ES"/>
+        </w:rPr>
+        <w:t xml:space="preserve"> {</w:t>
+      </w:r>
+    </w:p>
+    <w:p>
+      <w:pPr>
+        <w:shd w:val="clear" w:color="auto" w:fill="FFFFFF"/>
+        <w:spacing w:after="0" w:line="240" w:lineRule="auto"/>
+        <w:rPr>
+          <w:rFonts w:ascii="Consolas" w:eastAsia="Times New Roman" w:hAnsi="Consolas" w:cs="Times New Roman"/>
+          <w:b/>
+          <w:bCs/>
+          <w:color w:val="000000"/>
+          <w:lang w:eastAsia="es-ES"/>
+        </w:rPr>
+      </w:pPr>
+      <w:r>
+        <w:rPr>
+          <w:rFonts w:ascii="Consolas" w:eastAsia="Times New Roman" w:hAnsi="Consolas" w:cs="Times New Roman"/>
+          <w:b/>
+          <w:bCs/>
+          <w:color w:val="000000"/>
+          <w:lang w:eastAsia="es-ES"/>
+        </w:rPr>
+        <w:t xml:space="preserve">        </w:t>
+      </w:r>
+      <w:proofErr w:type="gramStart"/>
+      <w:r>
+        <w:rPr>
+          <w:rFonts w:ascii="Consolas" w:eastAsia="Times New Roman" w:hAnsi="Consolas" w:cs="Times New Roman"/>
+          <w:b/>
+          <w:bCs/>
+          <w:color w:val="000000"/>
+          <w:lang w:eastAsia="es-ES"/>
+        </w:rPr>
+        <w:t>console.</w:t>
+      </w:r>
+      <w:r>
+        <w:rPr>
+          <w:rFonts w:ascii="Consolas" w:eastAsia="Times New Roman" w:hAnsi="Consolas" w:cs="Times New Roman"/>
+          <w:b/>
+          <w:bCs/>
+          <w:color w:val="6AAF19"/>
+          <w:lang w:eastAsia="es-ES"/>
+        </w:rPr>
+        <w:t>log</w:t>
+      </w:r>
+      <w:r>
+        <w:rPr>
+          <w:rFonts w:ascii="Consolas" w:eastAsia="Times New Roman" w:hAnsi="Consolas" w:cs="Times New Roman"/>
+          <w:b/>
+          <w:bCs/>
+          <w:color w:val="000000"/>
+          <w:lang w:eastAsia="es-ES"/>
+        </w:rPr>
+        <w:t>(</w:t>
+      </w:r>
+      <w:proofErr w:type="gramEnd"/>
+      <w:r>
+        <w:rPr>
+          <w:rFonts w:ascii="Consolas" w:eastAsia="Times New Roman" w:hAnsi="Consolas" w:cs="Times New Roman"/>
+          <w:b/>
+          <w:bCs/>
+          <w:color w:val="F25A00"/>
+          <w:lang w:eastAsia="es-ES"/>
+        </w:rPr>
+        <w:t xml:space="preserve">"Soy Do </w:t>
+      </w:r>
+      <w:proofErr w:type="spellStart"/>
+      <w:r>
+        <w:rPr>
+          <w:rFonts w:ascii="Consolas" w:eastAsia="Times New Roman" w:hAnsi="Consolas" w:cs="Times New Roman"/>
+          <w:b/>
+          <w:bCs/>
+          <w:color w:val="F25A00"/>
+          <w:lang w:eastAsia="es-ES"/>
+        </w:rPr>
+        <w:t>Check</w:t>
+      </w:r>
+      <w:proofErr w:type="spellEnd"/>
+      <w:r>
+        <w:rPr>
+          <w:rFonts w:ascii="Consolas" w:eastAsia="Times New Roman" w:hAnsi="Consolas" w:cs="Times New Roman"/>
+          <w:b/>
+          <w:bCs/>
+          <w:color w:val="F25A00"/>
+          <w:lang w:eastAsia="es-ES"/>
+        </w:rPr>
+        <w:t>"</w:t>
+      </w:r>
+      <w:r>
+        <w:rPr>
+          <w:rFonts w:ascii="Consolas" w:eastAsia="Times New Roman" w:hAnsi="Consolas" w:cs="Times New Roman"/>
+          <w:b/>
+          <w:bCs/>
+          <w:color w:val="000000"/>
+          <w:lang w:eastAsia="es-ES"/>
+        </w:rPr>
+        <w:t>)</w:t>
+      </w:r>
+    </w:p>
+    <w:p>
+      <w:pPr>
+        <w:shd w:val="clear" w:color="auto" w:fill="FFFFFF"/>
+        <w:spacing w:after="0" w:line="240" w:lineRule="auto"/>
+        <w:rPr>
+          <w:rFonts w:ascii="Consolas" w:eastAsia="Times New Roman" w:hAnsi="Consolas" w:cs="Times New Roman"/>
+          <w:b/>
+          <w:bCs/>
+          <w:color w:val="000000"/>
+          <w:lang w:eastAsia="es-ES"/>
+        </w:rPr>
+      </w:pPr>
+      <w:r>
+        <w:rPr>
+          <w:rFonts w:ascii="Consolas" w:eastAsia="Times New Roman" w:hAnsi="Consolas" w:cs="Times New Roman"/>
+          <w:b/>
+          <w:bCs/>
+          <w:color w:val="000000"/>
+          <w:lang w:eastAsia="es-ES"/>
+        </w:rPr>
+        <w:t>    }</w:t>
+      </w:r>
+    </w:p>
+    <w:p>
+      <w:pPr>
+        <w:shd w:val="clear" w:color="auto" w:fill="FFFFFF"/>
+        <w:spacing w:after="0" w:line="240" w:lineRule="auto"/>
+        <w:rPr>
+          <w:rFonts w:ascii="Consolas" w:eastAsia="Times New Roman" w:hAnsi="Consolas" w:cs="Times New Roman"/>
+          <w:b/>
+          <w:bCs/>
+          <w:color w:val="000000"/>
+          <w:lang w:eastAsia="es-ES"/>
+        </w:rPr>
+      </w:pPr>
+      <w:r>
+        <w:rPr>
+          <w:rFonts w:ascii="Consolas" w:eastAsia="Times New Roman" w:hAnsi="Consolas" w:cs="Times New Roman"/>
+          <w:b/>
+          <w:bCs/>
+          <w:color w:val="000000"/>
+          <w:lang w:eastAsia="es-ES"/>
+        </w:rPr>
+        <w:t>}</w:t>
+      </w:r>
+    </w:p>
+    <w:p>
+      <w:pPr>
+        <w:spacing w:after="0" w:line="240" w:lineRule="auto"/>
+        <w:rPr>
+          <w:rFonts w:ascii="Verdana" w:hAnsi="Verdana"/>
+          <w:sz w:val="28"/>
+          <w:szCs w:val="28"/>
+        </w:rPr>
+      </w:pPr>
+    </w:p>
+    <w:p>
+      <w:pPr>
+        <w:spacing w:after="0" w:line="240" w:lineRule="auto"/>
+        <w:rPr>
+          <w:rFonts w:ascii="Verdana" w:hAnsi="Verdana"/>
+          <w:b/>
+          <w:sz w:val="28"/>
+          <w:szCs w:val="28"/>
+        </w:rPr>
+      </w:pPr>
+      <w:r>
+        <w:rPr>
+          <w:rFonts w:ascii="Verdana" w:hAnsi="Verdana"/>
+          <w:b/>
+          <w:sz w:val="28"/>
+          <w:szCs w:val="28"/>
+        </w:rPr>
+        <w:t>EVENTOSCOMPONENT.HTML</w:t>
+      </w:r>
+    </w:p>
+    <w:p>
+      <w:pPr>
+        <w:spacing w:after="0" w:line="240" w:lineRule="auto"/>
+        <w:rPr>
+          <w:rFonts w:ascii="Verdana" w:hAnsi="Verdana"/>
+          <w:sz w:val="28"/>
+          <w:szCs w:val="28"/>
+        </w:rPr>
+      </w:pPr>
+    </w:p>
+    <w:p>
+      <w:pPr>
+        <w:spacing w:after="0" w:line="240" w:lineRule="auto"/>
+        <w:rPr>
+          <w:rFonts w:ascii="Verdana" w:hAnsi="Verdana"/>
+          <w:sz w:val="28"/>
+          <w:szCs w:val="28"/>
+        </w:rPr>
+      </w:pPr>
+      <w:r>
+        <w:rPr>
+          <w:noProof/>
+          <w:lang w:eastAsia="es-ES"/>
+        </w:rPr>
+        <w:drawing>
+          <wp:inline distT="0" distB="0" distL="0" distR="0" wp14:anchorId="1B58C817" wp14:editId="6B556B44">
+            <wp:extent cx="5400040" cy="2415540"/>
+            <wp:effectExtent l="0" t="0" r="0" b="3810"/>
+            <wp:docPr id="5" name="Imagen 5"/>
+            <wp:cNvGraphicFramePr>
+              <a:graphicFrameLocks xmlns:a="http://schemas.openxmlformats.org/drawingml/2006/main" noChangeAspect="1"/>
+            </wp:cNvGraphicFramePr>
+            <a:graphic xmlns:a="http://schemas.openxmlformats.org/drawingml/2006/main">
+              <a:graphicData uri="http://schemas.openxmlformats.org/drawingml/2006/picture">
+                <pic:pic xmlns:pic="http://schemas.openxmlformats.org/drawingml/2006/picture">
+                  <pic:nvPicPr>
+                    <pic:cNvPr id="1" name=""/>
+                    <pic:cNvPicPr/>
+                  </pic:nvPicPr>
+                  <pic:blipFill>
+                    <a:blip r:embed="rId42"/>
+                    <a:stretch>
+                      <a:fillRect/>
+                    </a:stretch>
+                  </pic:blipFill>
+                  <pic:spPr>
+                    <a:xfrm>
+                      <a:off x="0" y="0"/>
+                      <a:ext cx="5400040" cy="2415540"/>
+                    </a:xfrm>
+                    <a:prstGeom prst="rect">
+                      <a:avLst/>
+                    </a:prstGeom>
+                  </pic:spPr>
+                </pic:pic>
+              </a:graphicData>
+            </a:graphic>
+          </wp:inline>
+        </w:drawing>
+      </w:r>
+    </w:p>
+    <w:p>
+      <w:pPr>
+        <w:spacing w:after="0" w:line="240" w:lineRule="auto"/>
+        <w:rPr>
+          <w:rFonts w:ascii="Verdana" w:hAnsi="Verdana"/>
+          <w:sz w:val="28"/>
+          <w:szCs w:val="28"/>
+        </w:rPr>
+      </w:pPr>
+    </w:p>
+    <w:p>
+      <w:pPr>
+        <w:rPr>
+          <w:rFonts w:asciiTheme="majorHAnsi" w:eastAsiaTheme="majorEastAsia" w:hAnsiTheme="majorHAnsi" w:cstheme="majorBidi"/>
+          <w:color w:val="2E74B5" w:themeColor="accent1" w:themeShade="BF"/>
+          <w:sz w:val="32"/>
+          <w:szCs w:val="32"/>
+        </w:rPr>
+      </w:pPr>
+      <w:r>
+        <w:br w:type="page"/>
+      </w:r>
+    </w:p>
+    <w:p>
+      <w:pPr>
+        <w:pStyle w:val="Ttulo1"/>
+      </w:pPr>
+      <w:r>
+        <w:lastRenderedPageBreak/>
+        <w:t>DIRECTIVAS EN ANGULAR</w:t>
+      </w:r>
+    </w:p>
+    <w:p>
+      <w:pPr>
+        <w:spacing w:after="0" w:line="240" w:lineRule="auto"/>
+        <w:rPr>
+          <w:rFonts w:ascii="Verdana" w:hAnsi="Verdana"/>
+          <w:sz w:val="28"/>
+          <w:szCs w:val="28"/>
+        </w:rPr>
+      </w:pPr>
+    </w:p>
+    <w:p>
+      <w:pPr>
+        <w:spacing w:after="0" w:line="240" w:lineRule="auto"/>
+        <w:rPr>
+          <w:rFonts w:ascii="Verdana" w:hAnsi="Verdana"/>
+          <w:sz w:val="28"/>
+          <w:szCs w:val="28"/>
+        </w:rPr>
+      </w:pPr>
+      <w:r>
+        <w:rPr>
+          <w:rFonts w:ascii="Verdana" w:hAnsi="Verdana"/>
+          <w:sz w:val="28"/>
+          <w:szCs w:val="28"/>
+        </w:rPr>
+        <w:t>Nos permiten realizar código de servidor (JavaScript) dentro de la página HTML.</w:t>
+      </w:r>
+    </w:p>
+    <w:p>
+      <w:pPr>
+        <w:spacing w:after="0" w:line="240" w:lineRule="auto"/>
+        <w:rPr>
+          <w:rFonts w:ascii="Verdana" w:hAnsi="Verdana"/>
+          <w:sz w:val="28"/>
+          <w:szCs w:val="28"/>
+        </w:rPr>
+      </w:pPr>
+      <w:r>
+        <w:rPr>
+          <w:rFonts w:ascii="Verdana" w:hAnsi="Verdana"/>
+          <w:sz w:val="28"/>
+          <w:szCs w:val="28"/>
+        </w:rPr>
+        <w:t>Esto es una ventaja, por ejemplo, si deseamos dibujar cinco elementos o si deseamos hacer una pregunta.</w:t>
+      </w:r>
+    </w:p>
+    <w:p>
+      <w:pPr>
+        <w:spacing w:after="0" w:line="240" w:lineRule="auto"/>
+        <w:rPr>
+          <w:rFonts w:ascii="Verdana" w:hAnsi="Verdana"/>
+          <w:sz w:val="28"/>
+          <w:szCs w:val="28"/>
+        </w:rPr>
+      </w:pPr>
+      <w:r>
+        <w:rPr>
+          <w:rFonts w:ascii="Verdana" w:hAnsi="Verdana"/>
+          <w:sz w:val="28"/>
+          <w:szCs w:val="28"/>
+        </w:rPr>
+        <w:t>Al final, no deja de ser hacer un IF o un FOR dentro de la plantilla HTML.</w:t>
+      </w:r>
+    </w:p>
+    <w:p>
+      <w:pPr>
+        <w:spacing w:after="0" w:line="240" w:lineRule="auto"/>
+        <w:rPr>
+          <w:rFonts w:ascii="Verdana" w:hAnsi="Verdana"/>
+          <w:sz w:val="28"/>
+          <w:szCs w:val="28"/>
+        </w:rPr>
+      </w:pPr>
+    </w:p>
+    <w:p>
+      <w:pPr>
+        <w:spacing w:after="0" w:line="240" w:lineRule="auto"/>
+        <w:rPr>
+          <w:rFonts w:ascii="Verdana" w:hAnsi="Verdana"/>
+          <w:sz w:val="28"/>
+          <w:szCs w:val="28"/>
+        </w:rPr>
+      </w:pPr>
+      <w:r>
+        <w:rPr>
+          <w:rFonts w:ascii="Verdana" w:hAnsi="Verdana"/>
+          <w:sz w:val="28"/>
+          <w:szCs w:val="28"/>
+        </w:rPr>
+        <w:t>JAVASCRIPT</w:t>
+      </w:r>
+    </w:p>
+    <w:p>
+      <w:pPr>
+        <w:spacing w:after="0" w:line="240" w:lineRule="auto"/>
+        <w:rPr>
+          <w:rFonts w:ascii="Verdana" w:hAnsi="Verdana"/>
+          <w:sz w:val="28"/>
+          <w:szCs w:val="28"/>
+        </w:rPr>
+      </w:pPr>
+    </w:p>
+    <w:p>
+      <w:pPr>
+        <w:spacing w:after="0" w:line="240" w:lineRule="auto"/>
+        <w:rPr>
+          <w:rFonts w:ascii="Verdana" w:hAnsi="Verdana"/>
+          <w:sz w:val="28"/>
+          <w:szCs w:val="28"/>
+        </w:rPr>
+      </w:pPr>
+      <w:r>
+        <w:rPr>
+          <w:noProof/>
+          <w:lang w:eastAsia="es-ES"/>
+        </w:rPr>
+        <w:drawing>
+          <wp:inline distT="0" distB="0" distL="0" distR="0" wp14:anchorId="0E3FADE3" wp14:editId="4B183B1C">
+            <wp:extent cx="5400040" cy="3140075"/>
+            <wp:effectExtent l="0" t="0" r="0" b="3175"/>
+            <wp:docPr id="15" name="Imagen 15"/>
+            <wp:cNvGraphicFramePr>
+              <a:graphicFrameLocks xmlns:a="http://schemas.openxmlformats.org/drawingml/2006/main" noChangeAspect="1"/>
+            </wp:cNvGraphicFramePr>
+            <a:graphic xmlns:a="http://schemas.openxmlformats.org/drawingml/2006/main">
+              <a:graphicData uri="http://schemas.openxmlformats.org/drawingml/2006/picture">
+                <pic:pic xmlns:pic="http://schemas.openxmlformats.org/drawingml/2006/picture">
+                  <pic:nvPicPr>
+                    <pic:cNvPr id="1" name=""/>
+                    <pic:cNvPicPr/>
+                  </pic:nvPicPr>
+                  <pic:blipFill>
+                    <a:blip r:embed="rId43"/>
+                    <a:stretch>
+                      <a:fillRect/>
+                    </a:stretch>
+                  </pic:blipFill>
+                  <pic:spPr>
+                    <a:xfrm>
+                      <a:off x="0" y="0"/>
+                      <a:ext cx="5400040" cy="3140075"/>
+                    </a:xfrm>
+                    <a:prstGeom prst="rect">
+                      <a:avLst/>
+                    </a:prstGeom>
+                  </pic:spPr>
+                </pic:pic>
+              </a:graphicData>
+            </a:graphic>
+          </wp:inline>
+        </w:drawing>
+      </w:r>
+    </w:p>
+    <w:p>
+      <w:pPr>
+        <w:spacing w:after="0" w:line="240" w:lineRule="auto"/>
+        <w:rPr>
+          <w:rFonts w:ascii="Verdana" w:hAnsi="Verdana"/>
+          <w:sz w:val="28"/>
+          <w:szCs w:val="28"/>
+        </w:rPr>
+      </w:pPr>
+    </w:p>
+    <w:p>
+      <w:pPr>
+        <w:spacing w:after="0" w:line="240" w:lineRule="auto"/>
+        <w:rPr>
+          <w:rFonts w:ascii="Verdana" w:hAnsi="Verdana"/>
+          <w:sz w:val="28"/>
+          <w:szCs w:val="28"/>
+        </w:rPr>
+      </w:pPr>
+      <w:r>
+        <w:rPr>
+          <w:rFonts w:ascii="Verdana" w:hAnsi="Verdana"/>
+          <w:sz w:val="28"/>
+          <w:szCs w:val="28"/>
+        </w:rPr>
+        <w:t>En Angular, se simplifica el código</w:t>
+      </w:r>
+    </w:p>
+    <w:p>
+      <w:pPr>
+        <w:spacing w:after="0" w:line="240" w:lineRule="auto"/>
+        <w:rPr>
+          <w:rFonts w:ascii="Verdana" w:hAnsi="Verdana"/>
+          <w:sz w:val="28"/>
+          <w:szCs w:val="28"/>
+        </w:rPr>
+      </w:pPr>
+    </w:p>
+    <w:p>
+      <w:pPr>
+        <w:spacing w:after="0" w:line="240" w:lineRule="auto"/>
+        <w:rPr>
+          <w:rFonts w:ascii="Verdana" w:hAnsi="Verdana"/>
+          <w:sz w:val="28"/>
+          <w:szCs w:val="28"/>
+        </w:rPr>
+      </w:pPr>
+      <w:r>
+        <w:rPr>
+          <w:noProof/>
+          <w:lang w:eastAsia="es-ES"/>
+        </w:rPr>
+        <w:drawing>
+          <wp:inline distT="0" distB="0" distL="0" distR="0" wp14:anchorId="7224B659" wp14:editId="45C9B497">
+            <wp:extent cx="3402876" cy="1066800"/>
+            <wp:effectExtent l="0" t="0" r="7620" b="0"/>
+            <wp:docPr id="17" name="Imagen 17"/>
+            <wp:cNvGraphicFramePr>
+              <a:graphicFrameLocks xmlns:a="http://schemas.openxmlformats.org/drawingml/2006/main" noChangeAspect="1"/>
+            </wp:cNvGraphicFramePr>
+            <a:graphic xmlns:a="http://schemas.openxmlformats.org/drawingml/2006/main">
+              <a:graphicData uri="http://schemas.openxmlformats.org/drawingml/2006/picture">
+                <pic:pic xmlns:pic="http://schemas.openxmlformats.org/drawingml/2006/picture">
+                  <pic:nvPicPr>
+                    <pic:cNvPr id="1" name=""/>
+                    <pic:cNvPicPr/>
+                  </pic:nvPicPr>
+                  <pic:blipFill>
+                    <a:blip r:embed="rId44"/>
+                    <a:stretch>
+                      <a:fillRect/>
+                    </a:stretch>
+                  </pic:blipFill>
+                  <pic:spPr>
+                    <a:xfrm>
+                      <a:off x="0" y="0"/>
+                      <a:ext cx="3405571" cy="1067645"/>
+                    </a:xfrm>
+                    <a:prstGeom prst="rect">
+                      <a:avLst/>
+                    </a:prstGeom>
+                  </pic:spPr>
+                </pic:pic>
+              </a:graphicData>
+            </a:graphic>
+          </wp:inline>
+        </w:drawing>
+      </w:r>
+    </w:p>
+    <w:p>
+      <w:pPr>
+        <w:spacing w:after="0" w:line="240" w:lineRule="auto"/>
+        <w:rPr>
+          <w:rFonts w:ascii="Verdana" w:hAnsi="Verdana"/>
+          <w:sz w:val="28"/>
+          <w:szCs w:val="28"/>
+        </w:rPr>
+      </w:pPr>
+    </w:p>
+    <w:p>
+      <w:pPr>
+        <w:spacing w:after="0" w:line="240" w:lineRule="auto"/>
+        <w:rPr>
+          <w:rFonts w:ascii="Verdana" w:hAnsi="Verdana"/>
+          <w:sz w:val="28"/>
+          <w:szCs w:val="28"/>
+        </w:rPr>
+      </w:pPr>
+      <w:r>
+        <w:rPr>
+          <w:rFonts w:ascii="Verdana" w:hAnsi="Verdana"/>
+          <w:sz w:val="28"/>
+          <w:szCs w:val="28"/>
+        </w:rPr>
+        <w:t>Tenemos dos directivas:</w:t>
+      </w:r>
+    </w:p>
+    <w:p>
+      <w:pPr>
+        <w:spacing w:after="0" w:line="240" w:lineRule="auto"/>
+        <w:rPr>
+          <w:rFonts w:ascii="Verdana" w:hAnsi="Verdana"/>
+          <w:sz w:val="28"/>
+          <w:szCs w:val="28"/>
+        </w:rPr>
+      </w:pPr>
+    </w:p>
+    <w:p>
+      <w:pPr>
+        <w:pStyle w:val="Prrafodelista"/>
+        <w:numPr>
+          <w:ilvl w:val="0"/>
+          <w:numId w:val="25"/>
+        </w:numPr>
+        <w:spacing w:after="0" w:line="240" w:lineRule="auto"/>
+        <w:rPr>
+          <w:rFonts w:ascii="Verdana" w:hAnsi="Verdana"/>
+          <w:sz w:val="28"/>
+          <w:szCs w:val="28"/>
+        </w:rPr>
+      </w:pPr>
+      <w:r>
+        <w:rPr>
+          <w:rFonts w:ascii="Verdana" w:hAnsi="Verdana"/>
+          <w:sz w:val="28"/>
+          <w:szCs w:val="28"/>
+        </w:rPr>
+        <w:t>@</w:t>
+      </w:r>
+      <w:proofErr w:type="spellStart"/>
+      <w:r>
+        <w:rPr>
+          <w:rFonts w:ascii="Verdana" w:hAnsi="Verdana"/>
+          <w:sz w:val="28"/>
+          <w:szCs w:val="28"/>
+        </w:rPr>
+        <w:t>for</w:t>
+      </w:r>
+      <w:proofErr w:type="spellEnd"/>
+      <w:r>
+        <w:rPr>
+          <w:rFonts w:ascii="Verdana" w:hAnsi="Verdana"/>
+          <w:sz w:val="28"/>
+          <w:szCs w:val="28"/>
+        </w:rPr>
+        <w:t>: Es un bucle para recorrer elementos.</w:t>
+      </w:r>
+    </w:p>
+    <w:p>
+      <w:pPr>
+        <w:spacing w:after="0" w:line="240" w:lineRule="auto"/>
+        <w:rPr>
+          <w:rFonts w:ascii="Verdana" w:hAnsi="Verdana"/>
+          <w:sz w:val="28"/>
+          <w:szCs w:val="28"/>
+        </w:rPr>
+      </w:pPr>
+    </w:p>
+    <w:p>
+      <w:pPr>
+        <w:spacing w:after="0" w:line="240" w:lineRule="auto"/>
+        <w:rPr>
+          <w:rFonts w:ascii="Verdana" w:hAnsi="Verdana"/>
+          <w:sz w:val="28"/>
+          <w:szCs w:val="28"/>
+        </w:rPr>
+      </w:pPr>
+    </w:p>
+    <w:p>
+      <w:pPr>
+        <w:spacing w:after="0" w:line="240" w:lineRule="auto"/>
+        <w:rPr>
+          <w:rFonts w:ascii="Verdana" w:hAnsi="Verdana"/>
+          <w:sz w:val="28"/>
+          <w:szCs w:val="28"/>
+        </w:rPr>
+      </w:pPr>
+    </w:p>
+    <w:p>
+      <w:pPr>
+        <w:spacing w:after="0" w:line="240" w:lineRule="auto"/>
+        <w:rPr>
+          <w:rFonts w:ascii="Verdana" w:hAnsi="Verdana"/>
+          <w:sz w:val="28"/>
+          <w:szCs w:val="28"/>
+        </w:rPr>
+      </w:pPr>
+      <w:r>
+        <w:rPr>
+          <w:rFonts w:ascii="Verdana" w:hAnsi="Verdana"/>
+          <w:sz w:val="28"/>
+          <w:szCs w:val="28"/>
+        </w:rPr>
+        <w:lastRenderedPageBreak/>
+        <w:t xml:space="preserve">Sintaxis </w:t>
+      </w:r>
+      <w:proofErr w:type="spellStart"/>
+      <w:r>
+        <w:rPr>
+          <w:rFonts w:ascii="Verdana" w:hAnsi="Verdana"/>
+          <w:sz w:val="28"/>
+          <w:szCs w:val="28"/>
+        </w:rPr>
+        <w:t>For</w:t>
+      </w:r>
+      <w:proofErr w:type="spellEnd"/>
+      <w:r>
+        <w:rPr>
+          <w:rFonts w:ascii="Verdana" w:hAnsi="Verdana"/>
+          <w:sz w:val="28"/>
+          <w:szCs w:val="28"/>
+        </w:rPr>
+        <w:t>:</w:t>
+      </w:r>
+    </w:p>
+    <w:p>
+      <w:pPr>
+        <w:spacing w:after="0" w:line="240" w:lineRule="auto"/>
+        <w:rPr>
+          <w:rFonts w:ascii="Verdana" w:hAnsi="Verdana"/>
+          <w:sz w:val="28"/>
+          <w:szCs w:val="28"/>
+        </w:rPr>
+      </w:pPr>
+    </w:p>
+    <w:p>
+      <w:pPr>
+        <w:spacing w:after="0" w:line="240" w:lineRule="auto"/>
+        <w:rPr>
+          <w:rFonts w:ascii="Verdana" w:hAnsi="Verdana"/>
+          <w:sz w:val="28"/>
+          <w:szCs w:val="28"/>
+        </w:rPr>
+      </w:pPr>
+      <w:r>
+        <w:rPr>
+          <w:noProof/>
+          <w:lang w:eastAsia="es-ES"/>
+        </w:rPr>
+        <w:drawing>
+          <wp:inline distT="0" distB="0" distL="0" distR="0" wp14:anchorId="2E1B57C9" wp14:editId="679A6826">
+            <wp:extent cx="5400040" cy="997585"/>
+            <wp:effectExtent l="0" t="0" r="0" b="0"/>
+            <wp:docPr id="33" name="Imagen 33"/>
+            <wp:cNvGraphicFramePr>
+              <a:graphicFrameLocks xmlns:a="http://schemas.openxmlformats.org/drawingml/2006/main" noChangeAspect="1"/>
+            </wp:cNvGraphicFramePr>
+            <a:graphic xmlns:a="http://schemas.openxmlformats.org/drawingml/2006/main">
+              <a:graphicData uri="http://schemas.openxmlformats.org/drawingml/2006/picture">
+                <pic:pic xmlns:pic="http://schemas.openxmlformats.org/drawingml/2006/picture">
+                  <pic:nvPicPr>
+                    <pic:cNvPr id="1" name=""/>
+                    <pic:cNvPicPr/>
+                  </pic:nvPicPr>
+                  <pic:blipFill>
+                    <a:blip r:embed="rId45"/>
+                    <a:stretch>
+                      <a:fillRect/>
+                    </a:stretch>
+                  </pic:blipFill>
+                  <pic:spPr>
+                    <a:xfrm>
+                      <a:off x="0" y="0"/>
+                      <a:ext cx="5400040" cy="997585"/>
+                    </a:xfrm>
+                    <a:prstGeom prst="rect">
+                      <a:avLst/>
+                    </a:prstGeom>
+                  </pic:spPr>
+                </pic:pic>
+              </a:graphicData>
+            </a:graphic>
+          </wp:inline>
+        </w:drawing>
+      </w:r>
+    </w:p>
+    <w:p>
+      <w:pPr>
+        <w:spacing w:after="0" w:line="240" w:lineRule="auto"/>
+        <w:rPr>
+          <w:rFonts w:ascii="Verdana" w:hAnsi="Verdana"/>
+          <w:sz w:val="28"/>
+          <w:szCs w:val="28"/>
+        </w:rPr>
+      </w:pPr>
+    </w:p>
+    <w:p>
+      <w:pPr>
+        <w:pStyle w:val="Prrafodelista"/>
+        <w:numPr>
+          <w:ilvl w:val="0"/>
+          <w:numId w:val="25"/>
+        </w:numPr>
+        <w:spacing w:after="0" w:line="240" w:lineRule="auto"/>
+        <w:rPr>
+          <w:rFonts w:ascii="Verdana" w:hAnsi="Verdana"/>
+          <w:sz w:val="28"/>
+          <w:szCs w:val="28"/>
+        </w:rPr>
+      </w:pPr>
+      <w:r>
+        <w:rPr>
+          <w:rFonts w:ascii="Verdana" w:hAnsi="Verdana"/>
+          <w:sz w:val="28"/>
+          <w:szCs w:val="28"/>
+        </w:rPr>
+        <w:t>@</w:t>
+      </w:r>
+      <w:proofErr w:type="spellStart"/>
+      <w:r>
+        <w:rPr>
+          <w:rFonts w:ascii="Verdana" w:hAnsi="Verdana"/>
+          <w:sz w:val="28"/>
+          <w:szCs w:val="28"/>
+        </w:rPr>
+        <w:t>if</w:t>
+      </w:r>
+      <w:proofErr w:type="spellEnd"/>
+      <w:r>
+        <w:rPr>
+          <w:rFonts w:ascii="Verdana" w:hAnsi="Verdana"/>
+          <w:sz w:val="28"/>
+          <w:szCs w:val="28"/>
+        </w:rPr>
+        <w:t>: Un condicional para dibujar si lo deseamos.</w:t>
+      </w:r>
+    </w:p>
+    <w:p>
+      <w:pPr>
+        <w:spacing w:after="0" w:line="240" w:lineRule="auto"/>
+        <w:rPr>
+          <w:rFonts w:ascii="Verdana" w:hAnsi="Verdana"/>
+          <w:sz w:val="28"/>
+          <w:szCs w:val="28"/>
+        </w:rPr>
+      </w:pPr>
+    </w:p>
+    <w:p>
+      <w:pPr>
+        <w:spacing w:after="0" w:line="240" w:lineRule="auto"/>
+        <w:rPr>
+          <w:rFonts w:ascii="Verdana" w:hAnsi="Verdana"/>
+          <w:sz w:val="28"/>
+          <w:szCs w:val="28"/>
+        </w:rPr>
+      </w:pPr>
+      <w:r>
+        <w:rPr>
+          <w:rFonts w:ascii="Verdana" w:hAnsi="Verdana"/>
+          <w:sz w:val="28"/>
+          <w:szCs w:val="28"/>
+        </w:rPr>
+        <w:t>Podemos hacer solo una pregunta:</w:t>
+      </w:r>
+    </w:p>
+    <w:p>
+      <w:pPr>
+        <w:spacing w:after="0" w:line="240" w:lineRule="auto"/>
+        <w:rPr>
+          <w:rFonts w:ascii="Verdana" w:hAnsi="Verdana"/>
+          <w:sz w:val="28"/>
+          <w:szCs w:val="28"/>
+        </w:rPr>
+      </w:pPr>
+    </w:p>
+    <w:p>
+      <w:pPr>
+        <w:spacing w:after="0" w:line="240" w:lineRule="auto"/>
+        <w:rPr>
+          <w:rFonts w:ascii="Verdana" w:hAnsi="Verdana"/>
+          <w:sz w:val="28"/>
+          <w:szCs w:val="28"/>
+        </w:rPr>
+      </w:pPr>
+      <w:r>
+        <w:rPr>
+          <w:noProof/>
+          <w:lang w:eastAsia="es-ES"/>
+        </w:rPr>
+        <w:drawing>
+          <wp:inline distT="0" distB="0" distL="0" distR="0" wp14:anchorId="071A1881" wp14:editId="32EEEC52">
+            <wp:extent cx="2717800" cy="796740"/>
+            <wp:effectExtent l="0" t="0" r="6350" b="3810"/>
+            <wp:docPr id="40" name="Imagen 40"/>
+            <wp:cNvGraphicFramePr>
+              <a:graphicFrameLocks xmlns:a="http://schemas.openxmlformats.org/drawingml/2006/main" noChangeAspect="1"/>
+            </wp:cNvGraphicFramePr>
+            <a:graphic xmlns:a="http://schemas.openxmlformats.org/drawingml/2006/main">
+              <a:graphicData uri="http://schemas.openxmlformats.org/drawingml/2006/picture">
+                <pic:pic xmlns:pic="http://schemas.openxmlformats.org/drawingml/2006/picture">
+                  <pic:nvPicPr>
+                    <pic:cNvPr id="1" name=""/>
+                    <pic:cNvPicPr/>
+                  </pic:nvPicPr>
+                  <pic:blipFill>
+                    <a:blip r:embed="rId46"/>
+                    <a:stretch>
+                      <a:fillRect/>
+                    </a:stretch>
+                  </pic:blipFill>
+                  <pic:spPr>
+                    <a:xfrm>
+                      <a:off x="0" y="0"/>
+                      <a:ext cx="2737166" cy="802417"/>
+                    </a:xfrm>
+                    <a:prstGeom prst="rect">
+                      <a:avLst/>
+                    </a:prstGeom>
+                  </pic:spPr>
+                </pic:pic>
+              </a:graphicData>
+            </a:graphic>
+          </wp:inline>
+        </w:drawing>
+      </w:r>
+    </w:p>
+    <w:p>
+      <w:pPr>
+        <w:spacing w:after="0" w:line="240" w:lineRule="auto"/>
+        <w:rPr>
+          <w:rFonts w:ascii="Verdana" w:hAnsi="Verdana"/>
+          <w:sz w:val="28"/>
+          <w:szCs w:val="28"/>
+        </w:rPr>
+      </w:pPr>
+    </w:p>
+    <w:p>
+      <w:pPr>
+        <w:spacing w:after="0" w:line="240" w:lineRule="auto"/>
+        <w:rPr>
+          <w:rFonts w:ascii="Verdana" w:hAnsi="Verdana"/>
+          <w:sz w:val="28"/>
+          <w:szCs w:val="28"/>
+        </w:rPr>
+      </w:pPr>
+      <w:r>
+        <w:rPr>
+          <w:rFonts w:ascii="Verdana" w:hAnsi="Verdana"/>
+          <w:sz w:val="28"/>
+          <w:szCs w:val="28"/>
+        </w:rPr>
+        <w:t>Podemos dibujar cuando NO sea cierto.</w:t>
+      </w:r>
+    </w:p>
+    <w:p>
+      <w:pPr>
+        <w:spacing w:after="0" w:line="240" w:lineRule="auto"/>
+        <w:rPr>
+          <w:rFonts w:ascii="Verdana" w:hAnsi="Verdana"/>
+          <w:sz w:val="28"/>
+          <w:szCs w:val="28"/>
+        </w:rPr>
+      </w:pPr>
+    </w:p>
+    <w:p>
+      <w:pPr>
+        <w:spacing w:after="0" w:line="240" w:lineRule="auto"/>
+        <w:rPr>
+          <w:rFonts w:ascii="Verdana" w:hAnsi="Verdana"/>
+          <w:sz w:val="28"/>
+          <w:szCs w:val="28"/>
+        </w:rPr>
+      </w:pPr>
+      <w:r>
+        <w:rPr>
+          <w:noProof/>
+          <w:lang w:eastAsia="es-ES"/>
+        </w:rPr>
+        <w:drawing>
+          <wp:inline distT="0" distB="0" distL="0" distR="0" wp14:anchorId="284F8D27" wp14:editId="39C0529D">
+            <wp:extent cx="3291840" cy="1320762"/>
+            <wp:effectExtent l="0" t="0" r="3810" b="0"/>
+            <wp:docPr id="41" name="Imagen 41"/>
+            <wp:cNvGraphicFramePr>
+              <a:graphicFrameLocks xmlns:a="http://schemas.openxmlformats.org/drawingml/2006/main" noChangeAspect="1"/>
+            </wp:cNvGraphicFramePr>
+            <a:graphic xmlns:a="http://schemas.openxmlformats.org/drawingml/2006/main">
+              <a:graphicData uri="http://schemas.openxmlformats.org/drawingml/2006/picture">
+                <pic:pic xmlns:pic="http://schemas.openxmlformats.org/drawingml/2006/picture">
+                  <pic:nvPicPr>
+                    <pic:cNvPr id="1" name=""/>
+                    <pic:cNvPicPr/>
+                  </pic:nvPicPr>
+                  <pic:blipFill>
+                    <a:blip r:embed="rId47"/>
+                    <a:stretch>
+                      <a:fillRect/>
+                    </a:stretch>
+                  </pic:blipFill>
+                  <pic:spPr>
+                    <a:xfrm>
+                      <a:off x="0" y="0"/>
+                      <a:ext cx="3301193" cy="1324515"/>
+                    </a:xfrm>
+                    <a:prstGeom prst="rect">
+                      <a:avLst/>
+                    </a:prstGeom>
+                  </pic:spPr>
+                </pic:pic>
+              </a:graphicData>
+            </a:graphic>
+          </wp:inline>
+        </w:drawing>
+      </w:r>
+    </w:p>
+    <w:p>
+      <w:pPr>
+        <w:spacing w:after="0" w:line="240" w:lineRule="auto"/>
+        <w:rPr>
+          <w:rFonts w:ascii="Verdana" w:hAnsi="Verdana"/>
+          <w:sz w:val="28"/>
+          <w:szCs w:val="28"/>
+        </w:rPr>
+      </w:pPr>
+    </w:p>
+    <w:p>
+      <w:pPr>
+        <w:spacing w:after="0" w:line="240" w:lineRule="auto"/>
+        <w:rPr>
+          <w:rFonts w:ascii="Verdana" w:hAnsi="Verdana"/>
+          <w:sz w:val="28"/>
+          <w:szCs w:val="28"/>
+        </w:rPr>
+      </w:pPr>
+      <w:r>
+        <w:rPr>
+          <w:rFonts w:ascii="Verdana" w:hAnsi="Verdana"/>
+          <w:sz w:val="28"/>
+          <w:szCs w:val="28"/>
+        </w:rPr>
+        <w:t xml:space="preserve">Vamos a crear un </w:t>
+      </w:r>
+      <w:proofErr w:type="spellStart"/>
+      <w:r>
+        <w:rPr>
+          <w:rFonts w:ascii="Verdana" w:hAnsi="Verdana"/>
+          <w:sz w:val="28"/>
+          <w:szCs w:val="28"/>
+        </w:rPr>
+        <w:t>component</w:t>
+      </w:r>
+      <w:proofErr w:type="spellEnd"/>
+      <w:r>
+        <w:rPr>
+          <w:rFonts w:ascii="Verdana" w:hAnsi="Verdana"/>
+          <w:sz w:val="28"/>
+          <w:szCs w:val="28"/>
+        </w:rPr>
+        <w:t xml:space="preserve"> para comprobar esta nueva funcionalidad.</w:t>
+      </w:r>
+    </w:p>
+    <w:p>
+      <w:pPr>
+        <w:spacing w:after="0" w:line="240" w:lineRule="auto"/>
+        <w:rPr>
+          <w:rFonts w:ascii="Verdana" w:hAnsi="Verdana"/>
+          <w:sz w:val="28"/>
+          <w:szCs w:val="28"/>
+        </w:rPr>
+      </w:pPr>
+    </w:p>
+    <w:p>
+      <w:pPr>
+        <w:spacing w:after="0" w:line="240" w:lineRule="auto"/>
+        <w:rPr>
+          <w:rFonts w:ascii="Verdana" w:hAnsi="Verdana"/>
+          <w:b/>
+          <w:sz w:val="28"/>
+          <w:szCs w:val="28"/>
+        </w:rPr>
+      </w:pPr>
+      <w:r>
+        <w:rPr>
+          <w:rFonts w:ascii="Verdana" w:hAnsi="Verdana"/>
+          <w:sz w:val="28"/>
+          <w:szCs w:val="28"/>
+        </w:rPr>
+        <w:t xml:space="preserve">Sobre </w:t>
+      </w:r>
+      <w:proofErr w:type="spellStart"/>
+      <w:r>
+        <w:rPr>
+          <w:rFonts w:ascii="Verdana" w:hAnsi="Verdana"/>
+          <w:sz w:val="28"/>
+          <w:szCs w:val="28"/>
+        </w:rPr>
+        <w:t>components</w:t>
+      </w:r>
+      <w:proofErr w:type="spellEnd"/>
+      <w:r>
+        <w:rPr>
+          <w:rFonts w:ascii="Verdana" w:hAnsi="Verdana"/>
+          <w:sz w:val="28"/>
+          <w:szCs w:val="28"/>
+        </w:rPr>
+        <w:t>, c</w:t>
+      </w:r>
+      <w:r>
+        <w:rPr>
+          <w:rFonts w:ascii="Verdana" w:hAnsi="Verdana"/>
+          <w:sz w:val="28"/>
+          <w:szCs w:val="28"/>
+        </w:rPr>
+        <w:t>reamos</w:t>
+      </w:r>
+      <w:r>
+        <w:rPr>
+          <w:rFonts w:ascii="Verdana" w:hAnsi="Verdana"/>
+          <w:sz w:val="28"/>
+          <w:szCs w:val="28"/>
+        </w:rPr>
+        <w:t xml:space="preserve"> una nueva carpeta </w:t>
+      </w:r>
+      <w:proofErr w:type="spellStart"/>
+      <w:r>
+        <w:rPr>
+          <w:rFonts w:ascii="Verdana" w:hAnsi="Verdana"/>
+          <w:b/>
+          <w:sz w:val="28"/>
+          <w:szCs w:val="28"/>
+        </w:rPr>
+        <w:t>directivascomponent</w:t>
+      </w:r>
+      <w:proofErr w:type="spellEnd"/>
+    </w:p>
+    <w:p>
+      <w:pPr>
+        <w:spacing w:after="0" w:line="240" w:lineRule="auto"/>
+        <w:rPr>
+          <w:rFonts w:ascii="Verdana" w:hAnsi="Verdana"/>
+          <w:sz w:val="28"/>
+          <w:szCs w:val="28"/>
+        </w:rPr>
+      </w:pPr>
+    </w:p>
+    <w:p>
+      <w:pPr>
+        <w:spacing w:after="0" w:line="240" w:lineRule="auto"/>
+        <w:rPr>
+          <w:rFonts w:ascii="Verdana" w:hAnsi="Verdana"/>
+          <w:sz w:val="28"/>
+          <w:szCs w:val="28"/>
+        </w:rPr>
+      </w:pPr>
+      <w:r>
+        <w:rPr>
+          <w:rFonts w:ascii="Verdana" w:hAnsi="Verdana"/>
+          <w:sz w:val="28"/>
+          <w:szCs w:val="28"/>
+        </w:rPr>
+        <w:t xml:space="preserve">Dentro, dos ficheros: </w:t>
+      </w:r>
+      <w:r>
+        <w:rPr>
+          <w:rFonts w:ascii="Verdana" w:hAnsi="Verdana"/>
+          <w:b/>
+          <w:sz w:val="28"/>
+          <w:szCs w:val="28"/>
+        </w:rPr>
+        <w:t>directivascomponent</w:t>
+      </w:r>
+      <w:r>
+        <w:rPr>
+          <w:rFonts w:ascii="Verdana" w:hAnsi="Verdana"/>
+          <w:b/>
+          <w:sz w:val="28"/>
+          <w:szCs w:val="28"/>
+        </w:rPr>
+        <w:t>.html</w:t>
+      </w:r>
+      <w:r>
+        <w:rPr>
+          <w:rFonts w:ascii="Verdana" w:hAnsi="Verdana"/>
+          <w:sz w:val="28"/>
+          <w:szCs w:val="28"/>
+        </w:rPr>
+        <w:t xml:space="preserve"> y </w:t>
+      </w:r>
+      <w:proofErr w:type="spellStart"/>
+      <w:r>
+        <w:rPr>
+          <w:rFonts w:ascii="Verdana" w:hAnsi="Verdana"/>
+          <w:b/>
+          <w:sz w:val="28"/>
+          <w:szCs w:val="28"/>
+        </w:rPr>
+        <w:t>directivascomponent</w:t>
+      </w:r>
+      <w:r>
+        <w:rPr>
+          <w:rFonts w:ascii="Verdana" w:hAnsi="Verdana"/>
+          <w:b/>
+          <w:sz w:val="28"/>
+          <w:szCs w:val="28"/>
+        </w:rPr>
+        <w:t>.ts</w:t>
+      </w:r>
+      <w:proofErr w:type="spellEnd"/>
+    </w:p>
+    <w:p>
+      <w:pPr>
+        <w:spacing w:after="0" w:line="240" w:lineRule="auto"/>
+        <w:rPr>
+          <w:rFonts w:ascii="Verdana" w:hAnsi="Verdana"/>
+          <w:sz w:val="28"/>
+          <w:szCs w:val="28"/>
+        </w:rPr>
+      </w:pPr>
+    </w:p>
+    <w:p>
+      <w:pPr>
+        <w:spacing w:after="0" w:line="240" w:lineRule="auto"/>
+        <w:rPr>
+          <w:rFonts w:ascii="Verdana" w:hAnsi="Verdana"/>
+          <w:sz w:val="28"/>
+          <w:szCs w:val="28"/>
+        </w:rPr>
+      </w:pPr>
+      <w:r>
+        <w:rPr>
+          <w:rFonts w:ascii="Verdana" w:hAnsi="Verdana"/>
+          <w:sz w:val="28"/>
+          <w:szCs w:val="28"/>
+        </w:rPr>
+        <w:t>Modificamos todo en el TS y ponemos un triste &lt;h1&gt; en el HTML</w:t>
+      </w:r>
+    </w:p>
+    <w:p>
+      <w:pPr>
+        <w:spacing w:after="0" w:line="240" w:lineRule="auto"/>
+        <w:rPr>
+          <w:rFonts w:ascii="Verdana" w:hAnsi="Verdana"/>
+          <w:sz w:val="28"/>
+          <w:szCs w:val="28"/>
+        </w:rPr>
+      </w:pPr>
+    </w:p>
+    <w:p>
+      <w:pPr>
+        <w:spacing w:after="0" w:line="240" w:lineRule="auto"/>
+        <w:rPr>
+          <w:rFonts w:ascii="Verdana" w:hAnsi="Verdana"/>
+          <w:sz w:val="28"/>
+          <w:szCs w:val="28"/>
+        </w:rPr>
+      </w:pPr>
+      <w:r>
+        <w:rPr>
+          <w:rFonts w:ascii="Verdana" w:hAnsi="Verdana"/>
+          <w:sz w:val="28"/>
+          <w:szCs w:val="28"/>
+        </w:rPr>
+        <w:t>Por ejemplo, vamos a dibujar un conjunto de elementos: deportes.</w:t>
+      </w:r>
+    </w:p>
+    <w:p>
+      <w:pPr>
+        <w:spacing w:after="0" w:line="240" w:lineRule="auto"/>
+        <w:rPr>
+          <w:rFonts w:ascii="Verdana" w:hAnsi="Verdana"/>
+          <w:sz w:val="28"/>
+          <w:szCs w:val="28"/>
+        </w:rPr>
+      </w:pPr>
+    </w:p>
+    <w:p>
+      <w:pPr>
+        <w:spacing w:after="0" w:line="240" w:lineRule="auto"/>
+        <w:rPr>
+          <w:rFonts w:ascii="Verdana" w:hAnsi="Verdana"/>
+          <w:sz w:val="28"/>
+          <w:szCs w:val="28"/>
+        </w:rPr>
+      </w:pPr>
+      <w:r>
+        <w:rPr>
+          <w:rFonts w:ascii="Verdana" w:hAnsi="Verdana"/>
+          <w:sz w:val="28"/>
+          <w:szCs w:val="28"/>
+        </w:rPr>
+        <w:lastRenderedPageBreak/>
+        <w:t>Con directivas, dibujaremos el nombre de cada deporte.</w:t>
+      </w:r>
+    </w:p>
+    <w:p>
+      <w:pPr>
+        <w:spacing w:after="0" w:line="240" w:lineRule="auto"/>
+        <w:rPr>
+          <w:rFonts w:ascii="Verdana" w:hAnsi="Verdana"/>
+          <w:sz w:val="28"/>
+          <w:szCs w:val="28"/>
+        </w:rPr>
+      </w:pPr>
+    </w:p>
+    <w:p>
+      <w:pPr>
+        <w:spacing w:after="0" w:line="240" w:lineRule="auto"/>
+        <w:rPr>
+          <w:rFonts w:ascii="Verdana" w:hAnsi="Verdana"/>
+          <w:sz w:val="28"/>
+          <w:szCs w:val="28"/>
+        </w:rPr>
+      </w:pPr>
+      <w:r>
+        <w:rPr>
+          <w:noProof/>
+          <w:lang w:eastAsia="es-ES"/>
+        </w:rPr>
+        <w:drawing>
+          <wp:inline distT="0" distB="0" distL="0" distR="0" wp14:anchorId="53C1C830" wp14:editId="20365A74">
+            <wp:extent cx="3180080" cy="3017411"/>
+            <wp:effectExtent l="0" t="0" r="1270" b="0"/>
+            <wp:docPr id="42" name="Imagen 42"/>
+            <wp:cNvGraphicFramePr>
+              <a:graphicFrameLocks xmlns:a="http://schemas.openxmlformats.org/drawingml/2006/main" noChangeAspect="1"/>
+            </wp:cNvGraphicFramePr>
+            <a:graphic xmlns:a="http://schemas.openxmlformats.org/drawingml/2006/main">
+              <a:graphicData uri="http://schemas.openxmlformats.org/drawingml/2006/picture">
+                <pic:pic xmlns:pic="http://schemas.openxmlformats.org/drawingml/2006/picture">
+                  <pic:nvPicPr>
+                    <pic:cNvPr id="1" name=""/>
+                    <pic:cNvPicPr/>
+                  </pic:nvPicPr>
+                  <pic:blipFill>
+                    <a:blip r:embed="rId48"/>
+                    <a:stretch>
+                      <a:fillRect/>
+                    </a:stretch>
+                  </pic:blipFill>
+                  <pic:spPr>
+                    <a:xfrm>
+                      <a:off x="0" y="0"/>
+                      <a:ext cx="3183206" cy="3020378"/>
+                    </a:xfrm>
+                    <a:prstGeom prst="rect">
+                      <a:avLst/>
+                    </a:prstGeom>
+                  </pic:spPr>
+                </pic:pic>
+              </a:graphicData>
+            </a:graphic>
+          </wp:inline>
+        </w:drawing>
+      </w:r>
+    </w:p>
+    <w:p>
+      <w:pPr>
+        <w:spacing w:after="0" w:line="240" w:lineRule="auto"/>
+        <w:rPr>
+          <w:rFonts w:ascii="Verdana" w:hAnsi="Verdana"/>
+          <w:sz w:val="28"/>
+          <w:szCs w:val="28"/>
+        </w:rPr>
+      </w:pPr>
+    </w:p>
+    <w:p>
+      <w:pPr>
+        <w:spacing w:after="0" w:line="240" w:lineRule="auto"/>
+        <w:rPr>
+          <w:rFonts w:ascii="Verdana" w:hAnsi="Verdana"/>
+          <w:b/>
+          <w:sz w:val="28"/>
+          <w:szCs w:val="28"/>
+        </w:rPr>
+      </w:pPr>
+      <w:r>
+        <w:rPr>
+          <w:rFonts w:ascii="Verdana" w:hAnsi="Verdana"/>
+          <w:b/>
+          <w:sz w:val="28"/>
+          <w:szCs w:val="28"/>
+        </w:rPr>
+        <w:t>DIRECTIVASCOMPONENT.TS</w:t>
+      </w:r>
+    </w:p>
+    <w:p>
+      <w:pPr>
+        <w:shd w:val="clear" w:color="auto" w:fill="FFFFFF"/>
+        <w:spacing w:after="0" w:line="240" w:lineRule="auto"/>
+        <w:rPr>
+          <w:rFonts w:ascii="Consolas" w:eastAsia="Times New Roman" w:hAnsi="Consolas" w:cs="Times New Roman"/>
+          <w:b/>
+          <w:bCs/>
+          <w:color w:val="000000"/>
+          <w:lang w:eastAsia="es-ES"/>
+        </w:rPr>
+      </w:pPr>
+      <w:proofErr w:type="spellStart"/>
+      <w:proofErr w:type="gramStart"/>
+      <w:r>
+        <w:rPr>
+          <w:rFonts w:ascii="Consolas" w:eastAsia="Times New Roman" w:hAnsi="Consolas" w:cs="Times New Roman"/>
+          <w:b/>
+          <w:bCs/>
+          <w:color w:val="F92672"/>
+          <w:lang w:eastAsia="es-ES"/>
+        </w:rPr>
+        <w:t>import</w:t>
+      </w:r>
+      <w:proofErr w:type="spellEnd"/>
+      <w:proofErr w:type="gramEnd"/>
+      <w:r>
+        <w:rPr>
+          <w:rFonts w:ascii="Consolas" w:eastAsia="Times New Roman" w:hAnsi="Consolas" w:cs="Times New Roman"/>
+          <w:b/>
+          <w:bCs/>
+          <w:color w:val="000000"/>
+          <w:lang w:eastAsia="es-ES"/>
+        </w:rPr>
+        <w:t xml:space="preserve"> { </w:t>
+      </w:r>
+      <w:proofErr w:type="spellStart"/>
+      <w:r>
+        <w:rPr>
+          <w:rFonts w:ascii="Consolas" w:eastAsia="Times New Roman" w:hAnsi="Consolas" w:cs="Times New Roman"/>
+          <w:b/>
+          <w:bCs/>
+          <w:color w:val="000000"/>
+          <w:lang w:eastAsia="es-ES"/>
+        </w:rPr>
+        <w:t>Component</w:t>
+      </w:r>
+      <w:proofErr w:type="spellEnd"/>
+      <w:r>
+        <w:rPr>
+          <w:rFonts w:ascii="Consolas" w:eastAsia="Times New Roman" w:hAnsi="Consolas" w:cs="Times New Roman"/>
+          <w:b/>
+          <w:bCs/>
+          <w:color w:val="000000"/>
+          <w:lang w:eastAsia="es-ES"/>
+        </w:rPr>
+        <w:t xml:space="preserve">, </w:t>
+      </w:r>
+      <w:proofErr w:type="spellStart"/>
+      <w:r>
+        <w:rPr>
+          <w:rFonts w:ascii="Consolas" w:eastAsia="Times New Roman" w:hAnsi="Consolas" w:cs="Times New Roman"/>
+          <w:b/>
+          <w:bCs/>
+          <w:color w:val="000000"/>
+          <w:lang w:eastAsia="es-ES"/>
+        </w:rPr>
+        <w:t>OnInit</w:t>
+      </w:r>
+      <w:proofErr w:type="spellEnd"/>
+      <w:r>
+        <w:rPr>
+          <w:rFonts w:ascii="Consolas" w:eastAsia="Times New Roman" w:hAnsi="Consolas" w:cs="Times New Roman"/>
+          <w:b/>
+          <w:bCs/>
+          <w:color w:val="000000"/>
+          <w:lang w:eastAsia="es-ES"/>
+        </w:rPr>
+        <w:t xml:space="preserve"> } </w:t>
+      </w:r>
+      <w:proofErr w:type="spellStart"/>
+      <w:r>
+        <w:rPr>
+          <w:rFonts w:ascii="Consolas" w:eastAsia="Times New Roman" w:hAnsi="Consolas" w:cs="Times New Roman"/>
+          <w:b/>
+          <w:bCs/>
+          <w:color w:val="F92672"/>
+          <w:lang w:eastAsia="es-ES"/>
+        </w:rPr>
+        <w:t>from</w:t>
+      </w:r>
+      <w:proofErr w:type="spellEnd"/>
+      <w:r>
+        <w:rPr>
+          <w:rFonts w:ascii="Consolas" w:eastAsia="Times New Roman" w:hAnsi="Consolas" w:cs="Times New Roman"/>
+          <w:b/>
+          <w:bCs/>
+          <w:color w:val="000000"/>
+          <w:lang w:eastAsia="es-ES"/>
+        </w:rPr>
+        <w:t xml:space="preserve"> </w:t>
+      </w:r>
+      <w:r>
+        <w:rPr>
+          <w:rFonts w:ascii="Consolas" w:eastAsia="Times New Roman" w:hAnsi="Consolas" w:cs="Times New Roman"/>
+          <w:b/>
+          <w:bCs/>
+          <w:color w:val="F25A00"/>
+          <w:lang w:eastAsia="es-ES"/>
+        </w:rPr>
+        <w:t>'@angular/</w:t>
+      </w:r>
+      <w:proofErr w:type="spellStart"/>
+      <w:r>
+        <w:rPr>
+          <w:rFonts w:ascii="Consolas" w:eastAsia="Times New Roman" w:hAnsi="Consolas" w:cs="Times New Roman"/>
+          <w:b/>
+          <w:bCs/>
+          <w:color w:val="F25A00"/>
+          <w:lang w:eastAsia="es-ES"/>
+        </w:rPr>
+        <w:t>core</w:t>
+      </w:r>
+      <w:proofErr w:type="spellEnd"/>
+      <w:r>
+        <w:rPr>
+          <w:rFonts w:ascii="Consolas" w:eastAsia="Times New Roman" w:hAnsi="Consolas" w:cs="Times New Roman"/>
+          <w:b/>
+          <w:bCs/>
+          <w:color w:val="F25A00"/>
+          <w:lang w:eastAsia="es-ES"/>
+        </w:rPr>
+        <w:t>'</w:t>
+      </w:r>
+      <w:r>
+        <w:rPr>
+          <w:rFonts w:ascii="Consolas" w:eastAsia="Times New Roman" w:hAnsi="Consolas" w:cs="Times New Roman"/>
+          <w:b/>
+          <w:bCs/>
+          <w:color w:val="000000"/>
+          <w:lang w:eastAsia="es-ES"/>
+        </w:rPr>
+        <w:t>;</w:t>
+      </w:r>
+    </w:p>
+    <w:p>
+      <w:pPr>
+        <w:shd w:val="clear" w:color="auto" w:fill="FFFFFF"/>
+        <w:spacing w:after="0" w:line="240" w:lineRule="auto"/>
+        <w:rPr>
+          <w:rFonts w:ascii="Consolas" w:eastAsia="Times New Roman" w:hAnsi="Consolas" w:cs="Times New Roman"/>
+          <w:b/>
+          <w:bCs/>
+          <w:color w:val="000000"/>
+          <w:lang w:eastAsia="es-ES"/>
+        </w:rPr>
+      </w:pPr>
+    </w:p>
+    <w:p>
+      <w:pPr>
+        <w:shd w:val="clear" w:color="auto" w:fill="FFFFFF"/>
+        <w:spacing w:after="0" w:line="240" w:lineRule="auto"/>
+        <w:rPr>
+          <w:rFonts w:ascii="Consolas" w:eastAsia="Times New Roman" w:hAnsi="Consolas" w:cs="Times New Roman"/>
+          <w:b/>
+          <w:bCs/>
+          <w:color w:val="000000"/>
+          <w:lang w:eastAsia="es-ES"/>
+        </w:rPr>
+      </w:pPr>
+      <w:proofErr w:type="gramStart"/>
+      <w:r>
+        <w:rPr>
+          <w:rFonts w:ascii="Consolas" w:eastAsia="Times New Roman" w:hAnsi="Consolas" w:cs="Times New Roman"/>
+          <w:b/>
+          <w:bCs/>
+          <w:color w:val="000000"/>
+          <w:lang w:eastAsia="es-ES"/>
+        </w:rPr>
+        <w:t>@</w:t>
+      </w:r>
+      <w:proofErr w:type="spellStart"/>
+      <w:r>
+        <w:rPr>
+          <w:rFonts w:ascii="Consolas" w:eastAsia="Times New Roman" w:hAnsi="Consolas" w:cs="Times New Roman"/>
+          <w:b/>
+          <w:bCs/>
+          <w:color w:val="6AAF19"/>
+          <w:lang w:eastAsia="es-ES"/>
+        </w:rPr>
+        <w:t>Component</w:t>
+      </w:r>
+      <w:proofErr w:type="spellEnd"/>
+      <w:r>
+        <w:rPr>
+          <w:rFonts w:ascii="Consolas" w:eastAsia="Times New Roman" w:hAnsi="Consolas" w:cs="Times New Roman"/>
+          <w:b/>
+          <w:bCs/>
+          <w:color w:val="000000"/>
+          <w:lang w:eastAsia="es-ES"/>
+        </w:rPr>
+        <w:t>({</w:t>
+      </w:r>
+      <w:proofErr w:type="gramEnd"/>
+    </w:p>
+    <w:p>
+      <w:pPr>
+        <w:shd w:val="clear" w:color="auto" w:fill="FFFFFF"/>
+        <w:spacing w:after="0" w:line="240" w:lineRule="auto"/>
+        <w:rPr>
+          <w:rFonts w:ascii="Consolas" w:eastAsia="Times New Roman" w:hAnsi="Consolas" w:cs="Times New Roman"/>
+          <w:b/>
+          <w:bCs/>
+          <w:color w:val="000000"/>
+          <w:lang w:eastAsia="es-ES"/>
+        </w:rPr>
+      </w:pPr>
+      <w:r>
+        <w:rPr>
+          <w:rFonts w:ascii="Consolas" w:eastAsia="Times New Roman" w:hAnsi="Consolas" w:cs="Times New Roman"/>
+          <w:b/>
+          <w:bCs/>
+          <w:color w:val="000000"/>
+          <w:lang w:eastAsia="es-ES"/>
+        </w:rPr>
+        <w:t xml:space="preserve">    </w:t>
+      </w:r>
+      <w:proofErr w:type="gramStart"/>
+      <w:r>
+        <w:rPr>
+          <w:rFonts w:ascii="Consolas" w:eastAsia="Times New Roman" w:hAnsi="Consolas" w:cs="Times New Roman"/>
+          <w:b/>
+          <w:bCs/>
+          <w:color w:val="000000"/>
+          <w:lang w:eastAsia="es-ES"/>
+        </w:rPr>
+        <w:t>selector</w:t>
+      </w:r>
+      <w:proofErr w:type="gramEnd"/>
+      <w:r>
+        <w:rPr>
+          <w:rFonts w:ascii="Consolas" w:eastAsia="Times New Roman" w:hAnsi="Consolas" w:cs="Times New Roman"/>
+          <w:b/>
+          <w:bCs/>
+          <w:color w:val="000000"/>
+          <w:lang w:eastAsia="es-ES"/>
+        </w:rPr>
+        <w:t xml:space="preserve">: </w:t>
+      </w:r>
+      <w:r>
+        <w:rPr>
+          <w:rFonts w:ascii="Consolas" w:eastAsia="Times New Roman" w:hAnsi="Consolas" w:cs="Times New Roman"/>
+          <w:b/>
+          <w:bCs/>
+          <w:color w:val="F25A00"/>
+          <w:lang w:eastAsia="es-ES"/>
+        </w:rPr>
+        <w:t>'app-directivas'</w:t>
+      </w:r>
+      <w:r>
+        <w:rPr>
+          <w:rFonts w:ascii="Consolas" w:eastAsia="Times New Roman" w:hAnsi="Consolas" w:cs="Times New Roman"/>
+          <w:b/>
+          <w:bCs/>
+          <w:color w:val="000000"/>
+          <w:lang w:eastAsia="es-ES"/>
+        </w:rPr>
+        <w:t>,</w:t>
+      </w:r>
+    </w:p>
+    <w:p>
+      <w:pPr>
+        <w:shd w:val="clear" w:color="auto" w:fill="FFFFFF"/>
+        <w:spacing w:after="0" w:line="240" w:lineRule="auto"/>
+        <w:rPr>
+          <w:rFonts w:ascii="Consolas" w:eastAsia="Times New Roman" w:hAnsi="Consolas" w:cs="Times New Roman"/>
+          <w:b/>
+          <w:bCs/>
+          <w:color w:val="000000"/>
+          <w:lang w:eastAsia="es-ES"/>
+        </w:rPr>
+      </w:pPr>
+      <w:r>
+        <w:rPr>
+          <w:rFonts w:ascii="Consolas" w:eastAsia="Times New Roman" w:hAnsi="Consolas" w:cs="Times New Roman"/>
+          <w:b/>
+          <w:bCs/>
+          <w:color w:val="000000"/>
+          <w:lang w:eastAsia="es-ES"/>
+        </w:rPr>
+        <w:t xml:space="preserve">    </w:t>
+      </w:r>
+      <w:proofErr w:type="spellStart"/>
+      <w:proofErr w:type="gramStart"/>
+      <w:r>
+        <w:rPr>
+          <w:rFonts w:ascii="Consolas" w:eastAsia="Times New Roman" w:hAnsi="Consolas" w:cs="Times New Roman"/>
+          <w:b/>
+          <w:bCs/>
+          <w:color w:val="000000"/>
+          <w:lang w:eastAsia="es-ES"/>
+        </w:rPr>
+        <w:t>templateUrl</w:t>
+      </w:r>
+      <w:proofErr w:type="spellEnd"/>
+      <w:proofErr w:type="gramEnd"/>
+      <w:r>
+        <w:rPr>
+          <w:rFonts w:ascii="Consolas" w:eastAsia="Times New Roman" w:hAnsi="Consolas" w:cs="Times New Roman"/>
+          <w:b/>
+          <w:bCs/>
+          <w:color w:val="000000"/>
+          <w:lang w:eastAsia="es-ES"/>
+        </w:rPr>
+        <w:t xml:space="preserve">: </w:t>
+      </w:r>
+      <w:r>
+        <w:rPr>
+          <w:rFonts w:ascii="Consolas" w:eastAsia="Times New Roman" w:hAnsi="Consolas" w:cs="Times New Roman"/>
+          <w:b/>
+          <w:bCs/>
+          <w:color w:val="F25A00"/>
+          <w:lang w:eastAsia="es-ES"/>
+        </w:rPr>
+        <w:t>'./directivascomponent.html'</w:t>
+      </w:r>
+      <w:r>
+        <w:rPr>
+          <w:rFonts w:ascii="Consolas" w:eastAsia="Times New Roman" w:hAnsi="Consolas" w:cs="Times New Roman"/>
+          <w:b/>
+          <w:bCs/>
+          <w:color w:val="000000"/>
+          <w:lang w:eastAsia="es-ES"/>
+        </w:rPr>
+        <w:t>,</w:t>
+      </w:r>
+    </w:p>
+    <w:p>
+      <w:pPr>
+        <w:shd w:val="clear" w:color="auto" w:fill="FFFFFF"/>
+        <w:spacing w:after="0" w:line="240" w:lineRule="auto"/>
+        <w:rPr>
+          <w:rFonts w:ascii="Consolas" w:eastAsia="Times New Roman" w:hAnsi="Consolas" w:cs="Times New Roman"/>
+          <w:b/>
+          <w:bCs/>
+          <w:color w:val="000000"/>
+          <w:lang w:eastAsia="es-ES"/>
+        </w:rPr>
+      </w:pPr>
+      <w:r>
+        <w:rPr>
+          <w:rFonts w:ascii="Consolas" w:eastAsia="Times New Roman" w:hAnsi="Consolas" w:cs="Times New Roman"/>
+          <w:b/>
+          <w:bCs/>
+          <w:color w:val="000000"/>
+          <w:lang w:eastAsia="es-ES"/>
+        </w:rPr>
+        <w:t xml:space="preserve">    </w:t>
+      </w:r>
+      <w:proofErr w:type="spellStart"/>
+      <w:proofErr w:type="gramStart"/>
+      <w:r>
+        <w:rPr>
+          <w:rFonts w:ascii="Consolas" w:eastAsia="Times New Roman" w:hAnsi="Consolas" w:cs="Times New Roman"/>
+          <w:b/>
+          <w:bCs/>
+          <w:color w:val="000000"/>
+          <w:lang w:eastAsia="es-ES"/>
+        </w:rPr>
+        <w:t>standalone</w:t>
+      </w:r>
+      <w:proofErr w:type="spellEnd"/>
+      <w:proofErr w:type="gramEnd"/>
+      <w:r>
+        <w:rPr>
+          <w:rFonts w:ascii="Consolas" w:eastAsia="Times New Roman" w:hAnsi="Consolas" w:cs="Times New Roman"/>
+          <w:b/>
+          <w:bCs/>
+          <w:color w:val="000000"/>
+          <w:lang w:eastAsia="es-ES"/>
+        </w:rPr>
+        <w:t xml:space="preserve">: </w:t>
+      </w:r>
+      <w:r>
+        <w:rPr>
+          <w:rFonts w:ascii="Consolas" w:eastAsia="Times New Roman" w:hAnsi="Consolas" w:cs="Times New Roman"/>
+          <w:b/>
+          <w:bCs/>
+          <w:color w:val="AE81FF"/>
+          <w:lang w:eastAsia="es-ES"/>
+        </w:rPr>
+        <w:t>false</w:t>
+      </w:r>
+    </w:p>
+    <w:p>
+      <w:pPr>
+        <w:shd w:val="clear" w:color="auto" w:fill="FFFFFF"/>
+        <w:spacing w:after="0" w:line="240" w:lineRule="auto"/>
+        <w:rPr>
+          <w:rFonts w:ascii="Consolas" w:eastAsia="Times New Roman" w:hAnsi="Consolas" w:cs="Times New Roman"/>
+          <w:b/>
+          <w:bCs/>
+          <w:color w:val="000000"/>
+          <w:lang w:eastAsia="es-ES"/>
+        </w:rPr>
+      </w:pPr>
+      <w:r>
+        <w:rPr>
+          <w:rFonts w:ascii="Consolas" w:eastAsia="Times New Roman" w:hAnsi="Consolas" w:cs="Times New Roman"/>
+          <w:b/>
+          <w:bCs/>
+          <w:color w:val="000000"/>
+          <w:lang w:eastAsia="es-ES"/>
+        </w:rPr>
+        <w:t>})</w:t>
+      </w:r>
+    </w:p>
+    <w:p>
+      <w:pPr>
+        <w:shd w:val="clear" w:color="auto" w:fill="FFFFFF"/>
+        <w:spacing w:after="0" w:line="240" w:lineRule="auto"/>
+        <w:rPr>
+          <w:rFonts w:ascii="Consolas" w:eastAsia="Times New Roman" w:hAnsi="Consolas" w:cs="Times New Roman"/>
+          <w:b/>
+          <w:bCs/>
+          <w:color w:val="000000"/>
+          <w:lang w:eastAsia="es-ES"/>
+        </w:rPr>
+      </w:pPr>
+    </w:p>
+    <w:p>
+      <w:pPr>
+        <w:shd w:val="clear" w:color="auto" w:fill="FFFFFF"/>
+        <w:spacing w:after="0" w:line="240" w:lineRule="auto"/>
+        <w:rPr>
+          <w:rFonts w:ascii="Consolas" w:eastAsia="Times New Roman" w:hAnsi="Consolas" w:cs="Times New Roman"/>
+          <w:b/>
+          <w:bCs/>
+          <w:color w:val="000000"/>
+          <w:lang w:eastAsia="es-ES"/>
+        </w:rPr>
+      </w:pPr>
+      <w:proofErr w:type="spellStart"/>
+      <w:proofErr w:type="gramStart"/>
+      <w:r>
+        <w:rPr>
+          <w:rFonts w:ascii="Consolas" w:eastAsia="Times New Roman" w:hAnsi="Consolas" w:cs="Times New Roman"/>
+          <w:b/>
+          <w:bCs/>
+          <w:color w:val="F92672"/>
+          <w:lang w:eastAsia="es-ES"/>
+        </w:rPr>
+        <w:t>export</w:t>
+      </w:r>
+      <w:proofErr w:type="spellEnd"/>
+      <w:proofErr w:type="gramEnd"/>
+      <w:r>
+        <w:rPr>
+          <w:rFonts w:ascii="Consolas" w:eastAsia="Times New Roman" w:hAnsi="Consolas" w:cs="Times New Roman"/>
+          <w:b/>
+          <w:bCs/>
+          <w:color w:val="000000"/>
+          <w:lang w:eastAsia="es-ES"/>
+        </w:rPr>
+        <w:t xml:space="preserve"> </w:t>
+      </w:r>
+      <w:proofErr w:type="spellStart"/>
+      <w:r>
+        <w:rPr>
+          <w:rFonts w:ascii="Consolas" w:eastAsia="Times New Roman" w:hAnsi="Consolas" w:cs="Times New Roman"/>
+          <w:b/>
+          <w:bCs/>
+          <w:i/>
+          <w:iCs/>
+          <w:color w:val="28C6E4"/>
+          <w:lang w:eastAsia="es-ES"/>
+        </w:rPr>
+        <w:t>class</w:t>
+      </w:r>
+      <w:proofErr w:type="spellEnd"/>
+      <w:r>
+        <w:rPr>
+          <w:rFonts w:ascii="Consolas" w:eastAsia="Times New Roman" w:hAnsi="Consolas" w:cs="Times New Roman"/>
+          <w:b/>
+          <w:bCs/>
+          <w:color w:val="000000"/>
+          <w:lang w:eastAsia="es-ES"/>
+        </w:rPr>
+        <w:t xml:space="preserve"> </w:t>
+      </w:r>
+      <w:proofErr w:type="spellStart"/>
+      <w:r>
+        <w:rPr>
+          <w:rFonts w:ascii="Consolas" w:eastAsia="Times New Roman" w:hAnsi="Consolas" w:cs="Times New Roman"/>
+          <w:b/>
+          <w:bCs/>
+          <w:color w:val="000000"/>
+          <w:lang w:eastAsia="es-ES"/>
+        </w:rPr>
+        <w:t>DirectivasComponent</w:t>
+      </w:r>
+      <w:proofErr w:type="spellEnd"/>
+      <w:r>
+        <w:rPr>
+          <w:rFonts w:ascii="Consolas" w:eastAsia="Times New Roman" w:hAnsi="Consolas" w:cs="Times New Roman"/>
+          <w:b/>
+          <w:bCs/>
+          <w:color w:val="000000"/>
+          <w:lang w:eastAsia="es-ES"/>
+        </w:rPr>
+        <w:t xml:space="preserve"> </w:t>
+      </w:r>
+      <w:proofErr w:type="spellStart"/>
+      <w:r>
+        <w:rPr>
+          <w:rFonts w:ascii="Consolas" w:eastAsia="Times New Roman" w:hAnsi="Consolas" w:cs="Times New Roman"/>
+          <w:b/>
+          <w:bCs/>
+          <w:color w:val="F92672"/>
+          <w:lang w:eastAsia="es-ES"/>
+        </w:rPr>
+        <w:t>implements</w:t>
+      </w:r>
+      <w:proofErr w:type="spellEnd"/>
+      <w:r>
+        <w:rPr>
+          <w:rFonts w:ascii="Consolas" w:eastAsia="Times New Roman" w:hAnsi="Consolas" w:cs="Times New Roman"/>
+          <w:b/>
+          <w:bCs/>
+          <w:color w:val="000000"/>
+          <w:lang w:eastAsia="es-ES"/>
+        </w:rPr>
+        <w:t xml:space="preserve"> </w:t>
+      </w:r>
+      <w:proofErr w:type="spellStart"/>
+      <w:r>
+        <w:rPr>
+          <w:rFonts w:ascii="Consolas" w:eastAsia="Times New Roman" w:hAnsi="Consolas" w:cs="Times New Roman"/>
+          <w:b/>
+          <w:bCs/>
+          <w:i/>
+          <w:iCs/>
+          <w:color w:val="6AAF19"/>
+          <w:u w:val="single"/>
+          <w:lang w:eastAsia="es-ES"/>
+        </w:rPr>
+        <w:t>OnInit</w:t>
+      </w:r>
+      <w:proofErr w:type="spellEnd"/>
+      <w:r>
+        <w:rPr>
+          <w:rFonts w:ascii="Consolas" w:eastAsia="Times New Roman" w:hAnsi="Consolas" w:cs="Times New Roman"/>
+          <w:b/>
+          <w:bCs/>
+          <w:color w:val="000000"/>
+          <w:lang w:eastAsia="es-ES"/>
+        </w:rPr>
+        <w:t xml:space="preserve"> {</w:t>
+      </w:r>
+    </w:p>
+    <w:p>
+      <w:pPr>
+        <w:shd w:val="clear" w:color="auto" w:fill="FFFFFF"/>
+        <w:spacing w:after="0" w:line="240" w:lineRule="auto"/>
+        <w:rPr>
+          <w:rFonts w:ascii="Consolas" w:eastAsia="Times New Roman" w:hAnsi="Consolas" w:cs="Times New Roman"/>
+          <w:b/>
+          <w:bCs/>
+          <w:color w:val="000000"/>
+          <w:lang w:eastAsia="es-ES"/>
+        </w:rPr>
+      </w:pPr>
+      <w:r>
+        <w:rPr>
+          <w:rFonts w:ascii="Consolas" w:eastAsia="Times New Roman" w:hAnsi="Consolas" w:cs="Times New Roman"/>
+          <w:b/>
+          <w:bCs/>
+          <w:color w:val="000000"/>
+          <w:lang w:eastAsia="es-ES"/>
+        </w:rPr>
+        <w:t xml:space="preserve">    </w:t>
+      </w:r>
+      <w:r>
+        <w:rPr>
+          <w:rFonts w:ascii="Consolas" w:eastAsia="Times New Roman" w:hAnsi="Consolas" w:cs="Times New Roman"/>
+          <w:b/>
+          <w:bCs/>
+          <w:color w:val="9F9F8F"/>
+          <w:lang w:eastAsia="es-ES"/>
+        </w:rPr>
+        <w:t xml:space="preserve">//declaramos un </w:t>
+      </w:r>
+      <w:proofErr w:type="spellStart"/>
+      <w:r>
+        <w:rPr>
+          <w:rFonts w:ascii="Consolas" w:eastAsia="Times New Roman" w:hAnsi="Consolas" w:cs="Times New Roman"/>
+          <w:b/>
+          <w:bCs/>
+          <w:color w:val="9F9F8F"/>
+          <w:lang w:eastAsia="es-ES"/>
+        </w:rPr>
+        <w:t>array</w:t>
+      </w:r>
+      <w:proofErr w:type="spellEnd"/>
+      <w:r>
+        <w:rPr>
+          <w:rFonts w:ascii="Consolas" w:eastAsia="Times New Roman" w:hAnsi="Consolas" w:cs="Times New Roman"/>
+          <w:b/>
+          <w:bCs/>
+          <w:color w:val="9F9F8F"/>
+          <w:lang w:eastAsia="es-ES"/>
+        </w:rPr>
+        <w:t xml:space="preserve"> de deportes (</w:t>
+      </w:r>
+      <w:proofErr w:type="spellStart"/>
+      <w:r>
+        <w:rPr>
+          <w:rFonts w:ascii="Consolas" w:eastAsia="Times New Roman" w:hAnsi="Consolas" w:cs="Times New Roman"/>
+          <w:b/>
+          <w:bCs/>
+          <w:color w:val="9F9F8F"/>
+          <w:lang w:eastAsia="es-ES"/>
+        </w:rPr>
+        <w:t>string</w:t>
+      </w:r>
+      <w:proofErr w:type="spellEnd"/>
+      <w:r>
+        <w:rPr>
+          <w:rFonts w:ascii="Consolas" w:eastAsia="Times New Roman" w:hAnsi="Consolas" w:cs="Times New Roman"/>
+          <w:b/>
+          <w:bCs/>
+          <w:color w:val="9F9F8F"/>
+          <w:lang w:eastAsia="es-ES"/>
+        </w:rPr>
+        <w:t>)</w:t>
+      </w:r>
+    </w:p>
+    <w:p>
+      <w:pPr>
+        <w:shd w:val="clear" w:color="auto" w:fill="FFFFFF"/>
+        <w:spacing w:after="0" w:line="240" w:lineRule="auto"/>
+        <w:rPr>
+          <w:rFonts w:ascii="Consolas" w:eastAsia="Times New Roman" w:hAnsi="Consolas" w:cs="Times New Roman"/>
+          <w:b/>
+          <w:bCs/>
+          <w:color w:val="000000"/>
+          <w:lang w:eastAsia="es-ES"/>
+        </w:rPr>
+      </w:pPr>
+      <w:r>
+        <w:rPr>
+          <w:rFonts w:ascii="Consolas" w:eastAsia="Times New Roman" w:hAnsi="Consolas" w:cs="Times New Roman"/>
+          <w:b/>
+          <w:bCs/>
+          <w:color w:val="000000"/>
+          <w:lang w:eastAsia="es-ES"/>
+        </w:rPr>
+        <w:t xml:space="preserve">    </w:t>
+      </w:r>
+      <w:proofErr w:type="gramStart"/>
+      <w:r>
+        <w:rPr>
+          <w:rFonts w:ascii="Consolas" w:eastAsia="Times New Roman" w:hAnsi="Consolas" w:cs="Times New Roman"/>
+          <w:b/>
+          <w:bCs/>
+          <w:color w:val="000000"/>
+          <w:lang w:eastAsia="es-ES"/>
+        </w:rPr>
+        <w:t>deportes</w:t>
+      </w:r>
+      <w:proofErr w:type="gramEnd"/>
+      <w:r>
+        <w:rPr>
+          <w:rFonts w:ascii="Consolas" w:eastAsia="Times New Roman" w:hAnsi="Consolas" w:cs="Times New Roman"/>
+          <w:b/>
+          <w:bCs/>
+          <w:color w:val="F92672"/>
+          <w:lang w:eastAsia="es-ES"/>
+        </w:rPr>
+        <w:t>:</w:t>
+      </w:r>
+      <w:r>
+        <w:rPr>
+          <w:rFonts w:ascii="Consolas" w:eastAsia="Times New Roman" w:hAnsi="Consolas" w:cs="Times New Roman"/>
+          <w:b/>
+          <w:bCs/>
+          <w:color w:val="000000"/>
+          <w:lang w:eastAsia="es-ES"/>
+        </w:rPr>
+        <w:t xml:space="preserve"> </w:t>
+      </w:r>
+      <w:proofErr w:type="spellStart"/>
+      <w:r>
+        <w:rPr>
+          <w:rFonts w:ascii="Consolas" w:eastAsia="Times New Roman" w:hAnsi="Consolas" w:cs="Times New Roman"/>
+          <w:b/>
+          <w:bCs/>
+          <w:i/>
+          <w:iCs/>
+          <w:color w:val="28C6E4"/>
+          <w:lang w:eastAsia="es-ES"/>
+        </w:rPr>
+        <w:t>string</w:t>
+      </w:r>
+      <w:proofErr w:type="spellEnd"/>
+      <w:r>
+        <w:rPr>
+          <w:rFonts w:ascii="Consolas" w:eastAsia="Times New Roman" w:hAnsi="Consolas" w:cs="Times New Roman"/>
+          <w:b/>
+          <w:bCs/>
+          <w:color w:val="000000"/>
+          <w:lang w:eastAsia="es-ES"/>
+        </w:rPr>
+        <w:t>[]</w:t>
+      </w:r>
+    </w:p>
+    <w:p>
+      <w:pPr>
+        <w:shd w:val="clear" w:color="auto" w:fill="FFFFFF"/>
+        <w:spacing w:after="0" w:line="240" w:lineRule="auto"/>
+        <w:rPr>
+          <w:rFonts w:ascii="Consolas" w:eastAsia="Times New Roman" w:hAnsi="Consolas" w:cs="Times New Roman"/>
+          <w:b/>
+          <w:bCs/>
+          <w:color w:val="000000"/>
+          <w:lang w:eastAsia="es-ES"/>
+        </w:rPr>
+      </w:pPr>
+    </w:p>
+    <w:p>
+      <w:pPr>
+        <w:shd w:val="clear" w:color="auto" w:fill="FFFFFF"/>
+        <w:spacing w:after="0" w:line="240" w:lineRule="auto"/>
+        <w:rPr>
+          <w:rFonts w:ascii="Consolas" w:eastAsia="Times New Roman" w:hAnsi="Consolas" w:cs="Times New Roman"/>
+          <w:b/>
+          <w:bCs/>
+          <w:color w:val="000000"/>
+          <w:lang w:eastAsia="es-ES"/>
+        </w:rPr>
+      </w:pPr>
+      <w:r>
+        <w:rPr>
+          <w:rFonts w:ascii="Consolas" w:eastAsia="Times New Roman" w:hAnsi="Consolas" w:cs="Times New Roman"/>
+          <w:b/>
+          <w:bCs/>
+          <w:color w:val="000000"/>
+          <w:lang w:eastAsia="es-ES"/>
+        </w:rPr>
+        <w:t xml:space="preserve">    </w:t>
+      </w:r>
+      <w:proofErr w:type="gramStart"/>
+      <w:r>
+        <w:rPr>
+          <w:rFonts w:ascii="Consolas" w:eastAsia="Times New Roman" w:hAnsi="Consolas" w:cs="Times New Roman"/>
+          <w:b/>
+          <w:bCs/>
+          <w:i/>
+          <w:iCs/>
+          <w:color w:val="28C6E4"/>
+          <w:lang w:eastAsia="es-ES"/>
+        </w:rPr>
+        <w:t>constructor</w:t>
+      </w:r>
+      <w:proofErr w:type="gramEnd"/>
+      <w:r>
+        <w:rPr>
+          <w:rFonts w:ascii="Consolas" w:eastAsia="Times New Roman" w:hAnsi="Consolas" w:cs="Times New Roman"/>
+          <w:b/>
+          <w:bCs/>
+          <w:color w:val="000000"/>
+          <w:lang w:eastAsia="es-ES"/>
+        </w:rPr>
+        <w:t xml:space="preserve">() { </w:t>
+      </w:r>
+    </w:p>
+    <w:p>
+      <w:pPr>
+        <w:shd w:val="clear" w:color="auto" w:fill="FFFFFF"/>
+        <w:spacing w:after="0" w:line="240" w:lineRule="auto"/>
+        <w:rPr>
+          <w:rFonts w:ascii="Consolas" w:eastAsia="Times New Roman" w:hAnsi="Consolas" w:cs="Times New Roman"/>
+          <w:b/>
+          <w:bCs/>
+          <w:color w:val="000000"/>
+          <w:lang w:eastAsia="es-ES"/>
+        </w:rPr>
+      </w:pPr>
+      <w:r>
+        <w:rPr>
+          <w:rFonts w:ascii="Consolas" w:eastAsia="Times New Roman" w:hAnsi="Consolas" w:cs="Times New Roman"/>
+          <w:b/>
+          <w:bCs/>
+          <w:color w:val="000000"/>
+          <w:lang w:eastAsia="es-ES"/>
+        </w:rPr>
+        <w:t xml:space="preserve">        </w:t>
+      </w:r>
+      <w:r>
+        <w:rPr>
+          <w:rFonts w:ascii="Consolas" w:eastAsia="Times New Roman" w:hAnsi="Consolas" w:cs="Times New Roman"/>
+          <w:b/>
+          <w:bCs/>
+          <w:color w:val="9F9F8F"/>
+          <w:lang w:eastAsia="es-ES"/>
+        </w:rPr>
+        <w:t xml:space="preserve">//asignamos valores a cada deporte del </w:t>
+      </w:r>
+      <w:proofErr w:type="spellStart"/>
+      <w:r>
+        <w:rPr>
+          <w:rFonts w:ascii="Consolas" w:eastAsia="Times New Roman" w:hAnsi="Consolas" w:cs="Times New Roman"/>
+          <w:b/>
+          <w:bCs/>
+          <w:color w:val="9F9F8F"/>
+          <w:lang w:eastAsia="es-ES"/>
+        </w:rPr>
+        <w:t>array</w:t>
+      </w:r>
+      <w:proofErr w:type="spellEnd"/>
+      <w:r>
+        <w:rPr>
+          <w:rFonts w:ascii="Consolas" w:eastAsia="Times New Roman" w:hAnsi="Consolas" w:cs="Times New Roman"/>
+          <w:b/>
+          <w:bCs/>
+          <w:color w:val="9F9F8F"/>
+          <w:lang w:eastAsia="es-ES"/>
+        </w:rPr>
+        <w:t>.</w:t>
+      </w:r>
+    </w:p>
+    <w:p>
+      <w:pPr>
+        <w:shd w:val="clear" w:color="auto" w:fill="FFFFFF"/>
+        <w:spacing w:after="0" w:line="240" w:lineRule="auto"/>
+        <w:rPr>
+          <w:rFonts w:ascii="Consolas" w:eastAsia="Times New Roman" w:hAnsi="Consolas" w:cs="Times New Roman"/>
+          <w:b/>
+          <w:bCs/>
+          <w:color w:val="000000"/>
+          <w:lang w:eastAsia="es-ES"/>
+        </w:rPr>
+      </w:pPr>
+      <w:r>
+        <w:rPr>
+          <w:rFonts w:ascii="Consolas" w:eastAsia="Times New Roman" w:hAnsi="Consolas" w:cs="Times New Roman"/>
+          <w:b/>
+          <w:bCs/>
+          <w:color w:val="000000"/>
+          <w:lang w:eastAsia="es-ES"/>
+        </w:rPr>
+        <w:t xml:space="preserve">        </w:t>
+      </w:r>
+      <w:proofErr w:type="spellStart"/>
+      <w:r>
+        <w:rPr>
+          <w:rFonts w:ascii="Consolas" w:eastAsia="Times New Roman" w:hAnsi="Consolas" w:cs="Times New Roman"/>
+          <w:b/>
+          <w:bCs/>
+          <w:i/>
+          <w:iCs/>
+          <w:color w:val="FD971F"/>
+          <w:lang w:eastAsia="es-ES"/>
+        </w:rPr>
+        <w:t>this</w:t>
+      </w:r>
+      <w:r>
+        <w:rPr>
+          <w:rFonts w:ascii="Consolas" w:eastAsia="Times New Roman" w:hAnsi="Consolas" w:cs="Times New Roman"/>
+          <w:b/>
+          <w:bCs/>
+          <w:color w:val="000000"/>
+          <w:lang w:eastAsia="es-ES"/>
+        </w:rPr>
+        <w:t>.deportes</w:t>
+      </w:r>
+      <w:proofErr w:type="spellEnd"/>
+      <w:r>
+        <w:rPr>
+          <w:rFonts w:ascii="Consolas" w:eastAsia="Times New Roman" w:hAnsi="Consolas" w:cs="Times New Roman"/>
+          <w:b/>
+          <w:bCs/>
+          <w:color w:val="000000"/>
+          <w:lang w:eastAsia="es-ES"/>
+        </w:rPr>
+        <w:t xml:space="preserve"> </w:t>
+      </w:r>
+      <w:r>
+        <w:rPr>
+          <w:rFonts w:ascii="Consolas" w:eastAsia="Times New Roman" w:hAnsi="Consolas" w:cs="Times New Roman"/>
+          <w:b/>
+          <w:bCs/>
+          <w:color w:val="F92672"/>
+          <w:lang w:eastAsia="es-ES"/>
+        </w:rPr>
+        <w:t>=</w:t>
+      </w:r>
+      <w:r>
+        <w:rPr>
+          <w:rFonts w:ascii="Consolas" w:eastAsia="Times New Roman" w:hAnsi="Consolas" w:cs="Times New Roman"/>
+          <w:b/>
+          <w:bCs/>
+          <w:color w:val="000000"/>
+          <w:lang w:eastAsia="es-ES"/>
+        </w:rPr>
+        <w:t xml:space="preserve"> [</w:t>
+      </w:r>
+      <w:r>
+        <w:rPr>
+          <w:rFonts w:ascii="Consolas" w:eastAsia="Times New Roman" w:hAnsi="Consolas" w:cs="Times New Roman"/>
+          <w:b/>
+          <w:bCs/>
+          <w:color w:val="F25A00"/>
+          <w:lang w:eastAsia="es-ES"/>
+        </w:rPr>
+        <w:t>"Petanca"</w:t>
+      </w:r>
+      <w:r>
+        <w:rPr>
+          <w:rFonts w:ascii="Consolas" w:eastAsia="Times New Roman" w:hAnsi="Consolas" w:cs="Times New Roman"/>
+          <w:b/>
+          <w:bCs/>
+          <w:color w:val="000000"/>
+          <w:lang w:eastAsia="es-ES"/>
+        </w:rPr>
+        <w:t xml:space="preserve">, </w:t>
+      </w:r>
+      <w:r>
+        <w:rPr>
+          <w:rFonts w:ascii="Consolas" w:eastAsia="Times New Roman" w:hAnsi="Consolas" w:cs="Times New Roman"/>
+          <w:b/>
+          <w:bCs/>
+          <w:color w:val="F25A00"/>
+          <w:lang w:eastAsia="es-ES"/>
+        </w:rPr>
+        <w:t>"</w:t>
+      </w:r>
+      <w:proofErr w:type="spellStart"/>
+      <w:r>
+        <w:rPr>
+          <w:rFonts w:ascii="Consolas" w:eastAsia="Times New Roman" w:hAnsi="Consolas" w:cs="Times New Roman"/>
+          <w:b/>
+          <w:bCs/>
+          <w:color w:val="F25A00"/>
+          <w:lang w:eastAsia="es-ES"/>
+        </w:rPr>
+        <w:t>Curling</w:t>
+      </w:r>
+      <w:proofErr w:type="spellEnd"/>
+      <w:r>
+        <w:rPr>
+          <w:rFonts w:ascii="Consolas" w:eastAsia="Times New Roman" w:hAnsi="Consolas" w:cs="Times New Roman"/>
+          <w:b/>
+          <w:bCs/>
+          <w:color w:val="F25A00"/>
+          <w:lang w:eastAsia="es-ES"/>
+        </w:rPr>
+        <w:t>"</w:t>
+      </w:r>
+      <w:r>
+        <w:rPr>
+          <w:rFonts w:ascii="Consolas" w:eastAsia="Times New Roman" w:hAnsi="Consolas" w:cs="Times New Roman"/>
+          <w:b/>
+          <w:bCs/>
+          <w:color w:val="000000"/>
+          <w:lang w:eastAsia="es-ES"/>
+        </w:rPr>
+        <w:t xml:space="preserve">, </w:t>
+      </w:r>
+      <w:r>
+        <w:rPr>
+          <w:rFonts w:ascii="Consolas" w:eastAsia="Times New Roman" w:hAnsi="Consolas" w:cs="Times New Roman"/>
+          <w:b/>
+          <w:bCs/>
+          <w:color w:val="F25A00"/>
+          <w:lang w:eastAsia="es-ES"/>
+        </w:rPr>
+        <w:t>"Dardos"</w:t>
+      </w:r>
+      <w:r>
+        <w:rPr>
+          <w:rFonts w:ascii="Consolas" w:eastAsia="Times New Roman" w:hAnsi="Consolas" w:cs="Times New Roman"/>
+          <w:b/>
+          <w:bCs/>
+          <w:color w:val="000000"/>
+          <w:lang w:eastAsia="es-ES"/>
+        </w:rPr>
+        <w:t xml:space="preserve">, </w:t>
+      </w:r>
+      <w:r>
+        <w:rPr>
+          <w:rFonts w:ascii="Consolas" w:eastAsia="Times New Roman" w:hAnsi="Consolas" w:cs="Times New Roman"/>
+          <w:b/>
+          <w:bCs/>
+          <w:color w:val="F25A00"/>
+          <w:lang w:eastAsia="es-ES"/>
+        </w:rPr>
+        <w:t>"Rana"</w:t>
+      </w:r>
+      <w:r>
+        <w:rPr>
+          <w:rFonts w:ascii="Consolas" w:eastAsia="Times New Roman" w:hAnsi="Consolas" w:cs="Times New Roman"/>
+          <w:b/>
+          <w:bCs/>
+          <w:color w:val="000000"/>
+          <w:lang w:eastAsia="es-ES"/>
+        </w:rPr>
+        <w:t>]</w:t>
+      </w:r>
+    </w:p>
+    <w:p>
+      <w:pPr>
+        <w:shd w:val="clear" w:color="auto" w:fill="FFFFFF"/>
+        <w:spacing w:after="0" w:line="240" w:lineRule="auto"/>
+        <w:rPr>
+          <w:rFonts w:ascii="Consolas" w:eastAsia="Times New Roman" w:hAnsi="Consolas" w:cs="Times New Roman"/>
+          <w:b/>
+          <w:bCs/>
+          <w:color w:val="000000"/>
+          <w:lang w:eastAsia="es-ES"/>
+        </w:rPr>
+      </w:pPr>
+      <w:r>
+        <w:rPr>
+          <w:rFonts w:ascii="Consolas" w:eastAsia="Times New Roman" w:hAnsi="Consolas" w:cs="Times New Roman"/>
+          <w:b/>
+          <w:bCs/>
+          <w:color w:val="000000"/>
+          <w:lang w:eastAsia="es-ES"/>
+        </w:rPr>
+        <w:t>    }</w:t>
+      </w:r>
+    </w:p>
+    <w:p>
+      <w:pPr>
+        <w:shd w:val="clear" w:color="auto" w:fill="FFFFFF"/>
+        <w:spacing w:after="0" w:line="240" w:lineRule="auto"/>
+        <w:rPr>
+          <w:rFonts w:ascii="Consolas" w:eastAsia="Times New Roman" w:hAnsi="Consolas" w:cs="Times New Roman"/>
+          <w:b/>
+          <w:bCs/>
+          <w:color w:val="000000"/>
+          <w:lang w:eastAsia="es-ES"/>
+        </w:rPr>
+      </w:pPr>
+    </w:p>
+    <w:p>
+      <w:pPr>
+        <w:shd w:val="clear" w:color="auto" w:fill="FFFFFF"/>
+        <w:spacing w:after="0" w:line="240" w:lineRule="auto"/>
+        <w:rPr>
+          <w:rFonts w:ascii="Consolas" w:eastAsia="Times New Roman" w:hAnsi="Consolas" w:cs="Times New Roman"/>
+          <w:b/>
+          <w:bCs/>
+          <w:color w:val="000000"/>
+          <w:lang w:eastAsia="es-ES"/>
+        </w:rPr>
+      </w:pPr>
+      <w:r>
+        <w:rPr>
+          <w:rFonts w:ascii="Consolas" w:eastAsia="Times New Roman" w:hAnsi="Consolas" w:cs="Times New Roman"/>
+          <w:b/>
+          <w:bCs/>
+          <w:color w:val="000000"/>
+          <w:lang w:eastAsia="es-ES"/>
+        </w:rPr>
+        <w:t xml:space="preserve">    </w:t>
+      </w:r>
+      <w:proofErr w:type="spellStart"/>
+      <w:proofErr w:type="gramStart"/>
+      <w:r>
+        <w:rPr>
+          <w:rFonts w:ascii="Consolas" w:eastAsia="Times New Roman" w:hAnsi="Consolas" w:cs="Times New Roman"/>
+          <w:b/>
+          <w:bCs/>
+          <w:color w:val="6AAF19"/>
+          <w:lang w:eastAsia="es-ES"/>
+        </w:rPr>
+        <w:t>ngOnInit</w:t>
+      </w:r>
+      <w:proofErr w:type="spellEnd"/>
+      <w:proofErr w:type="gramEnd"/>
+      <w:r>
+        <w:rPr>
+          <w:rFonts w:ascii="Consolas" w:eastAsia="Times New Roman" w:hAnsi="Consolas" w:cs="Times New Roman"/>
+          <w:b/>
+          <w:bCs/>
+          <w:color w:val="000000"/>
+          <w:lang w:eastAsia="es-ES"/>
+        </w:rPr>
+        <w:t>() { }</w:t>
+      </w:r>
+    </w:p>
+    <w:p>
+      <w:pPr>
+        <w:shd w:val="clear" w:color="auto" w:fill="FFFFFF"/>
+        <w:spacing w:after="0" w:line="240" w:lineRule="auto"/>
+        <w:rPr>
+          <w:rFonts w:ascii="Consolas" w:eastAsia="Times New Roman" w:hAnsi="Consolas" w:cs="Times New Roman"/>
+          <w:b/>
+          <w:bCs/>
+          <w:color w:val="000000"/>
+          <w:lang w:eastAsia="es-ES"/>
+        </w:rPr>
+      </w:pPr>
+      <w:r>
+        <w:rPr>
+          <w:rFonts w:ascii="Consolas" w:eastAsia="Times New Roman" w:hAnsi="Consolas" w:cs="Times New Roman"/>
+          <w:b/>
+          <w:bCs/>
+          <w:color w:val="000000"/>
+          <w:lang w:eastAsia="es-ES"/>
+        </w:rPr>
+        <w:t>}</w:t>
+      </w:r>
+    </w:p>
+    <w:p>
+      <w:pPr>
+        <w:spacing w:after="0" w:line="240" w:lineRule="auto"/>
+        <w:rPr>
+          <w:rFonts w:ascii="Verdana" w:hAnsi="Verdana"/>
+          <w:sz w:val="28"/>
+          <w:szCs w:val="28"/>
+        </w:rPr>
+      </w:pPr>
+    </w:p>
+    <w:p>
+      <w:pPr>
+        <w:spacing w:after="0" w:line="240" w:lineRule="auto"/>
+        <w:rPr>
+          <w:rFonts w:ascii="Verdana" w:hAnsi="Verdana"/>
+          <w:b/>
+          <w:sz w:val="28"/>
+          <w:szCs w:val="28"/>
+        </w:rPr>
+      </w:pPr>
+      <w:r>
+        <w:rPr>
+          <w:rFonts w:ascii="Verdana" w:hAnsi="Verdana"/>
+          <w:b/>
+          <w:sz w:val="28"/>
+          <w:szCs w:val="28"/>
+        </w:rPr>
+        <w:t>DIRECTIVASCOMPONENT.</w:t>
+      </w:r>
+      <w:r>
+        <w:rPr>
+          <w:rFonts w:ascii="Verdana" w:hAnsi="Verdana"/>
+          <w:b/>
+          <w:sz w:val="28"/>
+          <w:szCs w:val="28"/>
+        </w:rPr>
+        <w:t>HTML</w:t>
+      </w:r>
+    </w:p>
+    <w:p>
+      <w:pPr>
+        <w:shd w:val="clear" w:color="auto" w:fill="FFFFFF"/>
+        <w:spacing w:after="0" w:line="240" w:lineRule="auto"/>
+        <w:rPr>
+          <w:rFonts w:ascii="Consolas" w:eastAsia="Times New Roman" w:hAnsi="Consolas" w:cs="Times New Roman"/>
+          <w:b/>
+          <w:bCs/>
+          <w:color w:val="000000"/>
+          <w:lang w:eastAsia="es-ES"/>
+        </w:rPr>
+      </w:pPr>
+      <w:r>
+        <w:rPr>
+          <w:rFonts w:ascii="Consolas" w:eastAsia="Times New Roman" w:hAnsi="Consolas" w:cs="Times New Roman"/>
+          <w:b/>
+          <w:bCs/>
+          <w:color w:val="000000"/>
+          <w:lang w:eastAsia="es-ES"/>
+        </w:rPr>
+        <w:t>&lt;</w:t>
+      </w:r>
+      <w:r>
+        <w:rPr>
+          <w:rFonts w:ascii="Consolas" w:eastAsia="Times New Roman" w:hAnsi="Consolas" w:cs="Times New Roman"/>
+          <w:b/>
+          <w:bCs/>
+          <w:color w:val="F92672"/>
+          <w:lang w:eastAsia="es-ES"/>
+        </w:rPr>
+        <w:t>h1</w:t>
+      </w:r>
+      <w:r>
+        <w:rPr>
+          <w:rFonts w:ascii="Consolas" w:eastAsia="Times New Roman" w:hAnsi="Consolas" w:cs="Times New Roman"/>
+          <w:b/>
+          <w:bCs/>
+          <w:color w:val="000000"/>
+          <w:lang w:eastAsia="es-ES"/>
+        </w:rPr>
+        <w:t>&gt;Directivas&lt;/</w:t>
+      </w:r>
+      <w:r>
+        <w:rPr>
+          <w:rFonts w:ascii="Consolas" w:eastAsia="Times New Roman" w:hAnsi="Consolas" w:cs="Times New Roman"/>
+          <w:b/>
+          <w:bCs/>
+          <w:color w:val="F92672"/>
+          <w:lang w:eastAsia="es-ES"/>
+        </w:rPr>
+        <w:t>h1</w:t>
+      </w:r>
+      <w:r>
+        <w:rPr>
+          <w:rFonts w:ascii="Consolas" w:eastAsia="Times New Roman" w:hAnsi="Consolas" w:cs="Times New Roman"/>
+          <w:b/>
+          <w:bCs/>
+          <w:color w:val="000000"/>
+          <w:lang w:eastAsia="es-ES"/>
+        </w:rPr>
+        <w:t>&gt;</w:t>
+      </w:r>
+    </w:p>
+    <w:p>
+      <w:pPr>
+        <w:shd w:val="clear" w:color="auto" w:fill="FFFFFF"/>
+        <w:spacing w:after="0" w:line="240" w:lineRule="auto"/>
+        <w:rPr>
+          <w:rFonts w:ascii="Consolas" w:eastAsia="Times New Roman" w:hAnsi="Consolas" w:cs="Times New Roman"/>
+          <w:b/>
+          <w:bCs/>
+          <w:color w:val="000000"/>
+          <w:lang w:eastAsia="es-ES"/>
+        </w:rPr>
+      </w:pPr>
+    </w:p>
+    <w:p>
+      <w:pPr>
+        <w:shd w:val="clear" w:color="auto" w:fill="FFFFFF"/>
+        <w:spacing w:after="0" w:line="240" w:lineRule="auto"/>
+        <w:rPr>
+          <w:rFonts w:ascii="Consolas" w:eastAsia="Times New Roman" w:hAnsi="Consolas" w:cs="Times New Roman"/>
+          <w:b/>
+          <w:bCs/>
+          <w:color w:val="000000"/>
+          <w:lang w:eastAsia="es-ES"/>
+        </w:rPr>
+      </w:pPr>
+      <w:r>
+        <w:rPr>
+          <w:rFonts w:ascii="Consolas" w:eastAsia="Times New Roman" w:hAnsi="Consolas" w:cs="Times New Roman"/>
+          <w:b/>
+          <w:bCs/>
+          <w:color w:val="000000"/>
+          <w:lang w:eastAsia="es-ES"/>
+        </w:rPr>
+        <w:t>&lt;</w:t>
+      </w:r>
+      <w:r>
+        <w:rPr>
+          <w:rFonts w:ascii="Consolas" w:eastAsia="Times New Roman" w:hAnsi="Consolas" w:cs="Times New Roman"/>
+          <w:b/>
+          <w:bCs/>
+          <w:color w:val="F92672"/>
+          <w:lang w:eastAsia="es-ES"/>
+        </w:rPr>
+        <w:t>h2</w:t>
+      </w:r>
+      <w:r>
+        <w:rPr>
+          <w:rFonts w:ascii="Consolas" w:eastAsia="Times New Roman" w:hAnsi="Consolas" w:cs="Times New Roman"/>
+          <w:b/>
+          <w:bCs/>
+          <w:color w:val="000000"/>
+          <w:lang w:eastAsia="es-ES"/>
+        </w:rPr>
+        <w:t xml:space="preserve"> </w:t>
+      </w:r>
+      <w:proofErr w:type="spellStart"/>
+      <w:r>
+        <w:rPr>
+          <w:rFonts w:ascii="Consolas" w:eastAsia="Times New Roman" w:hAnsi="Consolas" w:cs="Times New Roman"/>
+          <w:b/>
+          <w:bCs/>
+          <w:color w:val="6AAF19"/>
+          <w:lang w:eastAsia="es-ES"/>
+        </w:rPr>
+        <w:t>style</w:t>
+      </w:r>
+      <w:proofErr w:type="spellEnd"/>
+      <w:r>
+        <w:rPr>
+          <w:rFonts w:ascii="Consolas" w:eastAsia="Times New Roman" w:hAnsi="Consolas" w:cs="Times New Roman"/>
+          <w:b/>
+          <w:bCs/>
+          <w:i/>
+          <w:iCs/>
+          <w:color w:val="CD3704"/>
+          <w:lang w:eastAsia="es-ES"/>
+        </w:rPr>
+        <w:t>="</w:t>
+      </w:r>
+      <w:r>
+        <w:rPr>
+          <w:rFonts w:ascii="Consolas" w:eastAsia="Times New Roman" w:hAnsi="Consolas" w:cs="Times New Roman"/>
+          <w:b/>
+          <w:bCs/>
+          <w:i/>
+          <w:iCs/>
+          <w:color w:val="28C6E4"/>
+          <w:lang w:eastAsia="es-ES"/>
+        </w:rPr>
+        <w:t>color</w:t>
+      </w:r>
+      <w:r>
+        <w:rPr>
+          <w:rFonts w:ascii="Consolas" w:eastAsia="Times New Roman" w:hAnsi="Consolas" w:cs="Times New Roman"/>
+          <w:b/>
+          <w:bCs/>
+          <w:i/>
+          <w:iCs/>
+          <w:color w:val="CD3704"/>
+          <w:lang w:eastAsia="es-ES"/>
+        </w:rPr>
+        <w:t xml:space="preserve">: </w:t>
+      </w:r>
+      <w:r>
+        <w:rPr>
+          <w:rFonts w:ascii="Consolas" w:eastAsia="Times New Roman" w:hAnsi="Consolas" w:cs="Times New Roman"/>
+          <w:b/>
+          <w:bCs/>
+          <w:color w:val="28C6E4"/>
+          <w:lang w:eastAsia="es-ES"/>
+        </w:rPr>
+        <w:t>blue</w:t>
+      </w:r>
+      <w:r>
+        <w:rPr>
+          <w:rFonts w:ascii="Consolas" w:eastAsia="Times New Roman" w:hAnsi="Consolas" w:cs="Times New Roman"/>
+          <w:b/>
+          <w:bCs/>
+          <w:i/>
+          <w:iCs/>
+          <w:color w:val="CD3704"/>
+          <w:lang w:eastAsia="es-ES"/>
+        </w:rPr>
+        <w:t>"</w:t>
+      </w:r>
+      <w:r>
+        <w:rPr>
+          <w:rFonts w:ascii="Consolas" w:eastAsia="Times New Roman" w:hAnsi="Consolas" w:cs="Times New Roman"/>
+          <w:b/>
+          <w:bCs/>
+          <w:color w:val="000000"/>
+          <w:lang w:eastAsia="es-ES"/>
+        </w:rPr>
+        <w:t>&gt;</w:t>
+      </w:r>
+    </w:p>
+    <w:p>
+      <w:pPr>
+        <w:shd w:val="clear" w:color="auto" w:fill="FFFFFF"/>
+        <w:spacing w:after="0" w:line="240" w:lineRule="auto"/>
+        <w:rPr>
+          <w:rFonts w:ascii="Consolas" w:eastAsia="Times New Roman" w:hAnsi="Consolas" w:cs="Times New Roman"/>
+          <w:b/>
+          <w:bCs/>
+          <w:color w:val="000000"/>
+          <w:lang w:eastAsia="es-ES"/>
+        </w:rPr>
+      </w:pPr>
+      <w:r>
+        <w:rPr>
+          <w:rFonts w:ascii="Consolas" w:eastAsia="Times New Roman" w:hAnsi="Consolas" w:cs="Times New Roman"/>
+          <w:b/>
+          <w:bCs/>
+          <w:color w:val="000000"/>
+          <w:lang w:eastAsia="es-ES"/>
+        </w:rPr>
+        <w:t>    Tienes {{</w:t>
+      </w:r>
+      <w:proofErr w:type="spellStart"/>
+      <w:r>
+        <w:rPr>
+          <w:rFonts w:ascii="Consolas" w:eastAsia="Times New Roman" w:hAnsi="Consolas" w:cs="Times New Roman"/>
+          <w:b/>
+          <w:bCs/>
+          <w:color w:val="000000"/>
+          <w:lang w:eastAsia="es-ES"/>
+        </w:rPr>
+        <w:t>deportes.length</w:t>
+      </w:r>
+      <w:proofErr w:type="spellEnd"/>
+      <w:r>
+        <w:rPr>
+          <w:rFonts w:ascii="Consolas" w:eastAsia="Times New Roman" w:hAnsi="Consolas" w:cs="Times New Roman"/>
+          <w:b/>
+          <w:bCs/>
+          <w:color w:val="000000"/>
+          <w:lang w:eastAsia="es-ES"/>
+        </w:rPr>
+        <w:t>}} deportes</w:t>
+      </w:r>
+    </w:p>
+    <w:p>
+      <w:pPr>
+        <w:shd w:val="clear" w:color="auto" w:fill="FFFFFF"/>
+        <w:spacing w:after="0" w:line="240" w:lineRule="auto"/>
+        <w:rPr>
+          <w:rFonts w:ascii="Consolas" w:eastAsia="Times New Roman" w:hAnsi="Consolas" w:cs="Times New Roman"/>
+          <w:b/>
+          <w:bCs/>
+          <w:color w:val="000000"/>
+          <w:lang w:eastAsia="es-ES"/>
+        </w:rPr>
+      </w:pPr>
+      <w:r>
+        <w:rPr>
+          <w:rFonts w:ascii="Consolas" w:eastAsia="Times New Roman" w:hAnsi="Consolas" w:cs="Times New Roman"/>
+          <w:b/>
+          <w:bCs/>
+          <w:color w:val="000000"/>
+          <w:lang w:eastAsia="es-ES"/>
+        </w:rPr>
+        <w:t>&lt;/</w:t>
+      </w:r>
+      <w:r>
+        <w:rPr>
+          <w:rFonts w:ascii="Consolas" w:eastAsia="Times New Roman" w:hAnsi="Consolas" w:cs="Times New Roman"/>
+          <w:b/>
+          <w:bCs/>
+          <w:color w:val="F92672"/>
+          <w:lang w:eastAsia="es-ES"/>
+        </w:rPr>
+        <w:t>h2</w:t>
+      </w:r>
+      <w:r>
+        <w:rPr>
+          <w:rFonts w:ascii="Consolas" w:eastAsia="Times New Roman" w:hAnsi="Consolas" w:cs="Times New Roman"/>
+          <w:b/>
+          <w:bCs/>
+          <w:color w:val="000000"/>
+          <w:lang w:eastAsia="es-ES"/>
+        </w:rPr>
+        <w:t>&gt;</w:t>
+      </w:r>
+    </w:p>
+    <w:p>
+      <w:pPr>
+        <w:shd w:val="clear" w:color="auto" w:fill="FFFFFF"/>
+        <w:spacing w:after="0" w:line="240" w:lineRule="auto"/>
+        <w:rPr>
+          <w:rFonts w:ascii="Consolas" w:eastAsia="Times New Roman" w:hAnsi="Consolas" w:cs="Times New Roman"/>
+          <w:b/>
+          <w:bCs/>
+          <w:color w:val="000000"/>
+          <w:lang w:eastAsia="es-ES"/>
+        </w:rPr>
+      </w:pPr>
+    </w:p>
+    <w:p>
+      <w:pPr>
+        <w:shd w:val="clear" w:color="auto" w:fill="FFFFFF"/>
+        <w:spacing w:after="0" w:line="240" w:lineRule="auto"/>
+        <w:rPr>
+          <w:rFonts w:ascii="Consolas" w:eastAsia="Times New Roman" w:hAnsi="Consolas" w:cs="Times New Roman"/>
+          <w:b/>
+          <w:bCs/>
+          <w:color w:val="000000"/>
+          <w:lang w:eastAsia="es-ES"/>
+        </w:rPr>
+      </w:pPr>
+      <w:r>
+        <w:rPr>
+          <w:rFonts w:ascii="Consolas" w:eastAsia="Times New Roman" w:hAnsi="Consolas" w:cs="Times New Roman"/>
+          <w:b/>
+          <w:bCs/>
+          <w:color w:val="F92672"/>
+          <w:lang w:eastAsia="es-ES"/>
+        </w:rPr>
+        <w:t>@</w:t>
+      </w:r>
+      <w:proofErr w:type="spellStart"/>
+      <w:r>
+        <w:rPr>
+          <w:rFonts w:ascii="Consolas" w:eastAsia="Times New Roman" w:hAnsi="Consolas" w:cs="Times New Roman"/>
+          <w:b/>
+          <w:bCs/>
+          <w:color w:val="F92672"/>
+          <w:lang w:eastAsia="es-ES"/>
+        </w:rPr>
+        <w:t>if</w:t>
+      </w:r>
+      <w:proofErr w:type="spellEnd"/>
+      <w:r>
+        <w:rPr>
+          <w:rFonts w:ascii="Consolas" w:eastAsia="Times New Roman" w:hAnsi="Consolas" w:cs="Times New Roman"/>
+          <w:b/>
+          <w:bCs/>
+          <w:color w:val="000000"/>
+          <w:lang w:eastAsia="es-ES"/>
+        </w:rPr>
+        <w:t xml:space="preserve"> (</w:t>
+      </w:r>
+      <w:proofErr w:type="spellStart"/>
+      <w:r>
+        <w:rPr>
+          <w:rFonts w:ascii="Consolas" w:eastAsia="Times New Roman" w:hAnsi="Consolas" w:cs="Times New Roman"/>
+          <w:b/>
+          <w:bCs/>
+          <w:color w:val="000000"/>
+          <w:lang w:eastAsia="es-ES"/>
+        </w:rPr>
+        <w:t>deportes.length</w:t>
+      </w:r>
+      <w:proofErr w:type="spellEnd"/>
+      <w:r>
+        <w:rPr>
+          <w:rFonts w:ascii="Consolas" w:eastAsia="Times New Roman" w:hAnsi="Consolas" w:cs="Times New Roman"/>
+          <w:b/>
+          <w:bCs/>
+          <w:color w:val="000000"/>
+          <w:lang w:eastAsia="es-ES"/>
+        </w:rPr>
+        <w:t xml:space="preserve"> </w:t>
+      </w:r>
+      <w:r>
+        <w:rPr>
+          <w:rFonts w:ascii="Consolas" w:eastAsia="Times New Roman" w:hAnsi="Consolas" w:cs="Times New Roman"/>
+          <w:b/>
+          <w:bCs/>
+          <w:color w:val="F92672"/>
+          <w:lang w:eastAsia="es-ES"/>
+        </w:rPr>
+        <w:t>&gt;</w:t>
+      </w:r>
+      <w:r>
+        <w:rPr>
+          <w:rFonts w:ascii="Consolas" w:eastAsia="Times New Roman" w:hAnsi="Consolas" w:cs="Times New Roman"/>
+          <w:b/>
+          <w:bCs/>
+          <w:color w:val="000000"/>
+          <w:lang w:eastAsia="es-ES"/>
+        </w:rPr>
+        <w:t xml:space="preserve"> </w:t>
+      </w:r>
+      <w:r>
+        <w:rPr>
+          <w:rFonts w:ascii="Consolas" w:eastAsia="Times New Roman" w:hAnsi="Consolas" w:cs="Times New Roman"/>
+          <w:b/>
+          <w:bCs/>
+          <w:color w:val="AE81FF"/>
+          <w:lang w:eastAsia="es-ES"/>
+        </w:rPr>
+        <w:t>5</w:t>
+      </w:r>
+      <w:proofErr w:type="gramStart"/>
+      <w:r>
+        <w:rPr>
+          <w:rFonts w:ascii="Consolas" w:eastAsia="Times New Roman" w:hAnsi="Consolas" w:cs="Times New Roman"/>
+          <w:b/>
+          <w:bCs/>
+          <w:color w:val="000000"/>
+          <w:lang w:eastAsia="es-ES"/>
+        </w:rPr>
+        <w:t>){</w:t>
+      </w:r>
+      <w:proofErr w:type="gramEnd"/>
+    </w:p>
+    <w:p>
+      <w:pPr>
+        <w:shd w:val="clear" w:color="auto" w:fill="FFFFFF"/>
+        <w:spacing w:after="0" w:line="240" w:lineRule="auto"/>
+        <w:rPr>
+          <w:rFonts w:ascii="Consolas" w:eastAsia="Times New Roman" w:hAnsi="Consolas" w:cs="Times New Roman"/>
+          <w:b/>
+          <w:bCs/>
+          <w:color w:val="000000"/>
+          <w:lang w:eastAsia="es-ES"/>
+        </w:rPr>
+      </w:pPr>
+      <w:r>
+        <w:rPr>
+          <w:rFonts w:ascii="Consolas" w:eastAsia="Times New Roman" w:hAnsi="Consolas" w:cs="Times New Roman"/>
+          <w:b/>
+          <w:bCs/>
+          <w:color w:val="000000"/>
+          <w:lang w:eastAsia="es-ES"/>
+        </w:rPr>
+        <w:t>    &lt;</w:t>
+      </w:r>
+      <w:r>
+        <w:rPr>
+          <w:rFonts w:ascii="Consolas" w:eastAsia="Times New Roman" w:hAnsi="Consolas" w:cs="Times New Roman"/>
+          <w:b/>
+          <w:bCs/>
+          <w:color w:val="F92672"/>
+          <w:lang w:eastAsia="es-ES"/>
+        </w:rPr>
+        <w:t>p</w:t>
+      </w:r>
+      <w:r>
+        <w:rPr>
+          <w:rFonts w:ascii="Consolas" w:eastAsia="Times New Roman" w:hAnsi="Consolas" w:cs="Times New Roman"/>
+          <w:b/>
+          <w:bCs/>
+          <w:color w:val="000000"/>
+          <w:lang w:eastAsia="es-ES"/>
+        </w:rPr>
+        <w:t>&gt;Tienes más de 5 deportes</w:t>
+      </w:r>
+      <w:proofErr w:type="gramStart"/>
+      <w:r>
+        <w:rPr>
+          <w:rFonts w:ascii="Consolas" w:eastAsia="Times New Roman" w:hAnsi="Consolas" w:cs="Times New Roman"/>
+          <w:b/>
+          <w:bCs/>
+          <w:color w:val="000000"/>
+          <w:lang w:eastAsia="es-ES"/>
+        </w:rPr>
+        <w:t>!!!</w:t>
+      </w:r>
+      <w:proofErr w:type="gramEnd"/>
+      <w:r>
+        <w:rPr>
+          <w:rFonts w:ascii="Consolas" w:eastAsia="Times New Roman" w:hAnsi="Consolas" w:cs="Times New Roman"/>
+          <w:b/>
+          <w:bCs/>
+          <w:color w:val="000000"/>
+          <w:lang w:eastAsia="es-ES"/>
+        </w:rPr>
+        <w:t>&lt;/</w:t>
+      </w:r>
+      <w:r>
+        <w:rPr>
+          <w:rFonts w:ascii="Consolas" w:eastAsia="Times New Roman" w:hAnsi="Consolas" w:cs="Times New Roman"/>
+          <w:b/>
+          <w:bCs/>
+          <w:color w:val="F92672"/>
+          <w:lang w:eastAsia="es-ES"/>
+        </w:rPr>
+        <w:t>p</w:t>
+      </w:r>
+      <w:r>
+        <w:rPr>
+          <w:rFonts w:ascii="Consolas" w:eastAsia="Times New Roman" w:hAnsi="Consolas" w:cs="Times New Roman"/>
+          <w:b/>
+          <w:bCs/>
+          <w:color w:val="000000"/>
+          <w:lang w:eastAsia="es-ES"/>
+        </w:rPr>
+        <w:t>&gt;</w:t>
+      </w:r>
+    </w:p>
+    <w:p>
+      <w:pPr>
+        <w:shd w:val="clear" w:color="auto" w:fill="FFFFFF"/>
+        <w:spacing w:after="0" w:line="240" w:lineRule="auto"/>
+        <w:rPr>
+          <w:rFonts w:ascii="Consolas" w:eastAsia="Times New Roman" w:hAnsi="Consolas" w:cs="Times New Roman"/>
+          <w:b/>
+          <w:bCs/>
+          <w:color w:val="000000"/>
+          <w:lang w:eastAsia="es-ES"/>
+        </w:rPr>
+      </w:pPr>
+      <w:r>
+        <w:rPr>
+          <w:rFonts w:ascii="Consolas" w:eastAsia="Times New Roman" w:hAnsi="Consolas" w:cs="Times New Roman"/>
+          <w:b/>
+          <w:bCs/>
+          <w:color w:val="000000"/>
+          <w:lang w:eastAsia="es-ES"/>
+        </w:rPr>
+        <w:lastRenderedPageBreak/>
+        <w:t>}</w:t>
+      </w:r>
+      <w:r>
+        <w:rPr>
+          <w:rFonts w:ascii="Consolas" w:eastAsia="Times New Roman" w:hAnsi="Consolas" w:cs="Times New Roman"/>
+          <w:b/>
+          <w:bCs/>
+          <w:color w:val="F92672"/>
+          <w:lang w:eastAsia="es-ES"/>
+        </w:rPr>
+        <w:t>@</w:t>
+      </w:r>
+      <w:proofErr w:type="spellStart"/>
+      <w:proofErr w:type="gramStart"/>
+      <w:r>
+        <w:rPr>
+          <w:rFonts w:ascii="Consolas" w:eastAsia="Times New Roman" w:hAnsi="Consolas" w:cs="Times New Roman"/>
+          <w:b/>
+          <w:bCs/>
+          <w:color w:val="F92672"/>
+          <w:lang w:eastAsia="es-ES"/>
+        </w:rPr>
+        <w:t>else</w:t>
+      </w:r>
+      <w:proofErr w:type="spellEnd"/>
+      <w:proofErr w:type="gramEnd"/>
+      <w:r>
+        <w:rPr>
+          <w:rFonts w:ascii="Consolas" w:eastAsia="Times New Roman" w:hAnsi="Consolas" w:cs="Times New Roman"/>
+          <w:b/>
+          <w:bCs/>
+          <w:color w:val="000000"/>
+          <w:lang w:eastAsia="es-ES"/>
+        </w:rPr>
+        <w:t xml:space="preserve"> {</w:t>
+      </w:r>
+    </w:p>
+    <w:p>
+      <w:pPr>
+        <w:shd w:val="clear" w:color="auto" w:fill="FFFFFF"/>
+        <w:spacing w:after="0" w:line="240" w:lineRule="auto"/>
+        <w:rPr>
+          <w:rFonts w:ascii="Consolas" w:eastAsia="Times New Roman" w:hAnsi="Consolas" w:cs="Times New Roman"/>
+          <w:b/>
+          <w:bCs/>
+          <w:color w:val="000000"/>
+          <w:lang w:eastAsia="es-ES"/>
+        </w:rPr>
+      </w:pPr>
+      <w:r>
+        <w:rPr>
+          <w:rFonts w:ascii="Consolas" w:eastAsia="Times New Roman" w:hAnsi="Consolas" w:cs="Times New Roman"/>
+          <w:b/>
+          <w:bCs/>
+          <w:color w:val="000000"/>
+          <w:lang w:eastAsia="es-ES"/>
+        </w:rPr>
+        <w:t>    &lt;</w:t>
+      </w:r>
+      <w:r>
+        <w:rPr>
+          <w:rFonts w:ascii="Consolas" w:eastAsia="Times New Roman" w:hAnsi="Consolas" w:cs="Times New Roman"/>
+          <w:b/>
+          <w:bCs/>
+          <w:color w:val="F92672"/>
+          <w:lang w:eastAsia="es-ES"/>
+        </w:rPr>
+        <w:t>p</w:t>
+      </w:r>
+      <w:r>
+        <w:rPr>
+          <w:rFonts w:ascii="Consolas" w:eastAsia="Times New Roman" w:hAnsi="Consolas" w:cs="Times New Roman"/>
+          <w:b/>
+          <w:bCs/>
+          <w:color w:val="000000"/>
+          <w:lang w:eastAsia="es-ES"/>
+        </w:rPr>
+        <w:t>&gt;Tienes menos de 5 deportes......&lt;/</w:t>
+      </w:r>
+      <w:r>
+        <w:rPr>
+          <w:rFonts w:ascii="Consolas" w:eastAsia="Times New Roman" w:hAnsi="Consolas" w:cs="Times New Roman"/>
+          <w:b/>
+          <w:bCs/>
+          <w:color w:val="F92672"/>
+          <w:lang w:eastAsia="es-ES"/>
+        </w:rPr>
+        <w:t>p</w:t>
+      </w:r>
+      <w:r>
+        <w:rPr>
+          <w:rFonts w:ascii="Consolas" w:eastAsia="Times New Roman" w:hAnsi="Consolas" w:cs="Times New Roman"/>
+          <w:b/>
+          <w:bCs/>
+          <w:color w:val="000000"/>
+          <w:lang w:eastAsia="es-ES"/>
+        </w:rPr>
+        <w:t>&gt;</w:t>
+      </w:r>
+    </w:p>
+    <w:p>
+      <w:pPr>
+        <w:shd w:val="clear" w:color="auto" w:fill="FFFFFF"/>
+        <w:spacing w:after="0" w:line="240" w:lineRule="auto"/>
+        <w:rPr>
+          <w:rFonts w:ascii="Consolas" w:eastAsia="Times New Roman" w:hAnsi="Consolas" w:cs="Times New Roman"/>
+          <w:b/>
+          <w:bCs/>
+          <w:color w:val="000000"/>
+          <w:lang w:eastAsia="es-ES"/>
+        </w:rPr>
+      </w:pPr>
+      <w:r>
+        <w:rPr>
+          <w:rFonts w:ascii="Consolas" w:eastAsia="Times New Roman" w:hAnsi="Consolas" w:cs="Times New Roman"/>
+          <w:b/>
+          <w:bCs/>
+          <w:color w:val="000000"/>
+          <w:lang w:eastAsia="es-ES"/>
+        </w:rPr>
+        <w:t>}</w:t>
+      </w:r>
+    </w:p>
+    <w:p>
+      <w:pPr>
+        <w:shd w:val="clear" w:color="auto" w:fill="FFFFFF"/>
+        <w:spacing w:after="0" w:line="240" w:lineRule="auto"/>
+        <w:rPr>
+          <w:rFonts w:ascii="Consolas" w:eastAsia="Times New Roman" w:hAnsi="Consolas" w:cs="Times New Roman"/>
+          <w:b/>
+          <w:bCs/>
+          <w:color w:val="000000"/>
+          <w:lang w:eastAsia="es-ES"/>
+        </w:rPr>
+      </w:pPr>
+    </w:p>
+    <w:p>
+      <w:pPr>
+        <w:shd w:val="clear" w:color="auto" w:fill="FFFFFF"/>
+        <w:spacing w:after="0" w:line="240" w:lineRule="auto"/>
+        <w:rPr>
+          <w:rFonts w:ascii="Consolas" w:eastAsia="Times New Roman" w:hAnsi="Consolas" w:cs="Times New Roman"/>
+          <w:b/>
+          <w:bCs/>
+          <w:color w:val="000000"/>
+          <w:lang w:eastAsia="es-ES"/>
+        </w:rPr>
+      </w:pPr>
+      <w:r>
+        <w:rPr>
+          <w:rFonts w:ascii="Consolas" w:eastAsia="Times New Roman" w:hAnsi="Consolas" w:cs="Times New Roman"/>
+          <w:b/>
+          <w:bCs/>
+          <w:color w:val="000000"/>
+          <w:lang w:eastAsia="es-ES"/>
+        </w:rPr>
+        <w:t>&lt;</w:t>
+      </w:r>
+      <w:proofErr w:type="spellStart"/>
+      <w:proofErr w:type="gramStart"/>
+      <w:r>
+        <w:rPr>
+          <w:rFonts w:ascii="Consolas" w:eastAsia="Times New Roman" w:hAnsi="Consolas" w:cs="Times New Roman"/>
+          <w:b/>
+          <w:bCs/>
+          <w:color w:val="F92672"/>
+          <w:lang w:eastAsia="es-ES"/>
+        </w:rPr>
+        <w:t>select</w:t>
+      </w:r>
+      <w:proofErr w:type="spellEnd"/>
+      <w:proofErr w:type="gramEnd"/>
+      <w:r>
+        <w:rPr>
+          <w:rFonts w:ascii="Consolas" w:eastAsia="Times New Roman" w:hAnsi="Consolas" w:cs="Times New Roman"/>
+          <w:b/>
+          <w:bCs/>
+          <w:color w:val="000000"/>
+          <w:lang w:eastAsia="es-ES"/>
+        </w:rPr>
+        <w:t>&gt;</w:t>
+      </w:r>
+    </w:p>
+    <w:p>
+      <w:pPr>
+        <w:shd w:val="clear" w:color="auto" w:fill="FFFFFF"/>
+        <w:spacing w:after="0" w:line="240" w:lineRule="auto"/>
+        <w:rPr>
+          <w:rFonts w:ascii="Consolas" w:eastAsia="Times New Roman" w:hAnsi="Consolas" w:cs="Times New Roman"/>
+          <w:b/>
+          <w:bCs/>
+          <w:color w:val="000000"/>
+          <w:lang w:eastAsia="es-ES"/>
+        </w:rPr>
+      </w:pPr>
+      <w:r>
+        <w:rPr>
+          <w:rFonts w:ascii="Consolas" w:eastAsia="Times New Roman" w:hAnsi="Consolas" w:cs="Times New Roman"/>
+          <w:b/>
+          <w:bCs/>
+          <w:color w:val="000000"/>
+          <w:lang w:eastAsia="es-ES"/>
+        </w:rPr>
+        <w:t xml:space="preserve">    </w:t>
+      </w:r>
+      <w:r>
+        <w:rPr>
+          <w:rFonts w:ascii="Consolas" w:eastAsia="Times New Roman" w:hAnsi="Consolas" w:cs="Times New Roman"/>
+          <w:b/>
+          <w:bCs/>
+          <w:color w:val="F92672"/>
+          <w:lang w:eastAsia="es-ES"/>
+        </w:rPr>
+        <w:t>@</w:t>
+      </w:r>
+      <w:proofErr w:type="spellStart"/>
+      <w:r>
+        <w:rPr>
+          <w:rFonts w:ascii="Consolas" w:eastAsia="Times New Roman" w:hAnsi="Consolas" w:cs="Times New Roman"/>
+          <w:b/>
+          <w:bCs/>
+          <w:color w:val="F92672"/>
+          <w:lang w:eastAsia="es-ES"/>
+        </w:rPr>
+        <w:t>for</w:t>
+      </w:r>
+      <w:proofErr w:type="spellEnd"/>
+      <w:r>
+        <w:rPr>
+          <w:rFonts w:ascii="Consolas" w:eastAsia="Times New Roman" w:hAnsi="Consolas" w:cs="Times New Roman"/>
+          <w:b/>
+          <w:bCs/>
+          <w:color w:val="000000"/>
+          <w:lang w:eastAsia="es-ES"/>
+        </w:rPr>
+        <w:t xml:space="preserve"> (sport </w:t>
+      </w:r>
+      <w:r>
+        <w:rPr>
+          <w:rFonts w:ascii="Consolas" w:eastAsia="Times New Roman" w:hAnsi="Consolas" w:cs="Times New Roman"/>
+          <w:b/>
+          <w:bCs/>
+          <w:color w:val="F92672"/>
+          <w:lang w:eastAsia="es-ES"/>
+        </w:rPr>
+        <w:t>of</w:t>
+      </w:r>
+      <w:r>
+        <w:rPr>
+          <w:rFonts w:ascii="Consolas" w:eastAsia="Times New Roman" w:hAnsi="Consolas" w:cs="Times New Roman"/>
+          <w:b/>
+          <w:bCs/>
+          <w:color w:val="000000"/>
+          <w:lang w:eastAsia="es-ES"/>
+        </w:rPr>
+        <w:t xml:space="preserve"> deportes; </w:t>
+      </w:r>
+      <w:proofErr w:type="spellStart"/>
+      <w:r>
+        <w:rPr>
+          <w:rFonts w:ascii="Consolas" w:eastAsia="Times New Roman" w:hAnsi="Consolas" w:cs="Times New Roman"/>
+          <w:b/>
+          <w:bCs/>
+          <w:color w:val="F92672"/>
+          <w:lang w:eastAsia="es-ES"/>
+        </w:rPr>
+        <w:t>track</w:t>
+      </w:r>
+      <w:proofErr w:type="spellEnd"/>
+      <w:r>
+        <w:rPr>
+          <w:rFonts w:ascii="Consolas" w:eastAsia="Times New Roman" w:hAnsi="Consolas" w:cs="Times New Roman"/>
+          <w:b/>
+          <w:bCs/>
+          <w:color w:val="000000"/>
+          <w:lang w:eastAsia="es-ES"/>
+        </w:rPr>
+        <w:t xml:space="preserve"> sport</w:t>
+      </w:r>
+      <w:proofErr w:type="gramStart"/>
+      <w:r>
+        <w:rPr>
+          <w:rFonts w:ascii="Consolas" w:eastAsia="Times New Roman" w:hAnsi="Consolas" w:cs="Times New Roman"/>
+          <w:b/>
+          <w:bCs/>
+          <w:color w:val="000000"/>
+          <w:lang w:eastAsia="es-ES"/>
+        </w:rPr>
+        <w:t>){</w:t>
+      </w:r>
+      <w:proofErr w:type="gramEnd"/>
+    </w:p>
+    <w:p>
+      <w:pPr>
+        <w:shd w:val="clear" w:color="auto" w:fill="FFFFFF"/>
+        <w:spacing w:after="0" w:line="240" w:lineRule="auto"/>
+        <w:rPr>
+          <w:rFonts w:ascii="Consolas" w:eastAsia="Times New Roman" w:hAnsi="Consolas" w:cs="Times New Roman"/>
+          <w:b/>
+          <w:bCs/>
+          <w:color w:val="000000"/>
+          <w:lang w:eastAsia="es-ES"/>
+        </w:rPr>
+      </w:pPr>
+      <w:r>
+        <w:rPr>
+          <w:rFonts w:ascii="Consolas" w:eastAsia="Times New Roman" w:hAnsi="Consolas" w:cs="Times New Roman"/>
+          <w:b/>
+          <w:bCs/>
+          <w:color w:val="000000"/>
+          <w:lang w:eastAsia="es-ES"/>
+        </w:rPr>
+        <w:t>        &lt;</w:t>
+      </w:r>
+      <w:proofErr w:type="spellStart"/>
+      <w:proofErr w:type="gramStart"/>
+      <w:r>
+        <w:rPr>
+          <w:rFonts w:ascii="Consolas" w:eastAsia="Times New Roman" w:hAnsi="Consolas" w:cs="Times New Roman"/>
+          <w:b/>
+          <w:bCs/>
+          <w:color w:val="F92672"/>
+          <w:lang w:eastAsia="es-ES"/>
+        </w:rPr>
+        <w:t>option</w:t>
+      </w:r>
+      <w:proofErr w:type="spellEnd"/>
+      <w:proofErr w:type="gramEnd"/>
+      <w:r>
+        <w:rPr>
+          <w:rFonts w:ascii="Consolas" w:eastAsia="Times New Roman" w:hAnsi="Consolas" w:cs="Times New Roman"/>
+          <w:b/>
+          <w:bCs/>
+          <w:color w:val="000000"/>
+          <w:lang w:eastAsia="es-ES"/>
+        </w:rPr>
+        <w:t>&gt;{{sport}}&lt;/</w:t>
+      </w:r>
+      <w:proofErr w:type="spellStart"/>
+      <w:r>
+        <w:rPr>
+          <w:rFonts w:ascii="Consolas" w:eastAsia="Times New Roman" w:hAnsi="Consolas" w:cs="Times New Roman"/>
+          <w:b/>
+          <w:bCs/>
+          <w:color w:val="F92672"/>
+          <w:lang w:eastAsia="es-ES"/>
+        </w:rPr>
+        <w:t>option</w:t>
+      </w:r>
+      <w:proofErr w:type="spellEnd"/>
+      <w:r>
+        <w:rPr>
+          <w:rFonts w:ascii="Consolas" w:eastAsia="Times New Roman" w:hAnsi="Consolas" w:cs="Times New Roman"/>
+          <w:b/>
+          <w:bCs/>
+          <w:color w:val="000000"/>
+          <w:lang w:eastAsia="es-ES"/>
+        </w:rPr>
+        <w:t>&gt;</w:t>
+      </w:r>
+    </w:p>
+    <w:p>
+      <w:pPr>
+        <w:shd w:val="clear" w:color="auto" w:fill="FFFFFF"/>
+        <w:spacing w:after="0" w:line="240" w:lineRule="auto"/>
+        <w:rPr>
+          <w:rFonts w:ascii="Consolas" w:eastAsia="Times New Roman" w:hAnsi="Consolas" w:cs="Times New Roman"/>
+          <w:b/>
+          <w:bCs/>
+          <w:color w:val="000000"/>
+          <w:lang w:eastAsia="es-ES"/>
+        </w:rPr>
+      </w:pPr>
+      <w:r>
+        <w:rPr>
+          <w:rFonts w:ascii="Consolas" w:eastAsia="Times New Roman" w:hAnsi="Consolas" w:cs="Times New Roman"/>
+          <w:b/>
+          <w:bCs/>
+          <w:color w:val="000000"/>
+          <w:lang w:eastAsia="es-ES"/>
+        </w:rPr>
+        <w:t>    }</w:t>
+      </w:r>
+    </w:p>
+    <w:p>
+      <w:pPr>
+        <w:shd w:val="clear" w:color="auto" w:fill="FFFFFF"/>
+        <w:spacing w:after="0" w:line="240" w:lineRule="auto"/>
+        <w:rPr>
+          <w:rFonts w:ascii="Consolas" w:eastAsia="Times New Roman" w:hAnsi="Consolas" w:cs="Times New Roman"/>
+          <w:b/>
+          <w:bCs/>
+          <w:color w:val="000000"/>
+          <w:lang w:eastAsia="es-ES"/>
+        </w:rPr>
+      </w:pPr>
+      <w:r>
+        <w:rPr>
+          <w:rFonts w:ascii="Consolas" w:eastAsia="Times New Roman" w:hAnsi="Consolas" w:cs="Times New Roman"/>
+          <w:b/>
+          <w:bCs/>
+          <w:color w:val="000000"/>
+          <w:lang w:eastAsia="es-ES"/>
+        </w:rPr>
+        <w:t>&lt;/</w:t>
+      </w:r>
+      <w:proofErr w:type="spellStart"/>
+      <w:proofErr w:type="gramStart"/>
+      <w:r>
+        <w:rPr>
+          <w:rFonts w:ascii="Consolas" w:eastAsia="Times New Roman" w:hAnsi="Consolas" w:cs="Times New Roman"/>
+          <w:b/>
+          <w:bCs/>
+          <w:color w:val="F92672"/>
+          <w:lang w:eastAsia="es-ES"/>
+        </w:rPr>
+        <w:t>select</w:t>
+      </w:r>
+      <w:proofErr w:type="spellEnd"/>
+      <w:proofErr w:type="gramEnd"/>
+      <w:r>
+        <w:rPr>
+          <w:rFonts w:ascii="Consolas" w:eastAsia="Times New Roman" w:hAnsi="Consolas" w:cs="Times New Roman"/>
+          <w:b/>
+          <w:bCs/>
+          <w:color w:val="000000"/>
+          <w:lang w:eastAsia="es-ES"/>
+        </w:rPr>
+        <w:t>&gt;</w:t>
+      </w:r>
+    </w:p>
+    <w:p>
+      <w:pPr>
+        <w:shd w:val="clear" w:color="auto" w:fill="FFFFFF"/>
+        <w:spacing w:after="0" w:line="240" w:lineRule="auto"/>
+        <w:rPr>
+          <w:rFonts w:ascii="Consolas" w:eastAsia="Times New Roman" w:hAnsi="Consolas" w:cs="Times New Roman"/>
+          <w:b/>
+          <w:bCs/>
+          <w:color w:val="000000"/>
+          <w:lang w:eastAsia="es-ES"/>
+        </w:rPr>
+      </w:pPr>
+    </w:p>
+    <w:p>
+      <w:pPr>
+        <w:shd w:val="clear" w:color="auto" w:fill="FFFFFF"/>
+        <w:spacing w:after="0" w:line="240" w:lineRule="auto"/>
+        <w:rPr>
+          <w:rFonts w:ascii="Consolas" w:eastAsia="Times New Roman" w:hAnsi="Consolas" w:cs="Times New Roman"/>
+          <w:b/>
+          <w:bCs/>
+          <w:color w:val="000000"/>
+          <w:lang w:eastAsia="es-ES"/>
+        </w:rPr>
+      </w:pPr>
+      <w:r>
+        <w:rPr>
+          <w:rFonts w:ascii="Consolas" w:eastAsia="Times New Roman" w:hAnsi="Consolas" w:cs="Times New Roman"/>
+          <w:b/>
+          <w:bCs/>
+          <w:color w:val="000000"/>
+          <w:lang w:eastAsia="es-ES"/>
+        </w:rPr>
+        <w:t>&lt;</w:t>
+      </w:r>
+      <w:proofErr w:type="spellStart"/>
+      <w:proofErr w:type="gramStart"/>
+      <w:r>
+        <w:rPr>
+          <w:rFonts w:ascii="Consolas" w:eastAsia="Times New Roman" w:hAnsi="Consolas" w:cs="Times New Roman"/>
+          <w:b/>
+          <w:bCs/>
+          <w:color w:val="F92672"/>
+          <w:lang w:eastAsia="es-ES"/>
+        </w:rPr>
+        <w:t>ul</w:t>
+      </w:r>
+      <w:proofErr w:type="spellEnd"/>
+      <w:proofErr w:type="gramEnd"/>
+      <w:r>
+        <w:rPr>
+          <w:rFonts w:ascii="Consolas" w:eastAsia="Times New Roman" w:hAnsi="Consolas" w:cs="Times New Roman"/>
+          <w:b/>
+          <w:bCs/>
+          <w:color w:val="000000"/>
+          <w:lang w:eastAsia="es-ES"/>
+        </w:rPr>
+        <w:t>&gt;</w:t>
+      </w:r>
+    </w:p>
+    <w:p>
+      <w:pPr>
+        <w:shd w:val="clear" w:color="auto" w:fill="FFFFFF"/>
+        <w:spacing w:after="0" w:line="240" w:lineRule="auto"/>
+        <w:rPr>
+          <w:rFonts w:ascii="Consolas" w:eastAsia="Times New Roman" w:hAnsi="Consolas" w:cs="Times New Roman"/>
+          <w:b/>
+          <w:bCs/>
+          <w:color w:val="000000"/>
+          <w:lang w:eastAsia="es-ES"/>
+        </w:rPr>
+      </w:pPr>
+      <w:r>
+        <w:rPr>
+          <w:rFonts w:ascii="Consolas" w:eastAsia="Times New Roman" w:hAnsi="Consolas" w:cs="Times New Roman"/>
+          <w:b/>
+          <w:bCs/>
+          <w:color w:val="000000"/>
+          <w:lang w:eastAsia="es-ES"/>
+        </w:rPr>
+        <w:t xml:space="preserve">    </w:t>
+      </w:r>
+      <w:r>
+        <w:rPr>
+          <w:rFonts w:ascii="Consolas" w:eastAsia="Times New Roman" w:hAnsi="Consolas" w:cs="Times New Roman"/>
+          <w:b/>
+          <w:bCs/>
+          <w:color w:val="F92672"/>
+          <w:lang w:eastAsia="es-ES"/>
+        </w:rPr>
+        <w:t>@</w:t>
+      </w:r>
+      <w:proofErr w:type="spellStart"/>
+      <w:r>
+        <w:rPr>
+          <w:rFonts w:ascii="Consolas" w:eastAsia="Times New Roman" w:hAnsi="Consolas" w:cs="Times New Roman"/>
+          <w:b/>
+          <w:bCs/>
+          <w:color w:val="F92672"/>
+          <w:lang w:eastAsia="es-ES"/>
+        </w:rPr>
+        <w:t>for</w:t>
+      </w:r>
+      <w:proofErr w:type="spellEnd"/>
+      <w:r>
+        <w:rPr>
+          <w:rFonts w:ascii="Consolas" w:eastAsia="Times New Roman" w:hAnsi="Consolas" w:cs="Times New Roman"/>
+          <w:b/>
+          <w:bCs/>
+          <w:color w:val="000000"/>
+          <w:lang w:eastAsia="es-ES"/>
+        </w:rPr>
+        <w:t xml:space="preserve"> (sport </w:t>
+      </w:r>
+      <w:r>
+        <w:rPr>
+          <w:rFonts w:ascii="Consolas" w:eastAsia="Times New Roman" w:hAnsi="Consolas" w:cs="Times New Roman"/>
+          <w:b/>
+          <w:bCs/>
+          <w:color w:val="F92672"/>
+          <w:lang w:eastAsia="es-ES"/>
+        </w:rPr>
+        <w:t>of</w:t>
+      </w:r>
+      <w:r>
+        <w:rPr>
+          <w:rFonts w:ascii="Consolas" w:eastAsia="Times New Roman" w:hAnsi="Consolas" w:cs="Times New Roman"/>
+          <w:b/>
+          <w:bCs/>
+          <w:color w:val="000000"/>
+          <w:lang w:eastAsia="es-ES"/>
+        </w:rPr>
+        <w:t xml:space="preserve"> deportes; </w:t>
+      </w:r>
+      <w:proofErr w:type="spellStart"/>
+      <w:r>
+        <w:rPr>
+          <w:rFonts w:ascii="Consolas" w:eastAsia="Times New Roman" w:hAnsi="Consolas" w:cs="Times New Roman"/>
+          <w:b/>
+          <w:bCs/>
+          <w:color w:val="F92672"/>
+          <w:lang w:eastAsia="es-ES"/>
+        </w:rPr>
+        <w:t>track</w:t>
+      </w:r>
+      <w:proofErr w:type="spellEnd"/>
+      <w:r>
+        <w:rPr>
+          <w:rFonts w:ascii="Consolas" w:eastAsia="Times New Roman" w:hAnsi="Consolas" w:cs="Times New Roman"/>
+          <w:b/>
+          <w:bCs/>
+          <w:color w:val="000000"/>
+          <w:lang w:eastAsia="es-ES"/>
+        </w:rPr>
+        <w:t xml:space="preserve"> sport</w:t>
+      </w:r>
+      <w:proofErr w:type="gramStart"/>
+      <w:r>
+        <w:rPr>
+          <w:rFonts w:ascii="Consolas" w:eastAsia="Times New Roman" w:hAnsi="Consolas" w:cs="Times New Roman"/>
+          <w:b/>
+          <w:bCs/>
+          <w:color w:val="000000"/>
+          <w:lang w:eastAsia="es-ES"/>
+        </w:rPr>
+        <w:t>){</w:t>
+      </w:r>
+      <w:proofErr w:type="gramEnd"/>
+    </w:p>
+    <w:p>
+      <w:pPr>
+        <w:shd w:val="clear" w:color="auto" w:fill="FFFFFF"/>
+        <w:spacing w:after="0" w:line="240" w:lineRule="auto"/>
+        <w:rPr>
+          <w:rFonts w:ascii="Consolas" w:eastAsia="Times New Roman" w:hAnsi="Consolas" w:cs="Times New Roman"/>
+          <w:b/>
+          <w:bCs/>
+          <w:color w:val="000000"/>
+          <w:lang w:eastAsia="es-ES"/>
+        </w:rPr>
+      </w:pPr>
+      <w:r>
+        <w:rPr>
+          <w:rFonts w:ascii="Consolas" w:eastAsia="Times New Roman" w:hAnsi="Consolas" w:cs="Times New Roman"/>
+          <w:b/>
+          <w:bCs/>
+          <w:color w:val="000000"/>
+          <w:lang w:eastAsia="es-ES"/>
+        </w:rPr>
+        <w:t>        &lt;</w:t>
+      </w:r>
+      <w:proofErr w:type="gramStart"/>
+      <w:r>
+        <w:rPr>
+          <w:rFonts w:ascii="Consolas" w:eastAsia="Times New Roman" w:hAnsi="Consolas" w:cs="Times New Roman"/>
+          <w:b/>
+          <w:bCs/>
+          <w:color w:val="F92672"/>
+          <w:lang w:eastAsia="es-ES"/>
+        </w:rPr>
+        <w:t>li</w:t>
+      </w:r>
+      <w:proofErr w:type="gramEnd"/>
+      <w:r>
+        <w:rPr>
+          <w:rFonts w:ascii="Consolas" w:eastAsia="Times New Roman" w:hAnsi="Consolas" w:cs="Times New Roman"/>
+          <w:b/>
+          <w:bCs/>
+          <w:color w:val="000000"/>
+          <w:lang w:eastAsia="es-ES"/>
+        </w:rPr>
+        <w:t>&gt;{{sport}}&lt;/</w:t>
+      </w:r>
+      <w:r>
+        <w:rPr>
+          <w:rFonts w:ascii="Consolas" w:eastAsia="Times New Roman" w:hAnsi="Consolas" w:cs="Times New Roman"/>
+          <w:b/>
+          <w:bCs/>
+          <w:color w:val="F92672"/>
+          <w:lang w:eastAsia="es-ES"/>
+        </w:rPr>
+        <w:t>li</w:t>
+      </w:r>
+      <w:r>
+        <w:rPr>
+          <w:rFonts w:ascii="Consolas" w:eastAsia="Times New Roman" w:hAnsi="Consolas" w:cs="Times New Roman"/>
+          <w:b/>
+          <w:bCs/>
+          <w:color w:val="000000"/>
+          <w:lang w:eastAsia="es-ES"/>
+        </w:rPr>
+        <w:t>&gt;</w:t>
+      </w:r>
+    </w:p>
+    <w:p>
+      <w:pPr>
+        <w:shd w:val="clear" w:color="auto" w:fill="FFFFFF"/>
+        <w:spacing w:after="0" w:line="240" w:lineRule="auto"/>
+        <w:rPr>
+          <w:rFonts w:ascii="Consolas" w:eastAsia="Times New Roman" w:hAnsi="Consolas" w:cs="Times New Roman"/>
+          <w:b/>
+          <w:bCs/>
+          <w:color w:val="000000"/>
+          <w:lang w:eastAsia="es-ES"/>
+        </w:rPr>
+      </w:pPr>
+      <w:r>
+        <w:rPr>
+          <w:rFonts w:ascii="Consolas" w:eastAsia="Times New Roman" w:hAnsi="Consolas" w:cs="Times New Roman"/>
+          <w:b/>
+          <w:bCs/>
+          <w:color w:val="000000"/>
+          <w:lang w:eastAsia="es-ES"/>
+        </w:rPr>
+        <w:t>    }</w:t>
+      </w:r>
+    </w:p>
+    <w:p>
+      <w:pPr>
+        <w:shd w:val="clear" w:color="auto" w:fill="FFFFFF"/>
+        <w:spacing w:after="0" w:line="240" w:lineRule="auto"/>
+        <w:rPr>
+          <w:rFonts w:ascii="Consolas" w:eastAsia="Times New Roman" w:hAnsi="Consolas" w:cs="Times New Roman"/>
+          <w:b/>
+          <w:bCs/>
+          <w:color w:val="000000"/>
+          <w:lang w:eastAsia="es-ES"/>
+        </w:rPr>
+      </w:pPr>
+      <w:r>
+        <w:rPr>
+          <w:rFonts w:ascii="Consolas" w:eastAsia="Times New Roman" w:hAnsi="Consolas" w:cs="Times New Roman"/>
+          <w:b/>
+          <w:bCs/>
+          <w:color w:val="000000"/>
+          <w:lang w:eastAsia="es-ES"/>
+        </w:rPr>
+        <w:t>&lt;/</w:t>
+      </w:r>
+      <w:proofErr w:type="spellStart"/>
+      <w:proofErr w:type="gramStart"/>
+      <w:r>
+        <w:rPr>
+          <w:rFonts w:ascii="Consolas" w:eastAsia="Times New Roman" w:hAnsi="Consolas" w:cs="Times New Roman"/>
+          <w:b/>
+          <w:bCs/>
+          <w:color w:val="F92672"/>
+          <w:lang w:eastAsia="es-ES"/>
+        </w:rPr>
+        <w:t>ul</w:t>
+      </w:r>
+      <w:proofErr w:type="spellEnd"/>
+      <w:proofErr w:type="gramEnd"/>
+      <w:r>
+        <w:rPr>
+          <w:rFonts w:ascii="Consolas" w:eastAsia="Times New Roman" w:hAnsi="Consolas" w:cs="Times New Roman"/>
+          <w:b/>
+          <w:bCs/>
+          <w:color w:val="000000"/>
+          <w:lang w:eastAsia="es-ES"/>
+        </w:rPr>
+        <w:t>&gt;</w:t>
+      </w:r>
+    </w:p>
+    <w:p>
+      <w:pPr>
+        <w:shd w:val="clear" w:color="auto" w:fill="FFFFFF"/>
+        <w:spacing w:after="0" w:line="240" w:lineRule="auto"/>
+        <w:rPr>
+          <w:rFonts w:ascii="Consolas" w:eastAsia="Times New Roman" w:hAnsi="Consolas" w:cs="Times New Roman"/>
+          <w:b/>
+          <w:bCs/>
+          <w:color w:val="000000"/>
+          <w:lang w:eastAsia="es-ES"/>
+        </w:rPr>
+      </w:pPr>
+    </w:p>
+    <w:p>
+      <w:pPr>
+        <w:shd w:val="clear" w:color="auto" w:fill="FFFFFF"/>
+        <w:spacing w:after="0" w:line="240" w:lineRule="auto"/>
+        <w:rPr>
+          <w:rFonts w:ascii="Consolas" w:eastAsia="Times New Roman" w:hAnsi="Consolas" w:cs="Times New Roman"/>
+          <w:b/>
+          <w:bCs/>
+          <w:color w:val="000000"/>
+          <w:lang w:eastAsia="es-ES"/>
+        </w:rPr>
+      </w:pPr>
+      <w:r>
+        <w:rPr>
+          <w:rFonts w:ascii="Consolas" w:eastAsia="Times New Roman" w:hAnsi="Consolas" w:cs="Times New Roman"/>
+          <w:b/>
+          <w:bCs/>
+          <w:color w:val="F92672"/>
+          <w:lang w:eastAsia="es-ES"/>
+        </w:rPr>
+        <w:t>@</w:t>
+      </w:r>
+      <w:proofErr w:type="spellStart"/>
+      <w:r>
+        <w:rPr>
+          <w:rFonts w:ascii="Consolas" w:eastAsia="Times New Roman" w:hAnsi="Consolas" w:cs="Times New Roman"/>
+          <w:b/>
+          <w:bCs/>
+          <w:color w:val="F92672"/>
+          <w:lang w:eastAsia="es-ES"/>
+        </w:rPr>
+        <w:t>for</w:t>
+      </w:r>
+      <w:proofErr w:type="spellEnd"/>
+      <w:r>
+        <w:rPr>
+          <w:rFonts w:ascii="Consolas" w:eastAsia="Times New Roman" w:hAnsi="Consolas" w:cs="Times New Roman"/>
+          <w:b/>
+          <w:bCs/>
+          <w:color w:val="000000"/>
+          <w:lang w:eastAsia="es-ES"/>
+        </w:rPr>
+        <w:t xml:space="preserve"> (sport </w:t>
+      </w:r>
+      <w:r>
+        <w:rPr>
+          <w:rFonts w:ascii="Consolas" w:eastAsia="Times New Roman" w:hAnsi="Consolas" w:cs="Times New Roman"/>
+          <w:b/>
+          <w:bCs/>
+          <w:color w:val="F92672"/>
+          <w:lang w:eastAsia="es-ES"/>
+        </w:rPr>
+        <w:t>of</w:t>
+      </w:r>
+      <w:r>
+        <w:rPr>
+          <w:rFonts w:ascii="Consolas" w:eastAsia="Times New Roman" w:hAnsi="Consolas" w:cs="Times New Roman"/>
+          <w:b/>
+          <w:bCs/>
+          <w:color w:val="000000"/>
+          <w:lang w:eastAsia="es-ES"/>
+        </w:rPr>
+        <w:t xml:space="preserve"> deportes; </w:t>
+      </w:r>
+      <w:proofErr w:type="spellStart"/>
+      <w:r>
+        <w:rPr>
+          <w:rFonts w:ascii="Consolas" w:eastAsia="Times New Roman" w:hAnsi="Consolas" w:cs="Times New Roman"/>
+          <w:b/>
+          <w:bCs/>
+          <w:color w:val="F92672"/>
+          <w:lang w:eastAsia="es-ES"/>
+        </w:rPr>
+        <w:t>track</w:t>
+      </w:r>
+      <w:proofErr w:type="spellEnd"/>
+      <w:r>
+        <w:rPr>
+          <w:rFonts w:ascii="Consolas" w:eastAsia="Times New Roman" w:hAnsi="Consolas" w:cs="Times New Roman"/>
+          <w:b/>
+          <w:bCs/>
+          <w:color w:val="000000"/>
+          <w:lang w:eastAsia="es-ES"/>
+        </w:rPr>
+        <w:t xml:space="preserve"> sport</w:t>
+      </w:r>
+      <w:proofErr w:type="gramStart"/>
+      <w:r>
+        <w:rPr>
+          <w:rFonts w:ascii="Consolas" w:eastAsia="Times New Roman" w:hAnsi="Consolas" w:cs="Times New Roman"/>
+          <w:b/>
+          <w:bCs/>
+          <w:color w:val="000000"/>
+          <w:lang w:eastAsia="es-ES"/>
+        </w:rPr>
+        <w:t>){</w:t>
+      </w:r>
+      <w:proofErr w:type="gramEnd"/>
+    </w:p>
+    <w:p>
+      <w:pPr>
+        <w:shd w:val="clear" w:color="auto" w:fill="FFFFFF"/>
+        <w:spacing w:after="0" w:line="240" w:lineRule="auto"/>
+        <w:rPr>
+          <w:rFonts w:ascii="Consolas" w:eastAsia="Times New Roman" w:hAnsi="Consolas" w:cs="Times New Roman"/>
+          <w:b/>
+          <w:bCs/>
+          <w:color w:val="000000"/>
+          <w:lang w:eastAsia="es-ES"/>
+        </w:rPr>
+      </w:pPr>
+      <w:r>
+        <w:rPr>
+          <w:rFonts w:ascii="Consolas" w:eastAsia="Times New Roman" w:hAnsi="Consolas" w:cs="Times New Roman"/>
+          <w:b/>
+          <w:bCs/>
+          <w:color w:val="000000"/>
+          <w:lang w:eastAsia="es-ES"/>
+        </w:rPr>
+        <w:t>    &lt;</w:t>
+      </w:r>
+      <w:r>
+        <w:rPr>
+          <w:rFonts w:ascii="Consolas" w:eastAsia="Times New Roman" w:hAnsi="Consolas" w:cs="Times New Roman"/>
+          <w:b/>
+          <w:bCs/>
+          <w:color w:val="F92672"/>
+          <w:lang w:eastAsia="es-ES"/>
+        </w:rPr>
+        <w:t>h2</w:t>
+      </w:r>
+      <w:proofErr w:type="gramStart"/>
+      <w:r>
+        <w:rPr>
+          <w:rFonts w:ascii="Consolas" w:eastAsia="Times New Roman" w:hAnsi="Consolas" w:cs="Times New Roman"/>
+          <w:b/>
+          <w:bCs/>
+          <w:color w:val="000000"/>
+          <w:lang w:eastAsia="es-ES"/>
+        </w:rPr>
+        <w:t>&gt;{</w:t>
+      </w:r>
+      <w:proofErr w:type="gramEnd"/>
+      <w:r>
+        <w:rPr>
+          <w:rFonts w:ascii="Consolas" w:eastAsia="Times New Roman" w:hAnsi="Consolas" w:cs="Times New Roman"/>
+          <w:b/>
+          <w:bCs/>
+          <w:color w:val="000000"/>
+          <w:lang w:eastAsia="es-ES"/>
+        </w:rPr>
+        <w:t>{sport}}&lt;/</w:t>
+      </w:r>
+      <w:r>
+        <w:rPr>
+          <w:rFonts w:ascii="Consolas" w:eastAsia="Times New Roman" w:hAnsi="Consolas" w:cs="Times New Roman"/>
+          <w:b/>
+          <w:bCs/>
+          <w:color w:val="F92672"/>
+          <w:lang w:eastAsia="es-ES"/>
+        </w:rPr>
+        <w:t>h2</w:t>
+      </w:r>
+      <w:r>
+        <w:rPr>
+          <w:rFonts w:ascii="Consolas" w:eastAsia="Times New Roman" w:hAnsi="Consolas" w:cs="Times New Roman"/>
+          <w:b/>
+          <w:bCs/>
+          <w:color w:val="000000"/>
+          <w:lang w:eastAsia="es-ES"/>
+        </w:rPr>
+        <w:t>&gt;</w:t>
+      </w:r>
+    </w:p>
+    <w:p>
+      <w:pPr>
+        <w:shd w:val="clear" w:color="auto" w:fill="FFFFFF"/>
+        <w:spacing w:after="0" w:line="240" w:lineRule="auto"/>
+        <w:rPr>
+          <w:rFonts w:ascii="Consolas" w:eastAsia="Times New Roman" w:hAnsi="Consolas" w:cs="Times New Roman"/>
+          <w:b/>
+          <w:bCs/>
+          <w:color w:val="000000"/>
+          <w:lang w:eastAsia="es-ES"/>
+        </w:rPr>
+      </w:pPr>
+      <w:r>
+        <w:rPr>
+          <w:rFonts w:ascii="Consolas" w:eastAsia="Times New Roman" w:hAnsi="Consolas" w:cs="Times New Roman"/>
+          <w:b/>
+          <w:bCs/>
+          <w:color w:val="000000"/>
+          <w:lang w:eastAsia="es-ES"/>
+        </w:rPr>
+        <w:t>}</w:t>
+      </w:r>
+    </w:p>
+    <w:p>
+      <w:pPr>
+        <w:spacing w:after="0" w:line="240" w:lineRule="auto"/>
+        <w:rPr>
+          <w:rFonts w:ascii="Verdana" w:hAnsi="Verdana"/>
+          <w:sz w:val="28"/>
+          <w:szCs w:val="28"/>
+        </w:rPr>
+      </w:pPr>
+    </w:p>
+    <w:p>
+      <w:pPr>
+        <w:spacing w:after="0" w:line="240" w:lineRule="auto"/>
+        <w:rPr>
+          <w:rFonts w:ascii="Verdana" w:hAnsi="Verdana"/>
+          <w:sz w:val="28"/>
+          <w:szCs w:val="28"/>
+        </w:rPr>
+      </w:pPr>
       <w:bookmarkStart w:id="0" w:name="_GoBack"/>
       <w:bookmarkEnd w:id="0"/>
     </w:p>
@@ -7652,9 +14997,29 @@
         </w:rPr>
       </w:pPr>
     </w:p>
+    <w:p>
+      <w:pPr>
+        <w:spacing w:after="0" w:line="240" w:lineRule="auto"/>
+        <w:rPr>
+          <w:rFonts w:ascii="Verdana" w:hAnsi="Verdana"/>
+          <w:sz w:val="28"/>
+          <w:szCs w:val="28"/>
+        </w:rPr>
+      </w:pPr>
+    </w:p>
+    <w:p>
+      <w:pPr>
+        <w:spacing w:after="0" w:line="240" w:lineRule="auto"/>
+        <w:rPr>
+          <w:rFonts w:ascii="Verdana" w:hAnsi="Verdana"/>
+          <w:sz w:val="28"/>
+          <w:szCs w:val="28"/>
+        </w:rPr>
+      </w:pPr>
+    </w:p>
     <w:sectPr>
-      <w:headerReference w:type="default" r:id="rId38"/>
-      <w:footerReference w:type="default" r:id="rId39"/>
+      <w:headerReference w:type="default" r:id="rId49"/>
+      <w:footerReference w:type="default" r:id="rId50"/>
       <w:pgSz w:w="11906" w:h="16838"/>
       <w:pgMar w:top="1417" w:right="1701" w:bottom="1417" w:left="1701" w:header="708" w:footer="708" w:gutter="0"/>
       <w:cols w:space="708"/>
@@ -7721,7 +15086,7 @@
           <w:rPr>
             <w:noProof/>
           </w:rPr>
-          <w:t>16</w:t>
+          <w:t>23</w:t>
         </w:r>
         <w:r>
           <w:fldChar w:fldCharType="end"/>
@@ -8497,6 +15862,184 @@
     </w:lvl>
   </w:abstractNum>
   <w:abstractNum w:abstractNumId="7" w15:restartNumberingAfterBreak="0">
+    <w:nsid w:val="2A774899"/>
+    <w:multiLevelType w:val="hybridMultilevel"/>
+    <w:tmpl w:val="5F584B14"/>
+    <w:lvl w:ilvl="0" w:tplc="0C0A0011">
+      <w:start w:val="1"/>
+      <w:numFmt w:val="decimal"/>
+      <w:lvlText w:val="%1)"/>
+      <w:lvlJc w:val="left"/>
+      <w:pPr>
+        <w:ind w:left="720" w:hanging="360"/>
+      </w:pPr>
+      <w:rPr>
+        <w:rFonts w:hint="default"/>
+      </w:rPr>
+    </w:lvl>
+    <w:lvl w:ilvl="1" w:tplc="0C0A0019" w:tentative="1">
+      <w:start w:val="1"/>
+      <w:numFmt w:val="lowerLetter"/>
+      <w:lvlText w:val="%2."/>
+      <w:lvlJc w:val="left"/>
+      <w:pPr>
+        <w:ind w:left="1440" w:hanging="360"/>
+      </w:pPr>
+    </w:lvl>
+    <w:lvl w:ilvl="2" w:tplc="0C0A001B" w:tentative="1">
+      <w:start w:val="1"/>
+      <w:numFmt w:val="lowerRoman"/>
+      <w:lvlText w:val="%3."/>
+      <w:lvlJc w:val="right"/>
+      <w:pPr>
+        <w:ind w:left="2160" w:hanging="180"/>
+      </w:pPr>
+    </w:lvl>
+    <w:lvl w:ilvl="3" w:tplc="0C0A000F" w:tentative="1">
+      <w:start w:val="1"/>
+      <w:numFmt w:val="decimal"/>
+      <w:lvlText w:val="%4."/>
+      <w:lvlJc w:val="left"/>
+      <w:pPr>
+        <w:ind w:left="2880" w:hanging="360"/>
+      </w:pPr>
+    </w:lvl>
+    <w:lvl w:ilvl="4" w:tplc="0C0A0019" w:tentative="1">
+      <w:start w:val="1"/>
+      <w:numFmt w:val="lowerLetter"/>
+      <w:lvlText w:val="%5."/>
+      <w:lvlJc w:val="left"/>
+      <w:pPr>
+        <w:ind w:left="3600" w:hanging="360"/>
+      </w:pPr>
+    </w:lvl>
+    <w:lvl w:ilvl="5" w:tplc="0C0A001B" w:tentative="1">
+      <w:start w:val="1"/>
+      <w:numFmt w:val="lowerRoman"/>
+      <w:lvlText w:val="%6."/>
+      <w:lvlJc w:val="right"/>
+      <w:pPr>
+        <w:ind w:left="4320" w:hanging="180"/>
+      </w:pPr>
+    </w:lvl>
+    <w:lvl w:ilvl="6" w:tplc="0C0A000F" w:tentative="1">
+      <w:start w:val="1"/>
+      <w:numFmt w:val="decimal"/>
+      <w:lvlText w:val="%7."/>
+      <w:lvlJc w:val="left"/>
+      <w:pPr>
+        <w:ind w:left="5040" w:hanging="360"/>
+      </w:pPr>
+    </w:lvl>
+    <w:lvl w:ilvl="7" w:tplc="0C0A0019" w:tentative="1">
+      <w:start w:val="1"/>
+      <w:numFmt w:val="lowerLetter"/>
+      <w:lvlText w:val="%8."/>
+      <w:lvlJc w:val="left"/>
+      <w:pPr>
+        <w:ind w:left="5760" w:hanging="360"/>
+      </w:pPr>
+    </w:lvl>
+    <w:lvl w:ilvl="8" w:tplc="0C0A001B" w:tentative="1">
+      <w:start w:val="1"/>
+      <w:numFmt w:val="lowerRoman"/>
+      <w:lvlText w:val="%9."/>
+      <w:lvlJc w:val="right"/>
+      <w:pPr>
+        <w:ind w:left="6480" w:hanging="180"/>
+      </w:pPr>
+    </w:lvl>
+  </w:abstractNum>
+  <w:abstractNum w:abstractNumId="8" w15:restartNumberingAfterBreak="0">
+    <w:nsid w:val="31647CFB"/>
+    <w:multiLevelType w:val="hybridMultilevel"/>
+    <w:tmpl w:val="E8E08AA2"/>
+    <w:lvl w:ilvl="0" w:tplc="0C0A0011">
+      <w:start w:val="1"/>
+      <w:numFmt w:val="decimal"/>
+      <w:lvlText w:val="%1)"/>
+      <w:lvlJc w:val="left"/>
+      <w:pPr>
+        <w:ind w:left="720" w:hanging="360"/>
+      </w:pPr>
+      <w:rPr>
+        <w:rFonts w:hint="default"/>
+      </w:rPr>
+    </w:lvl>
+    <w:lvl w:ilvl="1" w:tplc="0C0A0019" w:tentative="1">
+      <w:start w:val="1"/>
+      <w:numFmt w:val="lowerLetter"/>
+      <w:lvlText w:val="%2."/>
+      <w:lvlJc w:val="left"/>
+      <w:pPr>
+        <w:ind w:left="1440" w:hanging="360"/>
+      </w:pPr>
+    </w:lvl>
+    <w:lvl w:ilvl="2" w:tplc="0C0A001B" w:tentative="1">
+      <w:start w:val="1"/>
+      <w:numFmt w:val="lowerRoman"/>
+      <w:lvlText w:val="%3."/>
+      <w:lvlJc w:val="right"/>
+      <w:pPr>
+        <w:ind w:left="2160" w:hanging="180"/>
+      </w:pPr>
+    </w:lvl>
+    <w:lvl w:ilvl="3" w:tplc="0C0A000F" w:tentative="1">
+      <w:start w:val="1"/>
+      <w:numFmt w:val="decimal"/>
+      <w:lvlText w:val="%4."/>
+      <w:lvlJc w:val="left"/>
+      <w:pPr>
+        <w:ind w:left="2880" w:hanging="360"/>
+      </w:pPr>
+    </w:lvl>
+    <w:lvl w:ilvl="4" w:tplc="0C0A0019" w:tentative="1">
+      <w:start w:val="1"/>
+      <w:numFmt w:val="lowerLetter"/>
+      <w:lvlText w:val="%5."/>
+      <w:lvlJc w:val="left"/>
+      <w:pPr>
+        <w:ind w:left="3600" w:hanging="360"/>
+      </w:pPr>
+    </w:lvl>
+    <w:lvl w:ilvl="5" w:tplc="0C0A001B" w:tentative="1">
+      <w:start w:val="1"/>
+      <w:numFmt w:val="lowerRoman"/>
+      <w:lvlText w:val="%6."/>
+      <w:lvlJc w:val="right"/>
+      <w:pPr>
+        <w:ind w:left="4320" w:hanging="180"/>
+      </w:pPr>
+    </w:lvl>
+    <w:lvl w:ilvl="6" w:tplc="0C0A000F" w:tentative="1">
+      <w:start w:val="1"/>
+      <w:numFmt w:val="decimal"/>
+      <w:lvlText w:val="%7."/>
+      <w:lvlJc w:val="left"/>
+      <w:pPr>
+        <w:ind w:left="5040" w:hanging="360"/>
+      </w:pPr>
+    </w:lvl>
+    <w:lvl w:ilvl="7" w:tplc="0C0A0019" w:tentative="1">
+      <w:start w:val="1"/>
+      <w:numFmt w:val="lowerLetter"/>
+      <w:lvlText w:val="%8."/>
+      <w:lvlJc w:val="left"/>
+      <w:pPr>
+        <w:ind w:left="5760" w:hanging="360"/>
+      </w:pPr>
+    </w:lvl>
+    <w:lvl w:ilvl="8" w:tplc="0C0A001B" w:tentative="1">
+      <w:start w:val="1"/>
+      <w:numFmt w:val="lowerRoman"/>
+      <w:lvlText w:val="%9."/>
+      <w:lvlJc w:val="right"/>
+      <w:pPr>
+        <w:ind w:left="6480" w:hanging="180"/>
+      </w:pPr>
+    </w:lvl>
+  </w:abstractNum>
+  <w:abstractNum w:abstractNumId="9" w15:restartNumberingAfterBreak="0">
     <w:nsid w:val="365A5C0C"/>
     <w:multiLevelType w:val="hybridMultilevel"/>
     <w:tmpl w:val="309639C6"/>
@@ -8608,7 +16151,7 @@
       </w:rPr>
     </w:lvl>
   </w:abstractNum>
-  <w:abstractNum w:abstractNumId="8" w15:restartNumberingAfterBreak="0">
+  <w:abstractNum w:abstractNumId="10" w15:restartNumberingAfterBreak="0">
     <w:nsid w:val="3B666662"/>
     <w:multiLevelType w:val="hybridMultilevel"/>
     <w:tmpl w:val="2F6A48E8"/>
@@ -8697,7 +16240,7 @@
       </w:pPr>
     </w:lvl>
   </w:abstractNum>
-  <w:abstractNum w:abstractNumId="9" w15:restartNumberingAfterBreak="0">
+  <w:abstractNum w:abstractNumId="11" w15:restartNumberingAfterBreak="0">
     <w:nsid w:val="3EBC6FD9"/>
     <w:multiLevelType w:val="hybridMultilevel"/>
     <w:tmpl w:val="C96CB7E2"/>
@@ -8786,7 +16329,7 @@
       </w:pPr>
     </w:lvl>
   </w:abstractNum>
-  <w:abstractNum w:abstractNumId="10" w15:restartNumberingAfterBreak="0">
+  <w:abstractNum w:abstractNumId="12" w15:restartNumberingAfterBreak="0">
     <w:nsid w:val="40302FE3"/>
     <w:multiLevelType w:val="hybridMultilevel"/>
     <w:tmpl w:val="0686C0A8"/>
@@ -8875,7 +16418,7 @@
       </w:pPr>
     </w:lvl>
   </w:abstractNum>
-  <w:abstractNum w:abstractNumId="11" w15:restartNumberingAfterBreak="0">
+  <w:abstractNum w:abstractNumId="13" w15:restartNumberingAfterBreak="0">
     <w:nsid w:val="43CB0539"/>
     <w:multiLevelType w:val="hybridMultilevel"/>
     <w:tmpl w:val="DBBA31D0"/>
@@ -8964,7 +16507,7 @@
       </w:pPr>
     </w:lvl>
   </w:abstractNum>
-  <w:abstractNum w:abstractNumId="12" w15:restartNumberingAfterBreak="0">
+  <w:abstractNum w:abstractNumId="14" w15:restartNumberingAfterBreak="0">
     <w:nsid w:val="46A84B5E"/>
     <w:multiLevelType w:val="hybridMultilevel"/>
     <w:tmpl w:val="9E68726C"/>
@@ -9053,7 +16596,7 @@
       </w:pPr>
     </w:lvl>
   </w:abstractNum>
-  <w:abstractNum w:abstractNumId="13" w15:restartNumberingAfterBreak="0">
+  <w:abstractNum w:abstractNumId="15" w15:restartNumberingAfterBreak="0">
     <w:nsid w:val="4E37503B"/>
     <w:multiLevelType w:val="hybridMultilevel"/>
     <w:tmpl w:val="6E2E54D8"/>
@@ -9166,7 +16709,7 @@
       </w:rPr>
     </w:lvl>
   </w:abstractNum>
-  <w:abstractNum w:abstractNumId="14" w15:restartNumberingAfterBreak="0">
+  <w:abstractNum w:abstractNumId="16" w15:restartNumberingAfterBreak="0">
     <w:nsid w:val="515C0E0D"/>
     <w:multiLevelType w:val="hybridMultilevel"/>
     <w:tmpl w:val="1BF85A72"/>
@@ -9255,7 +16798,7 @@
       </w:pPr>
     </w:lvl>
   </w:abstractNum>
-  <w:abstractNum w:abstractNumId="15" w15:restartNumberingAfterBreak="0">
+  <w:abstractNum w:abstractNumId="17" w15:restartNumberingAfterBreak="0">
     <w:nsid w:val="52085137"/>
     <w:multiLevelType w:val="hybridMultilevel"/>
     <w:tmpl w:val="A8AA315E"/>
@@ -9344,7 +16887,7 @@
       </w:pPr>
     </w:lvl>
   </w:abstractNum>
-  <w:abstractNum w:abstractNumId="16" w15:restartNumberingAfterBreak="0">
+  <w:abstractNum w:abstractNumId="18" w15:restartNumberingAfterBreak="0">
     <w:nsid w:val="540B747F"/>
     <w:multiLevelType w:val="hybridMultilevel"/>
     <w:tmpl w:val="0D84C3D0"/>
@@ -9433,7 +16976,7 @@
       </w:pPr>
     </w:lvl>
   </w:abstractNum>
-  <w:abstractNum w:abstractNumId="17" w15:restartNumberingAfterBreak="0">
+  <w:abstractNum w:abstractNumId="19" w15:restartNumberingAfterBreak="0">
     <w:nsid w:val="64C657D7"/>
     <w:multiLevelType w:val="hybridMultilevel"/>
     <w:tmpl w:val="96802F98"/>
@@ -9522,7 +17065,7 @@
       </w:pPr>
     </w:lvl>
   </w:abstractNum>
-  <w:abstractNum w:abstractNumId="18" w15:restartNumberingAfterBreak="0">
+  <w:abstractNum w:abstractNumId="20" w15:restartNumberingAfterBreak="0">
     <w:nsid w:val="64FD1B13"/>
     <w:multiLevelType w:val="hybridMultilevel"/>
     <w:tmpl w:val="DBBA31D0"/>
@@ -9611,7 +17154,96 @@
       </w:pPr>
     </w:lvl>
   </w:abstractNum>
-  <w:abstractNum w:abstractNumId="19" w15:restartNumberingAfterBreak="0">
+  <w:abstractNum w:abstractNumId="21" w15:restartNumberingAfterBreak="0">
+    <w:nsid w:val="722E2DB9"/>
+    <w:multiLevelType w:val="hybridMultilevel"/>
+    <w:tmpl w:val="0686C0A8"/>
+    <w:lvl w:ilvl="0" w:tplc="0C0A0011">
+      <w:start w:val="1"/>
+      <w:numFmt w:val="decimal"/>
+      <w:lvlText w:val="%1)"/>
+      <w:lvlJc w:val="left"/>
+      <w:pPr>
+        <w:ind w:left="720" w:hanging="360"/>
+      </w:pPr>
+      <w:rPr>
+        <w:rFonts w:hint="default"/>
+      </w:rPr>
+    </w:lvl>
+    <w:lvl w:ilvl="1" w:tplc="0C0A0019" w:tentative="1">
+      <w:start w:val="1"/>
+      <w:numFmt w:val="lowerLetter"/>
+      <w:lvlText w:val="%2."/>
+      <w:lvlJc w:val="left"/>
+      <w:pPr>
+        <w:ind w:left="1440" w:hanging="360"/>
+      </w:pPr>
+    </w:lvl>
+    <w:lvl w:ilvl="2" w:tplc="0C0A001B" w:tentative="1">
+      <w:start w:val="1"/>
+      <w:numFmt w:val="lowerRoman"/>
+      <w:lvlText w:val="%3."/>
+      <w:lvlJc w:val="right"/>
+      <w:pPr>
+        <w:ind w:left="2160" w:hanging="180"/>
+      </w:pPr>
+    </w:lvl>
+    <w:lvl w:ilvl="3" w:tplc="0C0A000F" w:tentative="1">
+      <w:start w:val="1"/>
+      <w:numFmt w:val="decimal"/>
+      <w:lvlText w:val="%4."/>
+      <w:lvlJc w:val="left"/>
+      <w:pPr>
+        <w:ind w:left="2880" w:hanging="360"/>
+      </w:pPr>
+    </w:lvl>
+    <w:lvl w:ilvl="4" w:tplc="0C0A0019" w:tentative="1">
+      <w:start w:val="1"/>
+      <w:numFmt w:val="lowerLetter"/>
+      <w:lvlText w:val="%5."/>
+      <w:lvlJc w:val="left"/>
+      <w:pPr>
+        <w:ind w:left="3600" w:hanging="360"/>
+      </w:pPr>
+    </w:lvl>
+    <w:lvl w:ilvl="5" w:tplc="0C0A001B" w:tentative="1">
+      <w:start w:val="1"/>
+      <w:numFmt w:val="lowerRoman"/>
+      <w:lvlText w:val="%6."/>
+      <w:lvlJc w:val="right"/>
+      <w:pPr>
+        <w:ind w:left="4320" w:hanging="180"/>
+      </w:pPr>
+    </w:lvl>
+    <w:lvl w:ilvl="6" w:tplc="0C0A000F" w:tentative="1">
+      <w:start w:val="1"/>
+      <w:numFmt w:val="decimal"/>
+      <w:lvlText w:val="%7."/>
+      <w:lvlJc w:val="left"/>
+      <w:pPr>
+        <w:ind w:left="5040" w:hanging="360"/>
+      </w:pPr>
+    </w:lvl>
+    <w:lvl w:ilvl="7" w:tplc="0C0A0019" w:tentative="1">
+      <w:start w:val="1"/>
+      <w:numFmt w:val="lowerLetter"/>
+      <w:lvlText w:val="%8."/>
+      <w:lvlJc w:val="left"/>
+      <w:pPr>
+        <w:ind w:left="5760" w:hanging="360"/>
+      </w:pPr>
+    </w:lvl>
+    <w:lvl w:ilvl="8" w:tplc="0C0A001B" w:tentative="1">
+      <w:start w:val="1"/>
+      <w:numFmt w:val="lowerRoman"/>
+      <w:lvlText w:val="%9."/>
+      <w:lvlJc w:val="right"/>
+      <w:pPr>
+        <w:ind w:left="6480" w:hanging="180"/>
+      </w:pPr>
+    </w:lvl>
+  </w:abstractNum>
+  <w:abstractNum w:abstractNumId="22" w15:restartNumberingAfterBreak="0">
     <w:nsid w:val="7972702A"/>
     <w:multiLevelType w:val="hybridMultilevel"/>
     <w:tmpl w:val="86C6C29C"/>
@@ -9700,7 +17332,7 @@
       </w:pPr>
     </w:lvl>
   </w:abstractNum>
-  <w:abstractNum w:abstractNumId="20" w15:restartNumberingAfterBreak="0">
+  <w:abstractNum w:abstractNumId="23" w15:restartNumberingAfterBreak="0">
     <w:nsid w:val="7B1C3CC8"/>
     <w:multiLevelType w:val="hybridMultilevel"/>
     <w:tmpl w:val="9E68726C"/>
@@ -9789,7 +17421,7 @@
       </w:pPr>
     </w:lvl>
   </w:abstractNum>
-  <w:abstractNum w:abstractNumId="21" w15:restartNumberingAfterBreak="0">
+  <w:abstractNum w:abstractNumId="24" w15:restartNumberingAfterBreak="0">
     <w:nsid w:val="7CA34A27"/>
     <w:multiLevelType w:val="hybridMultilevel"/>
     <w:tmpl w:val="932C6376"/>
@@ -9879,7 +17511,7 @@
     </w:lvl>
   </w:abstractNum>
   <w:num w:numId="1">
-    <w:abstractNumId w:val="18"/>
+    <w:abstractNumId w:val="20"/>
   </w:num>
   <w:num w:numId="2">
     <w:abstractNumId w:val="5"/>
@@ -9891,58 +17523,67 @@
     <w:abstractNumId w:val="0"/>
   </w:num>
   <w:num w:numId="5">
-    <w:abstractNumId w:val="11"/>
+    <w:abstractNumId w:val="13"/>
   </w:num>
   <w:num w:numId="6">
     <w:abstractNumId w:val="4"/>
   </w:num>
   <w:num w:numId="7">
-    <w:abstractNumId w:val="8"/>
+    <w:abstractNumId w:val="10"/>
   </w:num>
   <w:num w:numId="8">
-    <w:abstractNumId w:val="21"/>
+    <w:abstractNumId w:val="24"/>
   </w:num>
   <w:num w:numId="9">
-    <w:abstractNumId w:val="13"/>
+    <w:abstractNumId w:val="15"/>
   </w:num>
   <w:num w:numId="10">
+    <w:abstractNumId w:val="18"/>
+  </w:num>
+  <w:num w:numId="11">
+    <w:abstractNumId w:val="23"/>
+  </w:num>
+  <w:num w:numId="12">
+    <w:abstractNumId w:val="14"/>
+  </w:num>
+  <w:num w:numId="13">
+    <w:abstractNumId w:val="19"/>
+  </w:num>
+  <w:num w:numId="14">
     <w:abstractNumId w:val="16"/>
   </w:num>
-  <w:num w:numId="11">
-    <w:abstractNumId w:val="20"/>
-  </w:num>
-  <w:num w:numId="12">
-    <w:abstractNumId w:val="12"/>
-  </w:num>
-  <w:num w:numId="13">
-    <w:abstractNumId w:val="17"/>
-  </w:num>
-  <w:num w:numId="14">
-    <w:abstractNumId w:val="14"/>
-  </w:num>
   <w:num w:numId="15">
-    <w:abstractNumId w:val="9"/>
+    <w:abstractNumId w:val="11"/>
   </w:num>
   <w:num w:numId="16">
-    <w:abstractNumId w:val="7"/>
+    <w:abstractNumId w:val="9"/>
   </w:num>
   <w:num w:numId="17">
     <w:abstractNumId w:val="1"/>
   </w:num>
   <w:num w:numId="18">
-    <w:abstractNumId w:val="15"/>
+    <w:abstractNumId w:val="17"/>
   </w:num>
   <w:num w:numId="19">
     <w:abstractNumId w:val="6"/>
   </w:num>
   <w:num w:numId="20">
-    <w:abstractNumId w:val="10"/>
+    <w:abstractNumId w:val="12"/>
   </w:num>
   <w:num w:numId="21">
-    <w:abstractNumId w:val="19"/>
+    <w:abstractNumId w:val="22"/>
   </w:num>
   <w:num w:numId="22">
     <w:abstractNumId w:val="3"/>
+  </w:num>
+  <w:num w:numId="23">
+    <w:abstractNumId w:val="8"/>
+  </w:num>
+  <w:num w:numId="24">
+    <w:abstractNumId w:val="21"/>
+  </w:num>
+  <w:num w:numId="25">
+    <w:abstractNumId w:val="7"/>
   </w:num>
 </w:numbering>
 </file>
@@ -10340,7 +17981,7 @@
   <w:style w:type="paragraph" w:default="1" w:styleId="Normal">
     <w:name w:val="Normal"/>
     <w:qFormat/>
-    <w:rsid w:val="00AA5870"/>
+    <w:rsid w:val="00F44C9E"/>
   </w:style>
   <w:style w:type="paragraph" w:styleId="Ttulo1">
     <w:name w:val="heading 1"/>
@@ -10893,7 +18534,7 @@
 </file>
 
 <file path=customXml/itemProps1.xml><?xml version="1.0" encoding="utf-8"?>
-<ds:datastoreItem xmlns:ds="http://schemas.openxmlformats.org/officeDocument/2006/customXml" ds:itemID="{CC8B2636-1B95-4880-A649-CA1D4B1AF229}">
+<ds:datastoreItem xmlns:ds="http://schemas.openxmlformats.org/officeDocument/2006/customXml" ds:itemID="{F200190E-D00E-41E0-952A-C518F1444428}">
   <ds:schemaRefs>
     <ds:schemaRef ds:uri="http://schemas.openxmlformats.org/officeDocument/2006/bibliography"/>
   </ds:schemaRefs>

--- a/00 - DESARROLLO ANGULAR.docx
+++ b/00 - DESARROLLO ANGULAR.docx
@@ -14920,62 +14920,437 @@
         <w:spacing w:after="0" w:line="240" w:lineRule="auto"/>
         <w:rPr>
           <w:rFonts w:ascii="Verdana" w:hAnsi="Verdana"/>
+          <w:b/>
+          <w:sz w:val="28"/>
+          <w:szCs w:val="28"/>
+        </w:rPr>
+      </w:pPr>
+      <w:r>
+        <w:rPr>
+          <w:rFonts w:ascii="Verdana" w:hAnsi="Verdana"/>
+          <w:sz w:val="28"/>
+          <w:szCs w:val="28"/>
+        </w:rPr>
+        <w:t xml:space="preserve">Sobre </w:t>
+      </w:r>
+      <w:proofErr w:type="spellStart"/>
+      <w:r>
+        <w:rPr>
+          <w:rFonts w:ascii="Verdana" w:hAnsi="Verdana"/>
+          <w:sz w:val="28"/>
+          <w:szCs w:val="28"/>
+        </w:rPr>
+        <w:t>components</w:t>
+      </w:r>
+      <w:proofErr w:type="spellEnd"/>
+      <w:r>
+        <w:rPr>
+          <w:rFonts w:ascii="Verdana" w:hAnsi="Verdana"/>
+          <w:sz w:val="28"/>
+          <w:szCs w:val="28"/>
+        </w:rPr>
+        <w:t>, c</w:t>
+      </w:r>
+      <w:r>
+        <w:rPr>
+          <w:rFonts w:ascii="Verdana" w:hAnsi="Verdana"/>
+          <w:sz w:val="28"/>
+          <w:szCs w:val="28"/>
+        </w:rPr>
+        <w:t>reamos</w:t>
+      </w:r>
+      <w:r>
+        <w:rPr>
+          <w:rFonts w:ascii="Verdana" w:hAnsi="Verdana"/>
+          <w:sz w:val="28"/>
+          <w:szCs w:val="28"/>
+        </w:rPr>
+        <w:t xml:space="preserve"> una nueva carpeta </w:t>
+      </w:r>
+      <w:proofErr w:type="spellStart"/>
+      <w:r>
+        <w:rPr>
+          <w:rFonts w:ascii="Verdana" w:hAnsi="Verdana"/>
+          <w:b/>
+          <w:sz w:val="28"/>
+          <w:szCs w:val="28"/>
+        </w:rPr>
+        <w:t>numerosestilos</w:t>
+      </w:r>
+      <w:r>
+        <w:rPr>
+          <w:rFonts w:ascii="Verdana" w:hAnsi="Verdana"/>
+          <w:b/>
+          <w:sz w:val="28"/>
+          <w:szCs w:val="28"/>
+        </w:rPr>
+        <w:t>component</w:t>
+      </w:r>
+      <w:proofErr w:type="spellEnd"/>
+    </w:p>
+    <w:p>
+      <w:pPr>
+        <w:spacing w:after="0" w:line="240" w:lineRule="auto"/>
+        <w:rPr>
+          <w:rFonts w:ascii="Verdana" w:hAnsi="Verdana"/>
+          <w:sz w:val="28"/>
+          <w:szCs w:val="28"/>
+        </w:rPr>
+      </w:pPr>
+    </w:p>
+    <w:p>
+      <w:pPr>
+        <w:spacing w:after="0" w:line="240" w:lineRule="auto"/>
+        <w:rPr>
+          <w:rFonts w:ascii="Verdana" w:hAnsi="Verdana"/>
+          <w:sz w:val="28"/>
+          <w:szCs w:val="28"/>
+        </w:rPr>
+      </w:pPr>
+      <w:r>
+        <w:rPr>
+          <w:rFonts w:ascii="Verdana" w:hAnsi="Verdana"/>
+          <w:sz w:val="28"/>
+          <w:szCs w:val="28"/>
+        </w:rPr>
+        <w:t xml:space="preserve">Dentro, dos ficheros: </w:t>
+      </w:r>
+      <w:r>
+        <w:rPr>
+          <w:rFonts w:ascii="Verdana" w:hAnsi="Verdana"/>
+          <w:b/>
+          <w:sz w:val="28"/>
+          <w:szCs w:val="28"/>
+        </w:rPr>
+        <w:t>numerosestilos</w:t>
+      </w:r>
+      <w:r>
+        <w:rPr>
+          <w:rFonts w:ascii="Verdana" w:hAnsi="Verdana"/>
+          <w:b/>
+          <w:sz w:val="28"/>
+          <w:szCs w:val="28"/>
+        </w:rPr>
+        <w:t>component.html</w:t>
+      </w:r>
+      <w:r>
+        <w:rPr>
+          <w:rFonts w:ascii="Verdana" w:hAnsi="Verdana"/>
+          <w:sz w:val="28"/>
+          <w:szCs w:val="28"/>
+        </w:rPr>
+        <w:t xml:space="preserve"> y </w:t>
+      </w:r>
+      <w:proofErr w:type="spellStart"/>
+      <w:r>
+        <w:rPr>
+          <w:rFonts w:ascii="Verdana" w:hAnsi="Verdana"/>
+          <w:b/>
+          <w:sz w:val="28"/>
+          <w:szCs w:val="28"/>
+        </w:rPr>
+        <w:t>numerosestilos</w:t>
+      </w:r>
+      <w:r>
+        <w:rPr>
+          <w:rFonts w:ascii="Verdana" w:hAnsi="Verdana"/>
+          <w:b/>
+          <w:sz w:val="28"/>
+          <w:szCs w:val="28"/>
+        </w:rPr>
+        <w:t>component.ts</w:t>
+      </w:r>
+      <w:proofErr w:type="spellEnd"/>
+    </w:p>
+    <w:p>
+      <w:pPr>
+        <w:spacing w:after="0" w:line="240" w:lineRule="auto"/>
+        <w:rPr>
+          <w:rFonts w:ascii="Verdana" w:hAnsi="Verdana"/>
+          <w:sz w:val="28"/>
+          <w:szCs w:val="28"/>
+        </w:rPr>
+      </w:pPr>
+    </w:p>
+    <w:p>
+      <w:pPr>
+        <w:spacing w:after="0" w:line="240" w:lineRule="auto"/>
+        <w:rPr>
+          <w:rFonts w:ascii="Verdana" w:hAnsi="Verdana"/>
+          <w:sz w:val="28"/>
+          <w:szCs w:val="28"/>
+        </w:rPr>
+      </w:pPr>
+      <w:r>
+        <w:rPr>
+          <w:rFonts w:ascii="Verdana" w:hAnsi="Verdana"/>
+          <w:sz w:val="28"/>
+          <w:szCs w:val="28"/>
+        </w:rPr>
+        <w:t xml:space="preserve">Necesito un </w:t>
+      </w:r>
+      <w:proofErr w:type="spellStart"/>
+      <w:r>
+        <w:rPr>
+          <w:rFonts w:ascii="Verdana" w:hAnsi="Verdana"/>
+          <w:sz w:val="28"/>
+          <w:szCs w:val="28"/>
+        </w:rPr>
+        <w:t>array</w:t>
+      </w:r>
+      <w:proofErr w:type="spellEnd"/>
+      <w:r>
+        <w:rPr>
+          <w:rFonts w:ascii="Verdana" w:hAnsi="Verdana"/>
+          <w:sz w:val="28"/>
+          <w:szCs w:val="28"/>
+        </w:rPr>
+        <w:t xml:space="preserve"> con 7 números.</w:t>
+      </w:r>
+    </w:p>
+    <w:p>
+      <w:pPr>
+        <w:spacing w:after="0" w:line="240" w:lineRule="auto"/>
+        <w:rPr>
+          <w:rFonts w:ascii="Verdana" w:hAnsi="Verdana"/>
+          <w:sz w:val="28"/>
+          <w:szCs w:val="28"/>
+        </w:rPr>
+      </w:pPr>
+      <w:r>
+        <w:rPr>
+          <w:rFonts w:ascii="Verdana" w:hAnsi="Verdana"/>
+          <w:sz w:val="28"/>
+          <w:szCs w:val="28"/>
+        </w:rPr>
+        <w:t xml:space="preserve">Dibujaremos los números en una lista </w:t>
+      </w:r>
+      <w:r>
+        <w:rPr>
+          <w:rFonts w:ascii="Verdana" w:hAnsi="Verdana"/>
+          <w:b/>
+          <w:sz w:val="28"/>
+          <w:szCs w:val="28"/>
+        </w:rPr>
+        <w:t>&lt;</w:t>
+      </w:r>
+      <w:proofErr w:type="spellStart"/>
+      <w:r>
+        <w:rPr>
+          <w:rFonts w:ascii="Verdana" w:hAnsi="Verdana"/>
+          <w:b/>
+          <w:sz w:val="28"/>
+          <w:szCs w:val="28"/>
+        </w:rPr>
+        <w:t>ul</w:t>
+      </w:r>
+      <w:proofErr w:type="spellEnd"/>
+      <w:r>
+        <w:rPr>
+          <w:rFonts w:ascii="Verdana" w:hAnsi="Verdana"/>
+          <w:b/>
+          <w:sz w:val="28"/>
+          <w:szCs w:val="28"/>
+        </w:rPr>
+        <w:t>&gt;</w:t>
+      </w:r>
+      <w:r>
+        <w:rPr>
+          <w:rFonts w:ascii="Verdana" w:hAnsi="Verdana"/>
+          <w:sz w:val="28"/>
+          <w:szCs w:val="28"/>
+        </w:rPr>
+        <w:t xml:space="preserve"> en la plantilla.</w:t>
+      </w:r>
+    </w:p>
+    <w:p>
+      <w:pPr>
+        <w:spacing w:after="0" w:line="240" w:lineRule="auto"/>
+        <w:rPr>
+          <w:rFonts w:ascii="Verdana" w:hAnsi="Verdana"/>
+          <w:sz w:val="28"/>
+          <w:szCs w:val="28"/>
+        </w:rPr>
+      </w:pPr>
+    </w:p>
+    <w:p>
+      <w:pPr>
+        <w:spacing w:after="0" w:line="240" w:lineRule="auto"/>
+        <w:rPr>
+          <w:rFonts w:ascii="Verdana" w:hAnsi="Verdana"/>
+          <w:sz w:val="28"/>
+          <w:szCs w:val="28"/>
+        </w:rPr>
+      </w:pPr>
+      <w:r>
+        <w:rPr>
+          <w:rFonts w:ascii="Verdana" w:hAnsi="Verdana"/>
+          <w:b/>
+          <w:sz w:val="28"/>
+          <w:szCs w:val="28"/>
+        </w:rPr>
+        <w:t xml:space="preserve">Después: </w:t>
+      </w:r>
+      <w:r>
+        <w:rPr>
+          <w:rFonts w:ascii="Verdana" w:hAnsi="Verdana"/>
+          <w:sz w:val="28"/>
+          <w:szCs w:val="28"/>
+        </w:rPr>
+        <w:t xml:space="preserve">Quiero un </w:t>
+      </w:r>
+      <w:proofErr w:type="spellStart"/>
+      <w:r>
+        <w:rPr>
+          <w:rFonts w:ascii="Verdana" w:hAnsi="Verdana"/>
+          <w:sz w:val="28"/>
+          <w:szCs w:val="28"/>
+        </w:rPr>
+        <w:t>if</w:t>
+      </w:r>
+      <w:proofErr w:type="spellEnd"/>
+      <w:r>
+        <w:rPr>
+          <w:rFonts w:ascii="Verdana" w:hAnsi="Verdana"/>
+          <w:sz w:val="28"/>
+          <w:szCs w:val="28"/>
+        </w:rPr>
+        <w:t>, que me diga si es par o impar el número para dibujarlo en verde o en rojo.</w:t>
+      </w:r>
+    </w:p>
+    <w:p>
+      <w:pPr>
+        <w:spacing w:after="0" w:line="240" w:lineRule="auto"/>
+        <w:rPr>
+          <w:rFonts w:ascii="Verdana" w:hAnsi="Verdana"/>
+          <w:sz w:val="28"/>
+          <w:szCs w:val="28"/>
+        </w:rPr>
+      </w:pPr>
+      <w:r>
+        <w:rPr>
+          <w:rFonts w:ascii="Verdana" w:hAnsi="Verdana"/>
+          <w:sz w:val="28"/>
+          <w:szCs w:val="28"/>
+        </w:rPr>
+        <w:t xml:space="preserve">&lt;p </w:t>
+      </w:r>
+      <w:proofErr w:type="spellStart"/>
+      <w:r>
+        <w:rPr>
+          <w:rFonts w:ascii="Verdana" w:hAnsi="Verdana"/>
+          <w:sz w:val="28"/>
+          <w:szCs w:val="28"/>
+        </w:rPr>
+        <w:t>style</w:t>
+      </w:r>
+      <w:proofErr w:type="spellEnd"/>
+      <w:r>
+        <w:rPr>
+          <w:rFonts w:ascii="Verdana" w:hAnsi="Verdana"/>
+          <w:sz w:val="28"/>
+          <w:szCs w:val="28"/>
+        </w:rPr>
+        <w:t>=”</w:t>
+      </w:r>
+      <w:proofErr w:type="spellStart"/>
+      <w:r>
+        <w:rPr>
+          <w:rFonts w:ascii="Verdana" w:hAnsi="Verdana"/>
+          <w:sz w:val="28"/>
+          <w:szCs w:val="28"/>
+        </w:rPr>
+        <w:t>color</w:t>
+      </w:r>
+      <w:proofErr w:type="gramStart"/>
+      <w:r>
+        <w:rPr>
+          <w:rFonts w:ascii="Verdana" w:hAnsi="Verdana"/>
+          <w:sz w:val="28"/>
+          <w:szCs w:val="28"/>
+        </w:rPr>
+        <w:t>:red</w:t>
+      </w:r>
+      <w:proofErr w:type="spellEnd"/>
+      <w:proofErr w:type="gramEnd"/>
+      <w:r>
+        <w:rPr>
+          <w:rFonts w:ascii="Verdana" w:hAnsi="Verdana"/>
+          <w:sz w:val="28"/>
+          <w:szCs w:val="28"/>
+        </w:rPr>
+        <w:t>”&gt;</w:t>
+      </w:r>
+    </w:p>
+    <w:p>
+      <w:pPr>
+        <w:spacing w:after="0" w:line="240" w:lineRule="auto"/>
+        <w:rPr>
+          <w:rFonts w:ascii="Verdana" w:hAnsi="Verdana"/>
+          <w:sz w:val="28"/>
+          <w:szCs w:val="28"/>
+        </w:rPr>
+      </w:pPr>
+      <w:proofErr w:type="spellStart"/>
+      <w:proofErr w:type="gramStart"/>
+      <w:r>
+        <w:rPr>
+          <w:rFonts w:ascii="Verdana" w:hAnsi="Verdana"/>
+          <w:sz w:val="28"/>
+          <w:szCs w:val="28"/>
+        </w:rPr>
+        <w:t>if</w:t>
+      </w:r>
+      <w:proofErr w:type="spellEnd"/>
+      <w:proofErr w:type="gramEnd"/>
+      <w:r>
+        <w:rPr>
+          <w:rFonts w:ascii="Verdana" w:hAnsi="Verdana"/>
+          <w:sz w:val="28"/>
+          <w:szCs w:val="28"/>
+        </w:rPr>
+        <w:t xml:space="preserve"> (</w:t>
+      </w:r>
+      <w:proofErr w:type="spellStart"/>
+      <w:r>
+        <w:rPr>
+          <w:rFonts w:ascii="Verdana" w:hAnsi="Verdana"/>
+          <w:sz w:val="28"/>
+          <w:szCs w:val="28"/>
+        </w:rPr>
+        <w:t>num</w:t>
+      </w:r>
+      <w:proofErr w:type="spellEnd"/>
+      <w:r>
+        <w:rPr>
+          <w:rFonts w:ascii="Verdana" w:hAnsi="Verdana"/>
+          <w:sz w:val="28"/>
+          <w:szCs w:val="28"/>
+        </w:rPr>
+        <w:t xml:space="preserve"> % 2 == 0) PAR</w:t>
+      </w:r>
+    </w:p>
+    <w:p>
+      <w:pPr>
+        <w:spacing w:after="0" w:line="240" w:lineRule="auto"/>
+        <w:rPr>
+          <w:rFonts w:ascii="Verdana" w:hAnsi="Verdana"/>
+          <w:sz w:val="28"/>
+          <w:szCs w:val="28"/>
+        </w:rPr>
+      </w:pPr>
+    </w:p>
+    <w:p>
+      <w:pPr>
+        <w:spacing w:after="0" w:line="240" w:lineRule="auto"/>
+        <w:rPr>
+          <w:rFonts w:ascii="Verdana" w:hAnsi="Verdana"/>
           <w:sz w:val="28"/>
           <w:szCs w:val="28"/>
         </w:rPr>
       </w:pPr>
       <w:bookmarkStart w:id="0" w:name="_GoBack"/>
       <w:bookmarkEnd w:id="0"/>
-    </w:p>
-    <w:p>
-      <w:pPr>
-        <w:spacing w:after="0" w:line="240" w:lineRule="auto"/>
-        <w:rPr>
-          <w:rFonts w:ascii="Verdana" w:hAnsi="Verdana"/>
-          <w:sz w:val="28"/>
-          <w:szCs w:val="28"/>
-        </w:rPr>
-      </w:pPr>
-    </w:p>
-    <w:p>
-      <w:pPr>
-        <w:spacing w:after="0" w:line="240" w:lineRule="auto"/>
-        <w:rPr>
-          <w:rFonts w:ascii="Verdana" w:hAnsi="Verdana"/>
-          <w:sz w:val="28"/>
-          <w:szCs w:val="28"/>
-        </w:rPr>
-      </w:pPr>
-    </w:p>
-    <w:p>
-      <w:pPr>
-        <w:spacing w:after="0" w:line="240" w:lineRule="auto"/>
-        <w:rPr>
-          <w:rFonts w:ascii="Verdana" w:hAnsi="Verdana"/>
-          <w:sz w:val="28"/>
-          <w:szCs w:val="28"/>
-        </w:rPr>
-      </w:pPr>
-    </w:p>
-    <w:p>
-      <w:pPr>
-        <w:spacing w:after="0" w:line="240" w:lineRule="auto"/>
-        <w:rPr>
-          <w:rFonts w:ascii="Verdana" w:hAnsi="Verdana"/>
-          <w:sz w:val="28"/>
-          <w:szCs w:val="28"/>
-        </w:rPr>
-      </w:pPr>
-    </w:p>
-    <w:p>
-      <w:pPr>
-        <w:spacing w:after="0" w:line="240" w:lineRule="auto"/>
-        <w:rPr>
-          <w:rFonts w:ascii="Verdana" w:hAnsi="Verdana"/>
-          <w:sz w:val="28"/>
-          <w:szCs w:val="28"/>
-        </w:rPr>
-      </w:pPr>
     </w:p>
     <w:p>
       <w:pPr>
@@ -15086,7 +15461,7 @@
           <w:rPr>
             <w:noProof/>
           </w:rPr>
-          <w:t>23</w:t>
+          <w:t>22</w:t>
         </w:r>
         <w:r>
           <w:fldChar w:fldCharType="end"/>
@@ -17981,7 +18356,7 @@
   <w:style w:type="paragraph" w:default="1" w:styleId="Normal">
     <w:name w:val="Normal"/>
     <w:qFormat/>
-    <w:rsid w:val="00F44C9E"/>
+    <w:rsid w:val="00BD2687"/>
   </w:style>
   <w:style w:type="paragraph" w:styleId="Ttulo1">
     <w:name w:val="heading 1"/>
@@ -18534,7 +18909,7 @@
 </file>
 
 <file path=customXml/itemProps1.xml><?xml version="1.0" encoding="utf-8"?>
-<ds:datastoreItem xmlns:ds="http://schemas.openxmlformats.org/officeDocument/2006/customXml" ds:itemID="{F200190E-D00E-41E0-952A-C518F1444428}">
+<ds:datastoreItem xmlns:ds="http://schemas.openxmlformats.org/officeDocument/2006/customXml" ds:itemID="{70D02D37-8085-467C-9BAD-F434DB41359B}">
   <ds:schemaRefs>
     <ds:schemaRef ds:uri="http://schemas.openxmlformats.org/officeDocument/2006/bibliography"/>
   </ds:schemaRefs>

--- a/00 - DESARROLLO ANGULAR.docx
+++ b/00 - DESARROLLO ANGULAR.docx
@@ -12074,16 +12074,7 @@
           <w:sz w:val="28"/>
           <w:szCs w:val="28"/>
         </w:rPr>
-        <w:t>directivascomponent</w:t>
-      </w:r>
-      <w:r>
-        <w:rPr>
-          <w:rFonts w:ascii="Verdana" w:hAnsi="Verdana"/>
-          <w:b/>
-          <w:sz w:val="28"/>
-          <w:szCs w:val="28"/>
-        </w:rPr>
-        <w:t>.html</w:t>
+        <w:t>directivascomponent.html</w:t>
       </w:r>
       <w:r>
         <w:rPr>
@@ -12101,16 +12092,7 @@
           <w:sz w:val="28"/>
           <w:szCs w:val="28"/>
         </w:rPr>
-        <w:t>directivascomponent</w:t>
-      </w:r>
-      <w:r>
-        <w:rPr>
-          <w:rFonts w:ascii="Verdana" w:hAnsi="Verdana"/>
-          <w:b/>
-          <w:sz w:val="28"/>
-          <w:szCs w:val="28"/>
-        </w:rPr>
-        <w:t>.ts</w:t>
+        <w:t>directivascomponent.ts</w:t>
       </w:r>
       <w:proofErr w:type="spellEnd"/>
     </w:p>
@@ -13433,16 +13415,7 @@
           <w:sz w:val="28"/>
           <w:szCs w:val="28"/>
         </w:rPr>
-        <w:t>DIRECTIVASCOMPONENT.</w:t>
-      </w:r>
-      <w:r>
-        <w:rPr>
-          <w:rFonts w:ascii="Verdana" w:hAnsi="Verdana"/>
-          <w:b/>
-          <w:sz w:val="28"/>
-          <w:szCs w:val="28"/>
-        </w:rPr>
-        <w:t>HTML</w:t>
+        <w:t>DIRECTIVASCOMPONENT.HTML</w:t>
       </w:r>
     </w:p>
     <w:p>
@@ -15349,6 +15322,3993 @@
           <w:szCs w:val="28"/>
         </w:rPr>
       </w:pPr>
+      <w:r>
+        <w:rPr>
+          <w:noProof/>
+          <w:lang w:eastAsia="es-ES"/>
+        </w:rPr>
+        <w:drawing>
+          <wp:inline distT="0" distB="0" distL="0" distR="0" wp14:anchorId="74F60299" wp14:editId="76684EEA">
+            <wp:extent cx="5400040" cy="2129155"/>
+            <wp:effectExtent l="0" t="0" r="0" b="4445"/>
+            <wp:docPr id="43" name="Imagen 43"/>
+            <wp:cNvGraphicFramePr>
+              <a:graphicFrameLocks xmlns:a="http://schemas.openxmlformats.org/drawingml/2006/main" noChangeAspect="1"/>
+            </wp:cNvGraphicFramePr>
+            <a:graphic xmlns:a="http://schemas.openxmlformats.org/drawingml/2006/main">
+              <a:graphicData uri="http://schemas.openxmlformats.org/drawingml/2006/picture">
+                <pic:pic xmlns:pic="http://schemas.openxmlformats.org/drawingml/2006/picture">
+                  <pic:nvPicPr>
+                    <pic:cNvPr id="1" name=""/>
+                    <pic:cNvPicPr/>
+                  </pic:nvPicPr>
+                  <pic:blipFill>
+                    <a:blip r:embed="rId49"/>
+                    <a:stretch>
+                      <a:fillRect/>
+                    </a:stretch>
+                  </pic:blipFill>
+                  <pic:spPr>
+                    <a:xfrm>
+                      <a:off x="0" y="0"/>
+                      <a:ext cx="5400040" cy="2129155"/>
+                    </a:xfrm>
+                    <a:prstGeom prst="rect">
+                      <a:avLst/>
+                    </a:prstGeom>
+                  </pic:spPr>
+                </pic:pic>
+              </a:graphicData>
+            </a:graphic>
+          </wp:inline>
+        </w:drawing>
+      </w:r>
+    </w:p>
+    <w:p>
+      <w:pPr>
+        <w:spacing w:after="0" w:line="240" w:lineRule="auto"/>
+        <w:rPr>
+          <w:rFonts w:ascii="Verdana" w:hAnsi="Verdana"/>
+          <w:sz w:val="28"/>
+          <w:szCs w:val="28"/>
+        </w:rPr>
+      </w:pPr>
+    </w:p>
+    <w:p>
+      <w:pPr>
+        <w:spacing w:after="0" w:line="240" w:lineRule="auto"/>
+        <w:rPr>
+          <w:rFonts w:ascii="Verdana" w:hAnsi="Verdana"/>
+          <w:b/>
+          <w:sz w:val="28"/>
+          <w:szCs w:val="28"/>
+        </w:rPr>
+      </w:pPr>
+      <w:r>
+        <w:rPr>
+          <w:rFonts w:ascii="Verdana" w:hAnsi="Verdana"/>
+          <w:b/>
+          <w:sz w:val="28"/>
+          <w:szCs w:val="28"/>
+        </w:rPr>
+        <w:lastRenderedPageBreak/>
+        <w:t>NUMEROSESTILOSCOMPONENT.TS</w:t>
+      </w:r>
+    </w:p>
+    <w:p>
+      <w:pPr>
+        <w:shd w:val="clear" w:color="auto" w:fill="FFFFFF"/>
+        <w:spacing w:after="0" w:line="240" w:lineRule="auto"/>
+        <w:rPr>
+          <w:rFonts w:ascii="Consolas" w:eastAsia="Times New Roman" w:hAnsi="Consolas" w:cs="Times New Roman"/>
+          <w:b/>
+          <w:bCs/>
+          <w:color w:val="F92672"/>
+          <w:lang w:eastAsia="es-ES"/>
+        </w:rPr>
+      </w:pPr>
+    </w:p>
+    <w:p>
+      <w:pPr>
+        <w:shd w:val="clear" w:color="auto" w:fill="FFFFFF"/>
+        <w:spacing w:after="0" w:line="240" w:lineRule="auto"/>
+        <w:rPr>
+          <w:rFonts w:ascii="Consolas" w:eastAsia="Times New Roman" w:hAnsi="Consolas" w:cs="Times New Roman"/>
+          <w:b/>
+          <w:bCs/>
+          <w:color w:val="000000"/>
+          <w:lang w:eastAsia="es-ES"/>
+        </w:rPr>
+      </w:pPr>
+      <w:proofErr w:type="spellStart"/>
+      <w:proofErr w:type="gramStart"/>
+      <w:r>
+        <w:rPr>
+          <w:rFonts w:ascii="Consolas" w:eastAsia="Times New Roman" w:hAnsi="Consolas" w:cs="Times New Roman"/>
+          <w:b/>
+          <w:bCs/>
+          <w:color w:val="F92672"/>
+          <w:lang w:eastAsia="es-ES"/>
+        </w:rPr>
+        <w:t>import</w:t>
+      </w:r>
+      <w:proofErr w:type="spellEnd"/>
+      <w:proofErr w:type="gramEnd"/>
+      <w:r>
+        <w:rPr>
+          <w:rFonts w:ascii="Consolas" w:eastAsia="Times New Roman" w:hAnsi="Consolas" w:cs="Times New Roman"/>
+          <w:b/>
+          <w:bCs/>
+          <w:color w:val="000000"/>
+          <w:lang w:eastAsia="es-ES"/>
+        </w:rPr>
+        <w:t xml:space="preserve"> { </w:t>
+      </w:r>
+      <w:proofErr w:type="spellStart"/>
+      <w:r>
+        <w:rPr>
+          <w:rFonts w:ascii="Consolas" w:eastAsia="Times New Roman" w:hAnsi="Consolas" w:cs="Times New Roman"/>
+          <w:b/>
+          <w:bCs/>
+          <w:color w:val="000000"/>
+          <w:lang w:eastAsia="es-ES"/>
+        </w:rPr>
+        <w:t>Component</w:t>
+      </w:r>
+      <w:proofErr w:type="spellEnd"/>
+      <w:r>
+        <w:rPr>
+          <w:rFonts w:ascii="Consolas" w:eastAsia="Times New Roman" w:hAnsi="Consolas" w:cs="Times New Roman"/>
+          <w:b/>
+          <w:bCs/>
+          <w:color w:val="000000"/>
+          <w:lang w:eastAsia="es-ES"/>
+        </w:rPr>
+        <w:t xml:space="preserve">, </w:t>
+      </w:r>
+      <w:proofErr w:type="spellStart"/>
+      <w:r>
+        <w:rPr>
+          <w:rFonts w:ascii="Consolas" w:eastAsia="Times New Roman" w:hAnsi="Consolas" w:cs="Times New Roman"/>
+          <w:b/>
+          <w:bCs/>
+          <w:color w:val="000000"/>
+          <w:lang w:eastAsia="es-ES"/>
+        </w:rPr>
+        <w:t>OnInit</w:t>
+      </w:r>
+      <w:proofErr w:type="spellEnd"/>
+      <w:r>
+        <w:rPr>
+          <w:rFonts w:ascii="Consolas" w:eastAsia="Times New Roman" w:hAnsi="Consolas" w:cs="Times New Roman"/>
+          <w:b/>
+          <w:bCs/>
+          <w:color w:val="000000"/>
+          <w:lang w:eastAsia="es-ES"/>
+        </w:rPr>
+        <w:t xml:space="preserve"> } </w:t>
+      </w:r>
+      <w:proofErr w:type="spellStart"/>
+      <w:r>
+        <w:rPr>
+          <w:rFonts w:ascii="Consolas" w:eastAsia="Times New Roman" w:hAnsi="Consolas" w:cs="Times New Roman"/>
+          <w:b/>
+          <w:bCs/>
+          <w:color w:val="F92672"/>
+          <w:lang w:eastAsia="es-ES"/>
+        </w:rPr>
+        <w:t>from</w:t>
+      </w:r>
+      <w:proofErr w:type="spellEnd"/>
+      <w:r>
+        <w:rPr>
+          <w:rFonts w:ascii="Consolas" w:eastAsia="Times New Roman" w:hAnsi="Consolas" w:cs="Times New Roman"/>
+          <w:b/>
+          <w:bCs/>
+          <w:color w:val="000000"/>
+          <w:lang w:eastAsia="es-ES"/>
+        </w:rPr>
+        <w:t xml:space="preserve"> </w:t>
+      </w:r>
+      <w:r>
+        <w:rPr>
+          <w:rFonts w:ascii="Consolas" w:eastAsia="Times New Roman" w:hAnsi="Consolas" w:cs="Times New Roman"/>
+          <w:b/>
+          <w:bCs/>
+          <w:color w:val="F25A00"/>
+          <w:lang w:eastAsia="es-ES"/>
+        </w:rPr>
+        <w:t>'@angular/</w:t>
+      </w:r>
+      <w:proofErr w:type="spellStart"/>
+      <w:r>
+        <w:rPr>
+          <w:rFonts w:ascii="Consolas" w:eastAsia="Times New Roman" w:hAnsi="Consolas" w:cs="Times New Roman"/>
+          <w:b/>
+          <w:bCs/>
+          <w:color w:val="F25A00"/>
+          <w:lang w:eastAsia="es-ES"/>
+        </w:rPr>
+        <w:t>core</w:t>
+      </w:r>
+      <w:proofErr w:type="spellEnd"/>
+      <w:r>
+        <w:rPr>
+          <w:rFonts w:ascii="Consolas" w:eastAsia="Times New Roman" w:hAnsi="Consolas" w:cs="Times New Roman"/>
+          <w:b/>
+          <w:bCs/>
+          <w:color w:val="F25A00"/>
+          <w:lang w:eastAsia="es-ES"/>
+        </w:rPr>
+        <w:t>'</w:t>
+      </w:r>
+      <w:r>
+        <w:rPr>
+          <w:rFonts w:ascii="Consolas" w:eastAsia="Times New Roman" w:hAnsi="Consolas" w:cs="Times New Roman"/>
+          <w:b/>
+          <w:bCs/>
+          <w:color w:val="000000"/>
+          <w:lang w:eastAsia="es-ES"/>
+        </w:rPr>
+        <w:t>;</w:t>
+      </w:r>
+    </w:p>
+    <w:p>
+      <w:pPr>
+        <w:shd w:val="clear" w:color="auto" w:fill="FFFFFF"/>
+        <w:spacing w:after="0" w:line="240" w:lineRule="auto"/>
+        <w:rPr>
+          <w:rFonts w:ascii="Consolas" w:eastAsia="Times New Roman" w:hAnsi="Consolas" w:cs="Times New Roman"/>
+          <w:b/>
+          <w:bCs/>
+          <w:color w:val="000000"/>
+          <w:lang w:eastAsia="es-ES"/>
+        </w:rPr>
+      </w:pPr>
+    </w:p>
+    <w:p>
+      <w:pPr>
+        <w:shd w:val="clear" w:color="auto" w:fill="FFFFFF"/>
+        <w:spacing w:after="0" w:line="240" w:lineRule="auto"/>
+        <w:rPr>
+          <w:rFonts w:ascii="Consolas" w:eastAsia="Times New Roman" w:hAnsi="Consolas" w:cs="Times New Roman"/>
+          <w:b/>
+          <w:bCs/>
+          <w:color w:val="000000"/>
+          <w:lang w:eastAsia="es-ES"/>
+        </w:rPr>
+      </w:pPr>
+      <w:proofErr w:type="gramStart"/>
+      <w:r>
+        <w:rPr>
+          <w:rFonts w:ascii="Consolas" w:eastAsia="Times New Roman" w:hAnsi="Consolas" w:cs="Times New Roman"/>
+          <w:b/>
+          <w:bCs/>
+          <w:color w:val="000000"/>
+          <w:lang w:eastAsia="es-ES"/>
+        </w:rPr>
+        <w:t>@</w:t>
+      </w:r>
+      <w:proofErr w:type="spellStart"/>
+      <w:r>
+        <w:rPr>
+          <w:rFonts w:ascii="Consolas" w:eastAsia="Times New Roman" w:hAnsi="Consolas" w:cs="Times New Roman"/>
+          <w:b/>
+          <w:bCs/>
+          <w:color w:val="6AAF19"/>
+          <w:lang w:eastAsia="es-ES"/>
+        </w:rPr>
+        <w:t>Component</w:t>
+      </w:r>
+      <w:proofErr w:type="spellEnd"/>
+      <w:r>
+        <w:rPr>
+          <w:rFonts w:ascii="Consolas" w:eastAsia="Times New Roman" w:hAnsi="Consolas" w:cs="Times New Roman"/>
+          <w:b/>
+          <w:bCs/>
+          <w:color w:val="000000"/>
+          <w:lang w:eastAsia="es-ES"/>
+        </w:rPr>
+        <w:t>({</w:t>
+      </w:r>
+      <w:proofErr w:type="gramEnd"/>
+    </w:p>
+    <w:p>
+      <w:pPr>
+        <w:shd w:val="clear" w:color="auto" w:fill="FFFFFF"/>
+        <w:spacing w:after="0" w:line="240" w:lineRule="auto"/>
+        <w:rPr>
+          <w:rFonts w:ascii="Consolas" w:eastAsia="Times New Roman" w:hAnsi="Consolas" w:cs="Times New Roman"/>
+          <w:b/>
+          <w:bCs/>
+          <w:color w:val="000000"/>
+          <w:lang w:eastAsia="es-ES"/>
+        </w:rPr>
+      </w:pPr>
+      <w:r>
+        <w:rPr>
+          <w:rFonts w:ascii="Consolas" w:eastAsia="Times New Roman" w:hAnsi="Consolas" w:cs="Times New Roman"/>
+          <w:b/>
+          <w:bCs/>
+          <w:color w:val="000000"/>
+          <w:lang w:eastAsia="es-ES"/>
+        </w:rPr>
+        <w:t xml:space="preserve">    </w:t>
+      </w:r>
+      <w:proofErr w:type="gramStart"/>
+      <w:r>
+        <w:rPr>
+          <w:rFonts w:ascii="Consolas" w:eastAsia="Times New Roman" w:hAnsi="Consolas" w:cs="Times New Roman"/>
+          <w:b/>
+          <w:bCs/>
+          <w:color w:val="000000"/>
+          <w:lang w:eastAsia="es-ES"/>
+        </w:rPr>
+        <w:t>selector</w:t>
+      </w:r>
+      <w:proofErr w:type="gramEnd"/>
+      <w:r>
+        <w:rPr>
+          <w:rFonts w:ascii="Consolas" w:eastAsia="Times New Roman" w:hAnsi="Consolas" w:cs="Times New Roman"/>
+          <w:b/>
+          <w:bCs/>
+          <w:color w:val="000000"/>
+          <w:lang w:eastAsia="es-ES"/>
+        </w:rPr>
+        <w:t xml:space="preserve">: </w:t>
+      </w:r>
+      <w:r>
+        <w:rPr>
+          <w:rFonts w:ascii="Consolas" w:eastAsia="Times New Roman" w:hAnsi="Consolas" w:cs="Times New Roman"/>
+          <w:b/>
+          <w:bCs/>
+          <w:color w:val="F25A00"/>
+          <w:lang w:eastAsia="es-ES"/>
+        </w:rPr>
+        <w:t>'app-</w:t>
+      </w:r>
+      <w:proofErr w:type="spellStart"/>
+      <w:r>
+        <w:rPr>
+          <w:rFonts w:ascii="Consolas" w:eastAsia="Times New Roman" w:hAnsi="Consolas" w:cs="Times New Roman"/>
+          <w:b/>
+          <w:bCs/>
+          <w:color w:val="F25A00"/>
+          <w:lang w:eastAsia="es-ES"/>
+        </w:rPr>
+        <w:t>numeros</w:t>
+      </w:r>
+      <w:proofErr w:type="spellEnd"/>
+      <w:r>
+        <w:rPr>
+          <w:rFonts w:ascii="Consolas" w:eastAsia="Times New Roman" w:hAnsi="Consolas" w:cs="Times New Roman"/>
+          <w:b/>
+          <w:bCs/>
+          <w:color w:val="F25A00"/>
+          <w:lang w:eastAsia="es-ES"/>
+        </w:rPr>
+        <w:t>'</w:t>
+      </w:r>
+      <w:r>
+        <w:rPr>
+          <w:rFonts w:ascii="Consolas" w:eastAsia="Times New Roman" w:hAnsi="Consolas" w:cs="Times New Roman"/>
+          <w:b/>
+          <w:bCs/>
+          <w:color w:val="000000"/>
+          <w:lang w:eastAsia="es-ES"/>
+        </w:rPr>
+        <w:t>,</w:t>
+      </w:r>
+    </w:p>
+    <w:p>
+      <w:pPr>
+        <w:shd w:val="clear" w:color="auto" w:fill="FFFFFF"/>
+        <w:spacing w:after="0" w:line="240" w:lineRule="auto"/>
+        <w:rPr>
+          <w:rFonts w:ascii="Consolas" w:eastAsia="Times New Roman" w:hAnsi="Consolas" w:cs="Times New Roman"/>
+          <w:b/>
+          <w:bCs/>
+          <w:color w:val="000000"/>
+          <w:lang w:eastAsia="es-ES"/>
+        </w:rPr>
+      </w:pPr>
+      <w:r>
+        <w:rPr>
+          <w:rFonts w:ascii="Consolas" w:eastAsia="Times New Roman" w:hAnsi="Consolas" w:cs="Times New Roman"/>
+          <w:b/>
+          <w:bCs/>
+          <w:color w:val="000000"/>
+          <w:lang w:eastAsia="es-ES"/>
+        </w:rPr>
+        <w:t xml:space="preserve">    </w:t>
+      </w:r>
+      <w:proofErr w:type="spellStart"/>
+      <w:proofErr w:type="gramStart"/>
+      <w:r>
+        <w:rPr>
+          <w:rFonts w:ascii="Consolas" w:eastAsia="Times New Roman" w:hAnsi="Consolas" w:cs="Times New Roman"/>
+          <w:b/>
+          <w:bCs/>
+          <w:color w:val="000000"/>
+          <w:lang w:eastAsia="es-ES"/>
+        </w:rPr>
+        <w:t>templateUrl</w:t>
+      </w:r>
+      <w:proofErr w:type="spellEnd"/>
+      <w:proofErr w:type="gramEnd"/>
+      <w:r>
+        <w:rPr>
+          <w:rFonts w:ascii="Consolas" w:eastAsia="Times New Roman" w:hAnsi="Consolas" w:cs="Times New Roman"/>
+          <w:b/>
+          <w:bCs/>
+          <w:color w:val="000000"/>
+          <w:lang w:eastAsia="es-ES"/>
+        </w:rPr>
+        <w:t xml:space="preserve">: </w:t>
+      </w:r>
+      <w:r>
+        <w:rPr>
+          <w:rFonts w:ascii="Consolas" w:eastAsia="Times New Roman" w:hAnsi="Consolas" w:cs="Times New Roman"/>
+          <w:b/>
+          <w:bCs/>
+          <w:color w:val="F25A00"/>
+          <w:lang w:eastAsia="es-ES"/>
+        </w:rPr>
+        <w:t>'./numerosestiloscomponent.html'</w:t>
+      </w:r>
+      <w:r>
+        <w:rPr>
+          <w:rFonts w:ascii="Consolas" w:eastAsia="Times New Roman" w:hAnsi="Consolas" w:cs="Times New Roman"/>
+          <w:b/>
+          <w:bCs/>
+          <w:color w:val="000000"/>
+          <w:lang w:eastAsia="es-ES"/>
+        </w:rPr>
+        <w:t>,</w:t>
+      </w:r>
+    </w:p>
+    <w:p>
+      <w:pPr>
+        <w:shd w:val="clear" w:color="auto" w:fill="FFFFFF"/>
+        <w:spacing w:after="0" w:line="240" w:lineRule="auto"/>
+        <w:rPr>
+          <w:rFonts w:ascii="Consolas" w:eastAsia="Times New Roman" w:hAnsi="Consolas" w:cs="Times New Roman"/>
+          <w:b/>
+          <w:bCs/>
+          <w:color w:val="000000"/>
+          <w:lang w:eastAsia="es-ES"/>
+        </w:rPr>
+      </w:pPr>
+      <w:r>
+        <w:rPr>
+          <w:rFonts w:ascii="Consolas" w:eastAsia="Times New Roman" w:hAnsi="Consolas" w:cs="Times New Roman"/>
+          <w:b/>
+          <w:bCs/>
+          <w:color w:val="000000"/>
+          <w:lang w:eastAsia="es-ES"/>
+        </w:rPr>
+        <w:t xml:space="preserve">    </w:t>
+      </w:r>
+      <w:proofErr w:type="spellStart"/>
+      <w:proofErr w:type="gramStart"/>
+      <w:r>
+        <w:rPr>
+          <w:rFonts w:ascii="Consolas" w:eastAsia="Times New Roman" w:hAnsi="Consolas" w:cs="Times New Roman"/>
+          <w:b/>
+          <w:bCs/>
+          <w:color w:val="000000"/>
+          <w:lang w:eastAsia="es-ES"/>
+        </w:rPr>
+        <w:t>standalone</w:t>
+      </w:r>
+      <w:proofErr w:type="spellEnd"/>
+      <w:proofErr w:type="gramEnd"/>
+      <w:r>
+        <w:rPr>
+          <w:rFonts w:ascii="Consolas" w:eastAsia="Times New Roman" w:hAnsi="Consolas" w:cs="Times New Roman"/>
+          <w:b/>
+          <w:bCs/>
+          <w:color w:val="000000"/>
+          <w:lang w:eastAsia="es-ES"/>
+        </w:rPr>
+        <w:t xml:space="preserve">: </w:t>
+      </w:r>
+      <w:r>
+        <w:rPr>
+          <w:rFonts w:ascii="Consolas" w:eastAsia="Times New Roman" w:hAnsi="Consolas" w:cs="Times New Roman"/>
+          <w:b/>
+          <w:bCs/>
+          <w:color w:val="AE81FF"/>
+          <w:lang w:eastAsia="es-ES"/>
+        </w:rPr>
+        <w:t>false</w:t>
+      </w:r>
+    </w:p>
+    <w:p>
+      <w:pPr>
+        <w:shd w:val="clear" w:color="auto" w:fill="FFFFFF"/>
+        <w:spacing w:after="0" w:line="240" w:lineRule="auto"/>
+        <w:rPr>
+          <w:rFonts w:ascii="Consolas" w:eastAsia="Times New Roman" w:hAnsi="Consolas" w:cs="Times New Roman"/>
+          <w:b/>
+          <w:bCs/>
+          <w:color w:val="000000"/>
+          <w:lang w:eastAsia="es-ES"/>
+        </w:rPr>
+      </w:pPr>
+      <w:r>
+        <w:rPr>
+          <w:rFonts w:ascii="Consolas" w:eastAsia="Times New Roman" w:hAnsi="Consolas" w:cs="Times New Roman"/>
+          <w:b/>
+          <w:bCs/>
+          <w:color w:val="000000"/>
+          <w:lang w:eastAsia="es-ES"/>
+        </w:rPr>
+        <w:t>})</w:t>
+      </w:r>
+    </w:p>
+    <w:p>
+      <w:pPr>
+        <w:shd w:val="clear" w:color="auto" w:fill="FFFFFF"/>
+        <w:spacing w:after="0" w:line="240" w:lineRule="auto"/>
+        <w:rPr>
+          <w:rFonts w:ascii="Consolas" w:eastAsia="Times New Roman" w:hAnsi="Consolas" w:cs="Times New Roman"/>
+          <w:b/>
+          <w:bCs/>
+          <w:color w:val="000000"/>
+          <w:lang w:eastAsia="es-ES"/>
+        </w:rPr>
+      </w:pPr>
+    </w:p>
+    <w:p>
+      <w:pPr>
+        <w:shd w:val="clear" w:color="auto" w:fill="FFFFFF"/>
+        <w:spacing w:after="0" w:line="240" w:lineRule="auto"/>
+        <w:rPr>
+          <w:rFonts w:ascii="Consolas" w:eastAsia="Times New Roman" w:hAnsi="Consolas" w:cs="Times New Roman"/>
+          <w:b/>
+          <w:bCs/>
+          <w:color w:val="000000"/>
+          <w:lang w:eastAsia="es-ES"/>
+        </w:rPr>
+      </w:pPr>
+      <w:proofErr w:type="spellStart"/>
+      <w:proofErr w:type="gramStart"/>
+      <w:r>
+        <w:rPr>
+          <w:rFonts w:ascii="Consolas" w:eastAsia="Times New Roman" w:hAnsi="Consolas" w:cs="Times New Roman"/>
+          <w:b/>
+          <w:bCs/>
+          <w:color w:val="F92672"/>
+          <w:lang w:eastAsia="es-ES"/>
+        </w:rPr>
+        <w:t>export</w:t>
+      </w:r>
+      <w:proofErr w:type="spellEnd"/>
+      <w:proofErr w:type="gramEnd"/>
+      <w:r>
+        <w:rPr>
+          <w:rFonts w:ascii="Consolas" w:eastAsia="Times New Roman" w:hAnsi="Consolas" w:cs="Times New Roman"/>
+          <w:b/>
+          <w:bCs/>
+          <w:color w:val="000000"/>
+          <w:lang w:eastAsia="es-ES"/>
+        </w:rPr>
+        <w:t xml:space="preserve"> </w:t>
+      </w:r>
+      <w:proofErr w:type="spellStart"/>
+      <w:r>
+        <w:rPr>
+          <w:rFonts w:ascii="Consolas" w:eastAsia="Times New Roman" w:hAnsi="Consolas" w:cs="Times New Roman"/>
+          <w:b/>
+          <w:bCs/>
+          <w:i/>
+          <w:iCs/>
+          <w:color w:val="28C6E4"/>
+          <w:lang w:eastAsia="es-ES"/>
+        </w:rPr>
+        <w:t>class</w:t>
+      </w:r>
+      <w:proofErr w:type="spellEnd"/>
+      <w:r>
+        <w:rPr>
+          <w:rFonts w:ascii="Consolas" w:eastAsia="Times New Roman" w:hAnsi="Consolas" w:cs="Times New Roman"/>
+          <w:b/>
+          <w:bCs/>
+          <w:color w:val="000000"/>
+          <w:lang w:eastAsia="es-ES"/>
+        </w:rPr>
+        <w:t xml:space="preserve"> </w:t>
+      </w:r>
+      <w:proofErr w:type="spellStart"/>
+      <w:r>
+        <w:rPr>
+          <w:rFonts w:ascii="Consolas" w:eastAsia="Times New Roman" w:hAnsi="Consolas" w:cs="Times New Roman"/>
+          <w:b/>
+          <w:bCs/>
+          <w:color w:val="000000"/>
+          <w:lang w:eastAsia="es-ES"/>
+        </w:rPr>
+        <w:t>NumerosEstilosComponent</w:t>
+      </w:r>
+      <w:proofErr w:type="spellEnd"/>
+      <w:r>
+        <w:rPr>
+          <w:rFonts w:ascii="Consolas" w:eastAsia="Times New Roman" w:hAnsi="Consolas" w:cs="Times New Roman"/>
+          <w:b/>
+          <w:bCs/>
+          <w:color w:val="000000"/>
+          <w:lang w:eastAsia="es-ES"/>
+        </w:rPr>
+        <w:t xml:space="preserve"> </w:t>
+      </w:r>
+      <w:proofErr w:type="spellStart"/>
+      <w:r>
+        <w:rPr>
+          <w:rFonts w:ascii="Consolas" w:eastAsia="Times New Roman" w:hAnsi="Consolas" w:cs="Times New Roman"/>
+          <w:b/>
+          <w:bCs/>
+          <w:color w:val="F92672"/>
+          <w:lang w:eastAsia="es-ES"/>
+        </w:rPr>
+        <w:t>implements</w:t>
+      </w:r>
+      <w:proofErr w:type="spellEnd"/>
+      <w:r>
+        <w:rPr>
+          <w:rFonts w:ascii="Consolas" w:eastAsia="Times New Roman" w:hAnsi="Consolas" w:cs="Times New Roman"/>
+          <w:b/>
+          <w:bCs/>
+          <w:color w:val="000000"/>
+          <w:lang w:eastAsia="es-ES"/>
+        </w:rPr>
+        <w:t xml:space="preserve"> </w:t>
+      </w:r>
+      <w:proofErr w:type="spellStart"/>
+      <w:r>
+        <w:rPr>
+          <w:rFonts w:ascii="Consolas" w:eastAsia="Times New Roman" w:hAnsi="Consolas" w:cs="Times New Roman"/>
+          <w:b/>
+          <w:bCs/>
+          <w:i/>
+          <w:iCs/>
+          <w:color w:val="6AAF19"/>
+          <w:u w:val="single"/>
+          <w:lang w:eastAsia="es-ES"/>
+        </w:rPr>
+        <w:t>OnInit</w:t>
+      </w:r>
+      <w:proofErr w:type="spellEnd"/>
+      <w:r>
+        <w:rPr>
+          <w:rFonts w:ascii="Consolas" w:eastAsia="Times New Roman" w:hAnsi="Consolas" w:cs="Times New Roman"/>
+          <w:b/>
+          <w:bCs/>
+          <w:color w:val="000000"/>
+          <w:lang w:eastAsia="es-ES"/>
+        </w:rPr>
+        <w:t xml:space="preserve"> {</w:t>
+      </w:r>
+    </w:p>
+    <w:p>
+      <w:pPr>
+        <w:shd w:val="clear" w:color="auto" w:fill="FFFFFF"/>
+        <w:spacing w:after="0" w:line="240" w:lineRule="auto"/>
+        <w:rPr>
+          <w:rFonts w:ascii="Consolas" w:eastAsia="Times New Roman" w:hAnsi="Consolas" w:cs="Times New Roman"/>
+          <w:b/>
+          <w:bCs/>
+          <w:color w:val="000000"/>
+          <w:lang w:eastAsia="es-ES"/>
+        </w:rPr>
+      </w:pPr>
+      <w:r>
+        <w:rPr>
+          <w:rFonts w:ascii="Consolas" w:eastAsia="Times New Roman" w:hAnsi="Consolas" w:cs="Times New Roman"/>
+          <w:b/>
+          <w:bCs/>
+          <w:color w:val="000000"/>
+          <w:lang w:eastAsia="es-ES"/>
+        </w:rPr>
+        <w:t xml:space="preserve">    </w:t>
+      </w:r>
+      <w:proofErr w:type="spellStart"/>
+      <w:proofErr w:type="gramStart"/>
+      <w:r>
+        <w:rPr>
+          <w:rFonts w:ascii="Consolas" w:eastAsia="Times New Roman" w:hAnsi="Consolas" w:cs="Times New Roman"/>
+          <w:b/>
+          <w:bCs/>
+          <w:color w:val="000000"/>
+          <w:lang w:eastAsia="es-ES"/>
+        </w:rPr>
+        <w:t>numeros</w:t>
+      </w:r>
+      <w:proofErr w:type="spellEnd"/>
+      <w:proofErr w:type="gramEnd"/>
+      <w:r>
+        <w:rPr>
+          <w:rFonts w:ascii="Consolas" w:eastAsia="Times New Roman" w:hAnsi="Consolas" w:cs="Times New Roman"/>
+          <w:b/>
+          <w:bCs/>
+          <w:color w:val="F92672"/>
+          <w:lang w:eastAsia="es-ES"/>
+        </w:rPr>
+        <w:t>:</w:t>
+      </w:r>
+      <w:r>
+        <w:rPr>
+          <w:rFonts w:ascii="Consolas" w:eastAsia="Times New Roman" w:hAnsi="Consolas" w:cs="Times New Roman"/>
+          <w:b/>
+          <w:bCs/>
+          <w:color w:val="000000"/>
+          <w:lang w:eastAsia="es-ES"/>
+        </w:rPr>
+        <w:t xml:space="preserve"> </w:t>
+      </w:r>
+      <w:proofErr w:type="spellStart"/>
+      <w:r>
+        <w:rPr>
+          <w:rFonts w:ascii="Consolas" w:eastAsia="Times New Roman" w:hAnsi="Consolas" w:cs="Times New Roman"/>
+          <w:b/>
+          <w:bCs/>
+          <w:i/>
+          <w:iCs/>
+          <w:color w:val="28C6E4"/>
+          <w:lang w:eastAsia="es-ES"/>
+        </w:rPr>
+        <w:t>number</w:t>
+      </w:r>
+      <w:proofErr w:type="spellEnd"/>
+      <w:r>
+        <w:rPr>
+          <w:rFonts w:ascii="Consolas" w:eastAsia="Times New Roman" w:hAnsi="Consolas" w:cs="Times New Roman"/>
+          <w:b/>
+          <w:bCs/>
+          <w:color w:val="000000"/>
+          <w:lang w:eastAsia="es-ES"/>
+        </w:rPr>
+        <w:t>[]</w:t>
+      </w:r>
+    </w:p>
+    <w:p>
+      <w:pPr>
+        <w:shd w:val="clear" w:color="auto" w:fill="FFFFFF"/>
+        <w:spacing w:after="0" w:line="240" w:lineRule="auto"/>
+        <w:rPr>
+          <w:rFonts w:ascii="Consolas" w:eastAsia="Times New Roman" w:hAnsi="Consolas" w:cs="Times New Roman"/>
+          <w:b/>
+          <w:bCs/>
+          <w:color w:val="000000"/>
+          <w:lang w:eastAsia="es-ES"/>
+        </w:rPr>
+      </w:pPr>
+    </w:p>
+    <w:p>
+      <w:pPr>
+        <w:shd w:val="clear" w:color="auto" w:fill="FFFFFF"/>
+        <w:spacing w:after="0" w:line="240" w:lineRule="auto"/>
+        <w:rPr>
+          <w:rFonts w:ascii="Consolas" w:eastAsia="Times New Roman" w:hAnsi="Consolas" w:cs="Times New Roman"/>
+          <w:b/>
+          <w:bCs/>
+          <w:color w:val="000000"/>
+          <w:lang w:eastAsia="es-ES"/>
+        </w:rPr>
+      </w:pPr>
+      <w:r>
+        <w:rPr>
+          <w:rFonts w:ascii="Consolas" w:eastAsia="Times New Roman" w:hAnsi="Consolas" w:cs="Times New Roman"/>
+          <w:b/>
+          <w:bCs/>
+          <w:color w:val="000000"/>
+          <w:lang w:eastAsia="es-ES"/>
+        </w:rPr>
+        <w:t xml:space="preserve">    </w:t>
+      </w:r>
+      <w:proofErr w:type="gramStart"/>
+      <w:r>
+        <w:rPr>
+          <w:rFonts w:ascii="Consolas" w:eastAsia="Times New Roman" w:hAnsi="Consolas" w:cs="Times New Roman"/>
+          <w:b/>
+          <w:bCs/>
+          <w:i/>
+          <w:iCs/>
+          <w:color w:val="28C6E4"/>
+          <w:lang w:eastAsia="es-ES"/>
+        </w:rPr>
+        <w:t>constructor</w:t>
+      </w:r>
+      <w:proofErr w:type="gramEnd"/>
+      <w:r>
+        <w:rPr>
+          <w:rFonts w:ascii="Consolas" w:eastAsia="Times New Roman" w:hAnsi="Consolas" w:cs="Times New Roman"/>
+          <w:b/>
+          <w:bCs/>
+          <w:color w:val="000000"/>
+          <w:lang w:eastAsia="es-ES"/>
+        </w:rPr>
+        <w:t>() {</w:t>
+      </w:r>
+    </w:p>
+    <w:p>
+      <w:pPr>
+        <w:shd w:val="clear" w:color="auto" w:fill="FFFFFF"/>
+        <w:spacing w:after="0" w:line="240" w:lineRule="auto"/>
+        <w:rPr>
+          <w:rFonts w:ascii="Consolas" w:eastAsia="Times New Roman" w:hAnsi="Consolas" w:cs="Times New Roman"/>
+          <w:b/>
+          <w:bCs/>
+          <w:color w:val="000000"/>
+          <w:lang w:eastAsia="es-ES"/>
+        </w:rPr>
+      </w:pPr>
+      <w:r>
+        <w:rPr>
+          <w:rFonts w:ascii="Consolas" w:eastAsia="Times New Roman" w:hAnsi="Consolas" w:cs="Times New Roman"/>
+          <w:b/>
+          <w:bCs/>
+          <w:color w:val="000000"/>
+          <w:lang w:eastAsia="es-ES"/>
+        </w:rPr>
+        <w:t xml:space="preserve">        </w:t>
+      </w:r>
+      <w:proofErr w:type="spellStart"/>
+      <w:r>
+        <w:rPr>
+          <w:rFonts w:ascii="Consolas" w:eastAsia="Times New Roman" w:hAnsi="Consolas" w:cs="Times New Roman"/>
+          <w:b/>
+          <w:bCs/>
+          <w:i/>
+          <w:iCs/>
+          <w:color w:val="FD971F"/>
+          <w:lang w:eastAsia="es-ES"/>
+        </w:rPr>
+        <w:t>this</w:t>
+      </w:r>
+      <w:r>
+        <w:rPr>
+          <w:rFonts w:ascii="Consolas" w:eastAsia="Times New Roman" w:hAnsi="Consolas" w:cs="Times New Roman"/>
+          <w:b/>
+          <w:bCs/>
+          <w:color w:val="000000"/>
+          <w:lang w:eastAsia="es-ES"/>
+        </w:rPr>
+        <w:t>.numeros</w:t>
+      </w:r>
+      <w:proofErr w:type="spellEnd"/>
+      <w:r>
+        <w:rPr>
+          <w:rFonts w:ascii="Consolas" w:eastAsia="Times New Roman" w:hAnsi="Consolas" w:cs="Times New Roman"/>
+          <w:b/>
+          <w:bCs/>
+          <w:color w:val="000000"/>
+          <w:lang w:eastAsia="es-ES"/>
+        </w:rPr>
+        <w:t xml:space="preserve"> </w:t>
+      </w:r>
+      <w:r>
+        <w:rPr>
+          <w:rFonts w:ascii="Consolas" w:eastAsia="Times New Roman" w:hAnsi="Consolas" w:cs="Times New Roman"/>
+          <w:b/>
+          <w:bCs/>
+          <w:color w:val="F92672"/>
+          <w:lang w:eastAsia="es-ES"/>
+        </w:rPr>
+        <w:t>=</w:t>
+      </w:r>
+      <w:r>
+        <w:rPr>
+          <w:rFonts w:ascii="Consolas" w:eastAsia="Times New Roman" w:hAnsi="Consolas" w:cs="Times New Roman"/>
+          <w:b/>
+          <w:bCs/>
+          <w:color w:val="000000"/>
+          <w:lang w:eastAsia="es-ES"/>
+        </w:rPr>
+        <w:t xml:space="preserve"> [</w:t>
+      </w:r>
+      <w:r>
+        <w:rPr>
+          <w:rFonts w:ascii="Consolas" w:eastAsia="Times New Roman" w:hAnsi="Consolas" w:cs="Times New Roman"/>
+          <w:b/>
+          <w:bCs/>
+          <w:color w:val="AE81FF"/>
+          <w:lang w:eastAsia="es-ES"/>
+        </w:rPr>
+        <w:t>5</w:t>
+      </w:r>
+      <w:proofErr w:type="gramStart"/>
+      <w:r>
+        <w:rPr>
+          <w:rFonts w:ascii="Consolas" w:eastAsia="Times New Roman" w:hAnsi="Consolas" w:cs="Times New Roman"/>
+          <w:b/>
+          <w:bCs/>
+          <w:color w:val="000000"/>
+          <w:lang w:eastAsia="es-ES"/>
+        </w:rPr>
+        <w:t>,</w:t>
+      </w:r>
+      <w:r>
+        <w:rPr>
+          <w:rFonts w:ascii="Consolas" w:eastAsia="Times New Roman" w:hAnsi="Consolas" w:cs="Times New Roman"/>
+          <w:b/>
+          <w:bCs/>
+          <w:color w:val="AE81FF"/>
+          <w:lang w:eastAsia="es-ES"/>
+        </w:rPr>
+        <w:t>77</w:t>
+      </w:r>
+      <w:r>
+        <w:rPr>
+          <w:rFonts w:ascii="Consolas" w:eastAsia="Times New Roman" w:hAnsi="Consolas" w:cs="Times New Roman"/>
+          <w:b/>
+          <w:bCs/>
+          <w:color w:val="000000"/>
+          <w:lang w:eastAsia="es-ES"/>
+        </w:rPr>
+        <w:t>,</w:t>
+      </w:r>
+      <w:r>
+        <w:rPr>
+          <w:rFonts w:ascii="Consolas" w:eastAsia="Times New Roman" w:hAnsi="Consolas" w:cs="Times New Roman"/>
+          <w:b/>
+          <w:bCs/>
+          <w:color w:val="AE81FF"/>
+          <w:lang w:eastAsia="es-ES"/>
+        </w:rPr>
+        <w:t>11</w:t>
+      </w:r>
+      <w:r>
+        <w:rPr>
+          <w:rFonts w:ascii="Consolas" w:eastAsia="Times New Roman" w:hAnsi="Consolas" w:cs="Times New Roman"/>
+          <w:b/>
+          <w:bCs/>
+          <w:color w:val="000000"/>
+          <w:lang w:eastAsia="es-ES"/>
+        </w:rPr>
+        <w:t>,</w:t>
+      </w:r>
+      <w:r>
+        <w:rPr>
+          <w:rFonts w:ascii="Consolas" w:eastAsia="Times New Roman" w:hAnsi="Consolas" w:cs="Times New Roman"/>
+          <w:b/>
+          <w:bCs/>
+          <w:color w:val="AE81FF"/>
+          <w:lang w:eastAsia="es-ES"/>
+        </w:rPr>
+        <w:t>22</w:t>
+      </w:r>
+      <w:r>
+        <w:rPr>
+          <w:rFonts w:ascii="Consolas" w:eastAsia="Times New Roman" w:hAnsi="Consolas" w:cs="Times New Roman"/>
+          <w:b/>
+          <w:bCs/>
+          <w:color w:val="000000"/>
+          <w:lang w:eastAsia="es-ES"/>
+        </w:rPr>
+        <w:t>,</w:t>
+      </w:r>
+      <w:r>
+        <w:rPr>
+          <w:rFonts w:ascii="Consolas" w:eastAsia="Times New Roman" w:hAnsi="Consolas" w:cs="Times New Roman"/>
+          <w:b/>
+          <w:bCs/>
+          <w:color w:val="AE81FF"/>
+          <w:lang w:eastAsia="es-ES"/>
+        </w:rPr>
+        <w:t>44</w:t>
+      </w:r>
+      <w:r>
+        <w:rPr>
+          <w:rFonts w:ascii="Consolas" w:eastAsia="Times New Roman" w:hAnsi="Consolas" w:cs="Times New Roman"/>
+          <w:b/>
+          <w:bCs/>
+          <w:color w:val="000000"/>
+          <w:lang w:eastAsia="es-ES"/>
+        </w:rPr>
+        <w:t>,</w:t>
+      </w:r>
+      <w:r>
+        <w:rPr>
+          <w:rFonts w:ascii="Consolas" w:eastAsia="Times New Roman" w:hAnsi="Consolas" w:cs="Times New Roman"/>
+          <w:b/>
+          <w:bCs/>
+          <w:color w:val="AE81FF"/>
+          <w:lang w:eastAsia="es-ES"/>
+        </w:rPr>
+        <w:t>6687</w:t>
+      </w:r>
+      <w:proofErr w:type="gramEnd"/>
+      <w:r>
+        <w:rPr>
+          <w:rFonts w:ascii="Consolas" w:eastAsia="Times New Roman" w:hAnsi="Consolas" w:cs="Times New Roman"/>
+          <w:b/>
+          <w:bCs/>
+          <w:color w:val="000000"/>
+          <w:lang w:eastAsia="es-ES"/>
+        </w:rPr>
+        <w:t>]</w:t>
+      </w:r>
+    </w:p>
+    <w:p>
+      <w:pPr>
+        <w:shd w:val="clear" w:color="auto" w:fill="FFFFFF"/>
+        <w:spacing w:after="0" w:line="240" w:lineRule="auto"/>
+        <w:rPr>
+          <w:rFonts w:ascii="Consolas" w:eastAsia="Times New Roman" w:hAnsi="Consolas" w:cs="Times New Roman"/>
+          <w:b/>
+          <w:bCs/>
+          <w:color w:val="000000"/>
+          <w:lang w:eastAsia="es-ES"/>
+        </w:rPr>
+      </w:pPr>
+      <w:r>
+        <w:rPr>
+          <w:rFonts w:ascii="Consolas" w:eastAsia="Times New Roman" w:hAnsi="Consolas" w:cs="Times New Roman"/>
+          <w:b/>
+          <w:bCs/>
+          <w:color w:val="000000"/>
+          <w:lang w:eastAsia="es-ES"/>
+        </w:rPr>
+        <w:t>    }</w:t>
+      </w:r>
+    </w:p>
+    <w:p>
+      <w:pPr>
+        <w:shd w:val="clear" w:color="auto" w:fill="FFFFFF"/>
+        <w:spacing w:after="0" w:line="240" w:lineRule="auto"/>
+        <w:rPr>
+          <w:rFonts w:ascii="Consolas" w:eastAsia="Times New Roman" w:hAnsi="Consolas" w:cs="Times New Roman"/>
+          <w:b/>
+          <w:bCs/>
+          <w:color w:val="000000"/>
+          <w:lang w:eastAsia="es-ES"/>
+        </w:rPr>
+      </w:pPr>
+    </w:p>
+    <w:p>
+      <w:pPr>
+        <w:shd w:val="clear" w:color="auto" w:fill="FFFFFF"/>
+        <w:spacing w:after="0" w:line="240" w:lineRule="auto"/>
+        <w:rPr>
+          <w:rFonts w:ascii="Consolas" w:eastAsia="Times New Roman" w:hAnsi="Consolas" w:cs="Times New Roman"/>
+          <w:b/>
+          <w:bCs/>
+          <w:color w:val="000000"/>
+          <w:lang w:eastAsia="es-ES"/>
+        </w:rPr>
+      </w:pPr>
+      <w:r>
+        <w:rPr>
+          <w:rFonts w:ascii="Consolas" w:eastAsia="Times New Roman" w:hAnsi="Consolas" w:cs="Times New Roman"/>
+          <w:b/>
+          <w:bCs/>
+          <w:color w:val="000000"/>
+          <w:lang w:eastAsia="es-ES"/>
+        </w:rPr>
+        <w:t xml:space="preserve">    </w:t>
+      </w:r>
+      <w:proofErr w:type="spellStart"/>
+      <w:proofErr w:type="gramStart"/>
+      <w:r>
+        <w:rPr>
+          <w:rFonts w:ascii="Consolas" w:eastAsia="Times New Roman" w:hAnsi="Consolas" w:cs="Times New Roman"/>
+          <w:b/>
+          <w:bCs/>
+          <w:color w:val="6AAF19"/>
+          <w:lang w:eastAsia="es-ES"/>
+        </w:rPr>
+        <w:t>ngOnInit</w:t>
+      </w:r>
+      <w:proofErr w:type="spellEnd"/>
+      <w:proofErr w:type="gramEnd"/>
+      <w:r>
+        <w:rPr>
+          <w:rFonts w:ascii="Consolas" w:eastAsia="Times New Roman" w:hAnsi="Consolas" w:cs="Times New Roman"/>
+          <w:b/>
+          <w:bCs/>
+          <w:color w:val="000000"/>
+          <w:lang w:eastAsia="es-ES"/>
+        </w:rPr>
+        <w:t>() { }</w:t>
+      </w:r>
+    </w:p>
+    <w:p>
+      <w:pPr>
+        <w:shd w:val="clear" w:color="auto" w:fill="FFFFFF"/>
+        <w:spacing w:after="0" w:line="240" w:lineRule="auto"/>
+        <w:rPr>
+          <w:rFonts w:ascii="Consolas" w:eastAsia="Times New Roman" w:hAnsi="Consolas" w:cs="Times New Roman"/>
+          <w:b/>
+          <w:bCs/>
+          <w:color w:val="000000"/>
+          <w:lang w:eastAsia="es-ES"/>
+        </w:rPr>
+      </w:pPr>
+      <w:r>
+        <w:rPr>
+          <w:rFonts w:ascii="Consolas" w:eastAsia="Times New Roman" w:hAnsi="Consolas" w:cs="Times New Roman"/>
+          <w:b/>
+          <w:bCs/>
+          <w:color w:val="000000"/>
+          <w:lang w:eastAsia="es-ES"/>
+        </w:rPr>
+        <w:t>}</w:t>
+      </w:r>
+    </w:p>
+    <w:p>
+      <w:pPr>
+        <w:spacing w:after="0" w:line="240" w:lineRule="auto"/>
+        <w:rPr>
+          <w:rFonts w:ascii="Verdana" w:hAnsi="Verdana"/>
+          <w:sz w:val="28"/>
+          <w:szCs w:val="28"/>
+        </w:rPr>
+      </w:pPr>
+    </w:p>
+    <w:p>
+      <w:pPr>
+        <w:spacing w:after="0" w:line="240" w:lineRule="auto"/>
+        <w:rPr>
+          <w:rFonts w:ascii="Verdana" w:hAnsi="Verdana"/>
+          <w:b/>
+          <w:sz w:val="28"/>
+          <w:szCs w:val="28"/>
+        </w:rPr>
+      </w:pPr>
+      <w:r>
+        <w:rPr>
+          <w:rFonts w:ascii="Verdana" w:hAnsi="Verdana"/>
+          <w:b/>
+          <w:sz w:val="28"/>
+          <w:szCs w:val="28"/>
+        </w:rPr>
+        <w:t>NUMEROSESTILOSCOMPONENT.HTML</w:t>
+      </w:r>
+    </w:p>
+    <w:p>
+      <w:pPr>
+        <w:shd w:val="clear" w:color="auto" w:fill="FFFFFF"/>
+        <w:spacing w:after="0" w:line="240" w:lineRule="auto"/>
+        <w:rPr>
+          <w:rFonts w:ascii="Consolas" w:eastAsia="Times New Roman" w:hAnsi="Consolas" w:cs="Times New Roman"/>
+          <w:b/>
+          <w:bCs/>
+          <w:color w:val="000000"/>
+          <w:lang w:eastAsia="es-ES"/>
+        </w:rPr>
+      </w:pPr>
+    </w:p>
+    <w:p>
+      <w:pPr>
+        <w:shd w:val="clear" w:color="auto" w:fill="FFFFFF"/>
+        <w:spacing w:after="0" w:line="240" w:lineRule="auto"/>
+        <w:rPr>
+          <w:rFonts w:ascii="Consolas" w:eastAsia="Times New Roman" w:hAnsi="Consolas" w:cs="Times New Roman"/>
+          <w:b/>
+          <w:bCs/>
+          <w:color w:val="000000"/>
+          <w:lang w:eastAsia="es-ES"/>
+        </w:rPr>
+      </w:pPr>
+      <w:r>
+        <w:rPr>
+          <w:rFonts w:ascii="Consolas" w:eastAsia="Times New Roman" w:hAnsi="Consolas" w:cs="Times New Roman"/>
+          <w:b/>
+          <w:bCs/>
+          <w:color w:val="000000"/>
+          <w:lang w:eastAsia="es-ES"/>
+        </w:rPr>
+        <w:t>&lt;</w:t>
+      </w:r>
+      <w:r>
+        <w:rPr>
+          <w:rFonts w:ascii="Consolas" w:eastAsia="Times New Roman" w:hAnsi="Consolas" w:cs="Times New Roman"/>
+          <w:b/>
+          <w:bCs/>
+          <w:color w:val="F92672"/>
+          <w:lang w:eastAsia="es-ES"/>
+        </w:rPr>
+        <w:t>h1</w:t>
+      </w:r>
+      <w:r>
+        <w:rPr>
+          <w:rFonts w:ascii="Consolas" w:eastAsia="Times New Roman" w:hAnsi="Consolas" w:cs="Times New Roman"/>
+          <w:b/>
+          <w:bCs/>
+          <w:color w:val="000000"/>
+          <w:lang w:eastAsia="es-ES"/>
+        </w:rPr>
+        <w:t>&gt;</w:t>
+      </w:r>
+      <w:proofErr w:type="spellStart"/>
+      <w:r>
+        <w:rPr>
+          <w:rFonts w:ascii="Consolas" w:eastAsia="Times New Roman" w:hAnsi="Consolas" w:cs="Times New Roman"/>
+          <w:b/>
+          <w:bCs/>
+          <w:color w:val="000000"/>
+          <w:lang w:eastAsia="es-ES"/>
+        </w:rPr>
+        <w:t>Numeros</w:t>
+      </w:r>
+      <w:proofErr w:type="spellEnd"/>
+      <w:r>
+        <w:rPr>
+          <w:rFonts w:ascii="Consolas" w:eastAsia="Times New Roman" w:hAnsi="Consolas" w:cs="Times New Roman"/>
+          <w:b/>
+          <w:bCs/>
+          <w:color w:val="000000"/>
+          <w:lang w:eastAsia="es-ES"/>
+        </w:rPr>
+        <w:t xml:space="preserve"> </w:t>
+      </w:r>
+      <w:proofErr w:type="spellStart"/>
+      <w:r>
+        <w:rPr>
+          <w:rFonts w:ascii="Consolas" w:eastAsia="Times New Roman" w:hAnsi="Consolas" w:cs="Times New Roman"/>
+          <w:b/>
+          <w:bCs/>
+          <w:color w:val="000000"/>
+          <w:lang w:eastAsia="es-ES"/>
+        </w:rPr>
+        <w:t>component</w:t>
+      </w:r>
+      <w:proofErr w:type="spellEnd"/>
+      <w:r>
+        <w:rPr>
+          <w:rFonts w:ascii="Consolas" w:eastAsia="Times New Roman" w:hAnsi="Consolas" w:cs="Times New Roman"/>
+          <w:b/>
+          <w:bCs/>
+          <w:color w:val="000000"/>
+          <w:lang w:eastAsia="es-ES"/>
+        </w:rPr>
+        <w:t>&lt;/</w:t>
+      </w:r>
+      <w:r>
+        <w:rPr>
+          <w:rFonts w:ascii="Consolas" w:eastAsia="Times New Roman" w:hAnsi="Consolas" w:cs="Times New Roman"/>
+          <w:b/>
+          <w:bCs/>
+          <w:color w:val="F92672"/>
+          <w:lang w:eastAsia="es-ES"/>
+        </w:rPr>
+        <w:t>h1</w:t>
+      </w:r>
+      <w:r>
+        <w:rPr>
+          <w:rFonts w:ascii="Consolas" w:eastAsia="Times New Roman" w:hAnsi="Consolas" w:cs="Times New Roman"/>
+          <w:b/>
+          <w:bCs/>
+          <w:color w:val="000000"/>
+          <w:lang w:eastAsia="es-ES"/>
+        </w:rPr>
+        <w:t>&gt;</w:t>
+      </w:r>
+    </w:p>
+    <w:p>
+      <w:pPr>
+        <w:shd w:val="clear" w:color="auto" w:fill="FFFFFF"/>
+        <w:spacing w:after="0" w:line="240" w:lineRule="auto"/>
+        <w:rPr>
+          <w:rFonts w:ascii="Consolas" w:eastAsia="Times New Roman" w:hAnsi="Consolas" w:cs="Times New Roman"/>
+          <w:b/>
+          <w:bCs/>
+          <w:color w:val="000000"/>
+          <w:lang w:eastAsia="es-ES"/>
+        </w:rPr>
+      </w:pPr>
+      <w:r>
+        <w:rPr>
+          <w:rFonts w:ascii="Consolas" w:eastAsia="Times New Roman" w:hAnsi="Consolas" w:cs="Times New Roman"/>
+          <w:b/>
+          <w:bCs/>
+          <w:color w:val="000000"/>
+          <w:lang w:eastAsia="es-ES"/>
+        </w:rPr>
+        <w:t>&lt;</w:t>
+      </w:r>
+      <w:proofErr w:type="spellStart"/>
+      <w:proofErr w:type="gramStart"/>
+      <w:r>
+        <w:rPr>
+          <w:rFonts w:ascii="Consolas" w:eastAsia="Times New Roman" w:hAnsi="Consolas" w:cs="Times New Roman"/>
+          <w:b/>
+          <w:bCs/>
+          <w:color w:val="F92672"/>
+          <w:lang w:eastAsia="es-ES"/>
+        </w:rPr>
+        <w:t>ul</w:t>
+      </w:r>
+      <w:proofErr w:type="spellEnd"/>
+      <w:proofErr w:type="gramEnd"/>
+      <w:r>
+        <w:rPr>
+          <w:rFonts w:ascii="Consolas" w:eastAsia="Times New Roman" w:hAnsi="Consolas" w:cs="Times New Roman"/>
+          <w:b/>
+          <w:bCs/>
+          <w:color w:val="000000"/>
+          <w:lang w:eastAsia="es-ES"/>
+        </w:rPr>
+        <w:t>&gt;</w:t>
+      </w:r>
+    </w:p>
+    <w:p>
+      <w:pPr>
+        <w:shd w:val="clear" w:color="auto" w:fill="FFFFFF"/>
+        <w:spacing w:after="0" w:line="240" w:lineRule="auto"/>
+        <w:rPr>
+          <w:rFonts w:ascii="Consolas" w:eastAsia="Times New Roman" w:hAnsi="Consolas" w:cs="Times New Roman"/>
+          <w:b/>
+          <w:bCs/>
+          <w:color w:val="000000"/>
+          <w:lang w:eastAsia="es-ES"/>
+        </w:rPr>
+      </w:pPr>
+      <w:r>
+        <w:rPr>
+          <w:rFonts w:ascii="Consolas" w:eastAsia="Times New Roman" w:hAnsi="Consolas" w:cs="Times New Roman"/>
+          <w:b/>
+          <w:bCs/>
+          <w:color w:val="000000"/>
+          <w:lang w:eastAsia="es-ES"/>
+        </w:rPr>
+        <w:t xml:space="preserve">    </w:t>
+      </w:r>
+      <w:r>
+        <w:rPr>
+          <w:rFonts w:ascii="Consolas" w:eastAsia="Times New Roman" w:hAnsi="Consolas" w:cs="Times New Roman"/>
+          <w:b/>
+          <w:bCs/>
+          <w:color w:val="F92672"/>
+          <w:lang w:eastAsia="es-ES"/>
+        </w:rPr>
+        <w:t>@</w:t>
+      </w:r>
+      <w:proofErr w:type="spellStart"/>
+      <w:r>
+        <w:rPr>
+          <w:rFonts w:ascii="Consolas" w:eastAsia="Times New Roman" w:hAnsi="Consolas" w:cs="Times New Roman"/>
+          <w:b/>
+          <w:bCs/>
+          <w:color w:val="F92672"/>
+          <w:lang w:eastAsia="es-ES"/>
+        </w:rPr>
+        <w:t>for</w:t>
+      </w:r>
+      <w:proofErr w:type="spellEnd"/>
+      <w:r>
+        <w:rPr>
+          <w:rFonts w:ascii="Consolas" w:eastAsia="Times New Roman" w:hAnsi="Consolas" w:cs="Times New Roman"/>
+          <w:b/>
+          <w:bCs/>
+          <w:color w:val="000000"/>
+          <w:lang w:eastAsia="es-ES"/>
+        </w:rPr>
+        <w:t xml:space="preserve"> (</w:t>
+      </w:r>
+      <w:proofErr w:type="spellStart"/>
+      <w:r>
+        <w:rPr>
+          <w:rFonts w:ascii="Consolas" w:eastAsia="Times New Roman" w:hAnsi="Consolas" w:cs="Times New Roman"/>
+          <w:b/>
+          <w:bCs/>
+          <w:color w:val="000000"/>
+          <w:lang w:eastAsia="es-ES"/>
+        </w:rPr>
+        <w:t>num</w:t>
+      </w:r>
+      <w:proofErr w:type="spellEnd"/>
+      <w:r>
+        <w:rPr>
+          <w:rFonts w:ascii="Consolas" w:eastAsia="Times New Roman" w:hAnsi="Consolas" w:cs="Times New Roman"/>
+          <w:b/>
+          <w:bCs/>
+          <w:color w:val="000000"/>
+          <w:lang w:eastAsia="es-ES"/>
+        </w:rPr>
+        <w:t xml:space="preserve"> </w:t>
+      </w:r>
+      <w:r>
+        <w:rPr>
+          <w:rFonts w:ascii="Consolas" w:eastAsia="Times New Roman" w:hAnsi="Consolas" w:cs="Times New Roman"/>
+          <w:b/>
+          <w:bCs/>
+          <w:color w:val="F92672"/>
+          <w:lang w:eastAsia="es-ES"/>
+        </w:rPr>
+        <w:t>of</w:t>
+      </w:r>
+      <w:r>
+        <w:rPr>
+          <w:rFonts w:ascii="Consolas" w:eastAsia="Times New Roman" w:hAnsi="Consolas" w:cs="Times New Roman"/>
+          <w:b/>
+          <w:bCs/>
+          <w:color w:val="000000"/>
+          <w:lang w:eastAsia="es-ES"/>
+        </w:rPr>
+        <w:t xml:space="preserve"> </w:t>
+      </w:r>
+      <w:proofErr w:type="spellStart"/>
+      <w:r>
+        <w:rPr>
+          <w:rFonts w:ascii="Consolas" w:eastAsia="Times New Roman" w:hAnsi="Consolas" w:cs="Times New Roman"/>
+          <w:b/>
+          <w:bCs/>
+          <w:color w:val="000000"/>
+          <w:lang w:eastAsia="es-ES"/>
+        </w:rPr>
+        <w:t>numeros</w:t>
+      </w:r>
+      <w:proofErr w:type="spellEnd"/>
+      <w:r>
+        <w:rPr>
+          <w:rFonts w:ascii="Consolas" w:eastAsia="Times New Roman" w:hAnsi="Consolas" w:cs="Times New Roman"/>
+          <w:b/>
+          <w:bCs/>
+          <w:color w:val="000000"/>
+          <w:lang w:eastAsia="es-ES"/>
+        </w:rPr>
+        <w:t xml:space="preserve">; </w:t>
+      </w:r>
+      <w:proofErr w:type="spellStart"/>
+      <w:r>
+        <w:rPr>
+          <w:rFonts w:ascii="Consolas" w:eastAsia="Times New Roman" w:hAnsi="Consolas" w:cs="Times New Roman"/>
+          <w:b/>
+          <w:bCs/>
+          <w:color w:val="F92672"/>
+          <w:lang w:eastAsia="es-ES"/>
+        </w:rPr>
+        <w:t>track</w:t>
+      </w:r>
+      <w:proofErr w:type="spellEnd"/>
+      <w:r>
+        <w:rPr>
+          <w:rFonts w:ascii="Consolas" w:eastAsia="Times New Roman" w:hAnsi="Consolas" w:cs="Times New Roman"/>
+          <w:b/>
+          <w:bCs/>
+          <w:color w:val="000000"/>
+          <w:lang w:eastAsia="es-ES"/>
+        </w:rPr>
+        <w:t xml:space="preserve"> </w:t>
+      </w:r>
+      <w:proofErr w:type="spellStart"/>
+      <w:r>
+        <w:rPr>
+          <w:rFonts w:ascii="Consolas" w:eastAsia="Times New Roman" w:hAnsi="Consolas" w:cs="Times New Roman"/>
+          <w:b/>
+          <w:bCs/>
+          <w:color w:val="000000"/>
+          <w:lang w:eastAsia="es-ES"/>
+        </w:rPr>
+        <w:t>num</w:t>
+      </w:r>
+      <w:proofErr w:type="spellEnd"/>
+      <w:proofErr w:type="gramStart"/>
+      <w:r>
+        <w:rPr>
+          <w:rFonts w:ascii="Consolas" w:eastAsia="Times New Roman" w:hAnsi="Consolas" w:cs="Times New Roman"/>
+          <w:b/>
+          <w:bCs/>
+          <w:color w:val="000000"/>
+          <w:lang w:eastAsia="es-ES"/>
+        </w:rPr>
+        <w:t>){</w:t>
+      </w:r>
+      <w:proofErr w:type="gramEnd"/>
+    </w:p>
+    <w:p>
+      <w:pPr>
+        <w:shd w:val="clear" w:color="auto" w:fill="FFFFFF"/>
+        <w:spacing w:after="0" w:line="240" w:lineRule="auto"/>
+        <w:rPr>
+          <w:rFonts w:ascii="Consolas" w:eastAsia="Times New Roman" w:hAnsi="Consolas" w:cs="Times New Roman"/>
+          <w:b/>
+          <w:bCs/>
+          <w:color w:val="000000"/>
+          <w:lang w:eastAsia="es-ES"/>
+        </w:rPr>
+      </w:pPr>
+      <w:r>
+        <w:rPr>
+          <w:rFonts w:ascii="Consolas" w:eastAsia="Times New Roman" w:hAnsi="Consolas" w:cs="Times New Roman"/>
+          <w:b/>
+          <w:bCs/>
+          <w:color w:val="000000"/>
+          <w:lang w:eastAsia="es-ES"/>
+        </w:rPr>
+        <w:t xml:space="preserve">        </w:t>
+      </w:r>
+      <w:r>
+        <w:rPr>
+          <w:rFonts w:ascii="Consolas" w:eastAsia="Times New Roman" w:hAnsi="Consolas" w:cs="Times New Roman"/>
+          <w:b/>
+          <w:bCs/>
+          <w:color w:val="F92672"/>
+          <w:lang w:eastAsia="es-ES"/>
+        </w:rPr>
+        <w:t>@</w:t>
+      </w:r>
+      <w:proofErr w:type="spellStart"/>
+      <w:r>
+        <w:rPr>
+          <w:rFonts w:ascii="Consolas" w:eastAsia="Times New Roman" w:hAnsi="Consolas" w:cs="Times New Roman"/>
+          <w:b/>
+          <w:bCs/>
+          <w:color w:val="F92672"/>
+          <w:lang w:eastAsia="es-ES"/>
+        </w:rPr>
+        <w:t>if</w:t>
+      </w:r>
+      <w:proofErr w:type="spellEnd"/>
+      <w:r>
+        <w:rPr>
+          <w:rFonts w:ascii="Consolas" w:eastAsia="Times New Roman" w:hAnsi="Consolas" w:cs="Times New Roman"/>
+          <w:b/>
+          <w:bCs/>
+          <w:color w:val="000000"/>
+          <w:lang w:eastAsia="es-ES"/>
+        </w:rPr>
+        <w:t xml:space="preserve"> (</w:t>
+      </w:r>
+      <w:proofErr w:type="spellStart"/>
+      <w:r>
+        <w:rPr>
+          <w:rFonts w:ascii="Consolas" w:eastAsia="Times New Roman" w:hAnsi="Consolas" w:cs="Times New Roman"/>
+          <w:b/>
+          <w:bCs/>
+          <w:color w:val="000000"/>
+          <w:lang w:eastAsia="es-ES"/>
+        </w:rPr>
+        <w:t>num</w:t>
+      </w:r>
+      <w:proofErr w:type="spellEnd"/>
+      <w:r>
+        <w:rPr>
+          <w:rFonts w:ascii="Consolas" w:eastAsia="Times New Roman" w:hAnsi="Consolas" w:cs="Times New Roman"/>
+          <w:b/>
+          <w:bCs/>
+          <w:color w:val="000000"/>
+          <w:lang w:eastAsia="es-ES"/>
+        </w:rPr>
+        <w:t xml:space="preserve"> </w:t>
+      </w:r>
+      <w:r>
+        <w:rPr>
+          <w:rFonts w:ascii="Consolas" w:eastAsia="Times New Roman" w:hAnsi="Consolas" w:cs="Times New Roman"/>
+          <w:b/>
+          <w:bCs/>
+          <w:color w:val="F92672"/>
+          <w:lang w:eastAsia="es-ES"/>
+        </w:rPr>
+        <w:t>%</w:t>
+      </w:r>
+      <w:r>
+        <w:rPr>
+          <w:rFonts w:ascii="Consolas" w:eastAsia="Times New Roman" w:hAnsi="Consolas" w:cs="Times New Roman"/>
+          <w:b/>
+          <w:bCs/>
+          <w:color w:val="000000"/>
+          <w:lang w:eastAsia="es-ES"/>
+        </w:rPr>
+        <w:t xml:space="preserve"> </w:t>
+      </w:r>
+      <w:r>
+        <w:rPr>
+          <w:rFonts w:ascii="Consolas" w:eastAsia="Times New Roman" w:hAnsi="Consolas" w:cs="Times New Roman"/>
+          <w:b/>
+          <w:bCs/>
+          <w:color w:val="AE81FF"/>
+          <w:lang w:eastAsia="es-ES"/>
+        </w:rPr>
+        <w:t>2</w:t>
+      </w:r>
+      <w:r>
+        <w:rPr>
+          <w:rFonts w:ascii="Consolas" w:eastAsia="Times New Roman" w:hAnsi="Consolas" w:cs="Times New Roman"/>
+          <w:b/>
+          <w:bCs/>
+          <w:color w:val="000000"/>
+          <w:lang w:eastAsia="es-ES"/>
+        </w:rPr>
+        <w:t xml:space="preserve"> </w:t>
+      </w:r>
+      <w:r>
+        <w:rPr>
+          <w:rFonts w:ascii="Consolas" w:eastAsia="Times New Roman" w:hAnsi="Consolas" w:cs="Times New Roman"/>
+          <w:b/>
+          <w:bCs/>
+          <w:color w:val="F92672"/>
+          <w:lang w:eastAsia="es-ES"/>
+        </w:rPr>
+        <w:t>==</w:t>
+      </w:r>
+      <w:r>
+        <w:rPr>
+          <w:rFonts w:ascii="Consolas" w:eastAsia="Times New Roman" w:hAnsi="Consolas" w:cs="Times New Roman"/>
+          <w:b/>
+          <w:bCs/>
+          <w:color w:val="000000"/>
+          <w:lang w:eastAsia="es-ES"/>
+        </w:rPr>
+        <w:t xml:space="preserve"> </w:t>
+      </w:r>
+      <w:r>
+        <w:rPr>
+          <w:rFonts w:ascii="Consolas" w:eastAsia="Times New Roman" w:hAnsi="Consolas" w:cs="Times New Roman"/>
+          <w:b/>
+          <w:bCs/>
+          <w:color w:val="AE81FF"/>
+          <w:lang w:eastAsia="es-ES"/>
+        </w:rPr>
+        <w:t>0</w:t>
+      </w:r>
+      <w:proofErr w:type="gramStart"/>
+      <w:r>
+        <w:rPr>
+          <w:rFonts w:ascii="Consolas" w:eastAsia="Times New Roman" w:hAnsi="Consolas" w:cs="Times New Roman"/>
+          <w:b/>
+          <w:bCs/>
+          <w:color w:val="000000"/>
+          <w:lang w:eastAsia="es-ES"/>
+        </w:rPr>
+        <w:t>){</w:t>
+      </w:r>
+      <w:proofErr w:type="gramEnd"/>
+    </w:p>
+    <w:p>
+      <w:pPr>
+        <w:shd w:val="clear" w:color="auto" w:fill="FFFFFF"/>
+        <w:spacing w:after="0" w:line="240" w:lineRule="auto"/>
+        <w:rPr>
+          <w:rFonts w:ascii="Consolas" w:eastAsia="Times New Roman" w:hAnsi="Consolas" w:cs="Times New Roman"/>
+          <w:b/>
+          <w:bCs/>
+          <w:color w:val="000000"/>
+          <w:lang w:eastAsia="es-ES"/>
+        </w:rPr>
+      </w:pPr>
+      <w:r>
+        <w:rPr>
+          <w:rFonts w:ascii="Consolas" w:eastAsia="Times New Roman" w:hAnsi="Consolas" w:cs="Times New Roman"/>
+          <w:b/>
+          <w:bCs/>
+          <w:color w:val="000000"/>
+          <w:lang w:eastAsia="es-ES"/>
+        </w:rPr>
+        <w:t>            &lt;</w:t>
+      </w:r>
+      <w:r>
+        <w:rPr>
+          <w:rFonts w:ascii="Consolas" w:eastAsia="Times New Roman" w:hAnsi="Consolas" w:cs="Times New Roman"/>
+          <w:b/>
+          <w:bCs/>
+          <w:color w:val="F92672"/>
+          <w:lang w:eastAsia="es-ES"/>
+        </w:rPr>
+        <w:t>li</w:t>
+      </w:r>
+      <w:r>
+        <w:rPr>
+          <w:rFonts w:ascii="Consolas" w:eastAsia="Times New Roman" w:hAnsi="Consolas" w:cs="Times New Roman"/>
+          <w:b/>
+          <w:bCs/>
+          <w:color w:val="000000"/>
+          <w:lang w:eastAsia="es-ES"/>
+        </w:rPr>
+        <w:t xml:space="preserve"> </w:t>
+      </w:r>
+      <w:proofErr w:type="spellStart"/>
+      <w:r>
+        <w:rPr>
+          <w:rFonts w:ascii="Consolas" w:eastAsia="Times New Roman" w:hAnsi="Consolas" w:cs="Times New Roman"/>
+          <w:b/>
+          <w:bCs/>
+          <w:color w:val="6AAF19"/>
+          <w:lang w:eastAsia="es-ES"/>
+        </w:rPr>
+        <w:t>style</w:t>
+      </w:r>
+      <w:proofErr w:type="spellEnd"/>
+      <w:r>
+        <w:rPr>
+          <w:rFonts w:ascii="Consolas" w:eastAsia="Times New Roman" w:hAnsi="Consolas" w:cs="Times New Roman"/>
+          <w:b/>
+          <w:bCs/>
+          <w:i/>
+          <w:iCs/>
+          <w:color w:val="CD3704"/>
+          <w:lang w:eastAsia="es-ES"/>
+        </w:rPr>
+        <w:t>="</w:t>
+      </w:r>
+      <w:proofErr w:type="spellStart"/>
+      <w:r>
+        <w:rPr>
+          <w:rFonts w:ascii="Consolas" w:eastAsia="Times New Roman" w:hAnsi="Consolas" w:cs="Times New Roman"/>
+          <w:b/>
+          <w:bCs/>
+          <w:i/>
+          <w:iCs/>
+          <w:color w:val="28C6E4"/>
+          <w:lang w:eastAsia="es-ES"/>
+        </w:rPr>
+        <w:t>background</w:t>
+      </w:r>
+      <w:proofErr w:type="spellEnd"/>
+      <w:r>
+        <w:rPr>
+          <w:rFonts w:ascii="Consolas" w:eastAsia="Times New Roman" w:hAnsi="Consolas" w:cs="Times New Roman"/>
+          <w:b/>
+          <w:bCs/>
+          <w:i/>
+          <w:iCs/>
+          <w:color w:val="28C6E4"/>
+          <w:lang w:eastAsia="es-ES"/>
+        </w:rPr>
+        <w:t>-color</w:t>
+      </w:r>
+      <w:r>
+        <w:rPr>
+          <w:rFonts w:ascii="Consolas" w:eastAsia="Times New Roman" w:hAnsi="Consolas" w:cs="Times New Roman"/>
+          <w:b/>
+          <w:bCs/>
+          <w:i/>
+          <w:iCs/>
+          <w:color w:val="CD3704"/>
+          <w:lang w:eastAsia="es-ES"/>
+        </w:rPr>
+        <w:t xml:space="preserve">: </w:t>
+      </w:r>
+      <w:proofErr w:type="spellStart"/>
+      <w:r>
+        <w:rPr>
+          <w:rFonts w:ascii="Consolas" w:eastAsia="Times New Roman" w:hAnsi="Consolas" w:cs="Times New Roman"/>
+          <w:b/>
+          <w:bCs/>
+          <w:color w:val="28C6E4"/>
+          <w:lang w:eastAsia="es-ES"/>
+        </w:rPr>
+        <w:t>aquamarine</w:t>
+      </w:r>
+      <w:proofErr w:type="spellEnd"/>
+      <w:r>
+        <w:rPr>
+          <w:rFonts w:ascii="Consolas" w:eastAsia="Times New Roman" w:hAnsi="Consolas" w:cs="Times New Roman"/>
+          <w:b/>
+          <w:bCs/>
+          <w:i/>
+          <w:iCs/>
+          <w:color w:val="CD3704"/>
+          <w:lang w:eastAsia="es-ES"/>
+        </w:rPr>
+        <w:t>;"</w:t>
+      </w:r>
+      <w:r>
+        <w:rPr>
+          <w:rFonts w:ascii="Consolas" w:eastAsia="Times New Roman" w:hAnsi="Consolas" w:cs="Times New Roman"/>
+          <w:b/>
+          <w:bCs/>
+          <w:color w:val="000000"/>
+          <w:lang w:eastAsia="es-ES"/>
+        </w:rPr>
+        <w:t>&gt;{{</w:t>
+      </w:r>
+      <w:proofErr w:type="spellStart"/>
+      <w:r>
+        <w:rPr>
+          <w:rFonts w:ascii="Consolas" w:eastAsia="Times New Roman" w:hAnsi="Consolas" w:cs="Times New Roman"/>
+          <w:b/>
+          <w:bCs/>
+          <w:color w:val="000000"/>
+          <w:lang w:eastAsia="es-ES"/>
+        </w:rPr>
+        <w:t>num</w:t>
+      </w:r>
+      <w:proofErr w:type="spellEnd"/>
+      <w:r>
+        <w:rPr>
+          <w:rFonts w:ascii="Consolas" w:eastAsia="Times New Roman" w:hAnsi="Consolas" w:cs="Times New Roman"/>
+          <w:b/>
+          <w:bCs/>
+          <w:color w:val="000000"/>
+          <w:lang w:eastAsia="es-ES"/>
+        </w:rPr>
+        <w:t>}</w:t>
+      </w:r>
+      <w:proofErr w:type="gramStart"/>
+      <w:r>
+        <w:rPr>
+          <w:rFonts w:ascii="Consolas" w:eastAsia="Times New Roman" w:hAnsi="Consolas" w:cs="Times New Roman"/>
+          <w:b/>
+          <w:bCs/>
+          <w:color w:val="000000"/>
+          <w:lang w:eastAsia="es-ES"/>
+        </w:rPr>
+        <w:t>}&lt;</w:t>
+      </w:r>
+      <w:proofErr w:type="gramEnd"/>
+      <w:r>
+        <w:rPr>
+          <w:rFonts w:ascii="Consolas" w:eastAsia="Times New Roman" w:hAnsi="Consolas" w:cs="Times New Roman"/>
+          <w:b/>
+          <w:bCs/>
+          <w:color w:val="000000"/>
+          <w:lang w:eastAsia="es-ES"/>
+        </w:rPr>
+        <w:t>/</w:t>
+      </w:r>
+      <w:r>
+        <w:rPr>
+          <w:rFonts w:ascii="Consolas" w:eastAsia="Times New Roman" w:hAnsi="Consolas" w:cs="Times New Roman"/>
+          <w:b/>
+          <w:bCs/>
+          <w:color w:val="F92672"/>
+          <w:lang w:eastAsia="es-ES"/>
+        </w:rPr>
+        <w:t>li</w:t>
+      </w:r>
+      <w:r>
+        <w:rPr>
+          <w:rFonts w:ascii="Consolas" w:eastAsia="Times New Roman" w:hAnsi="Consolas" w:cs="Times New Roman"/>
+          <w:b/>
+          <w:bCs/>
+          <w:color w:val="000000"/>
+          <w:lang w:eastAsia="es-ES"/>
+        </w:rPr>
+        <w:t>&gt;</w:t>
+      </w:r>
+    </w:p>
+    <w:p>
+      <w:pPr>
+        <w:shd w:val="clear" w:color="auto" w:fill="FFFFFF"/>
+        <w:spacing w:after="0" w:line="240" w:lineRule="auto"/>
+        <w:rPr>
+          <w:rFonts w:ascii="Consolas" w:eastAsia="Times New Roman" w:hAnsi="Consolas" w:cs="Times New Roman"/>
+          <w:b/>
+          <w:bCs/>
+          <w:color w:val="000000"/>
+          <w:lang w:eastAsia="es-ES"/>
+        </w:rPr>
+      </w:pPr>
+      <w:r>
+        <w:rPr>
+          <w:rFonts w:ascii="Consolas" w:eastAsia="Times New Roman" w:hAnsi="Consolas" w:cs="Times New Roman"/>
+          <w:b/>
+          <w:bCs/>
+          <w:color w:val="000000"/>
+          <w:lang w:eastAsia="es-ES"/>
+        </w:rPr>
+        <w:t>        }</w:t>
+      </w:r>
+      <w:r>
+        <w:rPr>
+          <w:rFonts w:ascii="Consolas" w:eastAsia="Times New Roman" w:hAnsi="Consolas" w:cs="Times New Roman"/>
+          <w:b/>
+          <w:bCs/>
+          <w:color w:val="F92672"/>
+          <w:lang w:eastAsia="es-ES"/>
+        </w:rPr>
+        <w:t>@</w:t>
+      </w:r>
+      <w:proofErr w:type="spellStart"/>
+      <w:proofErr w:type="gramStart"/>
+      <w:r>
+        <w:rPr>
+          <w:rFonts w:ascii="Consolas" w:eastAsia="Times New Roman" w:hAnsi="Consolas" w:cs="Times New Roman"/>
+          <w:b/>
+          <w:bCs/>
+          <w:color w:val="F92672"/>
+          <w:lang w:eastAsia="es-ES"/>
+        </w:rPr>
+        <w:t>else</w:t>
+      </w:r>
+      <w:proofErr w:type="spellEnd"/>
+      <w:proofErr w:type="gramEnd"/>
+      <w:r>
+        <w:rPr>
+          <w:rFonts w:ascii="Consolas" w:eastAsia="Times New Roman" w:hAnsi="Consolas" w:cs="Times New Roman"/>
+          <w:b/>
+          <w:bCs/>
+          <w:color w:val="000000"/>
+          <w:lang w:eastAsia="es-ES"/>
+        </w:rPr>
+        <w:t xml:space="preserve"> {</w:t>
+      </w:r>
+    </w:p>
+    <w:p>
+      <w:pPr>
+        <w:shd w:val="clear" w:color="auto" w:fill="FFFFFF"/>
+        <w:spacing w:after="0" w:line="240" w:lineRule="auto"/>
+        <w:rPr>
+          <w:rFonts w:ascii="Consolas" w:eastAsia="Times New Roman" w:hAnsi="Consolas" w:cs="Times New Roman"/>
+          <w:b/>
+          <w:bCs/>
+          <w:color w:val="000000"/>
+          <w:lang w:eastAsia="es-ES"/>
+        </w:rPr>
+      </w:pPr>
+      <w:r>
+        <w:rPr>
+          <w:rFonts w:ascii="Consolas" w:eastAsia="Times New Roman" w:hAnsi="Consolas" w:cs="Times New Roman"/>
+          <w:b/>
+          <w:bCs/>
+          <w:color w:val="000000"/>
+          <w:lang w:eastAsia="es-ES"/>
+        </w:rPr>
+        <w:t>            &lt;</w:t>
+      </w:r>
+      <w:r>
+        <w:rPr>
+          <w:rFonts w:ascii="Consolas" w:eastAsia="Times New Roman" w:hAnsi="Consolas" w:cs="Times New Roman"/>
+          <w:b/>
+          <w:bCs/>
+          <w:color w:val="F92672"/>
+          <w:lang w:eastAsia="es-ES"/>
+        </w:rPr>
+        <w:t>li</w:t>
+      </w:r>
+      <w:r>
+        <w:rPr>
+          <w:rFonts w:ascii="Consolas" w:eastAsia="Times New Roman" w:hAnsi="Consolas" w:cs="Times New Roman"/>
+          <w:b/>
+          <w:bCs/>
+          <w:color w:val="000000"/>
+          <w:lang w:eastAsia="es-ES"/>
+        </w:rPr>
+        <w:t xml:space="preserve"> </w:t>
+      </w:r>
+      <w:proofErr w:type="spellStart"/>
+      <w:r>
+        <w:rPr>
+          <w:rFonts w:ascii="Consolas" w:eastAsia="Times New Roman" w:hAnsi="Consolas" w:cs="Times New Roman"/>
+          <w:b/>
+          <w:bCs/>
+          <w:color w:val="6AAF19"/>
+          <w:lang w:eastAsia="es-ES"/>
+        </w:rPr>
+        <w:t>style</w:t>
+      </w:r>
+      <w:proofErr w:type="spellEnd"/>
+      <w:r>
+        <w:rPr>
+          <w:rFonts w:ascii="Consolas" w:eastAsia="Times New Roman" w:hAnsi="Consolas" w:cs="Times New Roman"/>
+          <w:b/>
+          <w:bCs/>
+          <w:i/>
+          <w:iCs/>
+          <w:color w:val="CD3704"/>
+          <w:lang w:eastAsia="es-ES"/>
+        </w:rPr>
+        <w:t>="</w:t>
+      </w:r>
+      <w:proofErr w:type="spellStart"/>
+      <w:r>
+        <w:rPr>
+          <w:rFonts w:ascii="Consolas" w:eastAsia="Times New Roman" w:hAnsi="Consolas" w:cs="Times New Roman"/>
+          <w:b/>
+          <w:bCs/>
+          <w:i/>
+          <w:iCs/>
+          <w:color w:val="28C6E4"/>
+          <w:lang w:eastAsia="es-ES"/>
+        </w:rPr>
+        <w:t>background</w:t>
+      </w:r>
+      <w:proofErr w:type="spellEnd"/>
+      <w:r>
+        <w:rPr>
+          <w:rFonts w:ascii="Consolas" w:eastAsia="Times New Roman" w:hAnsi="Consolas" w:cs="Times New Roman"/>
+          <w:b/>
+          <w:bCs/>
+          <w:i/>
+          <w:iCs/>
+          <w:color w:val="28C6E4"/>
+          <w:lang w:eastAsia="es-ES"/>
+        </w:rPr>
+        <w:t>-color</w:t>
+      </w:r>
+      <w:r>
+        <w:rPr>
+          <w:rFonts w:ascii="Consolas" w:eastAsia="Times New Roman" w:hAnsi="Consolas" w:cs="Times New Roman"/>
+          <w:b/>
+          <w:bCs/>
+          <w:i/>
+          <w:iCs/>
+          <w:color w:val="CD3704"/>
+          <w:lang w:eastAsia="es-ES"/>
+        </w:rPr>
+        <w:t xml:space="preserve">: </w:t>
+      </w:r>
+      <w:proofErr w:type="spellStart"/>
+      <w:r>
+        <w:rPr>
+          <w:rFonts w:ascii="Consolas" w:eastAsia="Times New Roman" w:hAnsi="Consolas" w:cs="Times New Roman"/>
+          <w:b/>
+          <w:bCs/>
+          <w:color w:val="28C6E4"/>
+          <w:lang w:eastAsia="es-ES"/>
+        </w:rPr>
+        <w:t>lightpink</w:t>
+      </w:r>
+      <w:proofErr w:type="spellEnd"/>
+      <w:r>
+        <w:rPr>
+          <w:rFonts w:ascii="Consolas" w:eastAsia="Times New Roman" w:hAnsi="Consolas" w:cs="Times New Roman"/>
+          <w:b/>
+          <w:bCs/>
+          <w:i/>
+          <w:iCs/>
+          <w:color w:val="CD3704"/>
+          <w:lang w:eastAsia="es-ES"/>
+        </w:rPr>
+        <w:t>;"</w:t>
+      </w:r>
+      <w:r>
+        <w:rPr>
+          <w:rFonts w:ascii="Consolas" w:eastAsia="Times New Roman" w:hAnsi="Consolas" w:cs="Times New Roman"/>
+          <w:b/>
+          <w:bCs/>
+          <w:color w:val="000000"/>
+          <w:lang w:eastAsia="es-ES"/>
+        </w:rPr>
+        <w:t>&gt;{{</w:t>
+      </w:r>
+      <w:proofErr w:type="spellStart"/>
+      <w:r>
+        <w:rPr>
+          <w:rFonts w:ascii="Consolas" w:eastAsia="Times New Roman" w:hAnsi="Consolas" w:cs="Times New Roman"/>
+          <w:b/>
+          <w:bCs/>
+          <w:color w:val="000000"/>
+          <w:lang w:eastAsia="es-ES"/>
+        </w:rPr>
+        <w:t>num</w:t>
+      </w:r>
+      <w:proofErr w:type="spellEnd"/>
+      <w:r>
+        <w:rPr>
+          <w:rFonts w:ascii="Consolas" w:eastAsia="Times New Roman" w:hAnsi="Consolas" w:cs="Times New Roman"/>
+          <w:b/>
+          <w:bCs/>
+          <w:color w:val="000000"/>
+          <w:lang w:eastAsia="es-ES"/>
+        </w:rPr>
+        <w:t>}</w:t>
+      </w:r>
+      <w:proofErr w:type="gramStart"/>
+      <w:r>
+        <w:rPr>
+          <w:rFonts w:ascii="Consolas" w:eastAsia="Times New Roman" w:hAnsi="Consolas" w:cs="Times New Roman"/>
+          <w:b/>
+          <w:bCs/>
+          <w:color w:val="000000"/>
+          <w:lang w:eastAsia="es-ES"/>
+        </w:rPr>
+        <w:t>}&lt;</w:t>
+      </w:r>
+      <w:proofErr w:type="gramEnd"/>
+      <w:r>
+        <w:rPr>
+          <w:rFonts w:ascii="Consolas" w:eastAsia="Times New Roman" w:hAnsi="Consolas" w:cs="Times New Roman"/>
+          <w:b/>
+          <w:bCs/>
+          <w:color w:val="000000"/>
+          <w:lang w:eastAsia="es-ES"/>
+        </w:rPr>
+        <w:t>/</w:t>
+      </w:r>
+      <w:r>
+        <w:rPr>
+          <w:rFonts w:ascii="Consolas" w:eastAsia="Times New Roman" w:hAnsi="Consolas" w:cs="Times New Roman"/>
+          <w:b/>
+          <w:bCs/>
+          <w:color w:val="F92672"/>
+          <w:lang w:eastAsia="es-ES"/>
+        </w:rPr>
+        <w:t>li</w:t>
+      </w:r>
+      <w:r>
+        <w:rPr>
+          <w:rFonts w:ascii="Consolas" w:eastAsia="Times New Roman" w:hAnsi="Consolas" w:cs="Times New Roman"/>
+          <w:b/>
+          <w:bCs/>
+          <w:color w:val="000000"/>
+          <w:lang w:eastAsia="es-ES"/>
+        </w:rPr>
+        <w:t>&gt;</w:t>
+      </w:r>
+    </w:p>
+    <w:p>
+      <w:pPr>
+        <w:shd w:val="clear" w:color="auto" w:fill="FFFFFF"/>
+        <w:spacing w:after="0" w:line="240" w:lineRule="auto"/>
+        <w:rPr>
+          <w:rFonts w:ascii="Consolas" w:eastAsia="Times New Roman" w:hAnsi="Consolas" w:cs="Times New Roman"/>
+          <w:b/>
+          <w:bCs/>
+          <w:color w:val="000000"/>
+          <w:lang w:eastAsia="es-ES"/>
+        </w:rPr>
+      </w:pPr>
+      <w:r>
+        <w:rPr>
+          <w:rFonts w:ascii="Consolas" w:eastAsia="Times New Roman" w:hAnsi="Consolas" w:cs="Times New Roman"/>
+          <w:b/>
+          <w:bCs/>
+          <w:color w:val="000000"/>
+          <w:lang w:eastAsia="es-ES"/>
+        </w:rPr>
+        <w:t>        }</w:t>
+      </w:r>
+    </w:p>
+    <w:p>
+      <w:pPr>
+        <w:shd w:val="clear" w:color="auto" w:fill="FFFFFF"/>
+        <w:spacing w:after="0" w:line="240" w:lineRule="auto"/>
+        <w:rPr>
+          <w:rFonts w:ascii="Consolas" w:eastAsia="Times New Roman" w:hAnsi="Consolas" w:cs="Times New Roman"/>
+          <w:b/>
+          <w:bCs/>
+          <w:color w:val="000000"/>
+          <w:lang w:eastAsia="es-ES"/>
+        </w:rPr>
+      </w:pPr>
+      <w:r>
+        <w:rPr>
+          <w:rFonts w:ascii="Consolas" w:eastAsia="Times New Roman" w:hAnsi="Consolas" w:cs="Times New Roman"/>
+          <w:b/>
+          <w:bCs/>
+          <w:color w:val="000000"/>
+          <w:lang w:eastAsia="es-ES"/>
+        </w:rPr>
+        <w:t>    }</w:t>
+      </w:r>
+    </w:p>
+    <w:p>
+      <w:pPr>
+        <w:shd w:val="clear" w:color="auto" w:fill="FFFFFF"/>
+        <w:spacing w:after="0" w:line="240" w:lineRule="auto"/>
+        <w:rPr>
+          <w:rFonts w:ascii="Consolas" w:eastAsia="Times New Roman" w:hAnsi="Consolas" w:cs="Times New Roman"/>
+          <w:b/>
+          <w:bCs/>
+          <w:color w:val="000000"/>
+          <w:lang w:eastAsia="es-ES"/>
+        </w:rPr>
+      </w:pPr>
+      <w:r>
+        <w:rPr>
+          <w:rFonts w:ascii="Consolas" w:eastAsia="Times New Roman" w:hAnsi="Consolas" w:cs="Times New Roman"/>
+          <w:b/>
+          <w:bCs/>
+          <w:color w:val="000000"/>
+          <w:lang w:eastAsia="es-ES"/>
+        </w:rPr>
+        <w:t>&lt;/</w:t>
+      </w:r>
+      <w:proofErr w:type="spellStart"/>
+      <w:proofErr w:type="gramStart"/>
+      <w:r>
+        <w:rPr>
+          <w:rFonts w:ascii="Consolas" w:eastAsia="Times New Roman" w:hAnsi="Consolas" w:cs="Times New Roman"/>
+          <w:b/>
+          <w:bCs/>
+          <w:color w:val="F92672"/>
+          <w:lang w:eastAsia="es-ES"/>
+        </w:rPr>
+        <w:t>ul</w:t>
+      </w:r>
+      <w:proofErr w:type="spellEnd"/>
+      <w:proofErr w:type="gramEnd"/>
+      <w:r>
+        <w:rPr>
+          <w:rFonts w:ascii="Consolas" w:eastAsia="Times New Roman" w:hAnsi="Consolas" w:cs="Times New Roman"/>
+          <w:b/>
+          <w:bCs/>
+          <w:color w:val="000000"/>
+          <w:lang w:eastAsia="es-ES"/>
+        </w:rPr>
+        <w:t>&gt;</w:t>
+      </w:r>
+    </w:p>
+    <w:p>
+      <w:pPr>
+        <w:spacing w:after="0" w:line="240" w:lineRule="auto"/>
+        <w:rPr>
+          <w:rFonts w:ascii="Verdana" w:hAnsi="Verdana"/>
+          <w:sz w:val="28"/>
+          <w:szCs w:val="28"/>
+        </w:rPr>
+      </w:pPr>
+    </w:p>
+    <w:p>
+      <w:pPr>
+        <w:spacing w:after="0" w:line="240" w:lineRule="auto"/>
+        <w:rPr>
+          <w:rFonts w:ascii="Verdana" w:hAnsi="Verdana"/>
+          <w:sz w:val="28"/>
+          <w:szCs w:val="28"/>
+        </w:rPr>
+      </w:pPr>
+      <w:r>
+        <w:rPr>
+          <w:rFonts w:ascii="Verdana" w:hAnsi="Verdana"/>
+          <w:sz w:val="28"/>
+          <w:szCs w:val="28"/>
+        </w:rPr>
+        <w:t>Tenemos también directivas de estilo.</w:t>
+      </w:r>
+    </w:p>
+    <w:p>
+      <w:pPr>
+        <w:spacing w:after="0" w:line="240" w:lineRule="auto"/>
+        <w:rPr>
+          <w:rFonts w:ascii="Verdana" w:hAnsi="Verdana"/>
+          <w:sz w:val="28"/>
+          <w:szCs w:val="28"/>
+        </w:rPr>
+      </w:pPr>
+      <w:r>
+        <w:rPr>
+          <w:rFonts w:ascii="Verdana" w:hAnsi="Verdana"/>
+          <w:sz w:val="28"/>
+          <w:szCs w:val="28"/>
+        </w:rPr>
+        <w:t>Dichas directivas pueden poner un estilo CSS dependiendo de la condición.</w:t>
+      </w:r>
+    </w:p>
+    <w:p>
+      <w:pPr>
+        <w:spacing w:after="0" w:line="240" w:lineRule="auto"/>
+        <w:rPr>
+          <w:rFonts w:ascii="Verdana" w:hAnsi="Verdana"/>
+          <w:sz w:val="28"/>
+          <w:szCs w:val="28"/>
+        </w:rPr>
+      </w:pPr>
+      <w:r>
+        <w:rPr>
+          <w:rFonts w:ascii="Verdana" w:hAnsi="Verdana"/>
+          <w:sz w:val="28"/>
+          <w:szCs w:val="28"/>
+        </w:rPr>
+        <w:t xml:space="preserve">Por supuesto, para ello, se necesita una hoja de estilos </w:t>
+      </w:r>
+      <w:proofErr w:type="spellStart"/>
+      <w:r>
+        <w:rPr>
+          <w:rFonts w:ascii="Verdana" w:hAnsi="Verdana"/>
+          <w:sz w:val="28"/>
+          <w:szCs w:val="28"/>
+        </w:rPr>
+        <w:t>css</w:t>
+      </w:r>
+      <w:proofErr w:type="spellEnd"/>
+      <w:r>
+        <w:rPr>
+          <w:rFonts w:ascii="Verdana" w:hAnsi="Verdana"/>
+          <w:sz w:val="28"/>
+          <w:szCs w:val="28"/>
+        </w:rPr>
+        <w:t xml:space="preserve"> asociada al </w:t>
+      </w:r>
+      <w:proofErr w:type="spellStart"/>
+      <w:r>
+        <w:rPr>
+          <w:rFonts w:ascii="Verdana" w:hAnsi="Verdana"/>
+          <w:sz w:val="28"/>
+          <w:szCs w:val="28"/>
+        </w:rPr>
+        <w:t>component</w:t>
+      </w:r>
+      <w:proofErr w:type="spellEnd"/>
+      <w:r>
+        <w:rPr>
+          <w:rFonts w:ascii="Verdana" w:hAnsi="Verdana"/>
+          <w:sz w:val="28"/>
+          <w:szCs w:val="28"/>
+        </w:rPr>
+        <w:t>.</w:t>
+      </w:r>
+    </w:p>
+    <w:p>
+      <w:pPr>
+        <w:spacing w:after="0" w:line="240" w:lineRule="auto"/>
+        <w:rPr>
+          <w:rFonts w:ascii="Verdana" w:hAnsi="Verdana"/>
+          <w:sz w:val="28"/>
+          <w:szCs w:val="28"/>
+        </w:rPr>
+      </w:pPr>
+    </w:p>
+    <w:p>
+      <w:pPr>
+        <w:spacing w:after="0" w:line="240" w:lineRule="auto"/>
+        <w:rPr>
+          <w:rFonts w:ascii="Verdana" w:hAnsi="Verdana"/>
+          <w:sz w:val="28"/>
+          <w:szCs w:val="28"/>
+        </w:rPr>
+      </w:pPr>
+      <w:r>
+        <w:rPr>
+          <w:rFonts w:ascii="Verdana" w:hAnsi="Verdana"/>
+          <w:sz w:val="28"/>
+          <w:szCs w:val="28"/>
+        </w:rPr>
+        <w:t xml:space="preserve">Simplemente sirve para aplicar un estilo u otro a una etiqueta </w:t>
+      </w:r>
+      <w:proofErr w:type="spellStart"/>
+      <w:r>
+        <w:rPr>
+          <w:rFonts w:ascii="Verdana" w:hAnsi="Verdana"/>
+          <w:sz w:val="28"/>
+          <w:szCs w:val="28"/>
+        </w:rPr>
+        <w:t>html</w:t>
+      </w:r>
+      <w:proofErr w:type="spellEnd"/>
+      <w:r>
+        <w:rPr>
+          <w:rFonts w:ascii="Verdana" w:hAnsi="Verdana"/>
+          <w:sz w:val="28"/>
+          <w:szCs w:val="28"/>
+        </w:rPr>
+        <w:t xml:space="preserve"> dependiendo de una condición.</w:t>
+      </w:r>
+    </w:p>
+    <w:p>
+      <w:pPr>
+        <w:spacing w:after="0" w:line="240" w:lineRule="auto"/>
+        <w:rPr>
+          <w:rFonts w:ascii="Verdana" w:hAnsi="Verdana"/>
+          <w:sz w:val="28"/>
+          <w:szCs w:val="28"/>
+        </w:rPr>
+      </w:pPr>
+    </w:p>
+    <w:p>
+      <w:pPr>
+        <w:spacing w:after="0" w:line="240" w:lineRule="auto"/>
+        <w:rPr>
+          <w:rFonts w:ascii="Verdana" w:hAnsi="Verdana"/>
+          <w:sz w:val="28"/>
+          <w:szCs w:val="28"/>
+        </w:rPr>
+      </w:pPr>
+      <w:r>
+        <w:rPr>
+          <w:noProof/>
+          <w:lang w:eastAsia="es-ES"/>
+        </w:rPr>
+        <w:drawing>
+          <wp:inline distT="0" distB="0" distL="0" distR="0" wp14:anchorId="58A78F13" wp14:editId="748576E8">
+            <wp:extent cx="5400040" cy="1151255"/>
+            <wp:effectExtent l="0" t="0" r="0" b="0"/>
+            <wp:docPr id="44" name="Imagen 44"/>
+            <wp:cNvGraphicFramePr>
+              <a:graphicFrameLocks xmlns:a="http://schemas.openxmlformats.org/drawingml/2006/main" noChangeAspect="1"/>
+            </wp:cNvGraphicFramePr>
+            <a:graphic xmlns:a="http://schemas.openxmlformats.org/drawingml/2006/main">
+              <a:graphicData uri="http://schemas.openxmlformats.org/drawingml/2006/picture">
+                <pic:pic xmlns:pic="http://schemas.openxmlformats.org/drawingml/2006/picture">
+                  <pic:nvPicPr>
+                    <pic:cNvPr id="1" name=""/>
+                    <pic:cNvPicPr/>
+                  </pic:nvPicPr>
+                  <pic:blipFill>
+                    <a:blip r:embed="rId50"/>
+                    <a:stretch>
+                      <a:fillRect/>
+                    </a:stretch>
+                  </pic:blipFill>
+                  <pic:spPr>
+                    <a:xfrm>
+                      <a:off x="0" y="0"/>
+                      <a:ext cx="5400040" cy="1151255"/>
+                    </a:xfrm>
+                    <a:prstGeom prst="rect">
+                      <a:avLst/>
+                    </a:prstGeom>
+                  </pic:spPr>
+                </pic:pic>
+              </a:graphicData>
+            </a:graphic>
+          </wp:inline>
+        </w:drawing>
+      </w:r>
+    </w:p>
+    <w:p>
+      <w:pPr>
+        <w:spacing w:after="0" w:line="240" w:lineRule="auto"/>
+        <w:rPr>
+          <w:rFonts w:ascii="Verdana" w:hAnsi="Verdana"/>
+          <w:sz w:val="28"/>
+          <w:szCs w:val="28"/>
+        </w:rPr>
+      </w:pPr>
+      <w:r>
+        <w:rPr>
+          <w:rFonts w:ascii="Verdana" w:hAnsi="Verdana"/>
+          <w:sz w:val="28"/>
+          <w:szCs w:val="28"/>
+        </w:rPr>
+        <w:lastRenderedPageBreak/>
+        <w:t>Imaginemos que tenemos dos clases de estilo en un CSS:</w:t>
+      </w:r>
+    </w:p>
+    <w:p>
+      <w:pPr>
+        <w:spacing w:after="0" w:line="240" w:lineRule="auto"/>
+        <w:rPr>
+          <w:rFonts w:ascii="Verdana" w:hAnsi="Verdana"/>
+          <w:sz w:val="28"/>
+          <w:szCs w:val="28"/>
+        </w:rPr>
+      </w:pPr>
+    </w:p>
+    <w:p>
+      <w:pPr>
+        <w:spacing w:after="0" w:line="240" w:lineRule="auto"/>
+        <w:rPr>
+          <w:rFonts w:ascii="Verdana" w:hAnsi="Verdana"/>
+          <w:sz w:val="28"/>
+          <w:szCs w:val="28"/>
+        </w:rPr>
+      </w:pPr>
+      <w:r>
+        <w:rPr>
+          <w:rFonts w:ascii="Verdana" w:hAnsi="Verdana"/>
+          <w:sz w:val="28"/>
+          <w:szCs w:val="28"/>
+        </w:rPr>
+        <w:t>.</w:t>
+      </w:r>
+      <w:proofErr w:type="gramStart"/>
+      <w:r>
+        <w:rPr>
+          <w:rFonts w:ascii="Verdana" w:hAnsi="Verdana"/>
+          <w:sz w:val="28"/>
+          <w:szCs w:val="28"/>
+        </w:rPr>
+        <w:t>estilo1{</w:t>
+      </w:r>
+      <w:proofErr w:type="gramEnd"/>
+      <w:r>
+        <w:rPr>
+          <w:rFonts w:ascii="Verdana" w:hAnsi="Verdana"/>
+          <w:sz w:val="28"/>
+          <w:szCs w:val="28"/>
+        </w:rPr>
+        <w:t xml:space="preserve"> color: </w:t>
+      </w:r>
+      <w:proofErr w:type="spellStart"/>
+      <w:r>
+        <w:rPr>
+          <w:rFonts w:ascii="Verdana" w:hAnsi="Verdana"/>
+          <w:sz w:val="28"/>
+          <w:szCs w:val="28"/>
+        </w:rPr>
+        <w:t>green</w:t>
+      </w:r>
+      <w:proofErr w:type="spellEnd"/>
+      <w:r>
+        <w:rPr>
+          <w:rFonts w:ascii="Verdana" w:hAnsi="Verdana"/>
+          <w:sz w:val="28"/>
+          <w:szCs w:val="28"/>
+        </w:rPr>
+        <w:t>;}</w:t>
+      </w:r>
+    </w:p>
+    <w:p>
+      <w:pPr>
+        <w:spacing w:after="0" w:line="240" w:lineRule="auto"/>
+        <w:rPr>
+          <w:rFonts w:ascii="Verdana" w:hAnsi="Verdana"/>
+          <w:sz w:val="28"/>
+          <w:szCs w:val="28"/>
+        </w:rPr>
+      </w:pPr>
+      <w:r>
+        <w:rPr>
+          <w:rFonts w:ascii="Verdana" w:hAnsi="Verdana"/>
+          <w:sz w:val="28"/>
+          <w:szCs w:val="28"/>
+        </w:rPr>
+        <w:t>.</w:t>
+      </w:r>
+      <w:proofErr w:type="gramStart"/>
+      <w:r>
+        <w:rPr>
+          <w:rFonts w:ascii="Verdana" w:hAnsi="Verdana"/>
+          <w:sz w:val="28"/>
+          <w:szCs w:val="28"/>
+        </w:rPr>
+        <w:t>estilo2{</w:t>
+      </w:r>
+      <w:proofErr w:type="gramEnd"/>
+      <w:r>
+        <w:rPr>
+          <w:rFonts w:ascii="Verdana" w:hAnsi="Verdana"/>
+          <w:sz w:val="28"/>
+          <w:szCs w:val="28"/>
+        </w:rPr>
+        <w:t xml:space="preserve"> color: red}</w:t>
+      </w:r>
+    </w:p>
+    <w:p>
+      <w:pPr>
+        <w:spacing w:after="0" w:line="240" w:lineRule="auto"/>
+        <w:rPr>
+          <w:rFonts w:ascii="Verdana" w:hAnsi="Verdana"/>
+          <w:sz w:val="28"/>
+          <w:szCs w:val="28"/>
+        </w:rPr>
+      </w:pPr>
+    </w:p>
+    <w:p>
+      <w:pPr>
+        <w:spacing w:after="0" w:line="240" w:lineRule="auto"/>
+        <w:rPr>
+          <w:rFonts w:ascii="Verdana" w:hAnsi="Verdana"/>
+          <w:sz w:val="28"/>
+          <w:szCs w:val="28"/>
+        </w:rPr>
+      </w:pPr>
+      <w:r>
+        <w:rPr>
+          <w:rFonts w:ascii="Verdana" w:hAnsi="Verdana"/>
+          <w:sz w:val="28"/>
+          <w:szCs w:val="28"/>
+        </w:rPr>
+        <w:t>Tenemos dos formas de indicar los estilos:</w:t>
+      </w:r>
+    </w:p>
+    <w:p>
+      <w:pPr>
+        <w:spacing w:after="0" w:line="240" w:lineRule="auto"/>
+        <w:rPr>
+          <w:rFonts w:ascii="Verdana" w:hAnsi="Verdana"/>
+          <w:sz w:val="28"/>
+          <w:szCs w:val="28"/>
+        </w:rPr>
+      </w:pPr>
+    </w:p>
+    <w:p>
+      <w:pPr>
+        <w:pStyle w:val="Prrafodelista"/>
+        <w:numPr>
+          <w:ilvl w:val="0"/>
+          <w:numId w:val="26"/>
+        </w:numPr>
+        <w:spacing w:after="0" w:line="240" w:lineRule="auto"/>
+        <w:rPr>
+          <w:rFonts w:ascii="Verdana" w:hAnsi="Verdana"/>
+          <w:sz w:val="28"/>
+          <w:szCs w:val="28"/>
+        </w:rPr>
+      </w:pPr>
+      <w:r>
+        <w:rPr>
+          <w:rFonts w:ascii="Verdana" w:hAnsi="Verdana"/>
+          <w:sz w:val="28"/>
+          <w:szCs w:val="28"/>
+        </w:rPr>
+        <w:t xml:space="preserve">Mediante </w:t>
+      </w:r>
+      <w:r>
+        <w:rPr>
+          <w:rFonts w:ascii="Verdana" w:hAnsi="Verdana"/>
+          <w:b/>
+          <w:sz w:val="28"/>
+          <w:szCs w:val="28"/>
+        </w:rPr>
+        <w:t>[</w:t>
+      </w:r>
+      <w:proofErr w:type="spellStart"/>
+      <w:r>
+        <w:rPr>
+          <w:rFonts w:ascii="Verdana" w:hAnsi="Verdana"/>
+          <w:b/>
+          <w:sz w:val="28"/>
+          <w:szCs w:val="28"/>
+        </w:rPr>
+        <w:t>class.estilo</w:t>
+      </w:r>
+      <w:proofErr w:type="spellEnd"/>
+      <w:r>
+        <w:rPr>
+          <w:rFonts w:ascii="Verdana" w:hAnsi="Verdana"/>
+          <w:b/>
+          <w:sz w:val="28"/>
+          <w:szCs w:val="28"/>
+        </w:rPr>
+        <w:t>]</w:t>
+      </w:r>
+    </w:p>
+    <w:p>
+      <w:pPr>
+        <w:spacing w:after="0" w:line="240" w:lineRule="auto"/>
+        <w:rPr>
+          <w:rFonts w:ascii="Verdana" w:hAnsi="Verdana"/>
+          <w:sz w:val="28"/>
+          <w:szCs w:val="28"/>
+        </w:rPr>
+      </w:pPr>
+    </w:p>
+    <w:p>
+      <w:pPr>
+        <w:spacing w:after="0" w:line="240" w:lineRule="auto"/>
+        <w:rPr>
+          <w:rFonts w:ascii="Verdana" w:hAnsi="Verdana"/>
+          <w:sz w:val="28"/>
+          <w:szCs w:val="28"/>
+        </w:rPr>
+      </w:pPr>
+      <w:r>
+        <w:rPr>
+          <w:rFonts w:ascii="Verdana" w:hAnsi="Verdana"/>
+          <w:sz w:val="28"/>
+          <w:szCs w:val="28"/>
+        </w:rPr>
+        <w:t xml:space="preserve">&lt;p [class.estilo1]=”condición 1” </w:t>
+      </w:r>
+    </w:p>
+    <w:p>
+      <w:pPr>
+        <w:spacing w:after="0" w:line="240" w:lineRule="auto"/>
+        <w:rPr>
+          <w:rFonts w:ascii="Verdana" w:hAnsi="Verdana"/>
+          <w:sz w:val="28"/>
+          <w:szCs w:val="28"/>
+        </w:rPr>
+      </w:pPr>
+      <w:r>
+        <w:rPr>
+          <w:rFonts w:ascii="Verdana" w:hAnsi="Verdana"/>
+          <w:sz w:val="28"/>
+          <w:szCs w:val="28"/>
+        </w:rPr>
+        <w:t>[class.estilo2]=”condición 2”&gt;</w:t>
+      </w:r>
+      <w:proofErr w:type="spellStart"/>
+      <w:r>
+        <w:rPr>
+          <w:rFonts w:ascii="Verdana" w:hAnsi="Verdana"/>
+          <w:sz w:val="28"/>
+          <w:szCs w:val="28"/>
+        </w:rPr>
+        <w:t>Parrafo</w:t>
+      </w:r>
+      <w:proofErr w:type="spellEnd"/>
+      <w:r>
+        <w:rPr>
+          <w:rFonts w:ascii="Verdana" w:hAnsi="Verdana"/>
+          <w:sz w:val="28"/>
+          <w:szCs w:val="28"/>
+        </w:rPr>
+        <w:t>&lt;/p&gt;</w:t>
+      </w:r>
+    </w:p>
+    <w:p>
+      <w:pPr>
+        <w:spacing w:after="0" w:line="240" w:lineRule="auto"/>
+        <w:rPr>
+          <w:rFonts w:ascii="Verdana" w:hAnsi="Verdana"/>
+          <w:sz w:val="28"/>
+          <w:szCs w:val="28"/>
+        </w:rPr>
+      </w:pPr>
+    </w:p>
+    <w:p>
+      <w:pPr>
+        <w:pStyle w:val="Prrafodelista"/>
+        <w:numPr>
+          <w:ilvl w:val="0"/>
+          <w:numId w:val="26"/>
+        </w:numPr>
+        <w:spacing w:after="0" w:line="240" w:lineRule="auto"/>
+        <w:rPr>
+          <w:rFonts w:ascii="Verdana" w:hAnsi="Verdana"/>
+          <w:sz w:val="28"/>
+          <w:szCs w:val="28"/>
+        </w:rPr>
+      </w:pPr>
+      <w:r>
+        <w:rPr>
+          <w:rFonts w:ascii="Verdana" w:hAnsi="Verdana"/>
+          <w:sz w:val="28"/>
+          <w:szCs w:val="28"/>
+        </w:rPr>
+        <w:t xml:space="preserve">Mediante </w:t>
+      </w:r>
+      <w:r>
+        <w:rPr>
+          <w:rFonts w:ascii="Verdana" w:hAnsi="Verdana"/>
+          <w:b/>
+          <w:sz w:val="28"/>
+          <w:szCs w:val="28"/>
+        </w:rPr>
+        <w:t>[</w:t>
+      </w:r>
+      <w:proofErr w:type="spellStart"/>
+      <w:r>
+        <w:rPr>
+          <w:rFonts w:ascii="Verdana" w:hAnsi="Verdana"/>
+          <w:b/>
+          <w:sz w:val="28"/>
+          <w:szCs w:val="28"/>
+        </w:rPr>
+        <w:t>ngClass</w:t>
+      </w:r>
+      <w:proofErr w:type="spellEnd"/>
+      <w:r>
+        <w:rPr>
+          <w:rFonts w:ascii="Verdana" w:hAnsi="Verdana"/>
+          <w:b/>
+          <w:sz w:val="28"/>
+          <w:szCs w:val="28"/>
+        </w:rPr>
+        <w:t>]</w:t>
+      </w:r>
+    </w:p>
+    <w:p>
+      <w:pPr>
+        <w:spacing w:after="0" w:line="240" w:lineRule="auto"/>
+        <w:rPr>
+          <w:rFonts w:ascii="Verdana" w:hAnsi="Verdana"/>
+          <w:sz w:val="28"/>
+          <w:szCs w:val="28"/>
+        </w:rPr>
+      </w:pPr>
+    </w:p>
+    <w:p>
+      <w:pPr>
+        <w:spacing w:after="0" w:line="240" w:lineRule="auto"/>
+        <w:rPr>
+          <w:rFonts w:ascii="Verdana" w:hAnsi="Verdana"/>
+          <w:sz w:val="28"/>
+          <w:szCs w:val="28"/>
+        </w:rPr>
+      </w:pPr>
+      <w:r>
+        <w:rPr>
+          <w:rFonts w:ascii="Verdana" w:hAnsi="Verdana"/>
+          <w:sz w:val="28"/>
+          <w:szCs w:val="28"/>
+        </w:rPr>
+        <w:t>&lt;p [</w:t>
+      </w:r>
+      <w:proofErr w:type="spellStart"/>
+      <w:r>
+        <w:rPr>
+          <w:rFonts w:ascii="Verdana" w:hAnsi="Verdana"/>
+          <w:sz w:val="28"/>
+          <w:szCs w:val="28"/>
+        </w:rPr>
+        <w:t>ngClass</w:t>
+      </w:r>
+      <w:proofErr w:type="spellEnd"/>
+      <w:r>
+        <w:rPr>
+          <w:rFonts w:ascii="Verdana" w:hAnsi="Verdana"/>
+          <w:sz w:val="28"/>
+          <w:szCs w:val="28"/>
+        </w:rPr>
+        <w:t>]=</w:t>
+      </w:r>
+      <w:proofErr w:type="gramStart"/>
+      <w:r>
+        <w:rPr>
+          <w:rFonts w:ascii="Verdana" w:hAnsi="Verdana"/>
+          <w:sz w:val="28"/>
+          <w:szCs w:val="28"/>
+        </w:rPr>
+        <w:t>”{</w:t>
+      </w:r>
+      <w:proofErr w:type="gramEnd"/>
+    </w:p>
+    <w:p>
+      <w:pPr>
+        <w:spacing w:after="0" w:line="240" w:lineRule="auto"/>
+        <w:ind w:firstLine="708"/>
+        <w:rPr>
+          <w:rFonts w:ascii="Verdana" w:hAnsi="Verdana"/>
+          <w:sz w:val="28"/>
+          <w:szCs w:val="28"/>
+        </w:rPr>
+      </w:pPr>
+      <w:r>
+        <w:rPr>
+          <w:rFonts w:ascii="Verdana" w:hAnsi="Verdana"/>
+          <w:sz w:val="28"/>
+          <w:szCs w:val="28"/>
+        </w:rPr>
+        <w:t>estilo1: condicion1,</w:t>
+      </w:r>
+    </w:p>
+    <w:p>
+      <w:pPr>
+        <w:spacing w:after="0" w:line="240" w:lineRule="auto"/>
+        <w:ind w:firstLine="708"/>
+        <w:rPr>
+          <w:rFonts w:ascii="Verdana" w:hAnsi="Verdana"/>
+          <w:sz w:val="28"/>
+          <w:szCs w:val="28"/>
+        </w:rPr>
+      </w:pPr>
+      <w:r>
+        <w:rPr>
+          <w:rFonts w:ascii="Verdana" w:hAnsi="Verdana"/>
+          <w:sz w:val="28"/>
+          <w:szCs w:val="28"/>
+        </w:rPr>
+        <w:t>estilo2: condicion2</w:t>
+      </w:r>
+    </w:p>
+    <w:p>
+      <w:pPr>
+        <w:spacing w:after="0" w:line="240" w:lineRule="auto"/>
+        <w:rPr>
+          <w:rFonts w:ascii="Verdana" w:hAnsi="Verdana"/>
+          <w:sz w:val="28"/>
+          <w:szCs w:val="28"/>
+        </w:rPr>
+      </w:pPr>
+      <w:r>
+        <w:rPr>
+          <w:rFonts w:ascii="Verdana" w:hAnsi="Verdana"/>
+          <w:sz w:val="28"/>
+          <w:szCs w:val="28"/>
+        </w:rPr>
+        <w:t>}”</w:t>
+      </w:r>
+    </w:p>
+    <w:p>
+      <w:pPr>
+        <w:spacing w:after="0" w:line="240" w:lineRule="auto"/>
+        <w:rPr>
+          <w:rFonts w:ascii="Verdana" w:hAnsi="Verdana"/>
+          <w:sz w:val="28"/>
+          <w:szCs w:val="28"/>
+        </w:rPr>
+      </w:pPr>
+      <w:r>
+        <w:rPr>
+          <w:rFonts w:ascii="Verdana" w:hAnsi="Verdana"/>
+          <w:sz w:val="28"/>
+          <w:szCs w:val="28"/>
+        </w:rPr>
+        <w:t>&gt;</w:t>
+      </w:r>
+      <w:proofErr w:type="spellStart"/>
+      <w:r>
+        <w:rPr>
+          <w:rFonts w:ascii="Verdana" w:hAnsi="Verdana"/>
+          <w:sz w:val="28"/>
+          <w:szCs w:val="28"/>
+        </w:rPr>
+        <w:t>Parrafo</w:t>
+      </w:r>
+      <w:proofErr w:type="spellEnd"/>
+      <w:r>
+        <w:rPr>
+          <w:rFonts w:ascii="Verdana" w:hAnsi="Verdana"/>
+          <w:sz w:val="28"/>
+          <w:szCs w:val="28"/>
+        </w:rPr>
+        <w:t>&lt;/p&gt;</w:t>
+      </w:r>
+    </w:p>
+    <w:p>
+      <w:pPr>
+        <w:spacing w:after="0" w:line="240" w:lineRule="auto"/>
+        <w:rPr>
+          <w:rFonts w:ascii="Verdana" w:hAnsi="Verdana"/>
+          <w:sz w:val="28"/>
+          <w:szCs w:val="28"/>
+        </w:rPr>
+      </w:pPr>
+    </w:p>
+    <w:p>
+      <w:pPr>
+        <w:spacing w:after="0" w:line="240" w:lineRule="auto"/>
+        <w:rPr>
+          <w:rFonts w:ascii="Verdana" w:hAnsi="Verdana"/>
+          <w:sz w:val="28"/>
+          <w:szCs w:val="28"/>
+        </w:rPr>
+      </w:pPr>
+      <w:r>
+        <w:rPr>
+          <w:rFonts w:ascii="Verdana" w:hAnsi="Verdana"/>
+          <w:sz w:val="28"/>
+          <w:szCs w:val="28"/>
+        </w:rPr>
+        <w:t xml:space="preserve">Lo que vamos a realizar es modificar nuestro </w:t>
+      </w:r>
+      <w:proofErr w:type="spellStart"/>
+      <w:r>
+        <w:rPr>
+          <w:rFonts w:ascii="Verdana" w:hAnsi="Verdana"/>
+          <w:sz w:val="28"/>
+          <w:szCs w:val="28"/>
+        </w:rPr>
+        <w:t>component</w:t>
+      </w:r>
+      <w:proofErr w:type="spellEnd"/>
+      <w:r>
+        <w:rPr>
+          <w:rFonts w:ascii="Verdana" w:hAnsi="Verdana"/>
+          <w:sz w:val="28"/>
+          <w:szCs w:val="28"/>
+        </w:rPr>
+        <w:t xml:space="preserve"> de números y lo que haremos será aplicar los estilos mediante estas dos directivas.</w:t>
+      </w:r>
+    </w:p>
+    <w:p>
+      <w:pPr>
+        <w:spacing w:after="0" w:line="240" w:lineRule="auto"/>
+        <w:rPr>
+          <w:rFonts w:ascii="Verdana" w:hAnsi="Verdana"/>
+          <w:sz w:val="28"/>
+          <w:szCs w:val="28"/>
+        </w:rPr>
+      </w:pPr>
+    </w:p>
+    <w:p>
+      <w:pPr>
+        <w:spacing w:after="0" w:line="240" w:lineRule="auto"/>
+        <w:rPr>
+          <w:rFonts w:ascii="Verdana" w:hAnsi="Verdana"/>
+          <w:b/>
+          <w:sz w:val="28"/>
+          <w:szCs w:val="28"/>
+        </w:rPr>
+      </w:pPr>
+      <w:r>
+        <w:rPr>
+          <w:rFonts w:ascii="Verdana" w:hAnsi="Verdana"/>
+          <w:sz w:val="28"/>
+          <w:szCs w:val="28"/>
+        </w:rPr>
+        <w:t xml:space="preserve">Sobre la carpeta </w:t>
+      </w:r>
+      <w:proofErr w:type="spellStart"/>
+      <w:r>
+        <w:rPr>
+          <w:rFonts w:ascii="Verdana" w:hAnsi="Verdana"/>
+          <w:b/>
+          <w:sz w:val="28"/>
+          <w:szCs w:val="28"/>
+        </w:rPr>
+        <w:t>numerosestiloscomponent</w:t>
+      </w:r>
+      <w:proofErr w:type="spellEnd"/>
+      <w:r>
+        <w:rPr>
+          <w:rFonts w:ascii="Verdana" w:hAnsi="Verdana"/>
+          <w:sz w:val="28"/>
+          <w:szCs w:val="28"/>
+        </w:rPr>
+        <w:t xml:space="preserve"> creamos un fichero llamado </w:t>
+      </w:r>
+      <w:r>
+        <w:rPr>
+          <w:rFonts w:ascii="Verdana" w:hAnsi="Verdana"/>
+          <w:b/>
+          <w:sz w:val="28"/>
+          <w:szCs w:val="28"/>
+        </w:rPr>
+        <w:t>numerosestiloscomponent.css</w:t>
+      </w:r>
+    </w:p>
+    <w:p>
+      <w:pPr>
+        <w:spacing w:after="0" w:line="240" w:lineRule="auto"/>
+        <w:rPr>
+          <w:rFonts w:ascii="Verdana" w:hAnsi="Verdana"/>
+          <w:sz w:val="28"/>
+          <w:szCs w:val="28"/>
+        </w:rPr>
+      </w:pPr>
+    </w:p>
+    <w:p>
+      <w:pPr>
+        <w:spacing w:after="0" w:line="240" w:lineRule="auto"/>
+        <w:rPr>
+          <w:rFonts w:ascii="Verdana" w:hAnsi="Verdana"/>
+          <w:b/>
+          <w:sz w:val="28"/>
+          <w:szCs w:val="28"/>
+        </w:rPr>
+      </w:pPr>
+      <w:r>
+        <w:rPr>
+          <w:rFonts w:ascii="Verdana" w:hAnsi="Verdana"/>
+          <w:b/>
+          <w:sz w:val="28"/>
+          <w:szCs w:val="28"/>
+        </w:rPr>
+        <w:t>NUMEROSESTILOSCOMPONENT.CSS</w:t>
+      </w:r>
+    </w:p>
+    <w:p>
+      <w:pPr>
+        <w:spacing w:after="0" w:line="240" w:lineRule="auto"/>
+        <w:rPr>
+          <w:rFonts w:ascii="Verdana" w:hAnsi="Verdana"/>
+          <w:sz w:val="28"/>
+          <w:szCs w:val="28"/>
+        </w:rPr>
+      </w:pPr>
+    </w:p>
+    <w:p>
+      <w:pPr>
+        <w:spacing w:after="0" w:line="240" w:lineRule="auto"/>
+        <w:rPr>
+          <w:rFonts w:ascii="Verdana" w:hAnsi="Verdana"/>
+          <w:sz w:val="28"/>
+          <w:szCs w:val="28"/>
+        </w:rPr>
+      </w:pPr>
+      <w:r>
+        <w:rPr>
+          <w:noProof/>
+          <w:lang w:eastAsia="es-ES"/>
+        </w:rPr>
+        <w:lastRenderedPageBreak/>
+        <w:drawing>
+          <wp:inline distT="0" distB="0" distL="0" distR="0" wp14:anchorId="623E2AA6" wp14:editId="450CB41F">
+            <wp:extent cx="5400040" cy="2842260"/>
+            <wp:effectExtent l="0" t="0" r="0" b="0"/>
+            <wp:docPr id="45" name="Imagen 45"/>
+            <wp:cNvGraphicFramePr>
+              <a:graphicFrameLocks xmlns:a="http://schemas.openxmlformats.org/drawingml/2006/main" noChangeAspect="1"/>
+            </wp:cNvGraphicFramePr>
+            <a:graphic xmlns:a="http://schemas.openxmlformats.org/drawingml/2006/main">
+              <a:graphicData uri="http://schemas.openxmlformats.org/drawingml/2006/picture">
+                <pic:pic xmlns:pic="http://schemas.openxmlformats.org/drawingml/2006/picture">
+                  <pic:nvPicPr>
+                    <pic:cNvPr id="1" name=""/>
+                    <pic:cNvPicPr/>
+                  </pic:nvPicPr>
+                  <pic:blipFill>
+                    <a:blip r:embed="rId51"/>
+                    <a:stretch>
+                      <a:fillRect/>
+                    </a:stretch>
+                  </pic:blipFill>
+                  <pic:spPr>
+                    <a:xfrm>
+                      <a:off x="0" y="0"/>
+                      <a:ext cx="5400040" cy="2842260"/>
+                    </a:xfrm>
+                    <a:prstGeom prst="rect">
+                      <a:avLst/>
+                    </a:prstGeom>
+                  </pic:spPr>
+                </pic:pic>
+              </a:graphicData>
+            </a:graphic>
+          </wp:inline>
+        </w:drawing>
+      </w:r>
+    </w:p>
+    <w:p>
+      <w:pPr>
+        <w:spacing w:after="0" w:line="240" w:lineRule="auto"/>
+        <w:rPr>
+          <w:rFonts w:ascii="Verdana" w:hAnsi="Verdana"/>
+          <w:sz w:val="28"/>
+          <w:szCs w:val="28"/>
+        </w:rPr>
+      </w:pPr>
+    </w:p>
+    <w:p>
+      <w:pPr>
+        <w:spacing w:after="0" w:line="240" w:lineRule="auto"/>
+        <w:rPr>
+          <w:rFonts w:ascii="Verdana" w:hAnsi="Verdana"/>
+          <w:b/>
+          <w:sz w:val="28"/>
+          <w:szCs w:val="28"/>
+        </w:rPr>
+      </w:pPr>
+      <w:r>
+        <w:rPr>
+          <w:rFonts w:ascii="Verdana" w:hAnsi="Verdana"/>
+          <w:sz w:val="28"/>
+          <w:szCs w:val="28"/>
+        </w:rPr>
+        <w:t xml:space="preserve">En nuestro </w:t>
+      </w:r>
+      <w:proofErr w:type="spellStart"/>
+      <w:r>
+        <w:rPr>
+          <w:rFonts w:ascii="Verdana" w:hAnsi="Verdana"/>
+          <w:b/>
+          <w:sz w:val="28"/>
+          <w:szCs w:val="28"/>
+        </w:rPr>
+        <w:t>component</w:t>
+      </w:r>
+      <w:proofErr w:type="spellEnd"/>
+      <w:r>
+        <w:rPr>
+          <w:rFonts w:ascii="Verdana" w:hAnsi="Verdana"/>
+          <w:b/>
+          <w:sz w:val="28"/>
+          <w:szCs w:val="28"/>
+        </w:rPr>
+        <w:t xml:space="preserve"> TS</w:t>
+      </w:r>
+      <w:r>
+        <w:rPr>
+          <w:rFonts w:ascii="Verdana" w:hAnsi="Verdana"/>
+          <w:sz w:val="28"/>
+          <w:szCs w:val="28"/>
+        </w:rPr>
+        <w:t xml:space="preserve"> incluimos el </w:t>
+      </w:r>
+      <w:proofErr w:type="spellStart"/>
+      <w:r>
+        <w:rPr>
+          <w:rFonts w:ascii="Verdana" w:hAnsi="Verdana"/>
+          <w:b/>
+          <w:sz w:val="28"/>
+          <w:szCs w:val="28"/>
+        </w:rPr>
+        <w:t>styleUrl</w:t>
+      </w:r>
+      <w:proofErr w:type="spellEnd"/>
+      <w:r>
+        <w:rPr>
+          <w:rFonts w:ascii="Verdana" w:hAnsi="Verdana"/>
+          <w:sz w:val="28"/>
+          <w:szCs w:val="28"/>
+        </w:rPr>
+        <w:t xml:space="preserve"> dentro de </w:t>
+      </w:r>
+      <w:r>
+        <w:rPr>
+          <w:rFonts w:ascii="Verdana" w:hAnsi="Verdana"/>
+          <w:b/>
+          <w:sz w:val="28"/>
+          <w:szCs w:val="28"/>
+        </w:rPr>
+        <w:t>@</w:t>
+      </w:r>
+      <w:proofErr w:type="spellStart"/>
+      <w:r>
+        <w:rPr>
+          <w:rFonts w:ascii="Verdana" w:hAnsi="Verdana"/>
+          <w:b/>
+          <w:sz w:val="28"/>
+          <w:szCs w:val="28"/>
+        </w:rPr>
+        <w:t>Component</w:t>
+      </w:r>
+      <w:proofErr w:type="spellEnd"/>
+    </w:p>
+    <w:p>
+      <w:pPr>
+        <w:spacing w:after="0" w:line="240" w:lineRule="auto"/>
+        <w:rPr>
+          <w:rFonts w:ascii="Verdana" w:hAnsi="Verdana"/>
+          <w:sz w:val="28"/>
+          <w:szCs w:val="28"/>
+        </w:rPr>
+      </w:pPr>
+    </w:p>
+    <w:p>
+      <w:pPr>
+        <w:spacing w:after="0" w:line="240" w:lineRule="auto"/>
+        <w:rPr>
+          <w:rFonts w:ascii="Verdana" w:hAnsi="Verdana"/>
+          <w:b/>
+          <w:sz w:val="28"/>
+          <w:szCs w:val="28"/>
+        </w:rPr>
+      </w:pPr>
+      <w:r>
+        <w:rPr>
+          <w:rFonts w:ascii="Verdana" w:hAnsi="Verdana"/>
+          <w:b/>
+          <w:sz w:val="28"/>
+          <w:szCs w:val="28"/>
+        </w:rPr>
+        <w:t>NUMEROSESTILOSCOMPONENT.TS</w:t>
+      </w:r>
+    </w:p>
+    <w:p>
+      <w:pPr>
+        <w:spacing w:after="0" w:line="240" w:lineRule="auto"/>
+        <w:rPr>
+          <w:rFonts w:ascii="Verdana" w:hAnsi="Verdana"/>
+          <w:sz w:val="28"/>
+          <w:szCs w:val="28"/>
+        </w:rPr>
+      </w:pPr>
+    </w:p>
+    <w:p>
+      <w:pPr>
+        <w:spacing w:after="0" w:line="240" w:lineRule="auto"/>
+        <w:rPr>
+          <w:rFonts w:ascii="Verdana" w:hAnsi="Verdana"/>
+          <w:sz w:val="28"/>
+          <w:szCs w:val="28"/>
+        </w:rPr>
+      </w:pPr>
+      <w:r>
+        <w:rPr>
+          <w:noProof/>
+          <w:lang w:eastAsia="es-ES"/>
+        </w:rPr>
+        <w:drawing>
+          <wp:inline distT="0" distB="0" distL="0" distR="0" wp14:anchorId="41A760EA" wp14:editId="733D71B5">
+            <wp:extent cx="5400040" cy="1994535"/>
+            <wp:effectExtent l="0" t="0" r="0" b="5715"/>
+            <wp:docPr id="46" name="Imagen 46"/>
+            <wp:cNvGraphicFramePr>
+              <a:graphicFrameLocks xmlns:a="http://schemas.openxmlformats.org/drawingml/2006/main" noChangeAspect="1"/>
+            </wp:cNvGraphicFramePr>
+            <a:graphic xmlns:a="http://schemas.openxmlformats.org/drawingml/2006/main">
+              <a:graphicData uri="http://schemas.openxmlformats.org/drawingml/2006/picture">
+                <pic:pic xmlns:pic="http://schemas.openxmlformats.org/drawingml/2006/picture">
+                  <pic:nvPicPr>
+                    <pic:cNvPr id="1" name=""/>
+                    <pic:cNvPicPr/>
+                  </pic:nvPicPr>
+                  <pic:blipFill>
+                    <a:blip r:embed="rId52"/>
+                    <a:stretch>
+                      <a:fillRect/>
+                    </a:stretch>
+                  </pic:blipFill>
+                  <pic:spPr>
+                    <a:xfrm>
+                      <a:off x="0" y="0"/>
+                      <a:ext cx="5400040" cy="1994535"/>
+                    </a:xfrm>
+                    <a:prstGeom prst="rect">
+                      <a:avLst/>
+                    </a:prstGeom>
+                  </pic:spPr>
+                </pic:pic>
+              </a:graphicData>
+            </a:graphic>
+          </wp:inline>
+        </w:drawing>
+      </w:r>
+    </w:p>
+    <w:p>
+      <w:pPr>
+        <w:spacing w:after="0" w:line="240" w:lineRule="auto"/>
+        <w:rPr>
+          <w:rFonts w:ascii="Verdana" w:hAnsi="Verdana"/>
+          <w:sz w:val="28"/>
+          <w:szCs w:val="28"/>
+        </w:rPr>
+      </w:pPr>
+    </w:p>
+    <w:p>
+      <w:pPr>
+        <w:spacing w:after="0" w:line="240" w:lineRule="auto"/>
+        <w:rPr>
+          <w:rFonts w:ascii="Verdana" w:hAnsi="Verdana"/>
+          <w:b/>
+          <w:sz w:val="28"/>
+          <w:szCs w:val="28"/>
+        </w:rPr>
+      </w:pPr>
+      <w:r>
+        <w:rPr>
+          <w:rFonts w:ascii="Verdana" w:hAnsi="Verdana"/>
+          <w:sz w:val="28"/>
+          <w:szCs w:val="28"/>
+        </w:rPr>
+        <w:t xml:space="preserve">Modificamos el código HTML añadiendo una directiva, por ejemplo, </w:t>
+      </w:r>
+      <w:r>
+        <w:rPr>
+          <w:rFonts w:ascii="Verdana" w:hAnsi="Verdana"/>
+          <w:b/>
+          <w:sz w:val="28"/>
+          <w:szCs w:val="28"/>
+        </w:rPr>
+        <w:t>[</w:t>
+      </w:r>
+      <w:proofErr w:type="spellStart"/>
+      <w:r>
+        <w:rPr>
+          <w:rFonts w:ascii="Verdana" w:hAnsi="Verdana"/>
+          <w:b/>
+          <w:sz w:val="28"/>
+          <w:szCs w:val="28"/>
+        </w:rPr>
+        <w:t>class.estilo</w:t>
+      </w:r>
+      <w:proofErr w:type="spellEnd"/>
+      <w:r>
+        <w:rPr>
+          <w:rFonts w:ascii="Verdana" w:hAnsi="Verdana"/>
+          <w:b/>
+          <w:sz w:val="28"/>
+          <w:szCs w:val="28"/>
+        </w:rPr>
+        <w:t>]</w:t>
+      </w:r>
+    </w:p>
+    <w:p>
+      <w:pPr>
+        <w:spacing w:after="0" w:line="240" w:lineRule="auto"/>
+        <w:rPr>
+          <w:rFonts w:ascii="Verdana" w:hAnsi="Verdana"/>
+          <w:sz w:val="28"/>
+          <w:szCs w:val="28"/>
+        </w:rPr>
+      </w:pPr>
+    </w:p>
+    <w:p>
+      <w:pPr>
+        <w:spacing w:after="0" w:line="240" w:lineRule="auto"/>
+        <w:rPr>
+          <w:rFonts w:ascii="Verdana" w:hAnsi="Verdana"/>
+          <w:b/>
+          <w:sz w:val="28"/>
+          <w:szCs w:val="28"/>
+        </w:rPr>
+      </w:pPr>
+      <w:r>
+        <w:rPr>
+          <w:rFonts w:ascii="Verdana" w:hAnsi="Verdana"/>
+          <w:b/>
+          <w:sz w:val="28"/>
+          <w:szCs w:val="28"/>
+        </w:rPr>
+        <w:t>NUMEROSESTILOSCOMPONENT.</w:t>
+      </w:r>
+      <w:r>
+        <w:rPr>
+          <w:rFonts w:ascii="Verdana" w:hAnsi="Verdana"/>
+          <w:b/>
+          <w:sz w:val="28"/>
+          <w:szCs w:val="28"/>
+        </w:rPr>
+        <w:t>HTML</w:t>
+      </w:r>
+    </w:p>
+    <w:p>
+      <w:pPr>
+        <w:spacing w:after="0" w:line="240" w:lineRule="auto"/>
+        <w:rPr>
+          <w:rFonts w:ascii="Verdana" w:hAnsi="Verdana"/>
+          <w:sz w:val="28"/>
+          <w:szCs w:val="28"/>
+        </w:rPr>
+      </w:pPr>
+    </w:p>
+    <w:p>
+      <w:pPr>
+        <w:spacing w:after="0" w:line="240" w:lineRule="auto"/>
+        <w:rPr>
+          <w:rFonts w:ascii="Verdana" w:hAnsi="Verdana"/>
+          <w:sz w:val="28"/>
+          <w:szCs w:val="28"/>
+        </w:rPr>
+      </w:pPr>
+      <w:r>
+        <w:rPr>
+          <w:noProof/>
+          <w:lang w:eastAsia="es-ES"/>
+        </w:rPr>
+        <w:lastRenderedPageBreak/>
+        <w:drawing>
+          <wp:inline distT="0" distB="0" distL="0" distR="0" wp14:anchorId="707E9558" wp14:editId="74C2C560">
+            <wp:extent cx="5400040" cy="2489835"/>
+            <wp:effectExtent l="0" t="0" r="0" b="5715"/>
+            <wp:docPr id="47" name="Imagen 47"/>
+            <wp:cNvGraphicFramePr>
+              <a:graphicFrameLocks xmlns:a="http://schemas.openxmlformats.org/drawingml/2006/main" noChangeAspect="1"/>
+            </wp:cNvGraphicFramePr>
+            <a:graphic xmlns:a="http://schemas.openxmlformats.org/drawingml/2006/main">
+              <a:graphicData uri="http://schemas.openxmlformats.org/drawingml/2006/picture">
+                <pic:pic xmlns:pic="http://schemas.openxmlformats.org/drawingml/2006/picture">
+                  <pic:nvPicPr>
+                    <pic:cNvPr id="1" name=""/>
+                    <pic:cNvPicPr/>
+                  </pic:nvPicPr>
+                  <pic:blipFill>
+                    <a:blip r:embed="rId53"/>
+                    <a:stretch>
+                      <a:fillRect/>
+                    </a:stretch>
+                  </pic:blipFill>
+                  <pic:spPr>
+                    <a:xfrm>
+                      <a:off x="0" y="0"/>
+                      <a:ext cx="5400040" cy="2489835"/>
+                    </a:xfrm>
+                    <a:prstGeom prst="rect">
+                      <a:avLst/>
+                    </a:prstGeom>
+                  </pic:spPr>
+                </pic:pic>
+              </a:graphicData>
+            </a:graphic>
+          </wp:inline>
+        </w:drawing>
+      </w:r>
+    </w:p>
+    <w:p>
+      <w:pPr>
+        <w:spacing w:after="0" w:line="240" w:lineRule="auto"/>
+        <w:rPr>
+          <w:rFonts w:ascii="Verdana" w:hAnsi="Verdana"/>
+          <w:sz w:val="28"/>
+          <w:szCs w:val="28"/>
+        </w:rPr>
+      </w:pPr>
+    </w:p>
+    <w:p>
+      <w:pPr>
+        <w:spacing w:after="0" w:line="240" w:lineRule="auto"/>
+        <w:rPr>
+          <w:rFonts w:ascii="Verdana" w:hAnsi="Verdana"/>
+          <w:b/>
+          <w:sz w:val="28"/>
+          <w:szCs w:val="28"/>
+        </w:rPr>
+      </w:pPr>
+      <w:r>
+        <w:rPr>
+          <w:rFonts w:ascii="Verdana" w:hAnsi="Verdana"/>
+          <w:sz w:val="28"/>
+          <w:szCs w:val="28"/>
+        </w:rPr>
+        <w:t xml:space="preserve">Probamos a escribir la otra forma de estilos condicionales, mediante </w:t>
+      </w:r>
+      <w:r>
+        <w:rPr>
+          <w:rFonts w:ascii="Verdana" w:hAnsi="Verdana"/>
+          <w:b/>
+          <w:sz w:val="28"/>
+          <w:szCs w:val="28"/>
+        </w:rPr>
+        <w:t>[</w:t>
+      </w:r>
+      <w:proofErr w:type="spellStart"/>
+      <w:r>
+        <w:rPr>
+          <w:rFonts w:ascii="Verdana" w:hAnsi="Verdana"/>
+          <w:b/>
+          <w:sz w:val="28"/>
+          <w:szCs w:val="28"/>
+        </w:rPr>
+        <w:t>ngClass</w:t>
+      </w:r>
+      <w:proofErr w:type="spellEnd"/>
+      <w:r>
+        <w:rPr>
+          <w:rFonts w:ascii="Verdana" w:hAnsi="Verdana"/>
+          <w:b/>
+          <w:sz w:val="28"/>
+          <w:szCs w:val="28"/>
+        </w:rPr>
+        <w:t>]</w:t>
+      </w:r>
+    </w:p>
+    <w:p>
+      <w:pPr>
+        <w:spacing w:after="0" w:line="240" w:lineRule="auto"/>
+        <w:rPr>
+          <w:rFonts w:ascii="Verdana" w:hAnsi="Verdana"/>
+          <w:sz w:val="28"/>
+          <w:szCs w:val="28"/>
+        </w:rPr>
+      </w:pPr>
+    </w:p>
+    <w:p>
+      <w:pPr>
+        <w:spacing w:after="0" w:line="240" w:lineRule="auto"/>
+        <w:rPr>
+          <w:rFonts w:ascii="Verdana" w:hAnsi="Verdana"/>
+          <w:b/>
+          <w:sz w:val="28"/>
+          <w:szCs w:val="28"/>
+        </w:rPr>
+      </w:pPr>
+      <w:r>
+        <w:rPr>
+          <w:rFonts w:ascii="Verdana" w:hAnsi="Verdana"/>
+          <w:b/>
+          <w:sz w:val="28"/>
+          <w:szCs w:val="28"/>
+        </w:rPr>
+        <w:t>NUMEROSESTILOSCOMPONENT.HTML</w:t>
+      </w:r>
+    </w:p>
+    <w:p>
+      <w:pPr>
+        <w:spacing w:after="0" w:line="240" w:lineRule="auto"/>
+        <w:rPr>
+          <w:rFonts w:ascii="Verdana" w:hAnsi="Verdana"/>
+          <w:sz w:val="28"/>
+          <w:szCs w:val="28"/>
+        </w:rPr>
+      </w:pPr>
+    </w:p>
+    <w:p>
+      <w:pPr>
+        <w:spacing w:after="0" w:line="240" w:lineRule="auto"/>
+        <w:rPr>
+          <w:rFonts w:ascii="Verdana" w:hAnsi="Verdana"/>
+          <w:sz w:val="28"/>
+          <w:szCs w:val="28"/>
+        </w:rPr>
+      </w:pPr>
+      <w:r>
+        <w:rPr>
+          <w:noProof/>
+          <w:lang w:eastAsia="es-ES"/>
+        </w:rPr>
+        <w:drawing>
+          <wp:inline distT="0" distB="0" distL="0" distR="0" wp14:anchorId="377DBDAF" wp14:editId="3043C721">
+            <wp:extent cx="5400040" cy="2773045"/>
+            <wp:effectExtent l="0" t="0" r="0" b="8255"/>
+            <wp:docPr id="48" name="Imagen 48"/>
+            <wp:cNvGraphicFramePr>
+              <a:graphicFrameLocks xmlns:a="http://schemas.openxmlformats.org/drawingml/2006/main" noChangeAspect="1"/>
+            </wp:cNvGraphicFramePr>
+            <a:graphic xmlns:a="http://schemas.openxmlformats.org/drawingml/2006/main">
+              <a:graphicData uri="http://schemas.openxmlformats.org/drawingml/2006/picture">
+                <pic:pic xmlns:pic="http://schemas.openxmlformats.org/drawingml/2006/picture">
+                  <pic:nvPicPr>
+                    <pic:cNvPr id="1" name=""/>
+                    <pic:cNvPicPr/>
+                  </pic:nvPicPr>
+                  <pic:blipFill>
+                    <a:blip r:embed="rId54"/>
+                    <a:stretch>
+                      <a:fillRect/>
+                    </a:stretch>
+                  </pic:blipFill>
+                  <pic:spPr>
+                    <a:xfrm>
+                      <a:off x="0" y="0"/>
+                      <a:ext cx="5400040" cy="2773045"/>
+                    </a:xfrm>
+                    <a:prstGeom prst="rect">
+                      <a:avLst/>
+                    </a:prstGeom>
+                  </pic:spPr>
+                </pic:pic>
+              </a:graphicData>
+            </a:graphic>
+          </wp:inline>
+        </w:drawing>
+      </w:r>
+    </w:p>
+    <w:p>
+      <w:pPr>
+        <w:spacing w:after="0" w:line="240" w:lineRule="auto"/>
+        <w:rPr>
+          <w:rFonts w:ascii="Verdana" w:hAnsi="Verdana"/>
+          <w:sz w:val="28"/>
+          <w:szCs w:val="28"/>
+        </w:rPr>
+      </w:pPr>
+    </w:p>
+    <w:p>
+      <w:pPr>
+        <w:spacing w:after="0" w:line="240" w:lineRule="auto"/>
+        <w:rPr>
+          <w:rFonts w:ascii="Verdana" w:hAnsi="Verdana"/>
+          <w:sz w:val="28"/>
+          <w:szCs w:val="28"/>
+        </w:rPr>
+      </w:pPr>
+      <w:r>
+        <w:rPr>
+          <w:rFonts w:ascii="Verdana" w:hAnsi="Verdana"/>
+          <w:sz w:val="28"/>
+          <w:szCs w:val="28"/>
+        </w:rPr>
+        <w:t>Me gustaría tener un botón para generar un número aleatorio.</w:t>
+      </w:r>
+    </w:p>
+    <w:p>
+      <w:pPr>
+        <w:spacing w:after="0" w:line="240" w:lineRule="auto"/>
+        <w:rPr>
+          <w:rFonts w:ascii="Verdana" w:hAnsi="Verdana"/>
+          <w:sz w:val="28"/>
+          <w:szCs w:val="28"/>
+        </w:rPr>
+      </w:pPr>
+      <w:r>
+        <w:rPr>
+          <w:rFonts w:ascii="Verdana" w:hAnsi="Verdana"/>
+          <w:sz w:val="28"/>
+          <w:szCs w:val="28"/>
+        </w:rPr>
+        <w:t>¿Qué necesito?</w:t>
+      </w:r>
+    </w:p>
+    <w:p>
+      <w:pPr>
+        <w:spacing w:after="0" w:line="240" w:lineRule="auto"/>
+        <w:rPr>
+          <w:rFonts w:ascii="Verdana" w:hAnsi="Verdana"/>
+          <w:sz w:val="28"/>
+          <w:szCs w:val="28"/>
+        </w:rPr>
+      </w:pPr>
+      <w:r>
+        <w:rPr>
+          <w:rFonts w:ascii="Verdana" w:hAnsi="Verdana"/>
+          <w:sz w:val="28"/>
+          <w:szCs w:val="28"/>
+        </w:rPr>
+        <w:t>HTML: &lt;</w:t>
+      </w:r>
+      <w:proofErr w:type="spellStart"/>
+      <w:r>
+        <w:rPr>
+          <w:rFonts w:ascii="Verdana" w:hAnsi="Verdana"/>
+          <w:sz w:val="28"/>
+          <w:szCs w:val="28"/>
+        </w:rPr>
+        <w:t>button</w:t>
+      </w:r>
+      <w:proofErr w:type="spellEnd"/>
+      <w:r>
+        <w:rPr>
+          <w:rFonts w:ascii="Verdana" w:hAnsi="Verdana"/>
+          <w:sz w:val="28"/>
+          <w:szCs w:val="28"/>
+        </w:rPr>
+        <w:t>&gt;</w:t>
+      </w:r>
+    </w:p>
+    <w:p>
+      <w:pPr>
+        <w:spacing w:after="0" w:line="240" w:lineRule="auto"/>
+        <w:rPr>
+          <w:rFonts w:ascii="Verdana" w:hAnsi="Verdana"/>
+          <w:sz w:val="28"/>
+          <w:szCs w:val="28"/>
+        </w:rPr>
+      </w:pPr>
+      <w:r>
+        <w:rPr>
+          <w:rFonts w:ascii="Verdana" w:hAnsi="Verdana"/>
+          <w:sz w:val="28"/>
+          <w:szCs w:val="28"/>
+        </w:rPr>
+        <w:t xml:space="preserve">TS: </w:t>
+      </w:r>
+      <w:proofErr w:type="gramStart"/>
+      <w:r>
+        <w:rPr>
+          <w:rFonts w:ascii="Verdana" w:hAnsi="Verdana"/>
+          <w:sz w:val="28"/>
+          <w:szCs w:val="28"/>
+        </w:rPr>
+        <w:t>método()</w:t>
+      </w:r>
+      <w:proofErr w:type="gramEnd"/>
+    </w:p>
+    <w:p>
+      <w:pPr>
+        <w:spacing w:after="0" w:line="240" w:lineRule="auto"/>
+        <w:rPr>
+          <w:rFonts w:ascii="Verdana" w:hAnsi="Verdana"/>
+          <w:sz w:val="28"/>
+          <w:szCs w:val="28"/>
+        </w:rPr>
+      </w:pPr>
+    </w:p>
+    <w:p>
+      <w:pPr>
+        <w:spacing w:after="0" w:line="240" w:lineRule="auto"/>
+        <w:rPr>
+          <w:rFonts w:ascii="Verdana" w:hAnsi="Verdana"/>
+          <w:b/>
+          <w:sz w:val="28"/>
+          <w:szCs w:val="28"/>
+        </w:rPr>
+      </w:pPr>
+      <w:r>
+        <w:rPr>
+          <w:rFonts w:ascii="Verdana" w:hAnsi="Verdana"/>
+          <w:sz w:val="28"/>
+          <w:szCs w:val="28"/>
+        </w:rPr>
+        <w:t xml:space="preserve">Si quiero añadir el número al </w:t>
+      </w:r>
+      <w:proofErr w:type="spellStart"/>
+      <w:r>
+        <w:rPr>
+          <w:rFonts w:ascii="Verdana" w:hAnsi="Verdana"/>
+          <w:sz w:val="28"/>
+          <w:szCs w:val="28"/>
+        </w:rPr>
+        <w:t>array</w:t>
+      </w:r>
+      <w:proofErr w:type="spellEnd"/>
+      <w:r>
+        <w:rPr>
+          <w:rFonts w:ascii="Verdana" w:hAnsi="Verdana"/>
+          <w:sz w:val="28"/>
+          <w:szCs w:val="28"/>
+        </w:rPr>
+        <w:t xml:space="preserve"> para que se vea rojo o verde, ¿qué método de </w:t>
+      </w:r>
+      <w:proofErr w:type="spellStart"/>
+      <w:r>
+        <w:rPr>
+          <w:rFonts w:ascii="Verdana" w:hAnsi="Verdana"/>
+          <w:sz w:val="28"/>
+          <w:szCs w:val="28"/>
+        </w:rPr>
+        <w:t>array</w:t>
+      </w:r>
+      <w:proofErr w:type="spellEnd"/>
+      <w:r>
+        <w:rPr>
+          <w:rFonts w:ascii="Verdana" w:hAnsi="Verdana"/>
+          <w:sz w:val="28"/>
+          <w:szCs w:val="28"/>
+        </w:rPr>
+        <w:t xml:space="preserve"> permite añadir elementos nuevos? </w:t>
+      </w:r>
+      <w:proofErr w:type="spellStart"/>
+      <w:proofErr w:type="gramStart"/>
+      <w:r>
+        <w:rPr>
+          <w:rFonts w:ascii="Verdana" w:hAnsi="Verdana"/>
+          <w:b/>
+          <w:sz w:val="28"/>
+          <w:szCs w:val="28"/>
+        </w:rPr>
+        <w:t>push</w:t>
+      </w:r>
+      <w:proofErr w:type="spellEnd"/>
+      <w:r>
+        <w:rPr>
+          <w:rFonts w:ascii="Verdana" w:hAnsi="Verdana"/>
+          <w:b/>
+          <w:sz w:val="28"/>
+          <w:szCs w:val="28"/>
+        </w:rPr>
+        <w:t>()</w:t>
+      </w:r>
+      <w:proofErr w:type="gramEnd"/>
+    </w:p>
+    <w:p>
+      <w:pPr>
+        <w:spacing w:after="0" w:line="240" w:lineRule="auto"/>
+        <w:rPr>
+          <w:rFonts w:ascii="Verdana" w:hAnsi="Verdana"/>
+          <w:b/>
+          <w:sz w:val="28"/>
+          <w:szCs w:val="28"/>
+        </w:rPr>
+      </w:pPr>
+      <w:r>
+        <w:rPr>
+          <w:rFonts w:ascii="Verdana" w:hAnsi="Verdana"/>
+          <w:b/>
+          <w:sz w:val="28"/>
+          <w:szCs w:val="28"/>
+        </w:rPr>
+        <w:lastRenderedPageBreak/>
+        <w:t>NUMEROESTILOSCOMPONENT.TS</w:t>
+      </w:r>
+    </w:p>
+    <w:p>
+      <w:pPr>
+        <w:spacing w:after="0" w:line="240" w:lineRule="auto"/>
+        <w:rPr>
+          <w:rFonts w:ascii="Verdana" w:hAnsi="Verdana"/>
+          <w:sz w:val="28"/>
+          <w:szCs w:val="28"/>
+        </w:rPr>
+      </w:pPr>
+    </w:p>
+    <w:p>
+      <w:pPr>
+        <w:spacing w:after="0" w:line="240" w:lineRule="auto"/>
+        <w:rPr>
+          <w:rFonts w:ascii="Verdana" w:hAnsi="Verdana"/>
+          <w:sz w:val="28"/>
+          <w:szCs w:val="28"/>
+        </w:rPr>
+      </w:pPr>
+      <w:r>
+        <w:rPr>
+          <w:noProof/>
+          <w:lang w:eastAsia="es-ES"/>
+        </w:rPr>
+        <w:drawing>
+          <wp:inline distT="0" distB="0" distL="0" distR="0" wp14:anchorId="4030A8D1" wp14:editId="79D0EC32">
+            <wp:extent cx="5400040" cy="1409065"/>
+            <wp:effectExtent l="0" t="0" r="0" b="635"/>
+            <wp:docPr id="49" name="Imagen 49"/>
+            <wp:cNvGraphicFramePr>
+              <a:graphicFrameLocks xmlns:a="http://schemas.openxmlformats.org/drawingml/2006/main" noChangeAspect="1"/>
+            </wp:cNvGraphicFramePr>
+            <a:graphic xmlns:a="http://schemas.openxmlformats.org/drawingml/2006/main">
+              <a:graphicData uri="http://schemas.openxmlformats.org/drawingml/2006/picture">
+                <pic:pic xmlns:pic="http://schemas.openxmlformats.org/drawingml/2006/picture">
+                  <pic:nvPicPr>
+                    <pic:cNvPr id="1" name=""/>
+                    <pic:cNvPicPr/>
+                  </pic:nvPicPr>
+                  <pic:blipFill>
+                    <a:blip r:embed="rId55"/>
+                    <a:stretch>
+                      <a:fillRect/>
+                    </a:stretch>
+                  </pic:blipFill>
+                  <pic:spPr>
+                    <a:xfrm>
+                      <a:off x="0" y="0"/>
+                      <a:ext cx="5400040" cy="1409065"/>
+                    </a:xfrm>
+                    <a:prstGeom prst="rect">
+                      <a:avLst/>
+                    </a:prstGeom>
+                  </pic:spPr>
+                </pic:pic>
+              </a:graphicData>
+            </a:graphic>
+          </wp:inline>
+        </w:drawing>
+      </w:r>
+    </w:p>
+    <w:p>
+      <w:pPr>
+        <w:spacing w:after="0" w:line="240" w:lineRule="auto"/>
+        <w:rPr>
+          <w:rFonts w:ascii="Verdana" w:hAnsi="Verdana"/>
+          <w:sz w:val="28"/>
+          <w:szCs w:val="28"/>
+        </w:rPr>
+      </w:pPr>
+    </w:p>
+    <w:p>
+      <w:pPr>
+        <w:spacing w:after="0" w:line="240" w:lineRule="auto"/>
+        <w:rPr>
+          <w:rFonts w:ascii="Verdana" w:hAnsi="Verdana"/>
+          <w:sz w:val="28"/>
+          <w:szCs w:val="28"/>
+        </w:rPr>
+      </w:pPr>
+      <w:r>
+        <w:rPr>
+          <w:rFonts w:ascii="Verdana" w:hAnsi="Verdana"/>
+          <w:sz w:val="28"/>
+          <w:szCs w:val="28"/>
+        </w:rPr>
+        <w:t>Dibujamos un botón en HTML</w:t>
+      </w:r>
+    </w:p>
+    <w:p>
+      <w:pPr>
+        <w:spacing w:after="0" w:line="240" w:lineRule="auto"/>
+        <w:rPr>
+          <w:rFonts w:ascii="Verdana" w:hAnsi="Verdana"/>
+          <w:sz w:val="28"/>
+          <w:szCs w:val="28"/>
+        </w:rPr>
+      </w:pPr>
+    </w:p>
+    <w:p>
+      <w:pPr>
+        <w:spacing w:after="0" w:line="240" w:lineRule="auto"/>
+        <w:rPr>
+          <w:rFonts w:ascii="Verdana" w:hAnsi="Verdana"/>
+          <w:b/>
+          <w:sz w:val="28"/>
+          <w:szCs w:val="28"/>
+        </w:rPr>
+      </w:pPr>
+      <w:r>
+        <w:rPr>
+          <w:rFonts w:ascii="Verdana" w:hAnsi="Verdana"/>
+          <w:b/>
+          <w:sz w:val="28"/>
+          <w:szCs w:val="28"/>
+        </w:rPr>
+        <w:t>NUMEROESTILOSCOMPONENT.</w:t>
+      </w:r>
+      <w:r>
+        <w:rPr>
+          <w:rFonts w:ascii="Verdana" w:hAnsi="Verdana"/>
+          <w:b/>
+          <w:sz w:val="28"/>
+          <w:szCs w:val="28"/>
+        </w:rPr>
+        <w:t>HTML</w:t>
+      </w:r>
+    </w:p>
+    <w:p>
+      <w:pPr>
+        <w:spacing w:after="0" w:line="240" w:lineRule="auto"/>
+        <w:rPr>
+          <w:rFonts w:ascii="Verdana" w:hAnsi="Verdana"/>
+          <w:sz w:val="28"/>
+          <w:szCs w:val="28"/>
+        </w:rPr>
+      </w:pPr>
+    </w:p>
+    <w:p>
+      <w:pPr>
+        <w:spacing w:after="0" w:line="240" w:lineRule="auto"/>
+        <w:rPr>
+          <w:rFonts w:ascii="Verdana" w:hAnsi="Verdana"/>
+          <w:sz w:val="28"/>
+          <w:szCs w:val="28"/>
+        </w:rPr>
+      </w:pPr>
+      <w:r>
+        <w:rPr>
+          <w:noProof/>
+          <w:lang w:eastAsia="es-ES"/>
+        </w:rPr>
+        <w:drawing>
+          <wp:inline distT="0" distB="0" distL="0" distR="0" wp14:anchorId="047B67E1" wp14:editId="57527C8E">
+            <wp:extent cx="5400040" cy="976630"/>
+            <wp:effectExtent l="0" t="0" r="0" b="0"/>
+            <wp:docPr id="50" name="Imagen 50"/>
+            <wp:cNvGraphicFramePr>
+              <a:graphicFrameLocks xmlns:a="http://schemas.openxmlformats.org/drawingml/2006/main" noChangeAspect="1"/>
+            </wp:cNvGraphicFramePr>
+            <a:graphic xmlns:a="http://schemas.openxmlformats.org/drawingml/2006/main">
+              <a:graphicData uri="http://schemas.openxmlformats.org/drawingml/2006/picture">
+                <pic:pic xmlns:pic="http://schemas.openxmlformats.org/drawingml/2006/picture">
+                  <pic:nvPicPr>
+                    <pic:cNvPr id="1" name=""/>
+                    <pic:cNvPicPr/>
+                  </pic:nvPicPr>
+                  <pic:blipFill>
+                    <a:blip r:embed="rId56"/>
+                    <a:stretch>
+                      <a:fillRect/>
+                    </a:stretch>
+                  </pic:blipFill>
+                  <pic:spPr>
+                    <a:xfrm>
+                      <a:off x="0" y="0"/>
+                      <a:ext cx="5400040" cy="976630"/>
+                    </a:xfrm>
+                    <a:prstGeom prst="rect">
+                      <a:avLst/>
+                    </a:prstGeom>
+                  </pic:spPr>
+                </pic:pic>
+              </a:graphicData>
+            </a:graphic>
+          </wp:inline>
+        </w:drawing>
+      </w:r>
+    </w:p>
+    <w:p>
+      <w:pPr>
+        <w:spacing w:after="0" w:line="240" w:lineRule="auto"/>
+        <w:rPr>
+          <w:rFonts w:ascii="Verdana" w:hAnsi="Verdana"/>
+          <w:sz w:val="28"/>
+          <w:szCs w:val="28"/>
+        </w:rPr>
+      </w:pPr>
       <w:bookmarkStart w:id="0" w:name="_GoBack"/>
       <w:bookmarkEnd w:id="0"/>
     </w:p>
@@ -15362,39 +19322,9 @@
         </w:rPr>
       </w:pPr>
     </w:p>
-    <w:p>
-      <w:pPr>
-        <w:spacing w:after="0" w:line="240" w:lineRule="auto"/>
-        <w:rPr>
-          <w:rFonts w:ascii="Verdana" w:hAnsi="Verdana"/>
-          <w:sz w:val="28"/>
-          <w:szCs w:val="28"/>
-        </w:rPr>
-      </w:pPr>
-    </w:p>
-    <w:p>
-      <w:pPr>
-        <w:spacing w:after="0" w:line="240" w:lineRule="auto"/>
-        <w:rPr>
-          <w:rFonts w:ascii="Verdana" w:hAnsi="Verdana"/>
-          <w:sz w:val="28"/>
-          <w:szCs w:val="28"/>
-        </w:rPr>
-      </w:pPr>
-    </w:p>
-    <w:p>
-      <w:pPr>
-        <w:spacing w:after="0" w:line="240" w:lineRule="auto"/>
-        <w:rPr>
-          <w:rFonts w:ascii="Verdana" w:hAnsi="Verdana"/>
-          <w:sz w:val="28"/>
-          <w:szCs w:val="28"/>
-        </w:rPr>
-      </w:pPr>
-    </w:p>
     <w:sectPr>
-      <w:headerReference w:type="default" r:id="rId49"/>
-      <w:footerReference w:type="default" r:id="rId50"/>
+      <w:headerReference w:type="default" r:id="rId57"/>
+      <w:footerReference w:type="default" r:id="rId58"/>
       <w:pgSz w:w="11906" w:h="16838"/>
       <w:pgMar w:top="1417" w:right="1701" w:bottom="1417" w:left="1701" w:header="708" w:footer="708" w:gutter="0"/>
       <w:cols w:space="708"/>
@@ -15461,7 +19391,7 @@
           <w:rPr>
             <w:noProof/>
           </w:rPr>
-          <w:t>22</w:t>
+          <w:t>13</w:t>
         </w:r>
         <w:r>
           <w:fldChar w:fldCharType="end"/>
@@ -17530,6 +21460,95 @@
     </w:lvl>
   </w:abstractNum>
   <w:abstractNum w:abstractNumId="21" w15:restartNumberingAfterBreak="0">
+    <w:nsid w:val="69D847AB"/>
+    <w:multiLevelType w:val="hybridMultilevel"/>
+    <w:tmpl w:val="050876EC"/>
+    <w:lvl w:ilvl="0" w:tplc="0C0A0011">
+      <w:start w:val="1"/>
+      <w:numFmt w:val="decimal"/>
+      <w:lvlText w:val="%1)"/>
+      <w:lvlJc w:val="left"/>
+      <w:pPr>
+        <w:ind w:left="720" w:hanging="360"/>
+      </w:pPr>
+      <w:rPr>
+        <w:rFonts w:hint="default"/>
+      </w:rPr>
+    </w:lvl>
+    <w:lvl w:ilvl="1" w:tplc="0C0A0019" w:tentative="1">
+      <w:start w:val="1"/>
+      <w:numFmt w:val="lowerLetter"/>
+      <w:lvlText w:val="%2."/>
+      <w:lvlJc w:val="left"/>
+      <w:pPr>
+        <w:ind w:left="1440" w:hanging="360"/>
+      </w:pPr>
+    </w:lvl>
+    <w:lvl w:ilvl="2" w:tplc="0C0A001B" w:tentative="1">
+      <w:start w:val="1"/>
+      <w:numFmt w:val="lowerRoman"/>
+      <w:lvlText w:val="%3."/>
+      <w:lvlJc w:val="right"/>
+      <w:pPr>
+        <w:ind w:left="2160" w:hanging="180"/>
+      </w:pPr>
+    </w:lvl>
+    <w:lvl w:ilvl="3" w:tplc="0C0A000F" w:tentative="1">
+      <w:start w:val="1"/>
+      <w:numFmt w:val="decimal"/>
+      <w:lvlText w:val="%4."/>
+      <w:lvlJc w:val="left"/>
+      <w:pPr>
+        <w:ind w:left="2880" w:hanging="360"/>
+      </w:pPr>
+    </w:lvl>
+    <w:lvl w:ilvl="4" w:tplc="0C0A0019" w:tentative="1">
+      <w:start w:val="1"/>
+      <w:numFmt w:val="lowerLetter"/>
+      <w:lvlText w:val="%5."/>
+      <w:lvlJc w:val="left"/>
+      <w:pPr>
+        <w:ind w:left="3600" w:hanging="360"/>
+      </w:pPr>
+    </w:lvl>
+    <w:lvl w:ilvl="5" w:tplc="0C0A001B" w:tentative="1">
+      <w:start w:val="1"/>
+      <w:numFmt w:val="lowerRoman"/>
+      <w:lvlText w:val="%6."/>
+      <w:lvlJc w:val="right"/>
+      <w:pPr>
+        <w:ind w:left="4320" w:hanging="180"/>
+      </w:pPr>
+    </w:lvl>
+    <w:lvl w:ilvl="6" w:tplc="0C0A000F" w:tentative="1">
+      <w:start w:val="1"/>
+      <w:numFmt w:val="decimal"/>
+      <w:lvlText w:val="%7."/>
+      <w:lvlJc w:val="left"/>
+      <w:pPr>
+        <w:ind w:left="5040" w:hanging="360"/>
+      </w:pPr>
+    </w:lvl>
+    <w:lvl w:ilvl="7" w:tplc="0C0A0019" w:tentative="1">
+      <w:start w:val="1"/>
+      <w:numFmt w:val="lowerLetter"/>
+      <w:lvlText w:val="%8."/>
+      <w:lvlJc w:val="left"/>
+      <w:pPr>
+        <w:ind w:left="5760" w:hanging="360"/>
+      </w:pPr>
+    </w:lvl>
+    <w:lvl w:ilvl="8" w:tplc="0C0A001B" w:tentative="1">
+      <w:start w:val="1"/>
+      <w:numFmt w:val="lowerRoman"/>
+      <w:lvlText w:val="%9."/>
+      <w:lvlJc w:val="right"/>
+      <w:pPr>
+        <w:ind w:left="6480" w:hanging="180"/>
+      </w:pPr>
+    </w:lvl>
+  </w:abstractNum>
+  <w:abstractNum w:abstractNumId="22" w15:restartNumberingAfterBreak="0">
     <w:nsid w:val="722E2DB9"/>
     <w:multiLevelType w:val="hybridMultilevel"/>
     <w:tmpl w:val="0686C0A8"/>
@@ -17618,7 +21637,7 @@
       </w:pPr>
     </w:lvl>
   </w:abstractNum>
-  <w:abstractNum w:abstractNumId="22" w15:restartNumberingAfterBreak="0">
+  <w:abstractNum w:abstractNumId="23" w15:restartNumberingAfterBreak="0">
     <w:nsid w:val="7972702A"/>
     <w:multiLevelType w:val="hybridMultilevel"/>
     <w:tmpl w:val="86C6C29C"/>
@@ -17707,7 +21726,7 @@
       </w:pPr>
     </w:lvl>
   </w:abstractNum>
-  <w:abstractNum w:abstractNumId="23" w15:restartNumberingAfterBreak="0">
+  <w:abstractNum w:abstractNumId="24" w15:restartNumberingAfterBreak="0">
     <w:nsid w:val="7B1C3CC8"/>
     <w:multiLevelType w:val="hybridMultilevel"/>
     <w:tmpl w:val="9E68726C"/>
@@ -17796,7 +21815,7 @@
       </w:pPr>
     </w:lvl>
   </w:abstractNum>
-  <w:abstractNum w:abstractNumId="24" w15:restartNumberingAfterBreak="0">
+  <w:abstractNum w:abstractNumId="25" w15:restartNumberingAfterBreak="0">
     <w:nsid w:val="7CA34A27"/>
     <w:multiLevelType w:val="hybridMultilevel"/>
     <w:tmpl w:val="932C6376"/>
@@ -17907,7 +21926,7 @@
     <w:abstractNumId w:val="10"/>
   </w:num>
   <w:num w:numId="8">
-    <w:abstractNumId w:val="24"/>
+    <w:abstractNumId w:val="25"/>
   </w:num>
   <w:num w:numId="9">
     <w:abstractNumId w:val="15"/>
@@ -17916,7 +21935,7 @@
     <w:abstractNumId w:val="18"/>
   </w:num>
   <w:num w:numId="11">
-    <w:abstractNumId w:val="23"/>
+    <w:abstractNumId w:val="24"/>
   </w:num>
   <w:num w:numId="12">
     <w:abstractNumId w:val="14"/>
@@ -17946,7 +21965,7 @@
     <w:abstractNumId w:val="12"/>
   </w:num>
   <w:num w:numId="21">
-    <w:abstractNumId w:val="22"/>
+    <w:abstractNumId w:val="23"/>
   </w:num>
   <w:num w:numId="22">
     <w:abstractNumId w:val="3"/>
@@ -17955,10 +21974,13 @@
     <w:abstractNumId w:val="8"/>
   </w:num>
   <w:num w:numId="24">
-    <w:abstractNumId w:val="21"/>
+    <w:abstractNumId w:val="22"/>
   </w:num>
   <w:num w:numId="25">
     <w:abstractNumId w:val="7"/>
+  </w:num>
+  <w:num w:numId="26">
+    <w:abstractNumId w:val="21"/>
   </w:num>
 </w:numbering>
 </file>
@@ -18356,7 +22378,7 @@
   <w:style w:type="paragraph" w:default="1" w:styleId="Normal">
     <w:name w:val="Normal"/>
     <w:qFormat/>
-    <w:rsid w:val="00BD2687"/>
+    <w:rsid w:val="00FA0AEA"/>
   </w:style>
   <w:style w:type="paragraph" w:styleId="Ttulo1">
     <w:name w:val="heading 1"/>
@@ -18909,7 +22931,7 @@
 </file>
 
 <file path=customXml/itemProps1.xml><?xml version="1.0" encoding="utf-8"?>
-<ds:datastoreItem xmlns:ds="http://schemas.openxmlformats.org/officeDocument/2006/customXml" ds:itemID="{70D02D37-8085-467C-9BAD-F434DB41359B}">
+<ds:datastoreItem xmlns:ds="http://schemas.openxmlformats.org/officeDocument/2006/customXml" ds:itemID="{FFF9A3CD-C6A5-4280-A22C-719E14B09F2C}">
   <ds:schemaRefs>
     <ds:schemaRef ds:uri="http://schemas.openxmlformats.org/officeDocument/2006/bibliography"/>
   </ds:schemaRefs>

--- a/00 - DESARROLLO ANGULAR.docx
+++ b/00 - DESARROLLO ANGULAR.docx
@@ -18670,16 +18670,7 @@
           <w:sz w:val="28"/>
           <w:szCs w:val="28"/>
         </w:rPr>
-        <w:t>NUMEROSESTILOSCOMPONENT.</w:t>
-      </w:r>
-      <w:r>
-        <w:rPr>
-          <w:rFonts w:ascii="Verdana" w:hAnsi="Verdana"/>
-          <w:b/>
-          <w:sz w:val="28"/>
-          <w:szCs w:val="28"/>
-        </w:rPr>
-        <w:t>HTML</w:t>
+        <w:t>NUMEROSESTILOSCOMPONENT.HTML</w:t>
       </w:r>
     </w:p>
     <w:p>
@@ -19227,16 +19218,7 @@
           <w:sz w:val="28"/>
           <w:szCs w:val="28"/>
         </w:rPr>
-        <w:t>NUMEROESTILOSCOMPONENT.</w:t>
-      </w:r>
-      <w:r>
-        <w:rPr>
-          <w:rFonts w:ascii="Verdana" w:hAnsi="Verdana"/>
-          <w:b/>
-          <w:sz w:val="28"/>
-          <w:szCs w:val="28"/>
-        </w:rPr>
-        <w:t>HTML</w:t>
+        <w:t>NUMEROESTILOSCOMPONENT.HTML</w:t>
       </w:r>
     </w:p>
     <w:p>
@@ -19309,6 +19291,933 @@
           <w:szCs w:val="28"/>
         </w:rPr>
       </w:pPr>
+    </w:p>
+    <w:p>
+      <w:pPr>
+        <w:pStyle w:val="Ttulo1"/>
+      </w:pPr>
+      <w:r>
+        <w:t>GENERACION DINAMICA DE COMPONENTS</w:t>
+      </w:r>
+    </w:p>
+    <w:p>
+      <w:pPr>
+        <w:spacing w:after="0" w:line="240" w:lineRule="auto"/>
+        <w:rPr>
+          <w:rFonts w:ascii="Verdana" w:hAnsi="Verdana"/>
+          <w:sz w:val="28"/>
+          <w:szCs w:val="28"/>
+        </w:rPr>
+      </w:pPr>
+    </w:p>
+    <w:p>
+      <w:pPr>
+        <w:spacing w:after="0" w:line="240" w:lineRule="auto"/>
+        <w:rPr>
+          <w:rFonts w:ascii="Verdana" w:hAnsi="Verdana"/>
+          <w:sz w:val="28"/>
+          <w:szCs w:val="28"/>
+        </w:rPr>
+      </w:pPr>
+      <w:r>
+        <w:rPr>
+          <w:rFonts w:ascii="Verdana" w:hAnsi="Verdana"/>
+          <w:sz w:val="28"/>
+          <w:szCs w:val="28"/>
+        </w:rPr>
+        <w:t>Tenemos un comando que nos permite generar componentes de forma dinámica, es decir, nos genera un TS, HTML y CSS a la vez.</w:t>
+      </w:r>
+    </w:p>
+    <w:p>
+      <w:pPr>
+        <w:spacing w:after="0" w:line="240" w:lineRule="auto"/>
+        <w:rPr>
+          <w:rFonts w:ascii="Verdana" w:hAnsi="Verdana"/>
+          <w:sz w:val="28"/>
+          <w:szCs w:val="28"/>
+        </w:rPr>
+      </w:pPr>
+    </w:p>
+    <w:p>
+      <w:pPr>
+        <w:spacing w:after="0" w:line="240" w:lineRule="auto"/>
+        <w:rPr>
+          <w:rFonts w:ascii="Verdana" w:hAnsi="Verdana"/>
+          <w:sz w:val="28"/>
+          <w:szCs w:val="28"/>
+        </w:rPr>
+      </w:pPr>
+      <w:r>
+        <w:rPr>
+          <w:rFonts w:ascii="Verdana" w:hAnsi="Verdana"/>
+          <w:sz w:val="28"/>
+          <w:szCs w:val="28"/>
+        </w:rPr>
+        <w:t xml:space="preserve">Lo bueno, es que también agrega el </w:t>
+      </w:r>
+      <w:proofErr w:type="spellStart"/>
+      <w:r>
+        <w:rPr>
+          <w:rFonts w:ascii="Verdana" w:hAnsi="Verdana"/>
+          <w:sz w:val="28"/>
+          <w:szCs w:val="28"/>
+        </w:rPr>
+        <w:t>component</w:t>
+      </w:r>
+      <w:proofErr w:type="spellEnd"/>
+      <w:r>
+        <w:rPr>
+          <w:rFonts w:ascii="Verdana" w:hAnsi="Verdana"/>
+          <w:sz w:val="28"/>
+          <w:szCs w:val="28"/>
+        </w:rPr>
+        <w:t xml:space="preserve"> a nuestro </w:t>
+      </w:r>
+      <w:r>
+        <w:rPr>
+          <w:rFonts w:ascii="Verdana" w:hAnsi="Verdana"/>
+          <w:b/>
+          <w:sz w:val="28"/>
+          <w:szCs w:val="28"/>
+        </w:rPr>
+        <w:t>module</w:t>
+      </w:r>
+      <w:r>
+        <w:rPr>
+          <w:rFonts w:ascii="Verdana" w:hAnsi="Verdana"/>
+          <w:sz w:val="28"/>
+          <w:szCs w:val="28"/>
+        </w:rPr>
+        <w:t>.</w:t>
+      </w:r>
+    </w:p>
+    <w:p>
+      <w:pPr>
+        <w:spacing w:after="0" w:line="240" w:lineRule="auto"/>
+        <w:rPr>
+          <w:rFonts w:ascii="Verdana" w:hAnsi="Verdana"/>
+          <w:sz w:val="28"/>
+          <w:szCs w:val="28"/>
+        </w:rPr>
+      </w:pPr>
+    </w:p>
+    <w:p>
+      <w:pPr>
+        <w:spacing w:after="0" w:line="240" w:lineRule="auto"/>
+        <w:rPr>
+          <w:rFonts w:ascii="Verdana" w:hAnsi="Verdana"/>
+          <w:sz w:val="28"/>
+          <w:szCs w:val="28"/>
+        </w:rPr>
+      </w:pPr>
+      <w:r>
+        <w:rPr>
+          <w:rFonts w:ascii="Verdana" w:hAnsi="Verdana"/>
+          <w:sz w:val="28"/>
+          <w:szCs w:val="28"/>
+        </w:rPr>
+        <w:t>El comando es el siguiente:</w:t>
+      </w:r>
+    </w:p>
+    <w:p>
+      <w:pPr>
+        <w:spacing w:after="0" w:line="240" w:lineRule="auto"/>
+        <w:rPr>
+          <w:rFonts w:ascii="Verdana" w:hAnsi="Verdana"/>
+          <w:sz w:val="28"/>
+          <w:szCs w:val="28"/>
+        </w:rPr>
+      </w:pPr>
+    </w:p>
+    <w:p>
+      <w:pPr>
+        <w:spacing w:after="0" w:line="240" w:lineRule="auto"/>
+        <w:rPr>
+          <w:rFonts w:ascii="Verdana" w:hAnsi="Verdana"/>
+          <w:b/>
+          <w:sz w:val="28"/>
+          <w:szCs w:val="28"/>
+        </w:rPr>
+      </w:pPr>
+      <w:proofErr w:type="spellStart"/>
+      <w:proofErr w:type="gramStart"/>
+      <w:r>
+        <w:rPr>
+          <w:rFonts w:ascii="Verdana" w:hAnsi="Verdana"/>
+          <w:b/>
+          <w:sz w:val="28"/>
+          <w:szCs w:val="28"/>
+        </w:rPr>
+        <w:t>ng</w:t>
+      </w:r>
+      <w:proofErr w:type="spellEnd"/>
+      <w:proofErr w:type="gramEnd"/>
+      <w:r>
+        <w:rPr>
+          <w:rFonts w:ascii="Verdana" w:hAnsi="Verdana"/>
+          <w:b/>
+          <w:sz w:val="28"/>
+          <w:szCs w:val="28"/>
+        </w:rPr>
+        <w:t xml:space="preserve"> g c </w:t>
+      </w:r>
+      <w:proofErr w:type="spellStart"/>
+      <w:r>
+        <w:rPr>
+          <w:rFonts w:ascii="Verdana" w:hAnsi="Verdana"/>
+          <w:b/>
+          <w:sz w:val="28"/>
+          <w:szCs w:val="28"/>
+        </w:rPr>
+        <w:t>rutadelcomponent</w:t>
+      </w:r>
+      <w:proofErr w:type="spellEnd"/>
+      <w:r>
+        <w:rPr>
+          <w:rFonts w:ascii="Verdana" w:hAnsi="Verdana"/>
+          <w:b/>
+          <w:sz w:val="28"/>
+          <w:szCs w:val="28"/>
+        </w:rPr>
+        <w:t>/</w:t>
+      </w:r>
+      <w:proofErr w:type="spellStart"/>
+      <w:r>
+        <w:rPr>
+          <w:rFonts w:ascii="Verdana" w:hAnsi="Verdana"/>
+          <w:b/>
+          <w:sz w:val="28"/>
+          <w:szCs w:val="28"/>
+        </w:rPr>
+        <w:t>nombrecomponent</w:t>
+      </w:r>
+      <w:proofErr w:type="spellEnd"/>
+    </w:p>
+    <w:p>
+      <w:pPr>
+        <w:spacing w:after="0" w:line="240" w:lineRule="auto"/>
+        <w:rPr>
+          <w:rFonts w:ascii="Verdana" w:hAnsi="Verdana"/>
+          <w:sz w:val="28"/>
+          <w:szCs w:val="28"/>
+        </w:rPr>
+      </w:pPr>
+    </w:p>
+    <w:p>
+      <w:pPr>
+        <w:spacing w:after="0" w:line="240" w:lineRule="auto"/>
+        <w:rPr>
+          <w:rFonts w:ascii="Verdana" w:hAnsi="Verdana"/>
+          <w:sz w:val="28"/>
+          <w:szCs w:val="28"/>
+        </w:rPr>
+      </w:pPr>
+      <w:r>
+        <w:rPr>
+          <w:rFonts w:ascii="Verdana" w:hAnsi="Verdana"/>
+          <w:b/>
+          <w:sz w:val="28"/>
+          <w:szCs w:val="28"/>
+        </w:rPr>
+        <w:t xml:space="preserve">Nota: </w:t>
+      </w:r>
+      <w:r>
+        <w:rPr>
+          <w:rFonts w:ascii="Verdana" w:hAnsi="Verdana"/>
+          <w:sz w:val="28"/>
+          <w:szCs w:val="28"/>
+        </w:rPr>
+        <w:t xml:space="preserve">Para hacerlo bien, cada letra de cada palabra del </w:t>
+      </w:r>
+      <w:proofErr w:type="spellStart"/>
+      <w:r>
+        <w:rPr>
+          <w:rFonts w:ascii="Verdana" w:hAnsi="Verdana"/>
+          <w:sz w:val="28"/>
+          <w:szCs w:val="28"/>
+        </w:rPr>
+        <w:t>component</w:t>
+      </w:r>
+      <w:proofErr w:type="spellEnd"/>
+      <w:r>
+        <w:rPr>
+          <w:rFonts w:ascii="Verdana" w:hAnsi="Verdana"/>
+          <w:sz w:val="28"/>
+          <w:szCs w:val="28"/>
+        </w:rPr>
+        <w:t xml:space="preserve"> irá en mayúscula</w:t>
+      </w:r>
+    </w:p>
+    <w:p>
+      <w:pPr>
+        <w:spacing w:after="0" w:line="240" w:lineRule="auto"/>
+        <w:rPr>
+          <w:rFonts w:ascii="Verdana" w:hAnsi="Verdana"/>
+          <w:sz w:val="28"/>
+          <w:szCs w:val="28"/>
+        </w:rPr>
+      </w:pPr>
+    </w:p>
+    <w:p>
+      <w:pPr>
+        <w:spacing w:after="0" w:line="240" w:lineRule="auto"/>
+        <w:rPr>
+          <w:rFonts w:ascii="Verdana" w:hAnsi="Verdana"/>
+          <w:sz w:val="28"/>
+          <w:szCs w:val="28"/>
+        </w:rPr>
+      </w:pPr>
+      <w:r>
+        <w:rPr>
+          <w:rFonts w:ascii="Verdana" w:hAnsi="Verdana"/>
+          <w:sz w:val="28"/>
+          <w:szCs w:val="28"/>
+        </w:rPr>
+        <w:t xml:space="preserve">Vamos a crear un </w:t>
+      </w:r>
+      <w:proofErr w:type="spellStart"/>
+      <w:r>
+        <w:rPr>
+          <w:rFonts w:ascii="Verdana" w:hAnsi="Verdana"/>
+          <w:sz w:val="28"/>
+          <w:szCs w:val="28"/>
+        </w:rPr>
+        <w:t>component</w:t>
+      </w:r>
+      <w:proofErr w:type="spellEnd"/>
+      <w:r>
+        <w:rPr>
+          <w:rFonts w:ascii="Verdana" w:hAnsi="Verdana"/>
+          <w:sz w:val="28"/>
+          <w:szCs w:val="28"/>
+        </w:rPr>
+        <w:t xml:space="preserve"> llamado </w:t>
+      </w:r>
+      <w:proofErr w:type="spellStart"/>
+      <w:r>
+        <w:rPr>
+          <w:rFonts w:ascii="Verdana" w:hAnsi="Verdana"/>
+          <w:sz w:val="28"/>
+          <w:szCs w:val="28"/>
+        </w:rPr>
+        <w:t>testcomponent</w:t>
+      </w:r>
+      <w:proofErr w:type="spellEnd"/>
+    </w:p>
+    <w:p>
+      <w:pPr>
+        <w:spacing w:after="0" w:line="240" w:lineRule="auto"/>
+        <w:rPr>
+          <w:rFonts w:ascii="Verdana" w:hAnsi="Verdana"/>
+          <w:sz w:val="28"/>
+          <w:szCs w:val="28"/>
+        </w:rPr>
+      </w:pPr>
+    </w:p>
+    <w:p>
+      <w:pPr>
+        <w:spacing w:after="0" w:line="240" w:lineRule="auto"/>
+        <w:rPr>
+          <w:rFonts w:ascii="Verdana" w:hAnsi="Verdana"/>
+          <w:sz w:val="28"/>
+          <w:szCs w:val="28"/>
+        </w:rPr>
+      </w:pPr>
+      <w:proofErr w:type="spellStart"/>
+      <w:proofErr w:type="gramStart"/>
+      <w:r>
+        <w:rPr>
+          <w:rFonts w:ascii="Verdana" w:hAnsi="Verdana"/>
+          <w:sz w:val="28"/>
+          <w:szCs w:val="28"/>
+          <w:highlight w:val="yellow"/>
+        </w:rPr>
+        <w:t>ng</w:t>
+      </w:r>
+      <w:proofErr w:type="spellEnd"/>
+      <w:proofErr w:type="gramEnd"/>
+      <w:r>
+        <w:rPr>
+          <w:rFonts w:ascii="Verdana" w:hAnsi="Verdana"/>
+          <w:sz w:val="28"/>
+          <w:szCs w:val="28"/>
+          <w:highlight w:val="yellow"/>
+        </w:rPr>
+        <w:t xml:space="preserve"> g c </w:t>
+      </w:r>
+      <w:proofErr w:type="spellStart"/>
+      <w:r>
+        <w:rPr>
+          <w:rFonts w:ascii="Verdana" w:hAnsi="Verdana"/>
+          <w:sz w:val="28"/>
+          <w:szCs w:val="28"/>
+          <w:highlight w:val="yellow"/>
+        </w:rPr>
+        <w:t>components</w:t>
+      </w:r>
+      <w:proofErr w:type="spellEnd"/>
+      <w:r>
+        <w:rPr>
+          <w:rFonts w:ascii="Verdana" w:hAnsi="Verdana"/>
+          <w:sz w:val="28"/>
+          <w:szCs w:val="28"/>
+          <w:highlight w:val="yellow"/>
+        </w:rPr>
+        <w:t>/</w:t>
+      </w:r>
+      <w:proofErr w:type="spellStart"/>
+      <w:r>
+        <w:rPr>
+          <w:rFonts w:ascii="Verdana" w:hAnsi="Verdana"/>
+          <w:sz w:val="28"/>
+          <w:szCs w:val="28"/>
+          <w:highlight w:val="yellow"/>
+        </w:rPr>
+        <w:t>test</w:t>
+      </w:r>
+      <w:r>
+        <w:rPr>
+          <w:rFonts w:ascii="Verdana" w:hAnsi="Verdana"/>
+          <w:b/>
+          <w:sz w:val="28"/>
+          <w:szCs w:val="28"/>
+          <w:highlight w:val="yellow"/>
+        </w:rPr>
+        <w:t>C</w:t>
+      </w:r>
+      <w:r>
+        <w:rPr>
+          <w:rFonts w:ascii="Verdana" w:hAnsi="Verdana"/>
+          <w:sz w:val="28"/>
+          <w:szCs w:val="28"/>
+          <w:highlight w:val="yellow"/>
+        </w:rPr>
+        <w:t>omponent</w:t>
+      </w:r>
+      <w:proofErr w:type="spellEnd"/>
+    </w:p>
+    <w:p>
+      <w:pPr>
+        <w:spacing w:after="0" w:line="240" w:lineRule="auto"/>
+        <w:rPr>
+          <w:rFonts w:ascii="Verdana" w:hAnsi="Verdana"/>
+          <w:sz w:val="28"/>
+          <w:szCs w:val="28"/>
+        </w:rPr>
+      </w:pPr>
+      <w:proofErr w:type="spellStart"/>
+      <w:proofErr w:type="gramStart"/>
+      <w:r>
+        <w:rPr>
+          <w:rFonts w:ascii="Verdana" w:hAnsi="Verdana"/>
+          <w:sz w:val="28"/>
+          <w:szCs w:val="28"/>
+        </w:rPr>
+        <w:t>ng</w:t>
+      </w:r>
+      <w:proofErr w:type="spellEnd"/>
+      <w:proofErr w:type="gramEnd"/>
+      <w:r>
+        <w:rPr>
+          <w:rFonts w:ascii="Verdana" w:hAnsi="Verdana"/>
+          <w:sz w:val="28"/>
+          <w:szCs w:val="28"/>
+        </w:rPr>
+        <w:t xml:space="preserve"> g c </w:t>
+      </w:r>
+      <w:proofErr w:type="spellStart"/>
+      <w:r>
+        <w:rPr>
+          <w:rFonts w:ascii="Verdana" w:hAnsi="Verdana"/>
+          <w:sz w:val="28"/>
+          <w:szCs w:val="28"/>
+        </w:rPr>
+        <w:t>components</w:t>
+      </w:r>
+      <w:proofErr w:type="spellEnd"/>
+      <w:r>
+        <w:rPr>
+          <w:rFonts w:ascii="Verdana" w:hAnsi="Verdana"/>
+          <w:sz w:val="28"/>
+          <w:szCs w:val="28"/>
+        </w:rPr>
+        <w:t>/</w:t>
+      </w:r>
+      <w:proofErr w:type="spellStart"/>
+      <w:r>
+        <w:rPr>
+          <w:rFonts w:ascii="Verdana" w:hAnsi="Verdana"/>
+          <w:sz w:val="28"/>
+          <w:szCs w:val="28"/>
+        </w:rPr>
+        <w:t>test</w:t>
+      </w:r>
+      <w:r>
+        <w:rPr>
+          <w:rFonts w:ascii="Verdana" w:hAnsi="Verdana"/>
+          <w:b/>
+          <w:sz w:val="28"/>
+          <w:szCs w:val="28"/>
+        </w:rPr>
+        <w:t>P</w:t>
+      </w:r>
+      <w:r>
+        <w:rPr>
+          <w:rFonts w:ascii="Verdana" w:hAnsi="Verdana"/>
+          <w:sz w:val="28"/>
+          <w:szCs w:val="28"/>
+        </w:rPr>
+        <w:t>ruebas</w:t>
+      </w:r>
+      <w:r>
+        <w:rPr>
+          <w:rFonts w:ascii="Verdana" w:hAnsi="Verdana"/>
+          <w:b/>
+          <w:sz w:val="28"/>
+          <w:szCs w:val="28"/>
+        </w:rPr>
+        <w:t>C</w:t>
+      </w:r>
+      <w:r>
+        <w:rPr>
+          <w:rFonts w:ascii="Verdana" w:hAnsi="Verdana"/>
+          <w:sz w:val="28"/>
+          <w:szCs w:val="28"/>
+        </w:rPr>
+        <w:t>omponent</w:t>
+      </w:r>
+      <w:proofErr w:type="spellEnd"/>
+    </w:p>
+    <w:p>
+      <w:pPr>
+        <w:spacing w:after="0" w:line="240" w:lineRule="auto"/>
+        <w:rPr>
+          <w:rFonts w:ascii="Verdana" w:hAnsi="Verdana"/>
+          <w:sz w:val="28"/>
+          <w:szCs w:val="28"/>
+        </w:rPr>
+      </w:pPr>
+      <w:r>
+        <w:rPr>
+          <w:rFonts w:ascii="Verdana" w:hAnsi="Verdana"/>
+          <w:sz w:val="28"/>
+          <w:szCs w:val="28"/>
+        </w:rPr>
+        <w:lastRenderedPageBreak/>
+        <w:t xml:space="preserve">Vamos a escribir estos comandos dentro del Terminal interno de VS </w:t>
+      </w:r>
+      <w:proofErr w:type="spellStart"/>
+      <w:r>
+        <w:rPr>
+          <w:rFonts w:ascii="Verdana" w:hAnsi="Verdana"/>
+          <w:sz w:val="28"/>
+          <w:szCs w:val="28"/>
+        </w:rPr>
+        <w:t>Code</w:t>
+      </w:r>
+      <w:proofErr w:type="spellEnd"/>
+      <w:r>
+        <w:rPr>
+          <w:rFonts w:ascii="Verdana" w:hAnsi="Verdana"/>
+          <w:sz w:val="28"/>
+          <w:szCs w:val="28"/>
+        </w:rPr>
+        <w:t>.</w:t>
+      </w:r>
+    </w:p>
+    <w:p>
+      <w:pPr>
+        <w:spacing w:after="0" w:line="240" w:lineRule="auto"/>
+        <w:rPr>
+          <w:rFonts w:ascii="Verdana" w:hAnsi="Verdana"/>
+          <w:sz w:val="28"/>
+          <w:szCs w:val="28"/>
+        </w:rPr>
+      </w:pPr>
+    </w:p>
+    <w:p>
+      <w:pPr>
+        <w:spacing w:after="0" w:line="240" w:lineRule="auto"/>
+        <w:rPr>
+          <w:rFonts w:ascii="Verdana" w:hAnsi="Verdana"/>
+          <w:b/>
+          <w:sz w:val="28"/>
+          <w:szCs w:val="28"/>
+        </w:rPr>
+      </w:pPr>
+      <w:r>
+        <w:rPr>
+          <w:rFonts w:ascii="Verdana" w:hAnsi="Verdana"/>
+          <w:sz w:val="28"/>
+          <w:szCs w:val="28"/>
+        </w:rPr>
+        <w:t xml:space="preserve">Abrimos el terminal con el menú </w:t>
+      </w:r>
+      <w:r>
+        <w:rPr>
+          <w:rFonts w:ascii="Verdana" w:hAnsi="Verdana"/>
+          <w:b/>
+          <w:sz w:val="28"/>
+          <w:szCs w:val="28"/>
+        </w:rPr>
+        <w:t xml:space="preserve">View </w:t>
+      </w:r>
+      <w:r>
+        <w:rPr>
+          <w:rFonts w:ascii="Verdana" w:hAnsi="Verdana"/>
+          <w:b/>
+          <w:sz w:val="28"/>
+          <w:szCs w:val="28"/>
+        </w:rPr>
+        <w:sym w:font="Wingdings" w:char="F0E0"/>
+      </w:r>
+      <w:r>
+        <w:rPr>
+          <w:rFonts w:ascii="Verdana" w:hAnsi="Verdana"/>
+          <w:b/>
+          <w:sz w:val="28"/>
+          <w:szCs w:val="28"/>
+        </w:rPr>
+        <w:t xml:space="preserve"> Terminal</w:t>
+      </w:r>
+    </w:p>
+    <w:p>
+      <w:pPr>
+        <w:spacing w:after="0" w:line="240" w:lineRule="auto"/>
+        <w:rPr>
+          <w:rFonts w:ascii="Verdana" w:hAnsi="Verdana"/>
+          <w:sz w:val="28"/>
+          <w:szCs w:val="28"/>
+        </w:rPr>
+      </w:pPr>
+    </w:p>
+    <w:p>
+      <w:pPr>
+        <w:spacing w:after="0" w:line="240" w:lineRule="auto"/>
+        <w:rPr>
+          <w:rFonts w:ascii="Verdana" w:hAnsi="Verdana"/>
+          <w:sz w:val="28"/>
+          <w:szCs w:val="28"/>
+        </w:rPr>
+      </w:pPr>
+      <w:r>
+        <w:rPr>
+          <w:rFonts w:ascii="Verdana" w:hAnsi="Verdana"/>
+          <w:sz w:val="28"/>
+          <w:szCs w:val="28"/>
+        </w:rPr>
+        <w:t xml:space="preserve">Los comandos se escriben dentro de </w:t>
+      </w:r>
+      <w:proofErr w:type="spellStart"/>
+      <w:r>
+        <w:rPr>
+          <w:rFonts w:ascii="Verdana" w:hAnsi="Verdana"/>
+          <w:b/>
+          <w:sz w:val="28"/>
+          <w:szCs w:val="28"/>
+        </w:rPr>
+        <w:t>Command</w:t>
+      </w:r>
+      <w:proofErr w:type="spellEnd"/>
+      <w:r>
+        <w:rPr>
+          <w:rFonts w:ascii="Verdana" w:hAnsi="Verdana"/>
+          <w:b/>
+          <w:sz w:val="28"/>
+          <w:szCs w:val="28"/>
+        </w:rPr>
+        <w:t xml:space="preserve"> </w:t>
+      </w:r>
+      <w:proofErr w:type="spellStart"/>
+      <w:r>
+        <w:rPr>
+          <w:rFonts w:ascii="Verdana" w:hAnsi="Verdana"/>
+          <w:b/>
+          <w:sz w:val="28"/>
+          <w:szCs w:val="28"/>
+        </w:rPr>
+        <w:t>Prompt</w:t>
+      </w:r>
+      <w:proofErr w:type="spellEnd"/>
+      <w:r>
+        <w:rPr>
+          <w:rFonts w:ascii="Verdana" w:hAnsi="Verdana"/>
+          <w:sz w:val="28"/>
+          <w:szCs w:val="28"/>
+        </w:rPr>
+        <w:t>, así que seleccionamos esa pantalla del Terminal.</w:t>
+      </w:r>
+    </w:p>
+    <w:p>
+      <w:pPr>
+        <w:spacing w:after="0" w:line="240" w:lineRule="auto"/>
+        <w:rPr>
+          <w:rFonts w:ascii="Verdana" w:hAnsi="Verdana"/>
+          <w:sz w:val="28"/>
+          <w:szCs w:val="28"/>
+        </w:rPr>
+      </w:pPr>
+    </w:p>
+    <w:p>
+      <w:pPr>
+        <w:spacing w:after="0" w:line="240" w:lineRule="auto"/>
+        <w:rPr>
+          <w:rFonts w:ascii="Verdana" w:hAnsi="Verdana"/>
+          <w:sz w:val="28"/>
+          <w:szCs w:val="28"/>
+        </w:rPr>
+      </w:pPr>
+      <w:r>
+        <w:rPr>
+          <w:noProof/>
+          <w:lang w:eastAsia="es-ES"/>
+        </w:rPr>
+        <w:drawing>
+          <wp:inline distT="0" distB="0" distL="0" distR="0" wp14:anchorId="371C6E3D" wp14:editId="67220D55">
+            <wp:extent cx="5400040" cy="883920"/>
+            <wp:effectExtent l="0" t="0" r="0" b="0"/>
+            <wp:docPr id="51" name="Imagen 51"/>
+            <wp:cNvGraphicFramePr>
+              <a:graphicFrameLocks xmlns:a="http://schemas.openxmlformats.org/drawingml/2006/main" noChangeAspect="1"/>
+            </wp:cNvGraphicFramePr>
+            <a:graphic xmlns:a="http://schemas.openxmlformats.org/drawingml/2006/main">
+              <a:graphicData uri="http://schemas.openxmlformats.org/drawingml/2006/picture">
+                <pic:pic xmlns:pic="http://schemas.openxmlformats.org/drawingml/2006/picture">
+                  <pic:nvPicPr>
+                    <pic:cNvPr id="1" name=""/>
+                    <pic:cNvPicPr/>
+                  </pic:nvPicPr>
+                  <pic:blipFill>
+                    <a:blip r:embed="rId57"/>
+                    <a:stretch>
+                      <a:fillRect/>
+                    </a:stretch>
+                  </pic:blipFill>
+                  <pic:spPr>
+                    <a:xfrm>
+                      <a:off x="0" y="0"/>
+                      <a:ext cx="5400040" cy="883920"/>
+                    </a:xfrm>
+                    <a:prstGeom prst="rect">
+                      <a:avLst/>
+                    </a:prstGeom>
+                  </pic:spPr>
+                </pic:pic>
+              </a:graphicData>
+            </a:graphic>
+          </wp:inline>
+        </w:drawing>
+      </w:r>
+    </w:p>
+    <w:p>
+      <w:pPr>
+        <w:spacing w:after="0" w:line="240" w:lineRule="auto"/>
+        <w:rPr>
+          <w:rFonts w:ascii="Verdana" w:hAnsi="Verdana"/>
+          <w:sz w:val="28"/>
+          <w:szCs w:val="28"/>
+        </w:rPr>
+      </w:pPr>
+    </w:p>
+    <w:p>
+      <w:pPr>
+        <w:spacing w:after="0" w:line="240" w:lineRule="auto"/>
+        <w:rPr>
+          <w:rFonts w:ascii="Verdana" w:hAnsi="Verdana"/>
+          <w:sz w:val="28"/>
+          <w:szCs w:val="28"/>
+        </w:rPr>
+      </w:pPr>
+      <w:r>
+        <w:rPr>
+          <w:rFonts w:ascii="Verdana" w:hAnsi="Verdana"/>
+          <w:sz w:val="28"/>
+          <w:szCs w:val="28"/>
+        </w:rPr>
+        <w:t>En esa ventana, podemos ya escribir el comando para generar los componentes.</w:t>
+      </w:r>
+    </w:p>
+    <w:p>
+      <w:pPr>
+        <w:spacing w:after="0" w:line="240" w:lineRule="auto"/>
+        <w:rPr>
+          <w:rFonts w:ascii="Verdana" w:hAnsi="Verdana"/>
+          <w:sz w:val="28"/>
+          <w:szCs w:val="28"/>
+        </w:rPr>
+      </w:pPr>
+    </w:p>
+    <w:p>
+      <w:pPr>
+        <w:spacing w:after="0" w:line="240" w:lineRule="auto"/>
+        <w:rPr>
+          <w:rFonts w:ascii="Verdana" w:hAnsi="Verdana"/>
+          <w:sz w:val="28"/>
+          <w:szCs w:val="28"/>
+        </w:rPr>
+      </w:pPr>
+      <w:r>
+        <w:rPr>
+          <w:noProof/>
+          <w:lang w:eastAsia="es-ES"/>
+        </w:rPr>
+        <w:drawing>
+          <wp:inline distT="0" distB="0" distL="0" distR="0" wp14:anchorId="5A49E25B" wp14:editId="2DB0A8C0">
+            <wp:extent cx="5400040" cy="1018540"/>
+            <wp:effectExtent l="0" t="0" r="0" b="0"/>
+            <wp:docPr id="53" name="Imagen 53"/>
+            <wp:cNvGraphicFramePr>
+              <a:graphicFrameLocks xmlns:a="http://schemas.openxmlformats.org/drawingml/2006/main" noChangeAspect="1"/>
+            </wp:cNvGraphicFramePr>
+            <a:graphic xmlns:a="http://schemas.openxmlformats.org/drawingml/2006/main">
+              <a:graphicData uri="http://schemas.openxmlformats.org/drawingml/2006/picture">
+                <pic:pic xmlns:pic="http://schemas.openxmlformats.org/drawingml/2006/picture">
+                  <pic:nvPicPr>
+                    <pic:cNvPr id="1" name=""/>
+                    <pic:cNvPicPr/>
+                  </pic:nvPicPr>
+                  <pic:blipFill>
+                    <a:blip r:embed="rId58"/>
+                    <a:stretch>
+                      <a:fillRect/>
+                    </a:stretch>
+                  </pic:blipFill>
+                  <pic:spPr>
+                    <a:xfrm>
+                      <a:off x="0" y="0"/>
+                      <a:ext cx="5400040" cy="1018540"/>
+                    </a:xfrm>
+                    <a:prstGeom prst="rect">
+                      <a:avLst/>
+                    </a:prstGeom>
+                  </pic:spPr>
+                </pic:pic>
+              </a:graphicData>
+            </a:graphic>
+          </wp:inline>
+        </w:drawing>
+      </w:r>
+    </w:p>
+    <w:p>
+      <w:pPr>
+        <w:spacing w:after="0" w:line="240" w:lineRule="auto"/>
+        <w:rPr>
+          <w:rFonts w:ascii="Verdana" w:hAnsi="Verdana"/>
+          <w:sz w:val="28"/>
+          <w:szCs w:val="28"/>
+        </w:rPr>
+      </w:pPr>
+    </w:p>
+    <w:p>
+      <w:pPr>
+        <w:spacing w:after="0" w:line="240" w:lineRule="auto"/>
+        <w:rPr>
+          <w:rFonts w:ascii="Verdana" w:hAnsi="Verdana"/>
+          <w:sz w:val="28"/>
+          <w:szCs w:val="28"/>
+        </w:rPr>
+      </w:pPr>
+      <w:r>
+        <w:rPr>
+          <w:rFonts w:ascii="Verdana" w:hAnsi="Verdana"/>
+          <w:sz w:val="28"/>
+          <w:szCs w:val="28"/>
+        </w:rPr>
+        <w:t>Nos ha creado todo para poder trabajar directamente.</w:t>
+      </w:r>
+    </w:p>
+    <w:p>
+      <w:pPr>
+        <w:spacing w:after="0" w:line="240" w:lineRule="auto"/>
+        <w:rPr>
+          <w:rFonts w:ascii="Verdana" w:hAnsi="Verdana"/>
+          <w:sz w:val="28"/>
+          <w:szCs w:val="28"/>
+        </w:rPr>
+      </w:pPr>
+    </w:p>
+    <w:p>
+      <w:pPr>
+        <w:spacing w:after="0" w:line="240" w:lineRule="auto"/>
+        <w:rPr>
+          <w:rFonts w:ascii="Verdana" w:hAnsi="Verdana"/>
+          <w:sz w:val="28"/>
+          <w:szCs w:val="28"/>
+        </w:rPr>
+      </w:pPr>
+      <w:r>
+        <w:rPr>
+          <w:rFonts w:ascii="Verdana" w:hAnsi="Verdana"/>
+          <w:sz w:val="28"/>
+          <w:szCs w:val="28"/>
+        </w:rPr>
+        <w:t xml:space="preserve">De hecho, si queremos, ya podemos dibujar este nuevo </w:t>
+      </w:r>
+      <w:proofErr w:type="spellStart"/>
+      <w:r>
+        <w:rPr>
+          <w:rFonts w:ascii="Verdana" w:hAnsi="Verdana"/>
+          <w:sz w:val="28"/>
+          <w:szCs w:val="28"/>
+        </w:rPr>
+        <w:t>component</w:t>
+      </w:r>
+      <w:proofErr w:type="spellEnd"/>
+      <w:r>
+        <w:rPr>
+          <w:rFonts w:ascii="Verdana" w:hAnsi="Verdana"/>
+          <w:sz w:val="28"/>
+          <w:szCs w:val="28"/>
+        </w:rPr>
+        <w:t>.</w:t>
+      </w:r>
+    </w:p>
+    <w:p>
+      <w:pPr>
+        <w:spacing w:after="0" w:line="240" w:lineRule="auto"/>
+        <w:rPr>
+          <w:rFonts w:ascii="Verdana" w:hAnsi="Verdana"/>
+          <w:sz w:val="28"/>
+          <w:szCs w:val="28"/>
+        </w:rPr>
+      </w:pPr>
+      <w:r>
+        <w:rPr>
+          <w:rFonts w:ascii="Verdana" w:hAnsi="Verdana"/>
+          <w:sz w:val="28"/>
+          <w:szCs w:val="28"/>
+        </w:rPr>
+        <w:t xml:space="preserve">Para ello, necesitamos saber su </w:t>
+      </w:r>
+      <w:r>
+        <w:rPr>
+          <w:rFonts w:ascii="Verdana" w:hAnsi="Verdana"/>
+          <w:b/>
+          <w:sz w:val="28"/>
+          <w:szCs w:val="28"/>
+        </w:rPr>
+        <w:t>selector</w:t>
+      </w:r>
+    </w:p>
+    <w:p>
+      <w:pPr>
+        <w:spacing w:after="0" w:line="240" w:lineRule="auto"/>
+        <w:rPr>
+          <w:rFonts w:ascii="Verdana" w:hAnsi="Verdana"/>
+          <w:sz w:val="28"/>
+          <w:szCs w:val="28"/>
+        </w:rPr>
+      </w:pPr>
+    </w:p>
+    <w:p>
+      <w:pPr>
+        <w:spacing w:after="0" w:line="240" w:lineRule="auto"/>
+        <w:rPr>
+          <w:rFonts w:ascii="Verdana" w:hAnsi="Verdana"/>
+          <w:sz w:val="28"/>
+          <w:szCs w:val="28"/>
+        </w:rPr>
+      </w:pPr>
       <w:bookmarkStart w:id="0" w:name="_GoBack"/>
       <w:bookmarkEnd w:id="0"/>
     </w:p>
@@ -19322,9 +20231,189 @@
         </w:rPr>
       </w:pPr>
     </w:p>
+    <w:p>
+      <w:pPr>
+        <w:spacing w:after="0" w:line="240" w:lineRule="auto"/>
+        <w:rPr>
+          <w:rFonts w:ascii="Verdana" w:hAnsi="Verdana"/>
+          <w:sz w:val="28"/>
+          <w:szCs w:val="28"/>
+        </w:rPr>
+      </w:pPr>
+    </w:p>
+    <w:p>
+      <w:pPr>
+        <w:spacing w:after="0" w:line="240" w:lineRule="auto"/>
+        <w:rPr>
+          <w:rFonts w:ascii="Verdana" w:hAnsi="Verdana"/>
+          <w:sz w:val="28"/>
+          <w:szCs w:val="28"/>
+        </w:rPr>
+      </w:pPr>
+    </w:p>
+    <w:p>
+      <w:pPr>
+        <w:spacing w:after="0" w:line="240" w:lineRule="auto"/>
+        <w:rPr>
+          <w:rFonts w:ascii="Verdana" w:hAnsi="Verdana"/>
+          <w:sz w:val="28"/>
+          <w:szCs w:val="28"/>
+        </w:rPr>
+      </w:pPr>
+    </w:p>
+    <w:p>
+      <w:pPr>
+        <w:spacing w:after="0" w:line="240" w:lineRule="auto"/>
+        <w:rPr>
+          <w:rFonts w:ascii="Verdana" w:hAnsi="Verdana"/>
+          <w:sz w:val="28"/>
+          <w:szCs w:val="28"/>
+        </w:rPr>
+      </w:pPr>
+    </w:p>
+    <w:p>
+      <w:pPr>
+        <w:spacing w:after="0" w:line="240" w:lineRule="auto"/>
+        <w:rPr>
+          <w:rFonts w:ascii="Verdana" w:hAnsi="Verdana"/>
+          <w:sz w:val="28"/>
+          <w:szCs w:val="28"/>
+        </w:rPr>
+      </w:pPr>
+    </w:p>
+    <w:p>
+      <w:pPr>
+        <w:spacing w:after="0" w:line="240" w:lineRule="auto"/>
+        <w:rPr>
+          <w:rFonts w:ascii="Verdana" w:hAnsi="Verdana"/>
+          <w:sz w:val="28"/>
+          <w:szCs w:val="28"/>
+        </w:rPr>
+      </w:pPr>
+    </w:p>
+    <w:p>
+      <w:pPr>
+        <w:spacing w:after="0" w:line="240" w:lineRule="auto"/>
+        <w:rPr>
+          <w:rFonts w:ascii="Verdana" w:hAnsi="Verdana"/>
+          <w:sz w:val="28"/>
+          <w:szCs w:val="28"/>
+        </w:rPr>
+      </w:pPr>
+    </w:p>
+    <w:p>
+      <w:pPr>
+        <w:spacing w:after="0" w:line="240" w:lineRule="auto"/>
+        <w:rPr>
+          <w:rFonts w:ascii="Verdana" w:hAnsi="Verdana"/>
+          <w:sz w:val="28"/>
+          <w:szCs w:val="28"/>
+        </w:rPr>
+      </w:pPr>
+    </w:p>
+    <w:p>
+      <w:pPr>
+        <w:spacing w:after="0" w:line="240" w:lineRule="auto"/>
+        <w:rPr>
+          <w:rFonts w:ascii="Verdana" w:hAnsi="Verdana"/>
+          <w:sz w:val="28"/>
+          <w:szCs w:val="28"/>
+        </w:rPr>
+      </w:pPr>
+    </w:p>
+    <w:p>
+      <w:pPr>
+        <w:spacing w:after="0" w:line="240" w:lineRule="auto"/>
+        <w:rPr>
+          <w:rFonts w:ascii="Verdana" w:hAnsi="Verdana"/>
+          <w:sz w:val="28"/>
+          <w:szCs w:val="28"/>
+        </w:rPr>
+      </w:pPr>
+    </w:p>
+    <w:p>
+      <w:pPr>
+        <w:spacing w:after="0" w:line="240" w:lineRule="auto"/>
+        <w:rPr>
+          <w:rFonts w:ascii="Verdana" w:hAnsi="Verdana"/>
+          <w:sz w:val="28"/>
+          <w:szCs w:val="28"/>
+        </w:rPr>
+      </w:pPr>
+    </w:p>
+    <w:p>
+      <w:pPr>
+        <w:spacing w:after="0" w:line="240" w:lineRule="auto"/>
+        <w:rPr>
+          <w:rFonts w:ascii="Verdana" w:hAnsi="Verdana"/>
+          <w:sz w:val="28"/>
+          <w:szCs w:val="28"/>
+        </w:rPr>
+      </w:pPr>
+    </w:p>
+    <w:p>
+      <w:pPr>
+        <w:spacing w:after="0" w:line="240" w:lineRule="auto"/>
+        <w:rPr>
+          <w:rFonts w:ascii="Verdana" w:hAnsi="Verdana"/>
+          <w:sz w:val="28"/>
+          <w:szCs w:val="28"/>
+        </w:rPr>
+      </w:pPr>
+    </w:p>
+    <w:p>
+      <w:pPr>
+        <w:spacing w:after="0" w:line="240" w:lineRule="auto"/>
+        <w:rPr>
+          <w:rFonts w:ascii="Verdana" w:hAnsi="Verdana"/>
+          <w:sz w:val="28"/>
+          <w:szCs w:val="28"/>
+        </w:rPr>
+      </w:pPr>
+    </w:p>
+    <w:p>
+      <w:pPr>
+        <w:spacing w:after="0" w:line="240" w:lineRule="auto"/>
+        <w:rPr>
+          <w:rFonts w:ascii="Verdana" w:hAnsi="Verdana"/>
+          <w:sz w:val="28"/>
+          <w:szCs w:val="28"/>
+        </w:rPr>
+      </w:pPr>
+    </w:p>
+    <w:p>
+      <w:pPr>
+        <w:spacing w:after="0" w:line="240" w:lineRule="auto"/>
+        <w:rPr>
+          <w:rFonts w:ascii="Verdana" w:hAnsi="Verdana"/>
+          <w:sz w:val="28"/>
+          <w:szCs w:val="28"/>
+        </w:rPr>
+      </w:pPr>
+    </w:p>
+    <w:p>
+      <w:pPr>
+        <w:spacing w:after="0" w:line="240" w:lineRule="auto"/>
+        <w:rPr>
+          <w:rFonts w:ascii="Verdana" w:hAnsi="Verdana"/>
+          <w:sz w:val="28"/>
+          <w:szCs w:val="28"/>
+        </w:rPr>
+      </w:pPr>
+    </w:p>
+    <w:p>
+      <w:pPr>
+        <w:spacing w:after="0" w:line="240" w:lineRule="auto"/>
+        <w:rPr>
+          <w:rFonts w:ascii="Verdana" w:hAnsi="Verdana"/>
+          <w:sz w:val="28"/>
+          <w:szCs w:val="28"/>
+        </w:rPr>
+      </w:pPr>
+    </w:p>
     <w:sectPr>
-      <w:headerReference w:type="default" r:id="rId57"/>
-      <w:footerReference w:type="default" r:id="rId58"/>
+      <w:headerReference w:type="default" r:id="rId59"/>
+      <w:footerReference w:type="default" r:id="rId60"/>
       <w:pgSz w:w="11906" w:h="16838"/>
       <w:pgMar w:top="1417" w:right="1701" w:bottom="1417" w:left="1701" w:header="708" w:footer="708" w:gutter="0"/>
       <w:cols w:space="708"/>
@@ -19391,7 +20480,7 @@
           <w:rPr>
             <w:noProof/>
           </w:rPr>
-          <w:t>13</w:t>
+          <w:t>30</w:t>
         </w:r>
         <w:r>
           <w:fldChar w:fldCharType="end"/>
@@ -22931,7 +24020,7 @@
 </file>
 
 <file path=customXml/itemProps1.xml><?xml version="1.0" encoding="utf-8"?>
-<ds:datastoreItem xmlns:ds="http://schemas.openxmlformats.org/officeDocument/2006/customXml" ds:itemID="{FFF9A3CD-C6A5-4280-A22C-719E14B09F2C}">
+<ds:datastoreItem xmlns:ds="http://schemas.openxmlformats.org/officeDocument/2006/customXml" ds:itemID="{08A99C4D-595C-4204-887A-A5D8A1032B4C}">
   <ds:schemaRefs>
     <ds:schemaRef ds:uri="http://schemas.openxmlformats.org/officeDocument/2006/bibliography"/>
   </ds:schemaRefs>

--- a/00 - DESARROLLO ANGULAR.docx
+++ b/00 - DESARROLLO ANGULAR.docx
@@ -20211,6 +20211,6106 @@
     </w:p>
     <w:p>
       <w:pPr>
+        <w:pStyle w:val="Ttulo2"/>
+      </w:pPr>
+      <w:r>
+        <w:t>FORMULARIOS DENTRO DE ANGULAR</w:t>
+      </w:r>
+    </w:p>
+    <w:p>
+      <w:pPr>
+        <w:spacing w:after="0" w:line="240" w:lineRule="auto"/>
+        <w:rPr>
+          <w:rFonts w:ascii="Verdana" w:hAnsi="Verdana"/>
+          <w:sz w:val="28"/>
+          <w:szCs w:val="28"/>
+        </w:rPr>
+      </w:pPr>
+    </w:p>
+    <w:p>
+      <w:pPr>
+        <w:spacing w:after="0" w:line="240" w:lineRule="auto"/>
+        <w:rPr>
+          <w:rFonts w:ascii="Verdana" w:hAnsi="Verdana"/>
+          <w:sz w:val="28"/>
+          <w:szCs w:val="28"/>
+        </w:rPr>
+      </w:pPr>
+      <w:r>
+        <w:rPr>
+          <w:rFonts w:ascii="Verdana" w:hAnsi="Verdana"/>
+          <w:sz w:val="28"/>
+          <w:szCs w:val="28"/>
+        </w:rPr>
+        <w:t>Todos sabemos que podemos utilizar formularios para trabajar con HTML.</w:t>
+      </w:r>
+    </w:p>
+    <w:p>
+      <w:pPr>
+        <w:spacing w:after="0" w:line="240" w:lineRule="auto"/>
+        <w:rPr>
+          <w:rFonts w:ascii="Verdana" w:hAnsi="Verdana"/>
+          <w:sz w:val="28"/>
+          <w:szCs w:val="28"/>
+        </w:rPr>
+      </w:pPr>
+      <w:r>
+        <w:rPr>
+          <w:rFonts w:ascii="Verdana" w:hAnsi="Verdana"/>
+          <w:sz w:val="28"/>
+          <w:szCs w:val="28"/>
+        </w:rPr>
+        <w:t xml:space="preserve">En angular sucede lo mismo, podemos utilizar input, </w:t>
+      </w:r>
+      <w:proofErr w:type="spellStart"/>
+      <w:r>
+        <w:rPr>
+          <w:rFonts w:ascii="Verdana" w:hAnsi="Verdana"/>
+          <w:sz w:val="28"/>
+          <w:szCs w:val="28"/>
+        </w:rPr>
+        <w:t>select</w:t>
+      </w:r>
+      <w:proofErr w:type="spellEnd"/>
+      <w:r>
+        <w:rPr>
+          <w:rFonts w:ascii="Verdana" w:hAnsi="Verdana"/>
+          <w:sz w:val="28"/>
+          <w:szCs w:val="28"/>
+        </w:rPr>
+        <w:t xml:space="preserve"> pero debemos ponerlos dentro de una etiqueta </w:t>
+      </w:r>
+      <w:r>
+        <w:rPr>
+          <w:rFonts w:ascii="Verdana" w:hAnsi="Verdana"/>
+          <w:b/>
+          <w:sz w:val="28"/>
+          <w:szCs w:val="28"/>
+        </w:rPr>
+        <w:t>&lt;</w:t>
+      </w:r>
+      <w:proofErr w:type="spellStart"/>
+      <w:r>
+        <w:rPr>
+          <w:rFonts w:ascii="Verdana" w:hAnsi="Verdana"/>
+          <w:b/>
+          <w:sz w:val="28"/>
+          <w:szCs w:val="28"/>
+        </w:rPr>
+        <w:t>form</w:t>
+      </w:r>
+      <w:proofErr w:type="spellEnd"/>
+      <w:r>
+        <w:rPr>
+          <w:rFonts w:ascii="Verdana" w:hAnsi="Verdana"/>
+          <w:b/>
+          <w:sz w:val="28"/>
+          <w:szCs w:val="28"/>
+        </w:rPr>
+        <w:t>&gt;</w:t>
+      </w:r>
+    </w:p>
+    <w:p>
+      <w:pPr>
+        <w:spacing w:after="0" w:line="240" w:lineRule="auto"/>
+        <w:rPr>
+          <w:rFonts w:ascii="Verdana" w:hAnsi="Verdana"/>
+          <w:sz w:val="28"/>
+          <w:szCs w:val="28"/>
+        </w:rPr>
+      </w:pPr>
+    </w:p>
+    <w:p>
+      <w:pPr>
+        <w:spacing w:after="0" w:line="240" w:lineRule="auto"/>
+        <w:rPr>
+          <w:rFonts w:ascii="Verdana" w:hAnsi="Verdana"/>
+          <w:sz w:val="28"/>
+          <w:szCs w:val="28"/>
+        </w:rPr>
+      </w:pPr>
+      <w:r>
+        <w:rPr>
+          <w:rFonts w:ascii="Verdana" w:hAnsi="Verdana"/>
+          <w:sz w:val="28"/>
+          <w:szCs w:val="28"/>
+        </w:rPr>
+        <w:t>Cuando hablamos de formularios, tenemos que darles un ID a los elementos HTML (input) para recuperarlos.</w:t>
+      </w:r>
+    </w:p>
+    <w:p>
+      <w:pPr>
+        <w:spacing w:after="0" w:line="240" w:lineRule="auto"/>
+        <w:rPr>
+          <w:rFonts w:ascii="Verdana" w:hAnsi="Verdana"/>
+          <w:sz w:val="28"/>
+          <w:szCs w:val="28"/>
+        </w:rPr>
+      </w:pPr>
+    </w:p>
+    <w:p>
+      <w:pPr>
+        <w:spacing w:after="0" w:line="240" w:lineRule="auto"/>
+        <w:rPr>
+          <w:rFonts w:ascii="Verdana" w:hAnsi="Verdana"/>
+          <w:sz w:val="28"/>
+          <w:szCs w:val="28"/>
+        </w:rPr>
+      </w:pPr>
+      <w:r>
+        <w:rPr>
+          <w:rFonts w:ascii="Verdana" w:hAnsi="Verdana"/>
+          <w:sz w:val="28"/>
+          <w:szCs w:val="28"/>
+        </w:rPr>
+        <w:lastRenderedPageBreak/>
+        <w:t xml:space="preserve">En este caso, no tenemos que buscar los elementos, simplemente quedarán enlazados por su id tanto en el </w:t>
+      </w:r>
+      <w:proofErr w:type="spellStart"/>
+      <w:r>
+        <w:rPr>
+          <w:rFonts w:ascii="Verdana" w:hAnsi="Verdana"/>
+          <w:sz w:val="28"/>
+          <w:szCs w:val="28"/>
+        </w:rPr>
+        <w:t>html</w:t>
+      </w:r>
+      <w:proofErr w:type="spellEnd"/>
+      <w:r>
+        <w:rPr>
+          <w:rFonts w:ascii="Verdana" w:hAnsi="Verdana"/>
+          <w:sz w:val="28"/>
+          <w:szCs w:val="28"/>
+        </w:rPr>
+        <w:t xml:space="preserve"> como en el TS.</w:t>
+      </w:r>
+    </w:p>
+    <w:p>
+      <w:pPr>
+        <w:spacing w:after="0" w:line="240" w:lineRule="auto"/>
+        <w:rPr>
+          <w:rFonts w:ascii="Verdana" w:hAnsi="Verdana"/>
+          <w:sz w:val="28"/>
+          <w:szCs w:val="28"/>
+        </w:rPr>
+      </w:pPr>
+    </w:p>
+    <w:p>
+      <w:pPr>
+        <w:spacing w:after="0" w:line="240" w:lineRule="auto"/>
+        <w:rPr>
+          <w:rFonts w:ascii="Verdana" w:hAnsi="Verdana"/>
+          <w:sz w:val="28"/>
+          <w:szCs w:val="28"/>
+        </w:rPr>
+      </w:pPr>
+      <w:r>
+        <w:rPr>
+          <w:rFonts w:ascii="Verdana" w:hAnsi="Verdana"/>
+          <w:sz w:val="28"/>
+          <w:szCs w:val="28"/>
+        </w:rPr>
+        <w:t>Se deben llamar los dos igual.</w:t>
+      </w:r>
+    </w:p>
+    <w:p>
+      <w:pPr>
+        <w:spacing w:after="0" w:line="240" w:lineRule="auto"/>
+        <w:rPr>
+          <w:rFonts w:ascii="Verdana" w:hAnsi="Verdana"/>
+          <w:sz w:val="28"/>
+          <w:szCs w:val="28"/>
+        </w:rPr>
+      </w:pPr>
+    </w:p>
+    <w:p>
+      <w:pPr>
+        <w:spacing w:after="0" w:line="240" w:lineRule="auto"/>
+        <w:rPr>
+          <w:rFonts w:ascii="Verdana" w:hAnsi="Verdana"/>
+          <w:sz w:val="28"/>
+          <w:szCs w:val="28"/>
+        </w:rPr>
+      </w:pPr>
+      <w:r>
+        <w:rPr>
+          <w:rFonts w:ascii="Verdana" w:hAnsi="Verdana"/>
+          <w:sz w:val="28"/>
+          <w:szCs w:val="28"/>
+        </w:rPr>
+        <w:t xml:space="preserve">Tendremos una variable en el </w:t>
+      </w:r>
+      <w:proofErr w:type="spellStart"/>
+      <w:r>
+        <w:rPr>
+          <w:rFonts w:ascii="Verdana" w:hAnsi="Verdana"/>
+          <w:sz w:val="28"/>
+          <w:szCs w:val="28"/>
+        </w:rPr>
+        <w:t>component</w:t>
+      </w:r>
+      <w:proofErr w:type="spellEnd"/>
+      <w:r>
+        <w:rPr>
+          <w:rFonts w:ascii="Verdana" w:hAnsi="Verdana"/>
+          <w:sz w:val="28"/>
+          <w:szCs w:val="28"/>
+        </w:rPr>
+        <w:t xml:space="preserve"> con un ID.</w:t>
+      </w:r>
+    </w:p>
+    <w:p>
+      <w:pPr>
+        <w:spacing w:after="0" w:line="240" w:lineRule="auto"/>
+        <w:rPr>
+          <w:rFonts w:ascii="Verdana" w:hAnsi="Verdana"/>
+          <w:sz w:val="28"/>
+          <w:szCs w:val="28"/>
+        </w:rPr>
+      </w:pPr>
+      <w:r>
+        <w:rPr>
+          <w:rFonts w:ascii="Verdana" w:hAnsi="Verdana"/>
+          <w:sz w:val="28"/>
+          <w:szCs w:val="28"/>
+        </w:rPr>
+        <w:t xml:space="preserve">Tendremos un input que se llamará como la variable del </w:t>
+      </w:r>
+      <w:proofErr w:type="spellStart"/>
+      <w:r>
+        <w:rPr>
+          <w:rFonts w:ascii="Verdana" w:hAnsi="Verdana"/>
+          <w:sz w:val="28"/>
+          <w:szCs w:val="28"/>
+        </w:rPr>
+        <w:t>component</w:t>
+      </w:r>
+      <w:proofErr w:type="spellEnd"/>
+      <w:r>
+        <w:rPr>
+          <w:rFonts w:ascii="Verdana" w:hAnsi="Verdana"/>
+          <w:sz w:val="28"/>
+          <w:szCs w:val="28"/>
+        </w:rPr>
+        <w:t>.</w:t>
+      </w:r>
+    </w:p>
+    <w:p>
+      <w:pPr>
+        <w:spacing w:after="0" w:line="240" w:lineRule="auto"/>
+        <w:rPr>
+          <w:rFonts w:ascii="Verdana" w:hAnsi="Verdana"/>
+          <w:sz w:val="28"/>
+          <w:szCs w:val="28"/>
+        </w:rPr>
+      </w:pPr>
+    </w:p>
+    <w:p>
+      <w:pPr>
+        <w:spacing w:after="0" w:line="240" w:lineRule="auto"/>
+        <w:rPr>
+          <w:rFonts w:ascii="Verdana" w:hAnsi="Verdana"/>
+          <w:b/>
+          <w:sz w:val="28"/>
+          <w:szCs w:val="28"/>
+        </w:rPr>
+      </w:pPr>
+      <w:r>
+        <w:rPr>
+          <w:rFonts w:ascii="Verdana" w:hAnsi="Verdana"/>
+          <w:sz w:val="28"/>
+          <w:szCs w:val="28"/>
+        </w:rPr>
+        <w:t xml:space="preserve">Nuestra variable del </w:t>
+      </w:r>
+      <w:proofErr w:type="spellStart"/>
+      <w:r>
+        <w:rPr>
+          <w:rFonts w:ascii="Verdana" w:hAnsi="Verdana"/>
+          <w:sz w:val="28"/>
+          <w:szCs w:val="28"/>
+        </w:rPr>
+        <w:t>component</w:t>
+      </w:r>
+      <w:proofErr w:type="spellEnd"/>
+      <w:r>
+        <w:rPr>
+          <w:rFonts w:ascii="Verdana" w:hAnsi="Verdana"/>
+          <w:sz w:val="28"/>
+          <w:szCs w:val="28"/>
+        </w:rPr>
+        <w:t xml:space="preserve"> TS debe ser del tipo </w:t>
+      </w:r>
+      <w:r>
+        <w:rPr>
+          <w:rFonts w:ascii="Verdana" w:hAnsi="Verdana"/>
+          <w:b/>
+          <w:sz w:val="28"/>
+          <w:szCs w:val="28"/>
+        </w:rPr>
+        <w:t>@</w:t>
+      </w:r>
+      <w:proofErr w:type="spellStart"/>
+      <w:r>
+        <w:rPr>
+          <w:rFonts w:ascii="Verdana" w:hAnsi="Verdana"/>
+          <w:b/>
+          <w:sz w:val="28"/>
+          <w:szCs w:val="28"/>
+        </w:rPr>
+        <w:t>ViewChild</w:t>
+      </w:r>
+      <w:proofErr w:type="spellEnd"/>
+    </w:p>
+    <w:p>
+      <w:pPr>
+        <w:spacing w:after="0" w:line="240" w:lineRule="auto"/>
+        <w:rPr>
+          <w:rFonts w:ascii="Verdana" w:hAnsi="Verdana"/>
+          <w:sz w:val="28"/>
+          <w:szCs w:val="28"/>
+        </w:rPr>
+      </w:pPr>
+    </w:p>
+    <w:p>
+      <w:pPr>
+        <w:spacing w:after="0" w:line="240" w:lineRule="auto"/>
+        <w:rPr>
+          <w:rFonts w:ascii="Verdana" w:hAnsi="Verdana"/>
+          <w:sz w:val="28"/>
+          <w:szCs w:val="28"/>
+        </w:rPr>
+      </w:pPr>
+      <w:r>
+        <w:rPr>
+          <w:rFonts w:ascii="Verdana" w:hAnsi="Verdana"/>
+          <w:sz w:val="28"/>
+          <w:szCs w:val="28"/>
+        </w:rPr>
+        <w:t xml:space="preserve">Las variables </w:t>
+      </w:r>
+      <w:proofErr w:type="spellStart"/>
+      <w:r>
+        <w:rPr>
+          <w:rFonts w:ascii="Verdana" w:hAnsi="Verdana"/>
+          <w:sz w:val="28"/>
+          <w:szCs w:val="28"/>
+        </w:rPr>
+        <w:t>ViewChild</w:t>
+      </w:r>
+      <w:proofErr w:type="spellEnd"/>
+      <w:r>
+        <w:rPr>
+          <w:rFonts w:ascii="Verdana" w:hAnsi="Verdana"/>
+          <w:sz w:val="28"/>
+          <w:szCs w:val="28"/>
+        </w:rPr>
+        <w:t xml:space="preserve"> no se inician, ya están asociadas a un input.</w:t>
+      </w:r>
+    </w:p>
+    <w:p>
+      <w:pPr>
+        <w:spacing w:after="0" w:line="240" w:lineRule="auto"/>
+        <w:rPr>
+          <w:rFonts w:ascii="Verdana" w:hAnsi="Verdana"/>
+          <w:sz w:val="28"/>
+          <w:szCs w:val="28"/>
+        </w:rPr>
+      </w:pPr>
+    </w:p>
+    <w:p>
+      <w:pPr>
+        <w:spacing w:after="0" w:line="240" w:lineRule="auto"/>
+        <w:rPr>
+          <w:rFonts w:ascii="Verdana" w:hAnsi="Verdana"/>
+          <w:sz w:val="28"/>
+          <w:szCs w:val="28"/>
+        </w:rPr>
+      </w:pPr>
+      <w:r>
+        <w:rPr>
+          <w:rFonts w:ascii="Verdana" w:hAnsi="Verdana"/>
+          <w:sz w:val="28"/>
+          <w:szCs w:val="28"/>
+        </w:rPr>
+        <w:t>Si declaramos una variable en Angular, da igual, que nos obliga a darle un valor inicial.</w:t>
+      </w:r>
+    </w:p>
+    <w:p>
+      <w:pPr>
+        <w:spacing w:after="0" w:line="240" w:lineRule="auto"/>
+        <w:rPr>
+          <w:rFonts w:ascii="Verdana" w:hAnsi="Verdana"/>
+          <w:sz w:val="28"/>
+          <w:szCs w:val="28"/>
+        </w:rPr>
+      </w:pPr>
+    </w:p>
+    <w:p>
+      <w:pPr>
+        <w:spacing w:after="0" w:line="240" w:lineRule="auto"/>
+        <w:rPr>
+          <w:rFonts w:ascii="Verdana" w:hAnsi="Verdana"/>
+          <w:sz w:val="28"/>
+          <w:szCs w:val="28"/>
+        </w:rPr>
+      </w:pPr>
+      <w:r>
+        <w:rPr>
+          <w:noProof/>
+          <w:lang w:eastAsia="es-ES"/>
+        </w:rPr>
+        <w:drawing>
+          <wp:inline distT="0" distB="0" distL="0" distR="0" wp14:anchorId="77C72A64" wp14:editId="6752CEC6">
+            <wp:extent cx="5400040" cy="1050290"/>
+            <wp:effectExtent l="0" t="0" r="0" b="0"/>
+            <wp:docPr id="56" name="Imagen 56"/>
+            <wp:cNvGraphicFramePr>
+              <a:graphicFrameLocks xmlns:a="http://schemas.openxmlformats.org/drawingml/2006/main" noChangeAspect="1"/>
+            </wp:cNvGraphicFramePr>
+            <a:graphic xmlns:a="http://schemas.openxmlformats.org/drawingml/2006/main">
+              <a:graphicData uri="http://schemas.openxmlformats.org/drawingml/2006/picture">
+                <pic:pic xmlns:pic="http://schemas.openxmlformats.org/drawingml/2006/picture">
+                  <pic:nvPicPr>
+                    <pic:cNvPr id="1" name=""/>
+                    <pic:cNvPicPr/>
+                  </pic:nvPicPr>
+                  <pic:blipFill>
+                    <a:blip r:embed="rId59"/>
+                    <a:stretch>
+                      <a:fillRect/>
+                    </a:stretch>
+                  </pic:blipFill>
+                  <pic:spPr>
+                    <a:xfrm>
+                      <a:off x="0" y="0"/>
+                      <a:ext cx="5400040" cy="1050290"/>
+                    </a:xfrm>
+                    <a:prstGeom prst="rect">
+                      <a:avLst/>
+                    </a:prstGeom>
+                  </pic:spPr>
+                </pic:pic>
+              </a:graphicData>
+            </a:graphic>
+          </wp:inline>
+        </w:drawing>
+      </w:r>
+    </w:p>
+    <w:p>
+      <w:pPr>
+        <w:spacing w:after="0" w:line="240" w:lineRule="auto"/>
+        <w:rPr>
+          <w:rFonts w:ascii="Verdana" w:hAnsi="Verdana"/>
+          <w:sz w:val="28"/>
+          <w:szCs w:val="28"/>
+        </w:rPr>
+      </w:pPr>
+    </w:p>
+    <w:p>
+      <w:pPr>
+        <w:spacing w:after="0" w:line="240" w:lineRule="auto"/>
+        <w:rPr>
+          <w:rFonts w:ascii="Verdana" w:hAnsi="Verdana"/>
+          <w:sz w:val="28"/>
+          <w:szCs w:val="28"/>
+        </w:rPr>
+      </w:pPr>
+      <w:r>
+        <w:rPr>
+          <w:rFonts w:ascii="Verdana" w:hAnsi="Verdana"/>
+          <w:sz w:val="28"/>
+          <w:szCs w:val="28"/>
+        </w:rPr>
+        <w:t xml:space="preserve">Las variables que no vamos a crear, por ejemplo, los </w:t>
+      </w:r>
+      <w:proofErr w:type="spellStart"/>
+      <w:r>
+        <w:rPr>
+          <w:rFonts w:ascii="Verdana" w:hAnsi="Verdana"/>
+          <w:sz w:val="28"/>
+          <w:szCs w:val="28"/>
+        </w:rPr>
+        <w:t>ViewChild</w:t>
+      </w:r>
+      <w:proofErr w:type="spellEnd"/>
+      <w:r>
+        <w:rPr>
+          <w:rFonts w:ascii="Verdana" w:hAnsi="Verdana"/>
+          <w:sz w:val="28"/>
+          <w:szCs w:val="28"/>
+        </w:rPr>
+        <w:t xml:space="preserve">, podemos indicar mediante la admiración </w:t>
+      </w:r>
+      <w:r>
+        <w:rPr>
+          <w:rFonts w:ascii="Verdana" w:hAnsi="Verdana"/>
+          <w:b/>
+          <w:sz w:val="28"/>
+          <w:szCs w:val="28"/>
+        </w:rPr>
+        <w:t>después del nombre de la variable</w:t>
+      </w:r>
+      <w:r>
+        <w:rPr>
+          <w:rFonts w:ascii="Verdana" w:hAnsi="Verdana"/>
+          <w:sz w:val="28"/>
+          <w:szCs w:val="28"/>
+        </w:rPr>
+        <w:t>, que esa variable no necesita un valor inicial.</w:t>
+      </w:r>
+    </w:p>
+    <w:p>
+      <w:pPr>
+        <w:spacing w:after="0" w:line="240" w:lineRule="auto"/>
+        <w:rPr>
+          <w:rFonts w:ascii="Verdana" w:hAnsi="Verdana"/>
+          <w:sz w:val="28"/>
+          <w:szCs w:val="28"/>
+        </w:rPr>
+      </w:pPr>
+    </w:p>
+    <w:p>
+      <w:pPr>
+        <w:spacing w:after="0" w:line="240" w:lineRule="auto"/>
+        <w:rPr>
+          <w:rFonts w:ascii="Verdana" w:hAnsi="Verdana"/>
+          <w:sz w:val="28"/>
+          <w:szCs w:val="28"/>
+        </w:rPr>
+      </w:pPr>
+      <w:r>
+        <w:rPr>
+          <w:noProof/>
+          <w:lang w:eastAsia="es-ES"/>
+        </w:rPr>
+        <w:drawing>
+          <wp:inline distT="0" distB="0" distL="0" distR="0" wp14:anchorId="5760B7B3" wp14:editId="1D9B2EE2">
+            <wp:extent cx="5400040" cy="472440"/>
+            <wp:effectExtent l="0" t="0" r="0" b="3810"/>
+            <wp:docPr id="57" name="Imagen 57"/>
+            <wp:cNvGraphicFramePr>
+              <a:graphicFrameLocks xmlns:a="http://schemas.openxmlformats.org/drawingml/2006/main" noChangeAspect="1"/>
+            </wp:cNvGraphicFramePr>
+            <a:graphic xmlns:a="http://schemas.openxmlformats.org/drawingml/2006/main">
+              <a:graphicData uri="http://schemas.openxmlformats.org/drawingml/2006/picture">
+                <pic:pic xmlns:pic="http://schemas.openxmlformats.org/drawingml/2006/picture">
+                  <pic:nvPicPr>
+                    <pic:cNvPr id="1" name=""/>
+                    <pic:cNvPicPr/>
+                  </pic:nvPicPr>
+                  <pic:blipFill>
+                    <a:blip r:embed="rId60"/>
+                    <a:stretch>
+                      <a:fillRect/>
+                    </a:stretch>
+                  </pic:blipFill>
+                  <pic:spPr>
+                    <a:xfrm>
+                      <a:off x="0" y="0"/>
+                      <a:ext cx="5400040" cy="472440"/>
+                    </a:xfrm>
+                    <a:prstGeom prst="rect">
+                      <a:avLst/>
+                    </a:prstGeom>
+                  </pic:spPr>
+                </pic:pic>
+              </a:graphicData>
+            </a:graphic>
+          </wp:inline>
+        </w:drawing>
+      </w:r>
+    </w:p>
+    <w:p>
+      <w:pPr>
+        <w:spacing w:after="0" w:line="240" w:lineRule="auto"/>
+        <w:rPr>
+          <w:rFonts w:ascii="Verdana" w:hAnsi="Verdana"/>
+          <w:sz w:val="28"/>
+          <w:szCs w:val="28"/>
+        </w:rPr>
+      </w:pPr>
+    </w:p>
+    <w:p>
+      <w:pPr>
+        <w:spacing w:after="0" w:line="240" w:lineRule="auto"/>
+        <w:rPr>
+          <w:rFonts w:ascii="Verdana" w:hAnsi="Verdana"/>
+          <w:sz w:val="28"/>
+          <w:szCs w:val="28"/>
+        </w:rPr>
+      </w:pPr>
+      <w:r>
+        <w:rPr>
+          <w:rFonts w:ascii="Verdana" w:hAnsi="Verdana"/>
+          <w:sz w:val="28"/>
+          <w:szCs w:val="28"/>
+        </w:rPr>
+        <w:t xml:space="preserve">En el </w:t>
+      </w:r>
+      <w:proofErr w:type="spellStart"/>
+      <w:r>
+        <w:rPr>
+          <w:rFonts w:ascii="Verdana" w:hAnsi="Verdana"/>
+          <w:sz w:val="28"/>
+          <w:szCs w:val="28"/>
+        </w:rPr>
+        <w:t>html</w:t>
+      </w:r>
+      <w:proofErr w:type="spellEnd"/>
+      <w:r>
+        <w:rPr>
+          <w:rFonts w:ascii="Verdana" w:hAnsi="Verdana"/>
+          <w:sz w:val="28"/>
+          <w:szCs w:val="28"/>
+        </w:rPr>
+        <w:t xml:space="preserve">, nuestro </w:t>
+      </w:r>
+      <w:r>
+        <w:rPr>
+          <w:rFonts w:ascii="Verdana" w:hAnsi="Verdana"/>
+          <w:b/>
+          <w:sz w:val="28"/>
+          <w:szCs w:val="28"/>
+        </w:rPr>
+        <w:t>input</w:t>
+      </w:r>
+      <w:r>
+        <w:rPr>
+          <w:rFonts w:ascii="Verdana" w:hAnsi="Verdana"/>
+          <w:sz w:val="28"/>
+          <w:szCs w:val="28"/>
+        </w:rPr>
+        <w:t xml:space="preserve"> tiene que tener dos características:</w:t>
+      </w:r>
+    </w:p>
+    <w:p>
+      <w:pPr>
+        <w:spacing w:after="0" w:line="240" w:lineRule="auto"/>
+        <w:rPr>
+          <w:rFonts w:ascii="Verdana" w:hAnsi="Verdana"/>
+          <w:sz w:val="28"/>
+          <w:szCs w:val="28"/>
+        </w:rPr>
+      </w:pPr>
+    </w:p>
+    <w:p>
+      <w:pPr>
+        <w:pStyle w:val="Prrafodelista"/>
+        <w:numPr>
+          <w:ilvl w:val="0"/>
+          <w:numId w:val="27"/>
+        </w:numPr>
+        <w:spacing w:after="0" w:line="240" w:lineRule="auto"/>
+        <w:rPr>
+          <w:rFonts w:ascii="Verdana" w:hAnsi="Verdana"/>
+          <w:sz w:val="28"/>
+          <w:szCs w:val="28"/>
+        </w:rPr>
+      </w:pPr>
+      <w:proofErr w:type="spellStart"/>
+      <w:r>
+        <w:rPr>
+          <w:rFonts w:ascii="Verdana" w:hAnsi="Verdana"/>
+          <w:b/>
+          <w:sz w:val="28"/>
+          <w:szCs w:val="28"/>
+        </w:rPr>
+        <w:t>name</w:t>
+      </w:r>
+      <w:proofErr w:type="spellEnd"/>
+      <w:r>
+        <w:rPr>
+          <w:rFonts w:ascii="Verdana" w:hAnsi="Verdana"/>
+          <w:b/>
+          <w:sz w:val="28"/>
+          <w:szCs w:val="28"/>
+        </w:rPr>
+        <w:t xml:space="preserve">: </w:t>
+      </w:r>
+      <w:r>
+        <w:rPr>
+          <w:rFonts w:ascii="Verdana" w:hAnsi="Verdana"/>
+          <w:sz w:val="28"/>
+          <w:szCs w:val="28"/>
+        </w:rPr>
+        <w:t>El nombre del control (id)</w:t>
+      </w:r>
+    </w:p>
+    <w:p>
+      <w:pPr>
+        <w:pStyle w:val="Prrafodelista"/>
+        <w:numPr>
+          <w:ilvl w:val="0"/>
+          <w:numId w:val="27"/>
+        </w:numPr>
+        <w:spacing w:after="0" w:line="240" w:lineRule="auto"/>
+        <w:rPr>
+          <w:rFonts w:ascii="Verdana" w:hAnsi="Verdana"/>
+          <w:sz w:val="28"/>
+          <w:szCs w:val="28"/>
+        </w:rPr>
+      </w:pPr>
+      <w:r>
+        <w:rPr>
+          <w:rFonts w:ascii="Verdana" w:hAnsi="Verdana"/>
+          <w:b/>
+          <w:sz w:val="28"/>
+          <w:szCs w:val="28"/>
+        </w:rPr>
+        <w:t>Angular Id:</w:t>
+      </w:r>
+      <w:r>
+        <w:rPr>
+          <w:rFonts w:ascii="Verdana" w:hAnsi="Verdana"/>
+          <w:sz w:val="28"/>
+          <w:szCs w:val="28"/>
+        </w:rPr>
+        <w:t xml:space="preserve"> Es un id de angular y tiene que ser igual al </w:t>
+      </w:r>
+      <w:proofErr w:type="spellStart"/>
+      <w:r>
+        <w:rPr>
+          <w:rFonts w:ascii="Verdana" w:hAnsi="Verdana"/>
+          <w:sz w:val="28"/>
+          <w:szCs w:val="28"/>
+        </w:rPr>
+        <w:t>name</w:t>
+      </w:r>
+      <w:proofErr w:type="spellEnd"/>
+      <w:r>
+        <w:rPr>
+          <w:rFonts w:ascii="Verdana" w:hAnsi="Verdana"/>
+          <w:sz w:val="28"/>
+          <w:szCs w:val="28"/>
+        </w:rPr>
+        <w:t xml:space="preserve">: </w:t>
+      </w:r>
+      <w:r>
+        <w:rPr>
+          <w:rFonts w:ascii="Verdana" w:hAnsi="Verdana"/>
+          <w:b/>
+          <w:sz w:val="28"/>
+          <w:szCs w:val="28"/>
+        </w:rPr>
+        <w:t>#</w:t>
+      </w:r>
+      <w:proofErr w:type="spellStart"/>
+      <w:r>
+        <w:rPr>
+          <w:rFonts w:ascii="Verdana" w:hAnsi="Verdana"/>
+          <w:b/>
+          <w:sz w:val="28"/>
+          <w:szCs w:val="28"/>
+        </w:rPr>
+        <w:t>idangular</w:t>
+      </w:r>
+      <w:proofErr w:type="spellEnd"/>
+    </w:p>
+    <w:p>
+      <w:pPr>
+        <w:spacing w:after="0" w:line="240" w:lineRule="auto"/>
+        <w:rPr>
+          <w:rFonts w:ascii="Verdana" w:hAnsi="Verdana"/>
+          <w:sz w:val="28"/>
+          <w:szCs w:val="28"/>
+        </w:rPr>
+      </w:pPr>
+    </w:p>
+    <w:p>
+      <w:pPr>
+        <w:spacing w:after="0" w:line="240" w:lineRule="auto"/>
+        <w:rPr>
+          <w:rFonts w:ascii="Verdana" w:hAnsi="Verdana"/>
+          <w:sz w:val="28"/>
+          <w:szCs w:val="28"/>
+        </w:rPr>
+      </w:pPr>
+      <w:r>
+        <w:rPr>
+          <w:rFonts w:ascii="Verdana" w:hAnsi="Verdana"/>
+          <w:sz w:val="28"/>
+          <w:szCs w:val="28"/>
+        </w:rPr>
+        <w:lastRenderedPageBreak/>
+        <w:t>Nota: Todos los nombres se llamarán igual en todos los sitios.</w:t>
+      </w:r>
+    </w:p>
+    <w:p>
+      <w:pPr>
+        <w:spacing w:after="0" w:line="240" w:lineRule="auto"/>
+        <w:rPr>
+          <w:rFonts w:ascii="Verdana" w:hAnsi="Verdana"/>
+          <w:sz w:val="28"/>
+          <w:szCs w:val="28"/>
+        </w:rPr>
+      </w:pPr>
+    </w:p>
+    <w:p>
+      <w:pPr>
+        <w:spacing w:after="0" w:line="240" w:lineRule="auto"/>
+        <w:rPr>
+          <w:rFonts w:ascii="Verdana" w:hAnsi="Verdana"/>
+          <w:sz w:val="28"/>
+          <w:szCs w:val="28"/>
+        </w:rPr>
+      </w:pPr>
+      <w:r>
+        <w:rPr>
+          <w:rFonts w:ascii="Verdana" w:hAnsi="Verdana"/>
+          <w:sz w:val="28"/>
+          <w:szCs w:val="28"/>
+        </w:rPr>
+        <w:t xml:space="preserve">Posteriormente, para recuperar el valor de la caja dentro del </w:t>
+      </w:r>
+      <w:proofErr w:type="spellStart"/>
+      <w:r>
+        <w:rPr>
+          <w:rFonts w:ascii="Verdana" w:hAnsi="Verdana"/>
+          <w:sz w:val="28"/>
+          <w:szCs w:val="28"/>
+        </w:rPr>
+        <w:t>component</w:t>
+      </w:r>
+      <w:proofErr w:type="spellEnd"/>
+      <w:r>
+        <w:rPr>
+          <w:rFonts w:ascii="Verdana" w:hAnsi="Verdana"/>
+          <w:sz w:val="28"/>
+          <w:szCs w:val="28"/>
+        </w:rPr>
+        <w:t xml:space="preserve"> TS:</w:t>
+      </w:r>
+    </w:p>
+    <w:p>
+      <w:pPr>
+        <w:spacing w:after="0" w:line="240" w:lineRule="auto"/>
+        <w:rPr>
+          <w:rFonts w:ascii="Verdana" w:hAnsi="Verdana"/>
+          <w:sz w:val="28"/>
+          <w:szCs w:val="28"/>
+        </w:rPr>
+      </w:pPr>
+    </w:p>
+    <w:p>
+      <w:pPr>
+        <w:spacing w:after="0" w:line="240" w:lineRule="auto"/>
+        <w:rPr>
+          <w:rFonts w:ascii="Verdana" w:hAnsi="Verdana"/>
+          <w:b/>
+          <w:sz w:val="28"/>
+          <w:szCs w:val="28"/>
+        </w:rPr>
+      </w:pPr>
+      <w:proofErr w:type="spellStart"/>
+      <w:r>
+        <w:rPr>
+          <w:rFonts w:ascii="Verdana" w:hAnsi="Verdana"/>
+          <w:sz w:val="28"/>
+          <w:szCs w:val="28"/>
+          <w:highlight w:val="yellow"/>
+        </w:rPr>
+        <w:t>caja.nativeElement.</w:t>
+      </w:r>
+      <w:r>
+        <w:rPr>
+          <w:rFonts w:ascii="Verdana" w:hAnsi="Verdana"/>
+          <w:b/>
+          <w:sz w:val="28"/>
+          <w:szCs w:val="28"/>
+          <w:highlight w:val="yellow"/>
+        </w:rPr>
+        <w:t>value</w:t>
+      </w:r>
+      <w:proofErr w:type="spellEnd"/>
+    </w:p>
+    <w:p>
+      <w:pPr>
+        <w:spacing w:after="0" w:line="240" w:lineRule="auto"/>
+        <w:rPr>
+          <w:rFonts w:ascii="Verdana" w:hAnsi="Verdana"/>
+          <w:sz w:val="28"/>
+          <w:szCs w:val="28"/>
+        </w:rPr>
+      </w:pPr>
+    </w:p>
+    <w:p>
+      <w:pPr>
+        <w:spacing w:after="0" w:line="240" w:lineRule="auto"/>
+        <w:rPr>
+          <w:rFonts w:ascii="Verdana" w:hAnsi="Verdana"/>
+          <w:sz w:val="28"/>
+          <w:szCs w:val="28"/>
+        </w:rPr>
+      </w:pPr>
+      <w:r>
+        <w:rPr>
+          <w:rFonts w:ascii="Verdana" w:hAnsi="Verdana"/>
+          <w:sz w:val="28"/>
+          <w:szCs w:val="28"/>
+        </w:rPr>
+        <w:t xml:space="preserve">Dentro de Angular, debemos indicar </w:t>
+      </w:r>
+      <w:r>
+        <w:rPr>
+          <w:rFonts w:ascii="Verdana" w:hAnsi="Verdana"/>
+          <w:b/>
+          <w:sz w:val="28"/>
+          <w:szCs w:val="28"/>
+        </w:rPr>
+        <w:t>siempre</w:t>
+      </w:r>
+      <w:r>
+        <w:rPr>
+          <w:rFonts w:ascii="Verdana" w:hAnsi="Verdana"/>
+          <w:sz w:val="28"/>
+          <w:szCs w:val="28"/>
+        </w:rPr>
+        <w:t xml:space="preserve"> todo lo que vayamos a utilizar.</w:t>
+      </w:r>
+    </w:p>
+    <w:p>
+      <w:pPr>
+        <w:spacing w:after="0" w:line="240" w:lineRule="auto"/>
+        <w:rPr>
+          <w:rFonts w:ascii="Verdana" w:hAnsi="Verdana"/>
+          <w:b/>
+          <w:sz w:val="28"/>
+          <w:szCs w:val="28"/>
+        </w:rPr>
+      </w:pPr>
+      <w:r>
+        <w:rPr>
+          <w:rFonts w:ascii="Verdana" w:hAnsi="Verdana"/>
+          <w:sz w:val="28"/>
+          <w:szCs w:val="28"/>
+        </w:rPr>
+        <w:t xml:space="preserve">Nuestro jefe en angular es </w:t>
+      </w:r>
+      <w:r>
+        <w:rPr>
+          <w:rFonts w:ascii="Verdana" w:hAnsi="Verdana"/>
+          <w:b/>
+          <w:sz w:val="28"/>
+          <w:szCs w:val="28"/>
+        </w:rPr>
+        <w:t>app-</w:t>
+      </w:r>
+      <w:proofErr w:type="spellStart"/>
+      <w:r>
+        <w:rPr>
+          <w:rFonts w:ascii="Verdana" w:hAnsi="Verdana"/>
+          <w:b/>
+          <w:sz w:val="28"/>
+          <w:szCs w:val="28"/>
+        </w:rPr>
+        <w:t>module.ts</w:t>
+      </w:r>
+      <w:proofErr w:type="spellEnd"/>
+    </w:p>
+    <w:p>
+      <w:pPr>
+        <w:spacing w:after="0" w:line="240" w:lineRule="auto"/>
+        <w:rPr>
+          <w:rFonts w:ascii="Verdana" w:hAnsi="Verdana"/>
+          <w:sz w:val="28"/>
+          <w:szCs w:val="28"/>
+        </w:rPr>
+      </w:pPr>
+    </w:p>
+    <w:p>
+      <w:pPr>
+        <w:spacing w:after="0" w:line="240" w:lineRule="auto"/>
+        <w:rPr>
+          <w:rFonts w:ascii="Verdana" w:hAnsi="Verdana"/>
+          <w:b/>
+          <w:sz w:val="28"/>
+          <w:szCs w:val="28"/>
+        </w:rPr>
+      </w:pPr>
+      <w:r>
+        <w:rPr>
+          <w:rFonts w:ascii="Verdana" w:hAnsi="Verdana"/>
+          <w:sz w:val="28"/>
+          <w:szCs w:val="28"/>
+        </w:rPr>
+        <w:t xml:space="preserve">Debemos indicar que utilizaremos formularios mediante la librería </w:t>
+      </w:r>
+      <w:proofErr w:type="spellStart"/>
+      <w:r>
+        <w:rPr>
+          <w:rFonts w:ascii="Verdana" w:hAnsi="Verdana"/>
+          <w:b/>
+          <w:sz w:val="28"/>
+          <w:szCs w:val="28"/>
+        </w:rPr>
+        <w:t>FormsModule</w:t>
+      </w:r>
+      <w:proofErr w:type="spellEnd"/>
+    </w:p>
+    <w:p>
+      <w:pPr>
+        <w:spacing w:after="0" w:line="240" w:lineRule="auto"/>
+        <w:rPr>
+          <w:rFonts w:ascii="Verdana" w:hAnsi="Verdana"/>
+          <w:sz w:val="28"/>
+          <w:szCs w:val="28"/>
+        </w:rPr>
+      </w:pPr>
+    </w:p>
+    <w:p>
+      <w:pPr>
+        <w:spacing w:after="0" w:line="240" w:lineRule="auto"/>
+        <w:rPr>
+          <w:rFonts w:ascii="Verdana" w:hAnsi="Verdana"/>
+          <w:b/>
+          <w:sz w:val="28"/>
+          <w:szCs w:val="28"/>
+        </w:rPr>
+      </w:pPr>
+      <w:r>
+        <w:rPr>
+          <w:rFonts w:ascii="Verdana" w:hAnsi="Verdana"/>
+          <w:sz w:val="28"/>
+          <w:szCs w:val="28"/>
+        </w:rPr>
+        <w:t xml:space="preserve">Por último, para poder recuperar la información de los datos de un formulario, tenemos que poner un ID de angular al formulario con el atributo </w:t>
+      </w:r>
+      <w:proofErr w:type="spellStart"/>
+      <w:r>
+        <w:rPr>
+          <w:rFonts w:ascii="Verdana" w:hAnsi="Verdana"/>
+          <w:b/>
+          <w:sz w:val="28"/>
+          <w:szCs w:val="28"/>
+        </w:rPr>
+        <w:t>ngForm</w:t>
+      </w:r>
+      <w:proofErr w:type="spellEnd"/>
+    </w:p>
+    <w:p>
+      <w:pPr>
+        <w:spacing w:after="0" w:line="240" w:lineRule="auto"/>
+        <w:rPr>
+          <w:rFonts w:ascii="Verdana" w:hAnsi="Verdana"/>
+          <w:sz w:val="28"/>
+          <w:szCs w:val="28"/>
+        </w:rPr>
+      </w:pPr>
+    </w:p>
+    <w:p>
+      <w:pPr>
+        <w:spacing w:after="0" w:line="240" w:lineRule="auto"/>
+        <w:rPr>
+          <w:rFonts w:ascii="Verdana" w:hAnsi="Verdana"/>
+          <w:sz w:val="28"/>
+          <w:szCs w:val="28"/>
+        </w:rPr>
+      </w:pPr>
+      <w:r>
+        <w:rPr>
+          <w:noProof/>
+          <w:lang w:eastAsia="es-ES"/>
+        </w:rPr>
+        <w:drawing>
+          <wp:inline distT="0" distB="0" distL="0" distR="0" wp14:anchorId="1C520A8F" wp14:editId="126BDE54">
+            <wp:extent cx="4962525" cy="628650"/>
+            <wp:effectExtent l="0" t="0" r="9525" b="0"/>
+            <wp:docPr id="55" name="Imagen 55"/>
+            <wp:cNvGraphicFramePr>
+              <a:graphicFrameLocks xmlns:a="http://schemas.openxmlformats.org/drawingml/2006/main" noChangeAspect="1"/>
+            </wp:cNvGraphicFramePr>
+            <a:graphic xmlns:a="http://schemas.openxmlformats.org/drawingml/2006/main">
+              <a:graphicData uri="http://schemas.openxmlformats.org/drawingml/2006/picture">
+                <pic:pic xmlns:pic="http://schemas.openxmlformats.org/drawingml/2006/picture">
+                  <pic:nvPicPr>
+                    <pic:cNvPr id="1" name=""/>
+                    <pic:cNvPicPr/>
+                  </pic:nvPicPr>
+                  <pic:blipFill>
+                    <a:blip r:embed="rId61"/>
+                    <a:stretch>
+                      <a:fillRect/>
+                    </a:stretch>
+                  </pic:blipFill>
+                  <pic:spPr>
+                    <a:xfrm>
+                      <a:off x="0" y="0"/>
+                      <a:ext cx="4962525" cy="628650"/>
+                    </a:xfrm>
+                    <a:prstGeom prst="rect">
+                      <a:avLst/>
+                    </a:prstGeom>
+                  </pic:spPr>
+                </pic:pic>
+              </a:graphicData>
+            </a:graphic>
+          </wp:inline>
+        </w:drawing>
+      </w:r>
+    </w:p>
+    <w:p>
+      <w:pPr>
+        <w:spacing w:after="0" w:line="240" w:lineRule="auto"/>
+        <w:rPr>
+          <w:rFonts w:ascii="Verdana" w:hAnsi="Verdana"/>
+          <w:sz w:val="28"/>
+          <w:szCs w:val="28"/>
+        </w:rPr>
+      </w:pPr>
+    </w:p>
+    <w:p>
+      <w:pPr>
+        <w:spacing w:after="0" w:line="240" w:lineRule="auto"/>
+        <w:rPr>
+          <w:rFonts w:ascii="Verdana" w:hAnsi="Verdana"/>
+          <w:sz w:val="28"/>
+          <w:szCs w:val="28"/>
+        </w:rPr>
+      </w:pPr>
+      <w:r>
+        <w:rPr>
+          <w:rFonts w:ascii="Verdana" w:hAnsi="Verdana"/>
+          <w:sz w:val="28"/>
+          <w:szCs w:val="28"/>
+        </w:rPr>
+        <w:t xml:space="preserve">Comenzamos, incluyendo en el módulo la funcionalidad </w:t>
+      </w:r>
+      <w:proofErr w:type="gramStart"/>
+      <w:r>
+        <w:rPr>
+          <w:rFonts w:ascii="Verdana" w:hAnsi="Verdana"/>
+          <w:sz w:val="28"/>
+          <w:szCs w:val="28"/>
+        </w:rPr>
+        <w:t>para</w:t>
+      </w:r>
+      <w:proofErr w:type="gramEnd"/>
+      <w:r>
+        <w:rPr>
+          <w:rFonts w:ascii="Verdana" w:hAnsi="Verdana"/>
+          <w:sz w:val="28"/>
+          <w:szCs w:val="28"/>
+        </w:rPr>
+        <w:t xml:space="preserve"> trabajar con </w:t>
+      </w:r>
+      <w:proofErr w:type="spellStart"/>
+      <w:r>
+        <w:rPr>
+          <w:rFonts w:ascii="Verdana" w:hAnsi="Verdana"/>
+          <w:sz w:val="28"/>
+          <w:szCs w:val="28"/>
+        </w:rPr>
+        <w:t>forms</w:t>
+      </w:r>
+      <w:proofErr w:type="spellEnd"/>
+      <w:r>
+        <w:rPr>
+          <w:rFonts w:ascii="Verdana" w:hAnsi="Verdana"/>
+          <w:sz w:val="28"/>
+          <w:szCs w:val="28"/>
+        </w:rPr>
+        <w:t>.</w:t>
+      </w:r>
+    </w:p>
+    <w:p>
+      <w:pPr>
+        <w:spacing w:after="0" w:line="240" w:lineRule="auto"/>
+        <w:rPr>
+          <w:rFonts w:ascii="Verdana" w:hAnsi="Verdana"/>
+          <w:sz w:val="28"/>
+          <w:szCs w:val="28"/>
+        </w:rPr>
+      </w:pPr>
+    </w:p>
+    <w:p>
+      <w:pPr>
+        <w:spacing w:after="0" w:line="240" w:lineRule="auto"/>
+        <w:rPr>
+          <w:rFonts w:ascii="Verdana" w:hAnsi="Verdana"/>
+          <w:b/>
+          <w:sz w:val="28"/>
+          <w:szCs w:val="28"/>
+        </w:rPr>
+      </w:pPr>
+      <w:r>
+        <w:rPr>
+          <w:rFonts w:ascii="Verdana" w:hAnsi="Verdana"/>
+          <w:b/>
+          <w:sz w:val="28"/>
+          <w:szCs w:val="28"/>
+        </w:rPr>
+        <w:t>APP-MODULE.TS</w:t>
+      </w:r>
+    </w:p>
+    <w:p>
+      <w:pPr>
+        <w:spacing w:after="0" w:line="240" w:lineRule="auto"/>
+        <w:rPr>
+          <w:rFonts w:ascii="Verdana" w:hAnsi="Verdana"/>
+          <w:sz w:val="28"/>
+          <w:szCs w:val="28"/>
+        </w:rPr>
+      </w:pPr>
+    </w:p>
+    <w:p>
+      <w:pPr>
+        <w:spacing w:after="0" w:line="240" w:lineRule="auto"/>
+        <w:rPr>
+          <w:rFonts w:ascii="Verdana" w:hAnsi="Verdana"/>
+          <w:sz w:val="28"/>
+          <w:szCs w:val="28"/>
+        </w:rPr>
+      </w:pPr>
+      <w:r>
+        <w:rPr>
+          <w:noProof/>
+          <w:lang w:eastAsia="es-ES"/>
+        </w:rPr>
+        <w:drawing>
+          <wp:inline distT="0" distB="0" distL="0" distR="0" wp14:anchorId="1B354577" wp14:editId="6EF150B0">
+            <wp:extent cx="5400040" cy="2029460"/>
+            <wp:effectExtent l="0" t="0" r="0" b="8890"/>
+            <wp:docPr id="54" name="Imagen 54"/>
+            <wp:cNvGraphicFramePr>
+              <a:graphicFrameLocks xmlns:a="http://schemas.openxmlformats.org/drawingml/2006/main" noChangeAspect="1"/>
+            </wp:cNvGraphicFramePr>
+            <a:graphic xmlns:a="http://schemas.openxmlformats.org/drawingml/2006/main">
+              <a:graphicData uri="http://schemas.openxmlformats.org/drawingml/2006/picture">
+                <pic:pic xmlns:pic="http://schemas.openxmlformats.org/drawingml/2006/picture">
+                  <pic:nvPicPr>
+                    <pic:cNvPr id="1" name=""/>
+                    <pic:cNvPicPr/>
+                  </pic:nvPicPr>
+                  <pic:blipFill>
+                    <a:blip r:embed="rId62"/>
+                    <a:stretch>
+                      <a:fillRect/>
+                    </a:stretch>
+                  </pic:blipFill>
+                  <pic:spPr>
+                    <a:xfrm>
+                      <a:off x="0" y="0"/>
+                      <a:ext cx="5400040" cy="2029460"/>
+                    </a:xfrm>
+                    <a:prstGeom prst="rect">
+                      <a:avLst/>
+                    </a:prstGeom>
+                  </pic:spPr>
+                </pic:pic>
+              </a:graphicData>
+            </a:graphic>
+          </wp:inline>
+        </w:drawing>
+      </w:r>
+    </w:p>
+    <w:p>
+      <w:pPr>
+        <w:spacing w:after="0" w:line="240" w:lineRule="auto"/>
+        <w:rPr>
+          <w:rFonts w:ascii="Verdana" w:hAnsi="Verdana"/>
+          <w:sz w:val="28"/>
+          <w:szCs w:val="28"/>
+        </w:rPr>
+      </w:pPr>
+    </w:p>
+    <w:p>
+      <w:pPr>
+        <w:spacing w:after="0" w:line="240" w:lineRule="auto"/>
+        <w:rPr>
+          <w:rFonts w:ascii="Verdana" w:hAnsi="Verdana"/>
+          <w:sz w:val="28"/>
+          <w:szCs w:val="28"/>
+        </w:rPr>
+      </w:pPr>
+      <w:r>
+        <w:rPr>
+          <w:rFonts w:ascii="Verdana" w:hAnsi="Verdana"/>
+          <w:sz w:val="28"/>
+          <w:szCs w:val="28"/>
+        </w:rPr>
+        <w:lastRenderedPageBreak/>
+        <w:t xml:space="preserve">Vamos a crear un nuevo </w:t>
+      </w:r>
+      <w:proofErr w:type="spellStart"/>
+      <w:r>
+        <w:rPr>
+          <w:rFonts w:ascii="Verdana" w:hAnsi="Verdana"/>
+          <w:sz w:val="28"/>
+          <w:szCs w:val="28"/>
+        </w:rPr>
+        <w:t>component</w:t>
+      </w:r>
+      <w:proofErr w:type="spellEnd"/>
+      <w:r>
+        <w:rPr>
+          <w:rFonts w:ascii="Verdana" w:hAnsi="Verdana"/>
+          <w:sz w:val="28"/>
+          <w:szCs w:val="28"/>
+        </w:rPr>
+        <w:t xml:space="preserve"> para tener una caja con un nombre y, al pulsar un botón, mostrar un mensaje con ese nombre escrito.</w:t>
+      </w:r>
+    </w:p>
+    <w:p>
+      <w:pPr>
+        <w:spacing w:after="0" w:line="240" w:lineRule="auto"/>
+        <w:rPr>
+          <w:rFonts w:ascii="Verdana" w:hAnsi="Verdana"/>
+          <w:sz w:val="28"/>
+          <w:szCs w:val="28"/>
+        </w:rPr>
+      </w:pPr>
+    </w:p>
+    <w:p>
+      <w:pPr>
+        <w:spacing w:after="0" w:line="240" w:lineRule="auto"/>
+        <w:rPr>
+          <w:rFonts w:ascii="Verdana" w:hAnsi="Verdana"/>
+          <w:b/>
+          <w:sz w:val="28"/>
+          <w:szCs w:val="28"/>
+        </w:rPr>
+      </w:pPr>
+      <w:r>
+        <w:rPr>
+          <w:rFonts w:ascii="Verdana" w:hAnsi="Verdana"/>
+          <w:sz w:val="28"/>
+          <w:szCs w:val="28"/>
+        </w:rPr>
+        <w:t xml:space="preserve">Nuevo componente llamado </w:t>
+      </w:r>
+      <w:proofErr w:type="spellStart"/>
+      <w:r>
+        <w:rPr>
+          <w:rFonts w:ascii="Verdana" w:hAnsi="Verdana"/>
+          <w:b/>
+          <w:sz w:val="28"/>
+          <w:szCs w:val="28"/>
+        </w:rPr>
+        <w:t>form</w:t>
+      </w:r>
+      <w:r>
+        <w:rPr>
+          <w:rFonts w:ascii="Verdana" w:hAnsi="Verdana"/>
+          <w:b/>
+          <w:sz w:val="28"/>
+          <w:szCs w:val="28"/>
+          <w:highlight w:val="yellow"/>
+        </w:rPr>
+        <w:t>S</w:t>
+      </w:r>
+      <w:r>
+        <w:rPr>
+          <w:rFonts w:ascii="Verdana" w:hAnsi="Verdana"/>
+          <w:b/>
+          <w:sz w:val="28"/>
+          <w:szCs w:val="28"/>
+        </w:rPr>
+        <w:t>aludo</w:t>
+      </w:r>
+      <w:r>
+        <w:rPr>
+          <w:rFonts w:ascii="Verdana" w:hAnsi="Verdana"/>
+          <w:b/>
+          <w:sz w:val="28"/>
+          <w:szCs w:val="28"/>
+          <w:highlight w:val="yellow"/>
+        </w:rPr>
+        <w:t>C</w:t>
+      </w:r>
+      <w:r>
+        <w:rPr>
+          <w:rFonts w:ascii="Verdana" w:hAnsi="Verdana"/>
+          <w:b/>
+          <w:sz w:val="28"/>
+          <w:szCs w:val="28"/>
+        </w:rPr>
+        <w:t>omponent</w:t>
+      </w:r>
+      <w:proofErr w:type="spellEnd"/>
+    </w:p>
+    <w:p>
+      <w:pPr>
+        <w:spacing w:after="0" w:line="240" w:lineRule="auto"/>
+        <w:rPr>
+          <w:rFonts w:ascii="Verdana" w:hAnsi="Verdana"/>
+          <w:sz w:val="28"/>
+          <w:szCs w:val="28"/>
+        </w:rPr>
+      </w:pPr>
+    </w:p>
+    <w:p>
+      <w:pPr>
+        <w:spacing w:after="0" w:line="240" w:lineRule="auto"/>
+        <w:rPr>
+          <w:rFonts w:ascii="Verdana" w:hAnsi="Verdana"/>
+          <w:sz w:val="28"/>
+          <w:szCs w:val="28"/>
+        </w:rPr>
+      </w:pPr>
+      <w:proofErr w:type="spellStart"/>
+      <w:proofErr w:type="gramStart"/>
+      <w:r>
+        <w:rPr>
+          <w:rFonts w:ascii="Verdana" w:hAnsi="Verdana"/>
+          <w:sz w:val="28"/>
+          <w:szCs w:val="28"/>
+        </w:rPr>
+        <w:t>ng</w:t>
+      </w:r>
+      <w:proofErr w:type="spellEnd"/>
+      <w:proofErr w:type="gramEnd"/>
+      <w:r>
+        <w:rPr>
+          <w:rFonts w:ascii="Verdana" w:hAnsi="Verdana"/>
+          <w:sz w:val="28"/>
+          <w:szCs w:val="28"/>
+        </w:rPr>
+        <w:t xml:space="preserve"> g c </w:t>
+      </w:r>
+      <w:proofErr w:type="spellStart"/>
+      <w:r>
+        <w:rPr>
+          <w:rFonts w:ascii="Verdana" w:hAnsi="Verdana"/>
+          <w:sz w:val="28"/>
+          <w:szCs w:val="28"/>
+        </w:rPr>
+        <w:t>components</w:t>
+      </w:r>
+      <w:proofErr w:type="spellEnd"/>
+      <w:r>
+        <w:rPr>
+          <w:rFonts w:ascii="Verdana" w:hAnsi="Verdana"/>
+          <w:sz w:val="28"/>
+          <w:szCs w:val="28"/>
+        </w:rPr>
+        <w:t>/</w:t>
+      </w:r>
+      <w:proofErr w:type="spellStart"/>
+      <w:r>
+        <w:rPr>
+          <w:rFonts w:ascii="Verdana" w:hAnsi="Verdana"/>
+          <w:sz w:val="28"/>
+          <w:szCs w:val="28"/>
+        </w:rPr>
+        <w:t>formSaludoComponent</w:t>
+      </w:r>
+      <w:proofErr w:type="spellEnd"/>
+    </w:p>
+    <w:p>
+      <w:pPr>
+        <w:spacing w:after="0" w:line="240" w:lineRule="auto"/>
+        <w:rPr>
+          <w:rFonts w:ascii="Verdana" w:hAnsi="Verdana"/>
+          <w:sz w:val="28"/>
+          <w:szCs w:val="28"/>
+        </w:rPr>
+      </w:pPr>
+    </w:p>
+    <w:p>
+      <w:pPr>
+        <w:spacing w:after="0" w:line="240" w:lineRule="auto"/>
+        <w:rPr>
+          <w:rFonts w:ascii="Verdana" w:hAnsi="Verdana"/>
+          <w:sz w:val="28"/>
+          <w:szCs w:val="28"/>
+        </w:rPr>
+      </w:pPr>
+      <w:r>
+        <w:rPr>
+          <w:rFonts w:ascii="Verdana" w:hAnsi="Verdana"/>
+          <w:sz w:val="28"/>
+          <w:szCs w:val="28"/>
+        </w:rPr>
+        <w:t>Comenzamos creando un diseño en el HTML con una caja y un botón.</w:t>
+      </w:r>
+    </w:p>
+    <w:p>
+      <w:pPr>
+        <w:spacing w:after="0" w:line="240" w:lineRule="auto"/>
+        <w:rPr>
+          <w:rFonts w:ascii="Verdana" w:hAnsi="Verdana"/>
+          <w:sz w:val="28"/>
+          <w:szCs w:val="28"/>
+        </w:rPr>
+      </w:pPr>
+    </w:p>
+    <w:p>
+      <w:pPr>
+        <w:spacing w:after="0" w:line="240" w:lineRule="auto"/>
+        <w:rPr>
+          <w:rFonts w:ascii="Verdana" w:hAnsi="Verdana"/>
+          <w:sz w:val="28"/>
+          <w:szCs w:val="28"/>
+        </w:rPr>
+      </w:pPr>
+      <w:r>
+        <w:rPr>
+          <w:noProof/>
+          <w:lang w:eastAsia="es-ES"/>
+        </w:rPr>
+        <w:drawing>
+          <wp:inline distT="0" distB="0" distL="0" distR="0" wp14:anchorId="13624AD2" wp14:editId="07AE6C99">
+            <wp:extent cx="5400040" cy="2545080"/>
+            <wp:effectExtent l="0" t="0" r="0" b="7620"/>
+            <wp:docPr id="58" name="Imagen 58"/>
+            <wp:cNvGraphicFramePr>
+              <a:graphicFrameLocks xmlns:a="http://schemas.openxmlformats.org/drawingml/2006/main" noChangeAspect="1"/>
+            </wp:cNvGraphicFramePr>
+            <a:graphic xmlns:a="http://schemas.openxmlformats.org/drawingml/2006/main">
+              <a:graphicData uri="http://schemas.openxmlformats.org/drawingml/2006/picture">
+                <pic:pic xmlns:pic="http://schemas.openxmlformats.org/drawingml/2006/picture">
+                  <pic:nvPicPr>
+                    <pic:cNvPr id="1" name=""/>
+                    <pic:cNvPicPr/>
+                  </pic:nvPicPr>
+                  <pic:blipFill>
+                    <a:blip r:embed="rId63"/>
+                    <a:stretch>
+                      <a:fillRect/>
+                    </a:stretch>
+                  </pic:blipFill>
+                  <pic:spPr>
+                    <a:xfrm>
+                      <a:off x="0" y="0"/>
+                      <a:ext cx="5400040" cy="2545080"/>
+                    </a:xfrm>
+                    <a:prstGeom prst="rect">
+                      <a:avLst/>
+                    </a:prstGeom>
+                  </pic:spPr>
+                </pic:pic>
+              </a:graphicData>
+            </a:graphic>
+          </wp:inline>
+        </w:drawing>
+      </w:r>
+    </w:p>
+    <w:p>
+      <w:pPr>
+        <w:spacing w:after="0" w:line="240" w:lineRule="auto"/>
+        <w:rPr>
+          <w:rFonts w:ascii="Verdana" w:hAnsi="Verdana"/>
+          <w:b/>
+          <w:sz w:val="28"/>
+          <w:szCs w:val="28"/>
+        </w:rPr>
+      </w:pPr>
+      <w:r>
+        <w:rPr>
+          <w:rFonts w:ascii="Verdana" w:hAnsi="Verdana"/>
+          <w:b/>
+          <w:sz w:val="28"/>
+          <w:szCs w:val="28"/>
+        </w:rPr>
+        <w:t>FORMSALUDOCOMPONENT.TS</w:t>
+      </w:r>
+    </w:p>
+    <w:p>
+      <w:pPr>
+        <w:shd w:val="clear" w:color="auto" w:fill="FFFFFF"/>
+        <w:spacing w:after="0" w:line="240" w:lineRule="auto"/>
+        <w:rPr>
+          <w:rFonts w:ascii="Consolas" w:eastAsia="Times New Roman" w:hAnsi="Consolas" w:cs="Times New Roman"/>
+          <w:b/>
+          <w:bCs/>
+          <w:color w:val="000000"/>
+          <w:lang w:eastAsia="es-ES"/>
+        </w:rPr>
+      </w:pPr>
+      <w:proofErr w:type="spellStart"/>
+      <w:proofErr w:type="gramStart"/>
+      <w:r>
+        <w:rPr>
+          <w:rFonts w:ascii="Consolas" w:eastAsia="Times New Roman" w:hAnsi="Consolas" w:cs="Times New Roman"/>
+          <w:b/>
+          <w:bCs/>
+          <w:color w:val="F92672"/>
+          <w:lang w:eastAsia="es-ES"/>
+        </w:rPr>
+        <w:t>import</w:t>
+      </w:r>
+      <w:proofErr w:type="spellEnd"/>
+      <w:proofErr w:type="gramEnd"/>
+      <w:r>
+        <w:rPr>
+          <w:rFonts w:ascii="Consolas" w:eastAsia="Times New Roman" w:hAnsi="Consolas" w:cs="Times New Roman"/>
+          <w:b/>
+          <w:bCs/>
+          <w:color w:val="000000"/>
+          <w:lang w:eastAsia="es-ES"/>
+        </w:rPr>
+        <w:t xml:space="preserve"> { </w:t>
+      </w:r>
+      <w:proofErr w:type="spellStart"/>
+      <w:r>
+        <w:rPr>
+          <w:rFonts w:ascii="Consolas" w:eastAsia="Times New Roman" w:hAnsi="Consolas" w:cs="Times New Roman"/>
+          <w:b/>
+          <w:bCs/>
+          <w:color w:val="000000"/>
+          <w:lang w:eastAsia="es-ES"/>
+        </w:rPr>
+        <w:t>Component</w:t>
+      </w:r>
+      <w:proofErr w:type="spellEnd"/>
+      <w:r>
+        <w:rPr>
+          <w:rFonts w:ascii="Consolas" w:eastAsia="Times New Roman" w:hAnsi="Consolas" w:cs="Times New Roman"/>
+          <w:b/>
+          <w:bCs/>
+          <w:color w:val="000000"/>
+          <w:lang w:eastAsia="es-ES"/>
+        </w:rPr>
+        <w:t xml:space="preserve">, </w:t>
+      </w:r>
+      <w:proofErr w:type="spellStart"/>
+      <w:r>
+        <w:rPr>
+          <w:rFonts w:ascii="Consolas" w:eastAsia="Times New Roman" w:hAnsi="Consolas" w:cs="Times New Roman"/>
+          <w:b/>
+          <w:bCs/>
+          <w:color w:val="000000"/>
+          <w:lang w:eastAsia="es-ES"/>
+        </w:rPr>
+        <w:t>ElementRef</w:t>
+      </w:r>
+      <w:proofErr w:type="spellEnd"/>
+      <w:r>
+        <w:rPr>
+          <w:rFonts w:ascii="Consolas" w:eastAsia="Times New Roman" w:hAnsi="Consolas" w:cs="Times New Roman"/>
+          <w:b/>
+          <w:bCs/>
+          <w:color w:val="000000"/>
+          <w:lang w:eastAsia="es-ES"/>
+        </w:rPr>
+        <w:t xml:space="preserve">, </w:t>
+      </w:r>
+      <w:proofErr w:type="spellStart"/>
+      <w:r>
+        <w:rPr>
+          <w:rFonts w:ascii="Consolas" w:eastAsia="Times New Roman" w:hAnsi="Consolas" w:cs="Times New Roman"/>
+          <w:b/>
+          <w:bCs/>
+          <w:color w:val="000000"/>
+          <w:lang w:eastAsia="es-ES"/>
+        </w:rPr>
+        <w:t>ViewChild</w:t>
+      </w:r>
+      <w:proofErr w:type="spellEnd"/>
+      <w:r>
+        <w:rPr>
+          <w:rFonts w:ascii="Consolas" w:eastAsia="Times New Roman" w:hAnsi="Consolas" w:cs="Times New Roman"/>
+          <w:b/>
+          <w:bCs/>
+          <w:color w:val="000000"/>
+          <w:lang w:eastAsia="es-ES"/>
+        </w:rPr>
+        <w:t xml:space="preserve"> } </w:t>
+      </w:r>
+      <w:proofErr w:type="spellStart"/>
+      <w:r>
+        <w:rPr>
+          <w:rFonts w:ascii="Consolas" w:eastAsia="Times New Roman" w:hAnsi="Consolas" w:cs="Times New Roman"/>
+          <w:b/>
+          <w:bCs/>
+          <w:color w:val="F92672"/>
+          <w:lang w:eastAsia="es-ES"/>
+        </w:rPr>
+        <w:t>from</w:t>
+      </w:r>
+      <w:proofErr w:type="spellEnd"/>
+      <w:r>
+        <w:rPr>
+          <w:rFonts w:ascii="Consolas" w:eastAsia="Times New Roman" w:hAnsi="Consolas" w:cs="Times New Roman"/>
+          <w:b/>
+          <w:bCs/>
+          <w:color w:val="000000"/>
+          <w:lang w:eastAsia="es-ES"/>
+        </w:rPr>
+        <w:t xml:space="preserve"> </w:t>
+      </w:r>
+      <w:r>
+        <w:rPr>
+          <w:rFonts w:ascii="Consolas" w:eastAsia="Times New Roman" w:hAnsi="Consolas" w:cs="Times New Roman"/>
+          <w:b/>
+          <w:bCs/>
+          <w:color w:val="F25A00"/>
+          <w:lang w:eastAsia="es-ES"/>
+        </w:rPr>
+        <w:t>'@angular/</w:t>
+      </w:r>
+      <w:proofErr w:type="spellStart"/>
+      <w:r>
+        <w:rPr>
+          <w:rFonts w:ascii="Consolas" w:eastAsia="Times New Roman" w:hAnsi="Consolas" w:cs="Times New Roman"/>
+          <w:b/>
+          <w:bCs/>
+          <w:color w:val="F25A00"/>
+          <w:lang w:eastAsia="es-ES"/>
+        </w:rPr>
+        <w:t>core</w:t>
+      </w:r>
+      <w:proofErr w:type="spellEnd"/>
+      <w:r>
+        <w:rPr>
+          <w:rFonts w:ascii="Consolas" w:eastAsia="Times New Roman" w:hAnsi="Consolas" w:cs="Times New Roman"/>
+          <w:b/>
+          <w:bCs/>
+          <w:color w:val="F25A00"/>
+          <w:lang w:eastAsia="es-ES"/>
+        </w:rPr>
+        <w:t>'</w:t>
+      </w:r>
+      <w:r>
+        <w:rPr>
+          <w:rFonts w:ascii="Consolas" w:eastAsia="Times New Roman" w:hAnsi="Consolas" w:cs="Times New Roman"/>
+          <w:b/>
+          <w:bCs/>
+          <w:color w:val="000000"/>
+          <w:lang w:eastAsia="es-ES"/>
+        </w:rPr>
+        <w:t>;</w:t>
+      </w:r>
+    </w:p>
+    <w:p>
+      <w:pPr>
+        <w:shd w:val="clear" w:color="auto" w:fill="FFFFFF"/>
+        <w:spacing w:after="0" w:line="240" w:lineRule="auto"/>
+        <w:rPr>
+          <w:rFonts w:ascii="Consolas" w:eastAsia="Times New Roman" w:hAnsi="Consolas" w:cs="Times New Roman"/>
+          <w:b/>
+          <w:bCs/>
+          <w:color w:val="000000"/>
+          <w:lang w:eastAsia="es-ES"/>
+        </w:rPr>
+      </w:pPr>
+    </w:p>
+    <w:p>
+      <w:pPr>
+        <w:shd w:val="clear" w:color="auto" w:fill="FFFFFF"/>
+        <w:spacing w:after="0" w:line="240" w:lineRule="auto"/>
+        <w:rPr>
+          <w:rFonts w:ascii="Consolas" w:eastAsia="Times New Roman" w:hAnsi="Consolas" w:cs="Times New Roman"/>
+          <w:b/>
+          <w:bCs/>
+          <w:color w:val="000000"/>
+          <w:lang w:eastAsia="es-ES"/>
+        </w:rPr>
+      </w:pPr>
+      <w:proofErr w:type="gramStart"/>
+      <w:r>
+        <w:rPr>
+          <w:rFonts w:ascii="Consolas" w:eastAsia="Times New Roman" w:hAnsi="Consolas" w:cs="Times New Roman"/>
+          <w:b/>
+          <w:bCs/>
+          <w:color w:val="000000"/>
+          <w:lang w:eastAsia="es-ES"/>
+        </w:rPr>
+        <w:t>@</w:t>
+      </w:r>
+      <w:proofErr w:type="spellStart"/>
+      <w:r>
+        <w:rPr>
+          <w:rFonts w:ascii="Consolas" w:eastAsia="Times New Roman" w:hAnsi="Consolas" w:cs="Times New Roman"/>
+          <w:b/>
+          <w:bCs/>
+          <w:color w:val="6AAF19"/>
+          <w:lang w:eastAsia="es-ES"/>
+        </w:rPr>
+        <w:t>Component</w:t>
+      </w:r>
+      <w:proofErr w:type="spellEnd"/>
+      <w:r>
+        <w:rPr>
+          <w:rFonts w:ascii="Consolas" w:eastAsia="Times New Roman" w:hAnsi="Consolas" w:cs="Times New Roman"/>
+          <w:b/>
+          <w:bCs/>
+          <w:color w:val="000000"/>
+          <w:lang w:eastAsia="es-ES"/>
+        </w:rPr>
+        <w:t>({</w:t>
+      </w:r>
+      <w:proofErr w:type="gramEnd"/>
+    </w:p>
+    <w:p>
+      <w:pPr>
+        <w:shd w:val="clear" w:color="auto" w:fill="FFFFFF"/>
+        <w:spacing w:after="0" w:line="240" w:lineRule="auto"/>
+        <w:rPr>
+          <w:rFonts w:ascii="Consolas" w:eastAsia="Times New Roman" w:hAnsi="Consolas" w:cs="Times New Roman"/>
+          <w:b/>
+          <w:bCs/>
+          <w:color w:val="000000"/>
+          <w:lang w:eastAsia="es-ES"/>
+        </w:rPr>
+      </w:pPr>
+      <w:r>
+        <w:rPr>
+          <w:rFonts w:ascii="Consolas" w:eastAsia="Times New Roman" w:hAnsi="Consolas" w:cs="Times New Roman"/>
+          <w:b/>
+          <w:bCs/>
+          <w:color w:val="000000"/>
+          <w:lang w:eastAsia="es-ES"/>
+        </w:rPr>
+        <w:t xml:space="preserve">  </w:t>
+      </w:r>
+      <w:proofErr w:type="gramStart"/>
+      <w:r>
+        <w:rPr>
+          <w:rFonts w:ascii="Consolas" w:eastAsia="Times New Roman" w:hAnsi="Consolas" w:cs="Times New Roman"/>
+          <w:b/>
+          <w:bCs/>
+          <w:color w:val="000000"/>
+          <w:lang w:eastAsia="es-ES"/>
+        </w:rPr>
+        <w:t>selector</w:t>
+      </w:r>
+      <w:proofErr w:type="gramEnd"/>
+      <w:r>
+        <w:rPr>
+          <w:rFonts w:ascii="Consolas" w:eastAsia="Times New Roman" w:hAnsi="Consolas" w:cs="Times New Roman"/>
+          <w:b/>
+          <w:bCs/>
+          <w:color w:val="000000"/>
+          <w:lang w:eastAsia="es-ES"/>
+        </w:rPr>
+        <w:t xml:space="preserve">: </w:t>
+      </w:r>
+      <w:r>
+        <w:rPr>
+          <w:rFonts w:ascii="Consolas" w:eastAsia="Times New Roman" w:hAnsi="Consolas" w:cs="Times New Roman"/>
+          <w:b/>
+          <w:bCs/>
+          <w:color w:val="F25A00"/>
+          <w:lang w:eastAsia="es-ES"/>
+        </w:rPr>
+        <w:t>'app-</w:t>
+      </w:r>
+      <w:proofErr w:type="spellStart"/>
+      <w:r>
+        <w:rPr>
+          <w:rFonts w:ascii="Consolas" w:eastAsia="Times New Roman" w:hAnsi="Consolas" w:cs="Times New Roman"/>
+          <w:b/>
+          <w:bCs/>
+          <w:color w:val="F25A00"/>
+          <w:lang w:eastAsia="es-ES"/>
+        </w:rPr>
+        <w:t>form</w:t>
+      </w:r>
+      <w:proofErr w:type="spellEnd"/>
+      <w:r>
+        <w:rPr>
+          <w:rFonts w:ascii="Consolas" w:eastAsia="Times New Roman" w:hAnsi="Consolas" w:cs="Times New Roman"/>
+          <w:b/>
+          <w:bCs/>
+          <w:color w:val="F25A00"/>
+          <w:lang w:eastAsia="es-ES"/>
+        </w:rPr>
+        <w:t>-saludo-</w:t>
+      </w:r>
+      <w:proofErr w:type="spellStart"/>
+      <w:r>
+        <w:rPr>
+          <w:rFonts w:ascii="Consolas" w:eastAsia="Times New Roman" w:hAnsi="Consolas" w:cs="Times New Roman"/>
+          <w:b/>
+          <w:bCs/>
+          <w:color w:val="F25A00"/>
+          <w:lang w:eastAsia="es-ES"/>
+        </w:rPr>
+        <w:t>component</w:t>
+      </w:r>
+      <w:proofErr w:type="spellEnd"/>
+      <w:r>
+        <w:rPr>
+          <w:rFonts w:ascii="Consolas" w:eastAsia="Times New Roman" w:hAnsi="Consolas" w:cs="Times New Roman"/>
+          <w:b/>
+          <w:bCs/>
+          <w:color w:val="F25A00"/>
+          <w:lang w:eastAsia="es-ES"/>
+        </w:rPr>
+        <w:t>'</w:t>
+      </w:r>
+      <w:r>
+        <w:rPr>
+          <w:rFonts w:ascii="Consolas" w:eastAsia="Times New Roman" w:hAnsi="Consolas" w:cs="Times New Roman"/>
+          <w:b/>
+          <w:bCs/>
+          <w:color w:val="000000"/>
+          <w:lang w:eastAsia="es-ES"/>
+        </w:rPr>
+        <w:t>,</w:t>
+      </w:r>
+    </w:p>
+    <w:p>
+      <w:pPr>
+        <w:shd w:val="clear" w:color="auto" w:fill="FFFFFF"/>
+        <w:spacing w:after="0" w:line="240" w:lineRule="auto"/>
+        <w:rPr>
+          <w:rFonts w:ascii="Consolas" w:eastAsia="Times New Roman" w:hAnsi="Consolas" w:cs="Times New Roman"/>
+          <w:b/>
+          <w:bCs/>
+          <w:color w:val="000000"/>
+          <w:lang w:eastAsia="es-ES"/>
+        </w:rPr>
+      </w:pPr>
+      <w:r>
+        <w:rPr>
+          <w:rFonts w:ascii="Consolas" w:eastAsia="Times New Roman" w:hAnsi="Consolas" w:cs="Times New Roman"/>
+          <w:b/>
+          <w:bCs/>
+          <w:color w:val="000000"/>
+          <w:lang w:eastAsia="es-ES"/>
+        </w:rPr>
+        <w:t xml:space="preserve">  </w:t>
+      </w:r>
+      <w:proofErr w:type="spellStart"/>
+      <w:proofErr w:type="gramStart"/>
+      <w:r>
+        <w:rPr>
+          <w:rFonts w:ascii="Consolas" w:eastAsia="Times New Roman" w:hAnsi="Consolas" w:cs="Times New Roman"/>
+          <w:b/>
+          <w:bCs/>
+          <w:color w:val="000000"/>
+          <w:lang w:eastAsia="es-ES"/>
+        </w:rPr>
+        <w:t>standalone</w:t>
+      </w:r>
+      <w:proofErr w:type="spellEnd"/>
+      <w:proofErr w:type="gramEnd"/>
+      <w:r>
+        <w:rPr>
+          <w:rFonts w:ascii="Consolas" w:eastAsia="Times New Roman" w:hAnsi="Consolas" w:cs="Times New Roman"/>
+          <w:b/>
+          <w:bCs/>
+          <w:color w:val="000000"/>
+          <w:lang w:eastAsia="es-ES"/>
+        </w:rPr>
+        <w:t xml:space="preserve">: </w:t>
+      </w:r>
+      <w:r>
+        <w:rPr>
+          <w:rFonts w:ascii="Consolas" w:eastAsia="Times New Roman" w:hAnsi="Consolas" w:cs="Times New Roman"/>
+          <w:b/>
+          <w:bCs/>
+          <w:color w:val="AE81FF"/>
+          <w:lang w:eastAsia="es-ES"/>
+        </w:rPr>
+        <w:t>false</w:t>
+      </w:r>
+      <w:r>
+        <w:rPr>
+          <w:rFonts w:ascii="Consolas" w:eastAsia="Times New Roman" w:hAnsi="Consolas" w:cs="Times New Roman"/>
+          <w:b/>
+          <w:bCs/>
+          <w:color w:val="000000"/>
+          <w:lang w:eastAsia="es-ES"/>
+        </w:rPr>
+        <w:t>,</w:t>
+      </w:r>
+    </w:p>
+    <w:p>
+      <w:pPr>
+        <w:shd w:val="clear" w:color="auto" w:fill="FFFFFF"/>
+        <w:spacing w:after="0" w:line="240" w:lineRule="auto"/>
+        <w:rPr>
+          <w:rFonts w:ascii="Consolas" w:eastAsia="Times New Roman" w:hAnsi="Consolas" w:cs="Times New Roman"/>
+          <w:b/>
+          <w:bCs/>
+          <w:color w:val="000000"/>
+          <w:lang w:eastAsia="es-ES"/>
+        </w:rPr>
+      </w:pPr>
+      <w:r>
+        <w:rPr>
+          <w:rFonts w:ascii="Consolas" w:eastAsia="Times New Roman" w:hAnsi="Consolas" w:cs="Times New Roman"/>
+          <w:b/>
+          <w:bCs/>
+          <w:color w:val="000000"/>
+          <w:lang w:eastAsia="es-ES"/>
+        </w:rPr>
+        <w:t xml:space="preserve">  </w:t>
+      </w:r>
+      <w:proofErr w:type="spellStart"/>
+      <w:proofErr w:type="gramStart"/>
+      <w:r>
+        <w:rPr>
+          <w:rFonts w:ascii="Consolas" w:eastAsia="Times New Roman" w:hAnsi="Consolas" w:cs="Times New Roman"/>
+          <w:b/>
+          <w:bCs/>
+          <w:color w:val="000000"/>
+          <w:lang w:eastAsia="es-ES"/>
+        </w:rPr>
+        <w:t>styleUrl</w:t>
+      </w:r>
+      <w:proofErr w:type="spellEnd"/>
+      <w:proofErr w:type="gramEnd"/>
+      <w:r>
+        <w:rPr>
+          <w:rFonts w:ascii="Consolas" w:eastAsia="Times New Roman" w:hAnsi="Consolas" w:cs="Times New Roman"/>
+          <w:b/>
+          <w:bCs/>
+          <w:color w:val="000000"/>
+          <w:lang w:eastAsia="es-ES"/>
+        </w:rPr>
+        <w:t xml:space="preserve">: </w:t>
+      </w:r>
+      <w:r>
+        <w:rPr>
+          <w:rFonts w:ascii="Consolas" w:eastAsia="Times New Roman" w:hAnsi="Consolas" w:cs="Times New Roman"/>
+          <w:b/>
+          <w:bCs/>
+          <w:color w:val="F25A00"/>
+          <w:lang w:eastAsia="es-ES"/>
+        </w:rPr>
+        <w:t>'./form-saludo-component.css'</w:t>
+      </w:r>
+      <w:r>
+        <w:rPr>
+          <w:rFonts w:ascii="Consolas" w:eastAsia="Times New Roman" w:hAnsi="Consolas" w:cs="Times New Roman"/>
+          <w:b/>
+          <w:bCs/>
+          <w:color w:val="000000"/>
+          <w:lang w:eastAsia="es-ES"/>
+        </w:rPr>
+        <w:t>,</w:t>
+      </w:r>
+    </w:p>
+    <w:p>
+      <w:pPr>
+        <w:shd w:val="clear" w:color="auto" w:fill="FFFFFF"/>
+        <w:spacing w:after="0" w:line="240" w:lineRule="auto"/>
+        <w:rPr>
+          <w:rFonts w:ascii="Consolas" w:eastAsia="Times New Roman" w:hAnsi="Consolas" w:cs="Times New Roman"/>
+          <w:b/>
+          <w:bCs/>
+          <w:color w:val="000000"/>
+          <w:lang w:eastAsia="es-ES"/>
+        </w:rPr>
+      </w:pPr>
+      <w:r>
+        <w:rPr>
+          <w:rFonts w:ascii="Consolas" w:eastAsia="Times New Roman" w:hAnsi="Consolas" w:cs="Times New Roman"/>
+          <w:b/>
+          <w:bCs/>
+          <w:color w:val="000000"/>
+          <w:lang w:eastAsia="es-ES"/>
+        </w:rPr>
+        <w:t xml:space="preserve">  </w:t>
+      </w:r>
+      <w:proofErr w:type="spellStart"/>
+      <w:proofErr w:type="gramStart"/>
+      <w:r>
+        <w:rPr>
+          <w:rFonts w:ascii="Consolas" w:eastAsia="Times New Roman" w:hAnsi="Consolas" w:cs="Times New Roman"/>
+          <w:b/>
+          <w:bCs/>
+          <w:color w:val="000000"/>
+          <w:lang w:eastAsia="es-ES"/>
+        </w:rPr>
+        <w:t>templateUrl</w:t>
+      </w:r>
+      <w:proofErr w:type="spellEnd"/>
+      <w:proofErr w:type="gramEnd"/>
+      <w:r>
+        <w:rPr>
+          <w:rFonts w:ascii="Consolas" w:eastAsia="Times New Roman" w:hAnsi="Consolas" w:cs="Times New Roman"/>
+          <w:b/>
+          <w:bCs/>
+          <w:color w:val="000000"/>
+          <w:lang w:eastAsia="es-ES"/>
+        </w:rPr>
+        <w:t xml:space="preserve">: </w:t>
+      </w:r>
+      <w:r>
+        <w:rPr>
+          <w:rFonts w:ascii="Consolas" w:eastAsia="Times New Roman" w:hAnsi="Consolas" w:cs="Times New Roman"/>
+          <w:b/>
+          <w:bCs/>
+          <w:color w:val="F25A00"/>
+          <w:lang w:eastAsia="es-ES"/>
+        </w:rPr>
+        <w:t>'./form-saludo-component.html'</w:t>
+      </w:r>
+      <w:r>
+        <w:rPr>
+          <w:rFonts w:ascii="Consolas" w:eastAsia="Times New Roman" w:hAnsi="Consolas" w:cs="Times New Roman"/>
+          <w:b/>
+          <w:bCs/>
+          <w:color w:val="000000"/>
+          <w:lang w:eastAsia="es-ES"/>
+        </w:rPr>
+        <w:t>,</w:t>
+      </w:r>
+    </w:p>
+    <w:p>
+      <w:pPr>
+        <w:shd w:val="clear" w:color="auto" w:fill="FFFFFF"/>
+        <w:spacing w:after="0" w:line="240" w:lineRule="auto"/>
+        <w:rPr>
+          <w:rFonts w:ascii="Consolas" w:eastAsia="Times New Roman" w:hAnsi="Consolas" w:cs="Times New Roman"/>
+          <w:b/>
+          <w:bCs/>
+          <w:color w:val="000000"/>
+          <w:lang w:eastAsia="es-ES"/>
+        </w:rPr>
+      </w:pPr>
+      <w:r>
+        <w:rPr>
+          <w:rFonts w:ascii="Consolas" w:eastAsia="Times New Roman" w:hAnsi="Consolas" w:cs="Times New Roman"/>
+          <w:b/>
+          <w:bCs/>
+          <w:color w:val="000000"/>
+          <w:lang w:eastAsia="es-ES"/>
+        </w:rPr>
+        <w:t>})</w:t>
+      </w:r>
+    </w:p>
+    <w:p>
+      <w:pPr>
+        <w:shd w:val="clear" w:color="auto" w:fill="FFFFFF"/>
+        <w:spacing w:after="0" w:line="240" w:lineRule="auto"/>
+        <w:rPr>
+          <w:rFonts w:ascii="Consolas" w:eastAsia="Times New Roman" w:hAnsi="Consolas" w:cs="Times New Roman"/>
+          <w:b/>
+          <w:bCs/>
+          <w:color w:val="000000"/>
+          <w:lang w:eastAsia="es-ES"/>
+        </w:rPr>
+      </w:pPr>
+      <w:proofErr w:type="spellStart"/>
+      <w:proofErr w:type="gramStart"/>
+      <w:r>
+        <w:rPr>
+          <w:rFonts w:ascii="Consolas" w:eastAsia="Times New Roman" w:hAnsi="Consolas" w:cs="Times New Roman"/>
+          <w:b/>
+          <w:bCs/>
+          <w:color w:val="F92672"/>
+          <w:lang w:eastAsia="es-ES"/>
+        </w:rPr>
+        <w:t>export</w:t>
+      </w:r>
+      <w:proofErr w:type="spellEnd"/>
+      <w:proofErr w:type="gramEnd"/>
+      <w:r>
+        <w:rPr>
+          <w:rFonts w:ascii="Consolas" w:eastAsia="Times New Roman" w:hAnsi="Consolas" w:cs="Times New Roman"/>
+          <w:b/>
+          <w:bCs/>
+          <w:color w:val="000000"/>
+          <w:lang w:eastAsia="es-ES"/>
+        </w:rPr>
+        <w:t xml:space="preserve"> </w:t>
+      </w:r>
+      <w:proofErr w:type="spellStart"/>
+      <w:r>
+        <w:rPr>
+          <w:rFonts w:ascii="Consolas" w:eastAsia="Times New Roman" w:hAnsi="Consolas" w:cs="Times New Roman"/>
+          <w:b/>
+          <w:bCs/>
+          <w:i/>
+          <w:iCs/>
+          <w:color w:val="28C6E4"/>
+          <w:lang w:eastAsia="es-ES"/>
+        </w:rPr>
+        <w:t>class</w:t>
+      </w:r>
+      <w:proofErr w:type="spellEnd"/>
+      <w:r>
+        <w:rPr>
+          <w:rFonts w:ascii="Consolas" w:eastAsia="Times New Roman" w:hAnsi="Consolas" w:cs="Times New Roman"/>
+          <w:b/>
+          <w:bCs/>
+          <w:color w:val="000000"/>
+          <w:lang w:eastAsia="es-ES"/>
+        </w:rPr>
+        <w:t xml:space="preserve"> </w:t>
+      </w:r>
+      <w:proofErr w:type="spellStart"/>
+      <w:r>
+        <w:rPr>
+          <w:rFonts w:ascii="Consolas" w:eastAsia="Times New Roman" w:hAnsi="Consolas" w:cs="Times New Roman"/>
+          <w:b/>
+          <w:bCs/>
+          <w:color w:val="000000"/>
+          <w:lang w:eastAsia="es-ES"/>
+        </w:rPr>
+        <w:t>FormSaludoComponent</w:t>
+      </w:r>
+      <w:proofErr w:type="spellEnd"/>
+      <w:r>
+        <w:rPr>
+          <w:rFonts w:ascii="Consolas" w:eastAsia="Times New Roman" w:hAnsi="Consolas" w:cs="Times New Roman"/>
+          <w:b/>
+          <w:bCs/>
+          <w:color w:val="000000"/>
+          <w:lang w:eastAsia="es-ES"/>
+        </w:rPr>
+        <w:t xml:space="preserve"> {</w:t>
+      </w:r>
+    </w:p>
+    <w:p>
+      <w:pPr>
+        <w:shd w:val="clear" w:color="auto" w:fill="FFFFFF"/>
+        <w:spacing w:after="0" w:line="240" w:lineRule="auto"/>
+        <w:rPr>
+          <w:rFonts w:ascii="Consolas" w:eastAsia="Times New Roman" w:hAnsi="Consolas" w:cs="Times New Roman"/>
+          <w:b/>
+          <w:bCs/>
+          <w:color w:val="000000"/>
+          <w:lang w:eastAsia="es-ES"/>
+        </w:rPr>
+      </w:pPr>
+      <w:r>
+        <w:rPr>
+          <w:rFonts w:ascii="Consolas" w:eastAsia="Times New Roman" w:hAnsi="Consolas" w:cs="Times New Roman"/>
+          <w:b/>
+          <w:bCs/>
+          <w:color w:val="000000"/>
+          <w:lang w:eastAsia="es-ES"/>
+        </w:rPr>
+        <w:t xml:space="preserve">  </w:t>
+      </w:r>
+      <w:r>
+        <w:rPr>
+          <w:rFonts w:ascii="Consolas" w:eastAsia="Times New Roman" w:hAnsi="Consolas" w:cs="Times New Roman"/>
+          <w:b/>
+          <w:bCs/>
+          <w:color w:val="9F9F8F"/>
+          <w:lang w:eastAsia="es-ES"/>
+        </w:rPr>
+        <w:t xml:space="preserve">//la variable </w:t>
+      </w:r>
+      <w:proofErr w:type="spellStart"/>
+      <w:r>
+        <w:rPr>
+          <w:rFonts w:ascii="Consolas" w:eastAsia="Times New Roman" w:hAnsi="Consolas" w:cs="Times New Roman"/>
+          <w:b/>
+          <w:bCs/>
+          <w:color w:val="9F9F8F"/>
+          <w:lang w:eastAsia="es-ES"/>
+        </w:rPr>
+        <w:t>viewchild</w:t>
+      </w:r>
+      <w:proofErr w:type="spellEnd"/>
+      <w:r>
+        <w:rPr>
+          <w:rFonts w:ascii="Consolas" w:eastAsia="Times New Roman" w:hAnsi="Consolas" w:cs="Times New Roman"/>
+          <w:b/>
+          <w:bCs/>
+          <w:color w:val="9F9F8F"/>
+          <w:lang w:eastAsia="es-ES"/>
+        </w:rPr>
+        <w:t xml:space="preserve"> que se llamará igual que el input</w:t>
+      </w:r>
+    </w:p>
+    <w:p>
+      <w:pPr>
+        <w:shd w:val="clear" w:color="auto" w:fill="FFFFFF"/>
+        <w:spacing w:after="0" w:line="240" w:lineRule="auto"/>
+        <w:rPr>
+          <w:rFonts w:ascii="Consolas" w:eastAsia="Times New Roman" w:hAnsi="Consolas" w:cs="Times New Roman"/>
+          <w:b/>
+          <w:bCs/>
+          <w:color w:val="000000"/>
+          <w:lang w:eastAsia="es-ES"/>
+        </w:rPr>
+      </w:pPr>
+      <w:r>
+        <w:rPr>
+          <w:rFonts w:ascii="Consolas" w:eastAsia="Times New Roman" w:hAnsi="Consolas" w:cs="Times New Roman"/>
+          <w:b/>
+          <w:bCs/>
+          <w:color w:val="000000"/>
+          <w:lang w:eastAsia="es-ES"/>
+        </w:rPr>
+        <w:t xml:space="preserve">  </w:t>
+      </w:r>
+      <w:proofErr w:type="gramStart"/>
+      <w:r>
+        <w:rPr>
+          <w:rFonts w:ascii="Consolas" w:eastAsia="Times New Roman" w:hAnsi="Consolas" w:cs="Times New Roman"/>
+          <w:b/>
+          <w:bCs/>
+          <w:color w:val="000000"/>
+          <w:lang w:eastAsia="es-ES"/>
+        </w:rPr>
+        <w:t>@</w:t>
+      </w:r>
+      <w:proofErr w:type="spellStart"/>
+      <w:r>
+        <w:rPr>
+          <w:rFonts w:ascii="Consolas" w:eastAsia="Times New Roman" w:hAnsi="Consolas" w:cs="Times New Roman"/>
+          <w:b/>
+          <w:bCs/>
+          <w:color w:val="6AAF19"/>
+          <w:lang w:eastAsia="es-ES"/>
+        </w:rPr>
+        <w:t>ViewChild</w:t>
+      </w:r>
+      <w:proofErr w:type="spellEnd"/>
+      <w:r>
+        <w:rPr>
+          <w:rFonts w:ascii="Consolas" w:eastAsia="Times New Roman" w:hAnsi="Consolas" w:cs="Times New Roman"/>
+          <w:b/>
+          <w:bCs/>
+          <w:color w:val="000000"/>
+          <w:lang w:eastAsia="es-ES"/>
+        </w:rPr>
+        <w:t>(</w:t>
+      </w:r>
+      <w:proofErr w:type="gramEnd"/>
+      <w:r>
+        <w:rPr>
+          <w:rFonts w:ascii="Consolas" w:eastAsia="Times New Roman" w:hAnsi="Consolas" w:cs="Times New Roman"/>
+          <w:b/>
+          <w:bCs/>
+          <w:color w:val="F25A00"/>
+          <w:lang w:eastAsia="es-ES"/>
+        </w:rPr>
+        <w:t>"</w:t>
+      </w:r>
+      <w:proofErr w:type="spellStart"/>
+      <w:r>
+        <w:rPr>
+          <w:rFonts w:ascii="Consolas" w:eastAsia="Times New Roman" w:hAnsi="Consolas" w:cs="Times New Roman"/>
+          <w:b/>
+          <w:bCs/>
+          <w:color w:val="F25A00"/>
+          <w:lang w:eastAsia="es-ES"/>
+        </w:rPr>
+        <w:t>cajanombre</w:t>
+      </w:r>
+      <w:proofErr w:type="spellEnd"/>
+      <w:r>
+        <w:rPr>
+          <w:rFonts w:ascii="Consolas" w:eastAsia="Times New Roman" w:hAnsi="Consolas" w:cs="Times New Roman"/>
+          <w:b/>
+          <w:bCs/>
+          <w:color w:val="F25A00"/>
+          <w:lang w:eastAsia="es-ES"/>
+        </w:rPr>
+        <w:t>"</w:t>
+      </w:r>
+      <w:r>
+        <w:rPr>
+          <w:rFonts w:ascii="Consolas" w:eastAsia="Times New Roman" w:hAnsi="Consolas" w:cs="Times New Roman"/>
+          <w:b/>
+          <w:bCs/>
+          <w:color w:val="000000"/>
+          <w:lang w:eastAsia="es-ES"/>
+        </w:rPr>
+        <w:t xml:space="preserve">) </w:t>
+      </w:r>
+      <w:proofErr w:type="spellStart"/>
+      <w:r>
+        <w:rPr>
+          <w:rFonts w:ascii="Consolas" w:eastAsia="Times New Roman" w:hAnsi="Consolas" w:cs="Times New Roman"/>
+          <w:b/>
+          <w:bCs/>
+          <w:color w:val="000000"/>
+          <w:lang w:eastAsia="es-ES"/>
+        </w:rPr>
+        <w:t>cajanombre</w:t>
+      </w:r>
+      <w:proofErr w:type="spellEnd"/>
+      <w:r>
+        <w:rPr>
+          <w:rFonts w:ascii="Consolas" w:eastAsia="Times New Roman" w:hAnsi="Consolas" w:cs="Times New Roman"/>
+          <w:b/>
+          <w:bCs/>
+          <w:color w:val="F92672"/>
+          <w:lang w:eastAsia="es-ES"/>
+        </w:rPr>
+        <w:t>!:</w:t>
+      </w:r>
+      <w:r>
+        <w:rPr>
+          <w:rFonts w:ascii="Consolas" w:eastAsia="Times New Roman" w:hAnsi="Consolas" w:cs="Times New Roman"/>
+          <w:b/>
+          <w:bCs/>
+          <w:color w:val="000000"/>
+          <w:lang w:eastAsia="es-ES"/>
+        </w:rPr>
+        <w:t xml:space="preserve"> </w:t>
+      </w:r>
+      <w:proofErr w:type="spellStart"/>
+      <w:r>
+        <w:rPr>
+          <w:rFonts w:ascii="Consolas" w:eastAsia="Times New Roman" w:hAnsi="Consolas" w:cs="Times New Roman"/>
+          <w:b/>
+          <w:bCs/>
+          <w:color w:val="000000"/>
+          <w:lang w:eastAsia="es-ES"/>
+        </w:rPr>
+        <w:t>ElementRef</w:t>
+      </w:r>
+      <w:proofErr w:type="spellEnd"/>
+      <w:r>
+        <w:rPr>
+          <w:rFonts w:ascii="Consolas" w:eastAsia="Times New Roman" w:hAnsi="Consolas" w:cs="Times New Roman"/>
+          <w:b/>
+          <w:bCs/>
+          <w:color w:val="000000"/>
+          <w:lang w:eastAsia="es-ES"/>
+        </w:rPr>
+        <w:t>;</w:t>
+      </w:r>
+    </w:p>
+    <w:p>
+      <w:pPr>
+        <w:shd w:val="clear" w:color="auto" w:fill="FFFFFF"/>
+        <w:spacing w:after="0" w:line="240" w:lineRule="auto"/>
+        <w:rPr>
+          <w:rFonts w:ascii="Consolas" w:eastAsia="Times New Roman" w:hAnsi="Consolas" w:cs="Times New Roman"/>
+          <w:b/>
+          <w:bCs/>
+          <w:color w:val="000000"/>
+          <w:lang w:eastAsia="es-ES"/>
+        </w:rPr>
+      </w:pPr>
+      <w:r>
+        <w:rPr>
+          <w:rFonts w:ascii="Consolas" w:eastAsia="Times New Roman" w:hAnsi="Consolas" w:cs="Times New Roman"/>
+          <w:b/>
+          <w:bCs/>
+          <w:color w:val="000000"/>
+          <w:lang w:eastAsia="es-ES"/>
+        </w:rPr>
+        <w:t xml:space="preserve">  </w:t>
+      </w:r>
+      <w:proofErr w:type="gramStart"/>
+      <w:r>
+        <w:rPr>
+          <w:rFonts w:ascii="Consolas" w:eastAsia="Times New Roman" w:hAnsi="Consolas" w:cs="Times New Roman"/>
+          <w:b/>
+          <w:bCs/>
+          <w:color w:val="000000"/>
+          <w:lang w:eastAsia="es-ES"/>
+        </w:rPr>
+        <w:t>mensaje</w:t>
+      </w:r>
+      <w:proofErr w:type="gramEnd"/>
+      <w:r>
+        <w:rPr>
+          <w:rFonts w:ascii="Consolas" w:eastAsia="Times New Roman" w:hAnsi="Consolas" w:cs="Times New Roman"/>
+          <w:b/>
+          <w:bCs/>
+          <w:color w:val="F92672"/>
+          <w:lang w:eastAsia="es-ES"/>
+        </w:rPr>
+        <w:t>:</w:t>
+      </w:r>
+      <w:r>
+        <w:rPr>
+          <w:rFonts w:ascii="Consolas" w:eastAsia="Times New Roman" w:hAnsi="Consolas" w:cs="Times New Roman"/>
+          <w:b/>
+          <w:bCs/>
+          <w:color w:val="000000"/>
+          <w:lang w:eastAsia="es-ES"/>
+        </w:rPr>
+        <w:t xml:space="preserve"> </w:t>
+      </w:r>
+      <w:proofErr w:type="spellStart"/>
+      <w:r>
+        <w:rPr>
+          <w:rFonts w:ascii="Consolas" w:eastAsia="Times New Roman" w:hAnsi="Consolas" w:cs="Times New Roman"/>
+          <w:b/>
+          <w:bCs/>
+          <w:i/>
+          <w:iCs/>
+          <w:color w:val="28C6E4"/>
+          <w:lang w:eastAsia="es-ES"/>
+        </w:rPr>
+        <w:t>string</w:t>
+      </w:r>
+      <w:proofErr w:type="spellEnd"/>
+      <w:r>
+        <w:rPr>
+          <w:rFonts w:ascii="Consolas" w:eastAsia="Times New Roman" w:hAnsi="Consolas" w:cs="Times New Roman"/>
+          <w:b/>
+          <w:bCs/>
+          <w:color w:val="000000"/>
+          <w:lang w:eastAsia="es-ES"/>
+        </w:rPr>
+        <w:t>;</w:t>
+      </w:r>
+    </w:p>
+    <w:p>
+      <w:pPr>
+        <w:shd w:val="clear" w:color="auto" w:fill="FFFFFF"/>
+        <w:spacing w:after="0" w:line="240" w:lineRule="auto"/>
+        <w:rPr>
+          <w:rFonts w:ascii="Consolas" w:eastAsia="Times New Roman" w:hAnsi="Consolas" w:cs="Times New Roman"/>
+          <w:b/>
+          <w:bCs/>
+          <w:color w:val="000000"/>
+          <w:lang w:eastAsia="es-ES"/>
+        </w:rPr>
+      </w:pPr>
+    </w:p>
+    <w:p>
+      <w:pPr>
+        <w:shd w:val="clear" w:color="auto" w:fill="FFFFFF"/>
+        <w:spacing w:after="0" w:line="240" w:lineRule="auto"/>
+        <w:rPr>
+          <w:rFonts w:ascii="Consolas" w:eastAsia="Times New Roman" w:hAnsi="Consolas" w:cs="Times New Roman"/>
+          <w:b/>
+          <w:bCs/>
+          <w:color w:val="000000"/>
+          <w:lang w:eastAsia="es-ES"/>
+        </w:rPr>
+      </w:pPr>
+      <w:r>
+        <w:rPr>
+          <w:rFonts w:ascii="Consolas" w:eastAsia="Times New Roman" w:hAnsi="Consolas" w:cs="Times New Roman"/>
+          <w:b/>
+          <w:bCs/>
+          <w:color w:val="000000"/>
+          <w:lang w:eastAsia="es-ES"/>
+        </w:rPr>
+        <w:t xml:space="preserve">  </w:t>
+      </w:r>
+      <w:r>
+        <w:rPr>
+          <w:rFonts w:ascii="Consolas" w:eastAsia="Times New Roman" w:hAnsi="Consolas" w:cs="Times New Roman"/>
+          <w:b/>
+          <w:bCs/>
+          <w:color w:val="9F9F8F"/>
+          <w:lang w:eastAsia="es-ES"/>
+        </w:rPr>
+        <w:t>//en el constructor debemos iniciar nuestras variables</w:t>
+      </w:r>
+    </w:p>
+    <w:p>
+      <w:pPr>
+        <w:shd w:val="clear" w:color="auto" w:fill="FFFFFF"/>
+        <w:spacing w:after="0" w:line="240" w:lineRule="auto"/>
+        <w:rPr>
+          <w:rFonts w:ascii="Consolas" w:eastAsia="Times New Roman" w:hAnsi="Consolas" w:cs="Times New Roman"/>
+          <w:b/>
+          <w:bCs/>
+          <w:color w:val="000000"/>
+          <w:lang w:eastAsia="es-ES"/>
+        </w:rPr>
+      </w:pPr>
+      <w:r>
+        <w:rPr>
+          <w:rFonts w:ascii="Consolas" w:eastAsia="Times New Roman" w:hAnsi="Consolas" w:cs="Times New Roman"/>
+          <w:b/>
+          <w:bCs/>
+          <w:color w:val="000000"/>
+          <w:lang w:eastAsia="es-ES"/>
+        </w:rPr>
+        <w:t xml:space="preserve">  </w:t>
+      </w:r>
+      <w:proofErr w:type="gramStart"/>
+      <w:r>
+        <w:rPr>
+          <w:rFonts w:ascii="Consolas" w:eastAsia="Times New Roman" w:hAnsi="Consolas" w:cs="Times New Roman"/>
+          <w:b/>
+          <w:bCs/>
+          <w:i/>
+          <w:iCs/>
+          <w:color w:val="28C6E4"/>
+          <w:lang w:eastAsia="es-ES"/>
+        </w:rPr>
+        <w:t>constructor</w:t>
+      </w:r>
+      <w:proofErr w:type="gramEnd"/>
+      <w:r>
+        <w:rPr>
+          <w:rFonts w:ascii="Consolas" w:eastAsia="Times New Roman" w:hAnsi="Consolas" w:cs="Times New Roman"/>
+          <w:b/>
+          <w:bCs/>
+          <w:color w:val="000000"/>
+          <w:lang w:eastAsia="es-ES"/>
+        </w:rPr>
+        <w:t>() {</w:t>
+      </w:r>
+    </w:p>
+    <w:p>
+      <w:pPr>
+        <w:shd w:val="clear" w:color="auto" w:fill="FFFFFF"/>
+        <w:spacing w:after="0" w:line="240" w:lineRule="auto"/>
+        <w:rPr>
+          <w:rFonts w:ascii="Consolas" w:eastAsia="Times New Roman" w:hAnsi="Consolas" w:cs="Times New Roman"/>
+          <w:b/>
+          <w:bCs/>
+          <w:color w:val="000000"/>
+          <w:lang w:eastAsia="es-ES"/>
+        </w:rPr>
+      </w:pPr>
+      <w:r>
+        <w:rPr>
+          <w:rFonts w:ascii="Consolas" w:eastAsia="Times New Roman" w:hAnsi="Consolas" w:cs="Times New Roman"/>
+          <w:b/>
+          <w:bCs/>
+          <w:color w:val="000000"/>
+          <w:lang w:eastAsia="es-ES"/>
+        </w:rPr>
+        <w:t xml:space="preserve">    </w:t>
+      </w:r>
+      <w:proofErr w:type="spellStart"/>
+      <w:r>
+        <w:rPr>
+          <w:rFonts w:ascii="Consolas" w:eastAsia="Times New Roman" w:hAnsi="Consolas" w:cs="Times New Roman"/>
+          <w:b/>
+          <w:bCs/>
+          <w:i/>
+          <w:iCs/>
+          <w:color w:val="FD971F"/>
+          <w:lang w:eastAsia="es-ES"/>
+        </w:rPr>
+        <w:t>this</w:t>
+      </w:r>
+      <w:r>
+        <w:rPr>
+          <w:rFonts w:ascii="Consolas" w:eastAsia="Times New Roman" w:hAnsi="Consolas" w:cs="Times New Roman"/>
+          <w:b/>
+          <w:bCs/>
+          <w:color w:val="000000"/>
+          <w:lang w:eastAsia="es-ES"/>
+        </w:rPr>
+        <w:t>.mensaje</w:t>
+      </w:r>
+      <w:proofErr w:type="spellEnd"/>
+      <w:r>
+        <w:rPr>
+          <w:rFonts w:ascii="Consolas" w:eastAsia="Times New Roman" w:hAnsi="Consolas" w:cs="Times New Roman"/>
+          <w:b/>
+          <w:bCs/>
+          <w:color w:val="000000"/>
+          <w:lang w:eastAsia="es-ES"/>
+        </w:rPr>
+        <w:t xml:space="preserve"> </w:t>
+      </w:r>
+      <w:r>
+        <w:rPr>
+          <w:rFonts w:ascii="Consolas" w:eastAsia="Times New Roman" w:hAnsi="Consolas" w:cs="Times New Roman"/>
+          <w:b/>
+          <w:bCs/>
+          <w:color w:val="F92672"/>
+          <w:lang w:eastAsia="es-ES"/>
+        </w:rPr>
+        <w:t>=</w:t>
+      </w:r>
+      <w:r>
+        <w:rPr>
+          <w:rFonts w:ascii="Consolas" w:eastAsia="Times New Roman" w:hAnsi="Consolas" w:cs="Times New Roman"/>
+          <w:b/>
+          <w:bCs/>
+          <w:color w:val="000000"/>
+          <w:lang w:eastAsia="es-ES"/>
+        </w:rPr>
+        <w:t xml:space="preserve"> </w:t>
+      </w:r>
+      <w:r>
+        <w:rPr>
+          <w:rFonts w:ascii="Consolas" w:eastAsia="Times New Roman" w:hAnsi="Consolas" w:cs="Times New Roman"/>
+          <w:b/>
+          <w:bCs/>
+          <w:color w:val="F25A00"/>
+          <w:lang w:eastAsia="es-ES"/>
+        </w:rPr>
+        <w:t>""</w:t>
+      </w:r>
+      <w:r>
+        <w:rPr>
+          <w:rFonts w:ascii="Consolas" w:eastAsia="Times New Roman" w:hAnsi="Consolas" w:cs="Times New Roman"/>
+          <w:b/>
+          <w:bCs/>
+          <w:color w:val="000000"/>
+          <w:lang w:eastAsia="es-ES"/>
+        </w:rPr>
+        <w:t>;</w:t>
+      </w:r>
+    </w:p>
+    <w:p>
+      <w:pPr>
+        <w:shd w:val="clear" w:color="auto" w:fill="FFFFFF"/>
+        <w:spacing w:after="0" w:line="240" w:lineRule="auto"/>
+        <w:rPr>
+          <w:rFonts w:ascii="Consolas" w:eastAsia="Times New Roman" w:hAnsi="Consolas" w:cs="Times New Roman"/>
+          <w:b/>
+          <w:bCs/>
+          <w:color w:val="000000"/>
+          <w:lang w:eastAsia="es-ES"/>
+        </w:rPr>
+      </w:pPr>
+      <w:r>
+        <w:rPr>
+          <w:rFonts w:ascii="Consolas" w:eastAsia="Times New Roman" w:hAnsi="Consolas" w:cs="Times New Roman"/>
+          <w:b/>
+          <w:bCs/>
+          <w:color w:val="000000"/>
+          <w:lang w:eastAsia="es-ES"/>
+        </w:rPr>
+        <w:t>  }</w:t>
+      </w:r>
+    </w:p>
+    <w:p>
+      <w:pPr>
+        <w:shd w:val="clear" w:color="auto" w:fill="FFFFFF"/>
+        <w:spacing w:after="0" w:line="240" w:lineRule="auto"/>
+        <w:rPr>
+          <w:rFonts w:ascii="Consolas" w:eastAsia="Times New Roman" w:hAnsi="Consolas" w:cs="Times New Roman"/>
+          <w:b/>
+          <w:bCs/>
+          <w:color w:val="000000"/>
+          <w:lang w:eastAsia="es-ES"/>
+        </w:rPr>
+      </w:pPr>
+    </w:p>
+    <w:p>
+      <w:pPr>
+        <w:shd w:val="clear" w:color="auto" w:fill="FFFFFF"/>
+        <w:spacing w:after="0" w:line="240" w:lineRule="auto"/>
+        <w:rPr>
+          <w:rFonts w:ascii="Consolas" w:eastAsia="Times New Roman" w:hAnsi="Consolas" w:cs="Times New Roman"/>
+          <w:b/>
+          <w:bCs/>
+          <w:color w:val="000000"/>
+          <w:lang w:eastAsia="es-ES"/>
+        </w:rPr>
+      </w:pPr>
+      <w:r>
+        <w:rPr>
+          <w:rFonts w:ascii="Consolas" w:eastAsia="Times New Roman" w:hAnsi="Consolas" w:cs="Times New Roman"/>
+          <w:b/>
+          <w:bCs/>
+          <w:color w:val="000000"/>
+          <w:lang w:eastAsia="es-ES"/>
+        </w:rPr>
+        <w:t xml:space="preserve">  </w:t>
+      </w:r>
+      <w:r>
+        <w:rPr>
+          <w:rFonts w:ascii="Consolas" w:eastAsia="Times New Roman" w:hAnsi="Consolas" w:cs="Times New Roman"/>
+          <w:b/>
+          <w:bCs/>
+          <w:color w:val="9F9F8F"/>
+          <w:lang w:eastAsia="es-ES"/>
+        </w:rPr>
+        <w:t>//necesitamos un método para cuando el usuario pulse</w:t>
+      </w:r>
+    </w:p>
+    <w:p>
+      <w:pPr>
+        <w:shd w:val="clear" w:color="auto" w:fill="FFFFFF"/>
+        <w:spacing w:after="0" w:line="240" w:lineRule="auto"/>
+        <w:rPr>
+          <w:rFonts w:ascii="Consolas" w:eastAsia="Times New Roman" w:hAnsi="Consolas" w:cs="Times New Roman"/>
+          <w:b/>
+          <w:bCs/>
+          <w:color w:val="000000"/>
+          <w:lang w:eastAsia="es-ES"/>
+        </w:rPr>
+      </w:pPr>
+      <w:r>
+        <w:rPr>
+          <w:rFonts w:ascii="Consolas" w:eastAsia="Times New Roman" w:hAnsi="Consolas" w:cs="Times New Roman"/>
+          <w:b/>
+          <w:bCs/>
+          <w:color w:val="000000"/>
+          <w:lang w:eastAsia="es-ES"/>
+        </w:rPr>
+        <w:t xml:space="preserve">  </w:t>
+      </w:r>
+      <w:r>
+        <w:rPr>
+          <w:rFonts w:ascii="Consolas" w:eastAsia="Times New Roman" w:hAnsi="Consolas" w:cs="Times New Roman"/>
+          <w:b/>
+          <w:bCs/>
+          <w:color w:val="9F9F8F"/>
+          <w:lang w:eastAsia="es-ES"/>
+        </w:rPr>
+        <w:t xml:space="preserve">//el </w:t>
+      </w:r>
+      <w:proofErr w:type="spellStart"/>
+      <w:r>
+        <w:rPr>
+          <w:rFonts w:ascii="Consolas" w:eastAsia="Times New Roman" w:hAnsi="Consolas" w:cs="Times New Roman"/>
+          <w:b/>
+          <w:bCs/>
+          <w:color w:val="9F9F8F"/>
+          <w:lang w:eastAsia="es-ES"/>
+        </w:rPr>
+        <w:t>boton</w:t>
+      </w:r>
+      <w:proofErr w:type="spellEnd"/>
+    </w:p>
+    <w:p>
+      <w:pPr>
+        <w:shd w:val="clear" w:color="auto" w:fill="FFFFFF"/>
+        <w:spacing w:after="0" w:line="240" w:lineRule="auto"/>
+        <w:rPr>
+          <w:rFonts w:ascii="Consolas" w:eastAsia="Times New Roman" w:hAnsi="Consolas" w:cs="Times New Roman"/>
+          <w:b/>
+          <w:bCs/>
+          <w:color w:val="000000"/>
+          <w:lang w:eastAsia="es-ES"/>
+        </w:rPr>
+      </w:pPr>
+      <w:r>
+        <w:rPr>
+          <w:rFonts w:ascii="Consolas" w:eastAsia="Times New Roman" w:hAnsi="Consolas" w:cs="Times New Roman"/>
+          <w:b/>
+          <w:bCs/>
+          <w:color w:val="000000"/>
+          <w:lang w:eastAsia="es-ES"/>
+        </w:rPr>
+        <w:t xml:space="preserve">  </w:t>
+      </w:r>
+      <w:proofErr w:type="spellStart"/>
+      <w:proofErr w:type="gramStart"/>
+      <w:r>
+        <w:rPr>
+          <w:rFonts w:ascii="Consolas" w:eastAsia="Times New Roman" w:hAnsi="Consolas" w:cs="Times New Roman"/>
+          <w:b/>
+          <w:bCs/>
+          <w:color w:val="6AAF19"/>
+          <w:lang w:eastAsia="es-ES"/>
+        </w:rPr>
+        <w:t>mostrarSaludo</w:t>
+      </w:r>
+      <w:proofErr w:type="spellEnd"/>
+      <w:proofErr w:type="gramEnd"/>
+      <w:r>
+        <w:rPr>
+          <w:rFonts w:ascii="Consolas" w:eastAsia="Times New Roman" w:hAnsi="Consolas" w:cs="Times New Roman"/>
+          <w:b/>
+          <w:bCs/>
+          <w:color w:val="000000"/>
+          <w:lang w:eastAsia="es-ES"/>
+        </w:rPr>
+        <w:t>()</w:t>
+      </w:r>
+      <w:r>
+        <w:rPr>
+          <w:rFonts w:ascii="Consolas" w:eastAsia="Times New Roman" w:hAnsi="Consolas" w:cs="Times New Roman"/>
+          <w:b/>
+          <w:bCs/>
+          <w:color w:val="F92672"/>
+          <w:lang w:eastAsia="es-ES"/>
+        </w:rPr>
+        <w:t>:</w:t>
+      </w:r>
+      <w:r>
+        <w:rPr>
+          <w:rFonts w:ascii="Consolas" w:eastAsia="Times New Roman" w:hAnsi="Consolas" w:cs="Times New Roman"/>
+          <w:b/>
+          <w:bCs/>
+          <w:color w:val="000000"/>
+          <w:lang w:eastAsia="es-ES"/>
+        </w:rPr>
+        <w:t xml:space="preserve"> </w:t>
+      </w:r>
+      <w:proofErr w:type="spellStart"/>
+      <w:r>
+        <w:rPr>
+          <w:rFonts w:ascii="Consolas" w:eastAsia="Times New Roman" w:hAnsi="Consolas" w:cs="Times New Roman"/>
+          <w:b/>
+          <w:bCs/>
+          <w:i/>
+          <w:iCs/>
+          <w:color w:val="28C6E4"/>
+          <w:lang w:eastAsia="es-ES"/>
+        </w:rPr>
+        <w:t>void</w:t>
+      </w:r>
+      <w:proofErr w:type="spellEnd"/>
+      <w:r>
+        <w:rPr>
+          <w:rFonts w:ascii="Consolas" w:eastAsia="Times New Roman" w:hAnsi="Consolas" w:cs="Times New Roman"/>
+          <w:b/>
+          <w:bCs/>
+          <w:color w:val="000000"/>
+          <w:lang w:eastAsia="es-ES"/>
+        </w:rPr>
+        <w:t xml:space="preserve"> {</w:t>
+      </w:r>
+    </w:p>
+    <w:p>
+      <w:pPr>
+        <w:shd w:val="clear" w:color="auto" w:fill="FFFFFF"/>
+        <w:spacing w:after="0" w:line="240" w:lineRule="auto"/>
+        <w:rPr>
+          <w:rFonts w:ascii="Consolas" w:eastAsia="Times New Roman" w:hAnsi="Consolas" w:cs="Times New Roman"/>
+          <w:b/>
+          <w:bCs/>
+          <w:color w:val="000000"/>
+          <w:lang w:eastAsia="es-ES"/>
+        </w:rPr>
+      </w:pPr>
+      <w:r>
+        <w:rPr>
+          <w:rFonts w:ascii="Consolas" w:eastAsia="Times New Roman" w:hAnsi="Consolas" w:cs="Times New Roman"/>
+          <w:b/>
+          <w:bCs/>
+          <w:color w:val="000000"/>
+          <w:lang w:eastAsia="es-ES"/>
+        </w:rPr>
+        <w:t xml:space="preserve">    </w:t>
+      </w:r>
+      <w:r>
+        <w:rPr>
+          <w:rFonts w:ascii="Consolas" w:eastAsia="Times New Roman" w:hAnsi="Consolas" w:cs="Times New Roman"/>
+          <w:b/>
+          <w:bCs/>
+          <w:color w:val="9F9F8F"/>
+          <w:lang w:eastAsia="es-ES"/>
+        </w:rPr>
+        <w:t>//recuperamos el valor de la caja</w:t>
+      </w:r>
+    </w:p>
+    <w:p>
+      <w:pPr>
+        <w:shd w:val="clear" w:color="auto" w:fill="FFFFFF"/>
+        <w:spacing w:after="0" w:line="240" w:lineRule="auto"/>
+        <w:rPr>
+          <w:rFonts w:ascii="Consolas" w:eastAsia="Times New Roman" w:hAnsi="Consolas" w:cs="Times New Roman"/>
+          <w:b/>
+          <w:bCs/>
+          <w:color w:val="000000"/>
+          <w:lang w:eastAsia="es-ES"/>
+        </w:rPr>
+      </w:pPr>
+      <w:r>
+        <w:rPr>
+          <w:rFonts w:ascii="Consolas" w:eastAsia="Times New Roman" w:hAnsi="Consolas" w:cs="Times New Roman"/>
+          <w:b/>
+          <w:bCs/>
+          <w:color w:val="000000"/>
+          <w:lang w:eastAsia="es-ES"/>
+        </w:rPr>
+        <w:lastRenderedPageBreak/>
+        <w:t xml:space="preserve">    </w:t>
+      </w:r>
+      <w:proofErr w:type="spellStart"/>
+      <w:proofErr w:type="gramStart"/>
+      <w:r>
+        <w:rPr>
+          <w:rFonts w:ascii="Consolas" w:eastAsia="Times New Roman" w:hAnsi="Consolas" w:cs="Times New Roman"/>
+          <w:b/>
+          <w:bCs/>
+          <w:i/>
+          <w:iCs/>
+          <w:color w:val="28C6E4"/>
+          <w:lang w:eastAsia="es-ES"/>
+        </w:rPr>
+        <w:t>let</w:t>
+      </w:r>
+      <w:proofErr w:type="spellEnd"/>
+      <w:proofErr w:type="gramEnd"/>
+      <w:r>
+        <w:rPr>
+          <w:rFonts w:ascii="Consolas" w:eastAsia="Times New Roman" w:hAnsi="Consolas" w:cs="Times New Roman"/>
+          <w:b/>
+          <w:bCs/>
+          <w:color w:val="000000"/>
+          <w:lang w:eastAsia="es-ES"/>
+        </w:rPr>
+        <w:t xml:space="preserve"> nombre </w:t>
+      </w:r>
+      <w:r>
+        <w:rPr>
+          <w:rFonts w:ascii="Consolas" w:eastAsia="Times New Roman" w:hAnsi="Consolas" w:cs="Times New Roman"/>
+          <w:b/>
+          <w:bCs/>
+          <w:color w:val="F92672"/>
+          <w:lang w:eastAsia="es-ES"/>
+        </w:rPr>
+        <w:t>=</w:t>
+      </w:r>
+      <w:r>
+        <w:rPr>
+          <w:rFonts w:ascii="Consolas" w:eastAsia="Times New Roman" w:hAnsi="Consolas" w:cs="Times New Roman"/>
+          <w:b/>
+          <w:bCs/>
+          <w:color w:val="000000"/>
+          <w:lang w:eastAsia="es-ES"/>
+        </w:rPr>
+        <w:t xml:space="preserve"> </w:t>
+      </w:r>
+      <w:proofErr w:type="spellStart"/>
+      <w:r>
+        <w:rPr>
+          <w:rFonts w:ascii="Consolas" w:eastAsia="Times New Roman" w:hAnsi="Consolas" w:cs="Times New Roman"/>
+          <w:b/>
+          <w:bCs/>
+          <w:i/>
+          <w:iCs/>
+          <w:color w:val="FD971F"/>
+          <w:lang w:eastAsia="es-ES"/>
+        </w:rPr>
+        <w:t>this</w:t>
+      </w:r>
+      <w:r>
+        <w:rPr>
+          <w:rFonts w:ascii="Consolas" w:eastAsia="Times New Roman" w:hAnsi="Consolas" w:cs="Times New Roman"/>
+          <w:b/>
+          <w:bCs/>
+          <w:color w:val="000000"/>
+          <w:lang w:eastAsia="es-ES"/>
+        </w:rPr>
+        <w:t>.cajanombre.nativeElement.value</w:t>
+      </w:r>
+      <w:proofErr w:type="spellEnd"/>
+      <w:r>
+        <w:rPr>
+          <w:rFonts w:ascii="Consolas" w:eastAsia="Times New Roman" w:hAnsi="Consolas" w:cs="Times New Roman"/>
+          <w:b/>
+          <w:bCs/>
+          <w:color w:val="000000"/>
+          <w:lang w:eastAsia="es-ES"/>
+        </w:rPr>
+        <w:t>;</w:t>
+      </w:r>
+    </w:p>
+    <w:p>
+      <w:pPr>
+        <w:shd w:val="clear" w:color="auto" w:fill="FFFFFF"/>
+        <w:spacing w:after="0" w:line="240" w:lineRule="auto"/>
+        <w:rPr>
+          <w:rFonts w:ascii="Consolas" w:eastAsia="Times New Roman" w:hAnsi="Consolas" w:cs="Times New Roman"/>
+          <w:b/>
+          <w:bCs/>
+          <w:color w:val="000000"/>
+          <w:lang w:eastAsia="es-ES"/>
+        </w:rPr>
+      </w:pPr>
+      <w:r>
+        <w:rPr>
+          <w:rFonts w:ascii="Consolas" w:eastAsia="Times New Roman" w:hAnsi="Consolas" w:cs="Times New Roman"/>
+          <w:b/>
+          <w:bCs/>
+          <w:color w:val="000000"/>
+          <w:lang w:eastAsia="es-ES"/>
+        </w:rPr>
+        <w:t xml:space="preserve">    </w:t>
+      </w:r>
+      <w:proofErr w:type="spellStart"/>
+      <w:r>
+        <w:rPr>
+          <w:rFonts w:ascii="Consolas" w:eastAsia="Times New Roman" w:hAnsi="Consolas" w:cs="Times New Roman"/>
+          <w:b/>
+          <w:bCs/>
+          <w:i/>
+          <w:iCs/>
+          <w:color w:val="FD971F"/>
+          <w:lang w:eastAsia="es-ES"/>
+        </w:rPr>
+        <w:t>this</w:t>
+      </w:r>
+      <w:r>
+        <w:rPr>
+          <w:rFonts w:ascii="Consolas" w:eastAsia="Times New Roman" w:hAnsi="Consolas" w:cs="Times New Roman"/>
+          <w:b/>
+          <w:bCs/>
+          <w:color w:val="000000"/>
+          <w:lang w:eastAsia="es-ES"/>
+        </w:rPr>
+        <w:t>.mensaje</w:t>
+      </w:r>
+      <w:proofErr w:type="spellEnd"/>
+      <w:r>
+        <w:rPr>
+          <w:rFonts w:ascii="Consolas" w:eastAsia="Times New Roman" w:hAnsi="Consolas" w:cs="Times New Roman"/>
+          <w:b/>
+          <w:bCs/>
+          <w:color w:val="000000"/>
+          <w:lang w:eastAsia="es-ES"/>
+        </w:rPr>
+        <w:t xml:space="preserve"> </w:t>
+      </w:r>
+      <w:r>
+        <w:rPr>
+          <w:rFonts w:ascii="Consolas" w:eastAsia="Times New Roman" w:hAnsi="Consolas" w:cs="Times New Roman"/>
+          <w:b/>
+          <w:bCs/>
+          <w:color w:val="F92672"/>
+          <w:lang w:eastAsia="es-ES"/>
+        </w:rPr>
+        <w:t>=</w:t>
+      </w:r>
+      <w:r>
+        <w:rPr>
+          <w:rFonts w:ascii="Consolas" w:eastAsia="Times New Roman" w:hAnsi="Consolas" w:cs="Times New Roman"/>
+          <w:b/>
+          <w:bCs/>
+          <w:color w:val="000000"/>
+          <w:lang w:eastAsia="es-ES"/>
+        </w:rPr>
+        <w:t xml:space="preserve"> </w:t>
+      </w:r>
+      <w:r>
+        <w:rPr>
+          <w:rFonts w:ascii="Consolas" w:eastAsia="Times New Roman" w:hAnsi="Consolas" w:cs="Times New Roman"/>
+          <w:b/>
+          <w:bCs/>
+          <w:color w:val="F25A00"/>
+          <w:lang w:eastAsia="es-ES"/>
+        </w:rPr>
+        <w:t xml:space="preserve">"Hoy es </w:t>
+      </w:r>
+      <w:proofErr w:type="spellStart"/>
+      <w:r>
+        <w:rPr>
+          <w:rFonts w:ascii="Consolas" w:eastAsia="Times New Roman" w:hAnsi="Consolas" w:cs="Times New Roman"/>
+          <w:b/>
+          <w:bCs/>
+          <w:color w:val="F25A00"/>
+          <w:lang w:eastAsia="es-ES"/>
+        </w:rPr>
+        <w:t>miercoles</w:t>
+      </w:r>
+      <w:proofErr w:type="spellEnd"/>
+      <w:r>
+        <w:rPr>
+          <w:rFonts w:ascii="Consolas" w:eastAsia="Times New Roman" w:hAnsi="Consolas" w:cs="Times New Roman"/>
+          <w:b/>
+          <w:bCs/>
+          <w:color w:val="F25A00"/>
+          <w:lang w:eastAsia="es-ES"/>
+        </w:rPr>
+        <w:t>, "</w:t>
+      </w:r>
+      <w:r>
+        <w:rPr>
+          <w:rFonts w:ascii="Consolas" w:eastAsia="Times New Roman" w:hAnsi="Consolas" w:cs="Times New Roman"/>
+          <w:b/>
+          <w:bCs/>
+          <w:color w:val="000000"/>
+          <w:lang w:eastAsia="es-ES"/>
+        </w:rPr>
+        <w:t xml:space="preserve"> </w:t>
+      </w:r>
+      <w:r>
+        <w:rPr>
+          <w:rFonts w:ascii="Consolas" w:eastAsia="Times New Roman" w:hAnsi="Consolas" w:cs="Times New Roman"/>
+          <w:b/>
+          <w:bCs/>
+          <w:color w:val="F92672"/>
+          <w:lang w:eastAsia="es-ES"/>
+        </w:rPr>
+        <w:t>+</w:t>
+      </w:r>
+      <w:r>
+        <w:rPr>
+          <w:rFonts w:ascii="Consolas" w:eastAsia="Times New Roman" w:hAnsi="Consolas" w:cs="Times New Roman"/>
+          <w:b/>
+          <w:bCs/>
+          <w:color w:val="000000"/>
+          <w:lang w:eastAsia="es-ES"/>
+        </w:rPr>
+        <w:t xml:space="preserve"> nombre;</w:t>
+      </w:r>
+    </w:p>
+    <w:p>
+      <w:pPr>
+        <w:shd w:val="clear" w:color="auto" w:fill="FFFFFF"/>
+        <w:spacing w:after="0" w:line="240" w:lineRule="auto"/>
+        <w:rPr>
+          <w:rFonts w:ascii="Consolas" w:eastAsia="Times New Roman" w:hAnsi="Consolas" w:cs="Times New Roman"/>
+          <w:b/>
+          <w:bCs/>
+          <w:color w:val="000000"/>
+          <w:lang w:eastAsia="es-ES"/>
+        </w:rPr>
+      </w:pPr>
+      <w:r>
+        <w:rPr>
+          <w:rFonts w:ascii="Consolas" w:eastAsia="Times New Roman" w:hAnsi="Consolas" w:cs="Times New Roman"/>
+          <w:b/>
+          <w:bCs/>
+          <w:color w:val="000000"/>
+          <w:lang w:eastAsia="es-ES"/>
+        </w:rPr>
+        <w:t>  }</w:t>
+      </w:r>
+    </w:p>
+    <w:p>
+      <w:pPr>
+        <w:shd w:val="clear" w:color="auto" w:fill="FFFFFF"/>
+        <w:spacing w:after="0" w:line="240" w:lineRule="auto"/>
+        <w:rPr>
+          <w:rFonts w:ascii="Consolas" w:eastAsia="Times New Roman" w:hAnsi="Consolas" w:cs="Times New Roman"/>
+          <w:b/>
+          <w:bCs/>
+          <w:color w:val="000000"/>
+          <w:lang w:eastAsia="es-ES"/>
+        </w:rPr>
+      </w:pPr>
+      <w:r>
+        <w:rPr>
+          <w:rFonts w:ascii="Consolas" w:eastAsia="Times New Roman" w:hAnsi="Consolas" w:cs="Times New Roman"/>
+          <w:b/>
+          <w:bCs/>
+          <w:color w:val="000000"/>
+          <w:lang w:eastAsia="es-ES"/>
+        </w:rPr>
+        <w:t>}</w:t>
+      </w:r>
+    </w:p>
+    <w:p>
+      <w:pPr>
+        <w:spacing w:after="0" w:line="240" w:lineRule="auto"/>
+        <w:rPr>
+          <w:rFonts w:ascii="Verdana" w:hAnsi="Verdana"/>
+          <w:sz w:val="28"/>
+          <w:szCs w:val="28"/>
+        </w:rPr>
+      </w:pPr>
+    </w:p>
+    <w:p>
+      <w:pPr>
+        <w:spacing w:after="0" w:line="240" w:lineRule="auto"/>
+        <w:rPr>
+          <w:rFonts w:ascii="Verdana" w:hAnsi="Verdana"/>
+          <w:b/>
+          <w:sz w:val="28"/>
+          <w:szCs w:val="28"/>
+        </w:rPr>
+      </w:pPr>
+      <w:r>
+        <w:rPr>
+          <w:rFonts w:ascii="Verdana" w:hAnsi="Verdana"/>
+          <w:b/>
+          <w:sz w:val="28"/>
+          <w:szCs w:val="28"/>
+        </w:rPr>
+        <w:t>FORMSALUDOCOMPONENT.HTML</w:t>
+      </w:r>
+    </w:p>
+    <w:p>
+      <w:pPr>
+        <w:spacing w:after="0" w:line="240" w:lineRule="auto"/>
+        <w:rPr>
+          <w:rFonts w:ascii="Verdana" w:hAnsi="Verdana"/>
+          <w:sz w:val="28"/>
+          <w:szCs w:val="28"/>
+        </w:rPr>
+      </w:pPr>
+    </w:p>
+    <w:p>
+      <w:pPr>
+        <w:shd w:val="clear" w:color="auto" w:fill="FFFFFF"/>
+        <w:spacing w:after="0" w:line="240" w:lineRule="auto"/>
+        <w:rPr>
+          <w:rFonts w:ascii="Consolas" w:eastAsia="Times New Roman" w:hAnsi="Consolas" w:cs="Times New Roman"/>
+          <w:b/>
+          <w:bCs/>
+          <w:color w:val="000000"/>
+          <w:lang w:eastAsia="es-ES"/>
+        </w:rPr>
+      </w:pPr>
+      <w:r>
+        <w:rPr>
+          <w:rFonts w:ascii="Consolas" w:eastAsia="Times New Roman" w:hAnsi="Consolas" w:cs="Times New Roman"/>
+          <w:b/>
+          <w:bCs/>
+          <w:color w:val="000000"/>
+          <w:lang w:eastAsia="es-ES"/>
+        </w:rPr>
+        <w:t>&lt;</w:t>
+      </w:r>
+      <w:r>
+        <w:rPr>
+          <w:rFonts w:ascii="Consolas" w:eastAsia="Times New Roman" w:hAnsi="Consolas" w:cs="Times New Roman"/>
+          <w:b/>
+          <w:bCs/>
+          <w:color w:val="F92672"/>
+          <w:lang w:eastAsia="es-ES"/>
+        </w:rPr>
+        <w:t>h1</w:t>
+      </w:r>
+      <w:r>
+        <w:rPr>
+          <w:rFonts w:ascii="Consolas" w:eastAsia="Times New Roman" w:hAnsi="Consolas" w:cs="Times New Roman"/>
+          <w:b/>
+          <w:bCs/>
+          <w:color w:val="000000"/>
+          <w:lang w:eastAsia="es-ES"/>
+        </w:rPr>
+        <w:t>&gt;</w:t>
+      </w:r>
+      <w:proofErr w:type="spellStart"/>
+      <w:r>
+        <w:rPr>
+          <w:rFonts w:ascii="Consolas" w:eastAsia="Times New Roman" w:hAnsi="Consolas" w:cs="Times New Roman"/>
+          <w:b/>
+          <w:bCs/>
+          <w:color w:val="000000"/>
+          <w:lang w:eastAsia="es-ES"/>
+        </w:rPr>
+        <w:t>Form</w:t>
+      </w:r>
+      <w:proofErr w:type="spellEnd"/>
+      <w:r>
+        <w:rPr>
+          <w:rFonts w:ascii="Consolas" w:eastAsia="Times New Roman" w:hAnsi="Consolas" w:cs="Times New Roman"/>
+          <w:b/>
+          <w:bCs/>
+          <w:color w:val="000000"/>
+          <w:lang w:eastAsia="es-ES"/>
+        </w:rPr>
+        <w:t xml:space="preserve"> saludo&lt;/</w:t>
+      </w:r>
+      <w:r>
+        <w:rPr>
+          <w:rFonts w:ascii="Consolas" w:eastAsia="Times New Roman" w:hAnsi="Consolas" w:cs="Times New Roman"/>
+          <w:b/>
+          <w:bCs/>
+          <w:color w:val="F92672"/>
+          <w:lang w:eastAsia="es-ES"/>
+        </w:rPr>
+        <w:t>h1</w:t>
+      </w:r>
+      <w:r>
+        <w:rPr>
+          <w:rFonts w:ascii="Consolas" w:eastAsia="Times New Roman" w:hAnsi="Consolas" w:cs="Times New Roman"/>
+          <w:b/>
+          <w:bCs/>
+          <w:color w:val="000000"/>
+          <w:lang w:eastAsia="es-ES"/>
+        </w:rPr>
+        <w:t>&gt;</w:t>
+      </w:r>
+    </w:p>
+    <w:p>
+      <w:pPr>
+        <w:shd w:val="clear" w:color="auto" w:fill="FFFFFF"/>
+        <w:spacing w:after="0" w:line="240" w:lineRule="auto"/>
+        <w:rPr>
+          <w:rFonts w:ascii="Consolas" w:eastAsia="Times New Roman" w:hAnsi="Consolas" w:cs="Times New Roman"/>
+          <w:b/>
+          <w:bCs/>
+          <w:color w:val="000000"/>
+          <w:lang w:eastAsia="es-ES"/>
+        </w:rPr>
+      </w:pPr>
+      <w:r>
+        <w:rPr>
+          <w:rFonts w:ascii="Consolas" w:eastAsia="Times New Roman" w:hAnsi="Consolas" w:cs="Times New Roman"/>
+          <w:b/>
+          <w:bCs/>
+          <w:color w:val="000000"/>
+          <w:lang w:eastAsia="es-ES"/>
+        </w:rPr>
+        <w:t>&lt;</w:t>
+      </w:r>
+      <w:proofErr w:type="spellStart"/>
+      <w:r>
+        <w:rPr>
+          <w:rFonts w:ascii="Consolas" w:eastAsia="Times New Roman" w:hAnsi="Consolas" w:cs="Times New Roman"/>
+          <w:b/>
+          <w:bCs/>
+          <w:color w:val="F92672"/>
+          <w:lang w:eastAsia="es-ES"/>
+        </w:rPr>
+        <w:t>form</w:t>
+      </w:r>
+      <w:proofErr w:type="spellEnd"/>
+      <w:r>
+        <w:rPr>
+          <w:rFonts w:ascii="Consolas" w:eastAsia="Times New Roman" w:hAnsi="Consolas" w:cs="Times New Roman"/>
+          <w:b/>
+          <w:bCs/>
+          <w:color w:val="000000"/>
+          <w:lang w:eastAsia="es-ES"/>
+        </w:rPr>
+        <w:t xml:space="preserve"> </w:t>
+      </w:r>
+      <w:r>
+        <w:rPr>
+          <w:rFonts w:ascii="Consolas" w:eastAsia="Times New Roman" w:hAnsi="Consolas" w:cs="Times New Roman"/>
+          <w:b/>
+          <w:bCs/>
+          <w:i/>
+          <w:iCs/>
+          <w:color w:val="CD3704"/>
+          <w:lang w:eastAsia="es-ES"/>
+        </w:rPr>
+        <w:t>#</w:t>
+      </w:r>
+      <w:proofErr w:type="spellStart"/>
+      <w:r>
+        <w:rPr>
+          <w:rFonts w:ascii="Consolas" w:eastAsia="Times New Roman" w:hAnsi="Consolas" w:cs="Times New Roman"/>
+          <w:b/>
+          <w:bCs/>
+          <w:color w:val="6AAF19"/>
+          <w:lang w:eastAsia="es-ES"/>
+        </w:rPr>
+        <w:t>formsaludo</w:t>
+      </w:r>
+      <w:proofErr w:type="spellEnd"/>
+      <w:r>
+        <w:rPr>
+          <w:rFonts w:ascii="Consolas" w:eastAsia="Times New Roman" w:hAnsi="Consolas" w:cs="Times New Roman"/>
+          <w:b/>
+          <w:bCs/>
+          <w:i/>
+          <w:iCs/>
+          <w:color w:val="CD3704"/>
+          <w:lang w:eastAsia="es-ES"/>
+        </w:rPr>
+        <w:t>="</w:t>
+      </w:r>
+      <w:proofErr w:type="spellStart"/>
+      <w:r>
+        <w:rPr>
+          <w:rFonts w:ascii="Consolas" w:eastAsia="Times New Roman" w:hAnsi="Consolas" w:cs="Times New Roman"/>
+          <w:b/>
+          <w:bCs/>
+          <w:color w:val="CD3704"/>
+          <w:lang w:eastAsia="es-ES"/>
+        </w:rPr>
+        <w:t>ngForm</w:t>
+      </w:r>
+      <w:proofErr w:type="spellEnd"/>
+      <w:r>
+        <w:rPr>
+          <w:rFonts w:ascii="Consolas" w:eastAsia="Times New Roman" w:hAnsi="Consolas" w:cs="Times New Roman"/>
+          <w:b/>
+          <w:bCs/>
+          <w:i/>
+          <w:iCs/>
+          <w:color w:val="CD3704"/>
+          <w:lang w:eastAsia="es-ES"/>
+        </w:rPr>
+        <w:t>"</w:t>
+      </w:r>
+      <w:r>
+        <w:rPr>
+          <w:rFonts w:ascii="Consolas" w:eastAsia="Times New Roman" w:hAnsi="Consolas" w:cs="Times New Roman"/>
+          <w:b/>
+          <w:bCs/>
+          <w:color w:val="000000"/>
+          <w:lang w:eastAsia="es-ES"/>
+        </w:rPr>
+        <w:t>&gt;</w:t>
+      </w:r>
+    </w:p>
+    <w:p>
+      <w:pPr>
+        <w:shd w:val="clear" w:color="auto" w:fill="FFFFFF"/>
+        <w:spacing w:after="0" w:line="240" w:lineRule="auto"/>
+        <w:rPr>
+          <w:rFonts w:ascii="Consolas" w:eastAsia="Times New Roman" w:hAnsi="Consolas" w:cs="Times New Roman"/>
+          <w:b/>
+          <w:bCs/>
+          <w:color w:val="000000"/>
+          <w:lang w:eastAsia="es-ES"/>
+        </w:rPr>
+      </w:pPr>
+      <w:r>
+        <w:rPr>
+          <w:rFonts w:ascii="Consolas" w:eastAsia="Times New Roman" w:hAnsi="Consolas" w:cs="Times New Roman"/>
+          <w:b/>
+          <w:bCs/>
+          <w:color w:val="000000"/>
+          <w:lang w:eastAsia="es-ES"/>
+        </w:rPr>
+        <w:t xml:space="preserve">    Introduzca su nombre: </w:t>
+      </w:r>
+    </w:p>
+    <w:p>
+      <w:pPr>
+        <w:shd w:val="clear" w:color="auto" w:fill="FFFFFF"/>
+        <w:spacing w:after="0" w:line="240" w:lineRule="auto"/>
+        <w:rPr>
+          <w:rFonts w:ascii="Consolas" w:eastAsia="Times New Roman" w:hAnsi="Consolas" w:cs="Times New Roman"/>
+          <w:b/>
+          <w:bCs/>
+          <w:color w:val="000000"/>
+          <w:lang w:eastAsia="es-ES"/>
+        </w:rPr>
+      </w:pPr>
+      <w:r>
+        <w:rPr>
+          <w:rFonts w:ascii="Consolas" w:eastAsia="Times New Roman" w:hAnsi="Consolas" w:cs="Times New Roman"/>
+          <w:b/>
+          <w:bCs/>
+          <w:color w:val="000000"/>
+          <w:lang w:eastAsia="es-ES"/>
+        </w:rPr>
+        <w:t>    &lt;</w:t>
+      </w:r>
+      <w:r>
+        <w:rPr>
+          <w:rFonts w:ascii="Consolas" w:eastAsia="Times New Roman" w:hAnsi="Consolas" w:cs="Times New Roman"/>
+          <w:b/>
+          <w:bCs/>
+          <w:color w:val="F92672"/>
+          <w:lang w:eastAsia="es-ES"/>
+        </w:rPr>
+        <w:t>input</w:t>
+      </w:r>
+      <w:r>
+        <w:rPr>
+          <w:rFonts w:ascii="Consolas" w:eastAsia="Times New Roman" w:hAnsi="Consolas" w:cs="Times New Roman"/>
+          <w:b/>
+          <w:bCs/>
+          <w:color w:val="000000"/>
+          <w:lang w:eastAsia="es-ES"/>
+        </w:rPr>
+        <w:t xml:space="preserve"> </w:t>
+      </w:r>
+      <w:proofErr w:type="spellStart"/>
+      <w:r>
+        <w:rPr>
+          <w:rFonts w:ascii="Consolas" w:eastAsia="Times New Roman" w:hAnsi="Consolas" w:cs="Times New Roman"/>
+          <w:b/>
+          <w:bCs/>
+          <w:color w:val="6AAF19"/>
+          <w:lang w:eastAsia="es-ES"/>
+        </w:rPr>
+        <w:t>type</w:t>
+      </w:r>
+      <w:proofErr w:type="spellEnd"/>
+      <w:r>
+        <w:rPr>
+          <w:rFonts w:ascii="Consolas" w:eastAsia="Times New Roman" w:hAnsi="Consolas" w:cs="Times New Roman"/>
+          <w:b/>
+          <w:bCs/>
+          <w:i/>
+          <w:iCs/>
+          <w:color w:val="CD3704"/>
+          <w:lang w:eastAsia="es-ES"/>
+        </w:rPr>
+        <w:t>=</w:t>
+      </w:r>
+      <w:r>
+        <w:rPr>
+          <w:rFonts w:ascii="Consolas" w:eastAsia="Times New Roman" w:hAnsi="Consolas" w:cs="Times New Roman"/>
+          <w:b/>
+          <w:bCs/>
+          <w:i/>
+          <w:iCs/>
+          <w:color w:val="F25A00"/>
+          <w:lang w:eastAsia="es-ES"/>
+        </w:rPr>
+        <w:t>"</w:t>
+      </w:r>
+      <w:proofErr w:type="spellStart"/>
+      <w:r>
+        <w:rPr>
+          <w:rFonts w:ascii="Consolas" w:eastAsia="Times New Roman" w:hAnsi="Consolas" w:cs="Times New Roman"/>
+          <w:b/>
+          <w:bCs/>
+          <w:i/>
+          <w:iCs/>
+          <w:color w:val="F25A00"/>
+          <w:lang w:eastAsia="es-ES"/>
+        </w:rPr>
+        <w:t>text</w:t>
+      </w:r>
+      <w:proofErr w:type="spellEnd"/>
+      <w:r>
+        <w:rPr>
+          <w:rFonts w:ascii="Consolas" w:eastAsia="Times New Roman" w:hAnsi="Consolas" w:cs="Times New Roman"/>
+          <w:b/>
+          <w:bCs/>
+          <w:i/>
+          <w:iCs/>
+          <w:color w:val="F25A00"/>
+          <w:lang w:eastAsia="es-ES"/>
+        </w:rPr>
+        <w:t>"</w:t>
+      </w:r>
+      <w:r>
+        <w:rPr>
+          <w:rFonts w:ascii="Consolas" w:eastAsia="Times New Roman" w:hAnsi="Consolas" w:cs="Times New Roman"/>
+          <w:b/>
+          <w:bCs/>
+          <w:color w:val="000000"/>
+          <w:lang w:eastAsia="es-ES"/>
+        </w:rPr>
+        <w:t xml:space="preserve"> </w:t>
+      </w:r>
+      <w:proofErr w:type="spellStart"/>
+      <w:r>
+        <w:rPr>
+          <w:rFonts w:ascii="Consolas" w:eastAsia="Times New Roman" w:hAnsi="Consolas" w:cs="Times New Roman"/>
+          <w:b/>
+          <w:bCs/>
+          <w:color w:val="6AAF19"/>
+          <w:lang w:eastAsia="es-ES"/>
+        </w:rPr>
+        <w:t>name</w:t>
+      </w:r>
+      <w:proofErr w:type="spellEnd"/>
+      <w:r>
+        <w:rPr>
+          <w:rFonts w:ascii="Consolas" w:eastAsia="Times New Roman" w:hAnsi="Consolas" w:cs="Times New Roman"/>
+          <w:b/>
+          <w:bCs/>
+          <w:i/>
+          <w:iCs/>
+          <w:color w:val="CD3704"/>
+          <w:lang w:eastAsia="es-ES"/>
+        </w:rPr>
+        <w:t>=</w:t>
+      </w:r>
+      <w:r>
+        <w:rPr>
+          <w:rFonts w:ascii="Consolas" w:eastAsia="Times New Roman" w:hAnsi="Consolas" w:cs="Times New Roman"/>
+          <w:b/>
+          <w:bCs/>
+          <w:i/>
+          <w:iCs/>
+          <w:color w:val="F25A00"/>
+          <w:lang w:eastAsia="es-ES"/>
+        </w:rPr>
+        <w:t>"</w:t>
+      </w:r>
+      <w:proofErr w:type="spellStart"/>
+      <w:r>
+        <w:rPr>
+          <w:rFonts w:ascii="Consolas" w:eastAsia="Times New Roman" w:hAnsi="Consolas" w:cs="Times New Roman"/>
+          <w:b/>
+          <w:bCs/>
+          <w:i/>
+          <w:iCs/>
+          <w:color w:val="F25A00"/>
+          <w:lang w:eastAsia="es-ES"/>
+        </w:rPr>
+        <w:t>cajanombre</w:t>
+      </w:r>
+      <w:proofErr w:type="spellEnd"/>
+      <w:r>
+        <w:rPr>
+          <w:rFonts w:ascii="Consolas" w:eastAsia="Times New Roman" w:hAnsi="Consolas" w:cs="Times New Roman"/>
+          <w:b/>
+          <w:bCs/>
+          <w:i/>
+          <w:iCs/>
+          <w:color w:val="F25A00"/>
+          <w:lang w:eastAsia="es-ES"/>
+        </w:rPr>
+        <w:t>"</w:t>
+      </w:r>
+      <w:r>
+        <w:rPr>
+          <w:rFonts w:ascii="Consolas" w:eastAsia="Times New Roman" w:hAnsi="Consolas" w:cs="Times New Roman"/>
+          <w:b/>
+          <w:bCs/>
+          <w:color w:val="000000"/>
+          <w:lang w:eastAsia="es-ES"/>
+        </w:rPr>
+        <w:t xml:space="preserve"> </w:t>
+      </w:r>
+      <w:r>
+        <w:rPr>
+          <w:rFonts w:ascii="Consolas" w:eastAsia="Times New Roman" w:hAnsi="Consolas" w:cs="Times New Roman"/>
+          <w:b/>
+          <w:bCs/>
+          <w:i/>
+          <w:iCs/>
+          <w:color w:val="CD3704"/>
+          <w:lang w:eastAsia="es-ES"/>
+        </w:rPr>
+        <w:t>#</w:t>
+      </w:r>
+      <w:proofErr w:type="spellStart"/>
+      <w:r>
+        <w:rPr>
+          <w:rFonts w:ascii="Consolas" w:eastAsia="Times New Roman" w:hAnsi="Consolas" w:cs="Times New Roman"/>
+          <w:b/>
+          <w:bCs/>
+          <w:color w:val="6AAF19"/>
+          <w:lang w:eastAsia="es-ES"/>
+        </w:rPr>
+        <w:t>cajanombre</w:t>
+      </w:r>
+      <w:proofErr w:type="spellEnd"/>
+      <w:r>
+        <w:rPr>
+          <w:rFonts w:ascii="Consolas" w:eastAsia="Times New Roman" w:hAnsi="Consolas" w:cs="Times New Roman"/>
+          <w:b/>
+          <w:bCs/>
+          <w:color w:val="000000"/>
+          <w:lang w:eastAsia="es-ES"/>
+        </w:rPr>
+        <w:t>/&gt;</w:t>
+      </w:r>
+    </w:p>
+    <w:p>
+      <w:pPr>
+        <w:shd w:val="clear" w:color="auto" w:fill="FFFFFF"/>
+        <w:spacing w:after="0" w:line="240" w:lineRule="auto"/>
+        <w:rPr>
+          <w:rFonts w:ascii="Consolas" w:eastAsia="Times New Roman" w:hAnsi="Consolas" w:cs="Times New Roman"/>
+          <w:b/>
+          <w:bCs/>
+          <w:color w:val="000000"/>
+          <w:lang w:eastAsia="es-ES"/>
+        </w:rPr>
+      </w:pPr>
+      <w:r>
+        <w:rPr>
+          <w:rFonts w:ascii="Consolas" w:eastAsia="Times New Roman" w:hAnsi="Consolas" w:cs="Times New Roman"/>
+          <w:b/>
+          <w:bCs/>
+          <w:color w:val="000000"/>
+          <w:lang w:eastAsia="es-ES"/>
+        </w:rPr>
+        <w:t>    &lt;</w:t>
+      </w:r>
+      <w:proofErr w:type="spellStart"/>
+      <w:r>
+        <w:rPr>
+          <w:rFonts w:ascii="Consolas" w:eastAsia="Times New Roman" w:hAnsi="Consolas" w:cs="Times New Roman"/>
+          <w:b/>
+          <w:bCs/>
+          <w:color w:val="F92672"/>
+          <w:lang w:eastAsia="es-ES"/>
+        </w:rPr>
+        <w:t>button</w:t>
+      </w:r>
+      <w:proofErr w:type="spellEnd"/>
+      <w:r>
+        <w:rPr>
+          <w:rFonts w:ascii="Consolas" w:eastAsia="Times New Roman" w:hAnsi="Consolas" w:cs="Times New Roman"/>
+          <w:b/>
+          <w:bCs/>
+          <w:color w:val="000000"/>
+          <w:lang w:eastAsia="es-ES"/>
+        </w:rPr>
+        <w:t xml:space="preserve"> </w:t>
+      </w:r>
+      <w:r>
+        <w:rPr>
+          <w:rFonts w:ascii="Consolas" w:eastAsia="Times New Roman" w:hAnsi="Consolas" w:cs="Times New Roman"/>
+          <w:b/>
+          <w:bCs/>
+          <w:color w:val="6AAF19"/>
+          <w:lang w:eastAsia="es-ES"/>
+        </w:rPr>
+        <w:t>(</w:t>
+      </w:r>
+      <w:proofErr w:type="spellStart"/>
+      <w:r>
+        <w:rPr>
+          <w:rFonts w:ascii="Consolas" w:eastAsia="Times New Roman" w:hAnsi="Consolas" w:cs="Times New Roman"/>
+          <w:b/>
+          <w:bCs/>
+          <w:color w:val="6AAF19"/>
+          <w:lang w:eastAsia="es-ES"/>
+        </w:rPr>
+        <w:t>click</w:t>
+      </w:r>
+      <w:proofErr w:type="spellEnd"/>
+      <w:r>
+        <w:rPr>
+          <w:rFonts w:ascii="Consolas" w:eastAsia="Times New Roman" w:hAnsi="Consolas" w:cs="Times New Roman"/>
+          <w:b/>
+          <w:bCs/>
+          <w:color w:val="6AAF19"/>
+          <w:lang w:eastAsia="es-ES"/>
+        </w:rPr>
+        <w:t>)</w:t>
+      </w:r>
+      <w:r>
+        <w:rPr>
+          <w:rFonts w:ascii="Consolas" w:eastAsia="Times New Roman" w:hAnsi="Consolas" w:cs="Times New Roman"/>
+          <w:b/>
+          <w:bCs/>
+          <w:color w:val="000000"/>
+          <w:lang w:eastAsia="es-ES"/>
+        </w:rPr>
+        <w:t>=</w:t>
+      </w:r>
+      <w:r>
+        <w:rPr>
+          <w:rFonts w:ascii="Consolas" w:eastAsia="Times New Roman" w:hAnsi="Consolas" w:cs="Times New Roman"/>
+          <w:b/>
+          <w:bCs/>
+          <w:color w:val="F25A00"/>
+          <w:lang w:eastAsia="es-ES"/>
+        </w:rPr>
+        <w:t>"</w:t>
+      </w:r>
+      <w:proofErr w:type="spellStart"/>
+      <w:proofErr w:type="gramStart"/>
+      <w:r>
+        <w:rPr>
+          <w:rFonts w:ascii="Consolas" w:eastAsia="Times New Roman" w:hAnsi="Consolas" w:cs="Times New Roman"/>
+          <w:b/>
+          <w:bCs/>
+          <w:color w:val="6AAF19"/>
+          <w:lang w:eastAsia="es-ES"/>
+        </w:rPr>
+        <w:t>mostrarSaludo</w:t>
+      </w:r>
+      <w:proofErr w:type="spellEnd"/>
+      <w:r>
+        <w:rPr>
+          <w:rFonts w:ascii="Consolas" w:eastAsia="Times New Roman" w:hAnsi="Consolas" w:cs="Times New Roman"/>
+          <w:b/>
+          <w:bCs/>
+          <w:color w:val="000000"/>
+          <w:lang w:eastAsia="es-ES"/>
+        </w:rPr>
+        <w:t>(</w:t>
+      </w:r>
+      <w:proofErr w:type="gramEnd"/>
+      <w:r>
+        <w:rPr>
+          <w:rFonts w:ascii="Consolas" w:eastAsia="Times New Roman" w:hAnsi="Consolas" w:cs="Times New Roman"/>
+          <w:b/>
+          <w:bCs/>
+          <w:color w:val="000000"/>
+          <w:lang w:eastAsia="es-ES"/>
+        </w:rPr>
+        <w:t>)</w:t>
+      </w:r>
+      <w:r>
+        <w:rPr>
+          <w:rFonts w:ascii="Consolas" w:eastAsia="Times New Roman" w:hAnsi="Consolas" w:cs="Times New Roman"/>
+          <w:b/>
+          <w:bCs/>
+          <w:color w:val="F25A00"/>
+          <w:lang w:eastAsia="es-ES"/>
+        </w:rPr>
+        <w:t>"</w:t>
+      </w:r>
+      <w:r>
+        <w:rPr>
+          <w:rFonts w:ascii="Consolas" w:eastAsia="Times New Roman" w:hAnsi="Consolas" w:cs="Times New Roman"/>
+          <w:b/>
+          <w:bCs/>
+          <w:color w:val="000000"/>
+          <w:lang w:eastAsia="es-ES"/>
+        </w:rPr>
+        <w:t>&gt;</w:t>
+      </w:r>
+    </w:p>
+    <w:p>
+      <w:pPr>
+        <w:shd w:val="clear" w:color="auto" w:fill="FFFFFF"/>
+        <w:spacing w:after="0" w:line="240" w:lineRule="auto"/>
+        <w:rPr>
+          <w:rFonts w:ascii="Consolas" w:eastAsia="Times New Roman" w:hAnsi="Consolas" w:cs="Times New Roman"/>
+          <w:b/>
+          <w:bCs/>
+          <w:color w:val="000000"/>
+          <w:lang w:eastAsia="es-ES"/>
+        </w:rPr>
+      </w:pPr>
+      <w:r>
+        <w:rPr>
+          <w:rFonts w:ascii="Consolas" w:eastAsia="Times New Roman" w:hAnsi="Consolas" w:cs="Times New Roman"/>
+          <w:b/>
+          <w:bCs/>
+          <w:color w:val="000000"/>
+          <w:lang w:eastAsia="es-ES"/>
+        </w:rPr>
+        <w:t>        Mostrar saludo</w:t>
+      </w:r>
+    </w:p>
+    <w:p>
+      <w:pPr>
+        <w:shd w:val="clear" w:color="auto" w:fill="FFFFFF"/>
+        <w:spacing w:after="0" w:line="240" w:lineRule="auto"/>
+        <w:rPr>
+          <w:rFonts w:ascii="Consolas" w:eastAsia="Times New Roman" w:hAnsi="Consolas" w:cs="Times New Roman"/>
+          <w:b/>
+          <w:bCs/>
+          <w:color w:val="000000"/>
+          <w:lang w:eastAsia="es-ES"/>
+        </w:rPr>
+      </w:pPr>
+      <w:r>
+        <w:rPr>
+          <w:rFonts w:ascii="Consolas" w:eastAsia="Times New Roman" w:hAnsi="Consolas" w:cs="Times New Roman"/>
+          <w:b/>
+          <w:bCs/>
+          <w:color w:val="000000"/>
+          <w:lang w:eastAsia="es-ES"/>
+        </w:rPr>
+        <w:t>    &lt;/</w:t>
+      </w:r>
+      <w:proofErr w:type="spellStart"/>
+      <w:proofErr w:type="gramStart"/>
+      <w:r>
+        <w:rPr>
+          <w:rFonts w:ascii="Consolas" w:eastAsia="Times New Roman" w:hAnsi="Consolas" w:cs="Times New Roman"/>
+          <w:b/>
+          <w:bCs/>
+          <w:color w:val="F92672"/>
+          <w:lang w:eastAsia="es-ES"/>
+        </w:rPr>
+        <w:t>button</w:t>
+      </w:r>
+      <w:proofErr w:type="spellEnd"/>
+      <w:proofErr w:type="gramEnd"/>
+      <w:r>
+        <w:rPr>
+          <w:rFonts w:ascii="Consolas" w:eastAsia="Times New Roman" w:hAnsi="Consolas" w:cs="Times New Roman"/>
+          <w:b/>
+          <w:bCs/>
+          <w:color w:val="000000"/>
+          <w:lang w:eastAsia="es-ES"/>
+        </w:rPr>
+        <w:t>&gt;</w:t>
+      </w:r>
+    </w:p>
+    <w:p>
+      <w:pPr>
+        <w:shd w:val="clear" w:color="auto" w:fill="FFFFFF"/>
+        <w:spacing w:after="0" w:line="240" w:lineRule="auto"/>
+        <w:rPr>
+          <w:rFonts w:ascii="Consolas" w:eastAsia="Times New Roman" w:hAnsi="Consolas" w:cs="Times New Roman"/>
+          <w:b/>
+          <w:bCs/>
+          <w:color w:val="000000"/>
+          <w:lang w:eastAsia="es-ES"/>
+        </w:rPr>
+      </w:pPr>
+      <w:r>
+        <w:rPr>
+          <w:rFonts w:ascii="Consolas" w:eastAsia="Times New Roman" w:hAnsi="Consolas" w:cs="Times New Roman"/>
+          <w:b/>
+          <w:bCs/>
+          <w:color w:val="000000"/>
+          <w:lang w:eastAsia="es-ES"/>
+        </w:rPr>
+        <w:t>&lt;/</w:t>
+      </w:r>
+      <w:proofErr w:type="spellStart"/>
+      <w:proofErr w:type="gramStart"/>
+      <w:r>
+        <w:rPr>
+          <w:rFonts w:ascii="Consolas" w:eastAsia="Times New Roman" w:hAnsi="Consolas" w:cs="Times New Roman"/>
+          <w:b/>
+          <w:bCs/>
+          <w:color w:val="F92672"/>
+          <w:lang w:eastAsia="es-ES"/>
+        </w:rPr>
+        <w:t>form</w:t>
+      </w:r>
+      <w:proofErr w:type="spellEnd"/>
+      <w:proofErr w:type="gramEnd"/>
+      <w:r>
+        <w:rPr>
+          <w:rFonts w:ascii="Consolas" w:eastAsia="Times New Roman" w:hAnsi="Consolas" w:cs="Times New Roman"/>
+          <w:b/>
+          <w:bCs/>
+          <w:color w:val="000000"/>
+          <w:lang w:eastAsia="es-ES"/>
+        </w:rPr>
+        <w:t>&gt;</w:t>
+      </w:r>
+    </w:p>
+    <w:p>
+      <w:pPr>
+        <w:shd w:val="clear" w:color="auto" w:fill="FFFFFF"/>
+        <w:spacing w:after="0" w:line="240" w:lineRule="auto"/>
+        <w:rPr>
+          <w:rFonts w:ascii="Consolas" w:eastAsia="Times New Roman" w:hAnsi="Consolas" w:cs="Times New Roman"/>
+          <w:b/>
+          <w:bCs/>
+          <w:color w:val="000000"/>
+          <w:lang w:eastAsia="es-ES"/>
+        </w:rPr>
+      </w:pPr>
+      <w:r>
+        <w:rPr>
+          <w:rFonts w:ascii="Consolas" w:eastAsia="Times New Roman" w:hAnsi="Consolas" w:cs="Times New Roman"/>
+          <w:b/>
+          <w:bCs/>
+          <w:color w:val="000000"/>
+          <w:lang w:eastAsia="es-ES"/>
+        </w:rPr>
+        <w:t>&lt;</w:t>
+      </w:r>
+      <w:r>
+        <w:rPr>
+          <w:rFonts w:ascii="Consolas" w:eastAsia="Times New Roman" w:hAnsi="Consolas" w:cs="Times New Roman"/>
+          <w:b/>
+          <w:bCs/>
+          <w:color w:val="F92672"/>
+          <w:lang w:eastAsia="es-ES"/>
+        </w:rPr>
+        <w:t>h2</w:t>
+      </w:r>
+      <w:r>
+        <w:rPr>
+          <w:rFonts w:ascii="Consolas" w:eastAsia="Times New Roman" w:hAnsi="Consolas" w:cs="Times New Roman"/>
+          <w:b/>
+          <w:bCs/>
+          <w:color w:val="000000"/>
+          <w:lang w:eastAsia="es-ES"/>
+        </w:rPr>
+        <w:t xml:space="preserve"> </w:t>
+      </w:r>
+      <w:proofErr w:type="spellStart"/>
+      <w:r>
+        <w:rPr>
+          <w:rFonts w:ascii="Consolas" w:eastAsia="Times New Roman" w:hAnsi="Consolas" w:cs="Times New Roman"/>
+          <w:b/>
+          <w:bCs/>
+          <w:color w:val="6AAF19"/>
+          <w:lang w:eastAsia="es-ES"/>
+        </w:rPr>
+        <w:t>style</w:t>
+      </w:r>
+      <w:proofErr w:type="spellEnd"/>
+      <w:r>
+        <w:rPr>
+          <w:rFonts w:ascii="Consolas" w:eastAsia="Times New Roman" w:hAnsi="Consolas" w:cs="Times New Roman"/>
+          <w:b/>
+          <w:bCs/>
+          <w:i/>
+          <w:iCs/>
+          <w:color w:val="CD3704"/>
+          <w:lang w:eastAsia="es-ES"/>
+        </w:rPr>
+        <w:t>="</w:t>
+      </w:r>
+      <w:proofErr w:type="spellStart"/>
+      <w:r>
+        <w:rPr>
+          <w:rFonts w:ascii="Consolas" w:eastAsia="Times New Roman" w:hAnsi="Consolas" w:cs="Times New Roman"/>
+          <w:b/>
+          <w:bCs/>
+          <w:i/>
+          <w:iCs/>
+          <w:color w:val="28C6E4"/>
+          <w:lang w:eastAsia="es-ES"/>
+        </w:rPr>
+        <w:t>color</w:t>
+      </w:r>
+      <w:proofErr w:type="gramStart"/>
+      <w:r>
+        <w:rPr>
+          <w:rFonts w:ascii="Consolas" w:eastAsia="Times New Roman" w:hAnsi="Consolas" w:cs="Times New Roman"/>
+          <w:b/>
+          <w:bCs/>
+          <w:i/>
+          <w:iCs/>
+          <w:color w:val="CD3704"/>
+          <w:lang w:eastAsia="es-ES"/>
+        </w:rPr>
+        <w:t>:</w:t>
+      </w:r>
+      <w:r>
+        <w:rPr>
+          <w:rFonts w:ascii="Consolas" w:eastAsia="Times New Roman" w:hAnsi="Consolas" w:cs="Times New Roman"/>
+          <w:b/>
+          <w:bCs/>
+          <w:color w:val="28C6E4"/>
+          <w:lang w:eastAsia="es-ES"/>
+        </w:rPr>
+        <w:t>blue</w:t>
+      </w:r>
+      <w:proofErr w:type="spellEnd"/>
+      <w:proofErr w:type="gramEnd"/>
+      <w:r>
+        <w:rPr>
+          <w:rFonts w:ascii="Consolas" w:eastAsia="Times New Roman" w:hAnsi="Consolas" w:cs="Times New Roman"/>
+          <w:b/>
+          <w:bCs/>
+          <w:i/>
+          <w:iCs/>
+          <w:color w:val="CD3704"/>
+          <w:lang w:eastAsia="es-ES"/>
+        </w:rPr>
+        <w:t>"</w:t>
+      </w:r>
+      <w:r>
+        <w:rPr>
+          <w:rFonts w:ascii="Consolas" w:eastAsia="Times New Roman" w:hAnsi="Consolas" w:cs="Times New Roman"/>
+          <w:b/>
+          <w:bCs/>
+          <w:color w:val="000000"/>
+          <w:lang w:eastAsia="es-ES"/>
+        </w:rPr>
+        <w:t>&gt;{{mensaje}}&lt;/</w:t>
+      </w:r>
+      <w:r>
+        <w:rPr>
+          <w:rFonts w:ascii="Consolas" w:eastAsia="Times New Roman" w:hAnsi="Consolas" w:cs="Times New Roman"/>
+          <w:b/>
+          <w:bCs/>
+          <w:color w:val="F92672"/>
+          <w:lang w:eastAsia="es-ES"/>
+        </w:rPr>
+        <w:t>h2</w:t>
+      </w:r>
+      <w:r>
+        <w:rPr>
+          <w:rFonts w:ascii="Consolas" w:eastAsia="Times New Roman" w:hAnsi="Consolas" w:cs="Times New Roman"/>
+          <w:b/>
+          <w:bCs/>
+          <w:color w:val="000000"/>
+          <w:lang w:eastAsia="es-ES"/>
+        </w:rPr>
+        <w:t>&gt;</w:t>
+      </w:r>
+    </w:p>
+    <w:p>
+      <w:pPr>
+        <w:spacing w:after="0" w:line="240" w:lineRule="auto"/>
+        <w:rPr>
+          <w:rFonts w:ascii="Verdana" w:hAnsi="Verdana"/>
+          <w:sz w:val="28"/>
+          <w:szCs w:val="28"/>
+        </w:rPr>
+      </w:pPr>
+    </w:p>
+    <w:p>
+      <w:pPr>
+        <w:spacing w:after="0" w:line="240" w:lineRule="auto"/>
+        <w:rPr>
+          <w:rFonts w:ascii="Verdana" w:hAnsi="Verdana"/>
+          <w:sz w:val="28"/>
+          <w:szCs w:val="28"/>
+        </w:rPr>
+      </w:pPr>
+      <w:r>
+        <w:rPr>
+          <w:rFonts w:ascii="Verdana" w:hAnsi="Verdana"/>
+          <w:sz w:val="28"/>
+          <w:szCs w:val="28"/>
+        </w:rPr>
+        <w:t>En el siguiente ejemplo, lo que haremos será pedir un número al usuario y mostrar su doble.</w:t>
+      </w:r>
+    </w:p>
+    <w:p>
+      <w:pPr>
+        <w:spacing w:after="0" w:line="240" w:lineRule="auto"/>
+        <w:rPr>
+          <w:rFonts w:ascii="Verdana" w:hAnsi="Verdana"/>
+          <w:sz w:val="28"/>
+          <w:szCs w:val="28"/>
+        </w:rPr>
+      </w:pPr>
+    </w:p>
+    <w:p>
+      <w:pPr>
+        <w:spacing w:after="0" w:line="240" w:lineRule="auto"/>
+        <w:rPr>
+          <w:rFonts w:ascii="Verdana" w:hAnsi="Verdana"/>
+          <w:b/>
+          <w:sz w:val="28"/>
+          <w:szCs w:val="28"/>
+        </w:rPr>
+      </w:pPr>
+      <w:r>
+        <w:rPr>
+          <w:rFonts w:ascii="Verdana" w:hAnsi="Verdana"/>
+          <w:sz w:val="28"/>
+          <w:szCs w:val="28"/>
+        </w:rPr>
+        <w:t xml:space="preserve">Creamos un nuevo </w:t>
+      </w:r>
+      <w:proofErr w:type="spellStart"/>
+      <w:r>
+        <w:rPr>
+          <w:rFonts w:ascii="Verdana" w:hAnsi="Verdana"/>
+          <w:sz w:val="28"/>
+          <w:szCs w:val="28"/>
+        </w:rPr>
+        <w:t>component</w:t>
+      </w:r>
+      <w:proofErr w:type="spellEnd"/>
+      <w:r>
+        <w:rPr>
+          <w:rFonts w:ascii="Verdana" w:hAnsi="Verdana"/>
+          <w:sz w:val="28"/>
+          <w:szCs w:val="28"/>
+        </w:rPr>
+        <w:t xml:space="preserve"> llamado </w:t>
+      </w:r>
+      <w:proofErr w:type="spellStart"/>
+      <w:r>
+        <w:rPr>
+          <w:rFonts w:ascii="Verdana" w:hAnsi="Verdana"/>
+          <w:b/>
+          <w:sz w:val="28"/>
+          <w:szCs w:val="28"/>
+        </w:rPr>
+        <w:t>formDobleComponent</w:t>
+      </w:r>
+      <w:proofErr w:type="spellEnd"/>
+    </w:p>
+    <w:p>
+      <w:pPr>
+        <w:spacing w:after="0" w:line="240" w:lineRule="auto"/>
+        <w:rPr>
+          <w:rFonts w:ascii="Verdana" w:hAnsi="Verdana"/>
+          <w:sz w:val="28"/>
+          <w:szCs w:val="28"/>
+        </w:rPr>
+      </w:pPr>
+    </w:p>
+    <w:p>
+      <w:pPr>
+        <w:spacing w:after="0" w:line="240" w:lineRule="auto"/>
+        <w:rPr>
+          <w:rFonts w:ascii="Verdana" w:hAnsi="Verdana"/>
+          <w:b/>
+          <w:sz w:val="28"/>
+          <w:szCs w:val="28"/>
+        </w:rPr>
+      </w:pPr>
+      <w:r>
+        <w:rPr>
+          <w:rFonts w:ascii="Verdana" w:hAnsi="Verdana"/>
+          <w:b/>
+          <w:sz w:val="28"/>
+          <w:szCs w:val="28"/>
+        </w:rPr>
+        <w:t>FORMDOBLECOMPONENT.TS</w:t>
+      </w:r>
+    </w:p>
+    <w:p>
+      <w:pPr>
+        <w:shd w:val="clear" w:color="auto" w:fill="FFFFFF"/>
+        <w:spacing w:after="0" w:line="240" w:lineRule="auto"/>
+        <w:rPr>
+          <w:rFonts w:ascii="Consolas" w:eastAsia="Times New Roman" w:hAnsi="Consolas" w:cs="Times New Roman"/>
+          <w:b/>
+          <w:bCs/>
+          <w:color w:val="000000"/>
+          <w:lang w:eastAsia="es-ES"/>
+        </w:rPr>
+      </w:pPr>
+      <w:proofErr w:type="spellStart"/>
+      <w:proofErr w:type="gramStart"/>
+      <w:r>
+        <w:rPr>
+          <w:rFonts w:ascii="Consolas" w:eastAsia="Times New Roman" w:hAnsi="Consolas" w:cs="Times New Roman"/>
+          <w:b/>
+          <w:bCs/>
+          <w:color w:val="F92672"/>
+          <w:lang w:eastAsia="es-ES"/>
+        </w:rPr>
+        <w:t>import</w:t>
+      </w:r>
+      <w:proofErr w:type="spellEnd"/>
+      <w:proofErr w:type="gramEnd"/>
+      <w:r>
+        <w:rPr>
+          <w:rFonts w:ascii="Consolas" w:eastAsia="Times New Roman" w:hAnsi="Consolas" w:cs="Times New Roman"/>
+          <w:b/>
+          <w:bCs/>
+          <w:color w:val="000000"/>
+          <w:lang w:eastAsia="es-ES"/>
+        </w:rPr>
+        <w:t xml:space="preserve"> { </w:t>
+      </w:r>
+      <w:proofErr w:type="spellStart"/>
+      <w:r>
+        <w:rPr>
+          <w:rFonts w:ascii="Consolas" w:eastAsia="Times New Roman" w:hAnsi="Consolas" w:cs="Times New Roman"/>
+          <w:b/>
+          <w:bCs/>
+          <w:color w:val="000000"/>
+          <w:lang w:eastAsia="es-ES"/>
+        </w:rPr>
+        <w:t>Component</w:t>
+      </w:r>
+      <w:proofErr w:type="spellEnd"/>
+      <w:r>
+        <w:rPr>
+          <w:rFonts w:ascii="Consolas" w:eastAsia="Times New Roman" w:hAnsi="Consolas" w:cs="Times New Roman"/>
+          <w:b/>
+          <w:bCs/>
+          <w:color w:val="000000"/>
+          <w:lang w:eastAsia="es-ES"/>
+        </w:rPr>
+        <w:t xml:space="preserve">, </w:t>
+      </w:r>
+      <w:proofErr w:type="spellStart"/>
+      <w:r>
+        <w:rPr>
+          <w:rFonts w:ascii="Consolas" w:eastAsia="Times New Roman" w:hAnsi="Consolas" w:cs="Times New Roman"/>
+          <w:b/>
+          <w:bCs/>
+          <w:color w:val="000000"/>
+          <w:lang w:eastAsia="es-ES"/>
+        </w:rPr>
+        <w:t>ElementRef</w:t>
+      </w:r>
+      <w:proofErr w:type="spellEnd"/>
+      <w:r>
+        <w:rPr>
+          <w:rFonts w:ascii="Consolas" w:eastAsia="Times New Roman" w:hAnsi="Consolas" w:cs="Times New Roman"/>
+          <w:b/>
+          <w:bCs/>
+          <w:color w:val="000000"/>
+          <w:lang w:eastAsia="es-ES"/>
+        </w:rPr>
+        <w:t xml:space="preserve">, </w:t>
+      </w:r>
+      <w:proofErr w:type="spellStart"/>
+      <w:r>
+        <w:rPr>
+          <w:rFonts w:ascii="Consolas" w:eastAsia="Times New Roman" w:hAnsi="Consolas" w:cs="Times New Roman"/>
+          <w:b/>
+          <w:bCs/>
+          <w:color w:val="000000"/>
+          <w:lang w:eastAsia="es-ES"/>
+        </w:rPr>
+        <w:t>ViewChild</w:t>
+      </w:r>
+      <w:proofErr w:type="spellEnd"/>
+      <w:r>
+        <w:rPr>
+          <w:rFonts w:ascii="Consolas" w:eastAsia="Times New Roman" w:hAnsi="Consolas" w:cs="Times New Roman"/>
+          <w:b/>
+          <w:bCs/>
+          <w:color w:val="000000"/>
+          <w:lang w:eastAsia="es-ES"/>
+        </w:rPr>
+        <w:t xml:space="preserve"> } </w:t>
+      </w:r>
+      <w:proofErr w:type="spellStart"/>
+      <w:r>
+        <w:rPr>
+          <w:rFonts w:ascii="Consolas" w:eastAsia="Times New Roman" w:hAnsi="Consolas" w:cs="Times New Roman"/>
+          <w:b/>
+          <w:bCs/>
+          <w:color w:val="F92672"/>
+          <w:lang w:eastAsia="es-ES"/>
+        </w:rPr>
+        <w:t>from</w:t>
+      </w:r>
+      <w:proofErr w:type="spellEnd"/>
+      <w:r>
+        <w:rPr>
+          <w:rFonts w:ascii="Consolas" w:eastAsia="Times New Roman" w:hAnsi="Consolas" w:cs="Times New Roman"/>
+          <w:b/>
+          <w:bCs/>
+          <w:color w:val="000000"/>
+          <w:lang w:eastAsia="es-ES"/>
+        </w:rPr>
+        <w:t xml:space="preserve"> </w:t>
+      </w:r>
+      <w:r>
+        <w:rPr>
+          <w:rFonts w:ascii="Consolas" w:eastAsia="Times New Roman" w:hAnsi="Consolas" w:cs="Times New Roman"/>
+          <w:b/>
+          <w:bCs/>
+          <w:color w:val="F25A00"/>
+          <w:lang w:eastAsia="es-ES"/>
+        </w:rPr>
+        <w:t>'@angular/</w:t>
+      </w:r>
+      <w:proofErr w:type="spellStart"/>
+      <w:r>
+        <w:rPr>
+          <w:rFonts w:ascii="Consolas" w:eastAsia="Times New Roman" w:hAnsi="Consolas" w:cs="Times New Roman"/>
+          <w:b/>
+          <w:bCs/>
+          <w:color w:val="F25A00"/>
+          <w:lang w:eastAsia="es-ES"/>
+        </w:rPr>
+        <w:t>core</w:t>
+      </w:r>
+      <w:proofErr w:type="spellEnd"/>
+      <w:r>
+        <w:rPr>
+          <w:rFonts w:ascii="Consolas" w:eastAsia="Times New Roman" w:hAnsi="Consolas" w:cs="Times New Roman"/>
+          <w:b/>
+          <w:bCs/>
+          <w:color w:val="F25A00"/>
+          <w:lang w:eastAsia="es-ES"/>
+        </w:rPr>
+        <w:t>'</w:t>
+      </w:r>
+      <w:r>
+        <w:rPr>
+          <w:rFonts w:ascii="Consolas" w:eastAsia="Times New Roman" w:hAnsi="Consolas" w:cs="Times New Roman"/>
+          <w:b/>
+          <w:bCs/>
+          <w:color w:val="000000"/>
+          <w:lang w:eastAsia="es-ES"/>
+        </w:rPr>
+        <w:t>;</w:t>
+      </w:r>
+    </w:p>
+    <w:p>
+      <w:pPr>
+        <w:shd w:val="clear" w:color="auto" w:fill="FFFFFF"/>
+        <w:spacing w:after="0" w:line="240" w:lineRule="auto"/>
+        <w:rPr>
+          <w:rFonts w:ascii="Consolas" w:eastAsia="Times New Roman" w:hAnsi="Consolas" w:cs="Times New Roman"/>
+          <w:b/>
+          <w:bCs/>
+          <w:color w:val="000000"/>
+          <w:lang w:eastAsia="es-ES"/>
+        </w:rPr>
+      </w:pPr>
+    </w:p>
+    <w:p>
+      <w:pPr>
+        <w:shd w:val="clear" w:color="auto" w:fill="FFFFFF"/>
+        <w:spacing w:after="0" w:line="240" w:lineRule="auto"/>
+        <w:rPr>
+          <w:rFonts w:ascii="Consolas" w:eastAsia="Times New Roman" w:hAnsi="Consolas" w:cs="Times New Roman"/>
+          <w:b/>
+          <w:bCs/>
+          <w:color w:val="000000"/>
+          <w:lang w:eastAsia="es-ES"/>
+        </w:rPr>
+      </w:pPr>
+      <w:proofErr w:type="gramStart"/>
+      <w:r>
+        <w:rPr>
+          <w:rFonts w:ascii="Consolas" w:eastAsia="Times New Roman" w:hAnsi="Consolas" w:cs="Times New Roman"/>
+          <w:b/>
+          <w:bCs/>
+          <w:color w:val="000000"/>
+          <w:lang w:eastAsia="es-ES"/>
+        </w:rPr>
+        <w:t>@</w:t>
+      </w:r>
+      <w:proofErr w:type="spellStart"/>
+      <w:r>
+        <w:rPr>
+          <w:rFonts w:ascii="Consolas" w:eastAsia="Times New Roman" w:hAnsi="Consolas" w:cs="Times New Roman"/>
+          <w:b/>
+          <w:bCs/>
+          <w:color w:val="6AAF19"/>
+          <w:lang w:eastAsia="es-ES"/>
+        </w:rPr>
+        <w:t>Component</w:t>
+      </w:r>
+      <w:proofErr w:type="spellEnd"/>
+      <w:r>
+        <w:rPr>
+          <w:rFonts w:ascii="Consolas" w:eastAsia="Times New Roman" w:hAnsi="Consolas" w:cs="Times New Roman"/>
+          <w:b/>
+          <w:bCs/>
+          <w:color w:val="000000"/>
+          <w:lang w:eastAsia="es-ES"/>
+        </w:rPr>
+        <w:t>({</w:t>
+      </w:r>
+      <w:proofErr w:type="gramEnd"/>
+    </w:p>
+    <w:p>
+      <w:pPr>
+        <w:shd w:val="clear" w:color="auto" w:fill="FFFFFF"/>
+        <w:spacing w:after="0" w:line="240" w:lineRule="auto"/>
+        <w:rPr>
+          <w:rFonts w:ascii="Consolas" w:eastAsia="Times New Roman" w:hAnsi="Consolas" w:cs="Times New Roman"/>
+          <w:b/>
+          <w:bCs/>
+          <w:color w:val="000000"/>
+          <w:lang w:eastAsia="es-ES"/>
+        </w:rPr>
+      </w:pPr>
+      <w:r>
+        <w:rPr>
+          <w:rFonts w:ascii="Consolas" w:eastAsia="Times New Roman" w:hAnsi="Consolas" w:cs="Times New Roman"/>
+          <w:b/>
+          <w:bCs/>
+          <w:color w:val="000000"/>
+          <w:lang w:eastAsia="es-ES"/>
+        </w:rPr>
+        <w:t xml:space="preserve">  </w:t>
+      </w:r>
+      <w:proofErr w:type="gramStart"/>
+      <w:r>
+        <w:rPr>
+          <w:rFonts w:ascii="Consolas" w:eastAsia="Times New Roman" w:hAnsi="Consolas" w:cs="Times New Roman"/>
+          <w:b/>
+          <w:bCs/>
+          <w:color w:val="000000"/>
+          <w:lang w:eastAsia="es-ES"/>
+        </w:rPr>
+        <w:t>selector</w:t>
+      </w:r>
+      <w:proofErr w:type="gramEnd"/>
+      <w:r>
+        <w:rPr>
+          <w:rFonts w:ascii="Consolas" w:eastAsia="Times New Roman" w:hAnsi="Consolas" w:cs="Times New Roman"/>
+          <w:b/>
+          <w:bCs/>
+          <w:color w:val="000000"/>
+          <w:lang w:eastAsia="es-ES"/>
+        </w:rPr>
+        <w:t xml:space="preserve">: </w:t>
+      </w:r>
+      <w:r>
+        <w:rPr>
+          <w:rFonts w:ascii="Consolas" w:eastAsia="Times New Roman" w:hAnsi="Consolas" w:cs="Times New Roman"/>
+          <w:b/>
+          <w:bCs/>
+          <w:color w:val="F25A00"/>
+          <w:lang w:eastAsia="es-ES"/>
+        </w:rPr>
+        <w:t>'app-</w:t>
+      </w:r>
+      <w:proofErr w:type="spellStart"/>
+      <w:r>
+        <w:rPr>
+          <w:rFonts w:ascii="Consolas" w:eastAsia="Times New Roman" w:hAnsi="Consolas" w:cs="Times New Roman"/>
+          <w:b/>
+          <w:bCs/>
+          <w:color w:val="F25A00"/>
+          <w:lang w:eastAsia="es-ES"/>
+        </w:rPr>
+        <w:t>form</w:t>
+      </w:r>
+      <w:proofErr w:type="spellEnd"/>
+      <w:r>
+        <w:rPr>
+          <w:rFonts w:ascii="Consolas" w:eastAsia="Times New Roman" w:hAnsi="Consolas" w:cs="Times New Roman"/>
+          <w:b/>
+          <w:bCs/>
+          <w:color w:val="F25A00"/>
+          <w:lang w:eastAsia="es-ES"/>
+        </w:rPr>
+        <w:t>-doble-</w:t>
+      </w:r>
+      <w:proofErr w:type="spellStart"/>
+      <w:r>
+        <w:rPr>
+          <w:rFonts w:ascii="Consolas" w:eastAsia="Times New Roman" w:hAnsi="Consolas" w:cs="Times New Roman"/>
+          <w:b/>
+          <w:bCs/>
+          <w:color w:val="F25A00"/>
+          <w:lang w:eastAsia="es-ES"/>
+        </w:rPr>
+        <w:t>component</w:t>
+      </w:r>
+      <w:proofErr w:type="spellEnd"/>
+      <w:r>
+        <w:rPr>
+          <w:rFonts w:ascii="Consolas" w:eastAsia="Times New Roman" w:hAnsi="Consolas" w:cs="Times New Roman"/>
+          <w:b/>
+          <w:bCs/>
+          <w:color w:val="F25A00"/>
+          <w:lang w:eastAsia="es-ES"/>
+        </w:rPr>
+        <w:t>'</w:t>
+      </w:r>
+      <w:r>
+        <w:rPr>
+          <w:rFonts w:ascii="Consolas" w:eastAsia="Times New Roman" w:hAnsi="Consolas" w:cs="Times New Roman"/>
+          <w:b/>
+          <w:bCs/>
+          <w:color w:val="000000"/>
+          <w:lang w:eastAsia="es-ES"/>
+        </w:rPr>
+        <w:t>,</w:t>
+      </w:r>
+    </w:p>
+    <w:p>
+      <w:pPr>
+        <w:shd w:val="clear" w:color="auto" w:fill="FFFFFF"/>
+        <w:spacing w:after="0" w:line="240" w:lineRule="auto"/>
+        <w:rPr>
+          <w:rFonts w:ascii="Consolas" w:eastAsia="Times New Roman" w:hAnsi="Consolas" w:cs="Times New Roman"/>
+          <w:b/>
+          <w:bCs/>
+          <w:color w:val="000000"/>
+          <w:lang w:eastAsia="es-ES"/>
+        </w:rPr>
+      </w:pPr>
+      <w:r>
+        <w:rPr>
+          <w:rFonts w:ascii="Consolas" w:eastAsia="Times New Roman" w:hAnsi="Consolas" w:cs="Times New Roman"/>
+          <w:b/>
+          <w:bCs/>
+          <w:color w:val="000000"/>
+          <w:lang w:eastAsia="es-ES"/>
+        </w:rPr>
+        <w:t xml:space="preserve">  </w:t>
+      </w:r>
+      <w:proofErr w:type="spellStart"/>
+      <w:proofErr w:type="gramStart"/>
+      <w:r>
+        <w:rPr>
+          <w:rFonts w:ascii="Consolas" w:eastAsia="Times New Roman" w:hAnsi="Consolas" w:cs="Times New Roman"/>
+          <w:b/>
+          <w:bCs/>
+          <w:color w:val="000000"/>
+          <w:lang w:eastAsia="es-ES"/>
+        </w:rPr>
+        <w:t>standalone</w:t>
+      </w:r>
+      <w:proofErr w:type="spellEnd"/>
+      <w:proofErr w:type="gramEnd"/>
+      <w:r>
+        <w:rPr>
+          <w:rFonts w:ascii="Consolas" w:eastAsia="Times New Roman" w:hAnsi="Consolas" w:cs="Times New Roman"/>
+          <w:b/>
+          <w:bCs/>
+          <w:color w:val="000000"/>
+          <w:lang w:eastAsia="es-ES"/>
+        </w:rPr>
+        <w:t xml:space="preserve">: </w:t>
+      </w:r>
+      <w:r>
+        <w:rPr>
+          <w:rFonts w:ascii="Consolas" w:eastAsia="Times New Roman" w:hAnsi="Consolas" w:cs="Times New Roman"/>
+          <w:b/>
+          <w:bCs/>
+          <w:color w:val="AE81FF"/>
+          <w:lang w:eastAsia="es-ES"/>
+        </w:rPr>
+        <w:t>false</w:t>
+      </w:r>
+      <w:r>
+        <w:rPr>
+          <w:rFonts w:ascii="Consolas" w:eastAsia="Times New Roman" w:hAnsi="Consolas" w:cs="Times New Roman"/>
+          <w:b/>
+          <w:bCs/>
+          <w:color w:val="000000"/>
+          <w:lang w:eastAsia="es-ES"/>
+        </w:rPr>
+        <w:t>,</w:t>
+      </w:r>
+    </w:p>
+    <w:p>
+      <w:pPr>
+        <w:shd w:val="clear" w:color="auto" w:fill="FFFFFF"/>
+        <w:spacing w:after="0" w:line="240" w:lineRule="auto"/>
+        <w:rPr>
+          <w:rFonts w:ascii="Consolas" w:eastAsia="Times New Roman" w:hAnsi="Consolas" w:cs="Times New Roman"/>
+          <w:b/>
+          <w:bCs/>
+          <w:color w:val="000000"/>
+          <w:lang w:eastAsia="es-ES"/>
+        </w:rPr>
+      </w:pPr>
+      <w:r>
+        <w:rPr>
+          <w:rFonts w:ascii="Consolas" w:eastAsia="Times New Roman" w:hAnsi="Consolas" w:cs="Times New Roman"/>
+          <w:b/>
+          <w:bCs/>
+          <w:color w:val="000000"/>
+          <w:lang w:eastAsia="es-ES"/>
+        </w:rPr>
+        <w:t xml:space="preserve">  </w:t>
+      </w:r>
+      <w:proofErr w:type="spellStart"/>
+      <w:proofErr w:type="gramStart"/>
+      <w:r>
+        <w:rPr>
+          <w:rFonts w:ascii="Consolas" w:eastAsia="Times New Roman" w:hAnsi="Consolas" w:cs="Times New Roman"/>
+          <w:b/>
+          <w:bCs/>
+          <w:color w:val="000000"/>
+          <w:lang w:eastAsia="es-ES"/>
+        </w:rPr>
+        <w:t>styleUrl</w:t>
+      </w:r>
+      <w:proofErr w:type="spellEnd"/>
+      <w:proofErr w:type="gramEnd"/>
+      <w:r>
+        <w:rPr>
+          <w:rFonts w:ascii="Consolas" w:eastAsia="Times New Roman" w:hAnsi="Consolas" w:cs="Times New Roman"/>
+          <w:b/>
+          <w:bCs/>
+          <w:color w:val="000000"/>
+          <w:lang w:eastAsia="es-ES"/>
+        </w:rPr>
+        <w:t xml:space="preserve">: </w:t>
+      </w:r>
+      <w:r>
+        <w:rPr>
+          <w:rFonts w:ascii="Consolas" w:eastAsia="Times New Roman" w:hAnsi="Consolas" w:cs="Times New Roman"/>
+          <w:b/>
+          <w:bCs/>
+          <w:color w:val="F25A00"/>
+          <w:lang w:eastAsia="es-ES"/>
+        </w:rPr>
+        <w:t>'./form-doble-component.css'</w:t>
+      </w:r>
+      <w:r>
+        <w:rPr>
+          <w:rFonts w:ascii="Consolas" w:eastAsia="Times New Roman" w:hAnsi="Consolas" w:cs="Times New Roman"/>
+          <w:b/>
+          <w:bCs/>
+          <w:color w:val="000000"/>
+          <w:lang w:eastAsia="es-ES"/>
+        </w:rPr>
+        <w:t>,</w:t>
+      </w:r>
+    </w:p>
+    <w:p>
+      <w:pPr>
+        <w:shd w:val="clear" w:color="auto" w:fill="FFFFFF"/>
+        <w:spacing w:after="0" w:line="240" w:lineRule="auto"/>
+        <w:rPr>
+          <w:rFonts w:ascii="Consolas" w:eastAsia="Times New Roman" w:hAnsi="Consolas" w:cs="Times New Roman"/>
+          <w:b/>
+          <w:bCs/>
+          <w:color w:val="000000"/>
+          <w:lang w:eastAsia="es-ES"/>
+        </w:rPr>
+      </w:pPr>
+      <w:r>
+        <w:rPr>
+          <w:rFonts w:ascii="Consolas" w:eastAsia="Times New Roman" w:hAnsi="Consolas" w:cs="Times New Roman"/>
+          <w:b/>
+          <w:bCs/>
+          <w:color w:val="000000"/>
+          <w:lang w:eastAsia="es-ES"/>
+        </w:rPr>
+        <w:t xml:space="preserve">  </w:t>
+      </w:r>
+      <w:proofErr w:type="spellStart"/>
+      <w:proofErr w:type="gramStart"/>
+      <w:r>
+        <w:rPr>
+          <w:rFonts w:ascii="Consolas" w:eastAsia="Times New Roman" w:hAnsi="Consolas" w:cs="Times New Roman"/>
+          <w:b/>
+          <w:bCs/>
+          <w:color w:val="000000"/>
+          <w:lang w:eastAsia="es-ES"/>
+        </w:rPr>
+        <w:t>templateUrl</w:t>
+      </w:r>
+      <w:proofErr w:type="spellEnd"/>
+      <w:proofErr w:type="gramEnd"/>
+      <w:r>
+        <w:rPr>
+          <w:rFonts w:ascii="Consolas" w:eastAsia="Times New Roman" w:hAnsi="Consolas" w:cs="Times New Roman"/>
+          <w:b/>
+          <w:bCs/>
+          <w:color w:val="000000"/>
+          <w:lang w:eastAsia="es-ES"/>
+        </w:rPr>
+        <w:t xml:space="preserve">: </w:t>
+      </w:r>
+      <w:r>
+        <w:rPr>
+          <w:rFonts w:ascii="Consolas" w:eastAsia="Times New Roman" w:hAnsi="Consolas" w:cs="Times New Roman"/>
+          <w:b/>
+          <w:bCs/>
+          <w:color w:val="F25A00"/>
+          <w:lang w:eastAsia="es-ES"/>
+        </w:rPr>
+        <w:t>'./form-doble-component.html'</w:t>
+      </w:r>
+      <w:r>
+        <w:rPr>
+          <w:rFonts w:ascii="Consolas" w:eastAsia="Times New Roman" w:hAnsi="Consolas" w:cs="Times New Roman"/>
+          <w:b/>
+          <w:bCs/>
+          <w:color w:val="000000"/>
+          <w:lang w:eastAsia="es-ES"/>
+        </w:rPr>
+        <w:t>,</w:t>
+      </w:r>
+    </w:p>
+    <w:p>
+      <w:pPr>
+        <w:shd w:val="clear" w:color="auto" w:fill="FFFFFF"/>
+        <w:spacing w:after="0" w:line="240" w:lineRule="auto"/>
+        <w:rPr>
+          <w:rFonts w:ascii="Consolas" w:eastAsia="Times New Roman" w:hAnsi="Consolas" w:cs="Times New Roman"/>
+          <w:b/>
+          <w:bCs/>
+          <w:color w:val="000000"/>
+          <w:lang w:eastAsia="es-ES"/>
+        </w:rPr>
+      </w:pPr>
+      <w:r>
+        <w:rPr>
+          <w:rFonts w:ascii="Consolas" w:eastAsia="Times New Roman" w:hAnsi="Consolas" w:cs="Times New Roman"/>
+          <w:b/>
+          <w:bCs/>
+          <w:color w:val="000000"/>
+          <w:lang w:eastAsia="es-ES"/>
+        </w:rPr>
+        <w:t>})</w:t>
+      </w:r>
+    </w:p>
+    <w:p>
+      <w:pPr>
+        <w:shd w:val="clear" w:color="auto" w:fill="FFFFFF"/>
+        <w:spacing w:after="0" w:line="240" w:lineRule="auto"/>
+        <w:rPr>
+          <w:rFonts w:ascii="Consolas" w:eastAsia="Times New Roman" w:hAnsi="Consolas" w:cs="Times New Roman"/>
+          <w:b/>
+          <w:bCs/>
+          <w:color w:val="000000"/>
+          <w:lang w:eastAsia="es-ES"/>
+        </w:rPr>
+      </w:pPr>
+      <w:proofErr w:type="spellStart"/>
+      <w:proofErr w:type="gramStart"/>
+      <w:r>
+        <w:rPr>
+          <w:rFonts w:ascii="Consolas" w:eastAsia="Times New Roman" w:hAnsi="Consolas" w:cs="Times New Roman"/>
+          <w:b/>
+          <w:bCs/>
+          <w:color w:val="F92672"/>
+          <w:lang w:eastAsia="es-ES"/>
+        </w:rPr>
+        <w:t>export</w:t>
+      </w:r>
+      <w:proofErr w:type="spellEnd"/>
+      <w:proofErr w:type="gramEnd"/>
+      <w:r>
+        <w:rPr>
+          <w:rFonts w:ascii="Consolas" w:eastAsia="Times New Roman" w:hAnsi="Consolas" w:cs="Times New Roman"/>
+          <w:b/>
+          <w:bCs/>
+          <w:color w:val="000000"/>
+          <w:lang w:eastAsia="es-ES"/>
+        </w:rPr>
+        <w:t xml:space="preserve"> </w:t>
+      </w:r>
+      <w:proofErr w:type="spellStart"/>
+      <w:r>
+        <w:rPr>
+          <w:rFonts w:ascii="Consolas" w:eastAsia="Times New Roman" w:hAnsi="Consolas" w:cs="Times New Roman"/>
+          <w:b/>
+          <w:bCs/>
+          <w:i/>
+          <w:iCs/>
+          <w:color w:val="28C6E4"/>
+          <w:lang w:eastAsia="es-ES"/>
+        </w:rPr>
+        <w:t>class</w:t>
+      </w:r>
+      <w:proofErr w:type="spellEnd"/>
+      <w:r>
+        <w:rPr>
+          <w:rFonts w:ascii="Consolas" w:eastAsia="Times New Roman" w:hAnsi="Consolas" w:cs="Times New Roman"/>
+          <w:b/>
+          <w:bCs/>
+          <w:color w:val="000000"/>
+          <w:lang w:eastAsia="es-ES"/>
+        </w:rPr>
+        <w:t xml:space="preserve"> </w:t>
+      </w:r>
+      <w:proofErr w:type="spellStart"/>
+      <w:r>
+        <w:rPr>
+          <w:rFonts w:ascii="Consolas" w:eastAsia="Times New Roman" w:hAnsi="Consolas" w:cs="Times New Roman"/>
+          <w:b/>
+          <w:bCs/>
+          <w:color w:val="000000"/>
+          <w:lang w:eastAsia="es-ES"/>
+        </w:rPr>
+        <w:t>FormDobleComponent</w:t>
+      </w:r>
+      <w:proofErr w:type="spellEnd"/>
+      <w:r>
+        <w:rPr>
+          <w:rFonts w:ascii="Consolas" w:eastAsia="Times New Roman" w:hAnsi="Consolas" w:cs="Times New Roman"/>
+          <w:b/>
+          <w:bCs/>
+          <w:color w:val="000000"/>
+          <w:lang w:eastAsia="es-ES"/>
+        </w:rPr>
+        <w:t xml:space="preserve"> {</w:t>
+      </w:r>
+    </w:p>
+    <w:p>
+      <w:pPr>
+        <w:shd w:val="clear" w:color="auto" w:fill="FFFFFF"/>
+        <w:spacing w:after="0" w:line="240" w:lineRule="auto"/>
+        <w:rPr>
+          <w:rFonts w:ascii="Consolas" w:eastAsia="Times New Roman" w:hAnsi="Consolas" w:cs="Times New Roman"/>
+          <w:b/>
+          <w:bCs/>
+          <w:color w:val="000000"/>
+          <w:lang w:eastAsia="es-ES"/>
+        </w:rPr>
+      </w:pPr>
+      <w:r>
+        <w:rPr>
+          <w:rFonts w:ascii="Consolas" w:eastAsia="Times New Roman" w:hAnsi="Consolas" w:cs="Times New Roman"/>
+          <w:b/>
+          <w:bCs/>
+          <w:color w:val="000000"/>
+          <w:lang w:eastAsia="es-ES"/>
+        </w:rPr>
+        <w:t xml:space="preserve">  </w:t>
+      </w:r>
+      <w:proofErr w:type="gramStart"/>
+      <w:r>
+        <w:rPr>
+          <w:rFonts w:ascii="Consolas" w:eastAsia="Times New Roman" w:hAnsi="Consolas" w:cs="Times New Roman"/>
+          <w:b/>
+          <w:bCs/>
+          <w:color w:val="000000"/>
+          <w:lang w:eastAsia="es-ES"/>
+        </w:rPr>
+        <w:t>@</w:t>
+      </w:r>
+      <w:proofErr w:type="spellStart"/>
+      <w:r>
+        <w:rPr>
+          <w:rFonts w:ascii="Consolas" w:eastAsia="Times New Roman" w:hAnsi="Consolas" w:cs="Times New Roman"/>
+          <w:b/>
+          <w:bCs/>
+          <w:color w:val="6AAF19"/>
+          <w:lang w:eastAsia="es-ES"/>
+        </w:rPr>
+        <w:t>ViewChild</w:t>
+      </w:r>
+      <w:proofErr w:type="spellEnd"/>
+      <w:r>
+        <w:rPr>
+          <w:rFonts w:ascii="Consolas" w:eastAsia="Times New Roman" w:hAnsi="Consolas" w:cs="Times New Roman"/>
+          <w:b/>
+          <w:bCs/>
+          <w:color w:val="000000"/>
+          <w:lang w:eastAsia="es-ES"/>
+        </w:rPr>
+        <w:t>(</w:t>
+      </w:r>
+      <w:proofErr w:type="gramEnd"/>
+      <w:r>
+        <w:rPr>
+          <w:rFonts w:ascii="Consolas" w:eastAsia="Times New Roman" w:hAnsi="Consolas" w:cs="Times New Roman"/>
+          <w:b/>
+          <w:bCs/>
+          <w:color w:val="F25A00"/>
+          <w:lang w:eastAsia="es-ES"/>
+        </w:rPr>
+        <w:t>"</w:t>
+      </w:r>
+      <w:proofErr w:type="spellStart"/>
+      <w:r>
+        <w:rPr>
+          <w:rFonts w:ascii="Consolas" w:eastAsia="Times New Roman" w:hAnsi="Consolas" w:cs="Times New Roman"/>
+          <w:b/>
+          <w:bCs/>
+          <w:color w:val="F25A00"/>
+          <w:lang w:eastAsia="es-ES"/>
+        </w:rPr>
+        <w:t>cajanumero</w:t>
+      </w:r>
+      <w:proofErr w:type="spellEnd"/>
+      <w:r>
+        <w:rPr>
+          <w:rFonts w:ascii="Consolas" w:eastAsia="Times New Roman" w:hAnsi="Consolas" w:cs="Times New Roman"/>
+          <w:b/>
+          <w:bCs/>
+          <w:color w:val="F25A00"/>
+          <w:lang w:eastAsia="es-ES"/>
+        </w:rPr>
+        <w:t>"</w:t>
+      </w:r>
+      <w:r>
+        <w:rPr>
+          <w:rFonts w:ascii="Consolas" w:eastAsia="Times New Roman" w:hAnsi="Consolas" w:cs="Times New Roman"/>
+          <w:b/>
+          <w:bCs/>
+          <w:color w:val="000000"/>
+          <w:lang w:eastAsia="es-ES"/>
+        </w:rPr>
+        <w:t xml:space="preserve">) </w:t>
+      </w:r>
+      <w:proofErr w:type="spellStart"/>
+      <w:r>
+        <w:rPr>
+          <w:rFonts w:ascii="Consolas" w:eastAsia="Times New Roman" w:hAnsi="Consolas" w:cs="Times New Roman"/>
+          <w:b/>
+          <w:bCs/>
+          <w:color w:val="000000"/>
+          <w:lang w:eastAsia="es-ES"/>
+        </w:rPr>
+        <w:t>cajanumero</w:t>
+      </w:r>
+      <w:proofErr w:type="spellEnd"/>
+      <w:r>
+        <w:rPr>
+          <w:rFonts w:ascii="Consolas" w:eastAsia="Times New Roman" w:hAnsi="Consolas" w:cs="Times New Roman"/>
+          <w:b/>
+          <w:bCs/>
+          <w:color w:val="F92672"/>
+          <w:lang w:eastAsia="es-ES"/>
+        </w:rPr>
+        <w:t>!:</w:t>
+      </w:r>
+      <w:r>
+        <w:rPr>
+          <w:rFonts w:ascii="Consolas" w:eastAsia="Times New Roman" w:hAnsi="Consolas" w:cs="Times New Roman"/>
+          <w:b/>
+          <w:bCs/>
+          <w:color w:val="000000"/>
+          <w:lang w:eastAsia="es-ES"/>
+        </w:rPr>
+        <w:t xml:space="preserve"> </w:t>
+      </w:r>
+      <w:proofErr w:type="spellStart"/>
+      <w:r>
+        <w:rPr>
+          <w:rFonts w:ascii="Consolas" w:eastAsia="Times New Roman" w:hAnsi="Consolas" w:cs="Times New Roman"/>
+          <w:b/>
+          <w:bCs/>
+          <w:color w:val="000000"/>
+          <w:lang w:eastAsia="es-ES"/>
+        </w:rPr>
+        <w:t>ElementRef</w:t>
+      </w:r>
+      <w:proofErr w:type="spellEnd"/>
+      <w:r>
+        <w:rPr>
+          <w:rFonts w:ascii="Consolas" w:eastAsia="Times New Roman" w:hAnsi="Consolas" w:cs="Times New Roman"/>
+          <w:b/>
+          <w:bCs/>
+          <w:color w:val="000000"/>
+          <w:lang w:eastAsia="es-ES"/>
+        </w:rPr>
+        <w:t>;</w:t>
+      </w:r>
+    </w:p>
+    <w:p>
+      <w:pPr>
+        <w:shd w:val="clear" w:color="auto" w:fill="FFFFFF"/>
+        <w:spacing w:after="0" w:line="240" w:lineRule="auto"/>
+        <w:rPr>
+          <w:rFonts w:ascii="Consolas" w:eastAsia="Times New Roman" w:hAnsi="Consolas" w:cs="Times New Roman"/>
+          <w:b/>
+          <w:bCs/>
+          <w:color w:val="000000"/>
+          <w:lang w:eastAsia="es-ES"/>
+        </w:rPr>
+      </w:pPr>
+      <w:r>
+        <w:rPr>
+          <w:rFonts w:ascii="Consolas" w:eastAsia="Times New Roman" w:hAnsi="Consolas" w:cs="Times New Roman"/>
+          <w:b/>
+          <w:bCs/>
+          <w:color w:val="000000"/>
+          <w:lang w:eastAsia="es-ES"/>
+        </w:rPr>
+        <w:t xml:space="preserve">  </w:t>
+      </w:r>
+      <w:proofErr w:type="gramStart"/>
+      <w:r>
+        <w:rPr>
+          <w:rFonts w:ascii="Consolas" w:eastAsia="Times New Roman" w:hAnsi="Consolas" w:cs="Times New Roman"/>
+          <w:b/>
+          <w:bCs/>
+          <w:color w:val="000000"/>
+          <w:lang w:eastAsia="es-ES"/>
+        </w:rPr>
+        <w:t>doble</w:t>
+      </w:r>
+      <w:proofErr w:type="gramEnd"/>
+      <w:r>
+        <w:rPr>
+          <w:rFonts w:ascii="Consolas" w:eastAsia="Times New Roman" w:hAnsi="Consolas" w:cs="Times New Roman"/>
+          <w:b/>
+          <w:bCs/>
+          <w:color w:val="F92672"/>
+          <w:lang w:eastAsia="es-ES"/>
+        </w:rPr>
+        <w:t>:</w:t>
+      </w:r>
+      <w:r>
+        <w:rPr>
+          <w:rFonts w:ascii="Consolas" w:eastAsia="Times New Roman" w:hAnsi="Consolas" w:cs="Times New Roman"/>
+          <w:b/>
+          <w:bCs/>
+          <w:color w:val="000000"/>
+          <w:lang w:eastAsia="es-ES"/>
+        </w:rPr>
+        <w:t xml:space="preserve"> </w:t>
+      </w:r>
+      <w:proofErr w:type="spellStart"/>
+      <w:r>
+        <w:rPr>
+          <w:rFonts w:ascii="Consolas" w:eastAsia="Times New Roman" w:hAnsi="Consolas" w:cs="Times New Roman"/>
+          <w:b/>
+          <w:bCs/>
+          <w:i/>
+          <w:iCs/>
+          <w:color w:val="28C6E4"/>
+          <w:lang w:eastAsia="es-ES"/>
+        </w:rPr>
+        <w:t>number</w:t>
+      </w:r>
+      <w:proofErr w:type="spellEnd"/>
+      <w:r>
+        <w:rPr>
+          <w:rFonts w:ascii="Consolas" w:eastAsia="Times New Roman" w:hAnsi="Consolas" w:cs="Times New Roman"/>
+          <w:b/>
+          <w:bCs/>
+          <w:color w:val="000000"/>
+          <w:lang w:eastAsia="es-ES"/>
+        </w:rPr>
+        <w:t>;</w:t>
+      </w:r>
+    </w:p>
+    <w:p>
+      <w:pPr>
+        <w:shd w:val="clear" w:color="auto" w:fill="FFFFFF"/>
+        <w:spacing w:after="0" w:line="240" w:lineRule="auto"/>
+        <w:rPr>
+          <w:rFonts w:ascii="Consolas" w:eastAsia="Times New Roman" w:hAnsi="Consolas" w:cs="Times New Roman"/>
+          <w:b/>
+          <w:bCs/>
+          <w:color w:val="000000"/>
+          <w:lang w:eastAsia="es-ES"/>
+        </w:rPr>
+      </w:pPr>
+    </w:p>
+    <w:p>
+      <w:pPr>
+        <w:shd w:val="clear" w:color="auto" w:fill="FFFFFF"/>
+        <w:spacing w:after="0" w:line="240" w:lineRule="auto"/>
+        <w:rPr>
+          <w:rFonts w:ascii="Consolas" w:eastAsia="Times New Roman" w:hAnsi="Consolas" w:cs="Times New Roman"/>
+          <w:b/>
+          <w:bCs/>
+          <w:color w:val="000000"/>
+          <w:lang w:eastAsia="es-ES"/>
+        </w:rPr>
+      </w:pPr>
+      <w:r>
+        <w:rPr>
+          <w:rFonts w:ascii="Consolas" w:eastAsia="Times New Roman" w:hAnsi="Consolas" w:cs="Times New Roman"/>
+          <w:b/>
+          <w:bCs/>
+          <w:color w:val="000000"/>
+          <w:lang w:eastAsia="es-ES"/>
+        </w:rPr>
+        <w:t xml:space="preserve">  </w:t>
+      </w:r>
+      <w:proofErr w:type="gramStart"/>
+      <w:r>
+        <w:rPr>
+          <w:rFonts w:ascii="Consolas" w:eastAsia="Times New Roman" w:hAnsi="Consolas" w:cs="Times New Roman"/>
+          <w:b/>
+          <w:bCs/>
+          <w:i/>
+          <w:iCs/>
+          <w:color w:val="28C6E4"/>
+          <w:lang w:eastAsia="es-ES"/>
+        </w:rPr>
+        <w:t>constructor</w:t>
+      </w:r>
+      <w:proofErr w:type="gramEnd"/>
+      <w:r>
+        <w:rPr>
+          <w:rFonts w:ascii="Consolas" w:eastAsia="Times New Roman" w:hAnsi="Consolas" w:cs="Times New Roman"/>
+          <w:b/>
+          <w:bCs/>
+          <w:color w:val="000000"/>
+          <w:lang w:eastAsia="es-ES"/>
+        </w:rPr>
+        <w:t>() {</w:t>
+      </w:r>
+    </w:p>
+    <w:p>
+      <w:pPr>
+        <w:shd w:val="clear" w:color="auto" w:fill="FFFFFF"/>
+        <w:spacing w:after="0" w:line="240" w:lineRule="auto"/>
+        <w:rPr>
+          <w:rFonts w:ascii="Consolas" w:eastAsia="Times New Roman" w:hAnsi="Consolas" w:cs="Times New Roman"/>
+          <w:b/>
+          <w:bCs/>
+          <w:color w:val="000000"/>
+          <w:lang w:eastAsia="es-ES"/>
+        </w:rPr>
+      </w:pPr>
+      <w:r>
+        <w:rPr>
+          <w:rFonts w:ascii="Consolas" w:eastAsia="Times New Roman" w:hAnsi="Consolas" w:cs="Times New Roman"/>
+          <w:b/>
+          <w:bCs/>
+          <w:color w:val="000000"/>
+          <w:lang w:eastAsia="es-ES"/>
+        </w:rPr>
+        <w:t xml:space="preserve">    </w:t>
+      </w:r>
+      <w:proofErr w:type="spellStart"/>
+      <w:r>
+        <w:rPr>
+          <w:rFonts w:ascii="Consolas" w:eastAsia="Times New Roman" w:hAnsi="Consolas" w:cs="Times New Roman"/>
+          <w:b/>
+          <w:bCs/>
+          <w:i/>
+          <w:iCs/>
+          <w:color w:val="FD971F"/>
+          <w:lang w:eastAsia="es-ES"/>
+        </w:rPr>
+        <w:t>this</w:t>
+      </w:r>
+      <w:r>
+        <w:rPr>
+          <w:rFonts w:ascii="Consolas" w:eastAsia="Times New Roman" w:hAnsi="Consolas" w:cs="Times New Roman"/>
+          <w:b/>
+          <w:bCs/>
+          <w:color w:val="000000"/>
+          <w:lang w:eastAsia="es-ES"/>
+        </w:rPr>
+        <w:t>.doble</w:t>
+      </w:r>
+      <w:proofErr w:type="spellEnd"/>
+      <w:r>
+        <w:rPr>
+          <w:rFonts w:ascii="Consolas" w:eastAsia="Times New Roman" w:hAnsi="Consolas" w:cs="Times New Roman"/>
+          <w:b/>
+          <w:bCs/>
+          <w:color w:val="000000"/>
+          <w:lang w:eastAsia="es-ES"/>
+        </w:rPr>
+        <w:t xml:space="preserve"> </w:t>
+      </w:r>
+      <w:r>
+        <w:rPr>
+          <w:rFonts w:ascii="Consolas" w:eastAsia="Times New Roman" w:hAnsi="Consolas" w:cs="Times New Roman"/>
+          <w:b/>
+          <w:bCs/>
+          <w:color w:val="F92672"/>
+          <w:lang w:eastAsia="es-ES"/>
+        </w:rPr>
+        <w:t>=</w:t>
+      </w:r>
+      <w:r>
+        <w:rPr>
+          <w:rFonts w:ascii="Consolas" w:eastAsia="Times New Roman" w:hAnsi="Consolas" w:cs="Times New Roman"/>
+          <w:b/>
+          <w:bCs/>
+          <w:color w:val="000000"/>
+          <w:lang w:eastAsia="es-ES"/>
+        </w:rPr>
+        <w:t xml:space="preserve"> </w:t>
+      </w:r>
+      <w:r>
+        <w:rPr>
+          <w:rFonts w:ascii="Consolas" w:eastAsia="Times New Roman" w:hAnsi="Consolas" w:cs="Times New Roman"/>
+          <w:b/>
+          <w:bCs/>
+          <w:color w:val="AE81FF"/>
+          <w:lang w:eastAsia="es-ES"/>
+        </w:rPr>
+        <w:t>0</w:t>
+      </w:r>
+      <w:r>
+        <w:rPr>
+          <w:rFonts w:ascii="Consolas" w:eastAsia="Times New Roman" w:hAnsi="Consolas" w:cs="Times New Roman"/>
+          <w:b/>
+          <w:bCs/>
+          <w:color w:val="000000"/>
+          <w:lang w:eastAsia="es-ES"/>
+        </w:rPr>
+        <w:t>;</w:t>
+      </w:r>
+    </w:p>
+    <w:p>
+      <w:pPr>
+        <w:shd w:val="clear" w:color="auto" w:fill="FFFFFF"/>
+        <w:spacing w:after="0" w:line="240" w:lineRule="auto"/>
+        <w:rPr>
+          <w:rFonts w:ascii="Consolas" w:eastAsia="Times New Roman" w:hAnsi="Consolas" w:cs="Times New Roman"/>
+          <w:b/>
+          <w:bCs/>
+          <w:color w:val="000000"/>
+          <w:lang w:eastAsia="es-ES"/>
+        </w:rPr>
+      </w:pPr>
+      <w:r>
+        <w:rPr>
+          <w:rFonts w:ascii="Consolas" w:eastAsia="Times New Roman" w:hAnsi="Consolas" w:cs="Times New Roman"/>
+          <w:b/>
+          <w:bCs/>
+          <w:color w:val="000000"/>
+          <w:lang w:eastAsia="es-ES"/>
+        </w:rPr>
+        <w:t>  }</w:t>
+      </w:r>
+    </w:p>
+    <w:p>
+      <w:pPr>
+        <w:shd w:val="clear" w:color="auto" w:fill="FFFFFF"/>
+        <w:spacing w:after="0" w:line="240" w:lineRule="auto"/>
+        <w:rPr>
+          <w:rFonts w:ascii="Consolas" w:eastAsia="Times New Roman" w:hAnsi="Consolas" w:cs="Times New Roman"/>
+          <w:b/>
+          <w:bCs/>
+          <w:color w:val="000000"/>
+          <w:lang w:eastAsia="es-ES"/>
+        </w:rPr>
+      </w:pPr>
+    </w:p>
+    <w:p>
+      <w:pPr>
+        <w:shd w:val="clear" w:color="auto" w:fill="FFFFFF"/>
+        <w:spacing w:after="0" w:line="240" w:lineRule="auto"/>
+        <w:rPr>
+          <w:rFonts w:ascii="Consolas" w:eastAsia="Times New Roman" w:hAnsi="Consolas" w:cs="Times New Roman"/>
+          <w:b/>
+          <w:bCs/>
+          <w:color w:val="000000"/>
+          <w:lang w:eastAsia="es-ES"/>
+        </w:rPr>
+      </w:pPr>
+      <w:r>
+        <w:rPr>
+          <w:rFonts w:ascii="Consolas" w:eastAsia="Times New Roman" w:hAnsi="Consolas" w:cs="Times New Roman"/>
+          <w:b/>
+          <w:bCs/>
+          <w:color w:val="000000"/>
+          <w:lang w:eastAsia="es-ES"/>
+        </w:rPr>
+        <w:t xml:space="preserve">  </w:t>
+      </w:r>
+      <w:r>
+        <w:rPr>
+          <w:rFonts w:ascii="Consolas" w:eastAsia="Times New Roman" w:hAnsi="Consolas" w:cs="Times New Roman"/>
+          <w:b/>
+          <w:bCs/>
+          <w:color w:val="9F9F8F"/>
+          <w:lang w:eastAsia="es-ES"/>
+        </w:rPr>
+        <w:t>//</w:t>
+      </w:r>
+      <w:proofErr w:type="spellStart"/>
+      <w:r>
+        <w:rPr>
+          <w:rFonts w:ascii="Consolas" w:eastAsia="Times New Roman" w:hAnsi="Consolas" w:cs="Times New Roman"/>
+          <w:b/>
+          <w:bCs/>
+          <w:color w:val="9F9F8F"/>
+          <w:lang w:eastAsia="es-ES"/>
+        </w:rPr>
+        <w:t>metodo</w:t>
+      </w:r>
+      <w:proofErr w:type="spellEnd"/>
+      <w:r>
+        <w:rPr>
+          <w:rFonts w:ascii="Consolas" w:eastAsia="Times New Roman" w:hAnsi="Consolas" w:cs="Times New Roman"/>
+          <w:b/>
+          <w:bCs/>
+          <w:color w:val="9F9F8F"/>
+          <w:lang w:eastAsia="es-ES"/>
+        </w:rPr>
+        <w:t xml:space="preserve"> para ver el doble</w:t>
+      </w:r>
+    </w:p>
+    <w:p>
+      <w:pPr>
+        <w:shd w:val="clear" w:color="auto" w:fill="FFFFFF"/>
+        <w:spacing w:after="0" w:line="240" w:lineRule="auto"/>
+        <w:rPr>
+          <w:rFonts w:ascii="Consolas" w:eastAsia="Times New Roman" w:hAnsi="Consolas" w:cs="Times New Roman"/>
+          <w:b/>
+          <w:bCs/>
+          <w:color w:val="000000"/>
+          <w:lang w:eastAsia="es-ES"/>
+        </w:rPr>
+      </w:pPr>
+      <w:r>
+        <w:rPr>
+          <w:rFonts w:ascii="Consolas" w:eastAsia="Times New Roman" w:hAnsi="Consolas" w:cs="Times New Roman"/>
+          <w:b/>
+          <w:bCs/>
+          <w:color w:val="000000"/>
+          <w:lang w:eastAsia="es-ES"/>
+        </w:rPr>
+        <w:t xml:space="preserve">  </w:t>
+      </w:r>
+      <w:proofErr w:type="spellStart"/>
+      <w:proofErr w:type="gramStart"/>
+      <w:r>
+        <w:rPr>
+          <w:rFonts w:ascii="Consolas" w:eastAsia="Times New Roman" w:hAnsi="Consolas" w:cs="Times New Roman"/>
+          <w:b/>
+          <w:bCs/>
+          <w:color w:val="6AAF19"/>
+          <w:lang w:eastAsia="es-ES"/>
+        </w:rPr>
+        <w:t>mostrarDoble</w:t>
+      </w:r>
+      <w:proofErr w:type="spellEnd"/>
+      <w:proofErr w:type="gramEnd"/>
+      <w:r>
+        <w:rPr>
+          <w:rFonts w:ascii="Consolas" w:eastAsia="Times New Roman" w:hAnsi="Consolas" w:cs="Times New Roman"/>
+          <w:b/>
+          <w:bCs/>
+          <w:color w:val="000000"/>
+          <w:lang w:eastAsia="es-ES"/>
+        </w:rPr>
+        <w:t>()</w:t>
+      </w:r>
+      <w:r>
+        <w:rPr>
+          <w:rFonts w:ascii="Consolas" w:eastAsia="Times New Roman" w:hAnsi="Consolas" w:cs="Times New Roman"/>
+          <w:b/>
+          <w:bCs/>
+          <w:color w:val="F92672"/>
+          <w:lang w:eastAsia="es-ES"/>
+        </w:rPr>
+        <w:t>:</w:t>
+      </w:r>
+      <w:r>
+        <w:rPr>
+          <w:rFonts w:ascii="Consolas" w:eastAsia="Times New Roman" w:hAnsi="Consolas" w:cs="Times New Roman"/>
+          <w:b/>
+          <w:bCs/>
+          <w:color w:val="000000"/>
+          <w:lang w:eastAsia="es-ES"/>
+        </w:rPr>
+        <w:t xml:space="preserve"> </w:t>
+      </w:r>
+      <w:proofErr w:type="spellStart"/>
+      <w:r>
+        <w:rPr>
+          <w:rFonts w:ascii="Consolas" w:eastAsia="Times New Roman" w:hAnsi="Consolas" w:cs="Times New Roman"/>
+          <w:b/>
+          <w:bCs/>
+          <w:i/>
+          <w:iCs/>
+          <w:color w:val="28C6E4"/>
+          <w:lang w:eastAsia="es-ES"/>
+        </w:rPr>
+        <w:t>void</w:t>
+      </w:r>
+      <w:proofErr w:type="spellEnd"/>
+      <w:r>
+        <w:rPr>
+          <w:rFonts w:ascii="Consolas" w:eastAsia="Times New Roman" w:hAnsi="Consolas" w:cs="Times New Roman"/>
+          <w:b/>
+          <w:bCs/>
+          <w:color w:val="000000"/>
+          <w:lang w:eastAsia="es-ES"/>
+        </w:rPr>
+        <w:t xml:space="preserve"> {</w:t>
+      </w:r>
+    </w:p>
+    <w:p>
+      <w:pPr>
+        <w:shd w:val="clear" w:color="auto" w:fill="FFFFFF"/>
+        <w:spacing w:after="0" w:line="240" w:lineRule="auto"/>
+        <w:rPr>
+          <w:rFonts w:ascii="Consolas" w:eastAsia="Times New Roman" w:hAnsi="Consolas" w:cs="Times New Roman"/>
+          <w:b/>
+          <w:bCs/>
+          <w:color w:val="000000"/>
+          <w:lang w:eastAsia="es-ES"/>
+        </w:rPr>
+      </w:pPr>
+      <w:r>
+        <w:rPr>
+          <w:rFonts w:ascii="Consolas" w:eastAsia="Times New Roman" w:hAnsi="Consolas" w:cs="Times New Roman"/>
+          <w:b/>
+          <w:bCs/>
+          <w:color w:val="000000"/>
+          <w:lang w:eastAsia="es-ES"/>
+        </w:rPr>
+        <w:t xml:space="preserve">    </w:t>
+      </w:r>
+      <w:r>
+        <w:rPr>
+          <w:rFonts w:ascii="Consolas" w:eastAsia="Times New Roman" w:hAnsi="Consolas" w:cs="Times New Roman"/>
+          <w:b/>
+          <w:bCs/>
+          <w:color w:val="9F9F8F"/>
+          <w:lang w:eastAsia="es-ES"/>
+        </w:rPr>
+        <w:t>//en las cajas siempre vienen textos/</w:t>
+      </w:r>
+      <w:proofErr w:type="spellStart"/>
+      <w:r>
+        <w:rPr>
+          <w:rFonts w:ascii="Consolas" w:eastAsia="Times New Roman" w:hAnsi="Consolas" w:cs="Times New Roman"/>
+          <w:b/>
+          <w:bCs/>
+          <w:color w:val="9F9F8F"/>
+          <w:lang w:eastAsia="es-ES"/>
+        </w:rPr>
+        <w:t>string</w:t>
+      </w:r>
+      <w:proofErr w:type="spellEnd"/>
+      <w:r>
+        <w:rPr>
+          <w:rFonts w:ascii="Consolas" w:eastAsia="Times New Roman" w:hAnsi="Consolas" w:cs="Times New Roman"/>
+          <w:b/>
+          <w:bCs/>
+          <w:color w:val="9F9F8F"/>
+          <w:lang w:eastAsia="es-ES"/>
+        </w:rPr>
+        <w:t>.</w:t>
+      </w:r>
+    </w:p>
+    <w:p>
+      <w:pPr>
+        <w:shd w:val="clear" w:color="auto" w:fill="FFFFFF"/>
+        <w:spacing w:after="0" w:line="240" w:lineRule="auto"/>
+        <w:rPr>
+          <w:rFonts w:ascii="Consolas" w:eastAsia="Times New Roman" w:hAnsi="Consolas" w:cs="Times New Roman"/>
+          <w:b/>
+          <w:bCs/>
+          <w:color w:val="000000"/>
+          <w:lang w:eastAsia="es-ES"/>
+        </w:rPr>
+      </w:pPr>
+      <w:r>
+        <w:rPr>
+          <w:rFonts w:ascii="Consolas" w:eastAsia="Times New Roman" w:hAnsi="Consolas" w:cs="Times New Roman"/>
+          <w:b/>
+          <w:bCs/>
+          <w:color w:val="000000"/>
+          <w:lang w:eastAsia="es-ES"/>
+        </w:rPr>
+        <w:t xml:space="preserve">    </w:t>
+      </w:r>
+      <w:r>
+        <w:rPr>
+          <w:rFonts w:ascii="Consolas" w:eastAsia="Times New Roman" w:hAnsi="Consolas" w:cs="Times New Roman"/>
+          <w:b/>
+          <w:bCs/>
+          <w:color w:val="9F9F8F"/>
+          <w:lang w:eastAsia="es-ES"/>
+        </w:rPr>
+        <w:t xml:space="preserve">//si queremos un </w:t>
+      </w:r>
+      <w:proofErr w:type="spellStart"/>
+      <w:proofErr w:type="gramStart"/>
+      <w:r>
+        <w:rPr>
+          <w:rFonts w:ascii="Consolas" w:eastAsia="Times New Roman" w:hAnsi="Consolas" w:cs="Times New Roman"/>
+          <w:b/>
+          <w:bCs/>
+          <w:color w:val="9F9F8F"/>
+          <w:lang w:eastAsia="es-ES"/>
+        </w:rPr>
+        <w:t>numero</w:t>
+      </w:r>
+      <w:proofErr w:type="spellEnd"/>
+      <w:proofErr w:type="gramEnd"/>
+      <w:r>
+        <w:rPr>
+          <w:rFonts w:ascii="Consolas" w:eastAsia="Times New Roman" w:hAnsi="Consolas" w:cs="Times New Roman"/>
+          <w:b/>
+          <w:bCs/>
+          <w:color w:val="9F9F8F"/>
+          <w:lang w:eastAsia="es-ES"/>
+        </w:rPr>
+        <w:t xml:space="preserve">, necesitamos </w:t>
+      </w:r>
+      <w:proofErr w:type="spellStart"/>
+      <w:r>
+        <w:rPr>
+          <w:rFonts w:ascii="Consolas" w:eastAsia="Times New Roman" w:hAnsi="Consolas" w:cs="Times New Roman"/>
+          <w:b/>
+          <w:bCs/>
+          <w:color w:val="9F9F8F"/>
+          <w:lang w:eastAsia="es-ES"/>
+        </w:rPr>
+        <w:t>parseInt</w:t>
+      </w:r>
+      <w:proofErr w:type="spellEnd"/>
+    </w:p>
+    <w:p>
+      <w:pPr>
+        <w:shd w:val="clear" w:color="auto" w:fill="FFFFFF"/>
+        <w:spacing w:after="0" w:line="240" w:lineRule="auto"/>
+        <w:rPr>
+          <w:rFonts w:ascii="Consolas" w:eastAsia="Times New Roman" w:hAnsi="Consolas" w:cs="Times New Roman"/>
+          <w:b/>
+          <w:bCs/>
+          <w:color w:val="000000"/>
+          <w:lang w:eastAsia="es-ES"/>
+        </w:rPr>
+      </w:pPr>
+      <w:r>
+        <w:rPr>
+          <w:rFonts w:ascii="Consolas" w:eastAsia="Times New Roman" w:hAnsi="Consolas" w:cs="Times New Roman"/>
+          <w:b/>
+          <w:bCs/>
+          <w:color w:val="000000"/>
+          <w:lang w:eastAsia="es-ES"/>
+        </w:rPr>
+        <w:t xml:space="preserve">    </w:t>
+      </w:r>
+      <w:proofErr w:type="spellStart"/>
+      <w:proofErr w:type="gramStart"/>
+      <w:r>
+        <w:rPr>
+          <w:rFonts w:ascii="Consolas" w:eastAsia="Times New Roman" w:hAnsi="Consolas" w:cs="Times New Roman"/>
+          <w:b/>
+          <w:bCs/>
+          <w:i/>
+          <w:iCs/>
+          <w:color w:val="28C6E4"/>
+          <w:lang w:eastAsia="es-ES"/>
+        </w:rPr>
+        <w:t>let</w:t>
+      </w:r>
+      <w:proofErr w:type="spellEnd"/>
+      <w:proofErr w:type="gramEnd"/>
+      <w:r>
+        <w:rPr>
+          <w:rFonts w:ascii="Consolas" w:eastAsia="Times New Roman" w:hAnsi="Consolas" w:cs="Times New Roman"/>
+          <w:b/>
+          <w:bCs/>
+          <w:color w:val="000000"/>
+          <w:lang w:eastAsia="es-ES"/>
+        </w:rPr>
+        <w:t xml:space="preserve"> numero </w:t>
+      </w:r>
+      <w:r>
+        <w:rPr>
+          <w:rFonts w:ascii="Consolas" w:eastAsia="Times New Roman" w:hAnsi="Consolas" w:cs="Times New Roman"/>
+          <w:b/>
+          <w:bCs/>
+          <w:color w:val="F92672"/>
+          <w:lang w:eastAsia="es-ES"/>
+        </w:rPr>
+        <w:t>=</w:t>
+      </w:r>
+      <w:r>
+        <w:rPr>
+          <w:rFonts w:ascii="Consolas" w:eastAsia="Times New Roman" w:hAnsi="Consolas" w:cs="Times New Roman"/>
+          <w:b/>
+          <w:bCs/>
+          <w:color w:val="000000"/>
+          <w:lang w:eastAsia="es-ES"/>
+        </w:rPr>
+        <w:t xml:space="preserve"> </w:t>
+      </w:r>
+      <w:proofErr w:type="spellStart"/>
+      <w:r>
+        <w:rPr>
+          <w:rFonts w:ascii="Consolas" w:eastAsia="Times New Roman" w:hAnsi="Consolas" w:cs="Times New Roman"/>
+          <w:b/>
+          <w:bCs/>
+          <w:color w:val="6AAF19"/>
+          <w:lang w:eastAsia="es-ES"/>
+        </w:rPr>
+        <w:t>parseInt</w:t>
+      </w:r>
+      <w:proofErr w:type="spellEnd"/>
+      <w:r>
+        <w:rPr>
+          <w:rFonts w:ascii="Consolas" w:eastAsia="Times New Roman" w:hAnsi="Consolas" w:cs="Times New Roman"/>
+          <w:b/>
+          <w:bCs/>
+          <w:color w:val="000000"/>
+          <w:lang w:eastAsia="es-ES"/>
+        </w:rPr>
+        <w:t>(</w:t>
+      </w:r>
+      <w:proofErr w:type="spellStart"/>
+      <w:r>
+        <w:rPr>
+          <w:rFonts w:ascii="Consolas" w:eastAsia="Times New Roman" w:hAnsi="Consolas" w:cs="Times New Roman"/>
+          <w:b/>
+          <w:bCs/>
+          <w:i/>
+          <w:iCs/>
+          <w:color w:val="FD971F"/>
+          <w:lang w:eastAsia="es-ES"/>
+        </w:rPr>
+        <w:t>this</w:t>
+      </w:r>
+      <w:r>
+        <w:rPr>
+          <w:rFonts w:ascii="Consolas" w:eastAsia="Times New Roman" w:hAnsi="Consolas" w:cs="Times New Roman"/>
+          <w:b/>
+          <w:bCs/>
+          <w:color w:val="000000"/>
+          <w:lang w:eastAsia="es-ES"/>
+        </w:rPr>
+        <w:t>.cajanumero.nativeElement.value</w:t>
+      </w:r>
+      <w:proofErr w:type="spellEnd"/>
+      <w:r>
+        <w:rPr>
+          <w:rFonts w:ascii="Consolas" w:eastAsia="Times New Roman" w:hAnsi="Consolas" w:cs="Times New Roman"/>
+          <w:b/>
+          <w:bCs/>
+          <w:color w:val="000000"/>
+          <w:lang w:eastAsia="es-ES"/>
+        </w:rPr>
+        <w:t>);</w:t>
+      </w:r>
+    </w:p>
+    <w:p>
+      <w:pPr>
+        <w:shd w:val="clear" w:color="auto" w:fill="FFFFFF"/>
+        <w:spacing w:after="0" w:line="240" w:lineRule="auto"/>
+        <w:rPr>
+          <w:rFonts w:ascii="Consolas" w:eastAsia="Times New Roman" w:hAnsi="Consolas" w:cs="Times New Roman"/>
+          <w:b/>
+          <w:bCs/>
+          <w:color w:val="000000"/>
+          <w:lang w:eastAsia="es-ES"/>
+        </w:rPr>
+      </w:pPr>
+      <w:r>
+        <w:rPr>
+          <w:rFonts w:ascii="Consolas" w:eastAsia="Times New Roman" w:hAnsi="Consolas" w:cs="Times New Roman"/>
+          <w:b/>
+          <w:bCs/>
+          <w:color w:val="000000"/>
+          <w:lang w:eastAsia="es-ES"/>
+        </w:rPr>
+        <w:t xml:space="preserve">    </w:t>
+      </w:r>
+      <w:proofErr w:type="spellStart"/>
+      <w:r>
+        <w:rPr>
+          <w:rFonts w:ascii="Consolas" w:eastAsia="Times New Roman" w:hAnsi="Consolas" w:cs="Times New Roman"/>
+          <w:b/>
+          <w:bCs/>
+          <w:i/>
+          <w:iCs/>
+          <w:color w:val="FD971F"/>
+          <w:lang w:eastAsia="es-ES"/>
+        </w:rPr>
+        <w:t>this</w:t>
+      </w:r>
+      <w:r>
+        <w:rPr>
+          <w:rFonts w:ascii="Consolas" w:eastAsia="Times New Roman" w:hAnsi="Consolas" w:cs="Times New Roman"/>
+          <w:b/>
+          <w:bCs/>
+          <w:color w:val="000000"/>
+          <w:lang w:eastAsia="es-ES"/>
+        </w:rPr>
+        <w:t>.doble</w:t>
+      </w:r>
+      <w:proofErr w:type="spellEnd"/>
+      <w:r>
+        <w:rPr>
+          <w:rFonts w:ascii="Consolas" w:eastAsia="Times New Roman" w:hAnsi="Consolas" w:cs="Times New Roman"/>
+          <w:b/>
+          <w:bCs/>
+          <w:color w:val="000000"/>
+          <w:lang w:eastAsia="es-ES"/>
+        </w:rPr>
+        <w:t xml:space="preserve"> </w:t>
+      </w:r>
+      <w:r>
+        <w:rPr>
+          <w:rFonts w:ascii="Consolas" w:eastAsia="Times New Roman" w:hAnsi="Consolas" w:cs="Times New Roman"/>
+          <w:b/>
+          <w:bCs/>
+          <w:color w:val="F92672"/>
+          <w:lang w:eastAsia="es-ES"/>
+        </w:rPr>
+        <w:t>=</w:t>
+      </w:r>
+      <w:r>
+        <w:rPr>
+          <w:rFonts w:ascii="Consolas" w:eastAsia="Times New Roman" w:hAnsi="Consolas" w:cs="Times New Roman"/>
+          <w:b/>
+          <w:bCs/>
+          <w:color w:val="000000"/>
+          <w:lang w:eastAsia="es-ES"/>
+        </w:rPr>
+        <w:t xml:space="preserve"> numero </w:t>
+      </w:r>
+      <w:r>
+        <w:rPr>
+          <w:rFonts w:ascii="Consolas" w:eastAsia="Times New Roman" w:hAnsi="Consolas" w:cs="Times New Roman"/>
+          <w:b/>
+          <w:bCs/>
+          <w:color w:val="F92672"/>
+          <w:lang w:eastAsia="es-ES"/>
+        </w:rPr>
+        <w:t>*</w:t>
+      </w:r>
+      <w:r>
+        <w:rPr>
+          <w:rFonts w:ascii="Consolas" w:eastAsia="Times New Roman" w:hAnsi="Consolas" w:cs="Times New Roman"/>
+          <w:b/>
+          <w:bCs/>
+          <w:color w:val="000000"/>
+          <w:lang w:eastAsia="es-ES"/>
+        </w:rPr>
+        <w:t xml:space="preserve"> </w:t>
+      </w:r>
+      <w:r>
+        <w:rPr>
+          <w:rFonts w:ascii="Consolas" w:eastAsia="Times New Roman" w:hAnsi="Consolas" w:cs="Times New Roman"/>
+          <w:b/>
+          <w:bCs/>
+          <w:color w:val="AE81FF"/>
+          <w:lang w:eastAsia="es-ES"/>
+        </w:rPr>
+        <w:t>2</w:t>
+      </w:r>
+      <w:r>
+        <w:rPr>
+          <w:rFonts w:ascii="Consolas" w:eastAsia="Times New Roman" w:hAnsi="Consolas" w:cs="Times New Roman"/>
+          <w:b/>
+          <w:bCs/>
+          <w:color w:val="000000"/>
+          <w:lang w:eastAsia="es-ES"/>
+        </w:rPr>
+        <w:t>;</w:t>
+      </w:r>
+    </w:p>
+    <w:p>
+      <w:pPr>
+        <w:shd w:val="clear" w:color="auto" w:fill="FFFFFF"/>
+        <w:spacing w:after="0" w:line="240" w:lineRule="auto"/>
+        <w:rPr>
+          <w:rFonts w:ascii="Consolas" w:eastAsia="Times New Roman" w:hAnsi="Consolas" w:cs="Times New Roman"/>
+          <w:b/>
+          <w:bCs/>
+          <w:color w:val="000000"/>
+          <w:lang w:eastAsia="es-ES"/>
+        </w:rPr>
+      </w:pPr>
+      <w:r>
+        <w:rPr>
+          <w:rFonts w:ascii="Consolas" w:eastAsia="Times New Roman" w:hAnsi="Consolas" w:cs="Times New Roman"/>
+          <w:b/>
+          <w:bCs/>
+          <w:color w:val="000000"/>
+          <w:lang w:eastAsia="es-ES"/>
+        </w:rPr>
+        <w:t>  }</w:t>
+      </w:r>
+    </w:p>
+    <w:p>
+      <w:pPr>
+        <w:shd w:val="clear" w:color="auto" w:fill="FFFFFF"/>
+        <w:spacing w:after="0" w:line="240" w:lineRule="auto"/>
+        <w:rPr>
+          <w:rFonts w:ascii="Consolas" w:eastAsia="Times New Roman" w:hAnsi="Consolas" w:cs="Times New Roman"/>
+          <w:b/>
+          <w:bCs/>
+          <w:color w:val="000000"/>
+          <w:lang w:eastAsia="es-ES"/>
+        </w:rPr>
+      </w:pPr>
+      <w:r>
+        <w:rPr>
+          <w:rFonts w:ascii="Consolas" w:eastAsia="Times New Roman" w:hAnsi="Consolas" w:cs="Times New Roman"/>
+          <w:b/>
+          <w:bCs/>
+          <w:color w:val="000000"/>
+          <w:lang w:eastAsia="es-ES"/>
+        </w:rPr>
+        <w:t>}</w:t>
+      </w:r>
+    </w:p>
+    <w:p>
+      <w:pPr>
+        <w:spacing w:after="0" w:line="240" w:lineRule="auto"/>
+        <w:rPr>
+          <w:rFonts w:ascii="Verdana" w:hAnsi="Verdana"/>
+          <w:sz w:val="28"/>
+          <w:szCs w:val="28"/>
+        </w:rPr>
+      </w:pPr>
+    </w:p>
+    <w:p>
+      <w:pPr>
+        <w:spacing w:after="0" w:line="240" w:lineRule="auto"/>
+        <w:rPr>
+          <w:rFonts w:ascii="Verdana" w:hAnsi="Verdana"/>
+          <w:b/>
+          <w:sz w:val="28"/>
+          <w:szCs w:val="28"/>
+        </w:rPr>
+      </w:pPr>
+      <w:r>
+        <w:rPr>
+          <w:rFonts w:ascii="Verdana" w:hAnsi="Verdana"/>
+          <w:b/>
+          <w:sz w:val="28"/>
+          <w:szCs w:val="28"/>
+        </w:rPr>
+        <w:lastRenderedPageBreak/>
+        <w:t>FORMDOBLECOMPONENT.</w:t>
+      </w:r>
+      <w:r>
+        <w:rPr>
+          <w:rFonts w:ascii="Verdana" w:hAnsi="Verdana"/>
+          <w:b/>
+          <w:sz w:val="28"/>
+          <w:szCs w:val="28"/>
+        </w:rPr>
+        <w:t>HTML</w:t>
+      </w:r>
+    </w:p>
+    <w:p>
+      <w:pPr>
+        <w:spacing w:after="0" w:line="240" w:lineRule="auto"/>
+        <w:rPr>
+          <w:rFonts w:ascii="Verdana" w:hAnsi="Verdana"/>
+          <w:sz w:val="28"/>
+          <w:szCs w:val="28"/>
+        </w:rPr>
+      </w:pPr>
+    </w:p>
+    <w:p>
+      <w:pPr>
+        <w:spacing w:after="0" w:line="240" w:lineRule="auto"/>
+        <w:rPr>
+          <w:rFonts w:ascii="Verdana" w:hAnsi="Verdana"/>
+          <w:sz w:val="28"/>
+          <w:szCs w:val="28"/>
+        </w:rPr>
+      </w:pPr>
+      <w:r>
+        <w:rPr>
+          <w:noProof/>
+          <w:lang w:eastAsia="es-ES"/>
+        </w:rPr>
+        <w:drawing>
+          <wp:inline distT="0" distB="0" distL="0" distR="0" wp14:anchorId="1C183851" wp14:editId="4B06CB88">
+            <wp:extent cx="5400040" cy="2141855"/>
+            <wp:effectExtent l="0" t="0" r="0" b="0"/>
+            <wp:docPr id="59" name="Imagen 59"/>
+            <wp:cNvGraphicFramePr>
+              <a:graphicFrameLocks xmlns:a="http://schemas.openxmlformats.org/drawingml/2006/main" noChangeAspect="1"/>
+            </wp:cNvGraphicFramePr>
+            <a:graphic xmlns:a="http://schemas.openxmlformats.org/drawingml/2006/main">
+              <a:graphicData uri="http://schemas.openxmlformats.org/drawingml/2006/picture">
+                <pic:pic xmlns:pic="http://schemas.openxmlformats.org/drawingml/2006/picture">
+                  <pic:nvPicPr>
+                    <pic:cNvPr id="1" name=""/>
+                    <pic:cNvPicPr/>
+                  </pic:nvPicPr>
+                  <pic:blipFill>
+                    <a:blip r:embed="rId64"/>
+                    <a:stretch>
+                      <a:fillRect/>
+                    </a:stretch>
+                  </pic:blipFill>
+                  <pic:spPr>
+                    <a:xfrm>
+                      <a:off x="0" y="0"/>
+                      <a:ext cx="5400040" cy="2141855"/>
+                    </a:xfrm>
+                    <a:prstGeom prst="rect">
+                      <a:avLst/>
+                    </a:prstGeom>
+                  </pic:spPr>
+                </pic:pic>
+              </a:graphicData>
+            </a:graphic>
+          </wp:inline>
+        </w:drawing>
+      </w:r>
+    </w:p>
+    <w:p>
+      <w:pPr>
+        <w:spacing w:after="0" w:line="240" w:lineRule="auto"/>
+        <w:rPr>
+          <w:rFonts w:ascii="Verdana" w:hAnsi="Verdana"/>
+          <w:sz w:val="28"/>
+          <w:szCs w:val="28"/>
+        </w:rPr>
+      </w:pPr>
+    </w:p>
+    <w:p>
+      <w:pPr>
+        <w:spacing w:after="0" w:line="240" w:lineRule="auto"/>
+        <w:rPr>
+          <w:rFonts w:ascii="Verdana" w:hAnsi="Verdana"/>
+          <w:sz w:val="28"/>
+          <w:szCs w:val="28"/>
+        </w:rPr>
+      </w:pPr>
+      <w:r>
+        <w:rPr>
+          <w:rFonts w:ascii="Verdana" w:hAnsi="Verdana"/>
+          <w:sz w:val="28"/>
+          <w:szCs w:val="28"/>
+        </w:rPr>
+        <w:t>En el siguiente ejemplo lo que necesitamos es sumar dos números.</w:t>
+      </w:r>
+    </w:p>
+    <w:p>
+      <w:pPr>
+        <w:spacing w:after="0" w:line="240" w:lineRule="auto"/>
+        <w:rPr>
+          <w:rFonts w:ascii="Verdana" w:hAnsi="Verdana"/>
+          <w:sz w:val="28"/>
+          <w:szCs w:val="28"/>
+        </w:rPr>
+      </w:pPr>
+      <w:r>
+        <w:rPr>
+          <w:rFonts w:ascii="Verdana" w:hAnsi="Verdana"/>
+          <w:sz w:val="28"/>
+          <w:szCs w:val="28"/>
+        </w:rPr>
+        <w:t>Tendremos dos cajas input para escribir un número en cada una y, al pulsar un botón, mostramos la suma de los dos números.</w:t>
+      </w:r>
+    </w:p>
+    <w:p>
+      <w:pPr>
+        <w:spacing w:after="0" w:line="240" w:lineRule="auto"/>
+        <w:rPr>
+          <w:rFonts w:ascii="Verdana" w:hAnsi="Verdana"/>
+          <w:sz w:val="28"/>
+          <w:szCs w:val="28"/>
+        </w:rPr>
+      </w:pPr>
+    </w:p>
+    <w:p>
+      <w:pPr>
+        <w:spacing w:after="0" w:line="240" w:lineRule="auto"/>
+        <w:rPr>
+          <w:rFonts w:ascii="Verdana" w:hAnsi="Verdana"/>
+          <w:b/>
+          <w:sz w:val="28"/>
+          <w:szCs w:val="28"/>
+        </w:rPr>
+      </w:pPr>
+      <w:r>
+        <w:rPr>
+          <w:rFonts w:ascii="Verdana" w:hAnsi="Verdana"/>
+          <w:sz w:val="28"/>
+          <w:szCs w:val="28"/>
+        </w:rPr>
+        <w:t xml:space="preserve">Creamos un </w:t>
+      </w:r>
+      <w:proofErr w:type="spellStart"/>
+      <w:r>
+        <w:rPr>
+          <w:rFonts w:ascii="Verdana" w:hAnsi="Verdana"/>
+          <w:sz w:val="28"/>
+          <w:szCs w:val="28"/>
+        </w:rPr>
+        <w:t>component</w:t>
+      </w:r>
+      <w:proofErr w:type="spellEnd"/>
+      <w:r>
+        <w:rPr>
+          <w:rFonts w:ascii="Verdana" w:hAnsi="Verdana"/>
+          <w:sz w:val="28"/>
+          <w:szCs w:val="28"/>
+        </w:rPr>
+        <w:t xml:space="preserve"> llamado </w:t>
+      </w:r>
+      <w:proofErr w:type="spellStart"/>
+      <w:r>
+        <w:rPr>
+          <w:rFonts w:ascii="Verdana" w:hAnsi="Verdana"/>
+          <w:b/>
+          <w:sz w:val="28"/>
+          <w:szCs w:val="28"/>
+        </w:rPr>
+        <w:t>sumarNumerosComponent</w:t>
+      </w:r>
+      <w:proofErr w:type="spellEnd"/>
+    </w:p>
+    <w:p>
+      <w:pPr>
+        <w:spacing w:after="0" w:line="240" w:lineRule="auto"/>
+        <w:rPr>
+          <w:rFonts w:ascii="Verdana" w:hAnsi="Verdana"/>
+          <w:sz w:val="28"/>
+          <w:szCs w:val="28"/>
+        </w:rPr>
+      </w:pPr>
+    </w:p>
+    <w:p>
+      <w:pPr>
         <w:spacing w:after="0" w:line="240" w:lineRule="auto"/>
         <w:rPr>
           <w:rFonts w:ascii="Verdana" w:hAnsi="Verdana"/>
@@ -20371,49 +26471,9 @@
         </w:rPr>
       </w:pPr>
     </w:p>
-    <w:p>
-      <w:pPr>
-        <w:spacing w:after="0" w:line="240" w:lineRule="auto"/>
-        <w:rPr>
-          <w:rFonts w:ascii="Verdana" w:hAnsi="Verdana"/>
-          <w:sz w:val="28"/>
-          <w:szCs w:val="28"/>
-        </w:rPr>
-      </w:pPr>
-    </w:p>
-    <w:p>
-      <w:pPr>
-        <w:spacing w:after="0" w:line="240" w:lineRule="auto"/>
-        <w:rPr>
-          <w:rFonts w:ascii="Verdana" w:hAnsi="Verdana"/>
-          <w:sz w:val="28"/>
-          <w:szCs w:val="28"/>
-        </w:rPr>
-      </w:pPr>
-    </w:p>
-    <w:p>
-      <w:pPr>
-        <w:spacing w:after="0" w:line="240" w:lineRule="auto"/>
-        <w:rPr>
-          <w:rFonts w:ascii="Verdana" w:hAnsi="Verdana"/>
-          <w:sz w:val="28"/>
-          <w:szCs w:val="28"/>
-        </w:rPr>
-      </w:pPr>
-    </w:p>
-    <w:p>
-      <w:pPr>
-        <w:spacing w:after="0" w:line="240" w:lineRule="auto"/>
-        <w:rPr>
-          <w:rFonts w:ascii="Verdana" w:hAnsi="Verdana"/>
-          <w:sz w:val="28"/>
-          <w:szCs w:val="28"/>
-        </w:rPr>
-      </w:pPr>
-    </w:p>
     <w:sectPr>
-      <w:headerReference w:type="default" r:id="rId59"/>
-      <w:footerReference w:type="default" r:id="rId60"/>
+      <w:headerReference w:type="default" r:id="rId65"/>
+      <w:footerReference w:type="default" r:id="rId66"/>
       <w:pgSz w:w="11906" w:h="16838"/>
       <w:pgMar w:top="1417" w:right="1701" w:bottom="1417" w:left="1701" w:header="708" w:footer="708" w:gutter="0"/>
       <w:cols w:space="708"/>
@@ -20480,7 +26540,7 @@
           <w:rPr>
             <w:noProof/>
           </w:rPr>
-          <w:t>30</w:t>
+          <w:t>33</w:t>
         </w:r>
         <w:r>
           <w:fldChar w:fldCharType="end"/>
@@ -22549,9 +28609,9 @@
     </w:lvl>
   </w:abstractNum>
   <w:abstractNum w:abstractNumId="21" w15:restartNumberingAfterBreak="0">
-    <w:nsid w:val="69D847AB"/>
+    <w:nsid w:val="66257646"/>
     <w:multiLevelType w:val="hybridMultilevel"/>
-    <w:tmpl w:val="050876EC"/>
+    <w:tmpl w:val="A896ED1A"/>
     <w:lvl w:ilvl="0" w:tplc="0C0A0011">
       <w:start w:val="1"/>
       <w:numFmt w:val="decimal"/>
@@ -22638,9 +28698,9 @@
     </w:lvl>
   </w:abstractNum>
   <w:abstractNum w:abstractNumId="22" w15:restartNumberingAfterBreak="0">
-    <w:nsid w:val="722E2DB9"/>
+    <w:nsid w:val="69D847AB"/>
     <w:multiLevelType w:val="hybridMultilevel"/>
-    <w:tmpl w:val="0686C0A8"/>
+    <w:tmpl w:val="050876EC"/>
     <w:lvl w:ilvl="0" w:tplc="0C0A0011">
       <w:start w:val="1"/>
       <w:numFmt w:val="decimal"/>
@@ -22727,9 +28787,9 @@
     </w:lvl>
   </w:abstractNum>
   <w:abstractNum w:abstractNumId="23" w15:restartNumberingAfterBreak="0">
-    <w:nsid w:val="7972702A"/>
+    <w:nsid w:val="722E2DB9"/>
     <w:multiLevelType w:val="hybridMultilevel"/>
-    <w:tmpl w:val="86C6C29C"/>
+    <w:tmpl w:val="0686C0A8"/>
     <w:lvl w:ilvl="0" w:tplc="0C0A0011">
       <w:start w:val="1"/>
       <w:numFmt w:val="decimal"/>
@@ -22816,9 +28876,9 @@
     </w:lvl>
   </w:abstractNum>
   <w:abstractNum w:abstractNumId="24" w15:restartNumberingAfterBreak="0">
-    <w:nsid w:val="7B1C3CC8"/>
+    <w:nsid w:val="7972702A"/>
     <w:multiLevelType w:val="hybridMultilevel"/>
-    <w:tmpl w:val="9E68726C"/>
+    <w:tmpl w:val="86C6C29C"/>
     <w:lvl w:ilvl="0" w:tplc="0C0A0011">
       <w:start w:val="1"/>
       <w:numFmt w:val="decimal"/>
@@ -22905,6 +28965,95 @@
     </w:lvl>
   </w:abstractNum>
   <w:abstractNum w:abstractNumId="25" w15:restartNumberingAfterBreak="0">
+    <w:nsid w:val="7B1C3CC8"/>
+    <w:multiLevelType w:val="hybridMultilevel"/>
+    <w:tmpl w:val="9E68726C"/>
+    <w:lvl w:ilvl="0" w:tplc="0C0A0011">
+      <w:start w:val="1"/>
+      <w:numFmt w:val="decimal"/>
+      <w:lvlText w:val="%1)"/>
+      <w:lvlJc w:val="left"/>
+      <w:pPr>
+        <w:ind w:left="720" w:hanging="360"/>
+      </w:pPr>
+      <w:rPr>
+        <w:rFonts w:hint="default"/>
+      </w:rPr>
+    </w:lvl>
+    <w:lvl w:ilvl="1" w:tplc="0C0A0019" w:tentative="1">
+      <w:start w:val="1"/>
+      <w:numFmt w:val="lowerLetter"/>
+      <w:lvlText w:val="%2."/>
+      <w:lvlJc w:val="left"/>
+      <w:pPr>
+        <w:ind w:left="1440" w:hanging="360"/>
+      </w:pPr>
+    </w:lvl>
+    <w:lvl w:ilvl="2" w:tplc="0C0A001B" w:tentative="1">
+      <w:start w:val="1"/>
+      <w:numFmt w:val="lowerRoman"/>
+      <w:lvlText w:val="%3."/>
+      <w:lvlJc w:val="right"/>
+      <w:pPr>
+        <w:ind w:left="2160" w:hanging="180"/>
+      </w:pPr>
+    </w:lvl>
+    <w:lvl w:ilvl="3" w:tplc="0C0A000F" w:tentative="1">
+      <w:start w:val="1"/>
+      <w:numFmt w:val="decimal"/>
+      <w:lvlText w:val="%4."/>
+      <w:lvlJc w:val="left"/>
+      <w:pPr>
+        <w:ind w:left="2880" w:hanging="360"/>
+      </w:pPr>
+    </w:lvl>
+    <w:lvl w:ilvl="4" w:tplc="0C0A0019" w:tentative="1">
+      <w:start w:val="1"/>
+      <w:numFmt w:val="lowerLetter"/>
+      <w:lvlText w:val="%5."/>
+      <w:lvlJc w:val="left"/>
+      <w:pPr>
+        <w:ind w:left="3600" w:hanging="360"/>
+      </w:pPr>
+    </w:lvl>
+    <w:lvl w:ilvl="5" w:tplc="0C0A001B" w:tentative="1">
+      <w:start w:val="1"/>
+      <w:numFmt w:val="lowerRoman"/>
+      <w:lvlText w:val="%6."/>
+      <w:lvlJc w:val="right"/>
+      <w:pPr>
+        <w:ind w:left="4320" w:hanging="180"/>
+      </w:pPr>
+    </w:lvl>
+    <w:lvl w:ilvl="6" w:tplc="0C0A000F" w:tentative="1">
+      <w:start w:val="1"/>
+      <w:numFmt w:val="decimal"/>
+      <w:lvlText w:val="%7."/>
+      <w:lvlJc w:val="left"/>
+      <w:pPr>
+        <w:ind w:left="5040" w:hanging="360"/>
+      </w:pPr>
+    </w:lvl>
+    <w:lvl w:ilvl="7" w:tplc="0C0A0019" w:tentative="1">
+      <w:start w:val="1"/>
+      <w:numFmt w:val="lowerLetter"/>
+      <w:lvlText w:val="%8."/>
+      <w:lvlJc w:val="left"/>
+      <w:pPr>
+        <w:ind w:left="5760" w:hanging="360"/>
+      </w:pPr>
+    </w:lvl>
+    <w:lvl w:ilvl="8" w:tplc="0C0A001B" w:tentative="1">
+      <w:start w:val="1"/>
+      <w:numFmt w:val="lowerRoman"/>
+      <w:lvlText w:val="%9."/>
+      <w:lvlJc w:val="right"/>
+      <w:pPr>
+        <w:ind w:left="6480" w:hanging="180"/>
+      </w:pPr>
+    </w:lvl>
+  </w:abstractNum>
+  <w:abstractNum w:abstractNumId="26" w15:restartNumberingAfterBreak="0">
     <w:nsid w:val="7CA34A27"/>
     <w:multiLevelType w:val="hybridMultilevel"/>
     <w:tmpl w:val="932C6376"/>
@@ -23015,7 +29164,7 @@
     <w:abstractNumId w:val="10"/>
   </w:num>
   <w:num w:numId="8">
-    <w:abstractNumId w:val="25"/>
+    <w:abstractNumId w:val="26"/>
   </w:num>
   <w:num w:numId="9">
     <w:abstractNumId w:val="15"/>
@@ -23024,7 +29173,7 @@
     <w:abstractNumId w:val="18"/>
   </w:num>
   <w:num w:numId="11">
-    <w:abstractNumId w:val="24"/>
+    <w:abstractNumId w:val="25"/>
   </w:num>
   <w:num w:numId="12">
     <w:abstractNumId w:val="14"/>
@@ -23054,7 +29203,7 @@
     <w:abstractNumId w:val="12"/>
   </w:num>
   <w:num w:numId="21">
-    <w:abstractNumId w:val="23"/>
+    <w:abstractNumId w:val="24"/>
   </w:num>
   <w:num w:numId="22">
     <w:abstractNumId w:val="3"/>
@@ -23063,12 +29212,15 @@
     <w:abstractNumId w:val="8"/>
   </w:num>
   <w:num w:numId="24">
-    <w:abstractNumId w:val="22"/>
+    <w:abstractNumId w:val="23"/>
   </w:num>
   <w:num w:numId="25">
     <w:abstractNumId w:val="7"/>
   </w:num>
   <w:num w:numId="26">
+    <w:abstractNumId w:val="22"/>
+  </w:num>
+  <w:num w:numId="27">
     <w:abstractNumId w:val="21"/>
   </w:num>
 </w:numbering>
@@ -23467,7 +29619,7 @@
   <w:style w:type="paragraph" w:default="1" w:styleId="Normal">
     <w:name w:val="Normal"/>
     <w:qFormat/>
-    <w:rsid w:val="00FA0AEA"/>
+    <w:rsid w:val="00CC7DBA"/>
   </w:style>
   <w:style w:type="paragraph" w:styleId="Ttulo1">
     <w:name w:val="heading 1"/>
@@ -24020,7 +30172,7 @@
 </file>
 
 <file path=customXml/itemProps1.xml><?xml version="1.0" encoding="utf-8"?>
-<ds:datastoreItem xmlns:ds="http://schemas.openxmlformats.org/officeDocument/2006/customXml" ds:itemID="{08A99C4D-595C-4204-887A-A5D8A1032B4C}">
+<ds:datastoreItem xmlns:ds="http://schemas.openxmlformats.org/officeDocument/2006/customXml" ds:itemID="{46983FB2-313C-4C9D-8669-14F48B3B5FBE}">
   <ds:schemaRefs>
     <ds:schemaRef ds:uri="http://schemas.openxmlformats.org/officeDocument/2006/bibliography"/>
   </ds:schemaRefs>

--- a/00 - DESARROLLO ANGULAR.docx
+++ b/00 - DESARROLLO ANGULAR.docx
@@ -26232,6 +26232,16 @@
           <w:szCs w:val="28"/>
         </w:rPr>
       </w:pPr>
+    </w:p>
+    <w:p>
+      <w:pPr>
+        <w:spacing w:after="0" w:line="240" w:lineRule="auto"/>
+        <w:rPr>
+          <w:rFonts w:ascii="Verdana" w:hAnsi="Verdana"/>
+          <w:sz w:val="28"/>
+          <w:szCs w:val="28"/>
+        </w:rPr>
+      </w:pPr>
       <w:r>
         <w:rPr>
           <w:rFonts w:ascii="Verdana" w:hAnsi="Verdana"/>
@@ -26298,6 +26308,2125 @@
         <w:t>sumarNumerosComponent</w:t>
       </w:r>
       <w:proofErr w:type="spellEnd"/>
+    </w:p>
+    <w:p>
+      <w:pPr>
+        <w:spacing w:after="0" w:line="240" w:lineRule="auto"/>
+        <w:rPr>
+          <w:rFonts w:ascii="Verdana" w:hAnsi="Verdana"/>
+          <w:sz w:val="28"/>
+          <w:szCs w:val="28"/>
+        </w:rPr>
+      </w:pPr>
+    </w:p>
+    <w:p>
+      <w:pPr>
+        <w:spacing w:after="0" w:line="240" w:lineRule="auto"/>
+        <w:rPr>
+          <w:rFonts w:ascii="Verdana" w:hAnsi="Verdana"/>
+          <w:sz w:val="28"/>
+          <w:szCs w:val="28"/>
+        </w:rPr>
+      </w:pPr>
+      <w:r>
+        <w:rPr>
+          <w:rFonts w:ascii="Verdana" w:hAnsi="Verdana"/>
+          <w:sz w:val="28"/>
+          <w:szCs w:val="28"/>
+        </w:rPr>
+        <w:t>TS:</w:t>
+      </w:r>
+    </w:p>
+    <w:p>
+      <w:pPr>
+        <w:spacing w:after="0" w:line="240" w:lineRule="auto"/>
+        <w:rPr>
+          <w:rFonts w:ascii="Verdana" w:hAnsi="Verdana"/>
+          <w:sz w:val="28"/>
+          <w:szCs w:val="28"/>
+        </w:rPr>
+      </w:pPr>
+    </w:p>
+    <w:p>
+      <w:pPr>
+        <w:pStyle w:val="Prrafodelista"/>
+        <w:numPr>
+          <w:ilvl w:val="0"/>
+          <w:numId w:val="17"/>
+        </w:numPr>
+        <w:spacing w:after="0" w:line="240" w:lineRule="auto"/>
+        <w:rPr>
+          <w:rFonts w:ascii="Verdana" w:hAnsi="Verdana"/>
+          <w:sz w:val="28"/>
+          <w:szCs w:val="28"/>
+        </w:rPr>
+      </w:pPr>
+      <w:r>
+        <w:rPr>
+          <w:rFonts w:ascii="Verdana" w:hAnsi="Verdana"/>
+          <w:sz w:val="28"/>
+          <w:szCs w:val="28"/>
+        </w:rPr>
+        <w:t xml:space="preserve">2 </w:t>
+      </w:r>
+      <w:proofErr w:type="spellStart"/>
+      <w:r>
+        <w:rPr>
+          <w:rFonts w:ascii="Verdana" w:hAnsi="Verdana"/>
+          <w:sz w:val="28"/>
+          <w:szCs w:val="28"/>
+        </w:rPr>
+        <w:t>ViewChild</w:t>
+      </w:r>
+      <w:proofErr w:type="spellEnd"/>
+      <w:r>
+        <w:rPr>
+          <w:rFonts w:ascii="Verdana" w:hAnsi="Verdana"/>
+          <w:sz w:val="28"/>
+          <w:szCs w:val="28"/>
+        </w:rPr>
+        <w:t xml:space="preserve">, suma, </w:t>
+      </w:r>
+      <w:proofErr w:type="spellStart"/>
+      <w:r>
+        <w:rPr>
+          <w:rFonts w:ascii="Verdana" w:hAnsi="Verdana"/>
+          <w:sz w:val="28"/>
+          <w:szCs w:val="28"/>
+        </w:rPr>
+        <w:t>mostrarSuma</w:t>
+      </w:r>
+      <w:proofErr w:type="spellEnd"/>
+      <w:r>
+        <w:rPr>
+          <w:rFonts w:ascii="Verdana" w:hAnsi="Verdana"/>
+          <w:sz w:val="28"/>
+          <w:szCs w:val="28"/>
+        </w:rPr>
+        <w:t>()</w:t>
+      </w:r>
+    </w:p>
+    <w:p>
+      <w:pPr>
+        <w:spacing w:after="0" w:line="240" w:lineRule="auto"/>
+        <w:rPr>
+          <w:rFonts w:ascii="Verdana" w:hAnsi="Verdana"/>
+          <w:sz w:val="28"/>
+          <w:szCs w:val="28"/>
+        </w:rPr>
+      </w:pPr>
+    </w:p>
+    <w:p>
+      <w:pPr>
+        <w:spacing w:after="0" w:line="240" w:lineRule="auto"/>
+        <w:rPr>
+          <w:rFonts w:ascii="Verdana" w:hAnsi="Verdana"/>
+          <w:sz w:val="28"/>
+          <w:szCs w:val="28"/>
+        </w:rPr>
+      </w:pPr>
+      <w:r>
+        <w:rPr>
+          <w:rFonts w:ascii="Verdana" w:hAnsi="Verdana"/>
+          <w:sz w:val="28"/>
+          <w:szCs w:val="28"/>
+        </w:rPr>
+        <w:t>HTML:</w:t>
+      </w:r>
+    </w:p>
+    <w:p>
+      <w:pPr>
+        <w:spacing w:after="0" w:line="240" w:lineRule="auto"/>
+        <w:rPr>
+          <w:rFonts w:ascii="Verdana" w:hAnsi="Verdana"/>
+          <w:sz w:val="28"/>
+          <w:szCs w:val="28"/>
+        </w:rPr>
+      </w:pPr>
+    </w:p>
+    <w:p>
+      <w:pPr>
+        <w:pStyle w:val="Prrafodelista"/>
+        <w:numPr>
+          <w:ilvl w:val="0"/>
+          <w:numId w:val="17"/>
+        </w:numPr>
+        <w:spacing w:after="0" w:line="240" w:lineRule="auto"/>
+        <w:rPr>
+          <w:rFonts w:ascii="Verdana" w:hAnsi="Verdana"/>
+          <w:sz w:val="28"/>
+          <w:szCs w:val="28"/>
+        </w:rPr>
+      </w:pPr>
+      <w:r>
+        <w:rPr>
+          <w:rFonts w:ascii="Verdana" w:hAnsi="Verdana"/>
+          <w:sz w:val="28"/>
+          <w:szCs w:val="28"/>
+        </w:rPr>
+        <w:t xml:space="preserve">2 input, </w:t>
+      </w:r>
+      <w:proofErr w:type="spellStart"/>
+      <w:r>
+        <w:rPr>
+          <w:rFonts w:ascii="Verdana" w:hAnsi="Verdana"/>
+          <w:sz w:val="28"/>
+          <w:szCs w:val="28"/>
+        </w:rPr>
+        <w:t>button</w:t>
+      </w:r>
+      <w:proofErr w:type="spellEnd"/>
+      <w:r>
+        <w:rPr>
+          <w:rFonts w:ascii="Verdana" w:hAnsi="Verdana"/>
+          <w:sz w:val="28"/>
+          <w:szCs w:val="28"/>
+        </w:rPr>
+        <w:t>, h1 para ver la suma</w:t>
+      </w:r>
+    </w:p>
+    <w:p>
+      <w:pPr>
+        <w:spacing w:after="0" w:line="240" w:lineRule="auto"/>
+        <w:rPr>
+          <w:rFonts w:ascii="Verdana" w:hAnsi="Verdana"/>
+          <w:sz w:val="28"/>
+          <w:szCs w:val="28"/>
+        </w:rPr>
+      </w:pPr>
+    </w:p>
+    <w:p>
+      <w:pPr>
+        <w:spacing w:after="0" w:line="240" w:lineRule="auto"/>
+        <w:rPr>
+          <w:rFonts w:ascii="Verdana" w:hAnsi="Verdana"/>
+          <w:b/>
+          <w:sz w:val="28"/>
+          <w:szCs w:val="28"/>
+        </w:rPr>
+      </w:pPr>
+      <w:r>
+        <w:rPr>
+          <w:rFonts w:ascii="Verdana" w:hAnsi="Verdana"/>
+          <w:b/>
+          <w:sz w:val="28"/>
+          <w:szCs w:val="28"/>
+        </w:rPr>
+        <w:t>SUMARNUMEROSCOMPONENT.TS</w:t>
+      </w:r>
+    </w:p>
+    <w:p>
+      <w:pPr>
+        <w:shd w:val="clear" w:color="auto" w:fill="FFFFFF"/>
+        <w:spacing w:after="0" w:line="240" w:lineRule="auto"/>
+        <w:rPr>
+          <w:rFonts w:ascii="Consolas" w:eastAsia="Times New Roman" w:hAnsi="Consolas" w:cs="Times New Roman"/>
+          <w:b/>
+          <w:bCs/>
+          <w:color w:val="000000"/>
+          <w:lang w:eastAsia="es-ES"/>
+        </w:rPr>
+      </w:pPr>
+      <w:proofErr w:type="spellStart"/>
+      <w:proofErr w:type="gramStart"/>
+      <w:r>
+        <w:rPr>
+          <w:rFonts w:ascii="Consolas" w:eastAsia="Times New Roman" w:hAnsi="Consolas" w:cs="Times New Roman"/>
+          <w:b/>
+          <w:bCs/>
+          <w:color w:val="F92672"/>
+          <w:lang w:eastAsia="es-ES"/>
+        </w:rPr>
+        <w:t>import</w:t>
+      </w:r>
+      <w:proofErr w:type="spellEnd"/>
+      <w:proofErr w:type="gramEnd"/>
+      <w:r>
+        <w:rPr>
+          <w:rFonts w:ascii="Consolas" w:eastAsia="Times New Roman" w:hAnsi="Consolas" w:cs="Times New Roman"/>
+          <w:b/>
+          <w:bCs/>
+          <w:color w:val="000000"/>
+          <w:lang w:eastAsia="es-ES"/>
+        </w:rPr>
+        <w:t xml:space="preserve"> { </w:t>
+      </w:r>
+      <w:proofErr w:type="spellStart"/>
+      <w:r>
+        <w:rPr>
+          <w:rFonts w:ascii="Consolas" w:eastAsia="Times New Roman" w:hAnsi="Consolas" w:cs="Times New Roman"/>
+          <w:b/>
+          <w:bCs/>
+          <w:color w:val="000000"/>
+          <w:lang w:eastAsia="es-ES"/>
+        </w:rPr>
+        <w:t>Component</w:t>
+      </w:r>
+      <w:proofErr w:type="spellEnd"/>
+      <w:r>
+        <w:rPr>
+          <w:rFonts w:ascii="Consolas" w:eastAsia="Times New Roman" w:hAnsi="Consolas" w:cs="Times New Roman"/>
+          <w:b/>
+          <w:bCs/>
+          <w:color w:val="000000"/>
+          <w:lang w:eastAsia="es-ES"/>
+        </w:rPr>
+        <w:t xml:space="preserve">, </w:t>
+      </w:r>
+      <w:proofErr w:type="spellStart"/>
+      <w:r>
+        <w:rPr>
+          <w:rFonts w:ascii="Consolas" w:eastAsia="Times New Roman" w:hAnsi="Consolas" w:cs="Times New Roman"/>
+          <w:b/>
+          <w:bCs/>
+          <w:color w:val="000000"/>
+          <w:lang w:eastAsia="es-ES"/>
+        </w:rPr>
+        <w:t>ElementRef</w:t>
+      </w:r>
+      <w:proofErr w:type="spellEnd"/>
+      <w:r>
+        <w:rPr>
+          <w:rFonts w:ascii="Consolas" w:eastAsia="Times New Roman" w:hAnsi="Consolas" w:cs="Times New Roman"/>
+          <w:b/>
+          <w:bCs/>
+          <w:color w:val="000000"/>
+          <w:lang w:eastAsia="es-ES"/>
+        </w:rPr>
+        <w:t xml:space="preserve">, </w:t>
+      </w:r>
+      <w:proofErr w:type="spellStart"/>
+      <w:r>
+        <w:rPr>
+          <w:rFonts w:ascii="Consolas" w:eastAsia="Times New Roman" w:hAnsi="Consolas" w:cs="Times New Roman"/>
+          <w:b/>
+          <w:bCs/>
+          <w:color w:val="000000"/>
+          <w:lang w:eastAsia="es-ES"/>
+        </w:rPr>
+        <w:t>ViewChild</w:t>
+      </w:r>
+      <w:proofErr w:type="spellEnd"/>
+      <w:r>
+        <w:rPr>
+          <w:rFonts w:ascii="Consolas" w:eastAsia="Times New Roman" w:hAnsi="Consolas" w:cs="Times New Roman"/>
+          <w:b/>
+          <w:bCs/>
+          <w:color w:val="000000"/>
+          <w:lang w:eastAsia="es-ES"/>
+        </w:rPr>
+        <w:t xml:space="preserve"> } </w:t>
+      </w:r>
+      <w:proofErr w:type="spellStart"/>
+      <w:r>
+        <w:rPr>
+          <w:rFonts w:ascii="Consolas" w:eastAsia="Times New Roman" w:hAnsi="Consolas" w:cs="Times New Roman"/>
+          <w:b/>
+          <w:bCs/>
+          <w:color w:val="F92672"/>
+          <w:lang w:eastAsia="es-ES"/>
+        </w:rPr>
+        <w:t>from</w:t>
+      </w:r>
+      <w:proofErr w:type="spellEnd"/>
+      <w:r>
+        <w:rPr>
+          <w:rFonts w:ascii="Consolas" w:eastAsia="Times New Roman" w:hAnsi="Consolas" w:cs="Times New Roman"/>
+          <w:b/>
+          <w:bCs/>
+          <w:color w:val="000000"/>
+          <w:lang w:eastAsia="es-ES"/>
+        </w:rPr>
+        <w:t xml:space="preserve"> </w:t>
+      </w:r>
+      <w:r>
+        <w:rPr>
+          <w:rFonts w:ascii="Consolas" w:eastAsia="Times New Roman" w:hAnsi="Consolas" w:cs="Times New Roman"/>
+          <w:b/>
+          <w:bCs/>
+          <w:color w:val="F25A00"/>
+          <w:lang w:eastAsia="es-ES"/>
+        </w:rPr>
+        <w:t>'@angular/</w:t>
+      </w:r>
+      <w:proofErr w:type="spellStart"/>
+      <w:r>
+        <w:rPr>
+          <w:rFonts w:ascii="Consolas" w:eastAsia="Times New Roman" w:hAnsi="Consolas" w:cs="Times New Roman"/>
+          <w:b/>
+          <w:bCs/>
+          <w:color w:val="F25A00"/>
+          <w:lang w:eastAsia="es-ES"/>
+        </w:rPr>
+        <w:t>core</w:t>
+      </w:r>
+      <w:proofErr w:type="spellEnd"/>
+      <w:r>
+        <w:rPr>
+          <w:rFonts w:ascii="Consolas" w:eastAsia="Times New Roman" w:hAnsi="Consolas" w:cs="Times New Roman"/>
+          <w:b/>
+          <w:bCs/>
+          <w:color w:val="F25A00"/>
+          <w:lang w:eastAsia="es-ES"/>
+        </w:rPr>
+        <w:t>'</w:t>
+      </w:r>
+      <w:r>
+        <w:rPr>
+          <w:rFonts w:ascii="Consolas" w:eastAsia="Times New Roman" w:hAnsi="Consolas" w:cs="Times New Roman"/>
+          <w:b/>
+          <w:bCs/>
+          <w:color w:val="000000"/>
+          <w:lang w:eastAsia="es-ES"/>
+        </w:rPr>
+        <w:t>;</w:t>
+      </w:r>
+    </w:p>
+    <w:p>
+      <w:pPr>
+        <w:shd w:val="clear" w:color="auto" w:fill="FFFFFF"/>
+        <w:spacing w:after="0" w:line="240" w:lineRule="auto"/>
+        <w:rPr>
+          <w:rFonts w:ascii="Consolas" w:eastAsia="Times New Roman" w:hAnsi="Consolas" w:cs="Times New Roman"/>
+          <w:b/>
+          <w:bCs/>
+          <w:color w:val="000000"/>
+          <w:lang w:eastAsia="es-ES"/>
+        </w:rPr>
+      </w:pPr>
+    </w:p>
+    <w:p>
+      <w:pPr>
+        <w:shd w:val="clear" w:color="auto" w:fill="FFFFFF"/>
+        <w:spacing w:after="0" w:line="240" w:lineRule="auto"/>
+        <w:rPr>
+          <w:rFonts w:ascii="Consolas" w:eastAsia="Times New Roman" w:hAnsi="Consolas" w:cs="Times New Roman"/>
+          <w:b/>
+          <w:bCs/>
+          <w:color w:val="000000"/>
+          <w:lang w:eastAsia="es-ES"/>
+        </w:rPr>
+      </w:pPr>
+      <w:proofErr w:type="gramStart"/>
+      <w:r>
+        <w:rPr>
+          <w:rFonts w:ascii="Consolas" w:eastAsia="Times New Roman" w:hAnsi="Consolas" w:cs="Times New Roman"/>
+          <w:b/>
+          <w:bCs/>
+          <w:color w:val="000000"/>
+          <w:lang w:eastAsia="es-ES"/>
+        </w:rPr>
+        <w:t>@</w:t>
+      </w:r>
+      <w:proofErr w:type="spellStart"/>
+      <w:r>
+        <w:rPr>
+          <w:rFonts w:ascii="Consolas" w:eastAsia="Times New Roman" w:hAnsi="Consolas" w:cs="Times New Roman"/>
+          <w:b/>
+          <w:bCs/>
+          <w:color w:val="6AAF19"/>
+          <w:lang w:eastAsia="es-ES"/>
+        </w:rPr>
+        <w:t>Component</w:t>
+      </w:r>
+      <w:proofErr w:type="spellEnd"/>
+      <w:r>
+        <w:rPr>
+          <w:rFonts w:ascii="Consolas" w:eastAsia="Times New Roman" w:hAnsi="Consolas" w:cs="Times New Roman"/>
+          <w:b/>
+          <w:bCs/>
+          <w:color w:val="000000"/>
+          <w:lang w:eastAsia="es-ES"/>
+        </w:rPr>
+        <w:t>({</w:t>
+      </w:r>
+      <w:proofErr w:type="gramEnd"/>
+    </w:p>
+    <w:p>
+      <w:pPr>
+        <w:shd w:val="clear" w:color="auto" w:fill="FFFFFF"/>
+        <w:spacing w:after="0" w:line="240" w:lineRule="auto"/>
+        <w:rPr>
+          <w:rFonts w:ascii="Consolas" w:eastAsia="Times New Roman" w:hAnsi="Consolas" w:cs="Times New Roman"/>
+          <w:b/>
+          <w:bCs/>
+          <w:color w:val="000000"/>
+          <w:lang w:eastAsia="es-ES"/>
+        </w:rPr>
+      </w:pPr>
+      <w:r>
+        <w:rPr>
+          <w:rFonts w:ascii="Consolas" w:eastAsia="Times New Roman" w:hAnsi="Consolas" w:cs="Times New Roman"/>
+          <w:b/>
+          <w:bCs/>
+          <w:color w:val="000000"/>
+          <w:lang w:eastAsia="es-ES"/>
+        </w:rPr>
+        <w:t xml:space="preserve">  </w:t>
+      </w:r>
+      <w:proofErr w:type="gramStart"/>
+      <w:r>
+        <w:rPr>
+          <w:rFonts w:ascii="Consolas" w:eastAsia="Times New Roman" w:hAnsi="Consolas" w:cs="Times New Roman"/>
+          <w:b/>
+          <w:bCs/>
+          <w:color w:val="000000"/>
+          <w:lang w:eastAsia="es-ES"/>
+        </w:rPr>
+        <w:t>selector</w:t>
+      </w:r>
+      <w:proofErr w:type="gramEnd"/>
+      <w:r>
+        <w:rPr>
+          <w:rFonts w:ascii="Consolas" w:eastAsia="Times New Roman" w:hAnsi="Consolas" w:cs="Times New Roman"/>
+          <w:b/>
+          <w:bCs/>
+          <w:color w:val="000000"/>
+          <w:lang w:eastAsia="es-ES"/>
+        </w:rPr>
+        <w:t xml:space="preserve">: </w:t>
+      </w:r>
+      <w:r>
+        <w:rPr>
+          <w:rFonts w:ascii="Consolas" w:eastAsia="Times New Roman" w:hAnsi="Consolas" w:cs="Times New Roman"/>
+          <w:b/>
+          <w:bCs/>
+          <w:color w:val="F25A00"/>
+          <w:lang w:eastAsia="es-ES"/>
+        </w:rPr>
+        <w:t>'app-sumar-</w:t>
+      </w:r>
+      <w:proofErr w:type="spellStart"/>
+      <w:r>
+        <w:rPr>
+          <w:rFonts w:ascii="Consolas" w:eastAsia="Times New Roman" w:hAnsi="Consolas" w:cs="Times New Roman"/>
+          <w:b/>
+          <w:bCs/>
+          <w:color w:val="F25A00"/>
+          <w:lang w:eastAsia="es-ES"/>
+        </w:rPr>
+        <w:t>numeros</w:t>
+      </w:r>
+      <w:proofErr w:type="spellEnd"/>
+      <w:r>
+        <w:rPr>
+          <w:rFonts w:ascii="Consolas" w:eastAsia="Times New Roman" w:hAnsi="Consolas" w:cs="Times New Roman"/>
+          <w:b/>
+          <w:bCs/>
+          <w:color w:val="F25A00"/>
+          <w:lang w:eastAsia="es-ES"/>
+        </w:rPr>
+        <w:t>-</w:t>
+      </w:r>
+      <w:proofErr w:type="spellStart"/>
+      <w:r>
+        <w:rPr>
+          <w:rFonts w:ascii="Consolas" w:eastAsia="Times New Roman" w:hAnsi="Consolas" w:cs="Times New Roman"/>
+          <w:b/>
+          <w:bCs/>
+          <w:color w:val="F25A00"/>
+          <w:lang w:eastAsia="es-ES"/>
+        </w:rPr>
+        <w:t>component</w:t>
+      </w:r>
+      <w:proofErr w:type="spellEnd"/>
+      <w:r>
+        <w:rPr>
+          <w:rFonts w:ascii="Consolas" w:eastAsia="Times New Roman" w:hAnsi="Consolas" w:cs="Times New Roman"/>
+          <w:b/>
+          <w:bCs/>
+          <w:color w:val="F25A00"/>
+          <w:lang w:eastAsia="es-ES"/>
+        </w:rPr>
+        <w:t>'</w:t>
+      </w:r>
+      <w:r>
+        <w:rPr>
+          <w:rFonts w:ascii="Consolas" w:eastAsia="Times New Roman" w:hAnsi="Consolas" w:cs="Times New Roman"/>
+          <w:b/>
+          <w:bCs/>
+          <w:color w:val="000000"/>
+          <w:lang w:eastAsia="es-ES"/>
+        </w:rPr>
+        <w:t>,</w:t>
+      </w:r>
+    </w:p>
+    <w:p>
+      <w:pPr>
+        <w:shd w:val="clear" w:color="auto" w:fill="FFFFFF"/>
+        <w:spacing w:after="0" w:line="240" w:lineRule="auto"/>
+        <w:rPr>
+          <w:rFonts w:ascii="Consolas" w:eastAsia="Times New Roman" w:hAnsi="Consolas" w:cs="Times New Roman"/>
+          <w:b/>
+          <w:bCs/>
+          <w:color w:val="000000"/>
+          <w:lang w:eastAsia="es-ES"/>
+        </w:rPr>
+      </w:pPr>
+      <w:r>
+        <w:rPr>
+          <w:rFonts w:ascii="Consolas" w:eastAsia="Times New Roman" w:hAnsi="Consolas" w:cs="Times New Roman"/>
+          <w:b/>
+          <w:bCs/>
+          <w:color w:val="000000"/>
+          <w:lang w:eastAsia="es-ES"/>
+        </w:rPr>
+        <w:t xml:space="preserve">  </w:t>
+      </w:r>
+      <w:proofErr w:type="spellStart"/>
+      <w:proofErr w:type="gramStart"/>
+      <w:r>
+        <w:rPr>
+          <w:rFonts w:ascii="Consolas" w:eastAsia="Times New Roman" w:hAnsi="Consolas" w:cs="Times New Roman"/>
+          <w:b/>
+          <w:bCs/>
+          <w:color w:val="000000"/>
+          <w:lang w:eastAsia="es-ES"/>
+        </w:rPr>
+        <w:t>standalone</w:t>
+      </w:r>
+      <w:proofErr w:type="spellEnd"/>
+      <w:proofErr w:type="gramEnd"/>
+      <w:r>
+        <w:rPr>
+          <w:rFonts w:ascii="Consolas" w:eastAsia="Times New Roman" w:hAnsi="Consolas" w:cs="Times New Roman"/>
+          <w:b/>
+          <w:bCs/>
+          <w:color w:val="000000"/>
+          <w:lang w:eastAsia="es-ES"/>
+        </w:rPr>
+        <w:t xml:space="preserve">: </w:t>
+      </w:r>
+      <w:r>
+        <w:rPr>
+          <w:rFonts w:ascii="Consolas" w:eastAsia="Times New Roman" w:hAnsi="Consolas" w:cs="Times New Roman"/>
+          <w:b/>
+          <w:bCs/>
+          <w:color w:val="AE81FF"/>
+          <w:lang w:eastAsia="es-ES"/>
+        </w:rPr>
+        <w:t>false</w:t>
+      </w:r>
+      <w:r>
+        <w:rPr>
+          <w:rFonts w:ascii="Consolas" w:eastAsia="Times New Roman" w:hAnsi="Consolas" w:cs="Times New Roman"/>
+          <w:b/>
+          <w:bCs/>
+          <w:color w:val="000000"/>
+          <w:lang w:eastAsia="es-ES"/>
+        </w:rPr>
+        <w:t>,</w:t>
+      </w:r>
+    </w:p>
+    <w:p>
+      <w:pPr>
+        <w:shd w:val="clear" w:color="auto" w:fill="FFFFFF"/>
+        <w:spacing w:after="0" w:line="240" w:lineRule="auto"/>
+        <w:rPr>
+          <w:rFonts w:ascii="Consolas" w:eastAsia="Times New Roman" w:hAnsi="Consolas" w:cs="Times New Roman"/>
+          <w:b/>
+          <w:bCs/>
+          <w:color w:val="000000"/>
+          <w:lang w:eastAsia="es-ES"/>
+        </w:rPr>
+      </w:pPr>
+      <w:r>
+        <w:rPr>
+          <w:rFonts w:ascii="Consolas" w:eastAsia="Times New Roman" w:hAnsi="Consolas" w:cs="Times New Roman"/>
+          <w:b/>
+          <w:bCs/>
+          <w:color w:val="000000"/>
+          <w:lang w:eastAsia="es-ES"/>
+        </w:rPr>
+        <w:t xml:space="preserve">  </w:t>
+      </w:r>
+      <w:proofErr w:type="spellStart"/>
+      <w:proofErr w:type="gramStart"/>
+      <w:r>
+        <w:rPr>
+          <w:rFonts w:ascii="Consolas" w:eastAsia="Times New Roman" w:hAnsi="Consolas" w:cs="Times New Roman"/>
+          <w:b/>
+          <w:bCs/>
+          <w:color w:val="000000"/>
+          <w:lang w:eastAsia="es-ES"/>
+        </w:rPr>
+        <w:t>styleUrl</w:t>
+      </w:r>
+      <w:proofErr w:type="spellEnd"/>
+      <w:proofErr w:type="gramEnd"/>
+      <w:r>
+        <w:rPr>
+          <w:rFonts w:ascii="Consolas" w:eastAsia="Times New Roman" w:hAnsi="Consolas" w:cs="Times New Roman"/>
+          <w:b/>
+          <w:bCs/>
+          <w:color w:val="000000"/>
+          <w:lang w:eastAsia="es-ES"/>
+        </w:rPr>
+        <w:t xml:space="preserve">: </w:t>
+      </w:r>
+      <w:r>
+        <w:rPr>
+          <w:rFonts w:ascii="Consolas" w:eastAsia="Times New Roman" w:hAnsi="Consolas" w:cs="Times New Roman"/>
+          <w:b/>
+          <w:bCs/>
+          <w:color w:val="F25A00"/>
+          <w:lang w:eastAsia="es-ES"/>
+        </w:rPr>
+        <w:t>'./sumar-numeros-component.css'</w:t>
+      </w:r>
+      <w:r>
+        <w:rPr>
+          <w:rFonts w:ascii="Consolas" w:eastAsia="Times New Roman" w:hAnsi="Consolas" w:cs="Times New Roman"/>
+          <w:b/>
+          <w:bCs/>
+          <w:color w:val="000000"/>
+          <w:lang w:eastAsia="es-ES"/>
+        </w:rPr>
+        <w:t>,</w:t>
+      </w:r>
+    </w:p>
+    <w:p>
+      <w:pPr>
+        <w:shd w:val="clear" w:color="auto" w:fill="FFFFFF"/>
+        <w:spacing w:after="0" w:line="240" w:lineRule="auto"/>
+        <w:rPr>
+          <w:rFonts w:ascii="Consolas" w:eastAsia="Times New Roman" w:hAnsi="Consolas" w:cs="Times New Roman"/>
+          <w:b/>
+          <w:bCs/>
+          <w:color w:val="000000"/>
+          <w:lang w:eastAsia="es-ES"/>
+        </w:rPr>
+      </w:pPr>
+      <w:r>
+        <w:rPr>
+          <w:rFonts w:ascii="Consolas" w:eastAsia="Times New Roman" w:hAnsi="Consolas" w:cs="Times New Roman"/>
+          <w:b/>
+          <w:bCs/>
+          <w:color w:val="000000"/>
+          <w:lang w:eastAsia="es-ES"/>
+        </w:rPr>
+        <w:t xml:space="preserve">  </w:t>
+      </w:r>
+      <w:proofErr w:type="spellStart"/>
+      <w:proofErr w:type="gramStart"/>
+      <w:r>
+        <w:rPr>
+          <w:rFonts w:ascii="Consolas" w:eastAsia="Times New Roman" w:hAnsi="Consolas" w:cs="Times New Roman"/>
+          <w:b/>
+          <w:bCs/>
+          <w:color w:val="000000"/>
+          <w:lang w:eastAsia="es-ES"/>
+        </w:rPr>
+        <w:t>templateUrl</w:t>
+      </w:r>
+      <w:proofErr w:type="spellEnd"/>
+      <w:proofErr w:type="gramEnd"/>
+      <w:r>
+        <w:rPr>
+          <w:rFonts w:ascii="Consolas" w:eastAsia="Times New Roman" w:hAnsi="Consolas" w:cs="Times New Roman"/>
+          <w:b/>
+          <w:bCs/>
+          <w:color w:val="000000"/>
+          <w:lang w:eastAsia="es-ES"/>
+        </w:rPr>
+        <w:t xml:space="preserve">: </w:t>
+      </w:r>
+      <w:r>
+        <w:rPr>
+          <w:rFonts w:ascii="Consolas" w:eastAsia="Times New Roman" w:hAnsi="Consolas" w:cs="Times New Roman"/>
+          <w:b/>
+          <w:bCs/>
+          <w:color w:val="F25A00"/>
+          <w:lang w:eastAsia="es-ES"/>
+        </w:rPr>
+        <w:t>'./sumar-numeros-component.html'</w:t>
+      </w:r>
+      <w:r>
+        <w:rPr>
+          <w:rFonts w:ascii="Consolas" w:eastAsia="Times New Roman" w:hAnsi="Consolas" w:cs="Times New Roman"/>
+          <w:b/>
+          <w:bCs/>
+          <w:color w:val="000000"/>
+          <w:lang w:eastAsia="es-ES"/>
+        </w:rPr>
+        <w:t>,</w:t>
+      </w:r>
+    </w:p>
+    <w:p>
+      <w:pPr>
+        <w:shd w:val="clear" w:color="auto" w:fill="FFFFFF"/>
+        <w:spacing w:after="0" w:line="240" w:lineRule="auto"/>
+        <w:rPr>
+          <w:rFonts w:ascii="Consolas" w:eastAsia="Times New Roman" w:hAnsi="Consolas" w:cs="Times New Roman"/>
+          <w:b/>
+          <w:bCs/>
+          <w:color w:val="000000"/>
+          <w:lang w:eastAsia="es-ES"/>
+        </w:rPr>
+      </w:pPr>
+      <w:r>
+        <w:rPr>
+          <w:rFonts w:ascii="Consolas" w:eastAsia="Times New Roman" w:hAnsi="Consolas" w:cs="Times New Roman"/>
+          <w:b/>
+          <w:bCs/>
+          <w:color w:val="000000"/>
+          <w:lang w:eastAsia="es-ES"/>
+        </w:rPr>
+        <w:t>})</w:t>
+      </w:r>
+    </w:p>
+    <w:p>
+      <w:pPr>
+        <w:shd w:val="clear" w:color="auto" w:fill="FFFFFF"/>
+        <w:spacing w:after="0" w:line="240" w:lineRule="auto"/>
+        <w:rPr>
+          <w:rFonts w:ascii="Consolas" w:eastAsia="Times New Roman" w:hAnsi="Consolas" w:cs="Times New Roman"/>
+          <w:b/>
+          <w:bCs/>
+          <w:color w:val="000000"/>
+          <w:lang w:eastAsia="es-ES"/>
+        </w:rPr>
+      </w:pPr>
+      <w:proofErr w:type="spellStart"/>
+      <w:proofErr w:type="gramStart"/>
+      <w:r>
+        <w:rPr>
+          <w:rFonts w:ascii="Consolas" w:eastAsia="Times New Roman" w:hAnsi="Consolas" w:cs="Times New Roman"/>
+          <w:b/>
+          <w:bCs/>
+          <w:color w:val="F92672"/>
+          <w:lang w:eastAsia="es-ES"/>
+        </w:rPr>
+        <w:t>export</w:t>
+      </w:r>
+      <w:proofErr w:type="spellEnd"/>
+      <w:proofErr w:type="gramEnd"/>
+      <w:r>
+        <w:rPr>
+          <w:rFonts w:ascii="Consolas" w:eastAsia="Times New Roman" w:hAnsi="Consolas" w:cs="Times New Roman"/>
+          <w:b/>
+          <w:bCs/>
+          <w:color w:val="000000"/>
+          <w:lang w:eastAsia="es-ES"/>
+        </w:rPr>
+        <w:t xml:space="preserve"> </w:t>
+      </w:r>
+      <w:proofErr w:type="spellStart"/>
+      <w:r>
+        <w:rPr>
+          <w:rFonts w:ascii="Consolas" w:eastAsia="Times New Roman" w:hAnsi="Consolas" w:cs="Times New Roman"/>
+          <w:b/>
+          <w:bCs/>
+          <w:i/>
+          <w:iCs/>
+          <w:color w:val="28C6E4"/>
+          <w:lang w:eastAsia="es-ES"/>
+        </w:rPr>
+        <w:t>class</w:t>
+      </w:r>
+      <w:proofErr w:type="spellEnd"/>
+      <w:r>
+        <w:rPr>
+          <w:rFonts w:ascii="Consolas" w:eastAsia="Times New Roman" w:hAnsi="Consolas" w:cs="Times New Roman"/>
+          <w:b/>
+          <w:bCs/>
+          <w:color w:val="000000"/>
+          <w:lang w:eastAsia="es-ES"/>
+        </w:rPr>
+        <w:t xml:space="preserve"> </w:t>
+      </w:r>
+      <w:proofErr w:type="spellStart"/>
+      <w:r>
+        <w:rPr>
+          <w:rFonts w:ascii="Consolas" w:eastAsia="Times New Roman" w:hAnsi="Consolas" w:cs="Times New Roman"/>
+          <w:b/>
+          <w:bCs/>
+          <w:color w:val="000000"/>
+          <w:lang w:eastAsia="es-ES"/>
+        </w:rPr>
+        <w:t>SumarNumerosComponent</w:t>
+      </w:r>
+      <w:proofErr w:type="spellEnd"/>
+      <w:r>
+        <w:rPr>
+          <w:rFonts w:ascii="Consolas" w:eastAsia="Times New Roman" w:hAnsi="Consolas" w:cs="Times New Roman"/>
+          <w:b/>
+          <w:bCs/>
+          <w:color w:val="000000"/>
+          <w:lang w:eastAsia="es-ES"/>
+        </w:rPr>
+        <w:t xml:space="preserve"> {</w:t>
+      </w:r>
+    </w:p>
+    <w:p>
+      <w:pPr>
+        <w:shd w:val="clear" w:color="auto" w:fill="FFFFFF"/>
+        <w:spacing w:after="0" w:line="240" w:lineRule="auto"/>
+        <w:rPr>
+          <w:rFonts w:ascii="Consolas" w:eastAsia="Times New Roman" w:hAnsi="Consolas" w:cs="Times New Roman"/>
+          <w:b/>
+          <w:bCs/>
+          <w:color w:val="000000"/>
+          <w:lang w:eastAsia="es-ES"/>
+        </w:rPr>
+      </w:pPr>
+      <w:r>
+        <w:rPr>
+          <w:rFonts w:ascii="Consolas" w:eastAsia="Times New Roman" w:hAnsi="Consolas" w:cs="Times New Roman"/>
+          <w:b/>
+          <w:bCs/>
+          <w:color w:val="000000"/>
+          <w:lang w:eastAsia="es-ES"/>
+        </w:rPr>
+        <w:t xml:space="preserve">  </w:t>
+      </w:r>
+      <w:r>
+        <w:rPr>
+          <w:rFonts w:ascii="Consolas" w:eastAsia="Times New Roman" w:hAnsi="Consolas" w:cs="Times New Roman"/>
+          <w:b/>
+          <w:bCs/>
+          <w:color w:val="9F9F8F"/>
+          <w:lang w:eastAsia="es-ES"/>
+        </w:rPr>
+        <w:t xml:space="preserve">//• 2 </w:t>
+      </w:r>
+      <w:proofErr w:type="spellStart"/>
+      <w:r>
+        <w:rPr>
+          <w:rFonts w:ascii="Consolas" w:eastAsia="Times New Roman" w:hAnsi="Consolas" w:cs="Times New Roman"/>
+          <w:b/>
+          <w:bCs/>
+          <w:color w:val="9F9F8F"/>
+          <w:lang w:eastAsia="es-ES"/>
+        </w:rPr>
+        <w:t>ViewChild</w:t>
+      </w:r>
+      <w:proofErr w:type="spellEnd"/>
+      <w:r>
+        <w:rPr>
+          <w:rFonts w:ascii="Consolas" w:eastAsia="Times New Roman" w:hAnsi="Consolas" w:cs="Times New Roman"/>
+          <w:b/>
+          <w:bCs/>
+          <w:color w:val="9F9F8F"/>
+          <w:lang w:eastAsia="es-ES"/>
+        </w:rPr>
+        <w:t xml:space="preserve">, suma, </w:t>
+      </w:r>
+      <w:proofErr w:type="spellStart"/>
+      <w:proofErr w:type="gramStart"/>
+      <w:r>
+        <w:rPr>
+          <w:rFonts w:ascii="Consolas" w:eastAsia="Times New Roman" w:hAnsi="Consolas" w:cs="Times New Roman"/>
+          <w:b/>
+          <w:bCs/>
+          <w:color w:val="9F9F8F"/>
+          <w:lang w:eastAsia="es-ES"/>
+        </w:rPr>
+        <w:t>mostrarSuma</w:t>
+      </w:r>
+      <w:proofErr w:type="spellEnd"/>
+      <w:r>
+        <w:rPr>
+          <w:rFonts w:ascii="Consolas" w:eastAsia="Times New Roman" w:hAnsi="Consolas" w:cs="Times New Roman"/>
+          <w:b/>
+          <w:bCs/>
+          <w:color w:val="9F9F8F"/>
+          <w:lang w:eastAsia="es-ES"/>
+        </w:rPr>
+        <w:t>()</w:t>
+      </w:r>
+      <w:proofErr w:type="gramEnd"/>
+    </w:p>
+    <w:p>
+      <w:pPr>
+        <w:shd w:val="clear" w:color="auto" w:fill="FFFFFF"/>
+        <w:spacing w:after="0" w:line="240" w:lineRule="auto"/>
+        <w:rPr>
+          <w:rFonts w:ascii="Consolas" w:eastAsia="Times New Roman" w:hAnsi="Consolas" w:cs="Times New Roman"/>
+          <w:b/>
+          <w:bCs/>
+          <w:color w:val="000000"/>
+          <w:lang w:eastAsia="es-ES"/>
+        </w:rPr>
+      </w:pPr>
+      <w:r>
+        <w:rPr>
+          <w:rFonts w:ascii="Consolas" w:eastAsia="Times New Roman" w:hAnsi="Consolas" w:cs="Times New Roman"/>
+          <w:b/>
+          <w:bCs/>
+          <w:color w:val="000000"/>
+          <w:lang w:eastAsia="es-ES"/>
+        </w:rPr>
+        <w:t xml:space="preserve">  </w:t>
+      </w:r>
+      <w:proofErr w:type="gramStart"/>
+      <w:r>
+        <w:rPr>
+          <w:rFonts w:ascii="Consolas" w:eastAsia="Times New Roman" w:hAnsi="Consolas" w:cs="Times New Roman"/>
+          <w:b/>
+          <w:bCs/>
+          <w:color w:val="000000"/>
+          <w:lang w:eastAsia="es-ES"/>
+        </w:rPr>
+        <w:t>@</w:t>
+      </w:r>
+      <w:proofErr w:type="spellStart"/>
+      <w:r>
+        <w:rPr>
+          <w:rFonts w:ascii="Consolas" w:eastAsia="Times New Roman" w:hAnsi="Consolas" w:cs="Times New Roman"/>
+          <w:b/>
+          <w:bCs/>
+          <w:color w:val="6AAF19"/>
+          <w:lang w:eastAsia="es-ES"/>
+        </w:rPr>
+        <w:t>ViewChild</w:t>
+      </w:r>
+      <w:proofErr w:type="spellEnd"/>
+      <w:r>
+        <w:rPr>
+          <w:rFonts w:ascii="Consolas" w:eastAsia="Times New Roman" w:hAnsi="Consolas" w:cs="Times New Roman"/>
+          <w:b/>
+          <w:bCs/>
+          <w:color w:val="000000"/>
+          <w:lang w:eastAsia="es-ES"/>
+        </w:rPr>
+        <w:t>(</w:t>
+      </w:r>
+      <w:proofErr w:type="gramEnd"/>
+      <w:r>
+        <w:rPr>
+          <w:rFonts w:ascii="Consolas" w:eastAsia="Times New Roman" w:hAnsi="Consolas" w:cs="Times New Roman"/>
+          <w:b/>
+          <w:bCs/>
+          <w:color w:val="F25A00"/>
+          <w:lang w:eastAsia="es-ES"/>
+        </w:rPr>
+        <w:t>"cajanumero1"</w:t>
+      </w:r>
+      <w:r>
+        <w:rPr>
+          <w:rFonts w:ascii="Consolas" w:eastAsia="Times New Roman" w:hAnsi="Consolas" w:cs="Times New Roman"/>
+          <w:b/>
+          <w:bCs/>
+          <w:color w:val="000000"/>
+          <w:lang w:eastAsia="es-ES"/>
+        </w:rPr>
+        <w:t>) cajanumero1</w:t>
+      </w:r>
+      <w:r>
+        <w:rPr>
+          <w:rFonts w:ascii="Consolas" w:eastAsia="Times New Roman" w:hAnsi="Consolas" w:cs="Times New Roman"/>
+          <w:b/>
+          <w:bCs/>
+          <w:color w:val="F92672"/>
+          <w:lang w:eastAsia="es-ES"/>
+        </w:rPr>
+        <w:t>!:</w:t>
+      </w:r>
+      <w:r>
+        <w:rPr>
+          <w:rFonts w:ascii="Consolas" w:eastAsia="Times New Roman" w:hAnsi="Consolas" w:cs="Times New Roman"/>
+          <w:b/>
+          <w:bCs/>
+          <w:color w:val="000000"/>
+          <w:lang w:eastAsia="es-ES"/>
+        </w:rPr>
+        <w:t xml:space="preserve"> </w:t>
+      </w:r>
+      <w:proofErr w:type="spellStart"/>
+      <w:r>
+        <w:rPr>
+          <w:rFonts w:ascii="Consolas" w:eastAsia="Times New Roman" w:hAnsi="Consolas" w:cs="Times New Roman"/>
+          <w:b/>
+          <w:bCs/>
+          <w:color w:val="000000"/>
+          <w:lang w:eastAsia="es-ES"/>
+        </w:rPr>
+        <w:t>ElementRef</w:t>
+      </w:r>
+      <w:proofErr w:type="spellEnd"/>
+      <w:r>
+        <w:rPr>
+          <w:rFonts w:ascii="Consolas" w:eastAsia="Times New Roman" w:hAnsi="Consolas" w:cs="Times New Roman"/>
+          <w:b/>
+          <w:bCs/>
+          <w:color w:val="000000"/>
+          <w:lang w:eastAsia="es-ES"/>
+        </w:rPr>
+        <w:t>;</w:t>
+      </w:r>
+    </w:p>
+    <w:p>
+      <w:pPr>
+        <w:shd w:val="clear" w:color="auto" w:fill="FFFFFF"/>
+        <w:spacing w:after="0" w:line="240" w:lineRule="auto"/>
+        <w:rPr>
+          <w:rFonts w:ascii="Consolas" w:eastAsia="Times New Roman" w:hAnsi="Consolas" w:cs="Times New Roman"/>
+          <w:b/>
+          <w:bCs/>
+          <w:color w:val="000000"/>
+          <w:lang w:eastAsia="es-ES"/>
+        </w:rPr>
+      </w:pPr>
+      <w:r>
+        <w:rPr>
+          <w:rFonts w:ascii="Consolas" w:eastAsia="Times New Roman" w:hAnsi="Consolas" w:cs="Times New Roman"/>
+          <w:b/>
+          <w:bCs/>
+          <w:color w:val="000000"/>
+          <w:lang w:eastAsia="es-ES"/>
+        </w:rPr>
+        <w:lastRenderedPageBreak/>
+        <w:t xml:space="preserve">  </w:t>
+      </w:r>
+      <w:proofErr w:type="gramStart"/>
+      <w:r>
+        <w:rPr>
+          <w:rFonts w:ascii="Consolas" w:eastAsia="Times New Roman" w:hAnsi="Consolas" w:cs="Times New Roman"/>
+          <w:b/>
+          <w:bCs/>
+          <w:color w:val="000000"/>
+          <w:lang w:eastAsia="es-ES"/>
+        </w:rPr>
+        <w:t>@</w:t>
+      </w:r>
+      <w:proofErr w:type="spellStart"/>
+      <w:r>
+        <w:rPr>
+          <w:rFonts w:ascii="Consolas" w:eastAsia="Times New Roman" w:hAnsi="Consolas" w:cs="Times New Roman"/>
+          <w:b/>
+          <w:bCs/>
+          <w:color w:val="6AAF19"/>
+          <w:lang w:eastAsia="es-ES"/>
+        </w:rPr>
+        <w:t>ViewChild</w:t>
+      </w:r>
+      <w:proofErr w:type="spellEnd"/>
+      <w:r>
+        <w:rPr>
+          <w:rFonts w:ascii="Consolas" w:eastAsia="Times New Roman" w:hAnsi="Consolas" w:cs="Times New Roman"/>
+          <w:b/>
+          <w:bCs/>
+          <w:color w:val="000000"/>
+          <w:lang w:eastAsia="es-ES"/>
+        </w:rPr>
+        <w:t>(</w:t>
+      </w:r>
+      <w:proofErr w:type="gramEnd"/>
+      <w:r>
+        <w:rPr>
+          <w:rFonts w:ascii="Consolas" w:eastAsia="Times New Roman" w:hAnsi="Consolas" w:cs="Times New Roman"/>
+          <w:b/>
+          <w:bCs/>
+          <w:color w:val="F25A00"/>
+          <w:lang w:eastAsia="es-ES"/>
+        </w:rPr>
+        <w:t>"cajanumero2"</w:t>
+      </w:r>
+      <w:r>
+        <w:rPr>
+          <w:rFonts w:ascii="Consolas" w:eastAsia="Times New Roman" w:hAnsi="Consolas" w:cs="Times New Roman"/>
+          <w:b/>
+          <w:bCs/>
+          <w:color w:val="000000"/>
+          <w:lang w:eastAsia="es-ES"/>
+        </w:rPr>
+        <w:t>) cajanumero2</w:t>
+      </w:r>
+      <w:r>
+        <w:rPr>
+          <w:rFonts w:ascii="Consolas" w:eastAsia="Times New Roman" w:hAnsi="Consolas" w:cs="Times New Roman"/>
+          <w:b/>
+          <w:bCs/>
+          <w:color w:val="F92672"/>
+          <w:lang w:eastAsia="es-ES"/>
+        </w:rPr>
+        <w:t>!:</w:t>
+      </w:r>
+      <w:r>
+        <w:rPr>
+          <w:rFonts w:ascii="Consolas" w:eastAsia="Times New Roman" w:hAnsi="Consolas" w:cs="Times New Roman"/>
+          <w:b/>
+          <w:bCs/>
+          <w:color w:val="000000"/>
+          <w:lang w:eastAsia="es-ES"/>
+        </w:rPr>
+        <w:t xml:space="preserve"> </w:t>
+      </w:r>
+      <w:proofErr w:type="spellStart"/>
+      <w:r>
+        <w:rPr>
+          <w:rFonts w:ascii="Consolas" w:eastAsia="Times New Roman" w:hAnsi="Consolas" w:cs="Times New Roman"/>
+          <w:b/>
+          <w:bCs/>
+          <w:color w:val="000000"/>
+          <w:lang w:eastAsia="es-ES"/>
+        </w:rPr>
+        <w:t>ElementRef</w:t>
+      </w:r>
+      <w:proofErr w:type="spellEnd"/>
+      <w:r>
+        <w:rPr>
+          <w:rFonts w:ascii="Consolas" w:eastAsia="Times New Roman" w:hAnsi="Consolas" w:cs="Times New Roman"/>
+          <w:b/>
+          <w:bCs/>
+          <w:color w:val="000000"/>
+          <w:lang w:eastAsia="es-ES"/>
+        </w:rPr>
+        <w:t>;</w:t>
+      </w:r>
+    </w:p>
+    <w:p>
+      <w:pPr>
+        <w:shd w:val="clear" w:color="auto" w:fill="FFFFFF"/>
+        <w:spacing w:after="0" w:line="240" w:lineRule="auto"/>
+        <w:rPr>
+          <w:rFonts w:ascii="Consolas" w:eastAsia="Times New Roman" w:hAnsi="Consolas" w:cs="Times New Roman"/>
+          <w:b/>
+          <w:bCs/>
+          <w:color w:val="000000"/>
+          <w:lang w:eastAsia="es-ES"/>
+        </w:rPr>
+      </w:pPr>
+      <w:r>
+        <w:rPr>
+          <w:rFonts w:ascii="Consolas" w:eastAsia="Times New Roman" w:hAnsi="Consolas" w:cs="Times New Roman"/>
+          <w:b/>
+          <w:bCs/>
+          <w:color w:val="000000"/>
+          <w:lang w:eastAsia="es-ES"/>
+        </w:rPr>
+        <w:t xml:space="preserve">  </w:t>
+      </w:r>
+      <w:proofErr w:type="gramStart"/>
+      <w:r>
+        <w:rPr>
+          <w:rFonts w:ascii="Consolas" w:eastAsia="Times New Roman" w:hAnsi="Consolas" w:cs="Times New Roman"/>
+          <w:b/>
+          <w:bCs/>
+          <w:color w:val="000000"/>
+          <w:lang w:eastAsia="es-ES"/>
+        </w:rPr>
+        <w:t>suma</w:t>
+      </w:r>
+      <w:proofErr w:type="gramEnd"/>
+      <w:r>
+        <w:rPr>
+          <w:rFonts w:ascii="Consolas" w:eastAsia="Times New Roman" w:hAnsi="Consolas" w:cs="Times New Roman"/>
+          <w:b/>
+          <w:bCs/>
+          <w:color w:val="F92672"/>
+          <w:lang w:eastAsia="es-ES"/>
+        </w:rPr>
+        <w:t>:</w:t>
+      </w:r>
+      <w:r>
+        <w:rPr>
+          <w:rFonts w:ascii="Consolas" w:eastAsia="Times New Roman" w:hAnsi="Consolas" w:cs="Times New Roman"/>
+          <w:b/>
+          <w:bCs/>
+          <w:color w:val="000000"/>
+          <w:lang w:eastAsia="es-ES"/>
+        </w:rPr>
+        <w:t xml:space="preserve"> </w:t>
+      </w:r>
+      <w:proofErr w:type="spellStart"/>
+      <w:r>
+        <w:rPr>
+          <w:rFonts w:ascii="Consolas" w:eastAsia="Times New Roman" w:hAnsi="Consolas" w:cs="Times New Roman"/>
+          <w:b/>
+          <w:bCs/>
+          <w:i/>
+          <w:iCs/>
+          <w:color w:val="28C6E4"/>
+          <w:lang w:eastAsia="es-ES"/>
+        </w:rPr>
+        <w:t>number</w:t>
+      </w:r>
+      <w:proofErr w:type="spellEnd"/>
+      <w:r>
+        <w:rPr>
+          <w:rFonts w:ascii="Consolas" w:eastAsia="Times New Roman" w:hAnsi="Consolas" w:cs="Times New Roman"/>
+          <w:b/>
+          <w:bCs/>
+          <w:color w:val="000000"/>
+          <w:lang w:eastAsia="es-ES"/>
+        </w:rPr>
+        <w:t>;</w:t>
+      </w:r>
+    </w:p>
+    <w:p>
+      <w:pPr>
+        <w:shd w:val="clear" w:color="auto" w:fill="FFFFFF"/>
+        <w:spacing w:after="0" w:line="240" w:lineRule="auto"/>
+        <w:rPr>
+          <w:rFonts w:ascii="Consolas" w:eastAsia="Times New Roman" w:hAnsi="Consolas" w:cs="Times New Roman"/>
+          <w:b/>
+          <w:bCs/>
+          <w:color w:val="000000"/>
+          <w:lang w:eastAsia="es-ES"/>
+        </w:rPr>
+      </w:pPr>
+    </w:p>
+    <w:p>
+      <w:pPr>
+        <w:shd w:val="clear" w:color="auto" w:fill="FFFFFF"/>
+        <w:spacing w:after="0" w:line="240" w:lineRule="auto"/>
+        <w:rPr>
+          <w:rFonts w:ascii="Consolas" w:eastAsia="Times New Roman" w:hAnsi="Consolas" w:cs="Times New Roman"/>
+          <w:b/>
+          <w:bCs/>
+          <w:color w:val="000000"/>
+          <w:lang w:eastAsia="es-ES"/>
+        </w:rPr>
+      </w:pPr>
+      <w:r>
+        <w:rPr>
+          <w:rFonts w:ascii="Consolas" w:eastAsia="Times New Roman" w:hAnsi="Consolas" w:cs="Times New Roman"/>
+          <w:b/>
+          <w:bCs/>
+          <w:color w:val="000000"/>
+          <w:lang w:eastAsia="es-ES"/>
+        </w:rPr>
+        <w:t xml:space="preserve">  </w:t>
+      </w:r>
+      <w:proofErr w:type="spellStart"/>
+      <w:proofErr w:type="gramStart"/>
+      <w:r>
+        <w:rPr>
+          <w:rFonts w:ascii="Consolas" w:eastAsia="Times New Roman" w:hAnsi="Consolas" w:cs="Times New Roman"/>
+          <w:b/>
+          <w:bCs/>
+          <w:color w:val="6AAF19"/>
+          <w:lang w:eastAsia="es-ES"/>
+        </w:rPr>
+        <w:t>mostrarSuma</w:t>
+      </w:r>
+      <w:proofErr w:type="spellEnd"/>
+      <w:proofErr w:type="gramEnd"/>
+      <w:r>
+        <w:rPr>
+          <w:rFonts w:ascii="Consolas" w:eastAsia="Times New Roman" w:hAnsi="Consolas" w:cs="Times New Roman"/>
+          <w:b/>
+          <w:bCs/>
+          <w:color w:val="000000"/>
+          <w:lang w:eastAsia="es-ES"/>
+        </w:rPr>
+        <w:t>()</w:t>
+      </w:r>
+      <w:r>
+        <w:rPr>
+          <w:rFonts w:ascii="Consolas" w:eastAsia="Times New Roman" w:hAnsi="Consolas" w:cs="Times New Roman"/>
+          <w:b/>
+          <w:bCs/>
+          <w:color w:val="F92672"/>
+          <w:lang w:eastAsia="es-ES"/>
+        </w:rPr>
+        <w:t>:</w:t>
+      </w:r>
+      <w:r>
+        <w:rPr>
+          <w:rFonts w:ascii="Consolas" w:eastAsia="Times New Roman" w:hAnsi="Consolas" w:cs="Times New Roman"/>
+          <w:b/>
+          <w:bCs/>
+          <w:color w:val="000000"/>
+          <w:lang w:eastAsia="es-ES"/>
+        </w:rPr>
+        <w:t xml:space="preserve"> </w:t>
+      </w:r>
+      <w:proofErr w:type="spellStart"/>
+      <w:r>
+        <w:rPr>
+          <w:rFonts w:ascii="Consolas" w:eastAsia="Times New Roman" w:hAnsi="Consolas" w:cs="Times New Roman"/>
+          <w:b/>
+          <w:bCs/>
+          <w:i/>
+          <w:iCs/>
+          <w:color w:val="28C6E4"/>
+          <w:lang w:eastAsia="es-ES"/>
+        </w:rPr>
+        <w:t>void</w:t>
+      </w:r>
+      <w:proofErr w:type="spellEnd"/>
+      <w:r>
+        <w:rPr>
+          <w:rFonts w:ascii="Consolas" w:eastAsia="Times New Roman" w:hAnsi="Consolas" w:cs="Times New Roman"/>
+          <w:b/>
+          <w:bCs/>
+          <w:color w:val="000000"/>
+          <w:lang w:eastAsia="es-ES"/>
+        </w:rPr>
+        <w:t xml:space="preserve"> {</w:t>
+      </w:r>
+    </w:p>
+    <w:p>
+      <w:pPr>
+        <w:shd w:val="clear" w:color="auto" w:fill="FFFFFF"/>
+        <w:spacing w:after="0" w:line="240" w:lineRule="auto"/>
+        <w:rPr>
+          <w:rFonts w:ascii="Consolas" w:eastAsia="Times New Roman" w:hAnsi="Consolas" w:cs="Times New Roman"/>
+          <w:b/>
+          <w:bCs/>
+          <w:color w:val="000000"/>
+          <w:lang w:eastAsia="es-ES"/>
+        </w:rPr>
+      </w:pPr>
+      <w:r>
+        <w:rPr>
+          <w:rFonts w:ascii="Consolas" w:eastAsia="Times New Roman" w:hAnsi="Consolas" w:cs="Times New Roman"/>
+          <w:b/>
+          <w:bCs/>
+          <w:color w:val="000000"/>
+          <w:lang w:eastAsia="es-ES"/>
+        </w:rPr>
+        <w:t xml:space="preserve">    </w:t>
+      </w:r>
+      <w:r>
+        <w:rPr>
+          <w:rFonts w:ascii="Consolas" w:eastAsia="Times New Roman" w:hAnsi="Consolas" w:cs="Times New Roman"/>
+          <w:b/>
+          <w:bCs/>
+          <w:color w:val="9F9F8F"/>
+          <w:lang w:eastAsia="es-ES"/>
+        </w:rPr>
+        <w:t xml:space="preserve">//que queremos hacer </w:t>
+      </w:r>
+      <w:proofErr w:type="spellStart"/>
+      <w:r>
+        <w:rPr>
+          <w:rFonts w:ascii="Consolas" w:eastAsia="Times New Roman" w:hAnsi="Consolas" w:cs="Times New Roman"/>
+          <w:b/>
+          <w:bCs/>
+          <w:color w:val="9F9F8F"/>
+          <w:lang w:eastAsia="es-ES"/>
+        </w:rPr>
+        <w:t>aqui</w:t>
+      </w:r>
+      <w:proofErr w:type="spellEnd"/>
+      <w:r>
+        <w:rPr>
+          <w:rFonts w:ascii="Consolas" w:eastAsia="Times New Roman" w:hAnsi="Consolas" w:cs="Times New Roman"/>
+          <w:b/>
+          <w:bCs/>
+          <w:color w:val="9F9F8F"/>
+          <w:lang w:eastAsia="es-ES"/>
+        </w:rPr>
+        <w:t>?</w:t>
+      </w:r>
+    </w:p>
+    <w:p>
+      <w:pPr>
+        <w:shd w:val="clear" w:color="auto" w:fill="FFFFFF"/>
+        <w:spacing w:after="0" w:line="240" w:lineRule="auto"/>
+        <w:rPr>
+          <w:rFonts w:ascii="Consolas" w:eastAsia="Times New Roman" w:hAnsi="Consolas" w:cs="Times New Roman"/>
+          <w:b/>
+          <w:bCs/>
+          <w:color w:val="000000"/>
+          <w:lang w:eastAsia="es-ES"/>
+        </w:rPr>
+      </w:pPr>
+      <w:r>
+        <w:rPr>
+          <w:rFonts w:ascii="Consolas" w:eastAsia="Times New Roman" w:hAnsi="Consolas" w:cs="Times New Roman"/>
+          <w:b/>
+          <w:bCs/>
+          <w:color w:val="000000"/>
+          <w:lang w:eastAsia="es-ES"/>
+        </w:rPr>
+        <w:t xml:space="preserve">    </w:t>
+      </w:r>
+      <w:r>
+        <w:rPr>
+          <w:rFonts w:ascii="Consolas" w:eastAsia="Times New Roman" w:hAnsi="Consolas" w:cs="Times New Roman"/>
+          <w:b/>
+          <w:bCs/>
+          <w:color w:val="9F9F8F"/>
+          <w:lang w:eastAsia="es-ES"/>
+        </w:rPr>
+        <w:t xml:space="preserve">//quiero sumar cada </w:t>
+      </w:r>
+      <w:proofErr w:type="spellStart"/>
+      <w:r>
+        <w:rPr>
+          <w:rFonts w:ascii="Consolas" w:eastAsia="Times New Roman" w:hAnsi="Consolas" w:cs="Times New Roman"/>
+          <w:b/>
+          <w:bCs/>
+          <w:color w:val="9F9F8F"/>
+          <w:lang w:eastAsia="es-ES"/>
+        </w:rPr>
+        <w:t>numero</w:t>
+      </w:r>
+      <w:proofErr w:type="spellEnd"/>
+      <w:r>
+        <w:rPr>
+          <w:rFonts w:ascii="Consolas" w:eastAsia="Times New Roman" w:hAnsi="Consolas" w:cs="Times New Roman"/>
+          <w:b/>
+          <w:bCs/>
+          <w:color w:val="9F9F8F"/>
+          <w:lang w:eastAsia="es-ES"/>
+        </w:rPr>
+        <w:t xml:space="preserve"> que tengo en las cajas</w:t>
+      </w:r>
+    </w:p>
+    <w:p>
+      <w:pPr>
+        <w:shd w:val="clear" w:color="auto" w:fill="FFFFFF"/>
+        <w:spacing w:after="0" w:line="240" w:lineRule="auto"/>
+        <w:rPr>
+          <w:rFonts w:ascii="Consolas" w:eastAsia="Times New Roman" w:hAnsi="Consolas" w:cs="Times New Roman"/>
+          <w:b/>
+          <w:bCs/>
+          <w:color w:val="000000"/>
+          <w:lang w:eastAsia="es-ES"/>
+        </w:rPr>
+      </w:pPr>
+      <w:r>
+        <w:rPr>
+          <w:rFonts w:ascii="Consolas" w:eastAsia="Times New Roman" w:hAnsi="Consolas" w:cs="Times New Roman"/>
+          <w:b/>
+          <w:bCs/>
+          <w:color w:val="000000"/>
+          <w:lang w:eastAsia="es-ES"/>
+        </w:rPr>
+        <w:t xml:space="preserve">    </w:t>
+      </w:r>
+      <w:r>
+        <w:rPr>
+          <w:rFonts w:ascii="Consolas" w:eastAsia="Times New Roman" w:hAnsi="Consolas" w:cs="Times New Roman"/>
+          <w:b/>
+          <w:bCs/>
+          <w:color w:val="9F9F8F"/>
+          <w:lang w:eastAsia="es-ES"/>
+        </w:rPr>
+        <w:t xml:space="preserve">//recuperar cada </w:t>
+      </w:r>
+      <w:proofErr w:type="spellStart"/>
+      <w:r>
+        <w:rPr>
+          <w:rFonts w:ascii="Consolas" w:eastAsia="Times New Roman" w:hAnsi="Consolas" w:cs="Times New Roman"/>
+          <w:b/>
+          <w:bCs/>
+          <w:color w:val="9F9F8F"/>
+          <w:lang w:eastAsia="es-ES"/>
+        </w:rPr>
+        <w:t>numero</w:t>
+      </w:r>
+      <w:proofErr w:type="spellEnd"/>
+      <w:r>
+        <w:rPr>
+          <w:rFonts w:ascii="Consolas" w:eastAsia="Times New Roman" w:hAnsi="Consolas" w:cs="Times New Roman"/>
+          <w:b/>
+          <w:bCs/>
+          <w:color w:val="9F9F8F"/>
+          <w:lang w:eastAsia="es-ES"/>
+        </w:rPr>
+        <w:t xml:space="preserve"> de cada caja</w:t>
+      </w:r>
+    </w:p>
+    <w:p>
+      <w:pPr>
+        <w:shd w:val="clear" w:color="auto" w:fill="FFFFFF"/>
+        <w:spacing w:after="0" w:line="240" w:lineRule="auto"/>
+        <w:rPr>
+          <w:rFonts w:ascii="Consolas" w:eastAsia="Times New Roman" w:hAnsi="Consolas" w:cs="Times New Roman"/>
+          <w:b/>
+          <w:bCs/>
+          <w:color w:val="000000"/>
+          <w:lang w:eastAsia="es-ES"/>
+        </w:rPr>
+      </w:pPr>
+      <w:r>
+        <w:rPr>
+          <w:rFonts w:ascii="Consolas" w:eastAsia="Times New Roman" w:hAnsi="Consolas" w:cs="Times New Roman"/>
+          <w:b/>
+          <w:bCs/>
+          <w:color w:val="000000"/>
+          <w:lang w:eastAsia="es-ES"/>
+        </w:rPr>
+        <w:t xml:space="preserve">    </w:t>
+      </w:r>
+      <w:r>
+        <w:rPr>
+          <w:rFonts w:ascii="Consolas" w:eastAsia="Times New Roman" w:hAnsi="Consolas" w:cs="Times New Roman"/>
+          <w:b/>
+          <w:bCs/>
+          <w:color w:val="9F9F8F"/>
+          <w:lang w:eastAsia="es-ES"/>
+        </w:rPr>
+        <w:t xml:space="preserve">//como son </w:t>
+      </w:r>
+      <w:proofErr w:type="spellStart"/>
+      <w:r>
+        <w:rPr>
+          <w:rFonts w:ascii="Consolas" w:eastAsia="Times New Roman" w:hAnsi="Consolas" w:cs="Times New Roman"/>
+          <w:b/>
+          <w:bCs/>
+          <w:color w:val="9F9F8F"/>
+          <w:lang w:eastAsia="es-ES"/>
+        </w:rPr>
+        <w:t>numeros</w:t>
+      </w:r>
+      <w:proofErr w:type="spellEnd"/>
+      <w:r>
+        <w:rPr>
+          <w:rFonts w:ascii="Consolas" w:eastAsia="Times New Roman" w:hAnsi="Consolas" w:cs="Times New Roman"/>
+          <w:b/>
+          <w:bCs/>
+          <w:color w:val="9F9F8F"/>
+          <w:lang w:eastAsia="es-ES"/>
+        </w:rPr>
+        <w:t>, tenemos que convertir</w:t>
+      </w:r>
+    </w:p>
+    <w:p>
+      <w:pPr>
+        <w:shd w:val="clear" w:color="auto" w:fill="FFFFFF"/>
+        <w:spacing w:after="0" w:line="240" w:lineRule="auto"/>
+        <w:rPr>
+          <w:rFonts w:ascii="Consolas" w:eastAsia="Times New Roman" w:hAnsi="Consolas" w:cs="Times New Roman"/>
+          <w:b/>
+          <w:bCs/>
+          <w:color w:val="000000"/>
+          <w:lang w:eastAsia="es-ES"/>
+        </w:rPr>
+      </w:pPr>
+      <w:r>
+        <w:rPr>
+          <w:rFonts w:ascii="Consolas" w:eastAsia="Times New Roman" w:hAnsi="Consolas" w:cs="Times New Roman"/>
+          <w:b/>
+          <w:bCs/>
+          <w:color w:val="000000"/>
+          <w:lang w:eastAsia="es-ES"/>
+        </w:rPr>
+        <w:t xml:space="preserve">    </w:t>
+      </w:r>
+      <w:proofErr w:type="spellStart"/>
+      <w:proofErr w:type="gramStart"/>
+      <w:r>
+        <w:rPr>
+          <w:rFonts w:ascii="Consolas" w:eastAsia="Times New Roman" w:hAnsi="Consolas" w:cs="Times New Roman"/>
+          <w:b/>
+          <w:bCs/>
+          <w:i/>
+          <w:iCs/>
+          <w:color w:val="28C6E4"/>
+          <w:lang w:eastAsia="es-ES"/>
+        </w:rPr>
+        <w:t>let</w:t>
+      </w:r>
+      <w:proofErr w:type="spellEnd"/>
+      <w:proofErr w:type="gramEnd"/>
+      <w:r>
+        <w:rPr>
+          <w:rFonts w:ascii="Consolas" w:eastAsia="Times New Roman" w:hAnsi="Consolas" w:cs="Times New Roman"/>
+          <w:b/>
+          <w:bCs/>
+          <w:color w:val="000000"/>
+          <w:lang w:eastAsia="es-ES"/>
+        </w:rPr>
+        <w:t xml:space="preserve"> numero1 </w:t>
+      </w:r>
+      <w:r>
+        <w:rPr>
+          <w:rFonts w:ascii="Consolas" w:eastAsia="Times New Roman" w:hAnsi="Consolas" w:cs="Times New Roman"/>
+          <w:b/>
+          <w:bCs/>
+          <w:color w:val="F92672"/>
+          <w:lang w:eastAsia="es-ES"/>
+        </w:rPr>
+        <w:t>=</w:t>
+      </w:r>
+      <w:r>
+        <w:rPr>
+          <w:rFonts w:ascii="Consolas" w:eastAsia="Times New Roman" w:hAnsi="Consolas" w:cs="Times New Roman"/>
+          <w:b/>
+          <w:bCs/>
+          <w:color w:val="000000"/>
+          <w:lang w:eastAsia="es-ES"/>
+        </w:rPr>
+        <w:t xml:space="preserve"> </w:t>
+      </w:r>
+      <w:proofErr w:type="spellStart"/>
+      <w:r>
+        <w:rPr>
+          <w:rFonts w:ascii="Consolas" w:eastAsia="Times New Roman" w:hAnsi="Consolas" w:cs="Times New Roman"/>
+          <w:b/>
+          <w:bCs/>
+          <w:color w:val="6AAF19"/>
+          <w:lang w:eastAsia="es-ES"/>
+        </w:rPr>
+        <w:t>parseInt</w:t>
+      </w:r>
+      <w:proofErr w:type="spellEnd"/>
+      <w:r>
+        <w:rPr>
+          <w:rFonts w:ascii="Consolas" w:eastAsia="Times New Roman" w:hAnsi="Consolas" w:cs="Times New Roman"/>
+          <w:b/>
+          <w:bCs/>
+          <w:color w:val="000000"/>
+          <w:lang w:eastAsia="es-ES"/>
+        </w:rPr>
+        <w:t>(</w:t>
+      </w:r>
+      <w:r>
+        <w:rPr>
+          <w:rFonts w:ascii="Consolas" w:eastAsia="Times New Roman" w:hAnsi="Consolas" w:cs="Times New Roman"/>
+          <w:b/>
+          <w:bCs/>
+          <w:i/>
+          <w:iCs/>
+          <w:color w:val="FD971F"/>
+          <w:lang w:eastAsia="es-ES"/>
+        </w:rPr>
+        <w:t>this</w:t>
+      </w:r>
+      <w:r>
+        <w:rPr>
+          <w:rFonts w:ascii="Consolas" w:eastAsia="Times New Roman" w:hAnsi="Consolas" w:cs="Times New Roman"/>
+          <w:b/>
+          <w:bCs/>
+          <w:color w:val="000000"/>
+          <w:lang w:eastAsia="es-ES"/>
+        </w:rPr>
+        <w:t>.cajanumero1.nativeElement.value);</w:t>
+      </w:r>
+    </w:p>
+    <w:p>
+      <w:pPr>
+        <w:shd w:val="clear" w:color="auto" w:fill="FFFFFF"/>
+        <w:spacing w:after="0" w:line="240" w:lineRule="auto"/>
+        <w:rPr>
+          <w:rFonts w:ascii="Consolas" w:eastAsia="Times New Roman" w:hAnsi="Consolas" w:cs="Times New Roman"/>
+          <w:b/>
+          <w:bCs/>
+          <w:color w:val="000000"/>
+          <w:lang w:eastAsia="es-ES"/>
+        </w:rPr>
+      </w:pPr>
+      <w:r>
+        <w:rPr>
+          <w:rFonts w:ascii="Consolas" w:eastAsia="Times New Roman" w:hAnsi="Consolas" w:cs="Times New Roman"/>
+          <w:b/>
+          <w:bCs/>
+          <w:color w:val="000000"/>
+          <w:lang w:eastAsia="es-ES"/>
+        </w:rPr>
+        <w:t xml:space="preserve">    </w:t>
+      </w:r>
+      <w:proofErr w:type="spellStart"/>
+      <w:proofErr w:type="gramStart"/>
+      <w:r>
+        <w:rPr>
+          <w:rFonts w:ascii="Consolas" w:eastAsia="Times New Roman" w:hAnsi="Consolas" w:cs="Times New Roman"/>
+          <w:b/>
+          <w:bCs/>
+          <w:i/>
+          <w:iCs/>
+          <w:color w:val="28C6E4"/>
+          <w:lang w:eastAsia="es-ES"/>
+        </w:rPr>
+        <w:t>let</w:t>
+      </w:r>
+      <w:proofErr w:type="spellEnd"/>
+      <w:proofErr w:type="gramEnd"/>
+      <w:r>
+        <w:rPr>
+          <w:rFonts w:ascii="Consolas" w:eastAsia="Times New Roman" w:hAnsi="Consolas" w:cs="Times New Roman"/>
+          <w:b/>
+          <w:bCs/>
+          <w:color w:val="000000"/>
+          <w:lang w:eastAsia="es-ES"/>
+        </w:rPr>
+        <w:t xml:space="preserve"> numero2 </w:t>
+      </w:r>
+      <w:r>
+        <w:rPr>
+          <w:rFonts w:ascii="Consolas" w:eastAsia="Times New Roman" w:hAnsi="Consolas" w:cs="Times New Roman"/>
+          <w:b/>
+          <w:bCs/>
+          <w:color w:val="F92672"/>
+          <w:lang w:eastAsia="es-ES"/>
+        </w:rPr>
+        <w:t>=</w:t>
+      </w:r>
+      <w:r>
+        <w:rPr>
+          <w:rFonts w:ascii="Consolas" w:eastAsia="Times New Roman" w:hAnsi="Consolas" w:cs="Times New Roman"/>
+          <w:b/>
+          <w:bCs/>
+          <w:color w:val="000000"/>
+          <w:lang w:eastAsia="es-ES"/>
+        </w:rPr>
+        <w:t xml:space="preserve"> </w:t>
+      </w:r>
+      <w:proofErr w:type="spellStart"/>
+      <w:r>
+        <w:rPr>
+          <w:rFonts w:ascii="Consolas" w:eastAsia="Times New Roman" w:hAnsi="Consolas" w:cs="Times New Roman"/>
+          <w:b/>
+          <w:bCs/>
+          <w:color w:val="6AAF19"/>
+          <w:lang w:eastAsia="es-ES"/>
+        </w:rPr>
+        <w:t>parseInt</w:t>
+      </w:r>
+      <w:proofErr w:type="spellEnd"/>
+      <w:r>
+        <w:rPr>
+          <w:rFonts w:ascii="Consolas" w:eastAsia="Times New Roman" w:hAnsi="Consolas" w:cs="Times New Roman"/>
+          <w:b/>
+          <w:bCs/>
+          <w:color w:val="000000"/>
+          <w:lang w:eastAsia="es-ES"/>
+        </w:rPr>
+        <w:t>(</w:t>
+      </w:r>
+      <w:r>
+        <w:rPr>
+          <w:rFonts w:ascii="Consolas" w:eastAsia="Times New Roman" w:hAnsi="Consolas" w:cs="Times New Roman"/>
+          <w:b/>
+          <w:bCs/>
+          <w:i/>
+          <w:iCs/>
+          <w:color w:val="FD971F"/>
+          <w:lang w:eastAsia="es-ES"/>
+        </w:rPr>
+        <w:t>this</w:t>
+      </w:r>
+      <w:r>
+        <w:rPr>
+          <w:rFonts w:ascii="Consolas" w:eastAsia="Times New Roman" w:hAnsi="Consolas" w:cs="Times New Roman"/>
+          <w:b/>
+          <w:bCs/>
+          <w:color w:val="000000"/>
+          <w:lang w:eastAsia="es-ES"/>
+        </w:rPr>
+        <w:t>.cajanumero2.nativeElement.value);</w:t>
+      </w:r>
+    </w:p>
+    <w:p>
+      <w:pPr>
+        <w:shd w:val="clear" w:color="auto" w:fill="FFFFFF"/>
+        <w:spacing w:after="0" w:line="240" w:lineRule="auto"/>
+        <w:rPr>
+          <w:rFonts w:ascii="Consolas" w:eastAsia="Times New Roman" w:hAnsi="Consolas" w:cs="Times New Roman"/>
+          <w:b/>
+          <w:bCs/>
+          <w:color w:val="000000"/>
+          <w:lang w:eastAsia="es-ES"/>
+        </w:rPr>
+      </w:pPr>
+      <w:r>
+        <w:rPr>
+          <w:rFonts w:ascii="Consolas" w:eastAsia="Times New Roman" w:hAnsi="Consolas" w:cs="Times New Roman"/>
+          <w:b/>
+          <w:bCs/>
+          <w:color w:val="000000"/>
+          <w:lang w:eastAsia="es-ES"/>
+        </w:rPr>
+        <w:t xml:space="preserve">    </w:t>
+      </w:r>
+      <w:proofErr w:type="spellStart"/>
+      <w:r>
+        <w:rPr>
+          <w:rFonts w:ascii="Consolas" w:eastAsia="Times New Roman" w:hAnsi="Consolas" w:cs="Times New Roman"/>
+          <w:b/>
+          <w:bCs/>
+          <w:i/>
+          <w:iCs/>
+          <w:color w:val="FD971F"/>
+          <w:lang w:eastAsia="es-ES"/>
+        </w:rPr>
+        <w:t>this</w:t>
+      </w:r>
+      <w:r>
+        <w:rPr>
+          <w:rFonts w:ascii="Consolas" w:eastAsia="Times New Roman" w:hAnsi="Consolas" w:cs="Times New Roman"/>
+          <w:b/>
+          <w:bCs/>
+          <w:color w:val="000000"/>
+          <w:lang w:eastAsia="es-ES"/>
+        </w:rPr>
+        <w:t>.suma</w:t>
+      </w:r>
+      <w:proofErr w:type="spellEnd"/>
+      <w:r>
+        <w:rPr>
+          <w:rFonts w:ascii="Consolas" w:eastAsia="Times New Roman" w:hAnsi="Consolas" w:cs="Times New Roman"/>
+          <w:b/>
+          <w:bCs/>
+          <w:color w:val="000000"/>
+          <w:lang w:eastAsia="es-ES"/>
+        </w:rPr>
+        <w:t xml:space="preserve"> </w:t>
+      </w:r>
+      <w:r>
+        <w:rPr>
+          <w:rFonts w:ascii="Consolas" w:eastAsia="Times New Roman" w:hAnsi="Consolas" w:cs="Times New Roman"/>
+          <w:b/>
+          <w:bCs/>
+          <w:color w:val="F92672"/>
+          <w:lang w:eastAsia="es-ES"/>
+        </w:rPr>
+        <w:t>=</w:t>
+      </w:r>
+      <w:r>
+        <w:rPr>
+          <w:rFonts w:ascii="Consolas" w:eastAsia="Times New Roman" w:hAnsi="Consolas" w:cs="Times New Roman"/>
+          <w:b/>
+          <w:bCs/>
+          <w:color w:val="000000"/>
+          <w:lang w:eastAsia="es-ES"/>
+        </w:rPr>
+        <w:t xml:space="preserve"> numero1 </w:t>
+      </w:r>
+      <w:r>
+        <w:rPr>
+          <w:rFonts w:ascii="Consolas" w:eastAsia="Times New Roman" w:hAnsi="Consolas" w:cs="Times New Roman"/>
+          <w:b/>
+          <w:bCs/>
+          <w:color w:val="F92672"/>
+          <w:lang w:eastAsia="es-ES"/>
+        </w:rPr>
+        <w:t>+</w:t>
+      </w:r>
+      <w:r>
+        <w:rPr>
+          <w:rFonts w:ascii="Consolas" w:eastAsia="Times New Roman" w:hAnsi="Consolas" w:cs="Times New Roman"/>
+          <w:b/>
+          <w:bCs/>
+          <w:color w:val="000000"/>
+          <w:lang w:eastAsia="es-ES"/>
+        </w:rPr>
+        <w:t xml:space="preserve"> numero2;</w:t>
+      </w:r>
+    </w:p>
+    <w:p>
+      <w:pPr>
+        <w:shd w:val="clear" w:color="auto" w:fill="FFFFFF"/>
+        <w:spacing w:after="0" w:line="240" w:lineRule="auto"/>
+        <w:rPr>
+          <w:rFonts w:ascii="Consolas" w:eastAsia="Times New Roman" w:hAnsi="Consolas" w:cs="Times New Roman"/>
+          <w:b/>
+          <w:bCs/>
+          <w:color w:val="000000"/>
+          <w:lang w:eastAsia="es-ES"/>
+        </w:rPr>
+      </w:pPr>
+      <w:r>
+        <w:rPr>
+          <w:rFonts w:ascii="Consolas" w:eastAsia="Times New Roman" w:hAnsi="Consolas" w:cs="Times New Roman"/>
+          <w:b/>
+          <w:bCs/>
+          <w:color w:val="000000"/>
+          <w:lang w:eastAsia="es-ES"/>
+        </w:rPr>
+        <w:t>  }</w:t>
+      </w:r>
+    </w:p>
+    <w:p>
+      <w:pPr>
+        <w:shd w:val="clear" w:color="auto" w:fill="FFFFFF"/>
+        <w:spacing w:after="0" w:line="240" w:lineRule="auto"/>
+        <w:rPr>
+          <w:rFonts w:ascii="Consolas" w:eastAsia="Times New Roman" w:hAnsi="Consolas" w:cs="Times New Roman"/>
+          <w:b/>
+          <w:bCs/>
+          <w:color w:val="000000"/>
+          <w:lang w:eastAsia="es-ES"/>
+        </w:rPr>
+      </w:pPr>
+    </w:p>
+    <w:p>
+      <w:pPr>
+        <w:shd w:val="clear" w:color="auto" w:fill="FFFFFF"/>
+        <w:spacing w:after="0" w:line="240" w:lineRule="auto"/>
+        <w:rPr>
+          <w:rFonts w:ascii="Consolas" w:eastAsia="Times New Roman" w:hAnsi="Consolas" w:cs="Times New Roman"/>
+          <w:b/>
+          <w:bCs/>
+          <w:color w:val="000000"/>
+          <w:lang w:eastAsia="es-ES"/>
+        </w:rPr>
+      </w:pPr>
+      <w:r>
+        <w:rPr>
+          <w:rFonts w:ascii="Consolas" w:eastAsia="Times New Roman" w:hAnsi="Consolas" w:cs="Times New Roman"/>
+          <w:b/>
+          <w:bCs/>
+          <w:color w:val="000000"/>
+          <w:lang w:eastAsia="es-ES"/>
+        </w:rPr>
+        <w:t xml:space="preserve">  </w:t>
+      </w:r>
+      <w:proofErr w:type="gramStart"/>
+      <w:r>
+        <w:rPr>
+          <w:rFonts w:ascii="Consolas" w:eastAsia="Times New Roman" w:hAnsi="Consolas" w:cs="Times New Roman"/>
+          <w:b/>
+          <w:bCs/>
+          <w:i/>
+          <w:iCs/>
+          <w:color w:val="28C6E4"/>
+          <w:lang w:eastAsia="es-ES"/>
+        </w:rPr>
+        <w:t>constructor</w:t>
+      </w:r>
+      <w:proofErr w:type="gramEnd"/>
+      <w:r>
+        <w:rPr>
+          <w:rFonts w:ascii="Consolas" w:eastAsia="Times New Roman" w:hAnsi="Consolas" w:cs="Times New Roman"/>
+          <w:b/>
+          <w:bCs/>
+          <w:color w:val="000000"/>
+          <w:lang w:eastAsia="es-ES"/>
+        </w:rPr>
+        <w:t>(){</w:t>
+      </w:r>
+    </w:p>
+    <w:p>
+      <w:pPr>
+        <w:shd w:val="clear" w:color="auto" w:fill="FFFFFF"/>
+        <w:spacing w:after="0" w:line="240" w:lineRule="auto"/>
+        <w:rPr>
+          <w:rFonts w:ascii="Consolas" w:eastAsia="Times New Roman" w:hAnsi="Consolas" w:cs="Times New Roman"/>
+          <w:b/>
+          <w:bCs/>
+          <w:color w:val="000000"/>
+          <w:lang w:eastAsia="es-ES"/>
+        </w:rPr>
+      </w:pPr>
+      <w:r>
+        <w:rPr>
+          <w:rFonts w:ascii="Consolas" w:eastAsia="Times New Roman" w:hAnsi="Consolas" w:cs="Times New Roman"/>
+          <w:b/>
+          <w:bCs/>
+          <w:color w:val="000000"/>
+          <w:lang w:eastAsia="es-ES"/>
+        </w:rPr>
+        <w:t xml:space="preserve">    </w:t>
+      </w:r>
+      <w:proofErr w:type="spellStart"/>
+      <w:r>
+        <w:rPr>
+          <w:rFonts w:ascii="Consolas" w:eastAsia="Times New Roman" w:hAnsi="Consolas" w:cs="Times New Roman"/>
+          <w:b/>
+          <w:bCs/>
+          <w:i/>
+          <w:iCs/>
+          <w:color w:val="FD971F"/>
+          <w:lang w:eastAsia="es-ES"/>
+        </w:rPr>
+        <w:t>this</w:t>
+      </w:r>
+      <w:r>
+        <w:rPr>
+          <w:rFonts w:ascii="Consolas" w:eastAsia="Times New Roman" w:hAnsi="Consolas" w:cs="Times New Roman"/>
+          <w:b/>
+          <w:bCs/>
+          <w:color w:val="000000"/>
+          <w:lang w:eastAsia="es-ES"/>
+        </w:rPr>
+        <w:t>.suma</w:t>
+      </w:r>
+      <w:proofErr w:type="spellEnd"/>
+      <w:r>
+        <w:rPr>
+          <w:rFonts w:ascii="Consolas" w:eastAsia="Times New Roman" w:hAnsi="Consolas" w:cs="Times New Roman"/>
+          <w:b/>
+          <w:bCs/>
+          <w:color w:val="000000"/>
+          <w:lang w:eastAsia="es-ES"/>
+        </w:rPr>
+        <w:t xml:space="preserve"> </w:t>
+      </w:r>
+      <w:r>
+        <w:rPr>
+          <w:rFonts w:ascii="Consolas" w:eastAsia="Times New Roman" w:hAnsi="Consolas" w:cs="Times New Roman"/>
+          <w:b/>
+          <w:bCs/>
+          <w:color w:val="F92672"/>
+          <w:lang w:eastAsia="es-ES"/>
+        </w:rPr>
+        <w:t>=</w:t>
+      </w:r>
+      <w:r>
+        <w:rPr>
+          <w:rFonts w:ascii="Consolas" w:eastAsia="Times New Roman" w:hAnsi="Consolas" w:cs="Times New Roman"/>
+          <w:b/>
+          <w:bCs/>
+          <w:color w:val="000000"/>
+          <w:lang w:eastAsia="es-ES"/>
+        </w:rPr>
+        <w:t xml:space="preserve"> </w:t>
+      </w:r>
+      <w:r>
+        <w:rPr>
+          <w:rFonts w:ascii="Consolas" w:eastAsia="Times New Roman" w:hAnsi="Consolas" w:cs="Times New Roman"/>
+          <w:b/>
+          <w:bCs/>
+          <w:color w:val="AE81FF"/>
+          <w:lang w:eastAsia="es-ES"/>
+        </w:rPr>
+        <w:t>0</w:t>
+      </w:r>
+      <w:r>
+        <w:rPr>
+          <w:rFonts w:ascii="Consolas" w:eastAsia="Times New Roman" w:hAnsi="Consolas" w:cs="Times New Roman"/>
+          <w:b/>
+          <w:bCs/>
+          <w:color w:val="000000"/>
+          <w:lang w:eastAsia="es-ES"/>
+        </w:rPr>
+        <w:t>;</w:t>
+      </w:r>
+    </w:p>
+    <w:p>
+      <w:pPr>
+        <w:shd w:val="clear" w:color="auto" w:fill="FFFFFF"/>
+        <w:spacing w:after="0" w:line="240" w:lineRule="auto"/>
+        <w:rPr>
+          <w:rFonts w:ascii="Consolas" w:eastAsia="Times New Roman" w:hAnsi="Consolas" w:cs="Times New Roman"/>
+          <w:b/>
+          <w:bCs/>
+          <w:color w:val="000000"/>
+          <w:lang w:eastAsia="es-ES"/>
+        </w:rPr>
+      </w:pPr>
+      <w:r>
+        <w:rPr>
+          <w:rFonts w:ascii="Consolas" w:eastAsia="Times New Roman" w:hAnsi="Consolas" w:cs="Times New Roman"/>
+          <w:b/>
+          <w:bCs/>
+          <w:color w:val="000000"/>
+          <w:lang w:eastAsia="es-ES"/>
+        </w:rPr>
+        <w:t>  }</w:t>
+      </w:r>
+    </w:p>
+    <w:p>
+      <w:pPr>
+        <w:shd w:val="clear" w:color="auto" w:fill="FFFFFF"/>
+        <w:spacing w:after="0" w:line="240" w:lineRule="auto"/>
+        <w:rPr>
+          <w:rFonts w:ascii="Consolas" w:eastAsia="Times New Roman" w:hAnsi="Consolas" w:cs="Times New Roman"/>
+          <w:b/>
+          <w:bCs/>
+          <w:color w:val="000000"/>
+          <w:lang w:eastAsia="es-ES"/>
+        </w:rPr>
+      </w:pPr>
+      <w:r>
+        <w:rPr>
+          <w:rFonts w:ascii="Consolas" w:eastAsia="Times New Roman" w:hAnsi="Consolas" w:cs="Times New Roman"/>
+          <w:b/>
+          <w:bCs/>
+          <w:color w:val="000000"/>
+          <w:lang w:eastAsia="es-ES"/>
+        </w:rPr>
+        <w:t>}</w:t>
+      </w:r>
     </w:p>
     <w:p>
       <w:pPr>
@@ -26320,36 +28449,6 @@
       </w:pPr>
       <w:bookmarkStart w:id="0" w:name="_GoBack"/>
       <w:bookmarkEnd w:id="0"/>
-    </w:p>
-    <w:p>
-      <w:pPr>
-        <w:spacing w:after="0" w:line="240" w:lineRule="auto"/>
-        <w:rPr>
-          <w:rFonts w:ascii="Verdana" w:hAnsi="Verdana"/>
-          <w:sz w:val="28"/>
-          <w:szCs w:val="28"/>
-        </w:rPr>
-      </w:pPr>
-    </w:p>
-    <w:p>
-      <w:pPr>
-        <w:spacing w:after="0" w:line="240" w:lineRule="auto"/>
-        <w:rPr>
-          <w:rFonts w:ascii="Verdana" w:hAnsi="Verdana"/>
-          <w:sz w:val="28"/>
-          <w:szCs w:val="28"/>
-        </w:rPr>
-      </w:pPr>
-    </w:p>
-    <w:p>
-      <w:pPr>
-        <w:spacing w:after="0" w:line="240" w:lineRule="auto"/>
-        <w:rPr>
-          <w:rFonts w:ascii="Verdana" w:hAnsi="Verdana"/>
-          <w:sz w:val="28"/>
-          <w:szCs w:val="28"/>
-        </w:rPr>
-      </w:pPr>
     </w:p>
     <w:p>
       <w:pPr>
@@ -26540,7 +28639,7 @@
           <w:rPr>
             <w:noProof/>
           </w:rPr>
-          <w:t>33</w:t>
+          <w:t>35</w:t>
         </w:r>
         <w:r>
           <w:fldChar w:fldCharType="end"/>
@@ -30172,7 +32271,7 @@
 </file>
 
 <file path=customXml/itemProps1.xml><?xml version="1.0" encoding="utf-8"?>
-<ds:datastoreItem xmlns:ds="http://schemas.openxmlformats.org/officeDocument/2006/customXml" ds:itemID="{46983FB2-313C-4C9D-8669-14F48B3B5FBE}">
+<ds:datastoreItem xmlns:ds="http://schemas.openxmlformats.org/officeDocument/2006/customXml" ds:itemID="{D2F05457-6072-4785-9CBA-B909F25364C1}">
   <ds:schemaRefs>
     <ds:schemaRef ds:uri="http://schemas.openxmlformats.org/officeDocument/2006/bibliography"/>
   </ds:schemaRefs>

--- a/00 - DESARROLLO ANGULAR.docx
+++ b/00 - DESARROLLO ANGULAR.docx
@@ -26122,16 +26122,7 @@
           <w:szCs w:val="28"/>
         </w:rPr>
         <w:lastRenderedPageBreak/>
-        <w:t>FORMDOBLECOMPONENT.</w:t>
-      </w:r>
-      <w:r>
-        <w:rPr>
-          <w:rFonts w:ascii="Verdana" w:hAnsi="Verdana"/>
-          <w:b/>
-          <w:sz w:val="28"/>
-          <w:szCs w:val="28"/>
-        </w:rPr>
-        <w:t>HTML</w:t>
+        <w:t>FORMDOBLECOMPONENT.HTML</w:t>
       </w:r>
     </w:p>
     <w:p>
@@ -28447,6 +28438,203 @@
           <w:szCs w:val="28"/>
         </w:rPr>
       </w:pPr>
+      <w:r>
+        <w:rPr>
+          <w:rFonts w:ascii="Verdana" w:hAnsi="Verdana"/>
+          <w:sz w:val="28"/>
+          <w:szCs w:val="28"/>
+        </w:rPr>
+        <w:t>En el siguiente ejemplo, vamos a pedir en una caja un nombre.</w:t>
+      </w:r>
+    </w:p>
+    <w:p>
+      <w:pPr>
+        <w:spacing w:after="0" w:line="240" w:lineRule="auto"/>
+        <w:rPr>
+          <w:rFonts w:ascii="Verdana" w:hAnsi="Verdana"/>
+          <w:sz w:val="28"/>
+          <w:szCs w:val="28"/>
+        </w:rPr>
+      </w:pPr>
+    </w:p>
+    <w:p>
+      <w:pPr>
+        <w:spacing w:after="0" w:line="240" w:lineRule="auto"/>
+        <w:rPr>
+          <w:rFonts w:ascii="Verdana" w:hAnsi="Verdana"/>
+          <w:sz w:val="28"/>
+          <w:szCs w:val="28"/>
+        </w:rPr>
+      </w:pPr>
+      <w:r>
+        <w:rPr>
+          <w:rFonts w:ascii="Verdana" w:hAnsi="Verdana"/>
+          <w:sz w:val="28"/>
+          <w:szCs w:val="28"/>
+        </w:rPr>
+        <w:t xml:space="preserve">Combinaremos </w:t>
+      </w:r>
+      <w:proofErr w:type="spellStart"/>
+      <w:r>
+        <w:rPr>
+          <w:rFonts w:ascii="Verdana" w:hAnsi="Verdana"/>
+          <w:sz w:val="28"/>
+          <w:szCs w:val="28"/>
+        </w:rPr>
+        <w:t>Array</w:t>
+      </w:r>
+      <w:proofErr w:type="spellEnd"/>
+      <w:r>
+        <w:rPr>
+          <w:rFonts w:ascii="Verdana" w:hAnsi="Verdana"/>
+          <w:sz w:val="28"/>
+          <w:szCs w:val="28"/>
+        </w:rPr>
+        <w:t xml:space="preserve"> con formularios.</w:t>
+      </w:r>
+    </w:p>
+    <w:p>
+      <w:pPr>
+        <w:spacing w:after="0" w:line="240" w:lineRule="auto"/>
+        <w:rPr>
+          <w:rFonts w:ascii="Verdana" w:hAnsi="Verdana"/>
+          <w:sz w:val="28"/>
+          <w:szCs w:val="28"/>
+        </w:rPr>
+      </w:pPr>
+      <w:r>
+        <w:rPr>
+          <w:rFonts w:ascii="Verdana" w:hAnsi="Verdana"/>
+          <w:sz w:val="28"/>
+          <w:szCs w:val="28"/>
+        </w:rPr>
+        <w:t xml:space="preserve">Cuando pulsemos, mostraremos el nombre y almacenaremos su valor en un </w:t>
+      </w:r>
+      <w:proofErr w:type="spellStart"/>
+      <w:r>
+        <w:rPr>
+          <w:rFonts w:ascii="Verdana" w:hAnsi="Verdana"/>
+          <w:sz w:val="28"/>
+          <w:szCs w:val="28"/>
+        </w:rPr>
+        <w:t>Array</w:t>
+      </w:r>
+      <w:proofErr w:type="spellEnd"/>
+      <w:r>
+        <w:rPr>
+          <w:rFonts w:ascii="Verdana" w:hAnsi="Verdana"/>
+          <w:sz w:val="28"/>
+          <w:szCs w:val="28"/>
+        </w:rPr>
+        <w:t>.</w:t>
+      </w:r>
+    </w:p>
+    <w:p>
+      <w:pPr>
+        <w:spacing w:after="0" w:line="240" w:lineRule="auto"/>
+        <w:rPr>
+          <w:rFonts w:ascii="Verdana" w:hAnsi="Verdana"/>
+          <w:sz w:val="28"/>
+          <w:szCs w:val="28"/>
+        </w:rPr>
+      </w:pPr>
+    </w:p>
+    <w:p>
+      <w:pPr>
+        <w:spacing w:after="0" w:line="240" w:lineRule="auto"/>
+        <w:rPr>
+          <w:rFonts w:ascii="Verdana" w:hAnsi="Verdana"/>
+          <w:sz w:val="28"/>
+          <w:szCs w:val="28"/>
+        </w:rPr>
+      </w:pPr>
+      <w:r>
+        <w:rPr>
+          <w:rFonts w:ascii="Verdana" w:hAnsi="Verdana"/>
+          <w:sz w:val="28"/>
+          <w:szCs w:val="28"/>
+        </w:rPr>
+        <w:t xml:space="preserve">Cada vez que vayamos pulsando, se irá dibujando el nuevo nombre en el </w:t>
+      </w:r>
+      <w:proofErr w:type="spellStart"/>
+      <w:r>
+        <w:rPr>
+          <w:rFonts w:ascii="Verdana" w:hAnsi="Verdana"/>
+          <w:sz w:val="28"/>
+          <w:szCs w:val="28"/>
+        </w:rPr>
+        <w:t>Array</w:t>
+      </w:r>
+      <w:proofErr w:type="spellEnd"/>
+      <w:r>
+        <w:rPr>
+          <w:rFonts w:ascii="Verdana" w:hAnsi="Verdana"/>
+          <w:sz w:val="28"/>
+          <w:szCs w:val="28"/>
+        </w:rPr>
+        <w:t>.</w:t>
+      </w:r>
+    </w:p>
+    <w:p>
+      <w:pPr>
+        <w:spacing w:after="0" w:line="240" w:lineRule="auto"/>
+        <w:rPr>
+          <w:rFonts w:ascii="Verdana" w:hAnsi="Verdana"/>
+          <w:sz w:val="28"/>
+          <w:szCs w:val="28"/>
+        </w:rPr>
+      </w:pPr>
+    </w:p>
+    <w:p>
+      <w:pPr>
+        <w:spacing w:after="0" w:line="240" w:lineRule="auto"/>
+        <w:rPr>
+          <w:rFonts w:ascii="Verdana" w:hAnsi="Verdana"/>
+          <w:sz w:val="28"/>
+          <w:szCs w:val="28"/>
+        </w:rPr>
+      </w:pPr>
+      <w:r>
+        <w:rPr>
+          <w:noProof/>
+          <w:lang w:eastAsia="es-ES"/>
+        </w:rPr>
+        <w:drawing>
+          <wp:inline distT="0" distB="0" distL="0" distR="0" wp14:anchorId="6F96992D" wp14:editId="682485ED">
+            <wp:extent cx="5400040" cy="2500630"/>
+            <wp:effectExtent l="0" t="0" r="0" b="0"/>
+            <wp:docPr id="60" name="Imagen 60"/>
+            <wp:cNvGraphicFramePr>
+              <a:graphicFrameLocks xmlns:a="http://schemas.openxmlformats.org/drawingml/2006/main" noChangeAspect="1"/>
+            </wp:cNvGraphicFramePr>
+            <a:graphic xmlns:a="http://schemas.openxmlformats.org/drawingml/2006/main">
+              <a:graphicData uri="http://schemas.openxmlformats.org/drawingml/2006/picture">
+                <pic:pic xmlns:pic="http://schemas.openxmlformats.org/drawingml/2006/picture">
+                  <pic:nvPicPr>
+                    <pic:cNvPr id="1" name=""/>
+                    <pic:cNvPicPr/>
+                  </pic:nvPicPr>
+                  <pic:blipFill>
+                    <a:blip r:embed="rId65"/>
+                    <a:stretch>
+                      <a:fillRect/>
+                    </a:stretch>
+                  </pic:blipFill>
+                  <pic:spPr>
+                    <a:xfrm>
+                      <a:off x="0" y="0"/>
+                      <a:ext cx="5400040" cy="2500630"/>
+                    </a:xfrm>
+                    <a:prstGeom prst="rect">
+                      <a:avLst/>
+                    </a:prstGeom>
+                  </pic:spPr>
+                </pic:pic>
+              </a:graphicData>
+            </a:graphic>
+          </wp:inline>
+        </w:drawing>
+      </w:r>
       <w:bookmarkStart w:id="0" w:name="_GoBack"/>
       <w:bookmarkEnd w:id="0"/>
     </w:p>
@@ -28469,6 +28657,1989 @@
           <w:szCs w:val="28"/>
         </w:rPr>
       </w:pPr>
+      <w:r>
+        <w:rPr>
+          <w:rFonts w:ascii="Verdana" w:hAnsi="Verdana"/>
+          <w:sz w:val="28"/>
+          <w:szCs w:val="28"/>
+        </w:rPr>
+        <w:t>TS:</w:t>
+      </w:r>
+    </w:p>
+    <w:p>
+      <w:pPr>
+        <w:spacing w:after="0" w:line="240" w:lineRule="auto"/>
+        <w:rPr>
+          <w:rFonts w:ascii="Verdana" w:hAnsi="Verdana"/>
+          <w:sz w:val="28"/>
+          <w:szCs w:val="28"/>
+        </w:rPr>
+      </w:pPr>
+    </w:p>
+    <w:p>
+      <w:pPr>
+        <w:pStyle w:val="Prrafodelista"/>
+        <w:numPr>
+          <w:ilvl w:val="0"/>
+          <w:numId w:val="17"/>
+        </w:numPr>
+        <w:spacing w:after="0" w:line="240" w:lineRule="auto"/>
+        <w:rPr>
+          <w:rFonts w:ascii="Verdana" w:hAnsi="Verdana"/>
+          <w:sz w:val="28"/>
+          <w:szCs w:val="28"/>
+        </w:rPr>
+      </w:pPr>
+      <w:r>
+        <w:rPr>
+          <w:rFonts w:ascii="Verdana" w:hAnsi="Verdana"/>
+          <w:sz w:val="28"/>
+          <w:szCs w:val="28"/>
+        </w:rPr>
+        <w:t xml:space="preserve">1 </w:t>
+      </w:r>
+      <w:proofErr w:type="spellStart"/>
+      <w:r>
+        <w:rPr>
+          <w:rFonts w:ascii="Verdana" w:hAnsi="Verdana"/>
+          <w:sz w:val="28"/>
+          <w:szCs w:val="28"/>
+        </w:rPr>
+        <w:t>ViewChild</w:t>
+      </w:r>
+      <w:proofErr w:type="spellEnd"/>
+      <w:r>
+        <w:rPr>
+          <w:rFonts w:ascii="Verdana" w:hAnsi="Verdana"/>
+          <w:sz w:val="28"/>
+          <w:szCs w:val="28"/>
+        </w:rPr>
+        <w:t xml:space="preserve">, </w:t>
+      </w:r>
+      <w:proofErr w:type="spellStart"/>
+      <w:r>
+        <w:rPr>
+          <w:rFonts w:ascii="Verdana" w:hAnsi="Verdana"/>
+          <w:sz w:val="28"/>
+          <w:szCs w:val="28"/>
+        </w:rPr>
+        <w:t>Array</w:t>
+      </w:r>
+      <w:proofErr w:type="spellEnd"/>
+      <w:r>
+        <w:rPr>
+          <w:rFonts w:ascii="Verdana" w:hAnsi="Verdana"/>
+          <w:sz w:val="28"/>
+          <w:szCs w:val="28"/>
+        </w:rPr>
+        <w:t xml:space="preserve"> </w:t>
+      </w:r>
+      <w:proofErr w:type="spellStart"/>
+      <w:r>
+        <w:rPr>
+          <w:rFonts w:ascii="Verdana" w:hAnsi="Verdana"/>
+          <w:sz w:val="28"/>
+          <w:szCs w:val="28"/>
+        </w:rPr>
+        <w:t>string</w:t>
+      </w:r>
+      <w:proofErr w:type="spellEnd"/>
+      <w:r>
+        <w:rPr>
+          <w:rFonts w:ascii="Verdana" w:hAnsi="Verdana"/>
+          <w:sz w:val="28"/>
+          <w:szCs w:val="28"/>
+        </w:rPr>
+        <w:t xml:space="preserve">, </w:t>
+      </w:r>
+      <w:proofErr w:type="spellStart"/>
+      <w:r>
+        <w:rPr>
+          <w:rFonts w:ascii="Verdana" w:hAnsi="Verdana"/>
+          <w:sz w:val="28"/>
+          <w:szCs w:val="28"/>
+        </w:rPr>
+        <w:t>insertarNombre</w:t>
+      </w:r>
+      <w:proofErr w:type="spellEnd"/>
+      <w:r>
+        <w:rPr>
+          <w:rFonts w:ascii="Verdana" w:hAnsi="Verdana"/>
+          <w:sz w:val="28"/>
+          <w:szCs w:val="28"/>
+        </w:rPr>
+        <w:t>()</w:t>
+      </w:r>
+    </w:p>
+    <w:p>
+      <w:pPr>
+        <w:spacing w:after="0" w:line="240" w:lineRule="auto"/>
+        <w:rPr>
+          <w:rFonts w:ascii="Verdana" w:hAnsi="Verdana"/>
+          <w:sz w:val="28"/>
+          <w:szCs w:val="28"/>
+        </w:rPr>
+      </w:pPr>
+    </w:p>
+    <w:p>
+      <w:pPr>
+        <w:spacing w:after="0" w:line="240" w:lineRule="auto"/>
+        <w:rPr>
+          <w:rFonts w:ascii="Verdana" w:hAnsi="Verdana"/>
+          <w:sz w:val="28"/>
+          <w:szCs w:val="28"/>
+        </w:rPr>
+      </w:pPr>
+      <w:r>
+        <w:rPr>
+          <w:rFonts w:ascii="Verdana" w:hAnsi="Verdana"/>
+          <w:sz w:val="28"/>
+          <w:szCs w:val="28"/>
+        </w:rPr>
+        <w:lastRenderedPageBreak/>
+        <w:t>HTML:</w:t>
+      </w:r>
+    </w:p>
+    <w:p>
+      <w:pPr>
+        <w:spacing w:after="0" w:line="240" w:lineRule="auto"/>
+        <w:rPr>
+          <w:rFonts w:ascii="Verdana" w:hAnsi="Verdana"/>
+          <w:sz w:val="28"/>
+          <w:szCs w:val="28"/>
+        </w:rPr>
+      </w:pPr>
+    </w:p>
+    <w:p>
+      <w:pPr>
+        <w:pStyle w:val="Prrafodelista"/>
+        <w:numPr>
+          <w:ilvl w:val="0"/>
+          <w:numId w:val="17"/>
+        </w:numPr>
+        <w:spacing w:after="0" w:line="240" w:lineRule="auto"/>
+        <w:rPr>
+          <w:rFonts w:ascii="Verdana" w:hAnsi="Verdana"/>
+          <w:sz w:val="28"/>
+          <w:szCs w:val="28"/>
+        </w:rPr>
+      </w:pPr>
+      <w:r>
+        <w:rPr>
+          <w:rFonts w:ascii="Verdana" w:hAnsi="Verdana"/>
+          <w:sz w:val="28"/>
+          <w:szCs w:val="28"/>
+        </w:rPr>
+        <w:t xml:space="preserve">1 input, </w:t>
+      </w:r>
+      <w:proofErr w:type="spellStart"/>
+      <w:r>
+        <w:rPr>
+          <w:rFonts w:ascii="Verdana" w:hAnsi="Verdana"/>
+          <w:sz w:val="28"/>
+          <w:szCs w:val="28"/>
+        </w:rPr>
+        <w:t>button</w:t>
+      </w:r>
+      <w:proofErr w:type="spellEnd"/>
+      <w:r>
+        <w:rPr>
+          <w:rFonts w:ascii="Verdana" w:hAnsi="Verdana"/>
+          <w:sz w:val="28"/>
+          <w:szCs w:val="28"/>
+        </w:rPr>
+        <w:t>, &lt;</w:t>
+      </w:r>
+      <w:proofErr w:type="spellStart"/>
+      <w:r>
+        <w:rPr>
+          <w:rFonts w:ascii="Verdana" w:hAnsi="Verdana"/>
+          <w:sz w:val="28"/>
+          <w:szCs w:val="28"/>
+        </w:rPr>
+        <w:t>ul</w:t>
+      </w:r>
+      <w:proofErr w:type="spellEnd"/>
+      <w:r>
+        <w:rPr>
+          <w:rFonts w:ascii="Verdana" w:hAnsi="Verdana"/>
+          <w:sz w:val="28"/>
+          <w:szCs w:val="28"/>
+        </w:rPr>
+        <w:t>&gt;</w:t>
+      </w:r>
+    </w:p>
+    <w:p>
+      <w:pPr>
+        <w:spacing w:after="0" w:line="240" w:lineRule="auto"/>
+        <w:rPr>
+          <w:rFonts w:ascii="Verdana" w:hAnsi="Verdana"/>
+          <w:sz w:val="28"/>
+          <w:szCs w:val="28"/>
+        </w:rPr>
+      </w:pPr>
+    </w:p>
+    <w:p>
+      <w:pPr>
+        <w:spacing w:after="0" w:line="240" w:lineRule="auto"/>
+        <w:rPr>
+          <w:rFonts w:ascii="Verdana" w:hAnsi="Verdana"/>
+          <w:b/>
+          <w:sz w:val="28"/>
+          <w:szCs w:val="28"/>
+        </w:rPr>
+      </w:pPr>
+      <w:r>
+        <w:rPr>
+          <w:rFonts w:ascii="Verdana" w:hAnsi="Verdana"/>
+          <w:sz w:val="28"/>
+          <w:szCs w:val="28"/>
+        </w:rPr>
+        <w:t xml:space="preserve">Creamos un nuevo </w:t>
+      </w:r>
+      <w:proofErr w:type="spellStart"/>
+      <w:r>
+        <w:rPr>
+          <w:rFonts w:ascii="Verdana" w:hAnsi="Verdana"/>
+          <w:sz w:val="28"/>
+          <w:szCs w:val="28"/>
+        </w:rPr>
+        <w:t>component</w:t>
+      </w:r>
+      <w:proofErr w:type="spellEnd"/>
+      <w:r>
+        <w:rPr>
+          <w:rFonts w:ascii="Verdana" w:hAnsi="Verdana"/>
+          <w:sz w:val="28"/>
+          <w:szCs w:val="28"/>
+        </w:rPr>
+        <w:t xml:space="preserve"> llamado </w:t>
+      </w:r>
+      <w:proofErr w:type="spellStart"/>
+      <w:r>
+        <w:rPr>
+          <w:rFonts w:ascii="Verdana" w:hAnsi="Verdana"/>
+          <w:b/>
+          <w:sz w:val="28"/>
+          <w:szCs w:val="28"/>
+        </w:rPr>
+        <w:t>formNombresArrayComponent</w:t>
+      </w:r>
+      <w:proofErr w:type="spellEnd"/>
+    </w:p>
+    <w:p>
+      <w:pPr>
+        <w:spacing w:after="0" w:line="240" w:lineRule="auto"/>
+        <w:rPr>
+          <w:rFonts w:ascii="Verdana" w:hAnsi="Verdana"/>
+          <w:sz w:val="28"/>
+          <w:szCs w:val="28"/>
+        </w:rPr>
+      </w:pPr>
+    </w:p>
+    <w:p>
+      <w:pPr>
+        <w:spacing w:after="0" w:line="240" w:lineRule="auto"/>
+        <w:rPr>
+          <w:rFonts w:ascii="Verdana" w:hAnsi="Verdana"/>
+          <w:b/>
+          <w:sz w:val="28"/>
+          <w:szCs w:val="28"/>
+        </w:rPr>
+      </w:pPr>
+      <w:r>
+        <w:rPr>
+          <w:rFonts w:ascii="Verdana" w:hAnsi="Verdana"/>
+          <w:b/>
+          <w:sz w:val="28"/>
+          <w:szCs w:val="28"/>
+        </w:rPr>
+        <w:t>FORMNOMBRESARRAYCOMPONENT.TS</w:t>
+      </w:r>
+    </w:p>
+    <w:p>
+      <w:pPr>
+        <w:shd w:val="clear" w:color="auto" w:fill="FFFFFF"/>
+        <w:spacing w:after="0" w:line="240" w:lineRule="auto"/>
+        <w:rPr>
+          <w:rFonts w:ascii="Consolas" w:eastAsia="Times New Roman" w:hAnsi="Consolas" w:cs="Times New Roman"/>
+          <w:b/>
+          <w:bCs/>
+          <w:color w:val="000000"/>
+          <w:lang w:eastAsia="es-ES"/>
+        </w:rPr>
+      </w:pPr>
+      <w:proofErr w:type="spellStart"/>
+      <w:proofErr w:type="gramStart"/>
+      <w:r>
+        <w:rPr>
+          <w:rFonts w:ascii="Consolas" w:eastAsia="Times New Roman" w:hAnsi="Consolas" w:cs="Times New Roman"/>
+          <w:b/>
+          <w:bCs/>
+          <w:color w:val="F92672"/>
+          <w:lang w:eastAsia="es-ES"/>
+        </w:rPr>
+        <w:t>import</w:t>
+      </w:r>
+      <w:proofErr w:type="spellEnd"/>
+      <w:proofErr w:type="gramEnd"/>
+      <w:r>
+        <w:rPr>
+          <w:rFonts w:ascii="Consolas" w:eastAsia="Times New Roman" w:hAnsi="Consolas" w:cs="Times New Roman"/>
+          <w:b/>
+          <w:bCs/>
+          <w:color w:val="000000"/>
+          <w:lang w:eastAsia="es-ES"/>
+        </w:rPr>
+        <w:t xml:space="preserve"> { </w:t>
+      </w:r>
+      <w:proofErr w:type="spellStart"/>
+      <w:r>
+        <w:rPr>
+          <w:rFonts w:ascii="Consolas" w:eastAsia="Times New Roman" w:hAnsi="Consolas" w:cs="Times New Roman"/>
+          <w:b/>
+          <w:bCs/>
+          <w:color w:val="000000"/>
+          <w:lang w:eastAsia="es-ES"/>
+        </w:rPr>
+        <w:t>Component</w:t>
+      </w:r>
+      <w:proofErr w:type="spellEnd"/>
+      <w:r>
+        <w:rPr>
+          <w:rFonts w:ascii="Consolas" w:eastAsia="Times New Roman" w:hAnsi="Consolas" w:cs="Times New Roman"/>
+          <w:b/>
+          <w:bCs/>
+          <w:color w:val="000000"/>
+          <w:lang w:eastAsia="es-ES"/>
+        </w:rPr>
+        <w:t xml:space="preserve">, </w:t>
+      </w:r>
+      <w:proofErr w:type="spellStart"/>
+      <w:r>
+        <w:rPr>
+          <w:rFonts w:ascii="Consolas" w:eastAsia="Times New Roman" w:hAnsi="Consolas" w:cs="Times New Roman"/>
+          <w:b/>
+          <w:bCs/>
+          <w:color w:val="000000"/>
+          <w:lang w:eastAsia="es-ES"/>
+        </w:rPr>
+        <w:t>ElementRef</w:t>
+      </w:r>
+      <w:proofErr w:type="spellEnd"/>
+      <w:r>
+        <w:rPr>
+          <w:rFonts w:ascii="Consolas" w:eastAsia="Times New Roman" w:hAnsi="Consolas" w:cs="Times New Roman"/>
+          <w:b/>
+          <w:bCs/>
+          <w:color w:val="000000"/>
+          <w:lang w:eastAsia="es-ES"/>
+        </w:rPr>
+        <w:t xml:space="preserve">, </w:t>
+      </w:r>
+      <w:proofErr w:type="spellStart"/>
+      <w:r>
+        <w:rPr>
+          <w:rFonts w:ascii="Consolas" w:eastAsia="Times New Roman" w:hAnsi="Consolas" w:cs="Times New Roman"/>
+          <w:b/>
+          <w:bCs/>
+          <w:color w:val="000000"/>
+          <w:lang w:eastAsia="es-ES"/>
+        </w:rPr>
+        <w:t>ViewChild</w:t>
+      </w:r>
+      <w:proofErr w:type="spellEnd"/>
+      <w:r>
+        <w:rPr>
+          <w:rFonts w:ascii="Consolas" w:eastAsia="Times New Roman" w:hAnsi="Consolas" w:cs="Times New Roman"/>
+          <w:b/>
+          <w:bCs/>
+          <w:color w:val="000000"/>
+          <w:lang w:eastAsia="es-ES"/>
+        </w:rPr>
+        <w:t xml:space="preserve"> } </w:t>
+      </w:r>
+      <w:proofErr w:type="spellStart"/>
+      <w:r>
+        <w:rPr>
+          <w:rFonts w:ascii="Consolas" w:eastAsia="Times New Roman" w:hAnsi="Consolas" w:cs="Times New Roman"/>
+          <w:b/>
+          <w:bCs/>
+          <w:color w:val="F92672"/>
+          <w:lang w:eastAsia="es-ES"/>
+        </w:rPr>
+        <w:t>from</w:t>
+      </w:r>
+      <w:proofErr w:type="spellEnd"/>
+      <w:r>
+        <w:rPr>
+          <w:rFonts w:ascii="Consolas" w:eastAsia="Times New Roman" w:hAnsi="Consolas" w:cs="Times New Roman"/>
+          <w:b/>
+          <w:bCs/>
+          <w:color w:val="000000"/>
+          <w:lang w:eastAsia="es-ES"/>
+        </w:rPr>
+        <w:t xml:space="preserve"> </w:t>
+      </w:r>
+      <w:r>
+        <w:rPr>
+          <w:rFonts w:ascii="Consolas" w:eastAsia="Times New Roman" w:hAnsi="Consolas" w:cs="Times New Roman"/>
+          <w:b/>
+          <w:bCs/>
+          <w:color w:val="F25A00"/>
+          <w:lang w:eastAsia="es-ES"/>
+        </w:rPr>
+        <w:t>'@angular/</w:t>
+      </w:r>
+      <w:proofErr w:type="spellStart"/>
+      <w:r>
+        <w:rPr>
+          <w:rFonts w:ascii="Consolas" w:eastAsia="Times New Roman" w:hAnsi="Consolas" w:cs="Times New Roman"/>
+          <w:b/>
+          <w:bCs/>
+          <w:color w:val="F25A00"/>
+          <w:lang w:eastAsia="es-ES"/>
+        </w:rPr>
+        <w:t>core</w:t>
+      </w:r>
+      <w:proofErr w:type="spellEnd"/>
+      <w:r>
+        <w:rPr>
+          <w:rFonts w:ascii="Consolas" w:eastAsia="Times New Roman" w:hAnsi="Consolas" w:cs="Times New Roman"/>
+          <w:b/>
+          <w:bCs/>
+          <w:color w:val="F25A00"/>
+          <w:lang w:eastAsia="es-ES"/>
+        </w:rPr>
+        <w:t>'</w:t>
+      </w:r>
+      <w:r>
+        <w:rPr>
+          <w:rFonts w:ascii="Consolas" w:eastAsia="Times New Roman" w:hAnsi="Consolas" w:cs="Times New Roman"/>
+          <w:b/>
+          <w:bCs/>
+          <w:color w:val="000000"/>
+          <w:lang w:eastAsia="es-ES"/>
+        </w:rPr>
+        <w:t>;</w:t>
+      </w:r>
+    </w:p>
+    <w:p>
+      <w:pPr>
+        <w:shd w:val="clear" w:color="auto" w:fill="FFFFFF"/>
+        <w:spacing w:after="0" w:line="240" w:lineRule="auto"/>
+        <w:rPr>
+          <w:rFonts w:ascii="Consolas" w:eastAsia="Times New Roman" w:hAnsi="Consolas" w:cs="Times New Roman"/>
+          <w:b/>
+          <w:bCs/>
+          <w:color w:val="000000"/>
+          <w:lang w:eastAsia="es-ES"/>
+        </w:rPr>
+      </w:pPr>
+    </w:p>
+    <w:p>
+      <w:pPr>
+        <w:shd w:val="clear" w:color="auto" w:fill="FFFFFF"/>
+        <w:spacing w:after="0" w:line="240" w:lineRule="auto"/>
+        <w:rPr>
+          <w:rFonts w:ascii="Consolas" w:eastAsia="Times New Roman" w:hAnsi="Consolas" w:cs="Times New Roman"/>
+          <w:b/>
+          <w:bCs/>
+          <w:color w:val="000000"/>
+          <w:lang w:eastAsia="es-ES"/>
+        </w:rPr>
+      </w:pPr>
+      <w:proofErr w:type="gramStart"/>
+      <w:r>
+        <w:rPr>
+          <w:rFonts w:ascii="Consolas" w:eastAsia="Times New Roman" w:hAnsi="Consolas" w:cs="Times New Roman"/>
+          <w:b/>
+          <w:bCs/>
+          <w:color w:val="000000"/>
+          <w:lang w:eastAsia="es-ES"/>
+        </w:rPr>
+        <w:t>@</w:t>
+      </w:r>
+      <w:proofErr w:type="spellStart"/>
+      <w:r>
+        <w:rPr>
+          <w:rFonts w:ascii="Consolas" w:eastAsia="Times New Roman" w:hAnsi="Consolas" w:cs="Times New Roman"/>
+          <w:b/>
+          <w:bCs/>
+          <w:color w:val="6AAF19"/>
+          <w:lang w:eastAsia="es-ES"/>
+        </w:rPr>
+        <w:t>Component</w:t>
+      </w:r>
+      <w:proofErr w:type="spellEnd"/>
+      <w:r>
+        <w:rPr>
+          <w:rFonts w:ascii="Consolas" w:eastAsia="Times New Roman" w:hAnsi="Consolas" w:cs="Times New Roman"/>
+          <w:b/>
+          <w:bCs/>
+          <w:color w:val="000000"/>
+          <w:lang w:eastAsia="es-ES"/>
+        </w:rPr>
+        <w:t>({</w:t>
+      </w:r>
+      <w:proofErr w:type="gramEnd"/>
+    </w:p>
+    <w:p>
+      <w:pPr>
+        <w:shd w:val="clear" w:color="auto" w:fill="FFFFFF"/>
+        <w:spacing w:after="0" w:line="240" w:lineRule="auto"/>
+        <w:rPr>
+          <w:rFonts w:ascii="Consolas" w:eastAsia="Times New Roman" w:hAnsi="Consolas" w:cs="Times New Roman"/>
+          <w:b/>
+          <w:bCs/>
+          <w:color w:val="000000"/>
+          <w:lang w:eastAsia="es-ES"/>
+        </w:rPr>
+      </w:pPr>
+      <w:r>
+        <w:rPr>
+          <w:rFonts w:ascii="Consolas" w:eastAsia="Times New Roman" w:hAnsi="Consolas" w:cs="Times New Roman"/>
+          <w:b/>
+          <w:bCs/>
+          <w:color w:val="000000"/>
+          <w:lang w:eastAsia="es-ES"/>
+        </w:rPr>
+        <w:t xml:space="preserve">  </w:t>
+      </w:r>
+      <w:proofErr w:type="gramStart"/>
+      <w:r>
+        <w:rPr>
+          <w:rFonts w:ascii="Consolas" w:eastAsia="Times New Roman" w:hAnsi="Consolas" w:cs="Times New Roman"/>
+          <w:b/>
+          <w:bCs/>
+          <w:color w:val="000000"/>
+          <w:lang w:eastAsia="es-ES"/>
+        </w:rPr>
+        <w:t>selector</w:t>
+      </w:r>
+      <w:proofErr w:type="gramEnd"/>
+      <w:r>
+        <w:rPr>
+          <w:rFonts w:ascii="Consolas" w:eastAsia="Times New Roman" w:hAnsi="Consolas" w:cs="Times New Roman"/>
+          <w:b/>
+          <w:bCs/>
+          <w:color w:val="000000"/>
+          <w:lang w:eastAsia="es-ES"/>
+        </w:rPr>
+        <w:t xml:space="preserve">: </w:t>
+      </w:r>
+      <w:r>
+        <w:rPr>
+          <w:rFonts w:ascii="Consolas" w:eastAsia="Times New Roman" w:hAnsi="Consolas" w:cs="Times New Roman"/>
+          <w:b/>
+          <w:bCs/>
+          <w:color w:val="F25A00"/>
+          <w:lang w:eastAsia="es-ES"/>
+        </w:rPr>
+        <w:t>'app-</w:t>
+      </w:r>
+      <w:proofErr w:type="spellStart"/>
+      <w:r>
+        <w:rPr>
+          <w:rFonts w:ascii="Consolas" w:eastAsia="Times New Roman" w:hAnsi="Consolas" w:cs="Times New Roman"/>
+          <w:b/>
+          <w:bCs/>
+          <w:color w:val="F25A00"/>
+          <w:lang w:eastAsia="es-ES"/>
+        </w:rPr>
+        <w:t>form</w:t>
+      </w:r>
+      <w:proofErr w:type="spellEnd"/>
+      <w:r>
+        <w:rPr>
+          <w:rFonts w:ascii="Consolas" w:eastAsia="Times New Roman" w:hAnsi="Consolas" w:cs="Times New Roman"/>
+          <w:b/>
+          <w:bCs/>
+          <w:color w:val="F25A00"/>
+          <w:lang w:eastAsia="es-ES"/>
+        </w:rPr>
+        <w:t>-nombres-</w:t>
+      </w:r>
+      <w:proofErr w:type="spellStart"/>
+      <w:r>
+        <w:rPr>
+          <w:rFonts w:ascii="Consolas" w:eastAsia="Times New Roman" w:hAnsi="Consolas" w:cs="Times New Roman"/>
+          <w:b/>
+          <w:bCs/>
+          <w:color w:val="F25A00"/>
+          <w:lang w:eastAsia="es-ES"/>
+        </w:rPr>
+        <w:t>array</w:t>
+      </w:r>
+      <w:proofErr w:type="spellEnd"/>
+      <w:r>
+        <w:rPr>
+          <w:rFonts w:ascii="Consolas" w:eastAsia="Times New Roman" w:hAnsi="Consolas" w:cs="Times New Roman"/>
+          <w:b/>
+          <w:bCs/>
+          <w:color w:val="F25A00"/>
+          <w:lang w:eastAsia="es-ES"/>
+        </w:rPr>
+        <w:t>-</w:t>
+      </w:r>
+      <w:proofErr w:type="spellStart"/>
+      <w:r>
+        <w:rPr>
+          <w:rFonts w:ascii="Consolas" w:eastAsia="Times New Roman" w:hAnsi="Consolas" w:cs="Times New Roman"/>
+          <w:b/>
+          <w:bCs/>
+          <w:color w:val="F25A00"/>
+          <w:lang w:eastAsia="es-ES"/>
+        </w:rPr>
+        <w:t>component</w:t>
+      </w:r>
+      <w:proofErr w:type="spellEnd"/>
+      <w:r>
+        <w:rPr>
+          <w:rFonts w:ascii="Consolas" w:eastAsia="Times New Roman" w:hAnsi="Consolas" w:cs="Times New Roman"/>
+          <w:b/>
+          <w:bCs/>
+          <w:color w:val="F25A00"/>
+          <w:lang w:eastAsia="es-ES"/>
+        </w:rPr>
+        <w:t>'</w:t>
+      </w:r>
+      <w:r>
+        <w:rPr>
+          <w:rFonts w:ascii="Consolas" w:eastAsia="Times New Roman" w:hAnsi="Consolas" w:cs="Times New Roman"/>
+          <w:b/>
+          <w:bCs/>
+          <w:color w:val="000000"/>
+          <w:lang w:eastAsia="es-ES"/>
+        </w:rPr>
+        <w:t>,</w:t>
+      </w:r>
+    </w:p>
+    <w:p>
+      <w:pPr>
+        <w:shd w:val="clear" w:color="auto" w:fill="FFFFFF"/>
+        <w:spacing w:after="0" w:line="240" w:lineRule="auto"/>
+        <w:rPr>
+          <w:rFonts w:ascii="Consolas" w:eastAsia="Times New Roman" w:hAnsi="Consolas" w:cs="Times New Roman"/>
+          <w:b/>
+          <w:bCs/>
+          <w:color w:val="000000"/>
+          <w:lang w:eastAsia="es-ES"/>
+        </w:rPr>
+      </w:pPr>
+      <w:r>
+        <w:rPr>
+          <w:rFonts w:ascii="Consolas" w:eastAsia="Times New Roman" w:hAnsi="Consolas" w:cs="Times New Roman"/>
+          <w:b/>
+          <w:bCs/>
+          <w:color w:val="000000"/>
+          <w:lang w:eastAsia="es-ES"/>
+        </w:rPr>
+        <w:t xml:space="preserve">  </w:t>
+      </w:r>
+      <w:proofErr w:type="spellStart"/>
+      <w:proofErr w:type="gramStart"/>
+      <w:r>
+        <w:rPr>
+          <w:rFonts w:ascii="Consolas" w:eastAsia="Times New Roman" w:hAnsi="Consolas" w:cs="Times New Roman"/>
+          <w:b/>
+          <w:bCs/>
+          <w:color w:val="000000"/>
+          <w:lang w:eastAsia="es-ES"/>
+        </w:rPr>
+        <w:t>standalone</w:t>
+      </w:r>
+      <w:proofErr w:type="spellEnd"/>
+      <w:proofErr w:type="gramEnd"/>
+      <w:r>
+        <w:rPr>
+          <w:rFonts w:ascii="Consolas" w:eastAsia="Times New Roman" w:hAnsi="Consolas" w:cs="Times New Roman"/>
+          <w:b/>
+          <w:bCs/>
+          <w:color w:val="000000"/>
+          <w:lang w:eastAsia="es-ES"/>
+        </w:rPr>
+        <w:t xml:space="preserve">: </w:t>
+      </w:r>
+      <w:r>
+        <w:rPr>
+          <w:rFonts w:ascii="Consolas" w:eastAsia="Times New Roman" w:hAnsi="Consolas" w:cs="Times New Roman"/>
+          <w:b/>
+          <w:bCs/>
+          <w:color w:val="AE81FF"/>
+          <w:lang w:eastAsia="es-ES"/>
+        </w:rPr>
+        <w:t>false</w:t>
+      </w:r>
+      <w:r>
+        <w:rPr>
+          <w:rFonts w:ascii="Consolas" w:eastAsia="Times New Roman" w:hAnsi="Consolas" w:cs="Times New Roman"/>
+          <w:b/>
+          <w:bCs/>
+          <w:color w:val="000000"/>
+          <w:lang w:eastAsia="es-ES"/>
+        </w:rPr>
+        <w:t>,</w:t>
+      </w:r>
+    </w:p>
+    <w:p>
+      <w:pPr>
+        <w:shd w:val="clear" w:color="auto" w:fill="FFFFFF"/>
+        <w:spacing w:after="0" w:line="240" w:lineRule="auto"/>
+        <w:rPr>
+          <w:rFonts w:ascii="Consolas" w:eastAsia="Times New Roman" w:hAnsi="Consolas" w:cs="Times New Roman"/>
+          <w:b/>
+          <w:bCs/>
+          <w:color w:val="000000"/>
+          <w:lang w:eastAsia="es-ES"/>
+        </w:rPr>
+      </w:pPr>
+      <w:r>
+        <w:rPr>
+          <w:rFonts w:ascii="Consolas" w:eastAsia="Times New Roman" w:hAnsi="Consolas" w:cs="Times New Roman"/>
+          <w:b/>
+          <w:bCs/>
+          <w:color w:val="000000"/>
+          <w:lang w:eastAsia="es-ES"/>
+        </w:rPr>
+        <w:t xml:space="preserve">  </w:t>
+      </w:r>
+      <w:proofErr w:type="spellStart"/>
+      <w:proofErr w:type="gramStart"/>
+      <w:r>
+        <w:rPr>
+          <w:rFonts w:ascii="Consolas" w:eastAsia="Times New Roman" w:hAnsi="Consolas" w:cs="Times New Roman"/>
+          <w:b/>
+          <w:bCs/>
+          <w:color w:val="000000"/>
+          <w:lang w:eastAsia="es-ES"/>
+        </w:rPr>
+        <w:t>styleUrl</w:t>
+      </w:r>
+      <w:proofErr w:type="spellEnd"/>
+      <w:proofErr w:type="gramEnd"/>
+      <w:r>
+        <w:rPr>
+          <w:rFonts w:ascii="Consolas" w:eastAsia="Times New Roman" w:hAnsi="Consolas" w:cs="Times New Roman"/>
+          <w:b/>
+          <w:bCs/>
+          <w:color w:val="000000"/>
+          <w:lang w:eastAsia="es-ES"/>
+        </w:rPr>
+        <w:t xml:space="preserve">: </w:t>
+      </w:r>
+      <w:r>
+        <w:rPr>
+          <w:rFonts w:ascii="Consolas" w:eastAsia="Times New Roman" w:hAnsi="Consolas" w:cs="Times New Roman"/>
+          <w:b/>
+          <w:bCs/>
+          <w:color w:val="F25A00"/>
+          <w:lang w:eastAsia="es-ES"/>
+        </w:rPr>
+        <w:t>'./form-nombres-array-component.css'</w:t>
+      </w:r>
+      <w:r>
+        <w:rPr>
+          <w:rFonts w:ascii="Consolas" w:eastAsia="Times New Roman" w:hAnsi="Consolas" w:cs="Times New Roman"/>
+          <w:b/>
+          <w:bCs/>
+          <w:color w:val="000000"/>
+          <w:lang w:eastAsia="es-ES"/>
+        </w:rPr>
+        <w:t>,</w:t>
+      </w:r>
+    </w:p>
+    <w:p>
+      <w:pPr>
+        <w:shd w:val="clear" w:color="auto" w:fill="FFFFFF"/>
+        <w:spacing w:after="0" w:line="240" w:lineRule="auto"/>
+        <w:rPr>
+          <w:rFonts w:ascii="Consolas" w:eastAsia="Times New Roman" w:hAnsi="Consolas" w:cs="Times New Roman"/>
+          <w:b/>
+          <w:bCs/>
+          <w:color w:val="000000"/>
+          <w:lang w:eastAsia="es-ES"/>
+        </w:rPr>
+      </w:pPr>
+      <w:r>
+        <w:rPr>
+          <w:rFonts w:ascii="Consolas" w:eastAsia="Times New Roman" w:hAnsi="Consolas" w:cs="Times New Roman"/>
+          <w:b/>
+          <w:bCs/>
+          <w:color w:val="000000"/>
+          <w:lang w:eastAsia="es-ES"/>
+        </w:rPr>
+        <w:t xml:space="preserve">  </w:t>
+      </w:r>
+      <w:proofErr w:type="spellStart"/>
+      <w:proofErr w:type="gramStart"/>
+      <w:r>
+        <w:rPr>
+          <w:rFonts w:ascii="Consolas" w:eastAsia="Times New Roman" w:hAnsi="Consolas" w:cs="Times New Roman"/>
+          <w:b/>
+          <w:bCs/>
+          <w:color w:val="000000"/>
+          <w:lang w:eastAsia="es-ES"/>
+        </w:rPr>
+        <w:t>templateUrl</w:t>
+      </w:r>
+      <w:proofErr w:type="spellEnd"/>
+      <w:proofErr w:type="gramEnd"/>
+      <w:r>
+        <w:rPr>
+          <w:rFonts w:ascii="Consolas" w:eastAsia="Times New Roman" w:hAnsi="Consolas" w:cs="Times New Roman"/>
+          <w:b/>
+          <w:bCs/>
+          <w:color w:val="000000"/>
+          <w:lang w:eastAsia="es-ES"/>
+        </w:rPr>
+        <w:t xml:space="preserve">: </w:t>
+      </w:r>
+      <w:r>
+        <w:rPr>
+          <w:rFonts w:ascii="Consolas" w:eastAsia="Times New Roman" w:hAnsi="Consolas" w:cs="Times New Roman"/>
+          <w:b/>
+          <w:bCs/>
+          <w:color w:val="F25A00"/>
+          <w:lang w:eastAsia="es-ES"/>
+        </w:rPr>
+        <w:t>'./form-nombres-array-component.html'</w:t>
+      </w:r>
+      <w:r>
+        <w:rPr>
+          <w:rFonts w:ascii="Consolas" w:eastAsia="Times New Roman" w:hAnsi="Consolas" w:cs="Times New Roman"/>
+          <w:b/>
+          <w:bCs/>
+          <w:color w:val="000000"/>
+          <w:lang w:eastAsia="es-ES"/>
+        </w:rPr>
+        <w:t>,</w:t>
+      </w:r>
+    </w:p>
+    <w:p>
+      <w:pPr>
+        <w:shd w:val="clear" w:color="auto" w:fill="FFFFFF"/>
+        <w:spacing w:after="0" w:line="240" w:lineRule="auto"/>
+        <w:rPr>
+          <w:rFonts w:ascii="Consolas" w:eastAsia="Times New Roman" w:hAnsi="Consolas" w:cs="Times New Roman"/>
+          <w:b/>
+          <w:bCs/>
+          <w:color w:val="000000"/>
+          <w:lang w:eastAsia="es-ES"/>
+        </w:rPr>
+      </w:pPr>
+      <w:r>
+        <w:rPr>
+          <w:rFonts w:ascii="Consolas" w:eastAsia="Times New Roman" w:hAnsi="Consolas" w:cs="Times New Roman"/>
+          <w:b/>
+          <w:bCs/>
+          <w:color w:val="000000"/>
+          <w:lang w:eastAsia="es-ES"/>
+        </w:rPr>
+        <w:t>})</w:t>
+      </w:r>
+    </w:p>
+    <w:p>
+      <w:pPr>
+        <w:shd w:val="clear" w:color="auto" w:fill="FFFFFF"/>
+        <w:spacing w:after="0" w:line="240" w:lineRule="auto"/>
+        <w:rPr>
+          <w:rFonts w:ascii="Consolas" w:eastAsia="Times New Roman" w:hAnsi="Consolas" w:cs="Times New Roman"/>
+          <w:b/>
+          <w:bCs/>
+          <w:color w:val="000000"/>
+          <w:lang w:eastAsia="es-ES"/>
+        </w:rPr>
+      </w:pPr>
+      <w:proofErr w:type="spellStart"/>
+      <w:proofErr w:type="gramStart"/>
+      <w:r>
+        <w:rPr>
+          <w:rFonts w:ascii="Consolas" w:eastAsia="Times New Roman" w:hAnsi="Consolas" w:cs="Times New Roman"/>
+          <w:b/>
+          <w:bCs/>
+          <w:color w:val="F92672"/>
+          <w:lang w:eastAsia="es-ES"/>
+        </w:rPr>
+        <w:t>export</w:t>
+      </w:r>
+      <w:proofErr w:type="spellEnd"/>
+      <w:proofErr w:type="gramEnd"/>
+      <w:r>
+        <w:rPr>
+          <w:rFonts w:ascii="Consolas" w:eastAsia="Times New Roman" w:hAnsi="Consolas" w:cs="Times New Roman"/>
+          <w:b/>
+          <w:bCs/>
+          <w:color w:val="000000"/>
+          <w:lang w:eastAsia="es-ES"/>
+        </w:rPr>
+        <w:t xml:space="preserve"> </w:t>
+      </w:r>
+      <w:proofErr w:type="spellStart"/>
+      <w:r>
+        <w:rPr>
+          <w:rFonts w:ascii="Consolas" w:eastAsia="Times New Roman" w:hAnsi="Consolas" w:cs="Times New Roman"/>
+          <w:b/>
+          <w:bCs/>
+          <w:i/>
+          <w:iCs/>
+          <w:color w:val="28C6E4"/>
+          <w:lang w:eastAsia="es-ES"/>
+        </w:rPr>
+        <w:t>class</w:t>
+      </w:r>
+      <w:proofErr w:type="spellEnd"/>
+      <w:r>
+        <w:rPr>
+          <w:rFonts w:ascii="Consolas" w:eastAsia="Times New Roman" w:hAnsi="Consolas" w:cs="Times New Roman"/>
+          <w:b/>
+          <w:bCs/>
+          <w:color w:val="000000"/>
+          <w:lang w:eastAsia="es-ES"/>
+        </w:rPr>
+        <w:t xml:space="preserve"> </w:t>
+      </w:r>
+      <w:proofErr w:type="spellStart"/>
+      <w:r>
+        <w:rPr>
+          <w:rFonts w:ascii="Consolas" w:eastAsia="Times New Roman" w:hAnsi="Consolas" w:cs="Times New Roman"/>
+          <w:b/>
+          <w:bCs/>
+          <w:color w:val="000000"/>
+          <w:lang w:eastAsia="es-ES"/>
+        </w:rPr>
+        <w:t>FormNombresArrayComponent</w:t>
+      </w:r>
+      <w:proofErr w:type="spellEnd"/>
+      <w:r>
+        <w:rPr>
+          <w:rFonts w:ascii="Consolas" w:eastAsia="Times New Roman" w:hAnsi="Consolas" w:cs="Times New Roman"/>
+          <w:b/>
+          <w:bCs/>
+          <w:color w:val="000000"/>
+          <w:lang w:eastAsia="es-ES"/>
+        </w:rPr>
+        <w:t xml:space="preserve"> {</w:t>
+      </w:r>
+    </w:p>
+    <w:p>
+      <w:pPr>
+        <w:shd w:val="clear" w:color="auto" w:fill="FFFFFF"/>
+        <w:spacing w:after="0" w:line="240" w:lineRule="auto"/>
+        <w:rPr>
+          <w:rFonts w:ascii="Consolas" w:eastAsia="Times New Roman" w:hAnsi="Consolas" w:cs="Times New Roman"/>
+          <w:b/>
+          <w:bCs/>
+          <w:color w:val="000000"/>
+          <w:lang w:eastAsia="es-ES"/>
+        </w:rPr>
+      </w:pPr>
+      <w:r>
+        <w:rPr>
+          <w:rFonts w:ascii="Consolas" w:eastAsia="Times New Roman" w:hAnsi="Consolas" w:cs="Times New Roman"/>
+          <w:b/>
+          <w:bCs/>
+          <w:color w:val="000000"/>
+          <w:lang w:eastAsia="es-ES"/>
+        </w:rPr>
+        <w:t xml:space="preserve">  </w:t>
+      </w:r>
+      <w:r>
+        <w:rPr>
+          <w:rFonts w:ascii="Consolas" w:eastAsia="Times New Roman" w:hAnsi="Consolas" w:cs="Times New Roman"/>
+          <w:b/>
+          <w:bCs/>
+          <w:color w:val="9F9F8F"/>
+          <w:lang w:eastAsia="es-ES"/>
+        </w:rPr>
+        <w:t xml:space="preserve">//• 1 </w:t>
+      </w:r>
+      <w:proofErr w:type="spellStart"/>
+      <w:r>
+        <w:rPr>
+          <w:rFonts w:ascii="Consolas" w:eastAsia="Times New Roman" w:hAnsi="Consolas" w:cs="Times New Roman"/>
+          <w:b/>
+          <w:bCs/>
+          <w:color w:val="9F9F8F"/>
+          <w:lang w:eastAsia="es-ES"/>
+        </w:rPr>
+        <w:t>ViewChild</w:t>
+      </w:r>
+      <w:proofErr w:type="spellEnd"/>
+      <w:r>
+        <w:rPr>
+          <w:rFonts w:ascii="Consolas" w:eastAsia="Times New Roman" w:hAnsi="Consolas" w:cs="Times New Roman"/>
+          <w:b/>
+          <w:bCs/>
+          <w:color w:val="9F9F8F"/>
+          <w:lang w:eastAsia="es-ES"/>
+        </w:rPr>
+        <w:t xml:space="preserve">, </w:t>
+      </w:r>
+      <w:proofErr w:type="spellStart"/>
+      <w:r>
+        <w:rPr>
+          <w:rFonts w:ascii="Consolas" w:eastAsia="Times New Roman" w:hAnsi="Consolas" w:cs="Times New Roman"/>
+          <w:b/>
+          <w:bCs/>
+          <w:color w:val="9F9F8F"/>
+          <w:lang w:eastAsia="es-ES"/>
+        </w:rPr>
+        <w:t>Array</w:t>
+      </w:r>
+      <w:proofErr w:type="spellEnd"/>
+      <w:r>
+        <w:rPr>
+          <w:rFonts w:ascii="Consolas" w:eastAsia="Times New Roman" w:hAnsi="Consolas" w:cs="Times New Roman"/>
+          <w:b/>
+          <w:bCs/>
+          <w:color w:val="9F9F8F"/>
+          <w:lang w:eastAsia="es-ES"/>
+        </w:rPr>
+        <w:t xml:space="preserve"> </w:t>
+      </w:r>
+      <w:proofErr w:type="spellStart"/>
+      <w:r>
+        <w:rPr>
+          <w:rFonts w:ascii="Consolas" w:eastAsia="Times New Roman" w:hAnsi="Consolas" w:cs="Times New Roman"/>
+          <w:b/>
+          <w:bCs/>
+          <w:color w:val="9F9F8F"/>
+          <w:lang w:eastAsia="es-ES"/>
+        </w:rPr>
+        <w:t>string</w:t>
+      </w:r>
+      <w:proofErr w:type="spellEnd"/>
+      <w:r>
+        <w:rPr>
+          <w:rFonts w:ascii="Consolas" w:eastAsia="Times New Roman" w:hAnsi="Consolas" w:cs="Times New Roman"/>
+          <w:b/>
+          <w:bCs/>
+          <w:color w:val="9F9F8F"/>
+          <w:lang w:eastAsia="es-ES"/>
+        </w:rPr>
+        <w:t xml:space="preserve">, </w:t>
+      </w:r>
+      <w:proofErr w:type="spellStart"/>
+      <w:proofErr w:type="gramStart"/>
+      <w:r>
+        <w:rPr>
+          <w:rFonts w:ascii="Consolas" w:eastAsia="Times New Roman" w:hAnsi="Consolas" w:cs="Times New Roman"/>
+          <w:b/>
+          <w:bCs/>
+          <w:color w:val="9F9F8F"/>
+          <w:lang w:eastAsia="es-ES"/>
+        </w:rPr>
+        <w:t>insertarNombre</w:t>
+      </w:r>
+      <w:proofErr w:type="spellEnd"/>
+      <w:r>
+        <w:rPr>
+          <w:rFonts w:ascii="Consolas" w:eastAsia="Times New Roman" w:hAnsi="Consolas" w:cs="Times New Roman"/>
+          <w:b/>
+          <w:bCs/>
+          <w:color w:val="9F9F8F"/>
+          <w:lang w:eastAsia="es-ES"/>
+        </w:rPr>
+        <w:t>()</w:t>
+      </w:r>
+      <w:proofErr w:type="gramEnd"/>
+    </w:p>
+    <w:p>
+      <w:pPr>
+        <w:shd w:val="clear" w:color="auto" w:fill="FFFFFF"/>
+        <w:spacing w:after="0" w:line="240" w:lineRule="auto"/>
+        <w:rPr>
+          <w:rFonts w:ascii="Consolas" w:eastAsia="Times New Roman" w:hAnsi="Consolas" w:cs="Times New Roman"/>
+          <w:b/>
+          <w:bCs/>
+          <w:color w:val="000000"/>
+          <w:lang w:eastAsia="es-ES"/>
+        </w:rPr>
+      </w:pPr>
+      <w:r>
+        <w:rPr>
+          <w:rFonts w:ascii="Consolas" w:eastAsia="Times New Roman" w:hAnsi="Consolas" w:cs="Times New Roman"/>
+          <w:b/>
+          <w:bCs/>
+          <w:color w:val="000000"/>
+          <w:lang w:eastAsia="es-ES"/>
+        </w:rPr>
+        <w:t xml:space="preserve">  </w:t>
+      </w:r>
+      <w:proofErr w:type="gramStart"/>
+      <w:r>
+        <w:rPr>
+          <w:rFonts w:ascii="Consolas" w:eastAsia="Times New Roman" w:hAnsi="Consolas" w:cs="Times New Roman"/>
+          <w:b/>
+          <w:bCs/>
+          <w:color w:val="000000"/>
+          <w:lang w:eastAsia="es-ES"/>
+        </w:rPr>
+        <w:t>@</w:t>
+      </w:r>
+      <w:proofErr w:type="spellStart"/>
+      <w:r>
+        <w:rPr>
+          <w:rFonts w:ascii="Consolas" w:eastAsia="Times New Roman" w:hAnsi="Consolas" w:cs="Times New Roman"/>
+          <w:b/>
+          <w:bCs/>
+          <w:color w:val="6AAF19"/>
+          <w:lang w:eastAsia="es-ES"/>
+        </w:rPr>
+        <w:t>ViewChild</w:t>
+      </w:r>
+      <w:proofErr w:type="spellEnd"/>
+      <w:r>
+        <w:rPr>
+          <w:rFonts w:ascii="Consolas" w:eastAsia="Times New Roman" w:hAnsi="Consolas" w:cs="Times New Roman"/>
+          <w:b/>
+          <w:bCs/>
+          <w:color w:val="000000"/>
+          <w:lang w:eastAsia="es-ES"/>
+        </w:rPr>
+        <w:t>(</w:t>
+      </w:r>
+      <w:proofErr w:type="gramEnd"/>
+      <w:r>
+        <w:rPr>
+          <w:rFonts w:ascii="Consolas" w:eastAsia="Times New Roman" w:hAnsi="Consolas" w:cs="Times New Roman"/>
+          <w:b/>
+          <w:bCs/>
+          <w:color w:val="F25A00"/>
+          <w:lang w:eastAsia="es-ES"/>
+        </w:rPr>
+        <w:t>"</w:t>
+      </w:r>
+      <w:proofErr w:type="spellStart"/>
+      <w:r>
+        <w:rPr>
+          <w:rFonts w:ascii="Consolas" w:eastAsia="Times New Roman" w:hAnsi="Consolas" w:cs="Times New Roman"/>
+          <w:b/>
+          <w:bCs/>
+          <w:color w:val="F25A00"/>
+          <w:lang w:eastAsia="es-ES"/>
+        </w:rPr>
+        <w:t>cajanombre</w:t>
+      </w:r>
+      <w:proofErr w:type="spellEnd"/>
+      <w:r>
+        <w:rPr>
+          <w:rFonts w:ascii="Consolas" w:eastAsia="Times New Roman" w:hAnsi="Consolas" w:cs="Times New Roman"/>
+          <w:b/>
+          <w:bCs/>
+          <w:color w:val="F25A00"/>
+          <w:lang w:eastAsia="es-ES"/>
+        </w:rPr>
+        <w:t>"</w:t>
+      </w:r>
+      <w:r>
+        <w:rPr>
+          <w:rFonts w:ascii="Consolas" w:eastAsia="Times New Roman" w:hAnsi="Consolas" w:cs="Times New Roman"/>
+          <w:b/>
+          <w:bCs/>
+          <w:color w:val="000000"/>
+          <w:lang w:eastAsia="es-ES"/>
+        </w:rPr>
+        <w:t xml:space="preserve">) </w:t>
+      </w:r>
+      <w:proofErr w:type="spellStart"/>
+      <w:r>
+        <w:rPr>
+          <w:rFonts w:ascii="Consolas" w:eastAsia="Times New Roman" w:hAnsi="Consolas" w:cs="Times New Roman"/>
+          <w:b/>
+          <w:bCs/>
+          <w:color w:val="000000"/>
+          <w:lang w:eastAsia="es-ES"/>
+        </w:rPr>
+        <w:t>cajanombre</w:t>
+      </w:r>
+      <w:proofErr w:type="spellEnd"/>
+      <w:r>
+        <w:rPr>
+          <w:rFonts w:ascii="Consolas" w:eastAsia="Times New Roman" w:hAnsi="Consolas" w:cs="Times New Roman"/>
+          <w:b/>
+          <w:bCs/>
+          <w:color w:val="F92672"/>
+          <w:lang w:eastAsia="es-ES"/>
+        </w:rPr>
+        <w:t>!:</w:t>
+      </w:r>
+      <w:r>
+        <w:rPr>
+          <w:rFonts w:ascii="Consolas" w:eastAsia="Times New Roman" w:hAnsi="Consolas" w:cs="Times New Roman"/>
+          <w:b/>
+          <w:bCs/>
+          <w:color w:val="000000"/>
+          <w:lang w:eastAsia="es-ES"/>
+        </w:rPr>
+        <w:t xml:space="preserve"> </w:t>
+      </w:r>
+      <w:proofErr w:type="spellStart"/>
+      <w:r>
+        <w:rPr>
+          <w:rFonts w:ascii="Consolas" w:eastAsia="Times New Roman" w:hAnsi="Consolas" w:cs="Times New Roman"/>
+          <w:b/>
+          <w:bCs/>
+          <w:color w:val="000000"/>
+          <w:lang w:eastAsia="es-ES"/>
+        </w:rPr>
+        <w:t>ElementRef</w:t>
+      </w:r>
+      <w:proofErr w:type="spellEnd"/>
+      <w:r>
+        <w:rPr>
+          <w:rFonts w:ascii="Consolas" w:eastAsia="Times New Roman" w:hAnsi="Consolas" w:cs="Times New Roman"/>
+          <w:b/>
+          <w:bCs/>
+          <w:color w:val="000000"/>
+          <w:lang w:eastAsia="es-ES"/>
+        </w:rPr>
+        <w:t>;</w:t>
+      </w:r>
+    </w:p>
+    <w:p>
+      <w:pPr>
+        <w:shd w:val="clear" w:color="auto" w:fill="FFFFFF"/>
+        <w:spacing w:after="0" w:line="240" w:lineRule="auto"/>
+        <w:rPr>
+          <w:rFonts w:ascii="Consolas" w:eastAsia="Times New Roman" w:hAnsi="Consolas" w:cs="Times New Roman"/>
+          <w:b/>
+          <w:bCs/>
+          <w:color w:val="000000"/>
+          <w:lang w:eastAsia="es-ES"/>
+        </w:rPr>
+      </w:pPr>
+      <w:r>
+        <w:rPr>
+          <w:rFonts w:ascii="Consolas" w:eastAsia="Times New Roman" w:hAnsi="Consolas" w:cs="Times New Roman"/>
+          <w:b/>
+          <w:bCs/>
+          <w:color w:val="000000"/>
+          <w:lang w:eastAsia="es-ES"/>
+        </w:rPr>
+        <w:t xml:space="preserve">  </w:t>
+      </w:r>
+      <w:proofErr w:type="spellStart"/>
+      <w:proofErr w:type="gramStart"/>
+      <w:r>
+        <w:rPr>
+          <w:rFonts w:ascii="Consolas" w:eastAsia="Times New Roman" w:hAnsi="Consolas" w:cs="Times New Roman"/>
+          <w:b/>
+          <w:bCs/>
+          <w:color w:val="000000"/>
+          <w:lang w:eastAsia="es-ES"/>
+        </w:rPr>
+        <w:t>arraynombres</w:t>
+      </w:r>
+      <w:proofErr w:type="spellEnd"/>
+      <w:proofErr w:type="gramEnd"/>
+      <w:r>
+        <w:rPr>
+          <w:rFonts w:ascii="Consolas" w:eastAsia="Times New Roman" w:hAnsi="Consolas" w:cs="Times New Roman"/>
+          <w:b/>
+          <w:bCs/>
+          <w:color w:val="F92672"/>
+          <w:lang w:eastAsia="es-ES"/>
+        </w:rPr>
+        <w:t>:</w:t>
+      </w:r>
+      <w:r>
+        <w:rPr>
+          <w:rFonts w:ascii="Consolas" w:eastAsia="Times New Roman" w:hAnsi="Consolas" w:cs="Times New Roman"/>
+          <w:b/>
+          <w:bCs/>
+          <w:color w:val="000000"/>
+          <w:lang w:eastAsia="es-ES"/>
+        </w:rPr>
+        <w:t xml:space="preserve"> </w:t>
+      </w:r>
+      <w:proofErr w:type="spellStart"/>
+      <w:r>
+        <w:rPr>
+          <w:rFonts w:ascii="Consolas" w:eastAsia="Times New Roman" w:hAnsi="Consolas" w:cs="Times New Roman"/>
+          <w:b/>
+          <w:bCs/>
+          <w:i/>
+          <w:iCs/>
+          <w:color w:val="28C6E4"/>
+          <w:lang w:eastAsia="es-ES"/>
+        </w:rPr>
+        <w:t>string</w:t>
+      </w:r>
+      <w:proofErr w:type="spellEnd"/>
+      <w:r>
+        <w:rPr>
+          <w:rFonts w:ascii="Consolas" w:eastAsia="Times New Roman" w:hAnsi="Consolas" w:cs="Times New Roman"/>
+          <w:b/>
+          <w:bCs/>
+          <w:color w:val="000000"/>
+          <w:lang w:eastAsia="es-ES"/>
+        </w:rPr>
+        <w:t>[]</w:t>
+      </w:r>
+    </w:p>
+    <w:p>
+      <w:pPr>
+        <w:shd w:val="clear" w:color="auto" w:fill="FFFFFF"/>
+        <w:spacing w:after="0" w:line="240" w:lineRule="auto"/>
+        <w:rPr>
+          <w:rFonts w:ascii="Consolas" w:eastAsia="Times New Roman" w:hAnsi="Consolas" w:cs="Times New Roman"/>
+          <w:b/>
+          <w:bCs/>
+          <w:color w:val="000000"/>
+          <w:lang w:eastAsia="es-ES"/>
+        </w:rPr>
+      </w:pPr>
+    </w:p>
+    <w:p>
+      <w:pPr>
+        <w:shd w:val="clear" w:color="auto" w:fill="FFFFFF"/>
+        <w:spacing w:after="0" w:line="240" w:lineRule="auto"/>
+        <w:rPr>
+          <w:rFonts w:ascii="Consolas" w:eastAsia="Times New Roman" w:hAnsi="Consolas" w:cs="Times New Roman"/>
+          <w:b/>
+          <w:bCs/>
+          <w:color w:val="000000"/>
+          <w:lang w:eastAsia="es-ES"/>
+        </w:rPr>
+      </w:pPr>
+      <w:r>
+        <w:rPr>
+          <w:rFonts w:ascii="Consolas" w:eastAsia="Times New Roman" w:hAnsi="Consolas" w:cs="Times New Roman"/>
+          <w:b/>
+          <w:bCs/>
+          <w:color w:val="000000"/>
+          <w:lang w:eastAsia="es-ES"/>
+        </w:rPr>
+        <w:t xml:space="preserve">  </w:t>
+      </w:r>
+      <w:proofErr w:type="spellStart"/>
+      <w:proofErr w:type="gramStart"/>
+      <w:r>
+        <w:rPr>
+          <w:rFonts w:ascii="Consolas" w:eastAsia="Times New Roman" w:hAnsi="Consolas" w:cs="Times New Roman"/>
+          <w:b/>
+          <w:bCs/>
+          <w:color w:val="6AAF19"/>
+          <w:lang w:eastAsia="es-ES"/>
+        </w:rPr>
+        <w:t>insertarNombre</w:t>
+      </w:r>
+      <w:proofErr w:type="spellEnd"/>
+      <w:proofErr w:type="gramEnd"/>
+      <w:r>
+        <w:rPr>
+          <w:rFonts w:ascii="Consolas" w:eastAsia="Times New Roman" w:hAnsi="Consolas" w:cs="Times New Roman"/>
+          <w:b/>
+          <w:bCs/>
+          <w:color w:val="000000"/>
+          <w:lang w:eastAsia="es-ES"/>
+        </w:rPr>
+        <w:t>()</w:t>
+      </w:r>
+      <w:r>
+        <w:rPr>
+          <w:rFonts w:ascii="Consolas" w:eastAsia="Times New Roman" w:hAnsi="Consolas" w:cs="Times New Roman"/>
+          <w:b/>
+          <w:bCs/>
+          <w:color w:val="F92672"/>
+          <w:lang w:eastAsia="es-ES"/>
+        </w:rPr>
+        <w:t>:</w:t>
+      </w:r>
+      <w:r>
+        <w:rPr>
+          <w:rFonts w:ascii="Consolas" w:eastAsia="Times New Roman" w:hAnsi="Consolas" w:cs="Times New Roman"/>
+          <w:b/>
+          <w:bCs/>
+          <w:color w:val="000000"/>
+          <w:lang w:eastAsia="es-ES"/>
+        </w:rPr>
+        <w:t xml:space="preserve"> </w:t>
+      </w:r>
+      <w:proofErr w:type="spellStart"/>
+      <w:r>
+        <w:rPr>
+          <w:rFonts w:ascii="Consolas" w:eastAsia="Times New Roman" w:hAnsi="Consolas" w:cs="Times New Roman"/>
+          <w:b/>
+          <w:bCs/>
+          <w:i/>
+          <w:iCs/>
+          <w:color w:val="28C6E4"/>
+          <w:lang w:eastAsia="es-ES"/>
+        </w:rPr>
+        <w:t>void</w:t>
+      </w:r>
+      <w:proofErr w:type="spellEnd"/>
+      <w:r>
+        <w:rPr>
+          <w:rFonts w:ascii="Consolas" w:eastAsia="Times New Roman" w:hAnsi="Consolas" w:cs="Times New Roman"/>
+          <w:b/>
+          <w:bCs/>
+          <w:color w:val="000000"/>
+          <w:lang w:eastAsia="es-ES"/>
+        </w:rPr>
+        <w:t xml:space="preserve"> {</w:t>
+      </w:r>
+    </w:p>
+    <w:p>
+      <w:pPr>
+        <w:shd w:val="clear" w:color="auto" w:fill="FFFFFF"/>
+        <w:spacing w:after="0" w:line="240" w:lineRule="auto"/>
+        <w:rPr>
+          <w:rFonts w:ascii="Consolas" w:eastAsia="Times New Roman" w:hAnsi="Consolas" w:cs="Times New Roman"/>
+          <w:b/>
+          <w:bCs/>
+          <w:color w:val="000000"/>
+          <w:lang w:eastAsia="es-ES"/>
+        </w:rPr>
+      </w:pPr>
+      <w:r>
+        <w:rPr>
+          <w:rFonts w:ascii="Consolas" w:eastAsia="Times New Roman" w:hAnsi="Consolas" w:cs="Times New Roman"/>
+          <w:b/>
+          <w:bCs/>
+          <w:color w:val="000000"/>
+          <w:lang w:eastAsia="es-ES"/>
+        </w:rPr>
+        <w:t xml:space="preserve">    </w:t>
+      </w:r>
+      <w:r>
+        <w:rPr>
+          <w:rFonts w:ascii="Consolas" w:eastAsia="Times New Roman" w:hAnsi="Consolas" w:cs="Times New Roman"/>
+          <w:b/>
+          <w:bCs/>
+          <w:color w:val="9F9F8F"/>
+          <w:lang w:eastAsia="es-ES"/>
+        </w:rPr>
+        <w:t>//recuperamos el nombre de la caja</w:t>
+      </w:r>
+    </w:p>
+    <w:p>
+      <w:pPr>
+        <w:shd w:val="clear" w:color="auto" w:fill="FFFFFF"/>
+        <w:spacing w:after="0" w:line="240" w:lineRule="auto"/>
+        <w:rPr>
+          <w:rFonts w:ascii="Consolas" w:eastAsia="Times New Roman" w:hAnsi="Consolas" w:cs="Times New Roman"/>
+          <w:b/>
+          <w:bCs/>
+          <w:color w:val="000000"/>
+          <w:lang w:eastAsia="es-ES"/>
+        </w:rPr>
+      </w:pPr>
+      <w:r>
+        <w:rPr>
+          <w:rFonts w:ascii="Consolas" w:eastAsia="Times New Roman" w:hAnsi="Consolas" w:cs="Times New Roman"/>
+          <w:b/>
+          <w:bCs/>
+          <w:color w:val="000000"/>
+          <w:lang w:eastAsia="es-ES"/>
+        </w:rPr>
+        <w:t xml:space="preserve">    </w:t>
+      </w:r>
+      <w:proofErr w:type="spellStart"/>
+      <w:proofErr w:type="gramStart"/>
+      <w:r>
+        <w:rPr>
+          <w:rFonts w:ascii="Consolas" w:eastAsia="Times New Roman" w:hAnsi="Consolas" w:cs="Times New Roman"/>
+          <w:b/>
+          <w:bCs/>
+          <w:i/>
+          <w:iCs/>
+          <w:color w:val="28C6E4"/>
+          <w:lang w:eastAsia="es-ES"/>
+        </w:rPr>
+        <w:t>let</w:t>
+      </w:r>
+      <w:proofErr w:type="spellEnd"/>
+      <w:proofErr w:type="gramEnd"/>
+      <w:r>
+        <w:rPr>
+          <w:rFonts w:ascii="Consolas" w:eastAsia="Times New Roman" w:hAnsi="Consolas" w:cs="Times New Roman"/>
+          <w:b/>
+          <w:bCs/>
+          <w:color w:val="000000"/>
+          <w:lang w:eastAsia="es-ES"/>
+        </w:rPr>
+        <w:t xml:space="preserve"> nombre </w:t>
+      </w:r>
+      <w:r>
+        <w:rPr>
+          <w:rFonts w:ascii="Consolas" w:eastAsia="Times New Roman" w:hAnsi="Consolas" w:cs="Times New Roman"/>
+          <w:b/>
+          <w:bCs/>
+          <w:color w:val="F92672"/>
+          <w:lang w:eastAsia="es-ES"/>
+        </w:rPr>
+        <w:t>=</w:t>
+      </w:r>
+      <w:r>
+        <w:rPr>
+          <w:rFonts w:ascii="Consolas" w:eastAsia="Times New Roman" w:hAnsi="Consolas" w:cs="Times New Roman"/>
+          <w:b/>
+          <w:bCs/>
+          <w:color w:val="000000"/>
+          <w:lang w:eastAsia="es-ES"/>
+        </w:rPr>
+        <w:t xml:space="preserve"> </w:t>
+      </w:r>
+      <w:proofErr w:type="spellStart"/>
+      <w:r>
+        <w:rPr>
+          <w:rFonts w:ascii="Consolas" w:eastAsia="Times New Roman" w:hAnsi="Consolas" w:cs="Times New Roman"/>
+          <w:b/>
+          <w:bCs/>
+          <w:i/>
+          <w:iCs/>
+          <w:color w:val="FD971F"/>
+          <w:lang w:eastAsia="es-ES"/>
+        </w:rPr>
+        <w:t>this</w:t>
+      </w:r>
+      <w:r>
+        <w:rPr>
+          <w:rFonts w:ascii="Consolas" w:eastAsia="Times New Roman" w:hAnsi="Consolas" w:cs="Times New Roman"/>
+          <w:b/>
+          <w:bCs/>
+          <w:color w:val="000000"/>
+          <w:lang w:eastAsia="es-ES"/>
+        </w:rPr>
+        <w:t>.cajanombre.nativeElement.value</w:t>
+      </w:r>
+      <w:proofErr w:type="spellEnd"/>
+      <w:r>
+        <w:rPr>
+          <w:rFonts w:ascii="Consolas" w:eastAsia="Times New Roman" w:hAnsi="Consolas" w:cs="Times New Roman"/>
+          <w:b/>
+          <w:bCs/>
+          <w:color w:val="000000"/>
+          <w:lang w:eastAsia="es-ES"/>
+        </w:rPr>
+        <w:t>;</w:t>
+      </w:r>
+    </w:p>
+    <w:p>
+      <w:pPr>
+        <w:shd w:val="clear" w:color="auto" w:fill="FFFFFF"/>
+        <w:spacing w:after="0" w:line="240" w:lineRule="auto"/>
+        <w:rPr>
+          <w:rFonts w:ascii="Consolas" w:eastAsia="Times New Roman" w:hAnsi="Consolas" w:cs="Times New Roman"/>
+          <w:b/>
+          <w:bCs/>
+          <w:color w:val="000000"/>
+          <w:lang w:eastAsia="es-ES"/>
+        </w:rPr>
+      </w:pPr>
+      <w:r>
+        <w:rPr>
+          <w:rFonts w:ascii="Consolas" w:eastAsia="Times New Roman" w:hAnsi="Consolas" w:cs="Times New Roman"/>
+          <w:b/>
+          <w:bCs/>
+          <w:color w:val="000000"/>
+          <w:lang w:eastAsia="es-ES"/>
+        </w:rPr>
+        <w:t xml:space="preserve">    </w:t>
+      </w:r>
+      <w:r>
+        <w:rPr>
+          <w:rFonts w:ascii="Consolas" w:eastAsia="Times New Roman" w:hAnsi="Consolas" w:cs="Times New Roman"/>
+          <w:b/>
+          <w:bCs/>
+          <w:color w:val="9F9F8F"/>
+          <w:lang w:eastAsia="es-ES"/>
+        </w:rPr>
+        <w:t xml:space="preserve">//añadimos el nombre al </w:t>
+      </w:r>
+      <w:proofErr w:type="spellStart"/>
+      <w:r>
+        <w:rPr>
+          <w:rFonts w:ascii="Consolas" w:eastAsia="Times New Roman" w:hAnsi="Consolas" w:cs="Times New Roman"/>
+          <w:b/>
+          <w:bCs/>
+          <w:color w:val="9F9F8F"/>
+          <w:lang w:eastAsia="es-ES"/>
+        </w:rPr>
+        <w:t>array</w:t>
+      </w:r>
+      <w:proofErr w:type="spellEnd"/>
+      <w:r>
+        <w:rPr>
+          <w:rFonts w:ascii="Consolas" w:eastAsia="Times New Roman" w:hAnsi="Consolas" w:cs="Times New Roman"/>
+          <w:b/>
+          <w:bCs/>
+          <w:color w:val="9F9F8F"/>
+          <w:lang w:eastAsia="es-ES"/>
+        </w:rPr>
+        <w:t xml:space="preserve"> (</w:t>
+      </w:r>
+      <w:proofErr w:type="spellStart"/>
+      <w:r>
+        <w:rPr>
+          <w:rFonts w:ascii="Consolas" w:eastAsia="Times New Roman" w:hAnsi="Consolas" w:cs="Times New Roman"/>
+          <w:b/>
+          <w:bCs/>
+          <w:color w:val="9F9F8F"/>
+          <w:lang w:eastAsia="es-ES"/>
+        </w:rPr>
+        <w:t>push</w:t>
+      </w:r>
+      <w:proofErr w:type="spellEnd"/>
+      <w:r>
+        <w:rPr>
+          <w:rFonts w:ascii="Consolas" w:eastAsia="Times New Roman" w:hAnsi="Consolas" w:cs="Times New Roman"/>
+          <w:b/>
+          <w:bCs/>
+          <w:color w:val="9F9F8F"/>
+          <w:lang w:eastAsia="es-ES"/>
+        </w:rPr>
+        <w:t>)</w:t>
+      </w:r>
+    </w:p>
+    <w:p>
+      <w:pPr>
+        <w:shd w:val="clear" w:color="auto" w:fill="FFFFFF"/>
+        <w:spacing w:after="0" w:line="240" w:lineRule="auto"/>
+        <w:rPr>
+          <w:rFonts w:ascii="Consolas" w:eastAsia="Times New Roman" w:hAnsi="Consolas" w:cs="Times New Roman"/>
+          <w:b/>
+          <w:bCs/>
+          <w:color w:val="000000"/>
+          <w:lang w:eastAsia="es-ES"/>
+        </w:rPr>
+      </w:pPr>
+      <w:r>
+        <w:rPr>
+          <w:rFonts w:ascii="Consolas" w:eastAsia="Times New Roman" w:hAnsi="Consolas" w:cs="Times New Roman"/>
+          <w:b/>
+          <w:bCs/>
+          <w:color w:val="000000"/>
+          <w:lang w:eastAsia="es-ES"/>
+        </w:rPr>
+        <w:t xml:space="preserve">    </w:t>
+      </w:r>
+      <w:proofErr w:type="spellStart"/>
+      <w:proofErr w:type="gramStart"/>
+      <w:r>
+        <w:rPr>
+          <w:rFonts w:ascii="Consolas" w:eastAsia="Times New Roman" w:hAnsi="Consolas" w:cs="Times New Roman"/>
+          <w:b/>
+          <w:bCs/>
+          <w:i/>
+          <w:iCs/>
+          <w:color w:val="FD971F"/>
+          <w:lang w:eastAsia="es-ES"/>
+        </w:rPr>
+        <w:t>this</w:t>
+      </w:r>
+      <w:r>
+        <w:rPr>
+          <w:rFonts w:ascii="Consolas" w:eastAsia="Times New Roman" w:hAnsi="Consolas" w:cs="Times New Roman"/>
+          <w:b/>
+          <w:bCs/>
+          <w:color w:val="000000"/>
+          <w:lang w:eastAsia="es-ES"/>
+        </w:rPr>
+        <w:t>.arraynombres.</w:t>
+      </w:r>
+      <w:r>
+        <w:rPr>
+          <w:rFonts w:ascii="Consolas" w:eastAsia="Times New Roman" w:hAnsi="Consolas" w:cs="Times New Roman"/>
+          <w:b/>
+          <w:bCs/>
+          <w:color w:val="6AAF19"/>
+          <w:lang w:eastAsia="es-ES"/>
+        </w:rPr>
+        <w:t>push</w:t>
+      </w:r>
+      <w:proofErr w:type="spellEnd"/>
+      <w:r>
+        <w:rPr>
+          <w:rFonts w:ascii="Consolas" w:eastAsia="Times New Roman" w:hAnsi="Consolas" w:cs="Times New Roman"/>
+          <w:b/>
+          <w:bCs/>
+          <w:color w:val="000000"/>
+          <w:lang w:eastAsia="es-ES"/>
+        </w:rPr>
+        <w:t>(</w:t>
+      </w:r>
+      <w:proofErr w:type="gramEnd"/>
+      <w:r>
+        <w:rPr>
+          <w:rFonts w:ascii="Consolas" w:eastAsia="Times New Roman" w:hAnsi="Consolas" w:cs="Times New Roman"/>
+          <w:b/>
+          <w:bCs/>
+          <w:color w:val="000000"/>
+          <w:lang w:eastAsia="es-ES"/>
+        </w:rPr>
+        <w:t>nombre);</w:t>
+      </w:r>
+    </w:p>
+    <w:p>
+      <w:pPr>
+        <w:shd w:val="clear" w:color="auto" w:fill="FFFFFF"/>
+        <w:spacing w:after="0" w:line="240" w:lineRule="auto"/>
+        <w:rPr>
+          <w:rFonts w:ascii="Consolas" w:eastAsia="Times New Roman" w:hAnsi="Consolas" w:cs="Times New Roman"/>
+          <w:b/>
+          <w:bCs/>
+          <w:color w:val="000000"/>
+          <w:lang w:eastAsia="es-ES"/>
+        </w:rPr>
+      </w:pPr>
+      <w:r>
+        <w:rPr>
+          <w:rFonts w:ascii="Consolas" w:eastAsia="Times New Roman" w:hAnsi="Consolas" w:cs="Times New Roman"/>
+          <w:b/>
+          <w:bCs/>
+          <w:color w:val="000000"/>
+          <w:lang w:eastAsia="es-ES"/>
+        </w:rPr>
+        <w:t>  }</w:t>
+      </w:r>
+    </w:p>
+    <w:p>
+      <w:pPr>
+        <w:shd w:val="clear" w:color="auto" w:fill="FFFFFF"/>
+        <w:spacing w:after="0" w:line="240" w:lineRule="auto"/>
+        <w:rPr>
+          <w:rFonts w:ascii="Consolas" w:eastAsia="Times New Roman" w:hAnsi="Consolas" w:cs="Times New Roman"/>
+          <w:b/>
+          <w:bCs/>
+          <w:color w:val="000000"/>
+          <w:lang w:eastAsia="es-ES"/>
+        </w:rPr>
+      </w:pPr>
+    </w:p>
+    <w:p>
+      <w:pPr>
+        <w:shd w:val="clear" w:color="auto" w:fill="FFFFFF"/>
+        <w:spacing w:after="0" w:line="240" w:lineRule="auto"/>
+        <w:rPr>
+          <w:rFonts w:ascii="Consolas" w:eastAsia="Times New Roman" w:hAnsi="Consolas" w:cs="Times New Roman"/>
+          <w:b/>
+          <w:bCs/>
+          <w:color w:val="000000"/>
+          <w:lang w:eastAsia="es-ES"/>
+        </w:rPr>
+      </w:pPr>
+      <w:r>
+        <w:rPr>
+          <w:rFonts w:ascii="Consolas" w:eastAsia="Times New Roman" w:hAnsi="Consolas" w:cs="Times New Roman"/>
+          <w:b/>
+          <w:bCs/>
+          <w:color w:val="000000"/>
+          <w:lang w:eastAsia="es-ES"/>
+        </w:rPr>
+        <w:t xml:space="preserve">  </w:t>
+      </w:r>
+      <w:proofErr w:type="gramStart"/>
+      <w:r>
+        <w:rPr>
+          <w:rFonts w:ascii="Consolas" w:eastAsia="Times New Roman" w:hAnsi="Consolas" w:cs="Times New Roman"/>
+          <w:b/>
+          <w:bCs/>
+          <w:i/>
+          <w:iCs/>
+          <w:color w:val="28C6E4"/>
+          <w:lang w:eastAsia="es-ES"/>
+        </w:rPr>
+        <w:t>constructor</w:t>
+      </w:r>
+      <w:proofErr w:type="gramEnd"/>
+      <w:r>
+        <w:rPr>
+          <w:rFonts w:ascii="Consolas" w:eastAsia="Times New Roman" w:hAnsi="Consolas" w:cs="Times New Roman"/>
+          <w:b/>
+          <w:bCs/>
+          <w:color w:val="000000"/>
+          <w:lang w:eastAsia="es-ES"/>
+        </w:rPr>
+        <w:t>(){</w:t>
+      </w:r>
+    </w:p>
+    <w:p>
+      <w:pPr>
+        <w:shd w:val="clear" w:color="auto" w:fill="FFFFFF"/>
+        <w:spacing w:after="0" w:line="240" w:lineRule="auto"/>
+        <w:rPr>
+          <w:rFonts w:ascii="Consolas" w:eastAsia="Times New Roman" w:hAnsi="Consolas" w:cs="Times New Roman"/>
+          <w:b/>
+          <w:bCs/>
+          <w:color w:val="000000"/>
+          <w:lang w:eastAsia="es-ES"/>
+        </w:rPr>
+      </w:pPr>
+      <w:r>
+        <w:rPr>
+          <w:rFonts w:ascii="Consolas" w:eastAsia="Times New Roman" w:hAnsi="Consolas" w:cs="Times New Roman"/>
+          <w:b/>
+          <w:bCs/>
+          <w:color w:val="000000"/>
+          <w:lang w:eastAsia="es-ES"/>
+        </w:rPr>
+        <w:t xml:space="preserve">    </w:t>
+      </w:r>
+      <w:proofErr w:type="spellStart"/>
+      <w:r>
+        <w:rPr>
+          <w:rFonts w:ascii="Consolas" w:eastAsia="Times New Roman" w:hAnsi="Consolas" w:cs="Times New Roman"/>
+          <w:b/>
+          <w:bCs/>
+          <w:i/>
+          <w:iCs/>
+          <w:color w:val="FD971F"/>
+          <w:lang w:eastAsia="es-ES"/>
+        </w:rPr>
+        <w:t>this</w:t>
+      </w:r>
+      <w:r>
+        <w:rPr>
+          <w:rFonts w:ascii="Consolas" w:eastAsia="Times New Roman" w:hAnsi="Consolas" w:cs="Times New Roman"/>
+          <w:b/>
+          <w:bCs/>
+          <w:color w:val="000000"/>
+          <w:lang w:eastAsia="es-ES"/>
+        </w:rPr>
+        <w:t>.arraynombres</w:t>
+      </w:r>
+      <w:proofErr w:type="spellEnd"/>
+      <w:r>
+        <w:rPr>
+          <w:rFonts w:ascii="Consolas" w:eastAsia="Times New Roman" w:hAnsi="Consolas" w:cs="Times New Roman"/>
+          <w:b/>
+          <w:bCs/>
+          <w:color w:val="000000"/>
+          <w:lang w:eastAsia="es-ES"/>
+        </w:rPr>
+        <w:t xml:space="preserve"> </w:t>
+      </w:r>
+      <w:r>
+        <w:rPr>
+          <w:rFonts w:ascii="Consolas" w:eastAsia="Times New Roman" w:hAnsi="Consolas" w:cs="Times New Roman"/>
+          <w:b/>
+          <w:bCs/>
+          <w:color w:val="F92672"/>
+          <w:lang w:eastAsia="es-ES"/>
+        </w:rPr>
+        <w:t>=</w:t>
+      </w:r>
+      <w:r>
+        <w:rPr>
+          <w:rFonts w:ascii="Consolas" w:eastAsia="Times New Roman" w:hAnsi="Consolas" w:cs="Times New Roman"/>
+          <w:b/>
+          <w:bCs/>
+          <w:color w:val="000000"/>
+          <w:lang w:eastAsia="es-ES"/>
+        </w:rPr>
+        <w:t xml:space="preserve"> [];</w:t>
+      </w:r>
+    </w:p>
+    <w:p>
+      <w:pPr>
+        <w:shd w:val="clear" w:color="auto" w:fill="FFFFFF"/>
+        <w:spacing w:after="0" w:line="240" w:lineRule="auto"/>
+        <w:rPr>
+          <w:rFonts w:ascii="Consolas" w:eastAsia="Times New Roman" w:hAnsi="Consolas" w:cs="Times New Roman"/>
+          <w:b/>
+          <w:bCs/>
+          <w:color w:val="000000"/>
+          <w:lang w:eastAsia="es-ES"/>
+        </w:rPr>
+      </w:pPr>
+      <w:r>
+        <w:rPr>
+          <w:rFonts w:ascii="Consolas" w:eastAsia="Times New Roman" w:hAnsi="Consolas" w:cs="Times New Roman"/>
+          <w:b/>
+          <w:bCs/>
+          <w:color w:val="000000"/>
+          <w:lang w:eastAsia="es-ES"/>
+        </w:rPr>
+        <w:t>  }</w:t>
+      </w:r>
+    </w:p>
+    <w:p>
+      <w:pPr>
+        <w:shd w:val="clear" w:color="auto" w:fill="FFFFFF"/>
+        <w:spacing w:after="0" w:line="240" w:lineRule="auto"/>
+        <w:rPr>
+          <w:rFonts w:ascii="Consolas" w:eastAsia="Times New Roman" w:hAnsi="Consolas" w:cs="Times New Roman"/>
+          <w:b/>
+          <w:bCs/>
+          <w:color w:val="000000"/>
+          <w:lang w:eastAsia="es-ES"/>
+        </w:rPr>
+      </w:pPr>
+      <w:r>
+        <w:rPr>
+          <w:rFonts w:ascii="Consolas" w:eastAsia="Times New Roman" w:hAnsi="Consolas" w:cs="Times New Roman"/>
+          <w:b/>
+          <w:bCs/>
+          <w:color w:val="000000"/>
+          <w:lang w:eastAsia="es-ES"/>
+        </w:rPr>
+        <w:t>}</w:t>
+      </w:r>
+    </w:p>
+    <w:p>
+      <w:pPr>
+        <w:spacing w:after="0" w:line="240" w:lineRule="auto"/>
+        <w:rPr>
+          <w:rFonts w:ascii="Verdana" w:hAnsi="Verdana"/>
+          <w:sz w:val="28"/>
+          <w:szCs w:val="28"/>
+        </w:rPr>
+      </w:pPr>
+    </w:p>
+    <w:p>
+      <w:pPr>
+        <w:spacing w:after="0" w:line="240" w:lineRule="auto"/>
+        <w:rPr>
+          <w:rFonts w:ascii="Verdana" w:hAnsi="Verdana"/>
+          <w:sz w:val="28"/>
+          <w:szCs w:val="28"/>
+        </w:rPr>
+      </w:pPr>
+    </w:p>
+    <w:p>
+      <w:pPr>
+        <w:spacing w:after="0" w:line="240" w:lineRule="auto"/>
+        <w:rPr>
+          <w:rFonts w:ascii="Verdana" w:hAnsi="Verdana"/>
+          <w:sz w:val="28"/>
+          <w:szCs w:val="28"/>
+        </w:rPr>
+      </w:pPr>
+    </w:p>
+    <w:p>
+      <w:pPr>
+        <w:spacing w:after="0" w:line="240" w:lineRule="auto"/>
+        <w:rPr>
+          <w:rFonts w:ascii="Verdana" w:hAnsi="Verdana"/>
+          <w:sz w:val="28"/>
+          <w:szCs w:val="28"/>
+        </w:rPr>
+      </w:pPr>
+    </w:p>
+    <w:p>
+      <w:pPr>
+        <w:spacing w:after="0" w:line="240" w:lineRule="auto"/>
+        <w:rPr>
+          <w:rFonts w:ascii="Verdana" w:hAnsi="Verdana"/>
+          <w:sz w:val="28"/>
+          <w:szCs w:val="28"/>
+        </w:rPr>
+      </w:pPr>
+    </w:p>
+    <w:p>
+      <w:pPr>
+        <w:spacing w:after="0" w:line="240" w:lineRule="auto"/>
+        <w:rPr>
+          <w:rFonts w:ascii="Verdana" w:hAnsi="Verdana"/>
+          <w:sz w:val="28"/>
+          <w:szCs w:val="28"/>
+        </w:rPr>
+      </w:pPr>
     </w:p>
     <w:p>
       <w:pPr>
@@ -28571,8 +30742,8 @@
       </w:pPr>
     </w:p>
     <w:sectPr>
-      <w:headerReference w:type="default" r:id="rId65"/>
-      <w:footerReference w:type="default" r:id="rId66"/>
+      <w:headerReference w:type="default" r:id="rId66"/>
+      <w:footerReference w:type="default" r:id="rId67"/>
       <w:pgSz w:w="11906" w:h="16838"/>
       <w:pgMar w:top="1417" w:right="1701" w:bottom="1417" w:left="1701" w:header="708" w:footer="708" w:gutter="0"/>
       <w:cols w:space="708"/>
@@ -28639,7 +30810,7 @@
           <w:rPr>
             <w:noProof/>
           </w:rPr>
-          <w:t>35</w:t>
+          <w:t>36</w:t>
         </w:r>
         <w:r>
           <w:fldChar w:fldCharType="end"/>
@@ -32271,7 +34442,7 @@
 </file>
 
 <file path=customXml/itemProps1.xml><?xml version="1.0" encoding="utf-8"?>
-<ds:datastoreItem xmlns:ds="http://schemas.openxmlformats.org/officeDocument/2006/customXml" ds:itemID="{D2F05457-6072-4785-9CBA-B909F25364C1}">
+<ds:datastoreItem xmlns:ds="http://schemas.openxmlformats.org/officeDocument/2006/customXml" ds:itemID="{52E77F96-D968-4F5E-98CD-CF8B4D585CF1}">
   <ds:schemaRefs>
     <ds:schemaRef ds:uri="http://schemas.openxmlformats.org/officeDocument/2006/bibliography"/>
   </ds:schemaRefs>

--- a/00 - DESARROLLO ANGULAR.docx
+++ b/00 - DESARROLLO ANGULAR.docx
@@ -21374,25 +21374,7 @@
           <w:sz w:val="28"/>
           <w:szCs w:val="28"/>
         </w:rPr>
-        <w:t xml:space="preserve">Comenzamos, incluyendo en el módulo la funcionalidad </w:t>
-      </w:r>
-      <w:proofErr w:type="gramStart"/>
-      <w:r>
-        <w:rPr>
-          <w:rFonts w:ascii="Verdana" w:hAnsi="Verdana"/>
-          <w:sz w:val="28"/>
-          <w:szCs w:val="28"/>
-        </w:rPr>
-        <w:t>para</w:t>
-      </w:r>
-      <w:proofErr w:type="gramEnd"/>
-      <w:r>
-        <w:rPr>
-          <w:rFonts w:ascii="Verdana" w:hAnsi="Verdana"/>
-          <w:sz w:val="28"/>
-          <w:szCs w:val="28"/>
-        </w:rPr>
-        <w:t xml:space="preserve"> trabajar con </w:t>
+        <w:t xml:space="preserve">Comenzamos, incluyendo en el módulo la funcionalidad para trabajar con </w:t>
       </w:r>
       <w:proofErr w:type="spellStart"/>
       <w:r>
@@ -28635,8 +28617,6 @@
           </wp:inline>
         </w:drawing>
       </w:r>
-      <w:bookmarkStart w:id="0" w:name="_GoBack"/>
-      <w:bookmarkEnd w:id="0"/>
     </w:p>
     <w:p>
       <w:pPr>
@@ -30596,30 +30576,189 @@
         <w:spacing w:after="0" w:line="240" w:lineRule="auto"/>
         <w:rPr>
           <w:rFonts w:ascii="Verdana" w:hAnsi="Verdana"/>
-          <w:sz w:val="28"/>
-          <w:szCs w:val="28"/>
-        </w:rPr>
-      </w:pPr>
-    </w:p>
-    <w:p>
-      <w:pPr>
-        <w:spacing w:after="0" w:line="240" w:lineRule="auto"/>
-        <w:rPr>
-          <w:rFonts w:ascii="Verdana" w:hAnsi="Verdana"/>
-          <w:sz w:val="28"/>
-          <w:szCs w:val="28"/>
-        </w:rPr>
-      </w:pPr>
-    </w:p>
-    <w:p>
-      <w:pPr>
-        <w:spacing w:after="0" w:line="240" w:lineRule="auto"/>
-        <w:rPr>
-          <w:rFonts w:ascii="Verdana" w:hAnsi="Verdana"/>
-          <w:sz w:val="28"/>
-          <w:szCs w:val="28"/>
-        </w:rPr>
-      </w:pPr>
+          <w:b/>
+          <w:sz w:val="28"/>
+          <w:szCs w:val="28"/>
+        </w:rPr>
+      </w:pPr>
+      <w:r>
+        <w:rPr>
+          <w:rFonts w:ascii="Verdana" w:hAnsi="Verdana"/>
+          <w:sz w:val="28"/>
+          <w:szCs w:val="28"/>
+        </w:rPr>
+        <w:t xml:space="preserve">Creamos un </w:t>
+      </w:r>
+      <w:proofErr w:type="spellStart"/>
+      <w:r>
+        <w:rPr>
+          <w:rFonts w:ascii="Verdana" w:hAnsi="Verdana"/>
+          <w:sz w:val="28"/>
+          <w:szCs w:val="28"/>
+        </w:rPr>
+        <w:t>component</w:t>
+      </w:r>
+      <w:proofErr w:type="spellEnd"/>
+      <w:r>
+        <w:rPr>
+          <w:rFonts w:ascii="Verdana" w:hAnsi="Verdana"/>
+          <w:sz w:val="28"/>
+          <w:szCs w:val="28"/>
+        </w:rPr>
+        <w:t xml:space="preserve"> llamado </w:t>
+      </w:r>
+      <w:proofErr w:type="spellStart"/>
+      <w:r>
+        <w:rPr>
+          <w:rFonts w:ascii="Verdana" w:hAnsi="Verdana"/>
+          <w:b/>
+          <w:sz w:val="28"/>
+          <w:szCs w:val="28"/>
+        </w:rPr>
+        <w:t>formNumerosComponent</w:t>
+      </w:r>
+      <w:proofErr w:type="spellEnd"/>
+    </w:p>
+    <w:p>
+      <w:pPr>
+        <w:spacing w:after="0" w:line="240" w:lineRule="auto"/>
+        <w:rPr>
+          <w:rFonts w:ascii="Verdana" w:hAnsi="Verdana"/>
+          <w:sz w:val="28"/>
+          <w:szCs w:val="28"/>
+        </w:rPr>
+      </w:pPr>
+    </w:p>
+    <w:p>
+      <w:pPr>
+        <w:spacing w:after="0" w:line="240" w:lineRule="auto"/>
+        <w:rPr>
+          <w:rFonts w:ascii="Verdana" w:hAnsi="Verdana"/>
+          <w:sz w:val="28"/>
+          <w:szCs w:val="28"/>
+        </w:rPr>
+      </w:pPr>
+      <w:r>
+        <w:rPr>
+          <w:rFonts w:ascii="Verdana" w:hAnsi="Verdana"/>
+          <w:sz w:val="28"/>
+          <w:szCs w:val="28"/>
+        </w:rPr>
+        <w:t>Quiero una caja de texto para pedir un número.</w:t>
+      </w:r>
+    </w:p>
+    <w:p>
+      <w:pPr>
+        <w:spacing w:after="0" w:line="240" w:lineRule="auto"/>
+        <w:rPr>
+          <w:rFonts w:ascii="Verdana" w:hAnsi="Verdana"/>
+          <w:sz w:val="28"/>
+          <w:szCs w:val="28"/>
+        </w:rPr>
+      </w:pPr>
+      <w:r>
+        <w:rPr>
+          <w:rFonts w:ascii="Verdana" w:hAnsi="Verdana"/>
+          <w:sz w:val="28"/>
+          <w:szCs w:val="28"/>
+        </w:rPr>
+        <w:t xml:space="preserve">Al escribir un número y pulsar un botón, lo almacenamos dentro de un </w:t>
+      </w:r>
+      <w:proofErr w:type="spellStart"/>
+      <w:r>
+        <w:rPr>
+          <w:rFonts w:ascii="Verdana" w:hAnsi="Verdana"/>
+          <w:sz w:val="28"/>
+          <w:szCs w:val="28"/>
+        </w:rPr>
+        <w:t>Array</w:t>
+      </w:r>
+      <w:proofErr w:type="spellEnd"/>
+      <w:r>
+        <w:rPr>
+          <w:rFonts w:ascii="Verdana" w:hAnsi="Verdana"/>
+          <w:sz w:val="28"/>
+          <w:szCs w:val="28"/>
+        </w:rPr>
+        <w:t xml:space="preserve"> de números y lo dibujamos en la página.</w:t>
+      </w:r>
+    </w:p>
+    <w:p>
+      <w:pPr>
+        <w:spacing w:after="0" w:line="240" w:lineRule="auto"/>
+        <w:rPr>
+          <w:rFonts w:ascii="Verdana" w:hAnsi="Verdana"/>
+          <w:sz w:val="28"/>
+          <w:szCs w:val="28"/>
+        </w:rPr>
+      </w:pPr>
+    </w:p>
+    <w:p>
+      <w:pPr>
+        <w:spacing w:after="0" w:line="240" w:lineRule="auto"/>
+        <w:rPr>
+          <w:rFonts w:ascii="Verdana" w:hAnsi="Verdana"/>
+          <w:sz w:val="28"/>
+          <w:szCs w:val="28"/>
+        </w:rPr>
+      </w:pPr>
+      <w:r>
+        <w:rPr>
+          <w:rFonts w:ascii="Verdana" w:hAnsi="Verdana"/>
+          <w:sz w:val="28"/>
+          <w:szCs w:val="28"/>
+        </w:rPr>
+        <w:t xml:space="preserve">Versión 2: Cuando lo tengamos, mediante estilos </w:t>
+      </w:r>
+      <w:proofErr w:type="spellStart"/>
+      <w:r>
+        <w:rPr>
+          <w:rFonts w:ascii="Verdana" w:hAnsi="Verdana"/>
+          <w:sz w:val="28"/>
+          <w:szCs w:val="28"/>
+        </w:rPr>
+        <w:t>css</w:t>
+      </w:r>
+      <w:proofErr w:type="spellEnd"/>
+      <w:r>
+        <w:rPr>
+          <w:rFonts w:ascii="Verdana" w:hAnsi="Verdana"/>
+          <w:sz w:val="28"/>
+          <w:szCs w:val="28"/>
+        </w:rPr>
+        <w:t xml:space="preserve"> y </w:t>
+      </w:r>
+      <w:proofErr w:type="spellStart"/>
+      <w:r>
+        <w:rPr>
+          <w:rFonts w:ascii="Verdana" w:hAnsi="Verdana"/>
+          <w:b/>
+          <w:sz w:val="28"/>
+          <w:szCs w:val="28"/>
+        </w:rPr>
+        <w:t>ngClass</w:t>
+      </w:r>
+      <w:proofErr w:type="spellEnd"/>
+      <w:r>
+        <w:rPr>
+          <w:rFonts w:ascii="Verdana" w:hAnsi="Verdana"/>
+          <w:sz w:val="28"/>
+          <w:szCs w:val="28"/>
+        </w:rPr>
+        <w:t xml:space="preserve"> debemos pintar los números en rojo o en verde dependiendo si son negativos o positivos.</w:t>
+      </w:r>
+    </w:p>
+    <w:p>
+      <w:pPr>
+        <w:spacing w:after="0" w:line="240" w:lineRule="auto"/>
+        <w:rPr>
+          <w:rFonts w:ascii="Verdana" w:hAnsi="Verdana"/>
+          <w:sz w:val="28"/>
+          <w:szCs w:val="28"/>
+        </w:rPr>
+      </w:pPr>
+      <w:bookmarkStart w:id="0" w:name="_GoBack"/>
+      <w:bookmarkEnd w:id="0"/>
     </w:p>
     <w:p>
       <w:pPr>
@@ -30788,6 +30927,7 @@
         <w:docPartUnique/>
       </w:docPartObj>
     </w:sdtPr>
+    <w:sdtEndPr/>
     <w:sdtContent>
       <w:p>
         <w:pPr>
@@ -30810,7 +30950,7 @@
           <w:rPr>
             <w:noProof/>
           </w:rPr>
-          <w:t>36</w:t>
+          <w:t>35</w:t>
         </w:r>
         <w:r>
           <w:fldChar w:fldCharType="end"/>
@@ -34442,7 +34582,7 @@
 </file>
 
 <file path=customXml/itemProps1.xml><?xml version="1.0" encoding="utf-8"?>
-<ds:datastoreItem xmlns:ds="http://schemas.openxmlformats.org/officeDocument/2006/customXml" ds:itemID="{52E77F96-D968-4F5E-98CD-CF8B4D585CF1}">
+<ds:datastoreItem xmlns:ds="http://schemas.openxmlformats.org/officeDocument/2006/customXml" ds:itemID="{60E6F54F-DEF6-4827-85A6-DE1230091FB5}">
   <ds:schemaRefs>
     <ds:schemaRef ds:uri="http://schemas.openxmlformats.org/officeDocument/2006/bibliography"/>
   </ds:schemaRefs>

--- a/00 - DESARROLLO ANGULAR.docx
+++ b/00 - DESARROLLO ANGULAR.docx
@@ -30757,38 +30757,1450 @@
           <w:szCs w:val="28"/>
         </w:rPr>
       </w:pPr>
+    </w:p>
+    <w:p>
+      <w:pPr>
+        <w:spacing w:after="0" w:line="240" w:lineRule="auto"/>
+        <w:rPr>
+          <w:rFonts w:ascii="Verdana" w:hAnsi="Verdana"/>
+          <w:sz w:val="28"/>
+          <w:szCs w:val="28"/>
+        </w:rPr>
+      </w:pPr>
+    </w:p>
+    <w:p>
+      <w:pPr>
+        <w:spacing w:after="0" w:line="240" w:lineRule="auto"/>
+        <w:rPr>
+          <w:rFonts w:ascii="Verdana" w:hAnsi="Verdana"/>
+          <w:b/>
+          <w:sz w:val="28"/>
+          <w:szCs w:val="28"/>
+        </w:rPr>
+      </w:pPr>
+      <w:r>
+        <w:rPr>
+          <w:rFonts w:ascii="Verdana" w:hAnsi="Verdana"/>
+          <w:b/>
+          <w:sz w:val="28"/>
+          <w:szCs w:val="28"/>
+        </w:rPr>
+        <w:lastRenderedPageBreak/>
+        <w:t>FORMNUMEROSCOMPONENT.TS</w:t>
+      </w:r>
+    </w:p>
+    <w:p>
+      <w:pPr>
+        <w:shd w:val="clear" w:color="auto" w:fill="FFFFFF"/>
+        <w:spacing w:after="0" w:line="240" w:lineRule="auto"/>
+        <w:rPr>
+          <w:rFonts w:ascii="Consolas" w:eastAsia="Times New Roman" w:hAnsi="Consolas" w:cs="Times New Roman"/>
+          <w:b/>
+          <w:bCs/>
+          <w:color w:val="000000"/>
+          <w:lang w:eastAsia="es-ES"/>
+        </w:rPr>
+      </w:pPr>
+      <w:proofErr w:type="spellStart"/>
+      <w:proofErr w:type="gramStart"/>
+      <w:r>
+        <w:rPr>
+          <w:rFonts w:ascii="Consolas" w:eastAsia="Times New Roman" w:hAnsi="Consolas" w:cs="Times New Roman"/>
+          <w:b/>
+          <w:bCs/>
+          <w:color w:val="F92672"/>
+          <w:lang w:eastAsia="es-ES"/>
+        </w:rPr>
+        <w:t>import</w:t>
+      </w:r>
+      <w:proofErr w:type="spellEnd"/>
+      <w:proofErr w:type="gramEnd"/>
+      <w:r>
+        <w:rPr>
+          <w:rFonts w:ascii="Consolas" w:eastAsia="Times New Roman" w:hAnsi="Consolas" w:cs="Times New Roman"/>
+          <w:b/>
+          <w:bCs/>
+          <w:color w:val="000000"/>
+          <w:lang w:eastAsia="es-ES"/>
+        </w:rPr>
+        <w:t xml:space="preserve"> { </w:t>
+      </w:r>
+      <w:proofErr w:type="spellStart"/>
+      <w:r>
+        <w:rPr>
+          <w:rFonts w:ascii="Consolas" w:eastAsia="Times New Roman" w:hAnsi="Consolas" w:cs="Times New Roman"/>
+          <w:b/>
+          <w:bCs/>
+          <w:color w:val="000000"/>
+          <w:lang w:eastAsia="es-ES"/>
+        </w:rPr>
+        <w:t>Component</w:t>
+      </w:r>
+      <w:proofErr w:type="spellEnd"/>
+      <w:r>
+        <w:rPr>
+          <w:rFonts w:ascii="Consolas" w:eastAsia="Times New Roman" w:hAnsi="Consolas" w:cs="Times New Roman"/>
+          <w:b/>
+          <w:bCs/>
+          <w:color w:val="000000"/>
+          <w:lang w:eastAsia="es-ES"/>
+        </w:rPr>
+        <w:t xml:space="preserve">, </w:t>
+      </w:r>
+      <w:proofErr w:type="spellStart"/>
+      <w:r>
+        <w:rPr>
+          <w:rFonts w:ascii="Consolas" w:eastAsia="Times New Roman" w:hAnsi="Consolas" w:cs="Times New Roman"/>
+          <w:b/>
+          <w:bCs/>
+          <w:color w:val="000000"/>
+          <w:lang w:eastAsia="es-ES"/>
+        </w:rPr>
+        <w:t>ElementRef</w:t>
+      </w:r>
+      <w:proofErr w:type="spellEnd"/>
+      <w:r>
+        <w:rPr>
+          <w:rFonts w:ascii="Consolas" w:eastAsia="Times New Roman" w:hAnsi="Consolas" w:cs="Times New Roman"/>
+          <w:b/>
+          <w:bCs/>
+          <w:color w:val="000000"/>
+          <w:lang w:eastAsia="es-ES"/>
+        </w:rPr>
+        <w:t xml:space="preserve">, </w:t>
+      </w:r>
+      <w:proofErr w:type="spellStart"/>
+      <w:r>
+        <w:rPr>
+          <w:rFonts w:ascii="Consolas" w:eastAsia="Times New Roman" w:hAnsi="Consolas" w:cs="Times New Roman"/>
+          <w:b/>
+          <w:bCs/>
+          <w:color w:val="000000"/>
+          <w:lang w:eastAsia="es-ES"/>
+        </w:rPr>
+        <w:t>ViewChild</w:t>
+      </w:r>
+      <w:proofErr w:type="spellEnd"/>
+      <w:r>
+        <w:rPr>
+          <w:rFonts w:ascii="Consolas" w:eastAsia="Times New Roman" w:hAnsi="Consolas" w:cs="Times New Roman"/>
+          <w:b/>
+          <w:bCs/>
+          <w:color w:val="000000"/>
+          <w:lang w:eastAsia="es-ES"/>
+        </w:rPr>
+        <w:t xml:space="preserve"> } </w:t>
+      </w:r>
+      <w:proofErr w:type="spellStart"/>
+      <w:r>
+        <w:rPr>
+          <w:rFonts w:ascii="Consolas" w:eastAsia="Times New Roman" w:hAnsi="Consolas" w:cs="Times New Roman"/>
+          <w:b/>
+          <w:bCs/>
+          <w:color w:val="F92672"/>
+          <w:lang w:eastAsia="es-ES"/>
+        </w:rPr>
+        <w:t>from</w:t>
+      </w:r>
+      <w:proofErr w:type="spellEnd"/>
+      <w:r>
+        <w:rPr>
+          <w:rFonts w:ascii="Consolas" w:eastAsia="Times New Roman" w:hAnsi="Consolas" w:cs="Times New Roman"/>
+          <w:b/>
+          <w:bCs/>
+          <w:color w:val="000000"/>
+          <w:lang w:eastAsia="es-ES"/>
+        </w:rPr>
+        <w:t xml:space="preserve"> </w:t>
+      </w:r>
+      <w:r>
+        <w:rPr>
+          <w:rFonts w:ascii="Consolas" w:eastAsia="Times New Roman" w:hAnsi="Consolas" w:cs="Times New Roman"/>
+          <w:b/>
+          <w:bCs/>
+          <w:color w:val="F25A00"/>
+          <w:lang w:eastAsia="es-ES"/>
+        </w:rPr>
+        <w:t>'@angular/</w:t>
+      </w:r>
+      <w:proofErr w:type="spellStart"/>
+      <w:r>
+        <w:rPr>
+          <w:rFonts w:ascii="Consolas" w:eastAsia="Times New Roman" w:hAnsi="Consolas" w:cs="Times New Roman"/>
+          <w:b/>
+          <w:bCs/>
+          <w:color w:val="F25A00"/>
+          <w:lang w:eastAsia="es-ES"/>
+        </w:rPr>
+        <w:t>core</w:t>
+      </w:r>
+      <w:proofErr w:type="spellEnd"/>
+      <w:r>
+        <w:rPr>
+          <w:rFonts w:ascii="Consolas" w:eastAsia="Times New Roman" w:hAnsi="Consolas" w:cs="Times New Roman"/>
+          <w:b/>
+          <w:bCs/>
+          <w:color w:val="F25A00"/>
+          <w:lang w:eastAsia="es-ES"/>
+        </w:rPr>
+        <w:t>'</w:t>
+      </w:r>
+      <w:r>
+        <w:rPr>
+          <w:rFonts w:ascii="Consolas" w:eastAsia="Times New Roman" w:hAnsi="Consolas" w:cs="Times New Roman"/>
+          <w:b/>
+          <w:bCs/>
+          <w:color w:val="000000"/>
+          <w:lang w:eastAsia="es-ES"/>
+        </w:rPr>
+        <w:t>;</w:t>
+      </w:r>
+    </w:p>
+    <w:p>
+      <w:pPr>
+        <w:shd w:val="clear" w:color="auto" w:fill="FFFFFF"/>
+        <w:spacing w:after="0" w:line="240" w:lineRule="auto"/>
+        <w:rPr>
+          <w:rFonts w:ascii="Consolas" w:eastAsia="Times New Roman" w:hAnsi="Consolas" w:cs="Times New Roman"/>
+          <w:b/>
+          <w:bCs/>
+          <w:color w:val="000000"/>
+          <w:lang w:eastAsia="es-ES"/>
+        </w:rPr>
+      </w:pPr>
+    </w:p>
+    <w:p>
+      <w:pPr>
+        <w:shd w:val="clear" w:color="auto" w:fill="FFFFFF"/>
+        <w:spacing w:after="0" w:line="240" w:lineRule="auto"/>
+        <w:rPr>
+          <w:rFonts w:ascii="Consolas" w:eastAsia="Times New Roman" w:hAnsi="Consolas" w:cs="Times New Roman"/>
+          <w:b/>
+          <w:bCs/>
+          <w:color w:val="000000"/>
+          <w:lang w:eastAsia="es-ES"/>
+        </w:rPr>
+      </w:pPr>
+      <w:proofErr w:type="gramStart"/>
+      <w:r>
+        <w:rPr>
+          <w:rFonts w:ascii="Consolas" w:eastAsia="Times New Roman" w:hAnsi="Consolas" w:cs="Times New Roman"/>
+          <w:b/>
+          <w:bCs/>
+          <w:color w:val="000000"/>
+          <w:lang w:eastAsia="es-ES"/>
+        </w:rPr>
+        <w:t>@</w:t>
+      </w:r>
+      <w:proofErr w:type="spellStart"/>
+      <w:r>
+        <w:rPr>
+          <w:rFonts w:ascii="Consolas" w:eastAsia="Times New Roman" w:hAnsi="Consolas" w:cs="Times New Roman"/>
+          <w:b/>
+          <w:bCs/>
+          <w:color w:val="6AAF19"/>
+          <w:lang w:eastAsia="es-ES"/>
+        </w:rPr>
+        <w:t>Component</w:t>
+      </w:r>
+      <w:proofErr w:type="spellEnd"/>
+      <w:r>
+        <w:rPr>
+          <w:rFonts w:ascii="Consolas" w:eastAsia="Times New Roman" w:hAnsi="Consolas" w:cs="Times New Roman"/>
+          <w:b/>
+          <w:bCs/>
+          <w:color w:val="000000"/>
+          <w:lang w:eastAsia="es-ES"/>
+        </w:rPr>
+        <w:t>({</w:t>
+      </w:r>
+      <w:proofErr w:type="gramEnd"/>
+    </w:p>
+    <w:p>
+      <w:pPr>
+        <w:shd w:val="clear" w:color="auto" w:fill="FFFFFF"/>
+        <w:spacing w:after="0" w:line="240" w:lineRule="auto"/>
+        <w:rPr>
+          <w:rFonts w:ascii="Consolas" w:eastAsia="Times New Roman" w:hAnsi="Consolas" w:cs="Times New Roman"/>
+          <w:b/>
+          <w:bCs/>
+          <w:color w:val="000000"/>
+          <w:lang w:eastAsia="es-ES"/>
+        </w:rPr>
+      </w:pPr>
+      <w:r>
+        <w:rPr>
+          <w:rFonts w:ascii="Consolas" w:eastAsia="Times New Roman" w:hAnsi="Consolas" w:cs="Times New Roman"/>
+          <w:b/>
+          <w:bCs/>
+          <w:color w:val="000000"/>
+          <w:lang w:eastAsia="es-ES"/>
+        </w:rPr>
+        <w:t xml:space="preserve">  </w:t>
+      </w:r>
+      <w:proofErr w:type="gramStart"/>
+      <w:r>
+        <w:rPr>
+          <w:rFonts w:ascii="Consolas" w:eastAsia="Times New Roman" w:hAnsi="Consolas" w:cs="Times New Roman"/>
+          <w:b/>
+          <w:bCs/>
+          <w:color w:val="000000"/>
+          <w:lang w:eastAsia="es-ES"/>
+        </w:rPr>
+        <w:t>selector</w:t>
+      </w:r>
+      <w:proofErr w:type="gramEnd"/>
+      <w:r>
+        <w:rPr>
+          <w:rFonts w:ascii="Consolas" w:eastAsia="Times New Roman" w:hAnsi="Consolas" w:cs="Times New Roman"/>
+          <w:b/>
+          <w:bCs/>
+          <w:color w:val="000000"/>
+          <w:lang w:eastAsia="es-ES"/>
+        </w:rPr>
+        <w:t xml:space="preserve">: </w:t>
+      </w:r>
+      <w:r>
+        <w:rPr>
+          <w:rFonts w:ascii="Consolas" w:eastAsia="Times New Roman" w:hAnsi="Consolas" w:cs="Times New Roman"/>
+          <w:b/>
+          <w:bCs/>
+          <w:color w:val="F25A00"/>
+          <w:lang w:eastAsia="es-ES"/>
+        </w:rPr>
+        <w:t>'app-</w:t>
+      </w:r>
+      <w:proofErr w:type="spellStart"/>
+      <w:r>
+        <w:rPr>
+          <w:rFonts w:ascii="Consolas" w:eastAsia="Times New Roman" w:hAnsi="Consolas" w:cs="Times New Roman"/>
+          <w:b/>
+          <w:bCs/>
+          <w:color w:val="F25A00"/>
+          <w:lang w:eastAsia="es-ES"/>
+        </w:rPr>
+        <w:t>form</w:t>
+      </w:r>
+      <w:proofErr w:type="spellEnd"/>
+      <w:r>
+        <w:rPr>
+          <w:rFonts w:ascii="Consolas" w:eastAsia="Times New Roman" w:hAnsi="Consolas" w:cs="Times New Roman"/>
+          <w:b/>
+          <w:bCs/>
+          <w:color w:val="F25A00"/>
+          <w:lang w:eastAsia="es-ES"/>
+        </w:rPr>
+        <w:t>-</w:t>
+      </w:r>
+      <w:proofErr w:type="spellStart"/>
+      <w:r>
+        <w:rPr>
+          <w:rFonts w:ascii="Consolas" w:eastAsia="Times New Roman" w:hAnsi="Consolas" w:cs="Times New Roman"/>
+          <w:b/>
+          <w:bCs/>
+          <w:color w:val="F25A00"/>
+          <w:lang w:eastAsia="es-ES"/>
+        </w:rPr>
+        <w:t>numeros-component</w:t>
+      </w:r>
+      <w:proofErr w:type="spellEnd"/>
+      <w:r>
+        <w:rPr>
+          <w:rFonts w:ascii="Consolas" w:eastAsia="Times New Roman" w:hAnsi="Consolas" w:cs="Times New Roman"/>
+          <w:b/>
+          <w:bCs/>
+          <w:color w:val="F25A00"/>
+          <w:lang w:eastAsia="es-ES"/>
+        </w:rPr>
+        <w:t>'</w:t>
+      </w:r>
+      <w:r>
+        <w:rPr>
+          <w:rFonts w:ascii="Consolas" w:eastAsia="Times New Roman" w:hAnsi="Consolas" w:cs="Times New Roman"/>
+          <w:b/>
+          <w:bCs/>
+          <w:color w:val="000000"/>
+          <w:lang w:eastAsia="es-ES"/>
+        </w:rPr>
+        <w:t>,</w:t>
+      </w:r>
+    </w:p>
+    <w:p>
+      <w:pPr>
+        <w:shd w:val="clear" w:color="auto" w:fill="FFFFFF"/>
+        <w:spacing w:after="0" w:line="240" w:lineRule="auto"/>
+        <w:rPr>
+          <w:rFonts w:ascii="Consolas" w:eastAsia="Times New Roman" w:hAnsi="Consolas" w:cs="Times New Roman"/>
+          <w:b/>
+          <w:bCs/>
+          <w:color w:val="000000"/>
+          <w:lang w:eastAsia="es-ES"/>
+        </w:rPr>
+      </w:pPr>
+      <w:r>
+        <w:rPr>
+          <w:rFonts w:ascii="Consolas" w:eastAsia="Times New Roman" w:hAnsi="Consolas" w:cs="Times New Roman"/>
+          <w:b/>
+          <w:bCs/>
+          <w:color w:val="000000"/>
+          <w:lang w:eastAsia="es-ES"/>
+        </w:rPr>
+        <w:t xml:space="preserve">  </w:t>
+      </w:r>
+      <w:proofErr w:type="spellStart"/>
+      <w:proofErr w:type="gramStart"/>
+      <w:r>
+        <w:rPr>
+          <w:rFonts w:ascii="Consolas" w:eastAsia="Times New Roman" w:hAnsi="Consolas" w:cs="Times New Roman"/>
+          <w:b/>
+          <w:bCs/>
+          <w:color w:val="000000"/>
+          <w:lang w:eastAsia="es-ES"/>
+        </w:rPr>
+        <w:t>standalone</w:t>
+      </w:r>
+      <w:proofErr w:type="spellEnd"/>
+      <w:proofErr w:type="gramEnd"/>
+      <w:r>
+        <w:rPr>
+          <w:rFonts w:ascii="Consolas" w:eastAsia="Times New Roman" w:hAnsi="Consolas" w:cs="Times New Roman"/>
+          <w:b/>
+          <w:bCs/>
+          <w:color w:val="000000"/>
+          <w:lang w:eastAsia="es-ES"/>
+        </w:rPr>
+        <w:t xml:space="preserve">: </w:t>
+      </w:r>
+      <w:r>
+        <w:rPr>
+          <w:rFonts w:ascii="Consolas" w:eastAsia="Times New Roman" w:hAnsi="Consolas" w:cs="Times New Roman"/>
+          <w:b/>
+          <w:bCs/>
+          <w:color w:val="AE81FF"/>
+          <w:lang w:eastAsia="es-ES"/>
+        </w:rPr>
+        <w:t>false</w:t>
+      </w:r>
+      <w:r>
+        <w:rPr>
+          <w:rFonts w:ascii="Consolas" w:eastAsia="Times New Roman" w:hAnsi="Consolas" w:cs="Times New Roman"/>
+          <w:b/>
+          <w:bCs/>
+          <w:color w:val="000000"/>
+          <w:lang w:eastAsia="es-ES"/>
+        </w:rPr>
+        <w:t>,</w:t>
+      </w:r>
+    </w:p>
+    <w:p>
+      <w:pPr>
+        <w:shd w:val="clear" w:color="auto" w:fill="FFFFFF"/>
+        <w:spacing w:after="0" w:line="240" w:lineRule="auto"/>
+        <w:rPr>
+          <w:rFonts w:ascii="Consolas" w:eastAsia="Times New Roman" w:hAnsi="Consolas" w:cs="Times New Roman"/>
+          <w:b/>
+          <w:bCs/>
+          <w:color w:val="000000"/>
+          <w:lang w:eastAsia="es-ES"/>
+        </w:rPr>
+      </w:pPr>
+      <w:r>
+        <w:rPr>
+          <w:rFonts w:ascii="Consolas" w:eastAsia="Times New Roman" w:hAnsi="Consolas" w:cs="Times New Roman"/>
+          <w:b/>
+          <w:bCs/>
+          <w:color w:val="000000"/>
+          <w:lang w:eastAsia="es-ES"/>
+        </w:rPr>
+        <w:t xml:space="preserve">  </w:t>
+      </w:r>
+      <w:proofErr w:type="spellStart"/>
+      <w:proofErr w:type="gramStart"/>
+      <w:r>
+        <w:rPr>
+          <w:rFonts w:ascii="Consolas" w:eastAsia="Times New Roman" w:hAnsi="Consolas" w:cs="Times New Roman"/>
+          <w:b/>
+          <w:bCs/>
+          <w:color w:val="000000"/>
+          <w:lang w:eastAsia="es-ES"/>
+        </w:rPr>
+        <w:t>styleUrl</w:t>
+      </w:r>
+      <w:proofErr w:type="spellEnd"/>
+      <w:proofErr w:type="gramEnd"/>
+      <w:r>
+        <w:rPr>
+          <w:rFonts w:ascii="Consolas" w:eastAsia="Times New Roman" w:hAnsi="Consolas" w:cs="Times New Roman"/>
+          <w:b/>
+          <w:bCs/>
+          <w:color w:val="000000"/>
+          <w:lang w:eastAsia="es-ES"/>
+        </w:rPr>
+        <w:t xml:space="preserve">: </w:t>
+      </w:r>
+      <w:r>
+        <w:rPr>
+          <w:rFonts w:ascii="Consolas" w:eastAsia="Times New Roman" w:hAnsi="Consolas" w:cs="Times New Roman"/>
+          <w:b/>
+          <w:bCs/>
+          <w:color w:val="F25A00"/>
+          <w:lang w:eastAsia="es-ES"/>
+        </w:rPr>
+        <w:t>'./form-numeros-component.css'</w:t>
+      </w:r>
+      <w:r>
+        <w:rPr>
+          <w:rFonts w:ascii="Consolas" w:eastAsia="Times New Roman" w:hAnsi="Consolas" w:cs="Times New Roman"/>
+          <w:b/>
+          <w:bCs/>
+          <w:color w:val="000000"/>
+          <w:lang w:eastAsia="es-ES"/>
+        </w:rPr>
+        <w:t>,</w:t>
+      </w:r>
+    </w:p>
+    <w:p>
+      <w:pPr>
+        <w:shd w:val="clear" w:color="auto" w:fill="FFFFFF"/>
+        <w:spacing w:after="0" w:line="240" w:lineRule="auto"/>
+        <w:rPr>
+          <w:rFonts w:ascii="Consolas" w:eastAsia="Times New Roman" w:hAnsi="Consolas" w:cs="Times New Roman"/>
+          <w:b/>
+          <w:bCs/>
+          <w:color w:val="000000"/>
+          <w:lang w:eastAsia="es-ES"/>
+        </w:rPr>
+      </w:pPr>
+      <w:r>
+        <w:rPr>
+          <w:rFonts w:ascii="Consolas" w:eastAsia="Times New Roman" w:hAnsi="Consolas" w:cs="Times New Roman"/>
+          <w:b/>
+          <w:bCs/>
+          <w:color w:val="000000"/>
+          <w:lang w:eastAsia="es-ES"/>
+        </w:rPr>
+        <w:t xml:space="preserve">  </w:t>
+      </w:r>
+      <w:proofErr w:type="spellStart"/>
+      <w:proofErr w:type="gramStart"/>
+      <w:r>
+        <w:rPr>
+          <w:rFonts w:ascii="Consolas" w:eastAsia="Times New Roman" w:hAnsi="Consolas" w:cs="Times New Roman"/>
+          <w:b/>
+          <w:bCs/>
+          <w:color w:val="000000"/>
+          <w:lang w:eastAsia="es-ES"/>
+        </w:rPr>
+        <w:t>templateUrl</w:t>
+      </w:r>
+      <w:proofErr w:type="spellEnd"/>
+      <w:proofErr w:type="gramEnd"/>
+      <w:r>
+        <w:rPr>
+          <w:rFonts w:ascii="Consolas" w:eastAsia="Times New Roman" w:hAnsi="Consolas" w:cs="Times New Roman"/>
+          <w:b/>
+          <w:bCs/>
+          <w:color w:val="000000"/>
+          <w:lang w:eastAsia="es-ES"/>
+        </w:rPr>
+        <w:t xml:space="preserve">: </w:t>
+      </w:r>
+      <w:r>
+        <w:rPr>
+          <w:rFonts w:ascii="Consolas" w:eastAsia="Times New Roman" w:hAnsi="Consolas" w:cs="Times New Roman"/>
+          <w:b/>
+          <w:bCs/>
+          <w:color w:val="F25A00"/>
+          <w:lang w:eastAsia="es-ES"/>
+        </w:rPr>
+        <w:t>'./form-numeros-component.html'</w:t>
+      </w:r>
+      <w:r>
+        <w:rPr>
+          <w:rFonts w:ascii="Consolas" w:eastAsia="Times New Roman" w:hAnsi="Consolas" w:cs="Times New Roman"/>
+          <w:b/>
+          <w:bCs/>
+          <w:color w:val="000000"/>
+          <w:lang w:eastAsia="es-ES"/>
+        </w:rPr>
+        <w:t>,</w:t>
+      </w:r>
+    </w:p>
+    <w:p>
+      <w:pPr>
+        <w:shd w:val="clear" w:color="auto" w:fill="FFFFFF"/>
+        <w:spacing w:after="0" w:line="240" w:lineRule="auto"/>
+        <w:rPr>
+          <w:rFonts w:ascii="Consolas" w:eastAsia="Times New Roman" w:hAnsi="Consolas" w:cs="Times New Roman"/>
+          <w:b/>
+          <w:bCs/>
+          <w:color w:val="000000"/>
+          <w:lang w:eastAsia="es-ES"/>
+        </w:rPr>
+      </w:pPr>
+      <w:r>
+        <w:rPr>
+          <w:rFonts w:ascii="Consolas" w:eastAsia="Times New Roman" w:hAnsi="Consolas" w:cs="Times New Roman"/>
+          <w:b/>
+          <w:bCs/>
+          <w:color w:val="000000"/>
+          <w:lang w:eastAsia="es-ES"/>
+        </w:rPr>
+        <w:t>})</w:t>
+      </w:r>
+    </w:p>
+    <w:p>
+      <w:pPr>
+        <w:shd w:val="clear" w:color="auto" w:fill="FFFFFF"/>
+        <w:spacing w:after="0" w:line="240" w:lineRule="auto"/>
+        <w:rPr>
+          <w:rFonts w:ascii="Consolas" w:eastAsia="Times New Roman" w:hAnsi="Consolas" w:cs="Times New Roman"/>
+          <w:b/>
+          <w:bCs/>
+          <w:color w:val="000000"/>
+          <w:lang w:eastAsia="es-ES"/>
+        </w:rPr>
+      </w:pPr>
+      <w:proofErr w:type="spellStart"/>
+      <w:proofErr w:type="gramStart"/>
+      <w:r>
+        <w:rPr>
+          <w:rFonts w:ascii="Consolas" w:eastAsia="Times New Roman" w:hAnsi="Consolas" w:cs="Times New Roman"/>
+          <w:b/>
+          <w:bCs/>
+          <w:color w:val="F92672"/>
+          <w:lang w:eastAsia="es-ES"/>
+        </w:rPr>
+        <w:t>export</w:t>
+      </w:r>
+      <w:proofErr w:type="spellEnd"/>
+      <w:proofErr w:type="gramEnd"/>
+      <w:r>
+        <w:rPr>
+          <w:rFonts w:ascii="Consolas" w:eastAsia="Times New Roman" w:hAnsi="Consolas" w:cs="Times New Roman"/>
+          <w:b/>
+          <w:bCs/>
+          <w:color w:val="000000"/>
+          <w:lang w:eastAsia="es-ES"/>
+        </w:rPr>
+        <w:t xml:space="preserve"> </w:t>
+      </w:r>
+      <w:proofErr w:type="spellStart"/>
+      <w:r>
+        <w:rPr>
+          <w:rFonts w:ascii="Consolas" w:eastAsia="Times New Roman" w:hAnsi="Consolas" w:cs="Times New Roman"/>
+          <w:b/>
+          <w:bCs/>
+          <w:i/>
+          <w:iCs/>
+          <w:color w:val="28C6E4"/>
+          <w:lang w:eastAsia="es-ES"/>
+        </w:rPr>
+        <w:t>class</w:t>
+      </w:r>
+      <w:proofErr w:type="spellEnd"/>
+      <w:r>
+        <w:rPr>
+          <w:rFonts w:ascii="Consolas" w:eastAsia="Times New Roman" w:hAnsi="Consolas" w:cs="Times New Roman"/>
+          <w:b/>
+          <w:bCs/>
+          <w:color w:val="000000"/>
+          <w:lang w:eastAsia="es-ES"/>
+        </w:rPr>
+        <w:t xml:space="preserve"> </w:t>
+      </w:r>
+      <w:proofErr w:type="spellStart"/>
+      <w:r>
+        <w:rPr>
+          <w:rFonts w:ascii="Consolas" w:eastAsia="Times New Roman" w:hAnsi="Consolas" w:cs="Times New Roman"/>
+          <w:b/>
+          <w:bCs/>
+          <w:color w:val="000000"/>
+          <w:lang w:eastAsia="es-ES"/>
+        </w:rPr>
+        <w:t>FormNumerosComponent</w:t>
+      </w:r>
+      <w:proofErr w:type="spellEnd"/>
+      <w:r>
+        <w:rPr>
+          <w:rFonts w:ascii="Consolas" w:eastAsia="Times New Roman" w:hAnsi="Consolas" w:cs="Times New Roman"/>
+          <w:b/>
+          <w:bCs/>
+          <w:color w:val="000000"/>
+          <w:lang w:eastAsia="es-ES"/>
+        </w:rPr>
+        <w:t xml:space="preserve"> {</w:t>
+      </w:r>
+    </w:p>
+    <w:p>
+      <w:pPr>
+        <w:shd w:val="clear" w:color="auto" w:fill="FFFFFF"/>
+        <w:spacing w:after="0" w:line="240" w:lineRule="auto"/>
+        <w:rPr>
+          <w:rFonts w:ascii="Consolas" w:eastAsia="Times New Roman" w:hAnsi="Consolas" w:cs="Times New Roman"/>
+          <w:b/>
+          <w:bCs/>
+          <w:color w:val="000000"/>
+          <w:lang w:eastAsia="es-ES"/>
+        </w:rPr>
+      </w:pPr>
+      <w:r>
+        <w:rPr>
+          <w:rFonts w:ascii="Consolas" w:eastAsia="Times New Roman" w:hAnsi="Consolas" w:cs="Times New Roman"/>
+          <w:b/>
+          <w:bCs/>
+          <w:color w:val="000000"/>
+          <w:lang w:eastAsia="es-ES"/>
+        </w:rPr>
+        <w:t xml:space="preserve">  </w:t>
+      </w:r>
+      <w:proofErr w:type="gramStart"/>
+      <w:r>
+        <w:rPr>
+          <w:rFonts w:ascii="Consolas" w:eastAsia="Times New Roman" w:hAnsi="Consolas" w:cs="Times New Roman"/>
+          <w:b/>
+          <w:bCs/>
+          <w:color w:val="000000"/>
+          <w:lang w:eastAsia="es-ES"/>
+        </w:rPr>
+        <w:t>@</w:t>
+      </w:r>
+      <w:proofErr w:type="spellStart"/>
+      <w:r>
+        <w:rPr>
+          <w:rFonts w:ascii="Consolas" w:eastAsia="Times New Roman" w:hAnsi="Consolas" w:cs="Times New Roman"/>
+          <w:b/>
+          <w:bCs/>
+          <w:color w:val="6AAF19"/>
+          <w:lang w:eastAsia="es-ES"/>
+        </w:rPr>
+        <w:t>ViewChild</w:t>
+      </w:r>
+      <w:proofErr w:type="spellEnd"/>
+      <w:r>
+        <w:rPr>
+          <w:rFonts w:ascii="Consolas" w:eastAsia="Times New Roman" w:hAnsi="Consolas" w:cs="Times New Roman"/>
+          <w:b/>
+          <w:bCs/>
+          <w:color w:val="000000"/>
+          <w:lang w:eastAsia="es-ES"/>
+        </w:rPr>
+        <w:t>(</w:t>
+      </w:r>
+      <w:proofErr w:type="gramEnd"/>
+      <w:r>
+        <w:rPr>
+          <w:rFonts w:ascii="Consolas" w:eastAsia="Times New Roman" w:hAnsi="Consolas" w:cs="Times New Roman"/>
+          <w:b/>
+          <w:bCs/>
+          <w:color w:val="F25A00"/>
+          <w:lang w:eastAsia="es-ES"/>
+        </w:rPr>
+        <w:t>"</w:t>
+      </w:r>
+      <w:proofErr w:type="spellStart"/>
+      <w:r>
+        <w:rPr>
+          <w:rFonts w:ascii="Consolas" w:eastAsia="Times New Roman" w:hAnsi="Consolas" w:cs="Times New Roman"/>
+          <w:b/>
+          <w:bCs/>
+          <w:color w:val="F25A00"/>
+          <w:lang w:eastAsia="es-ES"/>
+        </w:rPr>
+        <w:t>cajanumero</w:t>
+      </w:r>
+      <w:proofErr w:type="spellEnd"/>
+      <w:r>
+        <w:rPr>
+          <w:rFonts w:ascii="Consolas" w:eastAsia="Times New Roman" w:hAnsi="Consolas" w:cs="Times New Roman"/>
+          <w:b/>
+          <w:bCs/>
+          <w:color w:val="F25A00"/>
+          <w:lang w:eastAsia="es-ES"/>
+        </w:rPr>
+        <w:t>"</w:t>
+      </w:r>
+      <w:r>
+        <w:rPr>
+          <w:rFonts w:ascii="Consolas" w:eastAsia="Times New Roman" w:hAnsi="Consolas" w:cs="Times New Roman"/>
+          <w:b/>
+          <w:bCs/>
+          <w:color w:val="000000"/>
+          <w:lang w:eastAsia="es-ES"/>
+        </w:rPr>
+        <w:t xml:space="preserve">) </w:t>
+      </w:r>
+      <w:proofErr w:type="spellStart"/>
+      <w:r>
+        <w:rPr>
+          <w:rFonts w:ascii="Consolas" w:eastAsia="Times New Roman" w:hAnsi="Consolas" w:cs="Times New Roman"/>
+          <w:b/>
+          <w:bCs/>
+          <w:color w:val="000000"/>
+          <w:lang w:eastAsia="es-ES"/>
+        </w:rPr>
+        <w:t>cajanumero</w:t>
+      </w:r>
+      <w:proofErr w:type="spellEnd"/>
+      <w:r>
+        <w:rPr>
+          <w:rFonts w:ascii="Consolas" w:eastAsia="Times New Roman" w:hAnsi="Consolas" w:cs="Times New Roman"/>
+          <w:b/>
+          <w:bCs/>
+          <w:color w:val="F92672"/>
+          <w:lang w:eastAsia="es-ES"/>
+        </w:rPr>
+        <w:t>!:</w:t>
+      </w:r>
+      <w:r>
+        <w:rPr>
+          <w:rFonts w:ascii="Consolas" w:eastAsia="Times New Roman" w:hAnsi="Consolas" w:cs="Times New Roman"/>
+          <w:b/>
+          <w:bCs/>
+          <w:color w:val="000000"/>
+          <w:lang w:eastAsia="es-ES"/>
+        </w:rPr>
+        <w:t xml:space="preserve"> </w:t>
+      </w:r>
+      <w:proofErr w:type="spellStart"/>
+      <w:r>
+        <w:rPr>
+          <w:rFonts w:ascii="Consolas" w:eastAsia="Times New Roman" w:hAnsi="Consolas" w:cs="Times New Roman"/>
+          <w:b/>
+          <w:bCs/>
+          <w:color w:val="000000"/>
+          <w:lang w:eastAsia="es-ES"/>
+        </w:rPr>
+        <w:t>ElementRef</w:t>
+      </w:r>
+      <w:proofErr w:type="spellEnd"/>
+      <w:r>
+        <w:rPr>
+          <w:rFonts w:ascii="Consolas" w:eastAsia="Times New Roman" w:hAnsi="Consolas" w:cs="Times New Roman"/>
+          <w:b/>
+          <w:bCs/>
+          <w:color w:val="000000"/>
+          <w:lang w:eastAsia="es-ES"/>
+        </w:rPr>
+        <w:t>;</w:t>
+      </w:r>
+    </w:p>
+    <w:p>
+      <w:pPr>
+        <w:shd w:val="clear" w:color="auto" w:fill="FFFFFF"/>
+        <w:spacing w:after="0" w:line="240" w:lineRule="auto"/>
+        <w:rPr>
+          <w:rFonts w:ascii="Consolas" w:eastAsia="Times New Roman" w:hAnsi="Consolas" w:cs="Times New Roman"/>
+          <w:b/>
+          <w:bCs/>
+          <w:color w:val="000000"/>
+          <w:lang w:eastAsia="es-ES"/>
+        </w:rPr>
+      </w:pPr>
+      <w:r>
+        <w:rPr>
+          <w:rFonts w:ascii="Consolas" w:eastAsia="Times New Roman" w:hAnsi="Consolas" w:cs="Times New Roman"/>
+          <w:b/>
+          <w:bCs/>
+          <w:color w:val="000000"/>
+          <w:lang w:eastAsia="es-ES"/>
+        </w:rPr>
+        <w:t xml:space="preserve">  </w:t>
+      </w:r>
+      <w:proofErr w:type="spellStart"/>
+      <w:proofErr w:type="gramStart"/>
+      <w:r>
+        <w:rPr>
+          <w:rFonts w:ascii="Consolas" w:eastAsia="Times New Roman" w:hAnsi="Consolas" w:cs="Times New Roman"/>
+          <w:b/>
+          <w:bCs/>
+          <w:color w:val="000000"/>
+          <w:lang w:eastAsia="es-ES"/>
+        </w:rPr>
+        <w:t>arrayNumeros</w:t>
+      </w:r>
+      <w:proofErr w:type="spellEnd"/>
+      <w:proofErr w:type="gramEnd"/>
+      <w:r>
+        <w:rPr>
+          <w:rFonts w:ascii="Consolas" w:eastAsia="Times New Roman" w:hAnsi="Consolas" w:cs="Times New Roman"/>
+          <w:b/>
+          <w:bCs/>
+          <w:color w:val="F92672"/>
+          <w:lang w:eastAsia="es-ES"/>
+        </w:rPr>
+        <w:t>:</w:t>
+      </w:r>
+      <w:r>
+        <w:rPr>
+          <w:rFonts w:ascii="Consolas" w:eastAsia="Times New Roman" w:hAnsi="Consolas" w:cs="Times New Roman"/>
+          <w:b/>
+          <w:bCs/>
+          <w:color w:val="000000"/>
+          <w:lang w:eastAsia="es-ES"/>
+        </w:rPr>
+        <w:t xml:space="preserve"> </w:t>
+      </w:r>
+      <w:proofErr w:type="spellStart"/>
+      <w:r>
+        <w:rPr>
+          <w:rFonts w:ascii="Consolas" w:eastAsia="Times New Roman" w:hAnsi="Consolas" w:cs="Times New Roman"/>
+          <w:b/>
+          <w:bCs/>
+          <w:i/>
+          <w:iCs/>
+          <w:color w:val="28C6E4"/>
+          <w:lang w:eastAsia="es-ES"/>
+        </w:rPr>
+        <w:t>number</w:t>
+      </w:r>
+      <w:proofErr w:type="spellEnd"/>
+      <w:r>
+        <w:rPr>
+          <w:rFonts w:ascii="Consolas" w:eastAsia="Times New Roman" w:hAnsi="Consolas" w:cs="Times New Roman"/>
+          <w:b/>
+          <w:bCs/>
+          <w:color w:val="000000"/>
+          <w:lang w:eastAsia="es-ES"/>
+        </w:rPr>
+        <w:t>[];</w:t>
+      </w:r>
+    </w:p>
+    <w:p>
+      <w:pPr>
+        <w:shd w:val="clear" w:color="auto" w:fill="FFFFFF"/>
+        <w:spacing w:after="0" w:line="240" w:lineRule="auto"/>
+        <w:rPr>
+          <w:rFonts w:ascii="Consolas" w:eastAsia="Times New Roman" w:hAnsi="Consolas" w:cs="Times New Roman"/>
+          <w:b/>
+          <w:bCs/>
+          <w:color w:val="000000"/>
+          <w:lang w:eastAsia="es-ES"/>
+        </w:rPr>
+      </w:pPr>
+    </w:p>
+    <w:p>
+      <w:pPr>
+        <w:shd w:val="clear" w:color="auto" w:fill="FFFFFF"/>
+        <w:spacing w:after="0" w:line="240" w:lineRule="auto"/>
+        <w:rPr>
+          <w:rFonts w:ascii="Consolas" w:eastAsia="Times New Roman" w:hAnsi="Consolas" w:cs="Times New Roman"/>
+          <w:b/>
+          <w:bCs/>
+          <w:color w:val="000000"/>
+          <w:lang w:eastAsia="es-ES"/>
+        </w:rPr>
+      </w:pPr>
+      <w:r>
+        <w:rPr>
+          <w:rFonts w:ascii="Consolas" w:eastAsia="Times New Roman" w:hAnsi="Consolas" w:cs="Times New Roman"/>
+          <w:b/>
+          <w:bCs/>
+          <w:color w:val="000000"/>
+          <w:lang w:eastAsia="es-ES"/>
+        </w:rPr>
+        <w:t xml:space="preserve">  </w:t>
+      </w:r>
+      <w:proofErr w:type="gramStart"/>
+      <w:r>
+        <w:rPr>
+          <w:rFonts w:ascii="Consolas" w:eastAsia="Times New Roman" w:hAnsi="Consolas" w:cs="Times New Roman"/>
+          <w:b/>
+          <w:bCs/>
+          <w:i/>
+          <w:iCs/>
+          <w:color w:val="28C6E4"/>
+          <w:lang w:eastAsia="es-ES"/>
+        </w:rPr>
+        <w:t>constructor</w:t>
+      </w:r>
+      <w:proofErr w:type="gramEnd"/>
+      <w:r>
+        <w:rPr>
+          <w:rFonts w:ascii="Consolas" w:eastAsia="Times New Roman" w:hAnsi="Consolas" w:cs="Times New Roman"/>
+          <w:b/>
+          <w:bCs/>
+          <w:color w:val="000000"/>
+          <w:lang w:eastAsia="es-ES"/>
+        </w:rPr>
+        <w:t>(){</w:t>
+      </w:r>
+    </w:p>
+    <w:p>
+      <w:pPr>
+        <w:shd w:val="clear" w:color="auto" w:fill="FFFFFF"/>
+        <w:spacing w:after="0" w:line="240" w:lineRule="auto"/>
+        <w:rPr>
+          <w:rFonts w:ascii="Consolas" w:eastAsia="Times New Roman" w:hAnsi="Consolas" w:cs="Times New Roman"/>
+          <w:b/>
+          <w:bCs/>
+          <w:color w:val="000000"/>
+          <w:lang w:eastAsia="es-ES"/>
+        </w:rPr>
+      </w:pPr>
+      <w:r>
+        <w:rPr>
+          <w:rFonts w:ascii="Consolas" w:eastAsia="Times New Roman" w:hAnsi="Consolas" w:cs="Times New Roman"/>
+          <w:b/>
+          <w:bCs/>
+          <w:color w:val="000000"/>
+          <w:lang w:eastAsia="es-ES"/>
+        </w:rPr>
+        <w:t xml:space="preserve">    </w:t>
+      </w:r>
+      <w:proofErr w:type="spellStart"/>
+      <w:r>
+        <w:rPr>
+          <w:rFonts w:ascii="Consolas" w:eastAsia="Times New Roman" w:hAnsi="Consolas" w:cs="Times New Roman"/>
+          <w:b/>
+          <w:bCs/>
+          <w:i/>
+          <w:iCs/>
+          <w:color w:val="FD971F"/>
+          <w:lang w:eastAsia="es-ES"/>
+        </w:rPr>
+        <w:t>this</w:t>
+      </w:r>
+      <w:r>
+        <w:rPr>
+          <w:rFonts w:ascii="Consolas" w:eastAsia="Times New Roman" w:hAnsi="Consolas" w:cs="Times New Roman"/>
+          <w:b/>
+          <w:bCs/>
+          <w:color w:val="000000"/>
+          <w:lang w:eastAsia="es-ES"/>
+        </w:rPr>
+        <w:t>.arrayNumeros</w:t>
+      </w:r>
+      <w:proofErr w:type="spellEnd"/>
+      <w:r>
+        <w:rPr>
+          <w:rFonts w:ascii="Consolas" w:eastAsia="Times New Roman" w:hAnsi="Consolas" w:cs="Times New Roman"/>
+          <w:b/>
+          <w:bCs/>
+          <w:color w:val="000000"/>
+          <w:lang w:eastAsia="es-ES"/>
+        </w:rPr>
+        <w:t xml:space="preserve"> </w:t>
+      </w:r>
+      <w:r>
+        <w:rPr>
+          <w:rFonts w:ascii="Consolas" w:eastAsia="Times New Roman" w:hAnsi="Consolas" w:cs="Times New Roman"/>
+          <w:b/>
+          <w:bCs/>
+          <w:color w:val="F92672"/>
+          <w:lang w:eastAsia="es-ES"/>
+        </w:rPr>
+        <w:t>=</w:t>
+      </w:r>
+      <w:r>
+        <w:rPr>
+          <w:rFonts w:ascii="Consolas" w:eastAsia="Times New Roman" w:hAnsi="Consolas" w:cs="Times New Roman"/>
+          <w:b/>
+          <w:bCs/>
+          <w:color w:val="000000"/>
+          <w:lang w:eastAsia="es-ES"/>
+        </w:rPr>
+        <w:t xml:space="preserve"> [];</w:t>
+      </w:r>
+    </w:p>
+    <w:p>
+      <w:pPr>
+        <w:shd w:val="clear" w:color="auto" w:fill="FFFFFF"/>
+        <w:spacing w:after="0" w:line="240" w:lineRule="auto"/>
+        <w:rPr>
+          <w:rFonts w:ascii="Consolas" w:eastAsia="Times New Roman" w:hAnsi="Consolas" w:cs="Times New Roman"/>
+          <w:b/>
+          <w:bCs/>
+          <w:color w:val="000000"/>
+          <w:lang w:eastAsia="es-ES"/>
+        </w:rPr>
+      </w:pPr>
+      <w:r>
+        <w:rPr>
+          <w:rFonts w:ascii="Consolas" w:eastAsia="Times New Roman" w:hAnsi="Consolas" w:cs="Times New Roman"/>
+          <w:b/>
+          <w:bCs/>
+          <w:color w:val="000000"/>
+          <w:lang w:eastAsia="es-ES"/>
+        </w:rPr>
+        <w:t>  }</w:t>
+      </w:r>
+    </w:p>
+    <w:p>
+      <w:pPr>
+        <w:shd w:val="clear" w:color="auto" w:fill="FFFFFF"/>
+        <w:spacing w:after="0" w:line="240" w:lineRule="auto"/>
+        <w:rPr>
+          <w:rFonts w:ascii="Consolas" w:eastAsia="Times New Roman" w:hAnsi="Consolas" w:cs="Times New Roman"/>
+          <w:b/>
+          <w:bCs/>
+          <w:color w:val="000000"/>
+          <w:lang w:eastAsia="es-ES"/>
+        </w:rPr>
+      </w:pPr>
+    </w:p>
+    <w:p>
+      <w:pPr>
+        <w:shd w:val="clear" w:color="auto" w:fill="FFFFFF"/>
+        <w:spacing w:after="0" w:line="240" w:lineRule="auto"/>
+        <w:rPr>
+          <w:rFonts w:ascii="Consolas" w:eastAsia="Times New Roman" w:hAnsi="Consolas" w:cs="Times New Roman"/>
+          <w:b/>
+          <w:bCs/>
+          <w:color w:val="000000"/>
+          <w:lang w:eastAsia="es-ES"/>
+        </w:rPr>
+      </w:pPr>
+      <w:r>
+        <w:rPr>
+          <w:rFonts w:ascii="Consolas" w:eastAsia="Times New Roman" w:hAnsi="Consolas" w:cs="Times New Roman"/>
+          <w:b/>
+          <w:bCs/>
+          <w:color w:val="000000"/>
+          <w:lang w:eastAsia="es-ES"/>
+        </w:rPr>
+        <w:t xml:space="preserve">  </w:t>
+      </w:r>
+      <w:proofErr w:type="spellStart"/>
+      <w:proofErr w:type="gramStart"/>
+      <w:r>
+        <w:rPr>
+          <w:rFonts w:ascii="Consolas" w:eastAsia="Times New Roman" w:hAnsi="Consolas" w:cs="Times New Roman"/>
+          <w:b/>
+          <w:bCs/>
+          <w:color w:val="6AAF19"/>
+          <w:lang w:eastAsia="es-ES"/>
+        </w:rPr>
+        <w:t>insertarNumero</w:t>
+      </w:r>
+      <w:proofErr w:type="spellEnd"/>
+      <w:proofErr w:type="gramEnd"/>
+      <w:r>
+        <w:rPr>
+          <w:rFonts w:ascii="Consolas" w:eastAsia="Times New Roman" w:hAnsi="Consolas" w:cs="Times New Roman"/>
+          <w:b/>
+          <w:bCs/>
+          <w:color w:val="000000"/>
+          <w:lang w:eastAsia="es-ES"/>
+        </w:rPr>
+        <w:t>()</w:t>
+      </w:r>
+      <w:r>
+        <w:rPr>
+          <w:rFonts w:ascii="Consolas" w:eastAsia="Times New Roman" w:hAnsi="Consolas" w:cs="Times New Roman"/>
+          <w:b/>
+          <w:bCs/>
+          <w:color w:val="F92672"/>
+          <w:lang w:eastAsia="es-ES"/>
+        </w:rPr>
+        <w:t>:</w:t>
+      </w:r>
+      <w:r>
+        <w:rPr>
+          <w:rFonts w:ascii="Consolas" w:eastAsia="Times New Roman" w:hAnsi="Consolas" w:cs="Times New Roman"/>
+          <w:b/>
+          <w:bCs/>
+          <w:color w:val="000000"/>
+          <w:lang w:eastAsia="es-ES"/>
+        </w:rPr>
+        <w:t xml:space="preserve"> </w:t>
+      </w:r>
+      <w:proofErr w:type="spellStart"/>
+      <w:r>
+        <w:rPr>
+          <w:rFonts w:ascii="Consolas" w:eastAsia="Times New Roman" w:hAnsi="Consolas" w:cs="Times New Roman"/>
+          <w:b/>
+          <w:bCs/>
+          <w:i/>
+          <w:iCs/>
+          <w:color w:val="28C6E4"/>
+          <w:lang w:eastAsia="es-ES"/>
+        </w:rPr>
+        <w:t>void</w:t>
+      </w:r>
+      <w:proofErr w:type="spellEnd"/>
+      <w:r>
+        <w:rPr>
+          <w:rFonts w:ascii="Consolas" w:eastAsia="Times New Roman" w:hAnsi="Consolas" w:cs="Times New Roman"/>
+          <w:b/>
+          <w:bCs/>
+          <w:color w:val="000000"/>
+          <w:lang w:eastAsia="es-ES"/>
+        </w:rPr>
+        <w:t xml:space="preserve"> {</w:t>
+      </w:r>
+    </w:p>
+    <w:p>
+      <w:pPr>
+        <w:shd w:val="clear" w:color="auto" w:fill="FFFFFF"/>
+        <w:spacing w:after="0" w:line="240" w:lineRule="auto"/>
+        <w:rPr>
+          <w:rFonts w:ascii="Consolas" w:eastAsia="Times New Roman" w:hAnsi="Consolas" w:cs="Times New Roman"/>
+          <w:b/>
+          <w:bCs/>
+          <w:color w:val="000000"/>
+          <w:lang w:eastAsia="es-ES"/>
+        </w:rPr>
+      </w:pPr>
+      <w:r>
+        <w:rPr>
+          <w:rFonts w:ascii="Consolas" w:eastAsia="Times New Roman" w:hAnsi="Consolas" w:cs="Times New Roman"/>
+          <w:b/>
+          <w:bCs/>
+          <w:color w:val="000000"/>
+          <w:lang w:eastAsia="es-ES"/>
+        </w:rPr>
+        <w:t xml:space="preserve">    </w:t>
+      </w:r>
+      <w:proofErr w:type="spellStart"/>
+      <w:proofErr w:type="gramStart"/>
+      <w:r>
+        <w:rPr>
+          <w:rFonts w:ascii="Consolas" w:eastAsia="Times New Roman" w:hAnsi="Consolas" w:cs="Times New Roman"/>
+          <w:b/>
+          <w:bCs/>
+          <w:i/>
+          <w:iCs/>
+          <w:color w:val="28C6E4"/>
+          <w:lang w:eastAsia="es-ES"/>
+        </w:rPr>
+        <w:t>let</w:t>
+      </w:r>
+      <w:proofErr w:type="spellEnd"/>
+      <w:proofErr w:type="gramEnd"/>
+      <w:r>
+        <w:rPr>
+          <w:rFonts w:ascii="Consolas" w:eastAsia="Times New Roman" w:hAnsi="Consolas" w:cs="Times New Roman"/>
+          <w:b/>
+          <w:bCs/>
+          <w:color w:val="000000"/>
+          <w:lang w:eastAsia="es-ES"/>
+        </w:rPr>
+        <w:t xml:space="preserve"> numero </w:t>
+      </w:r>
+      <w:r>
+        <w:rPr>
+          <w:rFonts w:ascii="Consolas" w:eastAsia="Times New Roman" w:hAnsi="Consolas" w:cs="Times New Roman"/>
+          <w:b/>
+          <w:bCs/>
+          <w:color w:val="F92672"/>
+          <w:lang w:eastAsia="es-ES"/>
+        </w:rPr>
+        <w:t>=</w:t>
+      </w:r>
+      <w:r>
+        <w:rPr>
+          <w:rFonts w:ascii="Consolas" w:eastAsia="Times New Roman" w:hAnsi="Consolas" w:cs="Times New Roman"/>
+          <w:b/>
+          <w:bCs/>
+          <w:color w:val="000000"/>
+          <w:lang w:eastAsia="es-ES"/>
+        </w:rPr>
+        <w:t xml:space="preserve"> </w:t>
+      </w:r>
+      <w:proofErr w:type="spellStart"/>
+      <w:r>
+        <w:rPr>
+          <w:rFonts w:ascii="Consolas" w:eastAsia="Times New Roman" w:hAnsi="Consolas" w:cs="Times New Roman"/>
+          <w:b/>
+          <w:bCs/>
+          <w:color w:val="6AAF19"/>
+          <w:lang w:eastAsia="es-ES"/>
+        </w:rPr>
+        <w:t>parseInt</w:t>
+      </w:r>
+      <w:proofErr w:type="spellEnd"/>
+      <w:r>
+        <w:rPr>
+          <w:rFonts w:ascii="Consolas" w:eastAsia="Times New Roman" w:hAnsi="Consolas" w:cs="Times New Roman"/>
+          <w:b/>
+          <w:bCs/>
+          <w:color w:val="000000"/>
+          <w:lang w:eastAsia="es-ES"/>
+        </w:rPr>
+        <w:t>(</w:t>
+      </w:r>
+      <w:proofErr w:type="spellStart"/>
+      <w:r>
+        <w:rPr>
+          <w:rFonts w:ascii="Consolas" w:eastAsia="Times New Roman" w:hAnsi="Consolas" w:cs="Times New Roman"/>
+          <w:b/>
+          <w:bCs/>
+          <w:i/>
+          <w:iCs/>
+          <w:color w:val="FD971F"/>
+          <w:lang w:eastAsia="es-ES"/>
+        </w:rPr>
+        <w:t>this</w:t>
+      </w:r>
+      <w:r>
+        <w:rPr>
+          <w:rFonts w:ascii="Consolas" w:eastAsia="Times New Roman" w:hAnsi="Consolas" w:cs="Times New Roman"/>
+          <w:b/>
+          <w:bCs/>
+          <w:color w:val="000000"/>
+          <w:lang w:eastAsia="es-ES"/>
+        </w:rPr>
+        <w:t>.cajanumero.nativeElement.value</w:t>
+      </w:r>
+      <w:proofErr w:type="spellEnd"/>
+      <w:r>
+        <w:rPr>
+          <w:rFonts w:ascii="Consolas" w:eastAsia="Times New Roman" w:hAnsi="Consolas" w:cs="Times New Roman"/>
+          <w:b/>
+          <w:bCs/>
+          <w:color w:val="000000"/>
+          <w:lang w:eastAsia="es-ES"/>
+        </w:rPr>
+        <w:t>);</w:t>
+      </w:r>
+    </w:p>
+    <w:p>
+      <w:pPr>
+        <w:shd w:val="clear" w:color="auto" w:fill="FFFFFF"/>
+        <w:spacing w:after="0" w:line="240" w:lineRule="auto"/>
+        <w:rPr>
+          <w:rFonts w:ascii="Consolas" w:eastAsia="Times New Roman" w:hAnsi="Consolas" w:cs="Times New Roman"/>
+          <w:b/>
+          <w:bCs/>
+          <w:color w:val="000000"/>
+          <w:lang w:eastAsia="es-ES"/>
+        </w:rPr>
+      </w:pPr>
+      <w:r>
+        <w:rPr>
+          <w:rFonts w:ascii="Consolas" w:eastAsia="Times New Roman" w:hAnsi="Consolas" w:cs="Times New Roman"/>
+          <w:b/>
+          <w:bCs/>
+          <w:color w:val="000000"/>
+          <w:lang w:eastAsia="es-ES"/>
+        </w:rPr>
+        <w:t xml:space="preserve">    </w:t>
+      </w:r>
+      <w:proofErr w:type="spellStart"/>
+      <w:proofErr w:type="gramStart"/>
+      <w:r>
+        <w:rPr>
+          <w:rFonts w:ascii="Consolas" w:eastAsia="Times New Roman" w:hAnsi="Consolas" w:cs="Times New Roman"/>
+          <w:b/>
+          <w:bCs/>
+          <w:i/>
+          <w:iCs/>
+          <w:color w:val="FD971F"/>
+          <w:lang w:eastAsia="es-ES"/>
+        </w:rPr>
+        <w:t>this</w:t>
+      </w:r>
+      <w:r>
+        <w:rPr>
+          <w:rFonts w:ascii="Consolas" w:eastAsia="Times New Roman" w:hAnsi="Consolas" w:cs="Times New Roman"/>
+          <w:b/>
+          <w:bCs/>
+          <w:color w:val="000000"/>
+          <w:lang w:eastAsia="es-ES"/>
+        </w:rPr>
+        <w:t>.arrayNumeros.</w:t>
+      </w:r>
+      <w:r>
+        <w:rPr>
+          <w:rFonts w:ascii="Consolas" w:eastAsia="Times New Roman" w:hAnsi="Consolas" w:cs="Times New Roman"/>
+          <w:b/>
+          <w:bCs/>
+          <w:color w:val="6AAF19"/>
+          <w:lang w:eastAsia="es-ES"/>
+        </w:rPr>
+        <w:t>push</w:t>
+      </w:r>
+      <w:proofErr w:type="spellEnd"/>
+      <w:r>
+        <w:rPr>
+          <w:rFonts w:ascii="Consolas" w:eastAsia="Times New Roman" w:hAnsi="Consolas" w:cs="Times New Roman"/>
+          <w:b/>
+          <w:bCs/>
+          <w:color w:val="000000"/>
+          <w:lang w:eastAsia="es-ES"/>
+        </w:rPr>
+        <w:t>(</w:t>
+      </w:r>
+      <w:proofErr w:type="gramEnd"/>
+      <w:r>
+        <w:rPr>
+          <w:rFonts w:ascii="Consolas" w:eastAsia="Times New Roman" w:hAnsi="Consolas" w:cs="Times New Roman"/>
+          <w:b/>
+          <w:bCs/>
+          <w:color w:val="000000"/>
+          <w:lang w:eastAsia="es-ES"/>
+        </w:rPr>
+        <w:t>numero);</w:t>
+      </w:r>
+    </w:p>
+    <w:p>
+      <w:pPr>
+        <w:shd w:val="clear" w:color="auto" w:fill="FFFFFF"/>
+        <w:spacing w:after="0" w:line="240" w:lineRule="auto"/>
+        <w:rPr>
+          <w:rFonts w:ascii="Consolas" w:eastAsia="Times New Roman" w:hAnsi="Consolas" w:cs="Times New Roman"/>
+          <w:b/>
+          <w:bCs/>
+          <w:color w:val="000000"/>
+          <w:lang w:eastAsia="es-ES"/>
+        </w:rPr>
+      </w:pPr>
+      <w:r>
+        <w:rPr>
+          <w:rFonts w:ascii="Consolas" w:eastAsia="Times New Roman" w:hAnsi="Consolas" w:cs="Times New Roman"/>
+          <w:b/>
+          <w:bCs/>
+          <w:color w:val="000000"/>
+          <w:lang w:eastAsia="es-ES"/>
+        </w:rPr>
+        <w:t>  }</w:t>
+      </w:r>
+    </w:p>
+    <w:p>
+      <w:pPr>
+        <w:shd w:val="clear" w:color="auto" w:fill="FFFFFF"/>
+        <w:spacing w:after="0" w:line="240" w:lineRule="auto"/>
+        <w:rPr>
+          <w:rFonts w:ascii="Consolas" w:eastAsia="Times New Roman" w:hAnsi="Consolas" w:cs="Times New Roman"/>
+          <w:b/>
+          <w:bCs/>
+          <w:color w:val="000000"/>
+          <w:lang w:eastAsia="es-ES"/>
+        </w:rPr>
+      </w:pPr>
+      <w:r>
+        <w:rPr>
+          <w:rFonts w:ascii="Consolas" w:eastAsia="Times New Roman" w:hAnsi="Consolas" w:cs="Times New Roman"/>
+          <w:b/>
+          <w:bCs/>
+          <w:color w:val="000000"/>
+          <w:lang w:eastAsia="es-ES"/>
+        </w:rPr>
+        <w:t>}</w:t>
+      </w:r>
+    </w:p>
+    <w:p>
+      <w:pPr>
+        <w:spacing w:after="0" w:line="240" w:lineRule="auto"/>
+        <w:rPr>
+          <w:rFonts w:ascii="Verdana" w:hAnsi="Verdana"/>
+          <w:sz w:val="28"/>
+          <w:szCs w:val="28"/>
+        </w:rPr>
+      </w:pPr>
+    </w:p>
+    <w:p>
+      <w:pPr>
+        <w:spacing w:after="0" w:line="240" w:lineRule="auto"/>
+        <w:rPr>
+          <w:rFonts w:ascii="Verdana" w:hAnsi="Verdana"/>
+          <w:sz w:val="28"/>
+          <w:szCs w:val="28"/>
+        </w:rPr>
+      </w:pPr>
       <w:bookmarkStart w:id="0" w:name="_GoBack"/>
       <w:bookmarkEnd w:id="0"/>
-    </w:p>
-    <w:p>
-      <w:pPr>
-        <w:spacing w:after="0" w:line="240" w:lineRule="auto"/>
-        <w:rPr>
-          <w:rFonts w:ascii="Verdana" w:hAnsi="Verdana"/>
-          <w:sz w:val="28"/>
-          <w:szCs w:val="28"/>
-        </w:rPr>
-      </w:pPr>
-    </w:p>
-    <w:p>
-      <w:pPr>
-        <w:spacing w:after="0" w:line="240" w:lineRule="auto"/>
-        <w:rPr>
-          <w:rFonts w:ascii="Verdana" w:hAnsi="Verdana"/>
-          <w:sz w:val="28"/>
-          <w:szCs w:val="28"/>
-        </w:rPr>
-      </w:pPr>
-    </w:p>
-    <w:p>
-      <w:pPr>
-        <w:spacing w:after="0" w:line="240" w:lineRule="auto"/>
-        <w:rPr>
-          <w:rFonts w:ascii="Verdana" w:hAnsi="Verdana"/>
-          <w:sz w:val="28"/>
-          <w:szCs w:val="28"/>
-        </w:rPr>
-      </w:pPr>
     </w:p>
     <w:p>
       <w:pPr>
@@ -30950,7 +32362,7 @@
           <w:rPr>
             <w:noProof/>
           </w:rPr>
-          <w:t>35</w:t>
+          <w:t>36</w:t>
         </w:r>
         <w:r>
           <w:fldChar w:fldCharType="end"/>
@@ -34582,7 +35994,7 @@
 </file>
 
 <file path=customXml/itemProps1.xml><?xml version="1.0" encoding="utf-8"?>
-<ds:datastoreItem xmlns:ds="http://schemas.openxmlformats.org/officeDocument/2006/customXml" ds:itemID="{60E6F54F-DEF6-4827-85A6-DE1230091FB5}">
+<ds:datastoreItem xmlns:ds="http://schemas.openxmlformats.org/officeDocument/2006/customXml" ds:itemID="{41FB51B8-17B9-44FE-95C6-4B3C0FDD7407}">
   <ds:schemaRefs>
     <ds:schemaRef ds:uri="http://schemas.openxmlformats.org/officeDocument/2006/bibliography"/>
   </ds:schemaRefs>

--- a/00 - DESARROLLO ANGULAR.docx
+++ b/00 - DESARROLLO ANGULAR.docx
@@ -30767,25 +30767,76 @@
           <w:szCs w:val="28"/>
         </w:rPr>
       </w:pPr>
-    </w:p>
-    <w:p>
-      <w:pPr>
-        <w:spacing w:after="0" w:line="240" w:lineRule="auto"/>
-        <w:rPr>
-          <w:rFonts w:ascii="Verdana" w:hAnsi="Verdana"/>
-          <w:b/>
-          <w:sz w:val="28"/>
-          <w:szCs w:val="28"/>
-        </w:rPr>
-      </w:pPr>
-      <w:r>
-        <w:rPr>
-          <w:rFonts w:ascii="Verdana" w:hAnsi="Verdana"/>
-          <w:b/>
-          <w:sz w:val="28"/>
-          <w:szCs w:val="28"/>
+      <w:r>
+        <w:rPr>
+          <w:noProof/>
+          <w:lang w:eastAsia="es-ES"/>
         </w:rPr>
         <w:lastRenderedPageBreak/>
+        <w:drawing>
+          <wp:inline distT="0" distB="0" distL="0" distR="0" wp14:anchorId="46F5C928" wp14:editId="330FDC56">
+            <wp:extent cx="5400040" cy="2360930"/>
+            <wp:effectExtent l="0" t="0" r="0" b="1270"/>
+            <wp:docPr id="61" name="Imagen 61"/>
+            <wp:cNvGraphicFramePr>
+              <a:graphicFrameLocks xmlns:a="http://schemas.openxmlformats.org/drawingml/2006/main" noChangeAspect="1"/>
+            </wp:cNvGraphicFramePr>
+            <a:graphic xmlns:a="http://schemas.openxmlformats.org/drawingml/2006/main">
+              <a:graphicData uri="http://schemas.openxmlformats.org/drawingml/2006/picture">
+                <pic:pic xmlns:pic="http://schemas.openxmlformats.org/drawingml/2006/picture">
+                  <pic:nvPicPr>
+                    <pic:cNvPr id="1" name=""/>
+                    <pic:cNvPicPr/>
+                  </pic:nvPicPr>
+                  <pic:blipFill>
+                    <a:blip r:embed="rId66"/>
+                    <a:stretch>
+                      <a:fillRect/>
+                    </a:stretch>
+                  </pic:blipFill>
+                  <pic:spPr>
+                    <a:xfrm>
+                      <a:off x="0" y="0"/>
+                      <a:ext cx="5400040" cy="2360930"/>
+                    </a:xfrm>
+                    <a:prstGeom prst="rect">
+                      <a:avLst/>
+                    </a:prstGeom>
+                  </pic:spPr>
+                </pic:pic>
+              </a:graphicData>
+            </a:graphic>
+          </wp:inline>
+        </w:drawing>
+      </w:r>
+    </w:p>
+    <w:p>
+      <w:pPr>
+        <w:spacing w:after="0" w:line="240" w:lineRule="auto"/>
+        <w:rPr>
+          <w:rFonts w:ascii="Verdana" w:hAnsi="Verdana"/>
+          <w:sz w:val="28"/>
+          <w:szCs w:val="28"/>
+        </w:rPr>
+      </w:pPr>
+    </w:p>
+    <w:p>
+      <w:pPr>
+        <w:spacing w:after="0" w:line="240" w:lineRule="auto"/>
+        <w:rPr>
+          <w:rFonts w:ascii="Verdana" w:hAnsi="Verdana"/>
+          <w:b/>
+          <w:sz w:val="28"/>
+          <w:szCs w:val="28"/>
+        </w:rPr>
+      </w:pPr>
+      <w:r>
+        <w:rPr>
+          <w:rFonts w:ascii="Verdana" w:hAnsi="Verdana"/>
+          <w:b/>
+          <w:sz w:val="28"/>
+          <w:szCs w:val="28"/>
+        </w:rPr>
         <w:t>FORMNUMEROSCOMPONENT.TS</w:t>
       </w:r>
     </w:p>
@@ -32195,6 +32246,1464 @@
         <w:spacing w:after="0" w:line="240" w:lineRule="auto"/>
         <w:rPr>
           <w:rFonts w:ascii="Verdana" w:hAnsi="Verdana"/>
+          <w:b/>
+          <w:sz w:val="28"/>
+          <w:szCs w:val="28"/>
+        </w:rPr>
+      </w:pPr>
+      <w:r>
+        <w:rPr>
+          <w:rFonts w:ascii="Verdana" w:hAnsi="Verdana"/>
+          <w:b/>
+          <w:sz w:val="28"/>
+          <w:szCs w:val="28"/>
+        </w:rPr>
+        <w:t>FORMNUMEROSCOMPONENT.CSS</w:t>
+      </w:r>
+    </w:p>
+    <w:p>
+      <w:pPr>
+        <w:spacing w:after="0" w:line="240" w:lineRule="auto"/>
+        <w:rPr>
+          <w:rFonts w:ascii="Verdana" w:hAnsi="Verdana"/>
+          <w:sz w:val="28"/>
+          <w:szCs w:val="28"/>
+        </w:rPr>
+      </w:pPr>
+    </w:p>
+    <w:p>
+      <w:pPr>
+        <w:spacing w:after="0" w:line="240" w:lineRule="auto"/>
+        <w:rPr>
+          <w:rFonts w:ascii="Verdana" w:hAnsi="Verdana"/>
+          <w:sz w:val="28"/>
+          <w:szCs w:val="28"/>
+        </w:rPr>
+      </w:pPr>
+      <w:r>
+        <w:rPr>
+          <w:noProof/>
+          <w:lang w:eastAsia="es-ES"/>
+        </w:rPr>
+        <w:lastRenderedPageBreak/>
+        <w:drawing>
+          <wp:inline distT="0" distB="0" distL="0" distR="0" wp14:anchorId="7992655D" wp14:editId="65605366">
+            <wp:extent cx="5400040" cy="2348865"/>
+            <wp:effectExtent l="0" t="0" r="0" b="0"/>
+            <wp:docPr id="52" name="Imagen 52"/>
+            <wp:cNvGraphicFramePr>
+              <a:graphicFrameLocks xmlns:a="http://schemas.openxmlformats.org/drawingml/2006/main" noChangeAspect="1"/>
+            </wp:cNvGraphicFramePr>
+            <a:graphic xmlns:a="http://schemas.openxmlformats.org/drawingml/2006/main">
+              <a:graphicData uri="http://schemas.openxmlformats.org/drawingml/2006/picture">
+                <pic:pic xmlns:pic="http://schemas.openxmlformats.org/drawingml/2006/picture">
+                  <pic:nvPicPr>
+                    <pic:cNvPr id="1" name=""/>
+                    <pic:cNvPicPr/>
+                  </pic:nvPicPr>
+                  <pic:blipFill>
+                    <a:blip r:embed="rId67"/>
+                    <a:stretch>
+                      <a:fillRect/>
+                    </a:stretch>
+                  </pic:blipFill>
+                  <pic:spPr>
+                    <a:xfrm>
+                      <a:off x="0" y="0"/>
+                      <a:ext cx="5400040" cy="2348865"/>
+                    </a:xfrm>
+                    <a:prstGeom prst="rect">
+                      <a:avLst/>
+                    </a:prstGeom>
+                  </pic:spPr>
+                </pic:pic>
+              </a:graphicData>
+            </a:graphic>
+          </wp:inline>
+        </w:drawing>
+      </w:r>
+    </w:p>
+    <w:p>
+      <w:pPr>
+        <w:spacing w:after="0" w:line="240" w:lineRule="auto"/>
+        <w:rPr>
+          <w:rFonts w:ascii="Verdana" w:hAnsi="Verdana"/>
+          <w:sz w:val="28"/>
+          <w:szCs w:val="28"/>
+        </w:rPr>
+      </w:pPr>
+    </w:p>
+    <w:p>
+      <w:pPr>
+        <w:spacing w:after="0" w:line="240" w:lineRule="auto"/>
+        <w:rPr>
+          <w:rFonts w:ascii="Verdana" w:hAnsi="Verdana"/>
+          <w:b/>
+          <w:sz w:val="28"/>
+          <w:szCs w:val="28"/>
+        </w:rPr>
+      </w:pPr>
+      <w:r>
+        <w:rPr>
+          <w:rFonts w:ascii="Verdana" w:hAnsi="Verdana"/>
+          <w:b/>
+          <w:sz w:val="28"/>
+          <w:szCs w:val="28"/>
+        </w:rPr>
+        <w:t>FORMNUMEROSCOMPONENT.HTML</w:t>
+      </w:r>
+    </w:p>
+    <w:p>
+      <w:pPr>
+        <w:spacing w:after="0" w:line="240" w:lineRule="auto"/>
+        <w:rPr>
+          <w:rFonts w:ascii="Verdana" w:hAnsi="Verdana"/>
+          <w:sz w:val="28"/>
+          <w:szCs w:val="28"/>
+        </w:rPr>
+      </w:pPr>
+    </w:p>
+    <w:p>
+      <w:pPr>
+        <w:shd w:val="clear" w:color="auto" w:fill="FFFFFF"/>
+        <w:spacing w:after="0" w:line="240" w:lineRule="auto"/>
+        <w:rPr>
+          <w:rFonts w:ascii="Consolas" w:eastAsia="Times New Roman" w:hAnsi="Consolas" w:cs="Times New Roman"/>
+          <w:b/>
+          <w:bCs/>
+          <w:color w:val="000000"/>
+          <w:lang w:eastAsia="es-ES"/>
+        </w:rPr>
+      </w:pPr>
+      <w:r>
+        <w:rPr>
+          <w:rFonts w:ascii="Consolas" w:eastAsia="Times New Roman" w:hAnsi="Consolas" w:cs="Times New Roman"/>
+          <w:b/>
+          <w:bCs/>
+          <w:color w:val="000000"/>
+          <w:lang w:eastAsia="es-ES"/>
+        </w:rPr>
+        <w:t>&lt;</w:t>
+      </w:r>
+      <w:r>
+        <w:rPr>
+          <w:rFonts w:ascii="Consolas" w:eastAsia="Times New Roman" w:hAnsi="Consolas" w:cs="Times New Roman"/>
+          <w:b/>
+          <w:bCs/>
+          <w:color w:val="F92672"/>
+          <w:lang w:eastAsia="es-ES"/>
+        </w:rPr>
+        <w:t>h1</w:t>
+      </w:r>
+      <w:r>
+        <w:rPr>
+          <w:rFonts w:ascii="Consolas" w:eastAsia="Times New Roman" w:hAnsi="Consolas" w:cs="Times New Roman"/>
+          <w:b/>
+          <w:bCs/>
+          <w:color w:val="000000"/>
+          <w:lang w:eastAsia="es-ES"/>
+        </w:rPr>
+        <w:t>&gt;</w:t>
+      </w:r>
+      <w:proofErr w:type="spellStart"/>
+      <w:r>
+        <w:rPr>
+          <w:rFonts w:ascii="Consolas" w:eastAsia="Times New Roman" w:hAnsi="Consolas" w:cs="Times New Roman"/>
+          <w:b/>
+          <w:bCs/>
+          <w:color w:val="000000"/>
+          <w:lang w:eastAsia="es-ES"/>
+        </w:rPr>
+        <w:t>Form</w:t>
+      </w:r>
+      <w:proofErr w:type="spellEnd"/>
+      <w:r>
+        <w:rPr>
+          <w:rFonts w:ascii="Consolas" w:eastAsia="Times New Roman" w:hAnsi="Consolas" w:cs="Times New Roman"/>
+          <w:b/>
+          <w:bCs/>
+          <w:color w:val="000000"/>
+          <w:lang w:eastAsia="es-ES"/>
+        </w:rPr>
+        <w:t xml:space="preserve"> </w:t>
+      </w:r>
+      <w:proofErr w:type="spellStart"/>
+      <w:r>
+        <w:rPr>
+          <w:rFonts w:ascii="Consolas" w:eastAsia="Times New Roman" w:hAnsi="Consolas" w:cs="Times New Roman"/>
+          <w:b/>
+          <w:bCs/>
+          <w:color w:val="000000"/>
+          <w:lang w:eastAsia="es-ES"/>
+        </w:rPr>
+        <w:t>numeros</w:t>
+      </w:r>
+      <w:proofErr w:type="spellEnd"/>
+      <w:r>
+        <w:rPr>
+          <w:rFonts w:ascii="Consolas" w:eastAsia="Times New Roman" w:hAnsi="Consolas" w:cs="Times New Roman"/>
+          <w:b/>
+          <w:bCs/>
+          <w:color w:val="000000"/>
+          <w:lang w:eastAsia="es-ES"/>
+        </w:rPr>
+        <w:t>&lt;/</w:t>
+      </w:r>
+      <w:r>
+        <w:rPr>
+          <w:rFonts w:ascii="Consolas" w:eastAsia="Times New Roman" w:hAnsi="Consolas" w:cs="Times New Roman"/>
+          <w:b/>
+          <w:bCs/>
+          <w:color w:val="F92672"/>
+          <w:lang w:eastAsia="es-ES"/>
+        </w:rPr>
+        <w:t>h1</w:t>
+      </w:r>
+      <w:r>
+        <w:rPr>
+          <w:rFonts w:ascii="Consolas" w:eastAsia="Times New Roman" w:hAnsi="Consolas" w:cs="Times New Roman"/>
+          <w:b/>
+          <w:bCs/>
+          <w:color w:val="000000"/>
+          <w:lang w:eastAsia="es-ES"/>
+        </w:rPr>
+        <w:t>&gt;</w:t>
+      </w:r>
+    </w:p>
+    <w:p>
+      <w:pPr>
+        <w:shd w:val="clear" w:color="auto" w:fill="FFFFFF"/>
+        <w:spacing w:after="0" w:line="240" w:lineRule="auto"/>
+        <w:rPr>
+          <w:rFonts w:ascii="Consolas" w:eastAsia="Times New Roman" w:hAnsi="Consolas" w:cs="Times New Roman"/>
+          <w:b/>
+          <w:bCs/>
+          <w:color w:val="000000"/>
+          <w:lang w:eastAsia="es-ES"/>
+        </w:rPr>
+      </w:pPr>
+      <w:r>
+        <w:rPr>
+          <w:rFonts w:ascii="Consolas" w:eastAsia="Times New Roman" w:hAnsi="Consolas" w:cs="Times New Roman"/>
+          <w:b/>
+          <w:bCs/>
+          <w:color w:val="000000"/>
+          <w:lang w:eastAsia="es-ES"/>
+        </w:rPr>
+        <w:t>&lt;</w:t>
+      </w:r>
+      <w:proofErr w:type="spellStart"/>
+      <w:r>
+        <w:rPr>
+          <w:rFonts w:ascii="Consolas" w:eastAsia="Times New Roman" w:hAnsi="Consolas" w:cs="Times New Roman"/>
+          <w:b/>
+          <w:bCs/>
+          <w:color w:val="F92672"/>
+          <w:lang w:eastAsia="es-ES"/>
+        </w:rPr>
+        <w:t>form</w:t>
+      </w:r>
+      <w:proofErr w:type="spellEnd"/>
+      <w:r>
+        <w:rPr>
+          <w:rFonts w:ascii="Consolas" w:eastAsia="Times New Roman" w:hAnsi="Consolas" w:cs="Times New Roman"/>
+          <w:b/>
+          <w:bCs/>
+          <w:color w:val="000000"/>
+          <w:lang w:eastAsia="es-ES"/>
+        </w:rPr>
+        <w:t xml:space="preserve"> </w:t>
+      </w:r>
+      <w:proofErr w:type="spellStart"/>
+      <w:r>
+        <w:rPr>
+          <w:rFonts w:ascii="Consolas" w:eastAsia="Times New Roman" w:hAnsi="Consolas" w:cs="Times New Roman"/>
+          <w:b/>
+          <w:bCs/>
+          <w:color w:val="6AAF19"/>
+          <w:lang w:eastAsia="es-ES"/>
+        </w:rPr>
+        <w:t>form</w:t>
+      </w:r>
+      <w:proofErr w:type="spellEnd"/>
+      <w:r>
+        <w:rPr>
+          <w:rFonts w:ascii="Consolas" w:eastAsia="Times New Roman" w:hAnsi="Consolas" w:cs="Times New Roman"/>
+          <w:b/>
+          <w:bCs/>
+          <w:i/>
+          <w:iCs/>
+          <w:color w:val="CD3704"/>
+          <w:lang w:eastAsia="es-ES"/>
+        </w:rPr>
+        <w:t>=</w:t>
+      </w:r>
+      <w:r>
+        <w:rPr>
+          <w:rFonts w:ascii="Consolas" w:eastAsia="Times New Roman" w:hAnsi="Consolas" w:cs="Times New Roman"/>
+          <w:b/>
+          <w:bCs/>
+          <w:i/>
+          <w:iCs/>
+          <w:color w:val="F25A00"/>
+          <w:lang w:eastAsia="es-ES"/>
+        </w:rPr>
+        <w:t>"</w:t>
+      </w:r>
+      <w:proofErr w:type="spellStart"/>
+      <w:r>
+        <w:rPr>
+          <w:rFonts w:ascii="Consolas" w:eastAsia="Times New Roman" w:hAnsi="Consolas" w:cs="Times New Roman"/>
+          <w:b/>
+          <w:bCs/>
+          <w:i/>
+          <w:iCs/>
+          <w:color w:val="F25A00"/>
+          <w:lang w:eastAsia="es-ES"/>
+        </w:rPr>
+        <w:t>ngForm</w:t>
+      </w:r>
+      <w:proofErr w:type="spellEnd"/>
+      <w:r>
+        <w:rPr>
+          <w:rFonts w:ascii="Consolas" w:eastAsia="Times New Roman" w:hAnsi="Consolas" w:cs="Times New Roman"/>
+          <w:b/>
+          <w:bCs/>
+          <w:i/>
+          <w:iCs/>
+          <w:color w:val="F25A00"/>
+          <w:lang w:eastAsia="es-ES"/>
+        </w:rPr>
+        <w:t>"</w:t>
+      </w:r>
+      <w:r>
+        <w:rPr>
+          <w:rFonts w:ascii="Consolas" w:eastAsia="Times New Roman" w:hAnsi="Consolas" w:cs="Times New Roman"/>
+          <w:b/>
+          <w:bCs/>
+          <w:color w:val="000000"/>
+          <w:lang w:eastAsia="es-ES"/>
+        </w:rPr>
+        <w:t>&gt;</w:t>
+      </w:r>
+    </w:p>
+    <w:p>
+      <w:pPr>
+        <w:shd w:val="clear" w:color="auto" w:fill="FFFFFF"/>
+        <w:spacing w:after="0" w:line="240" w:lineRule="auto"/>
+        <w:rPr>
+          <w:rFonts w:ascii="Consolas" w:eastAsia="Times New Roman" w:hAnsi="Consolas" w:cs="Times New Roman"/>
+          <w:b/>
+          <w:bCs/>
+          <w:color w:val="000000"/>
+          <w:lang w:eastAsia="es-ES"/>
+        </w:rPr>
+      </w:pPr>
+      <w:r>
+        <w:rPr>
+          <w:rFonts w:ascii="Consolas" w:eastAsia="Times New Roman" w:hAnsi="Consolas" w:cs="Times New Roman"/>
+          <w:b/>
+          <w:bCs/>
+          <w:color w:val="000000"/>
+          <w:lang w:eastAsia="es-ES"/>
+        </w:rPr>
+        <w:t xml:space="preserve">    Número: </w:t>
+      </w:r>
+    </w:p>
+    <w:p>
+      <w:pPr>
+        <w:shd w:val="clear" w:color="auto" w:fill="FFFFFF"/>
+        <w:spacing w:after="0" w:line="240" w:lineRule="auto"/>
+        <w:rPr>
+          <w:rFonts w:ascii="Consolas" w:eastAsia="Times New Roman" w:hAnsi="Consolas" w:cs="Times New Roman"/>
+          <w:b/>
+          <w:bCs/>
+          <w:color w:val="000000"/>
+          <w:lang w:eastAsia="es-ES"/>
+        </w:rPr>
+      </w:pPr>
+      <w:r>
+        <w:rPr>
+          <w:rFonts w:ascii="Consolas" w:eastAsia="Times New Roman" w:hAnsi="Consolas" w:cs="Times New Roman"/>
+          <w:b/>
+          <w:bCs/>
+          <w:color w:val="000000"/>
+          <w:lang w:eastAsia="es-ES"/>
+        </w:rPr>
+        <w:t>    &lt;</w:t>
+      </w:r>
+      <w:r>
+        <w:rPr>
+          <w:rFonts w:ascii="Consolas" w:eastAsia="Times New Roman" w:hAnsi="Consolas" w:cs="Times New Roman"/>
+          <w:b/>
+          <w:bCs/>
+          <w:color w:val="F92672"/>
+          <w:lang w:eastAsia="es-ES"/>
+        </w:rPr>
+        <w:t>input</w:t>
+      </w:r>
+      <w:r>
+        <w:rPr>
+          <w:rFonts w:ascii="Consolas" w:eastAsia="Times New Roman" w:hAnsi="Consolas" w:cs="Times New Roman"/>
+          <w:b/>
+          <w:bCs/>
+          <w:color w:val="000000"/>
+          <w:lang w:eastAsia="es-ES"/>
+        </w:rPr>
+        <w:t xml:space="preserve"> </w:t>
+      </w:r>
+      <w:proofErr w:type="spellStart"/>
+      <w:r>
+        <w:rPr>
+          <w:rFonts w:ascii="Consolas" w:eastAsia="Times New Roman" w:hAnsi="Consolas" w:cs="Times New Roman"/>
+          <w:b/>
+          <w:bCs/>
+          <w:color w:val="6AAF19"/>
+          <w:lang w:eastAsia="es-ES"/>
+        </w:rPr>
+        <w:t>type</w:t>
+      </w:r>
+      <w:proofErr w:type="spellEnd"/>
+      <w:r>
+        <w:rPr>
+          <w:rFonts w:ascii="Consolas" w:eastAsia="Times New Roman" w:hAnsi="Consolas" w:cs="Times New Roman"/>
+          <w:b/>
+          <w:bCs/>
+          <w:i/>
+          <w:iCs/>
+          <w:color w:val="CD3704"/>
+          <w:lang w:eastAsia="es-ES"/>
+        </w:rPr>
+        <w:t>=</w:t>
+      </w:r>
+      <w:r>
+        <w:rPr>
+          <w:rFonts w:ascii="Consolas" w:eastAsia="Times New Roman" w:hAnsi="Consolas" w:cs="Times New Roman"/>
+          <w:b/>
+          <w:bCs/>
+          <w:i/>
+          <w:iCs/>
+          <w:color w:val="F25A00"/>
+          <w:lang w:eastAsia="es-ES"/>
+        </w:rPr>
+        <w:t>"</w:t>
+      </w:r>
+      <w:proofErr w:type="spellStart"/>
+      <w:r>
+        <w:rPr>
+          <w:rFonts w:ascii="Consolas" w:eastAsia="Times New Roman" w:hAnsi="Consolas" w:cs="Times New Roman"/>
+          <w:b/>
+          <w:bCs/>
+          <w:i/>
+          <w:iCs/>
+          <w:color w:val="F25A00"/>
+          <w:lang w:eastAsia="es-ES"/>
+        </w:rPr>
+        <w:t>number</w:t>
+      </w:r>
+      <w:proofErr w:type="spellEnd"/>
+      <w:r>
+        <w:rPr>
+          <w:rFonts w:ascii="Consolas" w:eastAsia="Times New Roman" w:hAnsi="Consolas" w:cs="Times New Roman"/>
+          <w:b/>
+          <w:bCs/>
+          <w:i/>
+          <w:iCs/>
+          <w:color w:val="F25A00"/>
+          <w:lang w:eastAsia="es-ES"/>
+        </w:rPr>
+        <w:t>"</w:t>
+      </w:r>
+      <w:r>
+        <w:rPr>
+          <w:rFonts w:ascii="Consolas" w:eastAsia="Times New Roman" w:hAnsi="Consolas" w:cs="Times New Roman"/>
+          <w:b/>
+          <w:bCs/>
+          <w:color w:val="000000"/>
+          <w:lang w:eastAsia="es-ES"/>
+        </w:rPr>
+        <w:t xml:space="preserve"> </w:t>
+      </w:r>
+      <w:proofErr w:type="spellStart"/>
+      <w:r>
+        <w:rPr>
+          <w:rFonts w:ascii="Consolas" w:eastAsia="Times New Roman" w:hAnsi="Consolas" w:cs="Times New Roman"/>
+          <w:b/>
+          <w:bCs/>
+          <w:color w:val="6AAF19"/>
+          <w:lang w:eastAsia="es-ES"/>
+        </w:rPr>
+        <w:t>name</w:t>
+      </w:r>
+      <w:proofErr w:type="spellEnd"/>
+      <w:r>
+        <w:rPr>
+          <w:rFonts w:ascii="Consolas" w:eastAsia="Times New Roman" w:hAnsi="Consolas" w:cs="Times New Roman"/>
+          <w:b/>
+          <w:bCs/>
+          <w:i/>
+          <w:iCs/>
+          <w:color w:val="CD3704"/>
+          <w:lang w:eastAsia="es-ES"/>
+        </w:rPr>
+        <w:t>=</w:t>
+      </w:r>
+      <w:r>
+        <w:rPr>
+          <w:rFonts w:ascii="Consolas" w:eastAsia="Times New Roman" w:hAnsi="Consolas" w:cs="Times New Roman"/>
+          <w:b/>
+          <w:bCs/>
+          <w:i/>
+          <w:iCs/>
+          <w:color w:val="F25A00"/>
+          <w:lang w:eastAsia="es-ES"/>
+        </w:rPr>
+        <w:t>"</w:t>
+      </w:r>
+      <w:proofErr w:type="spellStart"/>
+      <w:r>
+        <w:rPr>
+          <w:rFonts w:ascii="Consolas" w:eastAsia="Times New Roman" w:hAnsi="Consolas" w:cs="Times New Roman"/>
+          <w:b/>
+          <w:bCs/>
+          <w:i/>
+          <w:iCs/>
+          <w:color w:val="F25A00"/>
+          <w:lang w:eastAsia="es-ES"/>
+        </w:rPr>
+        <w:t>cajanumero</w:t>
+      </w:r>
+      <w:proofErr w:type="spellEnd"/>
+      <w:r>
+        <w:rPr>
+          <w:rFonts w:ascii="Consolas" w:eastAsia="Times New Roman" w:hAnsi="Consolas" w:cs="Times New Roman"/>
+          <w:b/>
+          <w:bCs/>
+          <w:i/>
+          <w:iCs/>
+          <w:color w:val="F25A00"/>
+          <w:lang w:eastAsia="es-ES"/>
+        </w:rPr>
+        <w:t>"</w:t>
+      </w:r>
+      <w:r>
+        <w:rPr>
+          <w:rFonts w:ascii="Consolas" w:eastAsia="Times New Roman" w:hAnsi="Consolas" w:cs="Times New Roman"/>
+          <w:b/>
+          <w:bCs/>
+          <w:color w:val="000000"/>
+          <w:lang w:eastAsia="es-ES"/>
+        </w:rPr>
+        <w:t xml:space="preserve"> </w:t>
+      </w:r>
+      <w:r>
+        <w:rPr>
+          <w:rFonts w:ascii="Consolas" w:eastAsia="Times New Roman" w:hAnsi="Consolas" w:cs="Times New Roman"/>
+          <w:b/>
+          <w:bCs/>
+          <w:i/>
+          <w:iCs/>
+          <w:color w:val="CD3704"/>
+          <w:lang w:eastAsia="es-ES"/>
+        </w:rPr>
+        <w:t>#</w:t>
+      </w:r>
+      <w:proofErr w:type="spellStart"/>
+      <w:r>
+        <w:rPr>
+          <w:rFonts w:ascii="Consolas" w:eastAsia="Times New Roman" w:hAnsi="Consolas" w:cs="Times New Roman"/>
+          <w:b/>
+          <w:bCs/>
+          <w:color w:val="6AAF19"/>
+          <w:lang w:eastAsia="es-ES"/>
+        </w:rPr>
+        <w:t>cajanumero</w:t>
+      </w:r>
+      <w:proofErr w:type="spellEnd"/>
+      <w:r>
+        <w:rPr>
+          <w:rFonts w:ascii="Consolas" w:eastAsia="Times New Roman" w:hAnsi="Consolas" w:cs="Times New Roman"/>
+          <w:b/>
+          <w:bCs/>
+          <w:color w:val="000000"/>
+          <w:lang w:eastAsia="es-ES"/>
+        </w:rPr>
+        <w:t>/&gt;</w:t>
+      </w:r>
+    </w:p>
+    <w:p>
+      <w:pPr>
+        <w:shd w:val="clear" w:color="auto" w:fill="FFFFFF"/>
+        <w:spacing w:after="0" w:line="240" w:lineRule="auto"/>
+        <w:rPr>
+          <w:rFonts w:ascii="Consolas" w:eastAsia="Times New Roman" w:hAnsi="Consolas" w:cs="Times New Roman"/>
+          <w:b/>
+          <w:bCs/>
+          <w:color w:val="000000"/>
+          <w:lang w:eastAsia="es-ES"/>
+        </w:rPr>
+      </w:pPr>
+      <w:r>
+        <w:rPr>
+          <w:rFonts w:ascii="Consolas" w:eastAsia="Times New Roman" w:hAnsi="Consolas" w:cs="Times New Roman"/>
+          <w:b/>
+          <w:bCs/>
+          <w:color w:val="000000"/>
+          <w:lang w:eastAsia="es-ES"/>
+        </w:rPr>
+        <w:t>    &lt;</w:t>
+      </w:r>
+      <w:proofErr w:type="spellStart"/>
+      <w:r>
+        <w:rPr>
+          <w:rFonts w:ascii="Consolas" w:eastAsia="Times New Roman" w:hAnsi="Consolas" w:cs="Times New Roman"/>
+          <w:b/>
+          <w:bCs/>
+          <w:color w:val="F92672"/>
+          <w:lang w:eastAsia="es-ES"/>
+        </w:rPr>
+        <w:t>button</w:t>
+      </w:r>
+      <w:proofErr w:type="spellEnd"/>
+      <w:r>
+        <w:rPr>
+          <w:rFonts w:ascii="Consolas" w:eastAsia="Times New Roman" w:hAnsi="Consolas" w:cs="Times New Roman"/>
+          <w:b/>
+          <w:bCs/>
+          <w:color w:val="000000"/>
+          <w:lang w:eastAsia="es-ES"/>
+        </w:rPr>
+        <w:t xml:space="preserve"> </w:t>
+      </w:r>
+      <w:r>
+        <w:rPr>
+          <w:rFonts w:ascii="Consolas" w:eastAsia="Times New Roman" w:hAnsi="Consolas" w:cs="Times New Roman"/>
+          <w:b/>
+          <w:bCs/>
+          <w:color w:val="6AAF19"/>
+          <w:lang w:eastAsia="es-ES"/>
+        </w:rPr>
+        <w:t>(</w:t>
+      </w:r>
+      <w:proofErr w:type="spellStart"/>
+      <w:r>
+        <w:rPr>
+          <w:rFonts w:ascii="Consolas" w:eastAsia="Times New Roman" w:hAnsi="Consolas" w:cs="Times New Roman"/>
+          <w:b/>
+          <w:bCs/>
+          <w:color w:val="6AAF19"/>
+          <w:lang w:eastAsia="es-ES"/>
+        </w:rPr>
+        <w:t>click</w:t>
+      </w:r>
+      <w:proofErr w:type="spellEnd"/>
+      <w:r>
+        <w:rPr>
+          <w:rFonts w:ascii="Consolas" w:eastAsia="Times New Roman" w:hAnsi="Consolas" w:cs="Times New Roman"/>
+          <w:b/>
+          <w:bCs/>
+          <w:color w:val="6AAF19"/>
+          <w:lang w:eastAsia="es-ES"/>
+        </w:rPr>
+        <w:t>)</w:t>
+      </w:r>
+      <w:r>
+        <w:rPr>
+          <w:rFonts w:ascii="Consolas" w:eastAsia="Times New Roman" w:hAnsi="Consolas" w:cs="Times New Roman"/>
+          <w:b/>
+          <w:bCs/>
+          <w:color w:val="000000"/>
+          <w:lang w:eastAsia="es-ES"/>
+        </w:rPr>
+        <w:t>=</w:t>
+      </w:r>
+      <w:r>
+        <w:rPr>
+          <w:rFonts w:ascii="Consolas" w:eastAsia="Times New Roman" w:hAnsi="Consolas" w:cs="Times New Roman"/>
+          <w:b/>
+          <w:bCs/>
+          <w:color w:val="F25A00"/>
+          <w:lang w:eastAsia="es-ES"/>
+        </w:rPr>
+        <w:t>"</w:t>
+      </w:r>
+      <w:proofErr w:type="spellStart"/>
+      <w:proofErr w:type="gramStart"/>
+      <w:r>
+        <w:rPr>
+          <w:rFonts w:ascii="Consolas" w:eastAsia="Times New Roman" w:hAnsi="Consolas" w:cs="Times New Roman"/>
+          <w:b/>
+          <w:bCs/>
+          <w:color w:val="6AAF19"/>
+          <w:lang w:eastAsia="es-ES"/>
+        </w:rPr>
+        <w:t>insertarNumero</w:t>
+      </w:r>
+      <w:proofErr w:type="spellEnd"/>
+      <w:r>
+        <w:rPr>
+          <w:rFonts w:ascii="Consolas" w:eastAsia="Times New Roman" w:hAnsi="Consolas" w:cs="Times New Roman"/>
+          <w:b/>
+          <w:bCs/>
+          <w:color w:val="000000"/>
+          <w:lang w:eastAsia="es-ES"/>
+        </w:rPr>
+        <w:t>(</w:t>
+      </w:r>
+      <w:proofErr w:type="gramEnd"/>
+      <w:r>
+        <w:rPr>
+          <w:rFonts w:ascii="Consolas" w:eastAsia="Times New Roman" w:hAnsi="Consolas" w:cs="Times New Roman"/>
+          <w:b/>
+          <w:bCs/>
+          <w:color w:val="000000"/>
+          <w:lang w:eastAsia="es-ES"/>
+        </w:rPr>
+        <w:t>)</w:t>
+      </w:r>
+      <w:r>
+        <w:rPr>
+          <w:rFonts w:ascii="Consolas" w:eastAsia="Times New Roman" w:hAnsi="Consolas" w:cs="Times New Roman"/>
+          <w:b/>
+          <w:bCs/>
+          <w:color w:val="F25A00"/>
+          <w:lang w:eastAsia="es-ES"/>
+        </w:rPr>
+        <w:t>"</w:t>
+      </w:r>
+      <w:r>
+        <w:rPr>
+          <w:rFonts w:ascii="Consolas" w:eastAsia="Times New Roman" w:hAnsi="Consolas" w:cs="Times New Roman"/>
+          <w:b/>
+          <w:bCs/>
+          <w:color w:val="000000"/>
+          <w:lang w:eastAsia="es-ES"/>
+        </w:rPr>
+        <w:t>&gt;</w:t>
+      </w:r>
+    </w:p>
+    <w:p>
+      <w:pPr>
+        <w:shd w:val="clear" w:color="auto" w:fill="FFFFFF"/>
+        <w:spacing w:after="0" w:line="240" w:lineRule="auto"/>
+        <w:rPr>
+          <w:rFonts w:ascii="Consolas" w:eastAsia="Times New Roman" w:hAnsi="Consolas" w:cs="Times New Roman"/>
+          <w:b/>
+          <w:bCs/>
+          <w:color w:val="000000"/>
+          <w:lang w:eastAsia="es-ES"/>
+        </w:rPr>
+      </w:pPr>
+      <w:r>
+        <w:rPr>
+          <w:rFonts w:ascii="Consolas" w:eastAsia="Times New Roman" w:hAnsi="Consolas" w:cs="Times New Roman"/>
+          <w:b/>
+          <w:bCs/>
+          <w:color w:val="000000"/>
+          <w:lang w:eastAsia="es-ES"/>
+        </w:rPr>
+        <w:t>        Insertar</w:t>
+      </w:r>
+    </w:p>
+    <w:p>
+      <w:pPr>
+        <w:shd w:val="clear" w:color="auto" w:fill="FFFFFF"/>
+        <w:spacing w:after="0" w:line="240" w:lineRule="auto"/>
+        <w:rPr>
+          <w:rFonts w:ascii="Consolas" w:eastAsia="Times New Roman" w:hAnsi="Consolas" w:cs="Times New Roman"/>
+          <w:b/>
+          <w:bCs/>
+          <w:color w:val="000000"/>
+          <w:lang w:eastAsia="es-ES"/>
+        </w:rPr>
+      </w:pPr>
+      <w:r>
+        <w:rPr>
+          <w:rFonts w:ascii="Consolas" w:eastAsia="Times New Roman" w:hAnsi="Consolas" w:cs="Times New Roman"/>
+          <w:b/>
+          <w:bCs/>
+          <w:color w:val="000000"/>
+          <w:lang w:eastAsia="es-ES"/>
+        </w:rPr>
+        <w:t>    &lt;/</w:t>
+      </w:r>
+      <w:proofErr w:type="spellStart"/>
+      <w:proofErr w:type="gramStart"/>
+      <w:r>
+        <w:rPr>
+          <w:rFonts w:ascii="Consolas" w:eastAsia="Times New Roman" w:hAnsi="Consolas" w:cs="Times New Roman"/>
+          <w:b/>
+          <w:bCs/>
+          <w:color w:val="F92672"/>
+          <w:lang w:eastAsia="es-ES"/>
+        </w:rPr>
+        <w:t>button</w:t>
+      </w:r>
+      <w:proofErr w:type="spellEnd"/>
+      <w:proofErr w:type="gramEnd"/>
+      <w:r>
+        <w:rPr>
+          <w:rFonts w:ascii="Consolas" w:eastAsia="Times New Roman" w:hAnsi="Consolas" w:cs="Times New Roman"/>
+          <w:b/>
+          <w:bCs/>
+          <w:color w:val="000000"/>
+          <w:lang w:eastAsia="es-ES"/>
+        </w:rPr>
+        <w:t>&gt;</w:t>
+      </w:r>
+    </w:p>
+    <w:p>
+      <w:pPr>
+        <w:shd w:val="clear" w:color="auto" w:fill="FFFFFF"/>
+        <w:spacing w:after="0" w:line="240" w:lineRule="auto"/>
+        <w:rPr>
+          <w:rFonts w:ascii="Consolas" w:eastAsia="Times New Roman" w:hAnsi="Consolas" w:cs="Times New Roman"/>
+          <w:b/>
+          <w:bCs/>
+          <w:color w:val="000000"/>
+          <w:lang w:eastAsia="es-ES"/>
+        </w:rPr>
+      </w:pPr>
+      <w:r>
+        <w:rPr>
+          <w:rFonts w:ascii="Consolas" w:eastAsia="Times New Roman" w:hAnsi="Consolas" w:cs="Times New Roman"/>
+          <w:b/>
+          <w:bCs/>
+          <w:color w:val="000000"/>
+          <w:lang w:eastAsia="es-ES"/>
+        </w:rPr>
+        <w:t>&lt;/</w:t>
+      </w:r>
+      <w:proofErr w:type="spellStart"/>
+      <w:proofErr w:type="gramStart"/>
+      <w:r>
+        <w:rPr>
+          <w:rFonts w:ascii="Consolas" w:eastAsia="Times New Roman" w:hAnsi="Consolas" w:cs="Times New Roman"/>
+          <w:b/>
+          <w:bCs/>
+          <w:color w:val="F92672"/>
+          <w:lang w:eastAsia="es-ES"/>
+        </w:rPr>
+        <w:t>form</w:t>
+      </w:r>
+      <w:proofErr w:type="spellEnd"/>
+      <w:proofErr w:type="gramEnd"/>
+      <w:r>
+        <w:rPr>
+          <w:rFonts w:ascii="Consolas" w:eastAsia="Times New Roman" w:hAnsi="Consolas" w:cs="Times New Roman"/>
+          <w:b/>
+          <w:bCs/>
+          <w:color w:val="000000"/>
+          <w:lang w:eastAsia="es-ES"/>
+        </w:rPr>
+        <w:t>&gt;</w:t>
+      </w:r>
+    </w:p>
+    <w:p>
+      <w:pPr>
+        <w:shd w:val="clear" w:color="auto" w:fill="FFFFFF"/>
+        <w:spacing w:after="0" w:line="240" w:lineRule="auto"/>
+        <w:rPr>
+          <w:rFonts w:ascii="Consolas" w:eastAsia="Times New Roman" w:hAnsi="Consolas" w:cs="Times New Roman"/>
+          <w:b/>
+          <w:bCs/>
+          <w:color w:val="000000"/>
+          <w:lang w:eastAsia="es-ES"/>
+        </w:rPr>
+      </w:pPr>
+      <w:r>
+        <w:rPr>
+          <w:rFonts w:ascii="Consolas" w:eastAsia="Times New Roman" w:hAnsi="Consolas" w:cs="Times New Roman"/>
+          <w:b/>
+          <w:bCs/>
+          <w:color w:val="000000"/>
+          <w:lang w:eastAsia="es-ES"/>
+        </w:rPr>
+        <w:t>&lt;</w:t>
+      </w:r>
+      <w:proofErr w:type="spellStart"/>
+      <w:proofErr w:type="gramStart"/>
+      <w:r>
+        <w:rPr>
+          <w:rFonts w:ascii="Consolas" w:eastAsia="Times New Roman" w:hAnsi="Consolas" w:cs="Times New Roman"/>
+          <w:b/>
+          <w:bCs/>
+          <w:color w:val="F92672"/>
+          <w:lang w:eastAsia="es-ES"/>
+        </w:rPr>
+        <w:t>ul</w:t>
+      </w:r>
+      <w:proofErr w:type="spellEnd"/>
+      <w:proofErr w:type="gramEnd"/>
+      <w:r>
+        <w:rPr>
+          <w:rFonts w:ascii="Consolas" w:eastAsia="Times New Roman" w:hAnsi="Consolas" w:cs="Times New Roman"/>
+          <w:b/>
+          <w:bCs/>
+          <w:color w:val="000000"/>
+          <w:lang w:eastAsia="es-ES"/>
+        </w:rPr>
+        <w:t>&gt;</w:t>
+      </w:r>
+    </w:p>
+    <w:p>
+      <w:pPr>
+        <w:shd w:val="clear" w:color="auto" w:fill="FFFFFF"/>
+        <w:spacing w:after="0" w:line="240" w:lineRule="auto"/>
+        <w:rPr>
+          <w:rFonts w:ascii="Consolas" w:eastAsia="Times New Roman" w:hAnsi="Consolas" w:cs="Times New Roman"/>
+          <w:b/>
+          <w:bCs/>
+          <w:color w:val="000000"/>
+          <w:lang w:eastAsia="es-ES"/>
+        </w:rPr>
+      </w:pPr>
+      <w:r>
+        <w:rPr>
+          <w:rFonts w:ascii="Consolas" w:eastAsia="Times New Roman" w:hAnsi="Consolas" w:cs="Times New Roman"/>
+          <w:b/>
+          <w:bCs/>
+          <w:color w:val="000000"/>
+          <w:lang w:eastAsia="es-ES"/>
+        </w:rPr>
+        <w:t xml:space="preserve">    </w:t>
+      </w:r>
+      <w:r>
+        <w:rPr>
+          <w:rFonts w:ascii="Consolas" w:eastAsia="Times New Roman" w:hAnsi="Consolas" w:cs="Times New Roman"/>
+          <w:b/>
+          <w:bCs/>
+          <w:color w:val="F92672"/>
+          <w:lang w:eastAsia="es-ES"/>
+        </w:rPr>
+        <w:t>@</w:t>
+      </w:r>
+      <w:proofErr w:type="spellStart"/>
+      <w:r>
+        <w:rPr>
+          <w:rFonts w:ascii="Consolas" w:eastAsia="Times New Roman" w:hAnsi="Consolas" w:cs="Times New Roman"/>
+          <w:b/>
+          <w:bCs/>
+          <w:color w:val="F92672"/>
+          <w:lang w:eastAsia="es-ES"/>
+        </w:rPr>
+        <w:t>for</w:t>
+      </w:r>
+      <w:proofErr w:type="spellEnd"/>
+      <w:r>
+        <w:rPr>
+          <w:rFonts w:ascii="Consolas" w:eastAsia="Times New Roman" w:hAnsi="Consolas" w:cs="Times New Roman"/>
+          <w:b/>
+          <w:bCs/>
+          <w:color w:val="000000"/>
+          <w:lang w:eastAsia="es-ES"/>
+        </w:rPr>
+        <w:t xml:space="preserve"> (numero </w:t>
+      </w:r>
+      <w:r>
+        <w:rPr>
+          <w:rFonts w:ascii="Consolas" w:eastAsia="Times New Roman" w:hAnsi="Consolas" w:cs="Times New Roman"/>
+          <w:b/>
+          <w:bCs/>
+          <w:color w:val="F92672"/>
+          <w:lang w:eastAsia="es-ES"/>
+        </w:rPr>
+        <w:t>of</w:t>
+      </w:r>
+      <w:r>
+        <w:rPr>
+          <w:rFonts w:ascii="Consolas" w:eastAsia="Times New Roman" w:hAnsi="Consolas" w:cs="Times New Roman"/>
+          <w:b/>
+          <w:bCs/>
+          <w:color w:val="000000"/>
+          <w:lang w:eastAsia="es-ES"/>
+        </w:rPr>
+        <w:t xml:space="preserve"> </w:t>
+      </w:r>
+      <w:proofErr w:type="spellStart"/>
+      <w:r>
+        <w:rPr>
+          <w:rFonts w:ascii="Consolas" w:eastAsia="Times New Roman" w:hAnsi="Consolas" w:cs="Times New Roman"/>
+          <w:b/>
+          <w:bCs/>
+          <w:color w:val="000000"/>
+          <w:lang w:eastAsia="es-ES"/>
+        </w:rPr>
+        <w:t>arrayNumeros</w:t>
+      </w:r>
+      <w:proofErr w:type="spellEnd"/>
+      <w:r>
+        <w:rPr>
+          <w:rFonts w:ascii="Consolas" w:eastAsia="Times New Roman" w:hAnsi="Consolas" w:cs="Times New Roman"/>
+          <w:b/>
+          <w:bCs/>
+          <w:color w:val="000000"/>
+          <w:lang w:eastAsia="es-ES"/>
+        </w:rPr>
+        <w:t xml:space="preserve">; </w:t>
+      </w:r>
+      <w:proofErr w:type="spellStart"/>
+      <w:r>
+        <w:rPr>
+          <w:rFonts w:ascii="Consolas" w:eastAsia="Times New Roman" w:hAnsi="Consolas" w:cs="Times New Roman"/>
+          <w:b/>
+          <w:bCs/>
+          <w:color w:val="F92672"/>
+          <w:lang w:eastAsia="es-ES"/>
+        </w:rPr>
+        <w:t>track</w:t>
+      </w:r>
+      <w:proofErr w:type="spellEnd"/>
+      <w:r>
+        <w:rPr>
+          <w:rFonts w:ascii="Consolas" w:eastAsia="Times New Roman" w:hAnsi="Consolas" w:cs="Times New Roman"/>
+          <w:b/>
+          <w:bCs/>
+          <w:color w:val="000000"/>
+          <w:lang w:eastAsia="es-ES"/>
+        </w:rPr>
+        <w:t xml:space="preserve"> numero</w:t>
+      </w:r>
+      <w:proofErr w:type="gramStart"/>
+      <w:r>
+        <w:rPr>
+          <w:rFonts w:ascii="Consolas" w:eastAsia="Times New Roman" w:hAnsi="Consolas" w:cs="Times New Roman"/>
+          <w:b/>
+          <w:bCs/>
+          <w:color w:val="000000"/>
+          <w:lang w:eastAsia="es-ES"/>
+        </w:rPr>
+        <w:t>){</w:t>
+      </w:r>
+      <w:proofErr w:type="gramEnd"/>
+    </w:p>
+    <w:p>
+      <w:pPr>
+        <w:shd w:val="clear" w:color="auto" w:fill="FFFFFF"/>
+        <w:spacing w:after="0" w:line="240" w:lineRule="auto"/>
+        <w:rPr>
+          <w:rFonts w:ascii="Consolas" w:eastAsia="Times New Roman" w:hAnsi="Consolas" w:cs="Times New Roman"/>
+          <w:b/>
+          <w:bCs/>
+          <w:color w:val="000000"/>
+          <w:lang w:eastAsia="es-ES"/>
+        </w:rPr>
+      </w:pPr>
+      <w:r>
+        <w:rPr>
+          <w:rFonts w:ascii="Consolas" w:eastAsia="Times New Roman" w:hAnsi="Consolas" w:cs="Times New Roman"/>
+          <w:b/>
+          <w:bCs/>
+          <w:color w:val="000000"/>
+          <w:lang w:eastAsia="es-ES"/>
+        </w:rPr>
+        <w:t>        &lt;</w:t>
+      </w:r>
+      <w:proofErr w:type="gramStart"/>
+      <w:r>
+        <w:rPr>
+          <w:rFonts w:ascii="Consolas" w:eastAsia="Times New Roman" w:hAnsi="Consolas" w:cs="Times New Roman"/>
+          <w:b/>
+          <w:bCs/>
+          <w:color w:val="F92672"/>
+          <w:lang w:eastAsia="es-ES"/>
+        </w:rPr>
+        <w:t>li</w:t>
+      </w:r>
+      <w:proofErr w:type="gramEnd"/>
+      <w:r>
+        <w:rPr>
+          <w:rFonts w:ascii="Consolas" w:eastAsia="Times New Roman" w:hAnsi="Consolas" w:cs="Times New Roman"/>
+          <w:b/>
+          <w:bCs/>
+          <w:color w:val="000000"/>
+          <w:lang w:eastAsia="es-ES"/>
+        </w:rPr>
+        <w:t xml:space="preserve"> </w:t>
+      </w:r>
+      <w:r>
+        <w:rPr>
+          <w:rFonts w:ascii="Consolas" w:eastAsia="Times New Roman" w:hAnsi="Consolas" w:cs="Times New Roman"/>
+          <w:b/>
+          <w:bCs/>
+          <w:color w:val="6AAF19"/>
+          <w:lang w:eastAsia="es-ES"/>
+        </w:rPr>
+        <w:t>[</w:t>
+      </w:r>
+      <w:proofErr w:type="spellStart"/>
+      <w:r>
+        <w:rPr>
+          <w:rFonts w:ascii="Consolas" w:eastAsia="Times New Roman" w:hAnsi="Consolas" w:cs="Times New Roman"/>
+          <w:b/>
+          <w:bCs/>
+          <w:color w:val="6AAF19"/>
+          <w:lang w:eastAsia="es-ES"/>
+        </w:rPr>
+        <w:t>ngClass</w:t>
+      </w:r>
+      <w:proofErr w:type="spellEnd"/>
+      <w:r>
+        <w:rPr>
+          <w:rFonts w:ascii="Consolas" w:eastAsia="Times New Roman" w:hAnsi="Consolas" w:cs="Times New Roman"/>
+          <w:b/>
+          <w:bCs/>
+          <w:color w:val="6AAF19"/>
+          <w:lang w:eastAsia="es-ES"/>
+        </w:rPr>
+        <w:t>]</w:t>
+      </w:r>
+      <w:r>
+        <w:rPr>
+          <w:rFonts w:ascii="Consolas" w:eastAsia="Times New Roman" w:hAnsi="Consolas" w:cs="Times New Roman"/>
+          <w:b/>
+          <w:bCs/>
+          <w:color w:val="000000"/>
+          <w:lang w:eastAsia="es-ES"/>
+        </w:rPr>
+        <w:t>=</w:t>
+      </w:r>
+      <w:r>
+        <w:rPr>
+          <w:rFonts w:ascii="Consolas" w:eastAsia="Times New Roman" w:hAnsi="Consolas" w:cs="Times New Roman"/>
+          <w:b/>
+          <w:bCs/>
+          <w:color w:val="F25A00"/>
+          <w:lang w:eastAsia="es-ES"/>
+        </w:rPr>
+        <w:t>"</w:t>
+      </w:r>
+      <w:r>
+        <w:rPr>
+          <w:rFonts w:ascii="Consolas" w:eastAsia="Times New Roman" w:hAnsi="Consolas" w:cs="Times New Roman"/>
+          <w:b/>
+          <w:bCs/>
+          <w:color w:val="000000"/>
+          <w:lang w:eastAsia="es-ES"/>
+        </w:rPr>
+        <w:t>{</w:t>
+      </w:r>
+    </w:p>
+    <w:p>
+      <w:pPr>
+        <w:shd w:val="clear" w:color="auto" w:fill="FFFFFF"/>
+        <w:spacing w:after="0" w:line="240" w:lineRule="auto"/>
+        <w:rPr>
+          <w:rFonts w:ascii="Consolas" w:eastAsia="Times New Roman" w:hAnsi="Consolas" w:cs="Times New Roman"/>
+          <w:b/>
+          <w:bCs/>
+          <w:color w:val="000000"/>
+          <w:lang w:eastAsia="es-ES"/>
+        </w:rPr>
+      </w:pPr>
+      <w:r>
+        <w:rPr>
+          <w:rFonts w:ascii="Consolas" w:eastAsia="Times New Roman" w:hAnsi="Consolas" w:cs="Times New Roman"/>
+          <w:b/>
+          <w:bCs/>
+          <w:color w:val="000000"/>
+          <w:lang w:eastAsia="es-ES"/>
+        </w:rPr>
+        <w:t xml:space="preserve">            </w:t>
+      </w:r>
+      <w:proofErr w:type="gramStart"/>
+      <w:r>
+        <w:rPr>
+          <w:rFonts w:ascii="Consolas" w:eastAsia="Times New Roman" w:hAnsi="Consolas" w:cs="Times New Roman"/>
+          <w:b/>
+          <w:bCs/>
+          <w:color w:val="000000"/>
+          <w:lang w:eastAsia="es-ES"/>
+        </w:rPr>
+        <w:t>positivo</w:t>
+      </w:r>
+      <w:proofErr w:type="gramEnd"/>
+      <w:r>
+        <w:rPr>
+          <w:rFonts w:ascii="Consolas" w:eastAsia="Times New Roman" w:hAnsi="Consolas" w:cs="Times New Roman"/>
+          <w:b/>
+          <w:bCs/>
+          <w:color w:val="000000"/>
+          <w:lang w:eastAsia="es-ES"/>
+        </w:rPr>
+        <w:t xml:space="preserve">: numero </w:t>
+      </w:r>
+      <w:r>
+        <w:rPr>
+          <w:rFonts w:ascii="Consolas" w:eastAsia="Times New Roman" w:hAnsi="Consolas" w:cs="Times New Roman"/>
+          <w:b/>
+          <w:bCs/>
+          <w:color w:val="F92672"/>
+          <w:lang w:eastAsia="es-ES"/>
+        </w:rPr>
+        <w:t>&gt;</w:t>
+      </w:r>
+      <w:r>
+        <w:rPr>
+          <w:rFonts w:ascii="Consolas" w:eastAsia="Times New Roman" w:hAnsi="Consolas" w:cs="Times New Roman"/>
+          <w:b/>
+          <w:bCs/>
+          <w:color w:val="000000"/>
+          <w:lang w:eastAsia="es-ES"/>
+        </w:rPr>
+        <w:t xml:space="preserve"> </w:t>
+      </w:r>
+      <w:r>
+        <w:rPr>
+          <w:rFonts w:ascii="Consolas" w:eastAsia="Times New Roman" w:hAnsi="Consolas" w:cs="Times New Roman"/>
+          <w:b/>
+          <w:bCs/>
+          <w:color w:val="AE81FF"/>
+          <w:lang w:eastAsia="es-ES"/>
+        </w:rPr>
+        <w:t>0</w:t>
+      </w:r>
+      <w:r>
+        <w:rPr>
+          <w:rFonts w:ascii="Consolas" w:eastAsia="Times New Roman" w:hAnsi="Consolas" w:cs="Times New Roman"/>
+          <w:b/>
+          <w:bCs/>
+          <w:color w:val="000000"/>
+          <w:lang w:eastAsia="es-ES"/>
+        </w:rPr>
+        <w:t>,</w:t>
+      </w:r>
+    </w:p>
+    <w:p>
+      <w:pPr>
+        <w:shd w:val="clear" w:color="auto" w:fill="FFFFFF"/>
+        <w:spacing w:after="0" w:line="240" w:lineRule="auto"/>
+        <w:rPr>
+          <w:rFonts w:ascii="Consolas" w:eastAsia="Times New Roman" w:hAnsi="Consolas" w:cs="Times New Roman"/>
+          <w:b/>
+          <w:bCs/>
+          <w:color w:val="000000"/>
+          <w:lang w:eastAsia="es-ES"/>
+        </w:rPr>
+      </w:pPr>
+      <w:r>
+        <w:rPr>
+          <w:rFonts w:ascii="Consolas" w:eastAsia="Times New Roman" w:hAnsi="Consolas" w:cs="Times New Roman"/>
+          <w:b/>
+          <w:bCs/>
+          <w:color w:val="000000"/>
+          <w:lang w:eastAsia="es-ES"/>
+        </w:rPr>
+        <w:t xml:space="preserve">            </w:t>
+      </w:r>
+      <w:proofErr w:type="gramStart"/>
+      <w:r>
+        <w:rPr>
+          <w:rFonts w:ascii="Consolas" w:eastAsia="Times New Roman" w:hAnsi="Consolas" w:cs="Times New Roman"/>
+          <w:b/>
+          <w:bCs/>
+          <w:color w:val="000000"/>
+          <w:lang w:eastAsia="es-ES"/>
+        </w:rPr>
+        <w:t>negativo</w:t>
+      </w:r>
+      <w:proofErr w:type="gramEnd"/>
+      <w:r>
+        <w:rPr>
+          <w:rFonts w:ascii="Consolas" w:eastAsia="Times New Roman" w:hAnsi="Consolas" w:cs="Times New Roman"/>
+          <w:b/>
+          <w:bCs/>
+          <w:color w:val="000000"/>
+          <w:lang w:eastAsia="es-ES"/>
+        </w:rPr>
+        <w:t xml:space="preserve">: numero </w:t>
+      </w:r>
+      <w:r>
+        <w:rPr>
+          <w:rFonts w:ascii="Consolas" w:eastAsia="Times New Roman" w:hAnsi="Consolas" w:cs="Times New Roman"/>
+          <w:b/>
+          <w:bCs/>
+          <w:color w:val="F92672"/>
+          <w:lang w:eastAsia="es-ES"/>
+        </w:rPr>
+        <w:t>&lt;</w:t>
+      </w:r>
+      <w:r>
+        <w:rPr>
+          <w:rFonts w:ascii="Consolas" w:eastAsia="Times New Roman" w:hAnsi="Consolas" w:cs="Times New Roman"/>
+          <w:b/>
+          <w:bCs/>
+          <w:color w:val="000000"/>
+          <w:lang w:eastAsia="es-ES"/>
+        </w:rPr>
+        <w:t xml:space="preserve"> </w:t>
+      </w:r>
+      <w:r>
+        <w:rPr>
+          <w:rFonts w:ascii="Consolas" w:eastAsia="Times New Roman" w:hAnsi="Consolas" w:cs="Times New Roman"/>
+          <w:b/>
+          <w:bCs/>
+          <w:color w:val="AE81FF"/>
+          <w:lang w:eastAsia="es-ES"/>
+        </w:rPr>
+        <w:t>0</w:t>
+      </w:r>
+    </w:p>
+    <w:p>
+      <w:pPr>
+        <w:shd w:val="clear" w:color="auto" w:fill="FFFFFF"/>
+        <w:spacing w:after="0" w:line="240" w:lineRule="auto"/>
+        <w:rPr>
+          <w:rFonts w:ascii="Consolas" w:eastAsia="Times New Roman" w:hAnsi="Consolas" w:cs="Times New Roman"/>
+          <w:b/>
+          <w:bCs/>
+          <w:color w:val="000000"/>
+          <w:lang w:eastAsia="es-ES"/>
+        </w:rPr>
+      </w:pPr>
+      <w:r>
+        <w:rPr>
+          <w:rFonts w:ascii="Consolas" w:eastAsia="Times New Roman" w:hAnsi="Consolas" w:cs="Times New Roman"/>
+          <w:b/>
+          <w:bCs/>
+          <w:color w:val="000000"/>
+          <w:lang w:eastAsia="es-ES"/>
+        </w:rPr>
+        <w:t>        }</w:t>
+      </w:r>
+      <w:r>
+        <w:rPr>
+          <w:rFonts w:ascii="Consolas" w:eastAsia="Times New Roman" w:hAnsi="Consolas" w:cs="Times New Roman"/>
+          <w:b/>
+          <w:bCs/>
+          <w:color w:val="F25A00"/>
+          <w:lang w:eastAsia="es-ES"/>
+        </w:rPr>
+        <w:t>"</w:t>
+      </w:r>
+      <w:proofErr w:type="gramStart"/>
+      <w:r>
+        <w:rPr>
+          <w:rFonts w:ascii="Consolas" w:eastAsia="Times New Roman" w:hAnsi="Consolas" w:cs="Times New Roman"/>
+          <w:b/>
+          <w:bCs/>
+          <w:color w:val="000000"/>
+          <w:lang w:eastAsia="es-ES"/>
+        </w:rPr>
+        <w:t>&gt;{</w:t>
+      </w:r>
+      <w:proofErr w:type="gramEnd"/>
+      <w:r>
+        <w:rPr>
+          <w:rFonts w:ascii="Consolas" w:eastAsia="Times New Roman" w:hAnsi="Consolas" w:cs="Times New Roman"/>
+          <w:b/>
+          <w:bCs/>
+          <w:color w:val="000000"/>
+          <w:lang w:eastAsia="es-ES"/>
+        </w:rPr>
+        <w:t>{numero}}&lt;/</w:t>
+      </w:r>
+      <w:r>
+        <w:rPr>
+          <w:rFonts w:ascii="Consolas" w:eastAsia="Times New Roman" w:hAnsi="Consolas" w:cs="Times New Roman"/>
+          <w:b/>
+          <w:bCs/>
+          <w:color w:val="F92672"/>
+          <w:lang w:eastAsia="es-ES"/>
+        </w:rPr>
+        <w:t>li</w:t>
+      </w:r>
+      <w:r>
+        <w:rPr>
+          <w:rFonts w:ascii="Consolas" w:eastAsia="Times New Roman" w:hAnsi="Consolas" w:cs="Times New Roman"/>
+          <w:b/>
+          <w:bCs/>
+          <w:color w:val="000000"/>
+          <w:lang w:eastAsia="es-ES"/>
+        </w:rPr>
+        <w:t>&gt;</w:t>
+      </w:r>
+    </w:p>
+    <w:p>
+      <w:pPr>
+        <w:shd w:val="clear" w:color="auto" w:fill="FFFFFF"/>
+        <w:spacing w:after="0" w:line="240" w:lineRule="auto"/>
+        <w:rPr>
+          <w:rFonts w:ascii="Consolas" w:eastAsia="Times New Roman" w:hAnsi="Consolas" w:cs="Times New Roman"/>
+          <w:b/>
+          <w:bCs/>
+          <w:color w:val="000000"/>
+          <w:lang w:eastAsia="es-ES"/>
+        </w:rPr>
+      </w:pPr>
+      <w:r>
+        <w:rPr>
+          <w:rFonts w:ascii="Consolas" w:eastAsia="Times New Roman" w:hAnsi="Consolas" w:cs="Times New Roman"/>
+          <w:b/>
+          <w:bCs/>
+          <w:color w:val="000000"/>
+          <w:lang w:eastAsia="es-ES"/>
+        </w:rPr>
+        <w:t>    }</w:t>
+      </w:r>
+    </w:p>
+    <w:p>
+      <w:pPr>
+        <w:shd w:val="clear" w:color="auto" w:fill="FFFFFF"/>
+        <w:spacing w:after="0" w:line="240" w:lineRule="auto"/>
+        <w:rPr>
+          <w:rFonts w:ascii="Consolas" w:eastAsia="Times New Roman" w:hAnsi="Consolas" w:cs="Times New Roman"/>
+          <w:b/>
+          <w:bCs/>
+          <w:color w:val="000000"/>
+          <w:lang w:eastAsia="es-ES"/>
+        </w:rPr>
+      </w:pPr>
+      <w:r>
+        <w:rPr>
+          <w:rFonts w:ascii="Consolas" w:eastAsia="Times New Roman" w:hAnsi="Consolas" w:cs="Times New Roman"/>
+          <w:b/>
+          <w:bCs/>
+          <w:color w:val="000000"/>
+          <w:lang w:eastAsia="es-ES"/>
+        </w:rPr>
+        <w:t>&lt;/</w:t>
+      </w:r>
+      <w:proofErr w:type="spellStart"/>
+      <w:proofErr w:type="gramStart"/>
+      <w:r>
+        <w:rPr>
+          <w:rFonts w:ascii="Consolas" w:eastAsia="Times New Roman" w:hAnsi="Consolas" w:cs="Times New Roman"/>
+          <w:b/>
+          <w:bCs/>
+          <w:color w:val="F92672"/>
+          <w:lang w:eastAsia="es-ES"/>
+        </w:rPr>
+        <w:t>ul</w:t>
+      </w:r>
+      <w:proofErr w:type="spellEnd"/>
+      <w:proofErr w:type="gramEnd"/>
+      <w:r>
+        <w:rPr>
+          <w:rFonts w:ascii="Consolas" w:eastAsia="Times New Roman" w:hAnsi="Consolas" w:cs="Times New Roman"/>
+          <w:b/>
+          <w:bCs/>
+          <w:color w:val="000000"/>
+          <w:lang w:eastAsia="es-ES"/>
+        </w:rPr>
+        <w:t>&gt;</w:t>
+      </w:r>
+    </w:p>
+    <w:p>
+      <w:pPr>
+        <w:spacing w:after="0" w:line="240" w:lineRule="auto"/>
+        <w:rPr>
+          <w:rFonts w:ascii="Verdana" w:hAnsi="Verdana"/>
+          <w:sz w:val="28"/>
+          <w:szCs w:val="28"/>
+        </w:rPr>
+      </w:pPr>
+    </w:p>
+    <w:p>
+      <w:pPr>
+        <w:spacing w:after="0" w:line="240" w:lineRule="auto"/>
+        <w:rPr>
+          <w:rFonts w:ascii="Verdana" w:hAnsi="Verdana"/>
           <w:sz w:val="28"/>
           <w:szCs w:val="28"/>
         </w:rPr>
@@ -32292,9 +33801,19 @@
         </w:rPr>
       </w:pPr>
     </w:p>
+    <w:p>
+      <w:pPr>
+        <w:spacing w:after="0" w:line="240" w:lineRule="auto"/>
+        <w:rPr>
+          <w:rFonts w:ascii="Verdana" w:hAnsi="Verdana"/>
+          <w:sz w:val="28"/>
+          <w:szCs w:val="28"/>
+        </w:rPr>
+      </w:pPr>
+    </w:p>
     <w:sectPr>
-      <w:headerReference w:type="default" r:id="rId66"/>
-      <w:footerReference w:type="default" r:id="rId67"/>
+      <w:headerReference w:type="default" r:id="rId68"/>
+      <w:footerReference w:type="default" r:id="rId69"/>
       <w:pgSz w:w="11906" w:h="16838"/>
       <w:pgMar w:top="1417" w:right="1701" w:bottom="1417" w:left="1701" w:header="708" w:footer="708" w:gutter="0"/>
       <w:cols w:space="708"/>
@@ -32362,7 +33881,7 @@
           <w:rPr>
             <w:noProof/>
           </w:rPr>
-          <w:t>36</w:t>
+          <w:t>38</w:t>
         </w:r>
         <w:r>
           <w:fldChar w:fldCharType="end"/>
@@ -35994,7 +37513,7 @@
 </file>
 
 <file path=customXml/itemProps1.xml><?xml version="1.0" encoding="utf-8"?>
-<ds:datastoreItem xmlns:ds="http://schemas.openxmlformats.org/officeDocument/2006/customXml" ds:itemID="{41FB51B8-17B9-44FE-95C6-4B3C0FDD7407}">
+<ds:datastoreItem xmlns:ds="http://schemas.openxmlformats.org/officeDocument/2006/customXml" ds:itemID="{9F9E216C-C2DB-4EA1-BD8F-12467B7437E8}">
   <ds:schemaRefs>
     <ds:schemaRef ds:uri="http://schemas.openxmlformats.org/officeDocument/2006/bibliography"/>
   </ds:schemaRefs>
